--- a/RAPPORT DE STAGE.docx
+++ b/RAPPORT DE STAGE.docx
@@ -1,6 +1,6 @@
 
 <file path=word/document.xml><?xml version="1.0" encoding="utf-8"?>
-<w:document xmlns:wpc="http://schemas.microsoft.com/office/word/2010/wordprocessingCanvas" xmlns:cx="http://schemas.microsoft.com/office/drawing/2014/chartex" xmlns:cx1="http://schemas.microsoft.com/office/drawing/2015/9/8/chartex" xmlns:cx2="http://schemas.microsoft.com/office/drawing/2015/10/21/chartex" xmlns:cx3="http://schemas.microsoft.com/office/drawing/2016/5/9/chartex" xmlns:cx4="http://schemas.microsoft.com/office/drawing/2016/5/10/chartex" xmlns:cx5="http://schemas.microsoft.com/office/drawing/2016/5/11/chartex" xmlns:cx6="http://schemas.microsoft.com/office/drawing/2016/5/12/chartex" xmlns:cx7="http://schemas.microsoft.com/office/drawing/2016/5/13/chartex" xmlns:cx8="http://schemas.microsoft.com/office/drawing/2016/5/14/chartex" xmlns:mc="http://schemas.openxmlformats.org/markup-compatibility/2006" xmlns:aink="http://schemas.microsoft.com/office/drawing/2016/ink" xmlns:am3d="http://schemas.microsoft.com/office/drawing/2017/model3d" xmlns:o="urn:schemas-microsoft-com:office:office" xmlns:oel="http://schemas.microsoft.com/office/2019/extlst" xmlns:r="http://schemas.openxmlformats.org/officeDocument/2006/relationships" xmlns:m="http://schemas.openxmlformats.org/officeDocument/2006/math" xmlns:v="urn:schemas-microsoft-com:vml" xmlns:wp14="http://schemas.microsoft.com/office/word/2010/wordprocessingDrawing" xmlns:wp="http://schemas.openxmlformats.org/drawingml/2006/wordprocessingDrawing" xmlns:w10="urn:schemas-microsoft-com:office:word" xmlns:w="http://schemas.openxmlformats.org/wordprocessingml/2006/main" xmlns:w14="http://schemas.microsoft.com/office/word/2010/wordml" xmlns:w15="http://schemas.microsoft.com/office/word/2012/wordml" xmlns:w16cex="http://schemas.microsoft.com/office/word/2018/wordml/cex" xmlns:w16cid="http://schemas.microsoft.com/office/word/2016/wordml/cid" xmlns:w16="http://schemas.microsoft.com/office/word/2018/wordml" xmlns:w16du="http://schemas.microsoft.com/office/word/2023/wordml/word16du" xmlns:w16sdtdh="http://schemas.microsoft.com/office/word/2020/wordml/sdtdatahash" xmlns:w16sdtfl="http://schemas.microsoft.com/office/word/2024/wordml/sdtformatlock" xmlns:w16se="http://schemas.microsoft.com/office/word/2015/wordml/symex" xmlns:wpg="http://schemas.microsoft.com/office/word/2010/wordprocessingGroup" xmlns:wpi="http://schemas.microsoft.com/office/word/2010/wordprocessingInk" xmlns:wne="http://schemas.microsoft.com/office/word/2006/wordml" xmlns:wps="http://schemas.microsoft.com/office/word/2010/wordprocessingShape" mc:Ignorable="w14 w15 w16se w16cid w16 w16cex w16sdtdh w16sdtfl w16du wp14">
+<w:document xmlns:wpc="http://schemas.microsoft.com/office/word/2010/wordprocessingCanvas" xmlns:cx="http://schemas.microsoft.com/office/drawing/2014/chartex" xmlns:cx1="http://schemas.microsoft.com/office/drawing/2015/9/8/chartex" xmlns:cx2="http://schemas.microsoft.com/office/drawing/2015/10/21/chartex" xmlns:cx3="http://schemas.microsoft.com/office/drawing/2016/5/9/chartex" xmlns:cx4="http://schemas.microsoft.com/office/drawing/2016/5/10/chartex" xmlns:cx5="http://schemas.microsoft.com/office/drawing/2016/5/11/chartex" xmlns:cx6="http://schemas.microsoft.com/office/drawing/2016/5/12/chartex" xmlns:cx7="http://schemas.microsoft.com/office/drawing/2016/5/13/chartex" xmlns:cx8="http://schemas.microsoft.com/office/drawing/2016/5/14/chartex" xmlns:mc="http://schemas.openxmlformats.org/markup-compatibility/2006" xmlns:aink="http://schemas.microsoft.com/office/drawing/2016/ink" xmlns:am3d="http://schemas.microsoft.com/office/drawing/2017/model3d" xmlns:o="urn:schemas-microsoft-com:office:office" xmlns:oel="http://schemas.microsoft.com/office/2019/extlst" xmlns:r="http://schemas.openxmlformats.org/officeDocument/2006/relationships" xmlns:m="http://schemas.openxmlformats.org/officeDocument/2006/math" xmlns:v="urn:schemas-microsoft-com:vml" xmlns:wp14="http://schemas.microsoft.com/office/word/2010/wordprocessingDrawing" xmlns:wp="http://schemas.openxmlformats.org/drawingml/2006/wordprocessingDrawing" xmlns:w10="urn:schemas-microsoft-com:office:word" xmlns:w="http://schemas.openxmlformats.org/wordprocessingml/2006/main" xmlns:w14="http://schemas.microsoft.com/office/word/2010/wordml" xmlns:w15="http://schemas.microsoft.com/office/word/2012/wordml" xmlns:w16cei="http://schemas.microsoft.com/office/word/2026/wordml/cei" xmlns:w16cex="http://schemas.microsoft.com/office/word/2018/wordml/cex" xmlns:w16cid="http://schemas.microsoft.com/office/word/2016/wordml/cid" xmlns:w16="http://schemas.microsoft.com/office/word/2018/wordml" xmlns:w16du="http://schemas.microsoft.com/office/word/2023/wordml/word16du" xmlns:w16sdtdh="http://schemas.microsoft.com/office/word/2020/wordml/sdtdatahash" xmlns:w16sdtfl="http://schemas.microsoft.com/office/word/2024/wordml/sdtformatlock" xmlns:w16se="http://schemas.microsoft.com/office/word/2015/wordml/symex" xmlns:wpg="http://schemas.microsoft.com/office/word/2010/wordprocessingGroup" xmlns:wpi="http://schemas.microsoft.com/office/word/2010/wordprocessingInk" xmlns:wne="http://schemas.microsoft.com/office/word/2006/wordml" xmlns:wps="http://schemas.microsoft.com/office/word/2010/wordprocessingShape" mc:Ignorable="w14 w15 w16se w16cid w16 w16cex w16sdtdh w16sdtfl w16du wp14">
   <w:body>
     <w:p>
       <w:r>
@@ -3439,10 +3439,7 @@
         <w:t xml:space="preserve">Pour mener à bien cette mission, ce rapport s’articulera autour de trois grandes parties </w:t>
       </w:r>
       <w:r>
-        <w:t>qui sont</w:t>
-      </w:r>
-      <w:r>
-        <w:t xml:space="preserve"> </w:t>
+        <w:t xml:space="preserve">qui sont </w:t>
       </w:r>
       <w:r>
         <w:t>:</w:t>
@@ -3850,7 +3847,7 @@
           <w:lang w:eastAsia="fr-FR"/>
         </w:rPr>
         <w:drawing>
-          <wp:inline distT="0" distB="0" distL="0" distR="0" wp14:anchorId="6A86FE72" wp14:editId="7FB6B8AC">
+          <wp:inline distT="0" distB="0" distL="0" distR="0" wp14:anchorId="6A86FE72" wp14:editId="0D4D7C39">
             <wp:extent cx="5759450" cy="3237865"/>
             <wp:effectExtent l="0" t="0" r="0" b="635"/>
             <wp:docPr id="88" name="Image 88"/>
@@ -3939,7 +3936,16 @@
         <w:t xml:space="preserve">. L’entreprise offre une large gamme de services : </w:t>
       </w:r>
       <w:r>
-        <w:t xml:space="preserve">Développement Web, Applications </w:t>
+        <w:t>d</w:t>
+      </w:r>
+      <w:r>
+        <w:t xml:space="preserve">éveloppement Web, </w:t>
+      </w:r>
+      <w:r>
+        <w:t>a</w:t>
+      </w:r>
+      <w:r>
+        <w:t xml:space="preserve">pplications </w:t>
       </w:r>
       <w:r>
         <w:t>mobile</w:t>
@@ -3950,8 +3956,34 @@
       <w:r>
         <w:t xml:space="preserve">, </w:t>
       </w:r>
-      <w:r>
-        <w:t>DevOps et infrastructure, Intégration IA, Sécurité et Maintenance.</w:t>
+      <w:proofErr w:type="spellStart"/>
+      <w:r>
+        <w:t>d</w:t>
+      </w:r>
+      <w:r>
+        <w:t>evOps</w:t>
+      </w:r>
+      <w:proofErr w:type="spellEnd"/>
+      <w:r>
+        <w:t xml:space="preserve"> et infrastructure, </w:t>
+      </w:r>
+      <w:r>
+        <w:t>i</w:t>
+      </w:r>
+      <w:r>
+        <w:t>ntégration IA</w:t>
+      </w:r>
+      <w:r>
+        <w:t xml:space="preserve"> et s</w:t>
+      </w:r>
+      <w:r>
+        <w:t xml:space="preserve">écurité et </w:t>
+      </w:r>
+      <w:r>
+        <w:t>m</w:t>
+      </w:r>
+      <w:r>
+        <w:t>aintenance.</w:t>
       </w:r>
     </w:p>
     <w:p>
@@ -4134,25 +4166,25 @@
         <w:rPr>
           <w:lang w:val="fr-TG"/>
         </w:rPr>
-        <w:t>Ell</w:t>
-      </w:r>
-      <w:r>
-        <w:rPr>
-          <w:lang w:val="fr-TG"/>
-        </w:rPr>
-        <w:t>e rend le suivi de l'état d'une intervention dépendant de la disponibilité humaine</w:t>
-      </w:r>
-      <w:r>
-        <w:rPr>
-          <w:lang w:val="fr-TG"/>
-        </w:rPr>
-        <w:t xml:space="preserve"> </w:t>
-      </w:r>
-      <w:r>
-        <w:rPr>
-          <w:lang w:val="fr-TG"/>
-        </w:rPr>
-        <w:t>;</w:t>
+        <w:t>E</w:t>
+      </w:r>
+      <w:r>
+        <w:rPr>
+          <w:lang w:val="fr-TG"/>
+        </w:rPr>
+        <w:t xml:space="preserve">lle est sujette à des oublis dans l'affectation ou la notification des techniciens </w:t>
+      </w:r>
+      <w:r>
+        <w:rPr>
+          <w:lang w:val="fr-TG"/>
+        </w:rPr>
+        <w:t>à</w:t>
+      </w:r>
+      <w:r>
+        <w:rPr>
+          <w:lang w:val="fr-TG"/>
+        </w:rPr>
+        <w:t xml:space="preserve"> des clients ;</w:t>
       </w:r>
     </w:p>
     <w:p>
@@ -4175,19 +4207,7 @@
         <w:rPr>
           <w:lang w:val="fr-TG"/>
         </w:rPr>
-        <w:t xml:space="preserve">lle est sujette à des oublis dans l'affectation ou la notification des techniciens </w:t>
-      </w:r>
-      <w:r>
-        <w:rPr>
-          <w:lang w:val="fr-TG"/>
-        </w:rPr>
-        <w:t>à</w:t>
-      </w:r>
-      <w:r>
-        <w:rPr>
-          <w:lang w:val="fr-TG"/>
-        </w:rPr>
-        <w:t xml:space="preserve"> des clients ;</w:t>
+        <w:t>lle ne permet aucune analyse consolidée des performances ;</w:t>
       </w:r>
     </w:p>
     <w:p>
@@ -4210,7 +4230,13 @@
         <w:rPr>
           <w:lang w:val="fr-TG"/>
         </w:rPr>
-        <w:t>lle ne permet aucune analyse consolidée des performances ;</w:t>
+        <w:t>lle expose l'entreprise à des risques de sécurité si les échanges contiennent des informations sensibles sans contrôle d'accès formalisé</w:t>
+      </w:r>
+      <w:r>
+        <w:rPr>
+          <w:lang w:val="fr-TG"/>
+        </w:rPr>
+        <w:t xml:space="preserve"> ;</w:t>
       </w:r>
     </w:p>
     <w:p>
@@ -4229,51 +4255,17 @@
         </w:rPr>
         <w:t>E</w:t>
       </w:r>
-      <w:r>
-        <w:rPr>
-          <w:lang w:val="fr-TG"/>
-        </w:rPr>
-        <w:t>lle expose l'entreprise à des risques de sécurité si les échanges contiennent des informations sensibles sans contrôle d'accès formalisé</w:t>
-      </w:r>
-      <w:r>
-        <w:rPr>
-          <w:lang w:val="fr-TG"/>
-        </w:rPr>
-        <w:t xml:space="preserve"> ;</w:t>
-      </w:r>
-    </w:p>
-    <w:p>
-      <w:pPr>
-        <w:numPr>
-          <w:ilvl w:val="0"/>
-          <w:numId w:val="4"/>
-        </w:numPr>
-        <w:rPr>
-          <w:lang w:val="fr-TG"/>
-        </w:rPr>
-      </w:pPr>
-      <w:r>
-        <w:rPr>
-          <w:lang w:val="fr-TG"/>
-        </w:rPr>
-        <w:t>E</w:t>
-      </w:r>
       <w:proofErr w:type="spellStart"/>
       <w:r>
         <w:t>lle</w:t>
       </w:r>
       <w:proofErr w:type="spellEnd"/>
       <w:r>
-        <w:t xml:space="preserve"> manque d'adaptabilité aux contraintes de mobilité, empêchant les techniciens sur le terrain et les clients en déplacement d'accéder facilement à la plateforme via leur smartphone ou </w:t>
-      </w:r>
-      <w:proofErr w:type="gramStart"/>
-      <w:r>
-        <w:t xml:space="preserve">tablette </w:t>
+        <w:t xml:space="preserve"> manque d'adaptabilité aux contraintes de mobilité, empêchant les techniciens sur le terrain et les clients en déplacement d'accéder facilement à la plateforme via leur smartphone ou tablette</w:t>
       </w:r>
       <w:r>
         <w:t>.</w:t>
       </w:r>
-      <w:proofErr w:type="gramEnd"/>
     </w:p>
     <w:p>
       <w:pPr>
@@ -4302,7 +4294,6 @@
         <w:rPr>
           <w:lang w:val="fr-TG"/>
         </w:rPr>
-        <w:lastRenderedPageBreak/>
         <w:t>C</w:t>
       </w:r>
       <w:r>
@@ -4326,6 +4317,7 @@
         <w:rPr>
           <w:lang w:val="fr-TG"/>
         </w:rPr>
+        <w:lastRenderedPageBreak/>
         <w:t>Q</w:t>
       </w:r>
       <w:r>
@@ -4550,17 +4542,7 @@
         </w:numPr>
       </w:pPr>
       <w:r>
-        <w:lastRenderedPageBreak/>
-        <w:t>Centraliser</w:t>
-      </w:r>
-      <w:r>
-        <w:t xml:space="preserve"> la gestion des demandes d'intervention dans un seul outil, visant 100 % des tickets créés et suivis </w:t>
-      </w:r>
-      <w:r>
-        <w:t xml:space="preserve">sur la plateforme </w:t>
-      </w:r>
-      <w:r>
-        <w:t xml:space="preserve">;  </w:t>
+        <w:t xml:space="preserve">Centraliser la gestion des demandes d'intervention dans un seul outil, visant 100 % des tickets créés et suivis sur la plateforme ;  </w:t>
       </w:r>
     </w:p>
     <w:p>
@@ -4572,10 +4554,8 @@
         </w:numPr>
       </w:pPr>
       <w:r>
-        <w:t>Réduire</w:t>
-      </w:r>
-      <w:r>
-        <w:t xml:space="preserve"> le temps de prise en charge des tickets, avec un délai moyen entre création et affectation qui doit être de 30 minutes ou moins pendant les heures de bureau ;  </w:t>
+        <w:lastRenderedPageBreak/>
+        <w:t xml:space="preserve">Réduire le temps de prise en charge des tickets, avec un délai moyen entre création et affectation qui doit être de 30 minutes ou moins pendant les heures de bureau ;  </w:t>
       </w:r>
     </w:p>
     <w:p>
@@ -4587,10 +4567,7 @@
         </w:numPr>
       </w:pPr>
       <w:r>
-        <w:t>O</w:t>
-      </w:r>
-      <w:r>
-        <w:t xml:space="preserve">ffrir une visibilité en temps réel sur l'état des interventions grâce à un tableau de bord accessible aux trois types d'utilisateurs ;  </w:t>
+        <w:t xml:space="preserve">Offrir une visibilité en temps réel sur l'état des interventions grâce à un tableau de bord accessible aux trois types d'utilisateurs ;  </w:t>
       </w:r>
     </w:p>
     <w:p>
@@ -4602,10 +4579,7 @@
         </w:numPr>
       </w:pPr>
       <w:r>
-        <w:t>A</w:t>
-      </w:r>
-      <w:r>
-        <w:t xml:space="preserve">utomatiser l'information des parties prenantes, avec une notification envoyée dans un délai de 5 minutes maximum après chaque changement d'état ;  </w:t>
+        <w:t xml:space="preserve">Automatiser l'information des parties prenantes, avec une notification envoyée dans un délai de 5 minutes maximum après chaque changement d'état ;  </w:t>
       </w:r>
     </w:p>
     <w:p>
@@ -4617,10 +4591,10 @@
         </w:numPr>
       </w:pPr>
       <w:r>
-        <w:t>A</w:t>
-      </w:r>
-      <w:r>
-        <w:t xml:space="preserve">ssurer une gestion basée sur les données à l'aide de statistiques exportables (CSV/PDF) sur une période définie ;  </w:t>
+        <w:t>Permettre</w:t>
+      </w:r>
+      <w:r>
+        <w:t xml:space="preserve"> une gestion basée sur les données à l'aide de statistiques exportables (CSV/PDF) sur une période définie ;  </w:t>
       </w:r>
     </w:p>
     <w:p>
@@ -4632,10 +4606,7 @@
         </w:numPr>
       </w:pPr>
       <w:r>
-        <w:t>G</w:t>
-      </w:r>
-      <w:r>
-        <w:t>arantir la sécurité des accès et des données grâce à une authentification JWT, un contrôle d'accès rigoureux par rôle, et un chiffrement des mots de passe.</w:t>
+        <w:t>Garantir la sécurité des accès et des données grâce à une authentification JWT, un contrôle d'accès rigoureux par rôle, et un chiffrement des mots de passe.</w:t>
       </w:r>
     </w:p>
     <w:p>
@@ -4915,217 +4886,13 @@
       </w:r>
     </w:p>
     <w:p/>
-    <w:p/>
-    <w:p>
-      <w:pPr>
-        <w:tabs>
-          <w:tab w:val="left" w:pos="3721"/>
-        </w:tabs>
-      </w:pPr>
+    <w:p>
+      <w:r>
+        <w:t xml:space="preserve">Préalablement au développement de l'application, il est essentiel d'acquérir une compréhension approfondie du domaine concerné. Cette phase d'analyse, cruciale </w:t>
+      </w:r>
       <w:r>
         <w:lastRenderedPageBreak/>
-        <w:tab/>
-      </w:r>
-    </w:p>
-    <w:p/>
-    <w:p/>
-    <w:p/>
-    <w:p/>
-    <w:p/>
-    <w:p/>
-    <w:p>
-      <w:r>
-        <w:rPr>
-          <w:noProof/>
-          <w:lang w:eastAsia="fr-FR"/>
-        </w:rPr>
-        <mc:AlternateContent>
-          <mc:Choice Requires="wps">
-            <w:drawing>
-              <wp:anchor distT="0" distB="0" distL="114300" distR="114300" simplePos="0" relativeHeight="251677696" behindDoc="0" locked="0" layoutInCell="1" allowOverlap="1" wp14:anchorId="5FAAC579" wp14:editId="5BF054F8">
-                <wp:simplePos x="0" y="0"/>
-                <wp:positionH relativeFrom="margin">
-                  <wp:align>center</wp:align>
-                </wp:positionH>
-                <wp:positionV relativeFrom="paragraph">
-                  <wp:posOffset>139304</wp:posOffset>
-                </wp:positionV>
-                <wp:extent cx="4106382" cy="1390207"/>
-                <wp:effectExtent l="19050" t="19050" r="27940" b="19685"/>
-                <wp:wrapNone/>
-                <wp:docPr id="644524900" name="Parchemin : horizontal 644524900"/>
-                <wp:cNvGraphicFramePr/>
-                <a:graphic xmlns:a="http://schemas.openxmlformats.org/drawingml/2006/main">
-                  <a:graphicData uri="http://schemas.microsoft.com/office/word/2010/wordprocessingShape">
-                    <wps:wsp>
-                      <wps:cNvSpPr/>
-                      <wps:spPr>
-                        <a:xfrm>
-                          <a:off x="0" y="0"/>
-                          <a:ext cx="4106382" cy="1390207"/>
-                        </a:xfrm>
-                        <a:prstGeom prst="horizontalScroll">
-                          <a:avLst/>
-                        </a:prstGeom>
-                        <a:solidFill>
-                          <a:schemeClr val="accent2">
-                            <a:lumMod val="60000"/>
-                            <a:lumOff val="40000"/>
-                          </a:schemeClr>
-                        </a:solidFill>
-                        <a:ln w="28575">
-                          <a:solidFill>
-                            <a:schemeClr val="tx2">
-                              <a:lumMod val="50000"/>
-                            </a:schemeClr>
-                          </a:solidFill>
-                        </a:ln>
-                      </wps:spPr>
-                      <wps:style>
-                        <a:lnRef idx="2">
-                          <a:schemeClr val="accent1">
-                            <a:shade val="50000"/>
-                          </a:schemeClr>
-                        </a:lnRef>
-                        <a:fillRef idx="1">
-                          <a:schemeClr val="accent1"/>
-                        </a:fillRef>
-                        <a:effectRef idx="0">
-                          <a:schemeClr val="accent1"/>
-                        </a:effectRef>
-                        <a:fontRef idx="minor">
-                          <a:schemeClr val="lt1"/>
-                        </a:fontRef>
-                      </wps:style>
-                      <wps:txbx>
-                        <w:txbxContent>
-                          <w:p>
-                            <w:pPr>
-                              <w:pStyle w:val="Titre1"/>
-                            </w:pPr>
-                            <w:r>
-                              <w:rPr>
-                                <w:rStyle w:val="Titre1Car"/>
-                                <w:b/>
-                                <w:caps/>
-                              </w:rPr>
-                              <w:t>PARTIE</w:t>
-                            </w:r>
-                            <w:r>
-                              <w:rPr>
-                                <w:rStyle w:val="Titre2Car"/>
-                                <w:b/>
-                                <w:szCs w:val="40"/>
-                              </w:rPr>
-                              <w:t xml:space="preserve"> 1 : CAHIER DES CHARGES</w:t>
-                            </w:r>
-                          </w:p>
-                          <w:p>
-                            <w:pPr>
-                              <w:jc w:val="center"/>
-                              <w:rPr>
-                                <w:b/>
-                                <w:bCs/>
-                                <w:color w:val="000000" w:themeColor="text1"/>
-                                <w:sz w:val="32"/>
-                                <w:szCs w:val="28"/>
-                                <w14:textOutline w14:w="9525" w14:cap="rnd" w14:cmpd="sng" w14:algn="ctr">
-                                  <w14:noFill/>
-                                  <w14:prstDash w14:val="solid"/>
-                                  <w14:bevel/>
-                                </w14:textOutline>
-                              </w:rPr>
-                            </w:pPr>
-                          </w:p>
-                        </w:txbxContent>
-                      </wps:txbx>
-                      <wps:bodyPr rot="0" spcFirstLastPara="0" vertOverflow="overflow" horzOverflow="overflow" vert="horz" wrap="square" lIns="91440" tIns="0" rIns="91440" bIns="0" numCol="1" spcCol="0" rtlCol="0" fromWordArt="0" anchor="ctr" anchorCtr="0" forceAA="0" compatLnSpc="1">
-                        <a:prstTxWarp prst="textNoShape">
-                          <a:avLst/>
-                        </a:prstTxWarp>
-                        <a:noAutofit/>
-                      </wps:bodyPr>
-                    </wps:wsp>
-                  </a:graphicData>
-                </a:graphic>
-                <wp14:sizeRelH relativeFrom="margin">
-                  <wp14:pctWidth>0</wp14:pctWidth>
-                </wp14:sizeRelH>
-                <wp14:sizeRelV relativeFrom="margin">
-                  <wp14:pctHeight>0</wp14:pctHeight>
-                </wp14:sizeRelV>
-              </wp:anchor>
-            </w:drawing>
-          </mc:Choice>
-          <mc:Fallback>
-            <w:pict>
-              <v:shape w14:anchorId="5FAAC579" id="Parchemin : horizontal 644524900" o:spid="_x0000_s1038" type="#_x0000_t98" style="position:absolute;left:0;text-align:left;margin-left:0;margin-top:10.95pt;width:323.35pt;height:109.45pt;z-index:251677696;visibility:visible;mso-wrap-style:square;mso-width-percent:0;mso-height-percent:0;mso-wrap-distance-left:9pt;mso-wrap-distance-top:0;mso-wrap-distance-right:9pt;mso-wrap-distance-bottom:0;mso-position-horizontal:center;mso-position-horizontal-relative:margin;mso-position-vertical:absolute;mso-position-vertical-relative:text;mso-width-percent:0;mso-height-percent:0;mso-width-relative:margin;mso-height-relative:margin;v-text-anchor:middle" o:gfxdata="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" fillcolor="#f4b083 [1941]" strokecolor="#212934 [1615]" strokeweight="2.25pt">
-                <v:stroke joinstyle="miter"/>
-                <v:textbox inset=",0,,0">
-                  <w:txbxContent>
-                    <w:p>
-                      <w:pPr>
-                        <w:pStyle w:val="Titre1"/>
-                      </w:pPr>
-                      <w:r>
-                        <w:rPr>
-                          <w:rStyle w:val="Titre1Car"/>
-                          <w:b/>
-                          <w:caps/>
-                        </w:rPr>
-                        <w:t>PARTIE</w:t>
-                      </w:r>
-                      <w:r>
-                        <w:rPr>
-                          <w:rStyle w:val="Titre2Car"/>
-                          <w:b/>
-                          <w:szCs w:val="40"/>
-                        </w:rPr>
-                        <w:t xml:space="preserve"> 1 : CAHIER DES CHARGES</w:t>
-                      </w:r>
-                    </w:p>
-                    <w:p>
-                      <w:pPr>
-                        <w:jc w:val="center"/>
-                        <w:rPr>
-                          <w:b/>
-                          <w:bCs/>
-                          <w:color w:val="000000" w:themeColor="text1"/>
-                          <w:sz w:val="32"/>
-                          <w:szCs w:val="28"/>
-                          <w14:textOutline w14:w="9525" w14:cap="rnd" w14:cmpd="sng" w14:algn="ctr">
-                            <w14:noFill/>
-                            <w14:prstDash w14:val="solid"/>
-                            <w14:bevel/>
-                          </w14:textOutline>
-                        </w:rPr>
-                      </w:pPr>
-                    </w:p>
-                  </w:txbxContent>
-                </v:textbox>
-                <w10:wrap anchorx="margin"/>
-              </v:shape>
-            </w:pict>
-          </mc:Fallback>
-        </mc:AlternateContent>
-      </w:r>
-    </w:p>
-    <w:p/>
-    <w:p/>
-    <w:p/>
-    <w:p/>
-    <w:p/>
-    <w:p/>
-    <w:p/>
-    <w:p/>
-    <w:p/>
-    <w:p/>
-    <w:p/>
-    <w:p/>
-    <w:p>
-      <w:r>
-        <w:lastRenderedPageBreak/>
-        <w:t>Préalablement au développement de l'application, il est essentiel d'acquérir une compréhension approfondie du domaine concerné. Cette phase d'analyse, cruciale dans tout projet informatique, nous permettra d'examiner en profondeur les besoins existants afin de concevoir des solutions pertinentes.</w:t>
+        <w:t>dans tout projet informatique, nous permettra d'examiner en profondeur les besoins existants afin de concevoir des solutions pertinentes.</w:t>
       </w:r>
     </w:p>
     <w:p>
@@ -5378,7 +5145,6 @@
           <w:bCs/>
           <w:lang w:val="fr-TG"/>
         </w:rPr>
-        <w:lastRenderedPageBreak/>
         <w:t>Zendesk</w:t>
       </w:r>
       <w:proofErr w:type="spellEnd"/>
@@ -5431,6 +5197,7 @@
           <w:bCs/>
           <w:lang w:val="fr-TG"/>
         </w:rPr>
+        <w:lastRenderedPageBreak/>
         <w:t>Jira Service Management :</w:t>
       </w:r>
       <w:r>
@@ -5513,7 +5280,7 @@
 </file>
 
 <file path=word/endnotes.xml><?xml version="1.0" encoding="utf-8"?>
-<w:endnotes xmlns:wpc="http://schemas.microsoft.com/office/word/2010/wordprocessingCanvas" xmlns:cx="http://schemas.microsoft.com/office/drawing/2014/chartex" xmlns:cx1="http://schemas.microsoft.com/office/drawing/2015/9/8/chartex" xmlns:cx2="http://schemas.microsoft.com/office/drawing/2015/10/21/chartex" xmlns:cx3="http://schemas.microsoft.com/office/drawing/2016/5/9/chartex" xmlns:cx4="http://schemas.microsoft.com/office/drawing/2016/5/10/chartex" xmlns:cx5="http://schemas.microsoft.com/office/drawing/2016/5/11/chartex" xmlns:cx6="http://schemas.microsoft.com/office/drawing/2016/5/12/chartex" xmlns:cx7="http://schemas.microsoft.com/office/drawing/2016/5/13/chartex" xmlns:cx8="http://schemas.microsoft.com/office/drawing/2016/5/14/chartex" xmlns:mc="http://schemas.openxmlformats.org/markup-compatibility/2006" xmlns:aink="http://schemas.microsoft.com/office/drawing/2016/ink" xmlns:am3d="http://schemas.microsoft.com/office/drawing/2017/model3d" xmlns:o="urn:schemas-microsoft-com:office:office" xmlns:oel="http://schemas.microsoft.com/office/2019/extlst" xmlns:r="http://schemas.openxmlformats.org/officeDocument/2006/relationships" xmlns:m="http://schemas.openxmlformats.org/officeDocument/2006/math" xmlns:v="urn:schemas-microsoft-com:vml" xmlns:wp14="http://schemas.microsoft.com/office/word/2010/wordprocessingDrawing" xmlns:wp="http://schemas.openxmlformats.org/drawingml/2006/wordprocessingDrawing" xmlns:w10="urn:schemas-microsoft-com:office:word" xmlns:w="http://schemas.openxmlformats.org/wordprocessingml/2006/main" xmlns:w14="http://schemas.microsoft.com/office/word/2010/wordml" xmlns:w15="http://schemas.microsoft.com/office/word/2012/wordml" xmlns:w16cex="http://schemas.microsoft.com/office/word/2018/wordml/cex" xmlns:w16cid="http://schemas.microsoft.com/office/word/2016/wordml/cid" xmlns:w16="http://schemas.microsoft.com/office/word/2018/wordml" xmlns:w16du="http://schemas.microsoft.com/office/word/2023/wordml/word16du" xmlns:w16sdtdh="http://schemas.microsoft.com/office/word/2020/wordml/sdtdatahash" xmlns:w16sdtfl="http://schemas.microsoft.com/office/word/2024/wordml/sdtformatlock" xmlns:w16se="http://schemas.microsoft.com/office/word/2015/wordml/symex" xmlns:wpg="http://schemas.microsoft.com/office/word/2010/wordprocessingGroup" xmlns:wpi="http://schemas.microsoft.com/office/word/2010/wordprocessingInk" xmlns:wne="http://schemas.microsoft.com/office/word/2006/wordml" xmlns:wps="http://schemas.microsoft.com/office/word/2010/wordprocessingShape" mc:Ignorable="w14 w15 w16se w16cid w16 w16cex w16sdtdh w16sdtfl w16du wp14">
+<w:endnotes xmlns:wpc="http://schemas.microsoft.com/office/word/2010/wordprocessingCanvas" xmlns:cx="http://schemas.microsoft.com/office/drawing/2014/chartex" xmlns:cx1="http://schemas.microsoft.com/office/drawing/2015/9/8/chartex" xmlns:cx2="http://schemas.microsoft.com/office/drawing/2015/10/21/chartex" xmlns:cx3="http://schemas.microsoft.com/office/drawing/2016/5/9/chartex" xmlns:cx4="http://schemas.microsoft.com/office/drawing/2016/5/10/chartex" xmlns:cx5="http://schemas.microsoft.com/office/drawing/2016/5/11/chartex" xmlns:cx6="http://schemas.microsoft.com/office/drawing/2016/5/12/chartex" xmlns:cx7="http://schemas.microsoft.com/office/drawing/2016/5/13/chartex" xmlns:cx8="http://schemas.microsoft.com/office/drawing/2016/5/14/chartex" xmlns:mc="http://schemas.openxmlformats.org/markup-compatibility/2006" xmlns:aink="http://schemas.microsoft.com/office/drawing/2016/ink" xmlns:am3d="http://schemas.microsoft.com/office/drawing/2017/model3d" xmlns:o="urn:schemas-microsoft-com:office:office" xmlns:oel="http://schemas.microsoft.com/office/2019/extlst" xmlns:r="http://schemas.openxmlformats.org/officeDocument/2006/relationships" xmlns:m="http://schemas.openxmlformats.org/officeDocument/2006/math" xmlns:v="urn:schemas-microsoft-com:vml" xmlns:wp14="http://schemas.microsoft.com/office/word/2010/wordprocessingDrawing" xmlns:wp="http://schemas.openxmlformats.org/drawingml/2006/wordprocessingDrawing" xmlns:w10="urn:schemas-microsoft-com:office:word" xmlns:w="http://schemas.openxmlformats.org/wordprocessingml/2006/main" xmlns:w14="http://schemas.microsoft.com/office/word/2010/wordml" xmlns:w15="http://schemas.microsoft.com/office/word/2012/wordml" xmlns:w16cei="http://schemas.microsoft.com/office/word/2026/wordml/cei" xmlns:w16cex="http://schemas.microsoft.com/office/word/2018/wordml/cex" xmlns:w16cid="http://schemas.microsoft.com/office/word/2016/wordml/cid" xmlns:w16="http://schemas.microsoft.com/office/word/2018/wordml" xmlns:w16du="http://schemas.microsoft.com/office/word/2023/wordml/word16du" xmlns:w16sdtdh="http://schemas.microsoft.com/office/word/2020/wordml/sdtdatahash" xmlns:w16sdtfl="http://schemas.microsoft.com/office/word/2024/wordml/sdtformatlock" xmlns:w16se="http://schemas.microsoft.com/office/word/2015/wordml/symex" xmlns:wpg="http://schemas.microsoft.com/office/word/2010/wordprocessingGroup" xmlns:wpi="http://schemas.microsoft.com/office/word/2010/wordprocessingInk" xmlns:wne="http://schemas.microsoft.com/office/word/2006/wordml" xmlns:wps="http://schemas.microsoft.com/office/word/2010/wordprocessingShape" mc:Ignorable="w14 w15 w16se w16cid w16 w16cex w16sdtdh w16sdtfl w16du wp14">
   <w:endnote w:type="separator" w:id="-1">
     <w:p>
       <w:pPr>
@@ -5538,7 +5305,7 @@
 </file>
 
 <file path=word/footer1.xml><?xml version="1.0" encoding="utf-8"?>
-<w:ftr xmlns:wpc="http://schemas.microsoft.com/office/word/2010/wordprocessingCanvas" xmlns:cx="http://schemas.microsoft.com/office/drawing/2014/chartex" xmlns:cx1="http://schemas.microsoft.com/office/drawing/2015/9/8/chartex" xmlns:cx2="http://schemas.microsoft.com/office/drawing/2015/10/21/chartex" xmlns:cx3="http://schemas.microsoft.com/office/drawing/2016/5/9/chartex" xmlns:cx4="http://schemas.microsoft.com/office/drawing/2016/5/10/chartex" xmlns:cx5="http://schemas.microsoft.com/office/drawing/2016/5/11/chartex" xmlns:cx6="http://schemas.microsoft.com/office/drawing/2016/5/12/chartex" xmlns:cx7="http://schemas.microsoft.com/office/drawing/2016/5/13/chartex" xmlns:cx8="http://schemas.microsoft.com/office/drawing/2016/5/14/chartex" xmlns:mc="http://schemas.openxmlformats.org/markup-compatibility/2006" xmlns:aink="http://schemas.microsoft.com/office/drawing/2016/ink" xmlns:am3d="http://schemas.microsoft.com/office/drawing/2017/model3d" xmlns:o="urn:schemas-microsoft-com:office:office" xmlns:oel="http://schemas.microsoft.com/office/2019/extlst" xmlns:r="http://schemas.openxmlformats.org/officeDocument/2006/relationships" xmlns:m="http://schemas.openxmlformats.org/officeDocument/2006/math" xmlns:v="urn:schemas-microsoft-com:vml" xmlns:wp14="http://schemas.microsoft.com/office/word/2010/wordprocessingDrawing" xmlns:wp="http://schemas.openxmlformats.org/drawingml/2006/wordprocessingDrawing" xmlns:w10="urn:schemas-microsoft-com:office:word" xmlns:w="http://schemas.openxmlformats.org/wordprocessingml/2006/main" xmlns:w14="http://schemas.microsoft.com/office/word/2010/wordml" xmlns:w15="http://schemas.microsoft.com/office/word/2012/wordml" xmlns:w16cex="http://schemas.microsoft.com/office/word/2018/wordml/cex" xmlns:w16cid="http://schemas.microsoft.com/office/word/2016/wordml/cid" xmlns:w16="http://schemas.microsoft.com/office/word/2018/wordml" xmlns:w16du="http://schemas.microsoft.com/office/word/2023/wordml/word16du" xmlns:w16sdtdh="http://schemas.microsoft.com/office/word/2020/wordml/sdtdatahash" xmlns:w16sdtfl="http://schemas.microsoft.com/office/word/2024/wordml/sdtformatlock" xmlns:w16se="http://schemas.microsoft.com/office/word/2015/wordml/symex" xmlns:wpg="http://schemas.microsoft.com/office/word/2010/wordprocessingGroup" xmlns:wpi="http://schemas.microsoft.com/office/word/2010/wordprocessingInk" xmlns:wne="http://schemas.microsoft.com/office/word/2006/wordml" xmlns:wps="http://schemas.microsoft.com/office/word/2010/wordprocessingShape" mc:Ignorable="w14 w15 w16se w16cid w16 w16cex w16sdtdh w16sdtfl w16du wp14">
+<w:ftr xmlns:wpc="http://schemas.microsoft.com/office/word/2010/wordprocessingCanvas" xmlns:cx="http://schemas.microsoft.com/office/drawing/2014/chartex" xmlns:cx1="http://schemas.microsoft.com/office/drawing/2015/9/8/chartex" xmlns:cx2="http://schemas.microsoft.com/office/drawing/2015/10/21/chartex" xmlns:cx3="http://schemas.microsoft.com/office/drawing/2016/5/9/chartex" xmlns:cx4="http://schemas.microsoft.com/office/drawing/2016/5/10/chartex" xmlns:cx5="http://schemas.microsoft.com/office/drawing/2016/5/11/chartex" xmlns:cx6="http://schemas.microsoft.com/office/drawing/2016/5/12/chartex" xmlns:cx7="http://schemas.microsoft.com/office/drawing/2016/5/13/chartex" xmlns:cx8="http://schemas.microsoft.com/office/drawing/2016/5/14/chartex" xmlns:mc="http://schemas.openxmlformats.org/markup-compatibility/2006" xmlns:aink="http://schemas.microsoft.com/office/drawing/2016/ink" xmlns:am3d="http://schemas.microsoft.com/office/drawing/2017/model3d" xmlns:o="urn:schemas-microsoft-com:office:office" xmlns:oel="http://schemas.microsoft.com/office/2019/extlst" xmlns:r="http://schemas.openxmlformats.org/officeDocument/2006/relationships" xmlns:m="http://schemas.openxmlformats.org/officeDocument/2006/math" xmlns:v="urn:schemas-microsoft-com:vml" xmlns:wp14="http://schemas.microsoft.com/office/word/2010/wordprocessingDrawing" xmlns:wp="http://schemas.openxmlformats.org/drawingml/2006/wordprocessingDrawing" xmlns:w10="urn:schemas-microsoft-com:office:word" xmlns:w="http://schemas.openxmlformats.org/wordprocessingml/2006/main" xmlns:w14="http://schemas.microsoft.com/office/word/2010/wordml" xmlns:w15="http://schemas.microsoft.com/office/word/2012/wordml" xmlns:w16cei="http://schemas.microsoft.com/office/word/2026/wordml/cei" xmlns:w16cex="http://schemas.microsoft.com/office/word/2018/wordml/cex" xmlns:w16cid="http://schemas.microsoft.com/office/word/2016/wordml/cid" xmlns:w16="http://schemas.microsoft.com/office/word/2018/wordml" xmlns:w16du="http://schemas.microsoft.com/office/word/2023/wordml/word16du" xmlns:w16sdtdh="http://schemas.microsoft.com/office/word/2020/wordml/sdtdatahash" xmlns:w16sdtfl="http://schemas.microsoft.com/office/word/2024/wordml/sdtformatlock" xmlns:w16se="http://schemas.microsoft.com/office/word/2015/wordml/symex" xmlns:wpg="http://schemas.microsoft.com/office/word/2010/wordprocessingGroup" xmlns:wpi="http://schemas.microsoft.com/office/word/2010/wordprocessingInk" xmlns:wne="http://schemas.microsoft.com/office/word/2006/wordml" xmlns:wps="http://schemas.microsoft.com/office/word/2010/wordprocessingShape" mc:Ignorable="w14 w15 w16se w16cid w16 w16cex w16sdtdh w16sdtfl w16du wp14">
   <w:sdt>
     <w:sdtPr>
       <w:id w:val="-2000722699"/>
@@ -5580,7 +5347,7 @@
 </file>
 
 <file path=word/footer2.xml><?xml version="1.0" encoding="utf-8"?>
-<w:ftr xmlns:wpc="http://schemas.microsoft.com/office/word/2010/wordprocessingCanvas" xmlns:cx="http://schemas.microsoft.com/office/drawing/2014/chartex" xmlns:cx1="http://schemas.microsoft.com/office/drawing/2015/9/8/chartex" xmlns:cx2="http://schemas.microsoft.com/office/drawing/2015/10/21/chartex" xmlns:cx3="http://schemas.microsoft.com/office/drawing/2016/5/9/chartex" xmlns:cx4="http://schemas.microsoft.com/office/drawing/2016/5/10/chartex" xmlns:cx5="http://schemas.microsoft.com/office/drawing/2016/5/11/chartex" xmlns:cx6="http://schemas.microsoft.com/office/drawing/2016/5/12/chartex" xmlns:cx7="http://schemas.microsoft.com/office/drawing/2016/5/13/chartex" xmlns:cx8="http://schemas.microsoft.com/office/drawing/2016/5/14/chartex" xmlns:mc="http://schemas.openxmlformats.org/markup-compatibility/2006" xmlns:aink="http://schemas.microsoft.com/office/drawing/2016/ink" xmlns:am3d="http://schemas.microsoft.com/office/drawing/2017/model3d" xmlns:o="urn:schemas-microsoft-com:office:office" xmlns:oel="http://schemas.microsoft.com/office/2019/extlst" xmlns:r="http://schemas.openxmlformats.org/officeDocument/2006/relationships" xmlns:m="http://schemas.openxmlformats.org/officeDocument/2006/math" xmlns:v="urn:schemas-microsoft-com:vml" xmlns:wp14="http://schemas.microsoft.com/office/word/2010/wordprocessingDrawing" xmlns:wp="http://schemas.openxmlformats.org/drawingml/2006/wordprocessingDrawing" xmlns:w10="urn:schemas-microsoft-com:office:word" xmlns:w="http://schemas.openxmlformats.org/wordprocessingml/2006/main" xmlns:w14="http://schemas.microsoft.com/office/word/2010/wordml" xmlns:w15="http://schemas.microsoft.com/office/word/2012/wordml" xmlns:w16cex="http://schemas.microsoft.com/office/word/2018/wordml/cex" xmlns:w16cid="http://schemas.microsoft.com/office/word/2016/wordml/cid" xmlns:w16="http://schemas.microsoft.com/office/word/2018/wordml" xmlns:w16du="http://schemas.microsoft.com/office/word/2023/wordml/word16du" xmlns:w16sdtdh="http://schemas.microsoft.com/office/word/2020/wordml/sdtdatahash" xmlns:w16sdtfl="http://schemas.microsoft.com/office/word/2024/wordml/sdtformatlock" xmlns:w16se="http://schemas.microsoft.com/office/word/2015/wordml/symex" xmlns:wpg="http://schemas.microsoft.com/office/word/2010/wordprocessingGroup" xmlns:wpi="http://schemas.microsoft.com/office/word/2010/wordprocessingInk" xmlns:wne="http://schemas.microsoft.com/office/word/2006/wordml" xmlns:wps="http://schemas.microsoft.com/office/word/2010/wordprocessingShape" mc:Ignorable="w14 w15 w16se w16cid w16 w16cex w16sdtdh w16sdtfl w16du wp14">
+<w:ftr xmlns:wpc="http://schemas.microsoft.com/office/word/2010/wordprocessingCanvas" xmlns:cx="http://schemas.microsoft.com/office/drawing/2014/chartex" xmlns:cx1="http://schemas.microsoft.com/office/drawing/2015/9/8/chartex" xmlns:cx2="http://schemas.microsoft.com/office/drawing/2015/10/21/chartex" xmlns:cx3="http://schemas.microsoft.com/office/drawing/2016/5/9/chartex" xmlns:cx4="http://schemas.microsoft.com/office/drawing/2016/5/10/chartex" xmlns:cx5="http://schemas.microsoft.com/office/drawing/2016/5/11/chartex" xmlns:cx6="http://schemas.microsoft.com/office/drawing/2016/5/12/chartex" xmlns:cx7="http://schemas.microsoft.com/office/drawing/2016/5/13/chartex" xmlns:cx8="http://schemas.microsoft.com/office/drawing/2016/5/14/chartex" xmlns:mc="http://schemas.openxmlformats.org/markup-compatibility/2006" xmlns:aink="http://schemas.microsoft.com/office/drawing/2016/ink" xmlns:am3d="http://schemas.microsoft.com/office/drawing/2017/model3d" xmlns:o="urn:schemas-microsoft-com:office:office" xmlns:oel="http://schemas.microsoft.com/office/2019/extlst" xmlns:r="http://schemas.openxmlformats.org/officeDocument/2006/relationships" xmlns:m="http://schemas.openxmlformats.org/officeDocument/2006/math" xmlns:v="urn:schemas-microsoft-com:vml" xmlns:wp14="http://schemas.microsoft.com/office/word/2010/wordprocessingDrawing" xmlns:wp="http://schemas.openxmlformats.org/drawingml/2006/wordprocessingDrawing" xmlns:w10="urn:schemas-microsoft-com:office:word" xmlns:w="http://schemas.openxmlformats.org/wordprocessingml/2006/main" xmlns:w14="http://schemas.microsoft.com/office/word/2010/wordml" xmlns:w15="http://schemas.microsoft.com/office/word/2012/wordml" xmlns:w16cei="http://schemas.microsoft.com/office/word/2026/wordml/cei" xmlns:w16cex="http://schemas.microsoft.com/office/word/2018/wordml/cex" xmlns:w16cid="http://schemas.microsoft.com/office/word/2016/wordml/cid" xmlns:w16="http://schemas.microsoft.com/office/word/2018/wordml" xmlns:w16du="http://schemas.microsoft.com/office/word/2023/wordml/word16du" xmlns:w16sdtdh="http://schemas.microsoft.com/office/word/2020/wordml/sdtdatahash" xmlns:w16sdtfl="http://schemas.microsoft.com/office/word/2024/wordml/sdtformatlock" xmlns:w16se="http://schemas.microsoft.com/office/word/2015/wordml/symex" xmlns:wpg="http://schemas.microsoft.com/office/word/2010/wordprocessingGroup" xmlns:wpi="http://schemas.microsoft.com/office/word/2010/wordprocessingInk" xmlns:wne="http://schemas.microsoft.com/office/word/2006/wordml" xmlns:wps="http://schemas.microsoft.com/office/word/2010/wordprocessingShape" mc:Ignorable="w14 w15 w16se w16cid w16 w16cex w16sdtdh w16sdtfl w16du wp14">
   <w:p>
     <w:pPr>
       <w:pStyle w:val="Pieddepage"/>
@@ -5595,7 +5362,7 @@
 </file>
 
 <file path=word/footnotes.xml><?xml version="1.0" encoding="utf-8"?>
-<w:footnotes xmlns:wpc="http://schemas.microsoft.com/office/word/2010/wordprocessingCanvas" xmlns:cx="http://schemas.microsoft.com/office/drawing/2014/chartex" xmlns:cx1="http://schemas.microsoft.com/office/drawing/2015/9/8/chartex" xmlns:cx2="http://schemas.microsoft.com/office/drawing/2015/10/21/chartex" xmlns:cx3="http://schemas.microsoft.com/office/drawing/2016/5/9/chartex" xmlns:cx4="http://schemas.microsoft.com/office/drawing/2016/5/10/chartex" xmlns:cx5="http://schemas.microsoft.com/office/drawing/2016/5/11/chartex" xmlns:cx6="http://schemas.microsoft.com/office/drawing/2016/5/12/chartex" xmlns:cx7="http://schemas.microsoft.com/office/drawing/2016/5/13/chartex" xmlns:cx8="http://schemas.microsoft.com/office/drawing/2016/5/14/chartex" xmlns:mc="http://schemas.openxmlformats.org/markup-compatibility/2006" xmlns:aink="http://schemas.microsoft.com/office/drawing/2016/ink" xmlns:am3d="http://schemas.microsoft.com/office/drawing/2017/model3d" xmlns:o="urn:schemas-microsoft-com:office:office" xmlns:oel="http://schemas.microsoft.com/office/2019/extlst" xmlns:r="http://schemas.openxmlformats.org/officeDocument/2006/relationships" xmlns:m="http://schemas.openxmlformats.org/officeDocument/2006/math" xmlns:v="urn:schemas-microsoft-com:vml" xmlns:wp14="http://schemas.microsoft.com/office/word/2010/wordprocessingDrawing" xmlns:wp="http://schemas.openxmlformats.org/drawingml/2006/wordprocessingDrawing" xmlns:w10="urn:schemas-microsoft-com:office:word" xmlns:w="http://schemas.openxmlformats.org/wordprocessingml/2006/main" xmlns:w14="http://schemas.microsoft.com/office/word/2010/wordml" xmlns:w15="http://schemas.microsoft.com/office/word/2012/wordml" xmlns:w16cex="http://schemas.microsoft.com/office/word/2018/wordml/cex" xmlns:w16cid="http://schemas.microsoft.com/office/word/2016/wordml/cid" xmlns:w16="http://schemas.microsoft.com/office/word/2018/wordml" xmlns:w16du="http://schemas.microsoft.com/office/word/2023/wordml/word16du" xmlns:w16sdtdh="http://schemas.microsoft.com/office/word/2020/wordml/sdtdatahash" xmlns:w16sdtfl="http://schemas.microsoft.com/office/word/2024/wordml/sdtformatlock" xmlns:w16se="http://schemas.microsoft.com/office/word/2015/wordml/symex" xmlns:wpg="http://schemas.microsoft.com/office/word/2010/wordprocessingGroup" xmlns:wpi="http://schemas.microsoft.com/office/word/2010/wordprocessingInk" xmlns:wne="http://schemas.microsoft.com/office/word/2006/wordml" xmlns:wps="http://schemas.microsoft.com/office/word/2010/wordprocessingShape" mc:Ignorable="w14 w15 w16se w16cid w16 w16cex w16sdtdh w16sdtfl w16du wp14">
+<w:footnotes xmlns:wpc="http://schemas.microsoft.com/office/word/2010/wordprocessingCanvas" xmlns:cx="http://schemas.microsoft.com/office/drawing/2014/chartex" xmlns:cx1="http://schemas.microsoft.com/office/drawing/2015/9/8/chartex" xmlns:cx2="http://schemas.microsoft.com/office/drawing/2015/10/21/chartex" xmlns:cx3="http://schemas.microsoft.com/office/drawing/2016/5/9/chartex" xmlns:cx4="http://schemas.microsoft.com/office/drawing/2016/5/10/chartex" xmlns:cx5="http://schemas.microsoft.com/office/drawing/2016/5/11/chartex" xmlns:cx6="http://schemas.microsoft.com/office/drawing/2016/5/12/chartex" xmlns:cx7="http://schemas.microsoft.com/office/drawing/2016/5/13/chartex" xmlns:cx8="http://schemas.microsoft.com/office/drawing/2016/5/14/chartex" xmlns:mc="http://schemas.openxmlformats.org/markup-compatibility/2006" xmlns:aink="http://schemas.microsoft.com/office/drawing/2016/ink" xmlns:am3d="http://schemas.microsoft.com/office/drawing/2017/model3d" xmlns:o="urn:schemas-microsoft-com:office:office" xmlns:oel="http://schemas.microsoft.com/office/2019/extlst" xmlns:r="http://schemas.openxmlformats.org/officeDocument/2006/relationships" xmlns:m="http://schemas.openxmlformats.org/officeDocument/2006/math" xmlns:v="urn:schemas-microsoft-com:vml" xmlns:wp14="http://schemas.microsoft.com/office/word/2010/wordprocessingDrawing" xmlns:wp="http://schemas.openxmlformats.org/drawingml/2006/wordprocessingDrawing" xmlns:w10="urn:schemas-microsoft-com:office:word" xmlns:w="http://schemas.openxmlformats.org/wordprocessingml/2006/main" xmlns:w14="http://schemas.microsoft.com/office/word/2010/wordml" xmlns:w15="http://schemas.microsoft.com/office/word/2012/wordml" xmlns:w16cei="http://schemas.microsoft.com/office/word/2026/wordml/cei" xmlns:w16cex="http://schemas.microsoft.com/office/word/2018/wordml/cex" xmlns:w16cid="http://schemas.microsoft.com/office/word/2016/wordml/cid" xmlns:w16="http://schemas.microsoft.com/office/word/2018/wordml" xmlns:w16du="http://schemas.microsoft.com/office/word/2023/wordml/word16du" xmlns:w16sdtdh="http://schemas.microsoft.com/office/word/2020/wordml/sdtdatahash" xmlns:w16sdtfl="http://schemas.microsoft.com/office/word/2024/wordml/sdtformatlock" xmlns:w16se="http://schemas.microsoft.com/office/word/2015/wordml/symex" xmlns:wpg="http://schemas.microsoft.com/office/word/2010/wordprocessingGroup" xmlns:wpi="http://schemas.microsoft.com/office/word/2010/wordprocessingInk" xmlns:wne="http://schemas.microsoft.com/office/word/2006/wordml" xmlns:wps="http://schemas.microsoft.com/office/word/2010/wordprocessingShape" mc:Ignorable="w14 w15 w16se w16cid w16 w16cex w16sdtdh w16sdtfl w16du wp14">
   <w:footnote w:type="separator" w:id="-1">
     <w:p>
       <w:pPr>
@@ -5620,7 +5387,7 @@
 </file>
 
 <file path=word/header1.xml><?xml version="1.0" encoding="utf-8"?>
-<w:hdr xmlns:wpc="http://schemas.microsoft.com/office/word/2010/wordprocessingCanvas" xmlns:cx="http://schemas.microsoft.com/office/drawing/2014/chartex" xmlns:cx1="http://schemas.microsoft.com/office/drawing/2015/9/8/chartex" xmlns:cx2="http://schemas.microsoft.com/office/drawing/2015/10/21/chartex" xmlns:cx3="http://schemas.microsoft.com/office/drawing/2016/5/9/chartex" xmlns:cx4="http://schemas.microsoft.com/office/drawing/2016/5/10/chartex" xmlns:cx5="http://schemas.microsoft.com/office/drawing/2016/5/11/chartex" xmlns:cx6="http://schemas.microsoft.com/office/drawing/2016/5/12/chartex" xmlns:cx7="http://schemas.microsoft.com/office/drawing/2016/5/13/chartex" xmlns:cx8="http://schemas.microsoft.com/office/drawing/2016/5/14/chartex" xmlns:mc="http://schemas.openxmlformats.org/markup-compatibility/2006" xmlns:aink="http://schemas.microsoft.com/office/drawing/2016/ink" xmlns:am3d="http://schemas.microsoft.com/office/drawing/2017/model3d" xmlns:o="urn:schemas-microsoft-com:office:office" xmlns:oel="http://schemas.microsoft.com/office/2019/extlst" xmlns:r="http://schemas.openxmlformats.org/officeDocument/2006/relationships" xmlns:m="http://schemas.openxmlformats.org/officeDocument/2006/math" xmlns:v="urn:schemas-microsoft-com:vml" xmlns:wp14="http://schemas.microsoft.com/office/word/2010/wordprocessingDrawing" xmlns:wp="http://schemas.openxmlformats.org/drawingml/2006/wordprocessingDrawing" xmlns:w10="urn:schemas-microsoft-com:office:word" xmlns:w="http://schemas.openxmlformats.org/wordprocessingml/2006/main" xmlns:w14="http://schemas.microsoft.com/office/word/2010/wordml" xmlns:w15="http://schemas.microsoft.com/office/word/2012/wordml" xmlns:w16cex="http://schemas.microsoft.com/office/word/2018/wordml/cex" xmlns:w16cid="http://schemas.microsoft.com/office/word/2016/wordml/cid" xmlns:w16="http://schemas.microsoft.com/office/word/2018/wordml" xmlns:w16du="http://schemas.microsoft.com/office/word/2023/wordml/word16du" xmlns:w16sdtdh="http://schemas.microsoft.com/office/word/2020/wordml/sdtdatahash" xmlns:w16sdtfl="http://schemas.microsoft.com/office/word/2024/wordml/sdtformatlock" xmlns:w16se="http://schemas.microsoft.com/office/word/2015/wordml/symex" xmlns:wpg="http://schemas.microsoft.com/office/word/2010/wordprocessingGroup" xmlns:wpi="http://schemas.microsoft.com/office/word/2010/wordprocessingInk" xmlns:wne="http://schemas.microsoft.com/office/word/2006/wordml" xmlns:wps="http://schemas.microsoft.com/office/word/2010/wordprocessingShape" mc:Ignorable="w14 w15 w16se w16cid w16 w16cex w16sdtdh w16sdtfl w16du wp14">
+<w:hdr xmlns:wpc="http://schemas.microsoft.com/office/word/2010/wordprocessingCanvas" xmlns:cx="http://schemas.microsoft.com/office/drawing/2014/chartex" xmlns:cx1="http://schemas.microsoft.com/office/drawing/2015/9/8/chartex" xmlns:cx2="http://schemas.microsoft.com/office/drawing/2015/10/21/chartex" xmlns:cx3="http://schemas.microsoft.com/office/drawing/2016/5/9/chartex" xmlns:cx4="http://schemas.microsoft.com/office/drawing/2016/5/10/chartex" xmlns:cx5="http://schemas.microsoft.com/office/drawing/2016/5/11/chartex" xmlns:cx6="http://schemas.microsoft.com/office/drawing/2016/5/12/chartex" xmlns:cx7="http://schemas.microsoft.com/office/drawing/2016/5/13/chartex" xmlns:cx8="http://schemas.microsoft.com/office/drawing/2016/5/14/chartex" xmlns:mc="http://schemas.openxmlformats.org/markup-compatibility/2006" xmlns:aink="http://schemas.microsoft.com/office/drawing/2016/ink" xmlns:am3d="http://schemas.microsoft.com/office/drawing/2017/model3d" xmlns:o="urn:schemas-microsoft-com:office:office" xmlns:oel="http://schemas.microsoft.com/office/2019/extlst" xmlns:r="http://schemas.openxmlformats.org/officeDocument/2006/relationships" xmlns:m="http://schemas.openxmlformats.org/officeDocument/2006/math" xmlns:v="urn:schemas-microsoft-com:vml" xmlns:wp14="http://schemas.microsoft.com/office/word/2010/wordprocessingDrawing" xmlns:wp="http://schemas.openxmlformats.org/drawingml/2006/wordprocessingDrawing" xmlns:w10="urn:schemas-microsoft-com:office:word" xmlns:w="http://schemas.openxmlformats.org/wordprocessingml/2006/main" xmlns:w14="http://schemas.microsoft.com/office/word/2010/wordml" xmlns:w15="http://schemas.microsoft.com/office/word/2012/wordml" xmlns:w16cei="http://schemas.microsoft.com/office/word/2026/wordml/cei" xmlns:w16cex="http://schemas.microsoft.com/office/word/2018/wordml/cex" xmlns:w16cid="http://schemas.microsoft.com/office/word/2016/wordml/cid" xmlns:w16="http://schemas.microsoft.com/office/word/2018/wordml" xmlns:w16du="http://schemas.microsoft.com/office/word/2023/wordml/word16du" xmlns:w16sdtdh="http://schemas.microsoft.com/office/word/2020/wordml/sdtdatahash" xmlns:w16sdtfl="http://schemas.microsoft.com/office/word/2024/wordml/sdtformatlock" xmlns:w16se="http://schemas.microsoft.com/office/word/2015/wordml/symex" xmlns:wpg="http://schemas.microsoft.com/office/word/2010/wordprocessingGroup" xmlns:wpi="http://schemas.microsoft.com/office/word/2010/wordprocessingInk" xmlns:wne="http://schemas.microsoft.com/office/word/2006/wordml" xmlns:wps="http://schemas.microsoft.com/office/word/2010/wordprocessingShape" mc:Ignorable="w14 w15 w16se w16cid w16 w16cex w16sdtdh w16sdtfl w16du wp14">
   <w:p>
     <w:pPr>
       <w:pStyle w:val="En-tte"/>
@@ -5630,7 +5397,7 @@
 </file>
 
 <file path=word/numbering.xml><?xml version="1.0" encoding="utf-8"?>
-<w:numbering xmlns:wpc="http://schemas.microsoft.com/office/word/2010/wordprocessingCanvas" xmlns:cx="http://schemas.microsoft.com/office/drawing/2014/chartex" xmlns:cx1="http://schemas.microsoft.com/office/drawing/2015/9/8/chartex" xmlns:cx2="http://schemas.microsoft.com/office/drawing/2015/10/21/chartex" xmlns:cx3="http://schemas.microsoft.com/office/drawing/2016/5/9/chartex" xmlns:cx4="http://schemas.microsoft.com/office/drawing/2016/5/10/chartex" xmlns:cx5="http://schemas.microsoft.com/office/drawing/2016/5/11/chartex" xmlns:cx6="http://schemas.microsoft.com/office/drawing/2016/5/12/chartex" xmlns:cx7="http://schemas.microsoft.com/office/drawing/2016/5/13/chartex" xmlns:cx8="http://schemas.microsoft.com/office/drawing/2016/5/14/chartex" xmlns:mc="http://schemas.openxmlformats.org/markup-compatibility/2006" xmlns:aink="http://schemas.microsoft.com/office/drawing/2016/ink" xmlns:am3d="http://schemas.microsoft.com/office/drawing/2017/model3d" xmlns:o="urn:schemas-microsoft-com:office:office" xmlns:oel="http://schemas.microsoft.com/office/2019/extlst" xmlns:r="http://schemas.openxmlformats.org/officeDocument/2006/relationships" xmlns:m="http://schemas.openxmlformats.org/officeDocument/2006/math" xmlns:v="urn:schemas-microsoft-com:vml" xmlns:wp14="http://schemas.microsoft.com/office/word/2010/wordprocessingDrawing" xmlns:wp="http://schemas.openxmlformats.org/drawingml/2006/wordprocessingDrawing" xmlns:w10="urn:schemas-microsoft-com:office:word" xmlns:w="http://schemas.openxmlformats.org/wordprocessingml/2006/main" xmlns:w14="http://schemas.microsoft.com/office/word/2010/wordml" xmlns:w15="http://schemas.microsoft.com/office/word/2012/wordml" xmlns:w16cex="http://schemas.microsoft.com/office/word/2018/wordml/cex" xmlns:w16cid="http://schemas.microsoft.com/office/word/2016/wordml/cid" xmlns:w16="http://schemas.microsoft.com/office/word/2018/wordml" xmlns:w16du="http://schemas.microsoft.com/office/word/2023/wordml/word16du" xmlns:w16sdtdh="http://schemas.microsoft.com/office/word/2020/wordml/sdtdatahash" xmlns:w16sdtfl="http://schemas.microsoft.com/office/word/2024/wordml/sdtformatlock" xmlns:w16se="http://schemas.microsoft.com/office/word/2015/wordml/symex" xmlns:wpg="http://schemas.microsoft.com/office/word/2010/wordprocessingGroup" xmlns:wpi="http://schemas.microsoft.com/office/word/2010/wordprocessingInk" xmlns:wne="http://schemas.microsoft.com/office/word/2006/wordml" xmlns:wps="http://schemas.microsoft.com/office/word/2010/wordprocessingShape" mc:Ignorable="w14 w15 w16se w16cid w16 w16cex w16sdtdh w16sdtfl w16du wp14">
+<w:numbering xmlns:wpc="http://schemas.microsoft.com/office/word/2010/wordprocessingCanvas" xmlns:cx="http://schemas.microsoft.com/office/drawing/2014/chartex" xmlns:cx1="http://schemas.microsoft.com/office/drawing/2015/9/8/chartex" xmlns:cx2="http://schemas.microsoft.com/office/drawing/2015/10/21/chartex" xmlns:cx3="http://schemas.microsoft.com/office/drawing/2016/5/9/chartex" xmlns:cx4="http://schemas.microsoft.com/office/drawing/2016/5/10/chartex" xmlns:cx5="http://schemas.microsoft.com/office/drawing/2016/5/11/chartex" xmlns:cx6="http://schemas.microsoft.com/office/drawing/2016/5/12/chartex" xmlns:cx7="http://schemas.microsoft.com/office/drawing/2016/5/13/chartex" xmlns:cx8="http://schemas.microsoft.com/office/drawing/2016/5/14/chartex" xmlns:mc="http://schemas.openxmlformats.org/markup-compatibility/2006" xmlns:aink="http://schemas.microsoft.com/office/drawing/2016/ink" xmlns:am3d="http://schemas.microsoft.com/office/drawing/2017/model3d" xmlns:o="urn:schemas-microsoft-com:office:office" xmlns:oel="http://schemas.microsoft.com/office/2019/extlst" xmlns:r="http://schemas.openxmlformats.org/officeDocument/2006/relationships" xmlns:m="http://schemas.openxmlformats.org/officeDocument/2006/math" xmlns:v="urn:schemas-microsoft-com:vml" xmlns:wp14="http://schemas.microsoft.com/office/word/2010/wordprocessingDrawing" xmlns:wp="http://schemas.openxmlformats.org/drawingml/2006/wordprocessingDrawing" xmlns:w10="urn:schemas-microsoft-com:office:word" xmlns:w="http://schemas.openxmlformats.org/wordprocessingml/2006/main" xmlns:w14="http://schemas.microsoft.com/office/word/2010/wordml" xmlns:w15="http://schemas.microsoft.com/office/word/2012/wordml" xmlns:w16cei="http://schemas.microsoft.com/office/word/2026/wordml/cei" xmlns:w16cex="http://schemas.microsoft.com/office/word/2018/wordml/cex" xmlns:w16cid="http://schemas.microsoft.com/office/word/2016/wordml/cid" xmlns:w16="http://schemas.microsoft.com/office/word/2018/wordml" xmlns:w16du="http://schemas.microsoft.com/office/word/2023/wordml/word16du" xmlns:w16sdtdh="http://schemas.microsoft.com/office/word/2020/wordml/sdtdatahash" xmlns:w16sdtfl="http://schemas.microsoft.com/office/word/2024/wordml/sdtformatlock" xmlns:w16se="http://schemas.microsoft.com/office/word/2015/wordml/symex" xmlns:wpg="http://schemas.microsoft.com/office/word/2010/wordprocessingGroup" xmlns:wpi="http://schemas.microsoft.com/office/word/2010/wordprocessingInk" xmlns:wne="http://schemas.microsoft.com/office/word/2006/wordml" xmlns:wps="http://schemas.microsoft.com/office/word/2010/wordprocessingShape" mc:Ignorable="w14 w15 w16se w16cid w16 w16cex w16sdtdh w16sdtfl w16du wp14">
   <w:abstractNum w:abstractNumId="0" w15:restartNumberingAfterBreak="0">
     <w:nsid w:val="05D97D4B"/>
     <w:multiLevelType w:val="hybridMultilevel"/>
@@ -7449,9 +7216,10 @@
     <w:basedOn w:val="Normal"/>
     <w:next w:val="Normal"/>
     <w:link w:val="Titre1Car"/>
+    <w:autoRedefine/>
     <w:uiPriority w:val="9"/>
     <w:qFormat/>
-    <w:rsid w:val="00867C55"/>
+    <w:rsid w:val="006D2E7F"/>
     <w:pPr>
       <w:keepNext/>
       <w:keepLines/>
@@ -7459,7 +7227,7 @@
       <w:outlineLvl w:val="0"/>
     </w:pPr>
     <w:rPr>
-      <w:rFonts w:ascii="Times New Roman" w:eastAsiaTheme="majorEastAsia" w:hAnsi="Times New Roman" w:cstheme="majorBidi"/>
+      <w:rFonts w:eastAsiaTheme="majorEastAsia" w:cstheme="majorBidi"/>
       <w:b/>
       <w:caps/>
       <w:color w:val="000000" w:themeColor="text1"/>
@@ -7472,10 +7240,11 @@
     <w:basedOn w:val="Normal"/>
     <w:next w:val="Normal"/>
     <w:link w:val="Titre2Car"/>
+    <w:autoRedefine/>
     <w:uiPriority w:val="9"/>
     <w:unhideWhenUsed/>
     <w:qFormat/>
-    <w:rsid w:val="00867C55"/>
+    <w:rsid w:val="006D2E7F"/>
     <w:pPr>
       <w:keepNext/>
       <w:keepLines/>
@@ -7483,7 +7252,7 @@
       <w:outlineLvl w:val="1"/>
     </w:pPr>
     <w:rPr>
-      <w:rFonts w:ascii="Times New Roman" w:eastAsiaTheme="majorEastAsia" w:hAnsi="Times New Roman" w:cstheme="majorBidi"/>
+      <w:rFonts w:eastAsiaTheme="majorEastAsia" w:cstheme="majorBidi"/>
       <w:b/>
       <w:color w:val="000000" w:themeColor="text1"/>
       <w:sz w:val="32"/>
@@ -7495,6 +7264,7 @@
     <w:basedOn w:val="Normal"/>
     <w:next w:val="Normal"/>
     <w:link w:val="Titre3Car"/>
+    <w:autoRedefine/>
     <w:uiPriority w:val="9"/>
     <w:unhideWhenUsed/>
     <w:qFormat/>
@@ -7649,6 +7419,7 @@
   <w:style w:type="character" w:default="1" w:styleId="Policepardfaut">
     <w:name w:val="Default Paragraph Font"/>
     <w:uiPriority w:val="1"/>
+    <w:semiHidden/>
     <w:unhideWhenUsed/>
   </w:style>
   <w:style w:type="table" w:default="1" w:styleId="TableauNormal">
@@ -7677,9 +7448,9 @@
     <w:basedOn w:val="Policepardfaut"/>
     <w:link w:val="Titre1"/>
     <w:uiPriority w:val="9"/>
-    <w:rsid w:val="00867C55"/>
+    <w:rsid w:val="006D2E7F"/>
     <w:rPr>
-      <w:rFonts w:ascii="Times New Roman" w:eastAsiaTheme="majorEastAsia" w:hAnsi="Times New Roman" w:cstheme="majorBidi"/>
+      <w:rFonts w:ascii="Arial" w:eastAsiaTheme="majorEastAsia" w:hAnsi="Arial" w:cstheme="majorBidi"/>
       <w:b/>
       <w:caps/>
       <w:color w:val="000000" w:themeColor="text1"/>
@@ -7695,9 +7466,9 @@
     <w:basedOn w:val="Policepardfaut"/>
     <w:link w:val="Titre2"/>
     <w:uiPriority w:val="9"/>
-    <w:rsid w:val="00867C55"/>
+    <w:rsid w:val="006D2E7F"/>
     <w:rPr>
-      <w:rFonts w:ascii="Times New Roman" w:eastAsiaTheme="majorEastAsia" w:hAnsi="Times New Roman" w:cstheme="majorBidi"/>
+      <w:rFonts w:ascii="Arial" w:eastAsiaTheme="majorEastAsia" w:hAnsi="Arial" w:cstheme="majorBidi"/>
       <w:b/>
       <w:color w:val="000000" w:themeColor="text1"/>
       <w:kern w:val="0"/>

--- a/RAPPORT DE STAGE.docx
+++ b/RAPPORT DE STAGE.docx
@@ -842,15 +842,34 @@
                                 <w:szCs w:val="24"/>
                                 <w:lang w:val="en-US"/>
                               </w:rPr>
-                              <w:t>: www.iai-togo.</w:t>
+                              <w:t xml:space="preserve">: </w:t>
                             </w:r>
-                            <w:r>
-                              <w:rPr>
-                                <w:szCs w:val="24"/>
-                                <w:lang w:val="en-US"/>
-                              </w:rPr>
-                              <w:t>com</w:t>
-                            </w:r>
+                            <w:hyperlink r:id="rId10" w:history="1">
+                              <w:r>
+                                <w:rPr>
+                                  <w:rStyle w:val="Lienhypertexte"/>
+                                  <w:szCs w:val="24"/>
+                                  <w:lang w:val="en-US"/>
+                                </w:rPr>
+                                <w:t>www</w:t>
+                              </w:r>
+                              <w:r>
+                                <w:rPr>
+                                  <w:rStyle w:val="Lienhypertexte"/>
+                                  <w:szCs w:val="24"/>
+                                  <w:lang w:val="en-US"/>
+                                </w:rPr>
+                                <w:t>.new</w:t>
+                              </w:r>
+                              <w:r>
+                                <w:rPr>
+                                  <w:rStyle w:val="Lienhypertexte"/>
+                                  <w:szCs w:val="24"/>
+                                  <w:lang w:val="en-US"/>
+                                </w:rPr>
+                                <w:t>.iai-togo.com</w:t>
+                              </w:r>
+                            </w:hyperlink>
                           </w:p>
                         </w:txbxContent>
                       </wps:txbx>
@@ -1038,7 +1057,7 @@
                         </w:rPr>
                         <w:t xml:space="preserve"> : </w:t>
                       </w:r>
-                      <w:hyperlink r:id="rId10" w:history="1">
+                      <w:hyperlink r:id="rId11" w:history="1">
                         <w:r>
                           <w:rPr>
                             <w:rStyle w:val="Lienhypertexte"/>
@@ -1071,15 +1090,34 @@
                           <w:szCs w:val="24"/>
                           <w:lang w:val="en-US"/>
                         </w:rPr>
-                        <w:t>: www.iai-togo.</w:t>
+                        <w:t xml:space="preserve">: </w:t>
                       </w:r>
-                      <w:r>
-                        <w:rPr>
-                          <w:szCs w:val="24"/>
-                          <w:lang w:val="en-US"/>
-                        </w:rPr>
-                        <w:t>com</w:t>
-                      </w:r>
+                      <w:hyperlink r:id="rId12" w:history="1">
+                        <w:r>
+                          <w:rPr>
+                            <w:rStyle w:val="Lienhypertexte"/>
+                            <w:szCs w:val="24"/>
+                            <w:lang w:val="en-US"/>
+                          </w:rPr>
+                          <w:t>www</w:t>
+                        </w:r>
+                        <w:r>
+                          <w:rPr>
+                            <w:rStyle w:val="Lienhypertexte"/>
+                            <w:szCs w:val="24"/>
+                            <w:lang w:val="en-US"/>
+                          </w:rPr>
+                          <w:t>.new</w:t>
+                        </w:r>
+                        <w:r>
+                          <w:rPr>
+                            <w:rStyle w:val="Lienhypertexte"/>
+                            <w:szCs w:val="24"/>
+                            <w:lang w:val="en-US"/>
+                          </w:rPr>
+                          <w:t>.iai-togo.com</w:t>
+                        </w:r>
+                      </w:hyperlink>
                     </w:p>
                   </w:txbxContent>
                 </v:textbox>
@@ -1159,7 +1197,7 @@
                                           <pic:cNvPicPr/>
                                         </pic:nvPicPr>
                                         <pic:blipFill>
-                                          <a:blip r:embed="rId11">
+                                          <a:blip r:embed="rId13">
                                             <a:extLst>
                                               <a:ext uri="{28A0092B-C50C-407E-A947-70E740481C1C}">
                                                 <a14:useLocalDpi xmlns:a14="http://schemas.microsoft.com/office/drawing/2010/main" val="0"/>
@@ -1349,8 +1387,18 @@
                                 <w:szCs w:val="24"/>
                                 <w:lang w:val="en-US"/>
                               </w:rPr>
-                              <w:t xml:space="preserve"> contact@taditc.com</w:t>
+                              <w:t xml:space="preserve"> </w:t>
                             </w:r>
+                            <w:hyperlink r:id="rId14" w:history="1">
+                              <w:r>
+                                <w:rPr>
+                                  <w:rStyle w:val="Lienhypertexte"/>
+                                  <w:szCs w:val="24"/>
+                                  <w:lang w:val="en-US"/>
+                                </w:rPr>
+                                <w:t>contact@taditc.com</w:t>
+                              </w:r>
+                            </w:hyperlink>
                           </w:p>
                           <w:p>
                             <w:pPr>
@@ -1382,8 +1430,18 @@
                                 <w:szCs w:val="24"/>
                                 <w:lang w:val="en-US"/>
                               </w:rPr>
-                              <w:t xml:space="preserve"> www.taditc.com</w:t>
+                              <w:t xml:space="preserve"> </w:t>
                             </w:r>
+                            <w:hyperlink r:id="rId15" w:history="1">
+                              <w:r>
+                                <w:rPr>
+                                  <w:rStyle w:val="Lienhypertexte"/>
+                                  <w:szCs w:val="24"/>
+                                  <w:lang w:val="en-US"/>
+                                </w:rPr>
+                                <w:t>www.taditc.com</w:t>
+                              </w:r>
+                            </w:hyperlink>
                           </w:p>
                           <w:p>
                             <w:pPr>
@@ -1450,7 +1508,7 @@
                                     <pic:cNvPicPr/>
                                   </pic:nvPicPr>
                                   <pic:blipFill>
-                                    <a:blip r:embed="rId11">
+                                    <a:blip r:embed="rId13">
                                       <a:extLst>
                                         <a:ext uri="{28A0092B-C50C-407E-A947-70E740481C1C}">
                                           <a14:useLocalDpi xmlns:a14="http://schemas.microsoft.com/office/drawing/2010/main" val="0"/>
@@ -1640,8 +1698,18 @@
                           <w:szCs w:val="24"/>
                           <w:lang w:val="en-US"/>
                         </w:rPr>
-                        <w:t xml:space="preserve"> contact@taditc.com</w:t>
+                        <w:t xml:space="preserve"> </w:t>
                       </w:r>
+                      <w:hyperlink r:id="rId16" w:history="1">
+                        <w:r>
+                          <w:rPr>
+                            <w:rStyle w:val="Lienhypertexte"/>
+                            <w:szCs w:val="24"/>
+                            <w:lang w:val="en-US"/>
+                          </w:rPr>
+                          <w:t>contact@taditc.com</w:t>
+                        </w:r>
+                      </w:hyperlink>
                     </w:p>
                     <w:p>
                       <w:pPr>
@@ -1673,8 +1741,18 @@
                           <w:szCs w:val="24"/>
                           <w:lang w:val="en-US"/>
                         </w:rPr>
-                        <w:t xml:space="preserve"> www.taditc.com</w:t>
+                        <w:t xml:space="preserve"> </w:t>
                       </w:r>
+                      <w:hyperlink r:id="rId17" w:history="1">
+                        <w:r>
+                          <w:rPr>
+                            <w:rStyle w:val="Lienhypertexte"/>
+                            <w:szCs w:val="24"/>
+                            <w:lang w:val="en-US"/>
+                          </w:rPr>
+                          <w:t>www.taditc.com</w:t>
+                        </w:r>
+                      </w:hyperlink>
                     </w:p>
                     <w:p>
                       <w:pPr>
@@ -1789,6 +1867,8 @@
                             </w:pPr>
                             <w:r>
                               <w:rPr>
+                                <w:b/>
+                                <w:bCs/>
                                 <w:u w:val="single"/>
                                 <w:lang w:val="en-US"/>
                               </w:rPr>
@@ -1940,6 +2020,8 @@
                       </w:pPr>
                       <w:r>
                         <w:rPr>
+                          <w:b/>
+                          <w:bCs/>
                           <w:u w:val="single"/>
                           <w:lang w:val="en-US"/>
                         </w:rPr>
@@ -2252,6 +2334,7 @@
       </w:r>
     </w:p>
     <w:p/>
+    <w:p/>
     <w:p>
       <w:r>
         <w:rPr>
@@ -2261,15 +2344,15 @@
         <mc:AlternateContent>
           <mc:Choice Requires="wps">
             <w:drawing>
-              <wp:anchor distT="0" distB="0" distL="114300" distR="114300" simplePos="0" relativeHeight="251669504" behindDoc="0" locked="0" layoutInCell="1" allowOverlap="1" wp14:anchorId="66FC6A35" wp14:editId="2FAFFF10">
+              <wp:anchor distT="0" distB="0" distL="114300" distR="114300" simplePos="0" relativeHeight="251669504" behindDoc="0" locked="0" layoutInCell="1" allowOverlap="1" wp14:anchorId="66FC6A35" wp14:editId="7573CFE8">
                 <wp:simplePos x="0" y="0"/>
                 <wp:positionH relativeFrom="margin">
-                  <wp:posOffset>1333887</wp:posOffset>
+                  <wp:posOffset>638660</wp:posOffset>
                 </wp:positionH>
                 <wp:positionV relativeFrom="paragraph">
-                  <wp:posOffset>442623</wp:posOffset>
+                  <wp:posOffset>33020</wp:posOffset>
                 </wp:positionV>
-                <wp:extent cx="4126726" cy="1371600"/>
+                <wp:extent cx="4533636" cy="1344440"/>
                 <wp:effectExtent l="0" t="0" r="0" b="0"/>
                 <wp:wrapNone/>
                 <wp:docPr id="19" name="Zone de texte 19"/>
@@ -2281,7 +2364,7 @@
                       <wps:spPr>
                         <a:xfrm>
                           <a:off x="0" y="0"/>
-                          <a:ext cx="4126726" cy="1371600"/>
+                          <a:ext cx="4533636" cy="1344440"/>
                         </a:xfrm>
                         <a:prstGeom prst="rect">
                           <a:avLst/>
@@ -2435,8 +2518,15 @@
                             <w:r>
                               <w:rPr>
                                 <w:szCs w:val="24"/>
-                              </w:rPr>
-                              <w:t>Année Académique : 202</w:t>
+                                <w:u w:val="single"/>
+                              </w:rPr>
+                              <w:t>Année Académique</w:t>
+                            </w:r>
+                            <w:r>
+                              <w:rPr>
+                                <w:szCs w:val="24"/>
+                              </w:rPr>
+                              <w:t> : 202</w:t>
                             </w:r>
                             <w:r>
                               <w:rPr>
@@ -2479,7 +2569,7 @@
           </mc:Choice>
           <mc:Fallback>
             <w:pict>
-              <v:shape w14:anchorId="66FC6A35" id="Zone de texte 19" o:spid="_x0000_s1034" type="#_x0000_t202" style="position:absolute;left:0;text-align:left;margin-left:105.05pt;margin-top:34.85pt;width:324.95pt;height:108pt;z-index:251669504;visibility:visible;mso-wrap-style:square;mso-width-percent:0;mso-height-percent:0;mso-wrap-distance-left:9pt;mso-wrap-distance-top:0;mso-wrap-distance-right:9pt;mso-wrap-distance-bottom:0;mso-position-horizontal:absolute;mso-position-horizontal-relative:margin;mso-position-vertical:absolute;mso-position-vertical-relative:text;mso-width-percent:0;mso-height-percent:0;mso-width-relative:margin;mso-height-relative:margin;v-text-anchor:top" o:gfxdata="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" filled="f" stroked="f" strokeweight=".5pt">
+              <v:shape w14:anchorId="66FC6A35" id="Zone de texte 19" o:spid="_x0000_s1034" type="#_x0000_t202" style="position:absolute;left:0;text-align:left;margin-left:50.3pt;margin-top:2.6pt;width:357pt;height:105.85pt;z-index:251669504;visibility:visible;mso-wrap-style:square;mso-width-percent:0;mso-height-percent:0;mso-wrap-distance-left:9pt;mso-wrap-distance-top:0;mso-wrap-distance-right:9pt;mso-wrap-distance-bottom:0;mso-position-horizontal:absolute;mso-position-horizontal-relative:margin;mso-position-vertical:absolute;mso-position-vertical-relative:text;mso-width-percent:0;mso-height-percent:0;mso-width-relative:margin;mso-height-relative:margin;v-text-anchor:top" o:gfxdata="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" filled="f" stroked="f" strokeweight=".5pt">
                 <v:textbox>
                   <w:txbxContent>
                     <w:p>
@@ -2624,8 +2714,15 @@
                       <w:r>
                         <w:rPr>
                           <w:szCs w:val="24"/>
-                        </w:rPr>
-                        <w:t>Année Académique : 202</w:t>
+                          <w:u w:val="single"/>
+                        </w:rPr>
+                        <w:t>Année Académique</w:t>
+                      </w:r>
+                      <w:r>
+                        <w:rPr>
+                          <w:szCs w:val="24"/>
+                        </w:rPr>
+                        <w:t> : 202</w:t>
                       </w:r>
                       <w:r>
                         <w:rPr>
@@ -2655,7 +2752,6 @@
         </mc:AlternateContent>
       </w:r>
     </w:p>
-    <w:p/>
     <w:p>
       <w:pPr>
         <w:contextualSpacing/>
@@ -2685,7 +2781,194 @@
         <mc:AlternateContent>
           <mc:Choice Requires="wps">
             <w:drawing>
-              <wp:anchor distT="0" distB="0" distL="114300" distR="114300" simplePos="0" relativeHeight="251671552" behindDoc="0" locked="0" layoutInCell="1" allowOverlap="1" wp14:anchorId="599DC4ED" wp14:editId="149895FC">
+              <wp:anchor distT="0" distB="0" distL="114300" distR="114300" simplePos="0" relativeHeight="251670528" behindDoc="0" locked="0" layoutInCell="1" allowOverlap="1" wp14:anchorId="3CBEAEE0" wp14:editId="3418CF5A">
+                <wp:simplePos x="0" y="0"/>
+                <wp:positionH relativeFrom="margin">
+                  <wp:align>left</wp:align>
+                </wp:positionH>
+                <wp:positionV relativeFrom="paragraph">
+                  <wp:posOffset>208398</wp:posOffset>
+                </wp:positionV>
+                <wp:extent cx="2444750" cy="1193800"/>
+                <wp:effectExtent l="0" t="0" r="0" b="6350"/>
+                <wp:wrapNone/>
+                <wp:docPr id="20" name="Zone de texte 20"/>
+                <wp:cNvGraphicFramePr/>
+                <a:graphic xmlns:a="http://schemas.openxmlformats.org/drawingml/2006/main">
+                  <a:graphicData uri="http://schemas.microsoft.com/office/word/2010/wordprocessingShape">
+                    <wps:wsp>
+                      <wps:cNvSpPr txBox="1"/>
+                      <wps:spPr>
+                        <a:xfrm>
+                          <a:off x="0" y="0"/>
+                          <a:ext cx="2444750" cy="1193800"/>
+                        </a:xfrm>
+                        <a:prstGeom prst="rect">
+                          <a:avLst/>
+                        </a:prstGeom>
+                        <a:noFill/>
+                        <a:ln w="6350">
+                          <a:noFill/>
+                        </a:ln>
+                      </wps:spPr>
+                      <wps:txbx>
+                        <w:txbxContent>
+                          <w:p>
+                            <w:pPr>
+                              <w:spacing w:line="240" w:lineRule="auto"/>
+                              <w:jc w:val="center"/>
+                              <w:rPr>
+                                <w:b/>
+                                <w:bCs/>
+                                <w:szCs w:val="24"/>
+                                <w:u w:val="single"/>
+                              </w:rPr>
+                            </w:pPr>
+                            <w:r>
+                              <w:rPr>
+                                <w:b/>
+                                <w:bCs/>
+                                <w:szCs w:val="24"/>
+                                <w:u w:val="single"/>
+                              </w:rPr>
+                              <w:t>SUPERVISEUR</w:t>
+                            </w:r>
+                          </w:p>
+                          <w:p>
+                            <w:pPr>
+                              <w:spacing w:line="240" w:lineRule="auto"/>
+                              <w:jc w:val="center"/>
+                              <w:rPr>
+                                <w:szCs w:val="24"/>
+                              </w:rPr>
+                            </w:pPr>
+                            <w:r>
+                              <w:rPr>
+                                <w:szCs w:val="24"/>
+                              </w:rPr>
+                              <w:t>M. HOUMAVO KOUASSI EDEM</w:t>
+                            </w:r>
+                          </w:p>
+                          <w:p>
+                            <w:pPr>
+                              <w:spacing w:line="240" w:lineRule="auto"/>
+                              <w:jc w:val="center"/>
+                              <w:rPr>
+                                <w:szCs w:val="24"/>
+                              </w:rPr>
+                            </w:pPr>
+                            <w:r>
+                              <w:rPr>
+                                <w:szCs w:val="24"/>
+                              </w:rPr>
+                              <w:t xml:space="preserve">Enseignant à </w:t>
+                            </w:r>
+                            <w:r>
+                              <w:rPr>
+                                <w:szCs w:val="24"/>
+                              </w:rPr>
+                              <w:t>l’IAI-TOGO</w:t>
+                            </w:r>
+                          </w:p>
+                        </w:txbxContent>
+                      </wps:txbx>
+                      <wps:bodyPr rot="0" spcFirstLastPara="0" vertOverflow="overflow" horzOverflow="overflow" vert="horz" wrap="square" lIns="91440" tIns="45720" rIns="91440" bIns="45720" numCol="1" spcCol="0" rtlCol="0" fromWordArt="0" anchor="t" anchorCtr="0" forceAA="0" compatLnSpc="1">
+                        <a:prstTxWarp prst="textNoShape">
+                          <a:avLst/>
+                        </a:prstTxWarp>
+                        <a:noAutofit/>
+                      </wps:bodyPr>
+                    </wps:wsp>
+                  </a:graphicData>
+                </a:graphic>
+                <wp14:sizeRelH relativeFrom="margin">
+                  <wp14:pctWidth>0</wp14:pctWidth>
+                </wp14:sizeRelH>
+                <wp14:sizeRelV relativeFrom="margin">
+                  <wp14:pctHeight>0</wp14:pctHeight>
+                </wp14:sizeRelV>
+              </wp:anchor>
+            </w:drawing>
+          </mc:Choice>
+          <mc:Fallback>
+            <w:pict>
+              <v:shape w14:anchorId="3CBEAEE0" id="Zone de texte 20" o:spid="_x0000_s1035" type="#_x0000_t202" style="position:absolute;left:0;text-align:left;margin-left:0;margin-top:16.4pt;width:192.5pt;height:94pt;z-index:251670528;visibility:visible;mso-wrap-style:square;mso-width-percent:0;mso-height-percent:0;mso-wrap-distance-left:9pt;mso-wrap-distance-top:0;mso-wrap-distance-right:9pt;mso-wrap-distance-bottom:0;mso-position-horizontal:left;mso-position-horizontal-relative:margin;mso-position-vertical:absolute;mso-position-vertical-relative:text;mso-width-percent:0;mso-height-percent:0;mso-width-relative:margin;mso-height-relative:margin;v-text-anchor:top" o:gfxdata="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" filled="f" stroked="f" strokeweight=".5pt">
+                <v:textbox>
+                  <w:txbxContent>
+                    <w:p>
+                      <w:pPr>
+                        <w:spacing w:line="240" w:lineRule="auto"/>
+                        <w:jc w:val="center"/>
+                        <w:rPr>
+                          <w:b/>
+                          <w:bCs/>
+                          <w:szCs w:val="24"/>
+                          <w:u w:val="single"/>
+                        </w:rPr>
+                      </w:pPr>
+                      <w:r>
+                        <w:rPr>
+                          <w:b/>
+                          <w:bCs/>
+                          <w:szCs w:val="24"/>
+                          <w:u w:val="single"/>
+                        </w:rPr>
+                        <w:t>SUPERVISEUR</w:t>
+                      </w:r>
+                    </w:p>
+                    <w:p>
+                      <w:pPr>
+                        <w:spacing w:line="240" w:lineRule="auto"/>
+                        <w:jc w:val="center"/>
+                        <w:rPr>
+                          <w:szCs w:val="24"/>
+                        </w:rPr>
+                      </w:pPr>
+                      <w:r>
+                        <w:rPr>
+                          <w:szCs w:val="24"/>
+                        </w:rPr>
+                        <w:t>M. HOUMAVO KOUASSI EDEM</w:t>
+                      </w:r>
+                    </w:p>
+                    <w:p>
+                      <w:pPr>
+                        <w:spacing w:line="240" w:lineRule="auto"/>
+                        <w:jc w:val="center"/>
+                        <w:rPr>
+                          <w:szCs w:val="24"/>
+                        </w:rPr>
+                      </w:pPr>
+                      <w:r>
+                        <w:rPr>
+                          <w:szCs w:val="24"/>
+                        </w:rPr>
+                        <w:t xml:space="preserve">Enseignant à </w:t>
+                      </w:r>
+                      <w:r>
+                        <w:rPr>
+                          <w:szCs w:val="24"/>
+                        </w:rPr>
+                        <w:t>l’IAI-TOGO</w:t>
+                      </w:r>
+                    </w:p>
+                  </w:txbxContent>
+                </v:textbox>
+                <w10:wrap anchorx="margin"/>
+              </v:shape>
+            </w:pict>
+          </mc:Fallback>
+        </mc:AlternateContent>
+      </w:r>
+      <w:r>
+        <w:rPr>
+          <w:noProof/>
+          <w:lang w:eastAsia="fr-FR"/>
+        </w:rPr>
+        <mc:AlternateContent>
+          <mc:Choice Requires="wps">
+            <w:drawing>
+              <wp:anchor distT="0" distB="0" distL="114300" distR="114300" simplePos="0" relativeHeight="251671552" behindDoc="0" locked="0" layoutInCell="1" allowOverlap="1" wp14:anchorId="599DC4ED" wp14:editId="440106C7">
                 <wp:simplePos x="0" y="0"/>
                 <wp:positionH relativeFrom="margin">
                   <wp:align>right</wp:align>
@@ -2748,19 +3031,30 @@
                             </w:pPr>
                             <w:r>
                               <w:rPr>
-                                <w:b/>
-                                <w:bCs/>
                                 <w:szCs w:val="24"/>
                               </w:rPr>
                               <w:t xml:space="preserve">M. </w:t>
                             </w:r>
                             <w:r>
                               <w:rPr>
-                                <w:b/>
-                                <w:bCs/>
                                 <w:szCs w:val="24"/>
                               </w:rPr>
                               <w:t xml:space="preserve">SOO E. Ulrich </w:t>
+                            </w:r>
+                          </w:p>
+                          <w:p>
+                            <w:pPr>
+                              <w:spacing w:line="240" w:lineRule="auto"/>
+                              <w:jc w:val="left"/>
+                              <w:rPr>
+                                <w:szCs w:val="24"/>
+                              </w:rPr>
+                            </w:pPr>
+                            <w:r>
+                              <w:rPr>
+                                <w:szCs w:val="24"/>
+                              </w:rPr>
+                              <w:t>Développeur chez TAD Dev</w:t>
                             </w:r>
                           </w:p>
                           <w:p>
@@ -2794,7 +3088,7 @@
           </mc:Choice>
           <mc:Fallback>
             <w:pict>
-              <v:shape w14:anchorId="599DC4ED" id="Zone de texte 21" o:spid="_x0000_s1035" type="#_x0000_t202" style="position:absolute;left:0;text-align:left;margin-left:112.3pt;margin-top:4.75pt;width:163.5pt;height:103pt;z-index:251671552;visibility:visible;mso-wrap-style:square;mso-width-percent:0;mso-height-percent:0;mso-wrap-distance-left:9pt;mso-wrap-distance-top:0;mso-wrap-distance-right:9pt;mso-wrap-distance-bottom:0;mso-position-horizontal:right;mso-position-horizontal-relative:margin;mso-position-vertical:absolute;mso-position-vertical-relative:text;mso-width-percent:0;mso-height-percent:0;mso-width-relative:margin;mso-height-relative:margin;v-text-anchor:top" o:gfxdata="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" filled="f" stroked="f" strokeweight=".5pt">
+              <v:shape w14:anchorId="599DC4ED" id="Zone de texte 21" o:spid="_x0000_s1036" type="#_x0000_t202" style="position:absolute;left:0;text-align:left;margin-left:112.3pt;margin-top:4.75pt;width:163.5pt;height:103pt;z-index:251671552;visibility:visible;mso-wrap-style:square;mso-width-percent:0;mso-height-percent:0;mso-wrap-distance-left:9pt;mso-wrap-distance-top:0;mso-wrap-distance-right:9pt;mso-wrap-distance-bottom:0;mso-position-horizontal:right;mso-position-horizontal-relative:margin;mso-position-vertical:absolute;mso-position-vertical-relative:text;mso-width-percent:0;mso-height-percent:0;mso-width-relative:margin;mso-height-relative:margin;v-text-anchor:top" o:gfxdata="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" filled="f" stroked="f" strokeweight=".5pt">
                 <v:textbox>
                   <w:txbxContent>
                     <w:p>
@@ -2828,19 +3122,30 @@
                       </w:pPr>
                       <w:r>
                         <w:rPr>
-                          <w:b/>
-                          <w:bCs/>
                           <w:szCs w:val="24"/>
                         </w:rPr>
                         <w:t xml:space="preserve">M. </w:t>
                       </w:r>
                       <w:r>
                         <w:rPr>
-                          <w:b/>
-                          <w:bCs/>
                           <w:szCs w:val="24"/>
                         </w:rPr>
                         <w:t xml:space="preserve">SOO E. Ulrich </w:t>
+                      </w:r>
+                    </w:p>
+                    <w:p>
+                      <w:pPr>
+                        <w:spacing w:line="240" w:lineRule="auto"/>
+                        <w:jc w:val="left"/>
+                        <w:rPr>
+                          <w:szCs w:val="24"/>
+                        </w:rPr>
+                      </w:pPr>
+                      <w:r>
+                        <w:rPr>
+                          <w:szCs w:val="24"/>
+                        </w:rPr>
+                        <w:t>Développeur chez TAD Dev</w:t>
                       </w:r>
                     </w:p>
                     <w:p>
@@ -2860,163 +3165,6 @@
           </mc:Fallback>
         </mc:AlternateContent>
       </w:r>
-      <w:r>
-        <w:rPr>
-          <w:noProof/>
-          <w:lang w:eastAsia="fr-FR"/>
-        </w:rPr>
-        <mc:AlternateContent>
-          <mc:Choice Requires="wps">
-            <w:drawing>
-              <wp:anchor distT="0" distB="0" distL="114300" distR="114300" simplePos="0" relativeHeight="251670528" behindDoc="0" locked="0" layoutInCell="1" allowOverlap="1" wp14:anchorId="3CBEAEE0" wp14:editId="7A47A867">
-                <wp:simplePos x="0" y="0"/>
-                <wp:positionH relativeFrom="margin">
-                  <wp:align>left</wp:align>
-                </wp:positionH>
-                <wp:positionV relativeFrom="paragraph">
-                  <wp:posOffset>208398</wp:posOffset>
-                </wp:positionV>
-                <wp:extent cx="2178050" cy="1095153"/>
-                <wp:effectExtent l="0" t="0" r="0" b="0"/>
-                <wp:wrapNone/>
-                <wp:docPr id="20" name="Zone de texte 20"/>
-                <wp:cNvGraphicFramePr/>
-                <a:graphic xmlns:a="http://schemas.openxmlformats.org/drawingml/2006/main">
-                  <a:graphicData uri="http://schemas.microsoft.com/office/word/2010/wordprocessingShape">
-                    <wps:wsp>
-                      <wps:cNvSpPr txBox="1"/>
-                      <wps:spPr>
-                        <a:xfrm>
-                          <a:off x="0" y="0"/>
-                          <a:ext cx="2178050" cy="1095153"/>
-                        </a:xfrm>
-                        <a:prstGeom prst="rect">
-                          <a:avLst/>
-                        </a:prstGeom>
-                        <a:noFill/>
-                        <a:ln w="6350">
-                          <a:noFill/>
-                        </a:ln>
-                      </wps:spPr>
-                      <wps:txbx>
-                        <w:txbxContent>
-                          <w:p>
-                            <w:pPr>
-                              <w:spacing w:line="240" w:lineRule="auto"/>
-                              <w:jc w:val="center"/>
-                              <w:rPr>
-                                <w:b/>
-                                <w:bCs/>
-                                <w:szCs w:val="24"/>
-                                <w:u w:val="single"/>
-                              </w:rPr>
-                            </w:pPr>
-                            <w:r>
-                              <w:rPr>
-                                <w:b/>
-                                <w:bCs/>
-                                <w:szCs w:val="24"/>
-                                <w:u w:val="single"/>
-                              </w:rPr>
-                              <w:t>SUPERVISEUR</w:t>
-                            </w:r>
-                          </w:p>
-                          <w:p>
-                            <w:pPr>
-                              <w:spacing w:line="240" w:lineRule="auto"/>
-                              <w:jc w:val="center"/>
-                              <w:rPr>
-                                <w:szCs w:val="24"/>
-                              </w:rPr>
-                            </w:pPr>
-                            <w:r>
-                              <w:rPr>
-                                <w:szCs w:val="24"/>
-                              </w:rPr>
-                              <w:t xml:space="preserve">Enseignant à </w:t>
-                            </w:r>
-                            <w:r>
-                              <w:rPr>
-                                <w:szCs w:val="24"/>
-                              </w:rPr>
-                              <w:t>l’IAI-TOGO</w:t>
-                            </w:r>
-                          </w:p>
-                        </w:txbxContent>
-                      </wps:txbx>
-                      <wps:bodyPr rot="0" spcFirstLastPara="0" vertOverflow="overflow" horzOverflow="overflow" vert="horz" wrap="square" lIns="91440" tIns="45720" rIns="91440" bIns="45720" numCol="1" spcCol="0" rtlCol="0" fromWordArt="0" anchor="t" anchorCtr="0" forceAA="0" compatLnSpc="1">
-                        <a:prstTxWarp prst="textNoShape">
-                          <a:avLst/>
-                        </a:prstTxWarp>
-                        <a:noAutofit/>
-                      </wps:bodyPr>
-                    </wps:wsp>
-                  </a:graphicData>
-                </a:graphic>
-                <wp14:sizeRelH relativeFrom="margin">
-                  <wp14:pctWidth>0</wp14:pctWidth>
-                </wp14:sizeRelH>
-                <wp14:sizeRelV relativeFrom="margin">
-                  <wp14:pctHeight>0</wp14:pctHeight>
-                </wp14:sizeRelV>
-              </wp:anchor>
-            </w:drawing>
-          </mc:Choice>
-          <mc:Fallback>
-            <w:pict>
-              <v:shape w14:anchorId="3CBEAEE0" id="Zone de texte 20" o:spid="_x0000_s1036" type="#_x0000_t202" style="position:absolute;left:0;text-align:left;margin-left:0;margin-top:16.4pt;width:171.5pt;height:86.25pt;z-index:251670528;visibility:visible;mso-wrap-style:square;mso-width-percent:0;mso-height-percent:0;mso-wrap-distance-left:9pt;mso-wrap-distance-top:0;mso-wrap-distance-right:9pt;mso-wrap-distance-bottom:0;mso-position-horizontal:left;mso-position-horizontal-relative:margin;mso-position-vertical:absolute;mso-position-vertical-relative:text;mso-width-percent:0;mso-height-percent:0;mso-width-relative:margin;mso-height-relative:margin;v-text-anchor:top" o:gfxdata="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" filled="f" stroked="f" strokeweight=".5pt">
-                <v:textbox>
-                  <w:txbxContent>
-                    <w:p>
-                      <w:pPr>
-                        <w:spacing w:line="240" w:lineRule="auto"/>
-                        <w:jc w:val="center"/>
-                        <w:rPr>
-                          <w:b/>
-                          <w:bCs/>
-                          <w:szCs w:val="24"/>
-                          <w:u w:val="single"/>
-                        </w:rPr>
-                      </w:pPr>
-                      <w:r>
-                        <w:rPr>
-                          <w:b/>
-                          <w:bCs/>
-                          <w:szCs w:val="24"/>
-                          <w:u w:val="single"/>
-                        </w:rPr>
-                        <w:t>SUPERVISEUR</w:t>
-                      </w:r>
-                    </w:p>
-                    <w:p>
-                      <w:pPr>
-                        <w:spacing w:line="240" w:lineRule="auto"/>
-                        <w:jc w:val="center"/>
-                        <w:rPr>
-                          <w:szCs w:val="24"/>
-                        </w:rPr>
-                      </w:pPr>
-                      <w:r>
-                        <w:rPr>
-                          <w:szCs w:val="24"/>
-                        </w:rPr>
-                        <w:t xml:space="preserve">Enseignant à </w:t>
-                      </w:r>
-                      <w:r>
-                        <w:rPr>
-                          <w:szCs w:val="24"/>
-                        </w:rPr>
-                        <w:t>l’IAI-TOGO</w:t>
-                      </w:r>
-                    </w:p>
-                  </w:txbxContent>
-                </v:textbox>
-                <w10:wrap anchorx="margin"/>
-              </v:shape>
-            </w:pict>
-          </mc:Fallback>
-        </mc:AlternateContent>
-      </w:r>
     </w:p>
     <w:p>
       <w:pPr>
@@ -3318,7 +3466,7 @@
         <w:spacing w:before="0"/>
         <w:ind w:left="360"/>
         <w:sectPr>
-          <w:footerReference w:type="default" r:id="rId12"/>
+          <w:footerReference w:type="default" r:id="rId18"/>
           <w:pgSz w:w="11906" w:h="16838" w:code="9"/>
           <w:pgMar w:top="1418" w:right="1418" w:bottom="1418" w:left="1418" w:header="720" w:footer="720" w:gutter="0"/>
           <w:pgNumType w:fmt="upperRoman" w:start="1"/>
@@ -3409,7 +3557,7 @@
           <w:bCs/>
           <w:lang w:val="fr-TG"/>
         </w:rPr>
-        <w:t>CONCEPTION ET DÉVELOPPEMENT D'UNE PLATEFORME WEB DE GESTION DES INTERVENTIONS TECHNIQUES ET DE SUIVI DES DEMANDES DE SUPPORT CLIENT</w:t>
+        <w:t>conception et développement d’une plateforme web de gestion des interventions techniques et de suivi des demandes de support client</w:t>
       </w:r>
       <w:r>
         <w:rPr>
@@ -3432,62 +3580,566 @@
       </w:r>
     </w:p>
     <w:p>
-      <w:pPr>
-        <w:spacing w:after="0"/>
-      </w:pPr>
-      <w:r>
-        <w:t xml:space="preserve">Pour mener à bien cette mission, ce rapport s’articulera autour de trois grandes parties </w:t>
-      </w:r>
-      <w:r>
-        <w:t xml:space="preserve">qui sont </w:t>
-      </w:r>
-      <w:r>
-        <w:t>:</w:t>
-      </w:r>
-      <w:r>
-        <w:t xml:space="preserve"> </w:t>
-      </w:r>
-      <w:r>
-        <w:rPr>
-          <w:b/>
-          <w:bCs/>
-        </w:rPr>
-        <w:t>l</w:t>
-      </w:r>
-      <w:r>
-        <w:rPr>
-          <w:b/>
-          <w:bCs/>
-        </w:rPr>
-        <w:t>’établissement du cahier des charges</w:t>
-      </w:r>
-      <w:r>
-        <w:t>, définissant les besoins fonctionnels et techniques du projet</w:t>
-      </w:r>
-      <w:r>
-        <w:t xml:space="preserve"> ; </w:t>
-      </w:r>
-      <w:r>
-        <w:rPr>
-          <w:b/>
-          <w:bCs/>
-        </w:rPr>
-        <w:t>la phase de préprogrammation</w:t>
-      </w:r>
-      <w:r>
-        <w:t xml:space="preserve">, incluant l’étude des technologies et la modélisation des données ; </w:t>
-      </w:r>
-      <w:r>
-        <w:rPr>
-          <w:b/>
-          <w:bCs/>
-        </w:rPr>
-        <w:t>la réalisation et la mise en œuvre</w:t>
-      </w:r>
-      <w:r>
-        <w:t>, couvrant le développement, les tests et la mise en œuvre.</w:t>
-      </w:r>
-    </w:p>
+      <w:r>
+        <w:t xml:space="preserve">Pour mener à bien cette mission, </w:t>
+      </w:r>
+      <w:r>
+        <w:t>c</w:t>
+      </w:r>
+      <w:r>
+        <w:rPr>
+          <w:spacing w:val="-4"/>
+        </w:rPr>
+        <w:t>e</w:t>
+      </w:r>
+      <w:r>
+        <w:rPr>
+          <w:spacing w:val="-15"/>
+        </w:rPr>
+        <w:t xml:space="preserve"> </w:t>
+      </w:r>
+      <w:r>
+        <w:rPr>
+          <w:spacing w:val="-4"/>
+        </w:rPr>
+        <w:t>document</w:t>
+      </w:r>
+      <w:r>
+        <w:rPr>
+          <w:spacing w:val="-14"/>
+        </w:rPr>
+        <w:t xml:space="preserve"> </w:t>
+      </w:r>
+      <w:r>
+        <w:rPr>
+          <w:spacing w:val="-4"/>
+        </w:rPr>
+        <w:t>est</w:t>
+      </w:r>
+      <w:r>
+        <w:rPr>
+          <w:spacing w:val="-14"/>
+        </w:rPr>
+        <w:t xml:space="preserve"> </w:t>
+      </w:r>
+      <w:r>
+        <w:rPr>
+          <w:spacing w:val="-4"/>
+        </w:rPr>
+        <w:t>structuré</w:t>
+      </w:r>
+      <w:r>
+        <w:rPr>
+          <w:spacing w:val="-14"/>
+        </w:rPr>
+        <w:t xml:space="preserve"> </w:t>
+      </w:r>
+      <w:r>
+        <w:rPr>
+          <w:spacing w:val="-4"/>
+        </w:rPr>
+        <w:t>en</w:t>
+      </w:r>
+      <w:r>
+        <w:rPr>
+          <w:spacing w:val="-14"/>
+        </w:rPr>
+        <w:t xml:space="preserve"> </w:t>
+      </w:r>
+      <w:r>
+        <w:rPr>
+          <w:spacing w:val="-4"/>
+        </w:rPr>
+        <w:t>trois</w:t>
+      </w:r>
+      <w:r>
+        <w:rPr>
+          <w:spacing w:val="-14"/>
+        </w:rPr>
+        <w:t xml:space="preserve"> </w:t>
+      </w:r>
+      <w:r>
+        <w:rPr>
+          <w:spacing w:val="-4"/>
+        </w:rPr>
+        <w:t>grandes</w:t>
+      </w:r>
+      <w:r>
+        <w:rPr>
+          <w:spacing w:val="-14"/>
+        </w:rPr>
+        <w:t xml:space="preserve"> </w:t>
+      </w:r>
+      <w:r>
+        <w:rPr>
+          <w:spacing w:val="-4"/>
+        </w:rPr>
+        <w:t>parties</w:t>
+      </w:r>
+      <w:r>
+        <w:rPr>
+          <w:spacing w:val="-14"/>
+        </w:rPr>
+        <w:t xml:space="preserve"> </w:t>
+      </w:r>
+      <w:r>
+        <w:rPr>
+          <w:spacing w:val="-4"/>
+        </w:rPr>
+        <w:t>afin</w:t>
+      </w:r>
+      <w:r>
+        <w:rPr>
+          <w:spacing w:val="-14"/>
+        </w:rPr>
+        <w:t xml:space="preserve"> </w:t>
+      </w:r>
+      <w:r>
+        <w:rPr>
+          <w:spacing w:val="-4"/>
+        </w:rPr>
+        <w:t>d’en</w:t>
+      </w:r>
+      <w:r>
+        <w:rPr>
+          <w:spacing w:val="-14"/>
+        </w:rPr>
+        <w:t xml:space="preserve"> </w:t>
+      </w:r>
+      <w:r>
+        <w:rPr>
+          <w:spacing w:val="-4"/>
+        </w:rPr>
+        <w:t>faciliter</w:t>
+      </w:r>
+      <w:r>
+        <w:rPr>
+          <w:spacing w:val="-14"/>
+        </w:rPr>
+        <w:t xml:space="preserve"> </w:t>
+      </w:r>
+      <w:r>
+        <w:rPr>
+          <w:spacing w:val="-4"/>
+        </w:rPr>
+        <w:t>la</w:t>
+      </w:r>
+      <w:r>
+        <w:rPr>
+          <w:spacing w:val="-11"/>
+        </w:rPr>
+        <w:t xml:space="preserve"> </w:t>
+      </w:r>
+      <w:r>
+        <w:rPr>
+          <w:spacing w:val="-4"/>
+        </w:rPr>
+        <w:t xml:space="preserve">compréhension. </w:t>
+      </w:r>
+      <w:r>
+        <w:t xml:space="preserve">Dans la première partie, nous présenterons les objectifs du projet ainsi que les </w:t>
+      </w:r>
+      <w:r>
+        <w:rPr>
+          <w:spacing w:val="-6"/>
+        </w:rPr>
+        <w:t>spécifications fonctionnelles et techniques retenues.</w:t>
+      </w:r>
+      <w:r>
+        <w:rPr>
+          <w:spacing w:val="-7"/>
+        </w:rPr>
+        <w:t xml:space="preserve"> </w:t>
+      </w:r>
+      <w:r>
+        <w:rPr>
+          <w:spacing w:val="-6"/>
+        </w:rPr>
+        <w:t xml:space="preserve">La deuxième partie sera consacrée </w:t>
+      </w:r>
+      <w:r>
+        <w:rPr>
+          <w:spacing w:val="-8"/>
+        </w:rPr>
+        <w:t>à</w:t>
+      </w:r>
+      <w:r>
+        <w:rPr>
+          <w:spacing w:val="-11"/>
+        </w:rPr>
+        <w:t xml:space="preserve"> </w:t>
+      </w:r>
+      <w:r>
+        <w:rPr>
+          <w:spacing w:val="-8"/>
+        </w:rPr>
+        <w:t>l’étude</w:t>
+      </w:r>
+      <w:r>
+        <w:rPr>
+          <w:spacing w:val="-10"/>
+        </w:rPr>
+        <w:t xml:space="preserve"> </w:t>
+      </w:r>
+      <w:r>
+        <w:rPr>
+          <w:spacing w:val="-8"/>
+        </w:rPr>
+        <w:t>de</w:t>
+      </w:r>
+      <w:r>
+        <w:rPr>
+          <w:spacing w:val="-10"/>
+        </w:rPr>
+        <w:t xml:space="preserve"> </w:t>
+      </w:r>
+      <w:r>
+        <w:rPr>
+          <w:spacing w:val="-8"/>
+        </w:rPr>
+        <w:t>l’existant,</w:t>
+      </w:r>
+      <w:r>
+        <w:rPr>
+          <w:spacing w:val="-10"/>
+        </w:rPr>
+        <w:t xml:space="preserve"> </w:t>
+      </w:r>
+      <w:r>
+        <w:rPr>
+          <w:spacing w:val="-8"/>
+        </w:rPr>
+        <w:t>à</w:t>
+      </w:r>
+      <w:r>
+        <w:rPr>
+          <w:spacing w:val="-10"/>
+        </w:rPr>
+        <w:t xml:space="preserve"> </w:t>
+      </w:r>
+      <w:r>
+        <w:rPr>
+          <w:spacing w:val="-8"/>
+        </w:rPr>
+        <w:t>l’analyse</w:t>
+      </w:r>
+      <w:r>
+        <w:rPr>
+          <w:spacing w:val="-10"/>
+        </w:rPr>
+        <w:t xml:space="preserve"> </w:t>
+      </w:r>
+      <w:r>
+        <w:rPr>
+          <w:spacing w:val="-8"/>
+        </w:rPr>
+        <w:t>de</w:t>
+      </w:r>
+      <w:r>
+        <w:rPr>
+          <w:spacing w:val="-10"/>
+        </w:rPr>
+        <w:t xml:space="preserve"> </w:t>
+      </w:r>
+      <w:r>
+        <w:rPr>
+          <w:spacing w:val="-8"/>
+        </w:rPr>
+        <w:t>ses</w:t>
+      </w:r>
+      <w:r>
+        <w:rPr>
+          <w:spacing w:val="-10"/>
+        </w:rPr>
+        <w:t xml:space="preserve"> </w:t>
+      </w:r>
+      <w:r>
+        <w:rPr>
+          <w:spacing w:val="-8"/>
+        </w:rPr>
+        <w:t>limites,</w:t>
+      </w:r>
+      <w:r>
+        <w:rPr>
+          <w:spacing w:val="-6"/>
+        </w:rPr>
+        <w:t xml:space="preserve"> </w:t>
+      </w:r>
+      <w:r>
+        <w:rPr>
+          <w:spacing w:val="-8"/>
+        </w:rPr>
+        <w:t>et</w:t>
+      </w:r>
+      <w:r>
+        <w:rPr>
+          <w:spacing w:val="-11"/>
+        </w:rPr>
+        <w:t xml:space="preserve"> </w:t>
+      </w:r>
+      <w:r>
+        <w:rPr>
+          <w:spacing w:val="-8"/>
+        </w:rPr>
+        <w:t>à</w:t>
+      </w:r>
+      <w:r>
+        <w:rPr>
+          <w:spacing w:val="-10"/>
+        </w:rPr>
+        <w:t xml:space="preserve"> </w:t>
+      </w:r>
+      <w:r>
+        <w:rPr>
+          <w:spacing w:val="-8"/>
+        </w:rPr>
+        <w:t>la</w:t>
+      </w:r>
+      <w:r>
+        <w:rPr>
+          <w:spacing w:val="-10"/>
+        </w:rPr>
+        <w:t xml:space="preserve"> </w:t>
+      </w:r>
+      <w:r>
+        <w:rPr>
+          <w:spacing w:val="-8"/>
+        </w:rPr>
+        <w:t>définition</w:t>
+      </w:r>
+      <w:r>
+        <w:rPr>
+          <w:spacing w:val="-9"/>
+        </w:rPr>
+        <w:t xml:space="preserve"> </w:t>
+      </w:r>
+      <w:r>
+        <w:rPr>
+          <w:spacing w:val="-8"/>
+        </w:rPr>
+        <w:t>des</w:t>
+      </w:r>
+      <w:r>
+        <w:rPr>
+          <w:spacing w:val="-10"/>
+        </w:rPr>
+        <w:t xml:space="preserve"> </w:t>
+      </w:r>
+      <w:r>
+        <w:rPr>
+          <w:spacing w:val="-8"/>
+        </w:rPr>
+        <w:t>besoins</w:t>
+      </w:r>
+      <w:r>
+        <w:rPr>
+          <w:spacing w:val="-10"/>
+        </w:rPr>
+        <w:t xml:space="preserve"> </w:t>
+      </w:r>
+      <w:r>
+        <w:rPr>
+          <w:spacing w:val="-8"/>
+        </w:rPr>
+        <w:t xml:space="preserve">nécessaires </w:t>
+      </w:r>
+      <w:r>
+        <w:t>à</w:t>
+      </w:r>
+      <w:r>
+        <w:rPr>
+          <w:spacing w:val="-6"/>
+        </w:rPr>
+        <w:t xml:space="preserve"> </w:t>
+      </w:r>
+      <w:r>
+        <w:t>la</w:t>
+      </w:r>
+      <w:r>
+        <w:rPr>
+          <w:spacing w:val="-6"/>
+        </w:rPr>
+        <w:t xml:space="preserve"> </w:t>
+      </w:r>
+      <w:r>
+        <w:t>conception</w:t>
+      </w:r>
+      <w:r>
+        <w:rPr>
+          <w:spacing w:val="-6"/>
+        </w:rPr>
+        <w:t xml:space="preserve"> </w:t>
+      </w:r>
+      <w:r>
+        <w:t>de</w:t>
+      </w:r>
+      <w:r>
+        <w:rPr>
+          <w:spacing w:val="-4"/>
+        </w:rPr>
+        <w:t xml:space="preserve"> </w:t>
+      </w:r>
+      <w:r>
+        <w:t>la</w:t>
+      </w:r>
+      <w:r>
+        <w:rPr>
+          <w:spacing w:val="-6"/>
+        </w:rPr>
+        <w:t xml:space="preserve"> </w:t>
+      </w:r>
+      <w:r>
+        <w:t>solution.</w:t>
+      </w:r>
+      <w:r>
+        <w:rPr>
+          <w:spacing w:val="-3"/>
+        </w:rPr>
+        <w:t xml:space="preserve"> </w:t>
+      </w:r>
+      <w:r>
+        <w:t>Enfin,</w:t>
+      </w:r>
+      <w:r>
+        <w:rPr>
+          <w:spacing w:val="-3"/>
+        </w:rPr>
+        <w:t xml:space="preserve"> </w:t>
+      </w:r>
+      <w:r>
+        <w:t>la</w:t>
+      </w:r>
+      <w:r>
+        <w:rPr>
+          <w:spacing w:val="-6"/>
+        </w:rPr>
+        <w:t xml:space="preserve"> </w:t>
+      </w:r>
+      <w:r>
+        <w:t>troisième</w:t>
+      </w:r>
+      <w:r>
+        <w:rPr>
+          <w:spacing w:val="-5"/>
+        </w:rPr>
+        <w:t xml:space="preserve"> </w:t>
+      </w:r>
+      <w:r>
+        <w:t>partie</w:t>
+      </w:r>
+      <w:r>
+        <w:rPr>
+          <w:spacing w:val="-5"/>
+        </w:rPr>
+        <w:t xml:space="preserve"> </w:t>
+      </w:r>
+      <w:r>
+        <w:t>portera</w:t>
+      </w:r>
+      <w:r>
+        <w:rPr>
+          <w:spacing w:val="-2"/>
+        </w:rPr>
+        <w:t xml:space="preserve"> </w:t>
+      </w:r>
+      <w:r>
+        <w:t>sur</w:t>
+      </w:r>
+      <w:r>
+        <w:rPr>
+          <w:spacing w:val="-8"/>
+        </w:rPr>
+        <w:t xml:space="preserve"> </w:t>
+      </w:r>
+      <w:r>
+        <w:t>la</w:t>
+      </w:r>
+      <w:r>
+        <w:rPr>
+          <w:spacing w:val="-2"/>
+        </w:rPr>
+        <w:t xml:space="preserve"> </w:t>
+      </w:r>
+      <w:r>
+        <w:t>réalisation</w:t>
+      </w:r>
+      <w:r>
+        <w:rPr>
+          <w:spacing w:val="-6"/>
+        </w:rPr>
+        <w:t xml:space="preserve"> </w:t>
+      </w:r>
+      <w:r>
+        <w:t xml:space="preserve">et </w:t>
+      </w:r>
+      <w:r>
+        <w:rPr>
+          <w:spacing w:val="-8"/>
+        </w:rPr>
+        <w:t>l’implémentation</w:t>
+      </w:r>
+      <w:r>
+        <w:rPr>
+          <w:spacing w:val="-11"/>
+        </w:rPr>
+        <w:t xml:space="preserve"> </w:t>
+      </w:r>
+      <w:r>
+        <w:rPr>
+          <w:spacing w:val="-8"/>
+        </w:rPr>
+        <w:t>de la plateforme web, en détaillant</w:t>
+      </w:r>
+      <w:r>
+        <w:t xml:space="preserve"> </w:t>
+      </w:r>
+      <w:r>
+        <w:rPr>
+          <w:spacing w:val="-8"/>
+        </w:rPr>
+        <w:t>les étapes de</w:t>
+      </w:r>
+      <w:r>
+        <w:rPr>
+          <w:spacing w:val="-11"/>
+        </w:rPr>
+        <w:t xml:space="preserve"> </w:t>
+      </w:r>
+      <w:r>
+        <w:rPr>
+          <w:spacing w:val="-8"/>
+        </w:rPr>
+        <w:t>développement</w:t>
+      </w:r>
+      <w:r>
+        <w:rPr>
+          <w:spacing w:val="-2"/>
+        </w:rPr>
+        <w:t xml:space="preserve"> </w:t>
+      </w:r>
+      <w:r>
+        <w:rPr>
+          <w:spacing w:val="-8"/>
+        </w:rPr>
+        <w:t>et</w:t>
+      </w:r>
+      <w:r>
+        <w:rPr>
+          <w:spacing w:val="-3"/>
+        </w:rPr>
+        <w:t xml:space="preserve"> </w:t>
+      </w:r>
+      <w:r>
+        <w:rPr>
+          <w:spacing w:val="-8"/>
+        </w:rPr>
+        <w:t xml:space="preserve">les </w:t>
+      </w:r>
+      <w:r>
+        <w:t>choix techniques effectués.</w:t>
+      </w:r>
+    </w:p>
+    <w:p/>
     <w:p>
       <w:pPr>
         <w:spacing w:before="0"/>
@@ -3809,7 +4461,6 @@
         </w:numPr>
       </w:pPr>
       <w:r>
-        <w:lastRenderedPageBreak/>
         <w:t>Présentation de l’IAI-TOGO</w:t>
       </w:r>
     </w:p>
@@ -3838,6 +4489,13 @@
       <w:r>
         <w:t>L’IAI-TOGO se consacre à la promotion des technologies de l'information et de la communication (TIC) via des formations de qualité, centrées sur la pratique et les besoins du marché. Elle propose trois filières en cycle Licence : Génie Logiciel et Système d’Information (GLSI), Administration des Systèmes et Réseaux (ASR), et Multimédia, Technologie Web et Infographie (MTWI). L’IAI-TOGO offre également deux parcours : Ingénieur des Travaux Informatiques (ITI) et Licence Professionnelle en Informatique (LPI). Ce qui démarque l’IAI-TOGO, c’est son environnement d’apprentissage professionnalisant, une pédagogie tournée vers les projets, ainsi que des partenariats avec divers acteurs du secteur numérique tant au Togo qu’à l'international, offrant ainsi de nombreuses opportunités à ses étudiants.</w:t>
       </w:r>
+    </w:p>
+    <w:p>
+      <w:pPr>
+        <w:spacing w:before="0"/>
+        <w:ind w:left="360"/>
+        <w:jc w:val="center"/>
+      </w:pPr>
       <w:r>
         <w:br/>
       </w:r>
@@ -3847,9 +4505,9 @@
           <w:lang w:eastAsia="fr-FR"/>
         </w:rPr>
         <w:drawing>
-          <wp:inline distT="0" distB="0" distL="0" distR="0" wp14:anchorId="6A86FE72" wp14:editId="0D4D7C39">
-            <wp:extent cx="5759450" cy="3237865"/>
-            <wp:effectExtent l="0" t="0" r="0" b="635"/>
+          <wp:inline distT="0" distB="0" distL="0" distR="0" wp14:anchorId="6A86FE72" wp14:editId="2CC948BD">
+            <wp:extent cx="5142368" cy="2890952"/>
+            <wp:effectExtent l="0" t="0" r="1270" b="5080"/>
             <wp:docPr id="88" name="Image 88"/>
             <wp:cNvGraphicFramePr>
               <a:graphicFrameLocks xmlns:a="http://schemas.openxmlformats.org/drawingml/2006/main" noChangeAspect="1"/>
@@ -3862,7 +4520,7 @@
                     <pic:cNvPicPr/>
                   </pic:nvPicPr>
                   <pic:blipFill>
-                    <a:blip r:embed="rId13" cstate="print">
+                    <a:blip r:embed="rId19" cstate="print">
                       <a:extLst>
                         <a:ext uri="{28A0092B-C50C-407E-A947-70E740481C1C}">
                           <a14:useLocalDpi xmlns:a14="http://schemas.microsoft.com/office/drawing/2010/main" val="0"/>
@@ -3876,7 +4534,7 @@
                   <pic:spPr>
                     <a:xfrm>
                       <a:off x="0" y="0"/>
-                      <a:ext cx="5759450" cy="3237865"/>
+                      <a:ext cx="5166319" cy="2904417"/>
                     </a:xfrm>
                     <a:prstGeom prst="rect">
                       <a:avLst/>
@@ -3904,8 +4562,463 @@
       </w:r>
     </w:p>
     <w:p>
-      <w:r>
-        <w:t xml:space="preserve">L'IAI intègre dans la formation des Programmeurs, Ingénieurs de Travaux Informatiques (Analystes-programmeurs) ou Licence, un stage pratique de huit semaines à la fin de la deuxième année. Cette formation vise à assurer aux futurs employeurs que les diplômés de l’IAI s'intègrent rapidement et efficacement dans le monde du travail. </w:t>
+      <w:pPr>
+        <w:rPr>
+          <w:rFonts w:cs="Times New Roman"/>
+        </w:rPr>
+      </w:pPr>
+      <w:r>
+        <w:rPr>
+          <w:rFonts w:cs="Times New Roman"/>
+        </w:rPr>
+        <w:t xml:space="preserve">L'IAI intègre dans la formation des Programmeurs, Ingénieurs de Travaux Informatiques, un stage pratique de huit semaines à la fin de la deuxième année. Cette formation vise à assurer aux futurs employeurs que les diplômés de l’IAI s'intègrent rapidement et efficacement dans le monde du travail. </w:t>
+      </w:r>
+      <w:r>
+        <w:rPr>
+          <w:rFonts w:cs="Times New Roman"/>
+          <w:spacing w:val="-4"/>
+        </w:rPr>
+        <w:t>Ce</w:t>
+      </w:r>
+      <w:r>
+        <w:rPr>
+          <w:rFonts w:cs="Times New Roman"/>
+          <w:spacing w:val="-10"/>
+        </w:rPr>
+        <w:t xml:space="preserve"> </w:t>
+      </w:r>
+      <w:r>
+        <w:rPr>
+          <w:rFonts w:cs="Times New Roman"/>
+          <w:spacing w:val="-4"/>
+        </w:rPr>
+        <w:t>stage</w:t>
+      </w:r>
+      <w:r>
+        <w:rPr>
+          <w:rFonts w:cs="Times New Roman"/>
+          <w:spacing w:val="-10"/>
+        </w:rPr>
+        <w:t xml:space="preserve"> </w:t>
+      </w:r>
+      <w:r>
+        <w:rPr>
+          <w:rFonts w:cs="Times New Roman"/>
+          <w:spacing w:val="-4"/>
+        </w:rPr>
+        <w:t>est</w:t>
+      </w:r>
+      <w:r>
+        <w:rPr>
+          <w:rFonts w:cs="Times New Roman"/>
+          <w:spacing w:val="-8"/>
+        </w:rPr>
+        <w:t xml:space="preserve"> </w:t>
+      </w:r>
+      <w:r>
+        <w:rPr>
+          <w:rFonts w:cs="Times New Roman"/>
+          <w:spacing w:val="-4"/>
+        </w:rPr>
+        <w:t>encadré</w:t>
+      </w:r>
+      <w:r>
+        <w:rPr>
+          <w:rFonts w:cs="Times New Roman"/>
+          <w:spacing w:val="-10"/>
+        </w:rPr>
+        <w:t xml:space="preserve"> </w:t>
+      </w:r>
+      <w:r>
+        <w:rPr>
+          <w:rFonts w:cs="Times New Roman"/>
+          <w:spacing w:val="-4"/>
+        </w:rPr>
+        <w:t>de</w:t>
+      </w:r>
+      <w:r>
+        <w:rPr>
+          <w:rFonts w:cs="Times New Roman"/>
+          <w:spacing w:val="-10"/>
+        </w:rPr>
+        <w:t xml:space="preserve"> </w:t>
+      </w:r>
+      <w:r>
+        <w:rPr>
+          <w:rFonts w:cs="Times New Roman"/>
+          <w:spacing w:val="-4"/>
+        </w:rPr>
+        <w:t>manière</w:t>
+      </w:r>
+      <w:r>
+        <w:rPr>
+          <w:rFonts w:cs="Times New Roman"/>
+          <w:spacing w:val="-10"/>
+        </w:rPr>
+        <w:t xml:space="preserve"> </w:t>
+      </w:r>
+      <w:r>
+        <w:rPr>
+          <w:rFonts w:cs="Times New Roman"/>
+          <w:spacing w:val="-4"/>
+        </w:rPr>
+        <w:t>tripartite</w:t>
+      </w:r>
+      <w:r>
+        <w:rPr>
+          <w:rFonts w:cs="Times New Roman"/>
+          <w:spacing w:val="-10"/>
+        </w:rPr>
+        <w:t xml:space="preserve"> </w:t>
+      </w:r>
+      <w:r>
+        <w:rPr>
+          <w:rFonts w:cs="Times New Roman"/>
+          <w:spacing w:val="-4"/>
+        </w:rPr>
+        <w:t>:</w:t>
+      </w:r>
+      <w:r>
+        <w:rPr>
+          <w:rFonts w:cs="Times New Roman"/>
+          <w:spacing w:val="-8"/>
+        </w:rPr>
+        <w:t xml:space="preserve"> </w:t>
+      </w:r>
+      <w:r>
+        <w:rPr>
+          <w:rFonts w:cs="Times New Roman"/>
+          <w:spacing w:val="-4"/>
+        </w:rPr>
+        <w:t>l’étudiant,</w:t>
+      </w:r>
+      <w:r>
+        <w:rPr>
+          <w:rFonts w:cs="Times New Roman"/>
+          <w:spacing w:val="-8"/>
+        </w:rPr>
+        <w:t xml:space="preserve"> </w:t>
+      </w:r>
+      <w:r>
+        <w:rPr>
+          <w:rFonts w:cs="Times New Roman"/>
+          <w:spacing w:val="-4"/>
+        </w:rPr>
+        <w:t xml:space="preserve">le </w:t>
+      </w:r>
+      <w:r>
+        <w:rPr>
+          <w:rFonts w:cs="Times New Roman"/>
+        </w:rPr>
+        <w:t xml:space="preserve">maître de stage au sein de l’entreprise d’accueil et un encadrant pédagogique de </w:t>
+      </w:r>
+      <w:r>
+        <w:rPr>
+          <w:rFonts w:cs="Times New Roman"/>
+          <w:spacing w:val="-6"/>
+        </w:rPr>
+        <w:t>l’IAI-Togo</w:t>
+      </w:r>
+      <w:r>
+        <w:rPr>
+          <w:rFonts w:cs="Times New Roman"/>
+          <w:spacing w:val="-13"/>
+        </w:rPr>
+        <w:t xml:space="preserve"> </w:t>
+      </w:r>
+      <w:r>
+        <w:rPr>
+          <w:rFonts w:cs="Times New Roman"/>
+          <w:spacing w:val="-6"/>
+        </w:rPr>
+        <w:t>collaborent</w:t>
+      </w:r>
+      <w:r>
+        <w:rPr>
+          <w:rFonts w:cs="Times New Roman"/>
+          <w:spacing w:val="-12"/>
+        </w:rPr>
+        <w:t xml:space="preserve"> </w:t>
+      </w:r>
+      <w:r>
+        <w:rPr>
+          <w:rFonts w:cs="Times New Roman"/>
+          <w:spacing w:val="-6"/>
+        </w:rPr>
+        <w:t>pour</w:t>
+      </w:r>
+      <w:r>
+        <w:rPr>
+          <w:rFonts w:cs="Times New Roman"/>
+          <w:spacing w:val="-12"/>
+        </w:rPr>
+        <w:t xml:space="preserve"> </w:t>
+      </w:r>
+      <w:r>
+        <w:rPr>
+          <w:rFonts w:cs="Times New Roman"/>
+          <w:spacing w:val="-6"/>
+        </w:rPr>
+        <w:t>assurer</w:t>
+      </w:r>
+      <w:r>
+        <w:rPr>
+          <w:rFonts w:cs="Times New Roman"/>
+          <w:spacing w:val="-12"/>
+        </w:rPr>
+        <w:t xml:space="preserve"> </w:t>
+      </w:r>
+      <w:r>
+        <w:rPr>
+          <w:rFonts w:cs="Times New Roman"/>
+          <w:spacing w:val="-6"/>
+        </w:rPr>
+        <w:t>le</w:t>
+      </w:r>
+      <w:r>
+        <w:rPr>
+          <w:rFonts w:cs="Times New Roman"/>
+          <w:spacing w:val="-12"/>
+        </w:rPr>
+        <w:t xml:space="preserve"> </w:t>
+      </w:r>
+      <w:r>
+        <w:rPr>
+          <w:rFonts w:cs="Times New Roman"/>
+          <w:spacing w:val="-6"/>
+        </w:rPr>
+        <w:t>bon</w:t>
+      </w:r>
+      <w:r>
+        <w:rPr>
+          <w:rFonts w:cs="Times New Roman"/>
+          <w:spacing w:val="-12"/>
+        </w:rPr>
+        <w:t xml:space="preserve"> </w:t>
+      </w:r>
+      <w:r>
+        <w:rPr>
+          <w:rFonts w:cs="Times New Roman"/>
+          <w:spacing w:val="-6"/>
+        </w:rPr>
+        <w:t>déroulement</w:t>
+      </w:r>
+      <w:r>
+        <w:rPr>
+          <w:rFonts w:cs="Times New Roman"/>
+          <w:spacing w:val="-12"/>
+        </w:rPr>
+        <w:t xml:space="preserve"> </w:t>
+      </w:r>
+      <w:r>
+        <w:rPr>
+          <w:rFonts w:cs="Times New Roman"/>
+          <w:spacing w:val="-6"/>
+        </w:rPr>
+        <w:t>du</w:t>
+      </w:r>
+      <w:r>
+        <w:rPr>
+          <w:rFonts w:cs="Times New Roman"/>
+          <w:spacing w:val="-12"/>
+        </w:rPr>
+        <w:t xml:space="preserve"> </w:t>
+      </w:r>
+      <w:r>
+        <w:rPr>
+          <w:rFonts w:cs="Times New Roman"/>
+          <w:spacing w:val="-6"/>
+        </w:rPr>
+        <w:t>stage</w:t>
+      </w:r>
+      <w:r>
+        <w:rPr>
+          <w:rFonts w:cs="Times New Roman"/>
+          <w:spacing w:val="-12"/>
+        </w:rPr>
+        <w:t xml:space="preserve"> </w:t>
+      </w:r>
+      <w:r>
+        <w:rPr>
+          <w:rFonts w:cs="Times New Roman"/>
+          <w:spacing w:val="-6"/>
+        </w:rPr>
+        <w:t>et</w:t>
+      </w:r>
+      <w:r>
+        <w:rPr>
+          <w:rFonts w:cs="Times New Roman"/>
+          <w:spacing w:val="-12"/>
+        </w:rPr>
+        <w:t xml:space="preserve"> </w:t>
+      </w:r>
+      <w:r>
+        <w:rPr>
+          <w:rFonts w:cs="Times New Roman"/>
+          <w:spacing w:val="-6"/>
+        </w:rPr>
+        <w:t>la</w:t>
+      </w:r>
+      <w:r>
+        <w:rPr>
+          <w:rFonts w:cs="Times New Roman"/>
+          <w:spacing w:val="-12"/>
+        </w:rPr>
+        <w:t xml:space="preserve"> </w:t>
+      </w:r>
+      <w:r>
+        <w:rPr>
+          <w:rFonts w:cs="Times New Roman"/>
+          <w:spacing w:val="-6"/>
+        </w:rPr>
+        <w:t>cohérence</w:t>
+      </w:r>
+      <w:r>
+        <w:rPr>
+          <w:rFonts w:cs="Times New Roman"/>
+          <w:spacing w:val="-12"/>
+        </w:rPr>
+        <w:t xml:space="preserve"> </w:t>
+      </w:r>
+      <w:r>
+        <w:rPr>
+          <w:rFonts w:cs="Times New Roman"/>
+          <w:spacing w:val="-6"/>
+        </w:rPr>
+        <w:t>entre</w:t>
+      </w:r>
+      <w:r>
+        <w:rPr>
+          <w:rFonts w:cs="Times New Roman"/>
+          <w:spacing w:val="-12"/>
+        </w:rPr>
+        <w:t xml:space="preserve"> </w:t>
+      </w:r>
+      <w:r>
+        <w:rPr>
+          <w:rFonts w:cs="Times New Roman"/>
+          <w:spacing w:val="-6"/>
+        </w:rPr>
+        <w:t xml:space="preserve">les </w:t>
+      </w:r>
+      <w:r>
+        <w:rPr>
+          <w:rFonts w:cs="Times New Roman"/>
+          <w:spacing w:val="-2"/>
+        </w:rPr>
+        <w:t>missions</w:t>
+      </w:r>
+      <w:r>
+        <w:rPr>
+          <w:rFonts w:cs="Times New Roman"/>
+          <w:spacing w:val="-14"/>
+        </w:rPr>
+        <w:t xml:space="preserve"> </w:t>
+      </w:r>
+      <w:r>
+        <w:rPr>
+          <w:rFonts w:cs="Times New Roman"/>
+          <w:spacing w:val="-2"/>
+        </w:rPr>
+        <w:t>confiées</w:t>
+      </w:r>
+      <w:r>
+        <w:rPr>
+          <w:rFonts w:cs="Times New Roman"/>
+          <w:spacing w:val="-8"/>
+        </w:rPr>
+        <w:t xml:space="preserve"> </w:t>
+      </w:r>
+      <w:r>
+        <w:rPr>
+          <w:rFonts w:cs="Times New Roman"/>
+          <w:spacing w:val="-2"/>
+        </w:rPr>
+        <w:t>et</w:t>
+      </w:r>
+      <w:r>
+        <w:rPr>
+          <w:rFonts w:cs="Times New Roman"/>
+          <w:spacing w:val="-10"/>
+        </w:rPr>
+        <w:t xml:space="preserve"> </w:t>
+      </w:r>
+      <w:r>
+        <w:rPr>
+          <w:rFonts w:cs="Times New Roman"/>
+          <w:spacing w:val="-2"/>
+        </w:rPr>
+        <w:t>les</w:t>
+      </w:r>
+      <w:r>
+        <w:rPr>
+          <w:rFonts w:cs="Times New Roman"/>
+          <w:spacing w:val="-14"/>
+        </w:rPr>
+        <w:t xml:space="preserve"> </w:t>
+      </w:r>
+      <w:r>
+        <w:rPr>
+          <w:rFonts w:cs="Times New Roman"/>
+          <w:spacing w:val="-2"/>
+        </w:rPr>
+        <w:t>objectifs</w:t>
+      </w:r>
+      <w:r>
+        <w:rPr>
+          <w:rFonts w:cs="Times New Roman"/>
+          <w:spacing w:val="-14"/>
+        </w:rPr>
+        <w:t xml:space="preserve"> </w:t>
+      </w:r>
+      <w:r>
+        <w:rPr>
+          <w:rFonts w:cs="Times New Roman"/>
+          <w:spacing w:val="-2"/>
+        </w:rPr>
+        <w:t>pédagogiques</w:t>
+      </w:r>
+      <w:r>
+        <w:rPr>
+          <w:rFonts w:cs="Times New Roman"/>
+          <w:spacing w:val="-14"/>
+        </w:rPr>
+        <w:t xml:space="preserve"> </w:t>
+      </w:r>
+      <w:r>
+        <w:rPr>
+          <w:rFonts w:cs="Times New Roman"/>
+          <w:spacing w:val="-2"/>
+        </w:rPr>
+        <w:t>définis</w:t>
+      </w:r>
+      <w:r>
+        <w:rPr>
+          <w:rFonts w:cs="Times New Roman"/>
+          <w:spacing w:val="-14"/>
+        </w:rPr>
+        <w:t xml:space="preserve"> </w:t>
+      </w:r>
+      <w:r>
+        <w:rPr>
+          <w:rFonts w:cs="Times New Roman"/>
+          <w:spacing w:val="-2"/>
+        </w:rPr>
+        <w:t>par</w:t>
+      </w:r>
+      <w:r>
+        <w:rPr>
+          <w:rFonts w:cs="Times New Roman"/>
+          <w:spacing w:val="-13"/>
+        </w:rPr>
+        <w:t xml:space="preserve"> </w:t>
+      </w:r>
+      <w:r>
+        <w:rPr>
+          <w:rFonts w:cs="Times New Roman"/>
+          <w:spacing w:val="-2"/>
+        </w:rPr>
+        <w:t>l’institut.</w:t>
       </w:r>
     </w:p>
     <w:p>
@@ -4005,9 +5118,9 @@
           <w:noProof/>
         </w:rPr>
         <w:drawing>
-          <wp:inline distT="0" distB="0" distL="0" distR="0" wp14:anchorId="150DEED7" wp14:editId="030819AA">
-            <wp:extent cx="5423026" cy="2860675"/>
-            <wp:effectExtent l="0" t="0" r="6350" b="0"/>
+          <wp:inline distT="0" distB="0" distL="0" distR="0" wp14:anchorId="150DEED7" wp14:editId="18486C91">
+            <wp:extent cx="6075629" cy="3204927"/>
+            <wp:effectExtent l="0" t="0" r="1905" b="0"/>
             <wp:docPr id="1322748" name="Image 1"/>
             <wp:cNvGraphicFramePr>
               <a:graphicFrameLocks xmlns:a="http://schemas.openxmlformats.org/drawingml/2006/main" noChangeAspect="1"/>
@@ -4020,7 +5133,7 @@
                     <pic:cNvPicPr/>
                   </pic:nvPicPr>
                   <pic:blipFill>
-                    <a:blip r:embed="rId14"/>
+                    <a:blip r:embed="rId20"/>
                     <a:stretch>
                       <a:fillRect/>
                     </a:stretch>
@@ -4028,7 +5141,7 @@
                   <pic:spPr>
                     <a:xfrm>
                       <a:off x="0" y="0"/>
-                      <a:ext cx="5436819" cy="2867951"/>
+                      <a:ext cx="6102033" cy="3218855"/>
                     </a:xfrm>
                     <a:prstGeom prst="rect">
                       <a:avLst/>
@@ -4052,7 +5165,6 @@
         </w:numPr>
       </w:pPr>
       <w:r>
-        <w:lastRenderedPageBreak/>
         <w:t>Présentation du sujet</w:t>
       </w:r>
     </w:p>
@@ -4075,7 +5187,19 @@
         <w:t xml:space="preserve"> </w:t>
       </w:r>
       <w:r>
-        <w:t>les entreprises de service, comme la maintenance ou le support technique terrain</w:t>
+        <w:t>les entreprises de service</w:t>
+      </w:r>
+      <w:r>
+        <w:t xml:space="preserve"> de</w:t>
+      </w:r>
+      <w:r>
+        <w:t xml:space="preserve"> maintenance ou </w:t>
+      </w:r>
+      <w:r>
+        <w:t>d</w:t>
+      </w:r>
+      <w:r>
+        <w:t>e support technique terrain</w:t>
       </w:r>
       <w:r>
         <w:rPr>
@@ -4115,11 +5239,302 @@
       </w:r>
     </w:p>
     <w:p>
-      <w:pPr>
-        <w:rPr>
-          <w:lang w:val="fr-TG"/>
-        </w:rPr>
-      </w:pPr>
+      <w:r>
+        <w:t>L'application couvre l'ensemble du cycle de vie d'une intervention : création d'un ticket par un client ou un administrateur, affectation à un technicien selon sa disponibilité et/ou sa compétence, suivi de l'état d'avancement, notification des parties prenantes à chaque changement d'état, et production de statistiques d'exploitation.</w:t>
+      </w:r>
+    </w:p>
+    <w:p>
+      <w:r>
+        <w:rPr>
+          <w:spacing w:val="-6"/>
+        </w:rPr>
+        <w:t>En</w:t>
+      </w:r>
+      <w:r>
+        <w:rPr>
+          <w:spacing w:val="-11"/>
+        </w:rPr>
+        <w:t xml:space="preserve"> </w:t>
+      </w:r>
+      <w:r>
+        <w:rPr>
+          <w:spacing w:val="-6"/>
+        </w:rPr>
+        <w:t>offrant</w:t>
+      </w:r>
+      <w:r>
+        <w:rPr>
+          <w:spacing w:val="-12"/>
+        </w:rPr>
+        <w:t xml:space="preserve"> </w:t>
+      </w:r>
+      <w:r>
+        <w:rPr>
+          <w:spacing w:val="-6"/>
+        </w:rPr>
+        <w:t>une</w:t>
+      </w:r>
+      <w:r>
+        <w:rPr>
+          <w:spacing w:val="-10"/>
+        </w:rPr>
+        <w:t xml:space="preserve"> </w:t>
+      </w:r>
+      <w:r>
+        <w:rPr>
+          <w:spacing w:val="-6"/>
+        </w:rPr>
+        <w:t>interface</w:t>
+      </w:r>
+      <w:r>
+        <w:rPr>
+          <w:spacing w:val="-11"/>
+        </w:rPr>
+        <w:t xml:space="preserve"> </w:t>
+      </w:r>
+      <w:r>
+        <w:rPr>
+          <w:spacing w:val="-6"/>
+        </w:rPr>
+        <w:t>intuitive</w:t>
+      </w:r>
+      <w:r>
+        <w:rPr>
+          <w:spacing w:val="-10"/>
+        </w:rPr>
+        <w:t xml:space="preserve"> </w:t>
+      </w:r>
+      <w:r>
+        <w:rPr>
+          <w:spacing w:val="-6"/>
+        </w:rPr>
+        <w:t>et</w:t>
+      </w:r>
+      <w:r>
+        <w:rPr>
+          <w:spacing w:val="-7"/>
+        </w:rPr>
+        <w:t xml:space="preserve"> </w:t>
+      </w:r>
+      <w:r>
+        <w:rPr>
+          <w:spacing w:val="-6"/>
+        </w:rPr>
+        <w:t>des</w:t>
+      </w:r>
+      <w:r>
+        <w:rPr>
+          <w:spacing w:val="-11"/>
+        </w:rPr>
+        <w:t xml:space="preserve"> </w:t>
+      </w:r>
+      <w:r>
+        <w:rPr>
+          <w:spacing w:val="-6"/>
+        </w:rPr>
+        <w:t>outils</w:t>
+      </w:r>
+      <w:r>
+        <w:rPr>
+          <w:spacing w:val="-10"/>
+        </w:rPr>
+        <w:t xml:space="preserve"> </w:t>
+      </w:r>
+      <w:r>
+        <w:rPr>
+          <w:spacing w:val="-6"/>
+        </w:rPr>
+        <w:t>adaptés</w:t>
+      </w:r>
+      <w:r>
+        <w:rPr>
+          <w:spacing w:val="-10"/>
+        </w:rPr>
+        <w:t xml:space="preserve"> </w:t>
+      </w:r>
+      <w:r>
+        <w:rPr>
+          <w:spacing w:val="-6"/>
+        </w:rPr>
+        <w:t>à</w:t>
+      </w:r>
+      <w:r>
+        <w:rPr>
+          <w:spacing w:val="-11"/>
+        </w:rPr>
+        <w:t xml:space="preserve"> </w:t>
+      </w:r>
+      <w:r>
+        <w:rPr>
+          <w:spacing w:val="-6"/>
+        </w:rPr>
+        <w:t>chaque</w:t>
+      </w:r>
+      <w:r>
+        <w:rPr>
+          <w:spacing w:val="-10"/>
+        </w:rPr>
+        <w:t xml:space="preserve"> </w:t>
+      </w:r>
+      <w:r>
+        <w:rPr>
+          <w:spacing w:val="-6"/>
+        </w:rPr>
+        <w:t>type</w:t>
+      </w:r>
+      <w:r>
+        <w:rPr>
+          <w:spacing w:val="-9"/>
+        </w:rPr>
+        <w:t xml:space="preserve"> </w:t>
+      </w:r>
+      <w:r>
+        <w:rPr>
+          <w:spacing w:val="-6"/>
+        </w:rPr>
+        <w:t>d’utilisateur,</w:t>
+      </w:r>
+      <w:r>
+        <w:rPr>
+          <w:spacing w:val="-8"/>
+        </w:rPr>
+        <w:t xml:space="preserve"> </w:t>
+      </w:r>
+      <w:r>
+        <w:rPr>
+          <w:spacing w:val="-6"/>
+        </w:rPr>
+        <w:t xml:space="preserve">cette </w:t>
+      </w:r>
+      <w:r>
+        <w:t xml:space="preserve">solution contribuera, à réduire les délais de </w:t>
+      </w:r>
+      <w:r>
+        <w:rPr>
+          <w:spacing w:val="-4"/>
+        </w:rPr>
+        <w:t>traitement,</w:t>
+      </w:r>
+      <w:r>
+        <w:rPr>
+          <w:spacing w:val="-20"/>
+        </w:rPr>
+        <w:t xml:space="preserve"> </w:t>
+      </w:r>
+      <w:r>
+        <w:rPr>
+          <w:spacing w:val="-4"/>
+        </w:rPr>
+        <w:t>et</w:t>
+      </w:r>
+      <w:r>
+        <w:rPr>
+          <w:spacing w:val="-23"/>
+        </w:rPr>
+        <w:t xml:space="preserve"> </w:t>
+      </w:r>
+      <w:r>
+        <w:rPr>
+          <w:spacing w:val="-4"/>
+        </w:rPr>
+        <w:t>à</w:t>
+      </w:r>
+      <w:r>
+        <w:rPr>
+          <w:spacing w:val="-18"/>
+        </w:rPr>
+        <w:t xml:space="preserve"> </w:t>
+      </w:r>
+      <w:r>
+        <w:rPr>
+          <w:spacing w:val="-4"/>
+        </w:rPr>
+        <w:t>renforcer</w:t>
+      </w:r>
+      <w:r>
+        <w:rPr>
+          <w:spacing w:val="-21"/>
+        </w:rPr>
+        <w:t xml:space="preserve"> </w:t>
+      </w:r>
+      <w:r>
+        <w:rPr>
+          <w:spacing w:val="-4"/>
+        </w:rPr>
+        <w:t>la</w:t>
+      </w:r>
+      <w:r>
+        <w:rPr>
+          <w:spacing w:val="-18"/>
+        </w:rPr>
+        <w:t xml:space="preserve"> </w:t>
+      </w:r>
+      <w:r>
+        <w:rPr>
+          <w:spacing w:val="-4"/>
+        </w:rPr>
+        <w:t>transparence</w:t>
+      </w:r>
+      <w:r>
+        <w:rPr>
+          <w:spacing w:val="-23"/>
+        </w:rPr>
+        <w:t xml:space="preserve"> </w:t>
+      </w:r>
+      <w:r>
+        <w:rPr>
+          <w:spacing w:val="-4"/>
+        </w:rPr>
+        <w:t>et</w:t>
+      </w:r>
+      <w:r>
+        <w:rPr>
+          <w:spacing w:val="-19"/>
+        </w:rPr>
+        <w:t xml:space="preserve"> </w:t>
+      </w:r>
+      <w:r>
+        <w:rPr>
+          <w:spacing w:val="-4"/>
+        </w:rPr>
+        <w:t>l’efficacité</w:t>
+      </w:r>
+      <w:r>
+        <w:rPr>
+          <w:spacing w:val="-22"/>
+        </w:rPr>
+        <w:t xml:space="preserve"> </w:t>
+      </w:r>
+      <w:r>
+        <w:rPr>
+          <w:spacing w:val="-4"/>
+        </w:rPr>
+        <w:t>du</w:t>
+      </w:r>
+      <w:r>
+        <w:rPr>
+          <w:spacing w:val="-19"/>
+        </w:rPr>
+        <w:t xml:space="preserve"> </w:t>
+      </w:r>
+      <w:r>
+        <w:rPr>
+          <w:spacing w:val="-4"/>
+        </w:rPr>
+        <w:t>processus</w:t>
+      </w:r>
+      <w:r>
+        <w:rPr>
+          <w:spacing w:val="-22"/>
+        </w:rPr>
+        <w:t xml:space="preserve"> </w:t>
+      </w:r>
+      <w:r>
+        <w:rPr>
+          <w:spacing w:val="-4"/>
+        </w:rPr>
+        <w:t>d’intervention.</w:t>
+      </w:r>
     </w:p>
     <w:p>
       <w:pPr>
@@ -4241,34 +5656,6 @@
     </w:p>
     <w:p>
       <w:pPr>
-        <w:numPr>
-          <w:ilvl w:val="0"/>
-          <w:numId w:val="4"/>
-        </w:numPr>
-        <w:rPr>
-          <w:lang w:val="fr-TG"/>
-        </w:rPr>
-      </w:pPr>
-      <w:r>
-        <w:rPr>
-          <w:lang w:val="fr-TG"/>
-        </w:rPr>
-        <w:t>E</w:t>
-      </w:r>
-      <w:proofErr w:type="spellStart"/>
-      <w:r>
-        <w:t>lle</w:t>
-      </w:r>
-      <w:proofErr w:type="spellEnd"/>
-      <w:r>
-        <w:t xml:space="preserve"> manque d'adaptabilité aux contraintes de mobilité, empêchant les techniciens sur le terrain et les clients en déplacement d'accéder facilement à la plateforme via leur smartphone ou tablette</w:t>
-      </w:r>
-      <w:r>
-        <w:t>.</w:t>
-      </w:r>
-    </w:p>
-    <w:p>
-      <w:pPr>
         <w:rPr>
           <w:lang w:val="fr-TG"/>
         </w:rPr>
@@ -4294,6 +5681,7 @@
         <w:rPr>
           <w:lang w:val="fr-TG"/>
         </w:rPr>
+        <w:lastRenderedPageBreak/>
         <w:t>C</w:t>
       </w:r>
       <w:r>
@@ -4317,14 +5705,37 @@
         <w:rPr>
           <w:lang w:val="fr-TG"/>
         </w:rPr>
-        <w:lastRenderedPageBreak/>
         <w:t>Q</w:t>
       </w:r>
       <w:r>
         <w:rPr>
           <w:lang w:val="fr-TG"/>
         </w:rPr>
-        <w:t>uelle architecture applicative permet de garantir qu'un ticket ne puisse jamais passer d'un état à un autre de façon incohérente</w:t>
+        <w:t xml:space="preserve">uelle </w:t>
+      </w:r>
+      <w:r>
+        <w:rPr>
+          <w:lang w:val="fr-TG"/>
+        </w:rPr>
+        <w:t>outils et logiciels</w:t>
+      </w:r>
+      <w:r>
+        <w:rPr>
+          <w:lang w:val="fr-TG"/>
+        </w:rPr>
+        <w:t xml:space="preserve"> permet</w:t>
+      </w:r>
+      <w:r>
+        <w:rPr>
+          <w:lang w:val="fr-TG"/>
+        </w:rPr>
+        <w:t>tront</w:t>
+      </w:r>
+      <w:r>
+        <w:rPr>
+          <w:lang w:val="fr-TG"/>
+        </w:rPr>
+        <w:t xml:space="preserve"> de garantir qu'un ticket ne puisse jamais passer d'un état à un autre de façon incohérente</w:t>
       </w:r>
       <w:r>
         <w:rPr>
@@ -4501,7 +5912,10 @@
     </w:p>
     <w:p>
       <w:r>
-        <w:t>Le but principal de notre projet</w:t>
+        <w:t xml:space="preserve">L’objectif général </w:t>
+      </w:r>
+      <w:r>
+        <w:t>de notre projet</w:t>
       </w:r>
       <w:r>
         <w:t xml:space="preserve"> </w:t>
@@ -4525,12 +5939,21 @@
         </w:numPr>
       </w:pPr>
       <w:r>
+        <w:lastRenderedPageBreak/>
         <w:t>Objectifs spécifiques</w:t>
       </w:r>
     </w:p>
     <w:p>
       <w:r>
-        <w:t xml:space="preserve">Concrètement, notre appli cherche à :  </w:t>
+        <w:t>Afin d’atteindre cet objectif général et de répondre concrètement aux enjeux opérationnels identifiés, le développement de notre application s’articule autour de plusieurs axes fonctionnels et techniques précis.</w:t>
+      </w:r>
+    </w:p>
+    <w:p>
+      <w:r>
+        <w:t>De manière opérationnelle, l’application devra permettre de</w:t>
+      </w:r>
+      <w:r>
+        <w:t> :</w:t>
       </w:r>
     </w:p>
     <w:p>
@@ -4542,7 +5965,7 @@
         </w:numPr>
       </w:pPr>
       <w:r>
-        <w:t xml:space="preserve">Centraliser la gestion des demandes d'intervention dans un seul outil, visant 100 % des tickets créés et suivis sur la plateforme ;  </w:t>
+        <w:t xml:space="preserve">Réduire le temps de prise en charge des tickets, avec un délai moyen entre création et affectation pendant les heures de bureau ;  </w:t>
       </w:r>
     </w:p>
     <w:p>
@@ -4554,8 +5977,7 @@
         </w:numPr>
       </w:pPr>
       <w:r>
-        <w:lastRenderedPageBreak/>
-        <w:t xml:space="preserve">Réduire le temps de prise en charge des tickets, avec un délai moyen entre création et affectation qui doit être de 30 minutes ou moins pendant les heures de bureau ;  </w:t>
+        <w:t xml:space="preserve">Offrir une visibilité en temps réel sur l'état des interventions grâce à un tableau de bord accessible aux trois types d'utilisateurs ;  </w:t>
       </w:r>
     </w:p>
     <w:p>
@@ -4567,7 +5989,7 @@
         </w:numPr>
       </w:pPr>
       <w:r>
-        <w:t xml:space="preserve">Offrir une visibilité en temps réel sur l'état des interventions grâce à un tableau de bord accessible aux trois types d'utilisateurs ;  </w:t>
+        <w:t xml:space="preserve">Automatiser l'information des parties prenantes, avec une notification envoyée après chaque changement d'état ;  </w:t>
       </w:r>
     </w:p>
     <w:p>
@@ -4579,7 +6001,24 @@
         </w:numPr>
       </w:pPr>
       <w:r>
-        <w:t xml:space="preserve">Automatiser l'information des parties prenantes, avec une notification envoyée dans un délai de 5 minutes maximum après chaque changement d'état ;  </w:t>
+        <w:t>Permettre</w:t>
+      </w:r>
+      <w:r>
+        <w:t xml:space="preserve"> une gestion basée sur les données à l'aide de statistiques exportables (CSV/PDF) sur une période définie </w:t>
+      </w:r>
+      <w:r>
+        <w:t>(statistiques à la fin du mois</w:t>
+      </w:r>
+      <w:proofErr w:type="gramStart"/>
+      <w:r>
+        <w:t>)</w:t>
+      </w:r>
+      <w:r>
+        <w:t>;</w:t>
+      </w:r>
+      <w:proofErr w:type="gramEnd"/>
+      <w:r>
+        <w:t xml:space="preserve">  </w:t>
       </w:r>
     </w:p>
     <w:p>
@@ -4591,10 +6030,7 @@
         </w:numPr>
       </w:pPr>
       <w:r>
-        <w:t>Permettre</w:t>
-      </w:r>
-      <w:r>
-        <w:t xml:space="preserve"> une gestion basée sur les données à l'aide de statistiques exportables (CSV/PDF) sur une période définie ;  </w:t>
+        <w:t xml:space="preserve">Centraliser la gestion des demandes d'intervention dans un seul outil, visant 100 % des tickets créés et suivis sur la plateforme ;  </w:t>
       </w:r>
     </w:p>
     <w:p>
@@ -4783,7 +6219,7 @@
     </w:p>
     <w:p>
       <w:r>
-        <w:t>À la fin de ce projet :</w:t>
+        <w:t>Au terme de ce projet, la mise en service de l’application permettra de délivrer les résultats concrets suivants :</w:t>
       </w:r>
     </w:p>
     <w:p>
@@ -4798,7 +6234,7 @@
         <w:t>L</w:t>
       </w:r>
       <w:r>
-        <w:t>a gestion des tickets d'intervention est entièrement centralisée dans une application unique ;</w:t>
+        <w:t>es délais d'affectation et de traitement sont mesurables et réduits par rapport à un processus manuel ;</w:t>
       </w:r>
     </w:p>
     <w:p>
@@ -4813,7 +6249,7 @@
         <w:t>L</w:t>
       </w:r>
       <w:r>
-        <w:t>es délais d'affectation et de traitement sont mesurables et réduits par rapport à un processus manuel ;</w:t>
+        <w:t>a gestion des tickets d'intervention est entièrement centralisée dans une application unique ;</w:t>
       </w:r>
     </w:p>
     <w:p>
@@ -4849,10 +6285,13 @@
         <w:t xml:space="preserve">es tableaux de bord par rôle offrent une visibilité en temps réel sur l'activité </w:t>
       </w:r>
       <w:r>
-        <w:t xml:space="preserve">en cours </w:t>
-      </w:r>
-      <w:r>
-        <w:t>;</w:t>
+        <w:t>en cours</w:t>
+      </w:r>
+      <w:r>
+        <w:t> ;</w:t>
+      </w:r>
+      <w:r>
+        <w:t xml:space="preserve"> </w:t>
       </w:r>
     </w:p>
     <w:p>
@@ -4879,6 +6318,7 @@
         </w:numPr>
       </w:pPr>
       <w:r>
+        <w:lastRenderedPageBreak/>
         <w:t>D</w:t>
       </w:r>
       <w:r>
@@ -4888,11 +6328,257 @@
     <w:p/>
     <w:p>
       <w:r>
-        <w:t xml:space="preserve">Préalablement au développement de l'application, il est essentiel d'acquérir une compréhension approfondie du domaine concerné. Cette phase d'analyse, cruciale </w:t>
-      </w:r>
-      <w:r>
+        <w:t>Préalablement au développement de l'application, il est essentiel d'acquérir une compréhension approfondie du domaine concerné. Cette phase d'analyse, cruciale dans tout projet informatique, nous permettra d'examiner en profondeur les besoins existants afin de concevoir des solutions pertinentes.</w:t>
+      </w:r>
+    </w:p>
+    <w:p>
+      <w:pPr>
+        <w:spacing w:before="0" w:after="160" w:line="259" w:lineRule="auto"/>
+        <w:jc w:val="left"/>
+      </w:pPr>
+      <w:r>
+        <w:br w:type="page"/>
+      </w:r>
+    </w:p>
+    <w:p>
+      <w:pPr>
+        <w:spacing w:before="0" w:after="160" w:line="259" w:lineRule="auto"/>
+        <w:jc w:val="left"/>
+      </w:pPr>
+      <w:r>
+        <w:rPr>
+          <w:noProof/>
+          <w:lang w:eastAsia="fr-FR"/>
+        </w:rPr>
         <w:lastRenderedPageBreak/>
-        <w:t>dans tout projet informatique, nous permettra d'examiner en profondeur les besoins existants afin de concevoir des solutions pertinentes.</w:t>
+        <mc:AlternateContent>
+          <mc:Choice Requires="wps">
+            <w:drawing>
+              <wp:anchor distT="0" distB="0" distL="114300" distR="114300" simplePos="0" relativeHeight="251677696" behindDoc="0" locked="0" layoutInCell="1" allowOverlap="1" wp14:anchorId="3C222CDE" wp14:editId="17B58A02">
+                <wp:simplePos x="0" y="0"/>
+                <wp:positionH relativeFrom="margin">
+                  <wp:align>center</wp:align>
+                </wp:positionH>
+                <wp:positionV relativeFrom="paragraph">
+                  <wp:posOffset>2952913</wp:posOffset>
+                </wp:positionV>
+                <wp:extent cx="4106382" cy="1390207"/>
+                <wp:effectExtent l="19050" t="19050" r="27940" b="19685"/>
+                <wp:wrapNone/>
+                <wp:docPr id="1495578" name="Parchemin : horizontal 1495578"/>
+                <wp:cNvGraphicFramePr/>
+                <a:graphic xmlns:a="http://schemas.openxmlformats.org/drawingml/2006/main">
+                  <a:graphicData uri="http://schemas.microsoft.com/office/word/2010/wordprocessingShape">
+                    <wps:wsp>
+                      <wps:cNvSpPr/>
+                      <wps:spPr>
+                        <a:xfrm>
+                          <a:off x="0" y="0"/>
+                          <a:ext cx="4106382" cy="1390207"/>
+                        </a:xfrm>
+                        <a:prstGeom prst="horizontalScroll">
+                          <a:avLst/>
+                        </a:prstGeom>
+                        <a:solidFill>
+                          <a:schemeClr val="accent2">
+                            <a:lumMod val="60000"/>
+                            <a:lumOff val="40000"/>
+                          </a:schemeClr>
+                        </a:solidFill>
+                        <a:ln w="28575">
+                          <a:solidFill>
+                            <a:schemeClr val="tx2">
+                              <a:lumMod val="50000"/>
+                            </a:schemeClr>
+                          </a:solidFill>
+                        </a:ln>
+                      </wps:spPr>
+                      <wps:style>
+                        <a:lnRef idx="2">
+                          <a:schemeClr val="accent1">
+                            <a:shade val="50000"/>
+                          </a:schemeClr>
+                        </a:lnRef>
+                        <a:fillRef idx="1">
+                          <a:schemeClr val="accent1"/>
+                        </a:fillRef>
+                        <a:effectRef idx="0">
+                          <a:schemeClr val="accent1"/>
+                        </a:effectRef>
+                        <a:fontRef idx="minor">
+                          <a:schemeClr val="lt1"/>
+                        </a:fontRef>
+                      </wps:style>
+                      <wps:txbx>
+                        <w:txbxContent>
+                          <w:p>
+                            <w:pPr>
+                              <w:pStyle w:val="Titre1"/>
+                            </w:pPr>
+                            <w:r>
+                              <w:rPr>
+                                <w:rStyle w:val="Titre1Car"/>
+                                <w:b/>
+                                <w:caps/>
+                              </w:rPr>
+                              <w:t>PARTIE</w:t>
+                            </w:r>
+                            <w:r>
+                              <w:rPr>
+                                <w:rStyle w:val="Titre2Car"/>
+                                <w:rFonts w:ascii="Times New Roman" w:hAnsi="Times New Roman"/>
+                                <w:b/>
+                                <w:szCs w:val="40"/>
+                              </w:rPr>
+                              <w:t xml:space="preserve"> </w:t>
+                            </w:r>
+                            <w:r>
+                              <w:rPr>
+                                <w:rStyle w:val="Titre2Car"/>
+                                <w:rFonts w:ascii="Times New Roman" w:hAnsi="Times New Roman"/>
+                                <w:b/>
+                                <w:szCs w:val="40"/>
+                              </w:rPr>
+                              <w:t>2</w:t>
+                            </w:r>
+                            <w:r>
+                              <w:rPr>
+                                <w:rStyle w:val="Titre2Car"/>
+                                <w:rFonts w:ascii="Times New Roman" w:hAnsi="Times New Roman"/>
+                                <w:b/>
+                                <w:szCs w:val="40"/>
+                              </w:rPr>
+                              <w:t xml:space="preserve"> : </w:t>
+                            </w:r>
+                            <w:r>
+                              <w:rPr>
+                                <w:rStyle w:val="Titre2Car"/>
+                                <w:rFonts w:ascii="Times New Roman" w:hAnsi="Times New Roman"/>
+                                <w:b/>
+                                <w:szCs w:val="40"/>
+                              </w:rPr>
+                              <w:t>PRE-PROGRAMMATION</w:t>
+                            </w:r>
+                          </w:p>
+                          <w:p>
+                            <w:pPr>
+                              <w:jc w:val="center"/>
+                              <w:rPr>
+                                <w:b/>
+                                <w:bCs/>
+                                <w:color w:val="000000" w:themeColor="text1"/>
+                                <w:sz w:val="32"/>
+                                <w:szCs w:val="28"/>
+                                <w14:textOutline w14:w="9525" w14:cap="rnd" w14:cmpd="sng" w14:algn="ctr">
+                                  <w14:noFill/>
+                                  <w14:prstDash w14:val="solid"/>
+                                  <w14:bevel/>
+                                </w14:textOutline>
+                              </w:rPr>
+                            </w:pPr>
+                          </w:p>
+                        </w:txbxContent>
+                      </wps:txbx>
+                      <wps:bodyPr rot="0" spcFirstLastPara="0" vertOverflow="overflow" horzOverflow="overflow" vert="horz" wrap="square" lIns="91440" tIns="0" rIns="91440" bIns="0" numCol="1" spcCol="0" rtlCol="0" fromWordArt="0" anchor="ctr" anchorCtr="0" forceAA="0" compatLnSpc="1">
+                        <a:prstTxWarp prst="textNoShape">
+                          <a:avLst/>
+                        </a:prstTxWarp>
+                        <a:noAutofit/>
+                      </wps:bodyPr>
+                    </wps:wsp>
+                  </a:graphicData>
+                </a:graphic>
+                <wp14:sizeRelH relativeFrom="margin">
+                  <wp14:pctWidth>0</wp14:pctWidth>
+                </wp14:sizeRelH>
+                <wp14:sizeRelV relativeFrom="margin">
+                  <wp14:pctHeight>0</wp14:pctHeight>
+                </wp14:sizeRelV>
+              </wp:anchor>
+            </w:drawing>
+          </mc:Choice>
+          <mc:Fallback>
+            <w:pict>
+              <v:shape w14:anchorId="3C222CDE" id="Parchemin : horizontal 1495578" o:spid="_x0000_s1038" type="#_x0000_t98" style="position:absolute;margin-left:0;margin-top:232.5pt;width:323.35pt;height:109.45pt;z-index:251677696;visibility:visible;mso-wrap-style:square;mso-width-percent:0;mso-height-percent:0;mso-wrap-distance-left:9pt;mso-wrap-distance-top:0;mso-wrap-distance-right:9pt;mso-wrap-distance-bottom:0;mso-position-horizontal:center;mso-position-horizontal-relative:margin;mso-position-vertical:absolute;mso-position-vertical-relative:text;mso-width-percent:0;mso-height-percent:0;mso-width-relative:margin;mso-height-relative:margin;v-text-anchor:middle" o:gfxdata="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" fillcolor="#f4b083 [1941]" strokecolor="#212934 [1615]" strokeweight="2.25pt">
+                <v:stroke joinstyle="miter"/>
+                <v:textbox inset=",0,,0">
+                  <w:txbxContent>
+                    <w:p>
+                      <w:pPr>
+                        <w:pStyle w:val="Titre1"/>
+                      </w:pPr>
+                      <w:r>
+                        <w:rPr>
+                          <w:rStyle w:val="Titre1Car"/>
+                          <w:b/>
+                          <w:caps/>
+                        </w:rPr>
+                        <w:t>PARTIE</w:t>
+                      </w:r>
+                      <w:r>
+                        <w:rPr>
+                          <w:rStyle w:val="Titre2Car"/>
+                          <w:rFonts w:ascii="Times New Roman" w:hAnsi="Times New Roman"/>
+                          <w:b/>
+                          <w:szCs w:val="40"/>
+                        </w:rPr>
+                        <w:t xml:space="preserve"> </w:t>
+                      </w:r>
+                      <w:r>
+                        <w:rPr>
+                          <w:rStyle w:val="Titre2Car"/>
+                          <w:rFonts w:ascii="Times New Roman" w:hAnsi="Times New Roman"/>
+                          <w:b/>
+                          <w:szCs w:val="40"/>
+                        </w:rPr>
+                        <w:t>2</w:t>
+                      </w:r>
+                      <w:r>
+                        <w:rPr>
+                          <w:rStyle w:val="Titre2Car"/>
+                          <w:rFonts w:ascii="Times New Roman" w:hAnsi="Times New Roman"/>
+                          <w:b/>
+                          <w:szCs w:val="40"/>
+                        </w:rPr>
+                        <w:t xml:space="preserve"> : </w:t>
+                      </w:r>
+                      <w:r>
+                        <w:rPr>
+                          <w:rStyle w:val="Titre2Car"/>
+                          <w:rFonts w:ascii="Times New Roman" w:hAnsi="Times New Roman"/>
+                          <w:b/>
+                          <w:szCs w:val="40"/>
+                        </w:rPr>
+                        <w:t>PRE-PROGRAMMATION</w:t>
+                      </w:r>
+                    </w:p>
+                    <w:p>
+                      <w:pPr>
+                        <w:jc w:val="center"/>
+                        <w:rPr>
+                          <w:b/>
+                          <w:bCs/>
+                          <w:color w:val="000000" w:themeColor="text1"/>
+                          <w:sz w:val="32"/>
+                          <w:szCs w:val="28"/>
+                          <w14:textOutline w14:w="9525" w14:cap="rnd" w14:cmpd="sng" w14:algn="ctr">
+                            <w14:noFill/>
+                            <w14:prstDash w14:val="solid"/>
+                            <w14:bevel/>
+                          </w14:textOutline>
+                        </w:rPr>
+                      </w:pPr>
+                    </w:p>
+                  </w:txbxContent>
+                </v:textbox>
+                <w10:wrap anchorx="margin"/>
+              </v:shape>
+            </w:pict>
+          </mc:Fallback>
+        </mc:AlternateContent>
+      </w:r>
+      <w:r>
+        <w:br w:type="page"/>
       </w:r>
     </w:p>
     <w:p>
@@ -4904,6 +6590,7 @@
         </w:numPr>
       </w:pPr>
       <w:r>
+        <w:lastRenderedPageBreak/>
         <w:t>Étude de l’existant</w:t>
       </w:r>
     </w:p>
@@ -4930,7 +6617,13 @@
         <w:rPr>
           <w:lang w:val="fr-TG"/>
         </w:rPr>
-        <w:t>D'une part, sur le plan organisationnel, le traitement d'une demande suit aujourd'hui un processus manuel et informel qui se déroule en plusieurs étapes :</w:t>
+        <w:t>S</w:t>
+      </w:r>
+      <w:r>
+        <w:rPr>
+          <w:lang w:val="fr-TG"/>
+        </w:rPr>
+        <w:t>ur le plan organisationnel, le traitement d'une demande suit aujourd'hui un processus manuel et informel qui se déroule en plusieurs étapes :</w:t>
       </w:r>
     </w:p>
     <w:p>
@@ -5035,72 +6728,30 @@
     </w:p>
     <w:p>
       <w:pPr>
-        <w:numPr>
-          <w:ilvl w:val="0"/>
-          <w:numId w:val="10"/>
-        </w:numPr>
-        <w:rPr>
-          <w:lang w:val="fr-TG"/>
-        </w:rPr>
-      </w:pPr>
-      <w:r>
-        <w:rPr>
-          <w:b/>
-          <w:bCs/>
-          <w:lang w:val="fr-TG"/>
-        </w:rPr>
-        <w:t xml:space="preserve">Clôture et </w:t>
-      </w:r>
-      <w:proofErr w:type="spellStart"/>
-      <w:r>
-        <w:rPr>
-          <w:b/>
-          <w:bCs/>
-          <w:lang w:val="fr-TG"/>
-        </w:rPr>
-        <w:t>reporting</w:t>
-      </w:r>
-      <w:proofErr w:type="spellEnd"/>
-      <w:r>
-        <w:rPr>
-          <w:b/>
-          <w:bCs/>
-          <w:lang w:val="fr-TG"/>
-        </w:rPr>
-        <w:t xml:space="preserve"> approximatifs :</w:t>
-      </w:r>
-      <w:r>
-        <w:rPr>
-          <w:lang w:val="fr-TG"/>
-        </w:rPr>
-        <w:t xml:space="preserve"> les demandes sont fermées sans mise à jour centralisée, et les bilans périodiques sont reconstitués à posteriori à partir de sources dispersées, entraînant une perte de temps considérable.</w:t>
-      </w:r>
-    </w:p>
-    <w:p>
-      <w:pPr>
-        <w:rPr>
-          <w:lang w:val="fr-TG"/>
-        </w:rPr>
-      </w:pPr>
-      <w:r>
-        <w:rPr>
-          <w:lang w:val="fr-TG"/>
-        </w:rPr>
-        <w:t>D'autre part, la confrontation de ce fonctionnement aux solutions logicielles d'ITSM (</w:t>
-      </w:r>
+        <w:rPr>
+          <w:lang w:val="fr-TG"/>
+        </w:rPr>
+      </w:pPr>
+      <w:r>
+        <w:t xml:space="preserve">Au-delà du processus manuel décrit ci-dessus, il existe des solutions logicielles génériques de gestion de tickets et de support souvent qualifiées d'outils </w:t>
+      </w:r>
+      <w:proofErr w:type="gramStart"/>
+      <w:r>
+        <w:t xml:space="preserve">ITSM  </w:t>
+      </w:r>
+      <w:r>
+        <w:t>(</w:t>
+      </w:r>
+      <w:proofErr w:type="gramEnd"/>
       <w:r>
         <w:rPr>
           <w:i/>
           <w:iCs/>
-          <w:lang w:val="fr-TG"/>
         </w:rPr>
         <w:t>IT Service Management</w:t>
       </w:r>
       <w:r>
-        <w:rPr>
-          <w:lang w:val="fr-TG"/>
-        </w:rPr>
-        <w:t>) du marché fait ressortir trois grandes catégories d'outils :</w:t>
+        <w:t>), parmi lesquelles :</w:t>
       </w:r>
     </w:p>
     <w:p>
@@ -5178,7 +6829,22 @@
         <w:rPr>
           <w:lang w:val="fr-TG"/>
         </w:rPr>
-        <w:t xml:space="preserve"> plateformes SaaS de support client très complètes, mais calibrées pour de grands volumes et nécessitant des coûts récurrents élevés ;</w:t>
+        <w:t xml:space="preserve"> plateformes SaaS de support client très complètes, mais calibrées pour de grands volumes et nécessitant des coûts récurrents élevés</w:t>
+      </w:r>
+      <w:r>
+        <w:rPr>
+          <w:lang w:val="fr-TG"/>
+        </w:rPr>
+        <w:t xml:space="preserve"> </w:t>
+      </w:r>
+      <w:r>
+        <w:t>bien plus larges qu'une PME de services techniques</w:t>
+      </w:r>
+      <w:r>
+        <w:rPr>
+          <w:lang w:val="fr-TG"/>
+        </w:rPr>
+        <w:t xml:space="preserve"> ;</w:t>
       </w:r>
     </w:p>
     <w:p>
@@ -5197,14 +6863,25 @@
           <w:bCs/>
           <w:lang w:val="fr-TG"/>
         </w:rPr>
-        <w:lastRenderedPageBreak/>
         <w:t>Jira Service Management :</w:t>
       </w:r>
       <w:r>
         <w:rPr>
           <w:lang w:val="fr-TG"/>
         </w:rPr>
-        <w:t xml:space="preserve"> outil orienté équipes Dev/IT très structuré (norme ITIL), mais dont la complexité d'utilisation s'avère disproportionnée pour une PME.</w:t>
+        <w:t xml:space="preserve"> outil orienté équipes Dev/IT très structuré (norme ITIL), mais dont la complexité d'utilisation</w:t>
+      </w:r>
+      <w:r>
+        <w:rPr>
+          <w:lang w:val="fr-TG"/>
+        </w:rPr>
+        <w:t xml:space="preserve"> et la courbe d’apprentissage abrupte</w:t>
+      </w:r>
+      <w:r>
+        <w:rPr>
+          <w:lang w:val="fr-TG"/>
+        </w:rPr>
+        <w:t xml:space="preserve"> s'avère disproportionnée pour une PME.</w:t>
       </w:r>
     </w:p>
     <w:p>
@@ -5228,7 +6905,7 @@
         <w:contextualSpacing w:val="0"/>
         <w:outlineLvl w:val="1"/>
         <w:rPr>
-          <w:rFonts w:ascii="Times New Roman" w:eastAsiaTheme="majorEastAsia" w:hAnsi="Times New Roman" w:cstheme="majorBidi"/>
+          <w:rFonts w:eastAsiaTheme="majorEastAsia" w:cstheme="majorBidi"/>
           <w:b/>
           <w:vanish/>
           <w:color w:val="000000" w:themeColor="text1"/>
@@ -5250,7 +6927,7 @@
         <w:contextualSpacing w:val="0"/>
         <w:outlineLvl w:val="1"/>
         <w:rPr>
-          <w:rFonts w:ascii="Times New Roman" w:eastAsiaTheme="majorEastAsia" w:hAnsi="Times New Roman" w:cstheme="majorBidi"/>
+          <w:rFonts w:eastAsiaTheme="majorEastAsia" w:cstheme="majorBidi"/>
           <w:b/>
           <w:vanish/>
           <w:color w:val="000000" w:themeColor="text1"/>
@@ -5268,8 +6945,8 @@
       </w:r>
     </w:p>
     <w:sectPr>
-      <w:headerReference w:type="default" r:id="rId15"/>
-      <w:footerReference w:type="default" r:id="rId16"/>
+      <w:headerReference w:type="default" r:id="rId21"/>
+      <w:footerReference w:type="default" r:id="rId22"/>
       <w:pgSz w:w="11906" w:h="16838" w:code="9"/>
       <w:pgMar w:top="1418" w:right="1418" w:bottom="1418" w:left="1418" w:header="720" w:footer="720" w:gutter="0"/>
       <w:cols w:space="720"/>
@@ -5827,6 +7504,119 @@
     </w:lvl>
   </w:abstractNum>
   <w:abstractNum w:abstractNumId="4" w15:restartNumberingAfterBreak="0">
+    <w:nsid w:val="37380BA3"/>
+    <w:multiLevelType w:val="hybridMultilevel"/>
+    <w:tmpl w:val="267CAEAC"/>
+    <w:lvl w:ilvl="0" w:tplc="040C0005">
+      <w:start w:val="1"/>
+      <w:numFmt w:val="bullet"/>
+      <w:lvlText w:val=""/>
+      <w:lvlJc w:val="left"/>
+      <w:pPr>
+        <w:ind w:left="1080" w:hanging="360"/>
+      </w:pPr>
+      <w:rPr>
+        <w:rFonts w:ascii="Wingdings" w:hAnsi="Wingdings" w:hint="default"/>
+      </w:rPr>
+    </w:lvl>
+    <w:lvl w:ilvl="1" w:tplc="20000003" w:tentative="1">
+      <w:start w:val="1"/>
+      <w:numFmt w:val="bullet"/>
+      <w:lvlText w:val="o"/>
+      <w:lvlJc w:val="left"/>
+      <w:pPr>
+        <w:ind w:left="1440" w:hanging="360"/>
+      </w:pPr>
+      <w:rPr>
+        <w:rFonts w:ascii="Courier New" w:hAnsi="Courier New" w:cs="Courier New" w:hint="default"/>
+      </w:rPr>
+    </w:lvl>
+    <w:lvl w:ilvl="2" w:tplc="20000005" w:tentative="1">
+      <w:start w:val="1"/>
+      <w:numFmt w:val="bullet"/>
+      <w:lvlText w:val=""/>
+      <w:lvlJc w:val="left"/>
+      <w:pPr>
+        <w:ind w:left="2160" w:hanging="360"/>
+      </w:pPr>
+      <w:rPr>
+        <w:rFonts w:ascii="Wingdings" w:hAnsi="Wingdings" w:hint="default"/>
+      </w:rPr>
+    </w:lvl>
+    <w:lvl w:ilvl="3" w:tplc="20000001" w:tentative="1">
+      <w:start w:val="1"/>
+      <w:numFmt w:val="bullet"/>
+      <w:lvlText w:val=""/>
+      <w:lvlJc w:val="left"/>
+      <w:pPr>
+        <w:ind w:left="2880" w:hanging="360"/>
+      </w:pPr>
+      <w:rPr>
+        <w:rFonts w:ascii="Symbol" w:hAnsi="Symbol" w:hint="default"/>
+      </w:rPr>
+    </w:lvl>
+    <w:lvl w:ilvl="4" w:tplc="20000003" w:tentative="1">
+      <w:start w:val="1"/>
+      <w:numFmt w:val="bullet"/>
+      <w:lvlText w:val="o"/>
+      <w:lvlJc w:val="left"/>
+      <w:pPr>
+        <w:ind w:left="3600" w:hanging="360"/>
+      </w:pPr>
+      <w:rPr>
+        <w:rFonts w:ascii="Courier New" w:hAnsi="Courier New" w:cs="Courier New" w:hint="default"/>
+      </w:rPr>
+    </w:lvl>
+    <w:lvl w:ilvl="5" w:tplc="20000005" w:tentative="1">
+      <w:start w:val="1"/>
+      <w:numFmt w:val="bullet"/>
+      <w:lvlText w:val=""/>
+      <w:lvlJc w:val="left"/>
+      <w:pPr>
+        <w:ind w:left="4320" w:hanging="360"/>
+      </w:pPr>
+      <w:rPr>
+        <w:rFonts w:ascii="Wingdings" w:hAnsi="Wingdings" w:hint="default"/>
+      </w:rPr>
+    </w:lvl>
+    <w:lvl w:ilvl="6" w:tplc="20000001" w:tentative="1">
+      <w:start w:val="1"/>
+      <w:numFmt w:val="bullet"/>
+      <w:lvlText w:val=""/>
+      <w:lvlJc w:val="left"/>
+      <w:pPr>
+        <w:ind w:left="5040" w:hanging="360"/>
+      </w:pPr>
+      <w:rPr>
+        <w:rFonts w:ascii="Symbol" w:hAnsi="Symbol" w:hint="default"/>
+      </w:rPr>
+    </w:lvl>
+    <w:lvl w:ilvl="7" w:tplc="20000003" w:tentative="1">
+      <w:start w:val="1"/>
+      <w:numFmt w:val="bullet"/>
+      <w:lvlText w:val="o"/>
+      <w:lvlJc w:val="left"/>
+      <w:pPr>
+        <w:ind w:left="5760" w:hanging="360"/>
+      </w:pPr>
+      <w:rPr>
+        <w:rFonts w:ascii="Courier New" w:hAnsi="Courier New" w:cs="Courier New" w:hint="default"/>
+      </w:rPr>
+    </w:lvl>
+    <w:lvl w:ilvl="8" w:tplc="20000005" w:tentative="1">
+      <w:start w:val="1"/>
+      <w:numFmt w:val="bullet"/>
+      <w:lvlText w:val=""/>
+      <w:lvlJc w:val="left"/>
+      <w:pPr>
+        <w:ind w:left="6480" w:hanging="360"/>
+      </w:pPr>
+      <w:rPr>
+        <w:rFonts w:ascii="Wingdings" w:hAnsi="Wingdings" w:hint="default"/>
+      </w:rPr>
+    </w:lvl>
+  </w:abstractNum>
+  <w:abstractNum w:abstractNumId="5" w15:restartNumberingAfterBreak="0">
     <w:nsid w:val="484822ED"/>
     <w:multiLevelType w:val="multilevel"/>
     <w:tmpl w:val="16ECC428"/>
@@ -5939,7 +7729,7 @@
       </w:rPr>
     </w:lvl>
   </w:abstractNum>
-  <w:abstractNum w:abstractNumId="5" w15:restartNumberingAfterBreak="0">
+  <w:abstractNum w:abstractNumId="6" w15:restartNumberingAfterBreak="0">
     <w:nsid w:val="4D3C3FD1"/>
     <w:multiLevelType w:val="multilevel"/>
     <w:tmpl w:val="E0E8BB54"/>
@@ -6088,7 +7878,7 @@
       </w:rPr>
     </w:lvl>
   </w:abstractNum>
-  <w:abstractNum w:abstractNumId="6" w15:restartNumberingAfterBreak="0">
+  <w:abstractNum w:abstractNumId="7" w15:restartNumberingAfterBreak="0">
     <w:nsid w:val="519059C8"/>
     <w:multiLevelType w:val="multilevel"/>
     <w:tmpl w:val="58CCE4F4"/>
@@ -6201,7 +7991,7 @@
       </w:rPr>
     </w:lvl>
   </w:abstractNum>
-  <w:abstractNum w:abstractNumId="7" w15:restartNumberingAfterBreak="0">
+  <w:abstractNum w:abstractNumId="8" w15:restartNumberingAfterBreak="0">
     <w:nsid w:val="5C9A526E"/>
     <w:multiLevelType w:val="multilevel"/>
     <w:tmpl w:val="62B4F4F2"/>
@@ -6350,7 +8140,7 @@
       </w:rPr>
     </w:lvl>
   </w:abstractNum>
-  <w:abstractNum w:abstractNumId="8" w15:restartNumberingAfterBreak="0">
+  <w:abstractNum w:abstractNumId="9" w15:restartNumberingAfterBreak="0">
     <w:nsid w:val="6BA26761"/>
     <w:multiLevelType w:val="multilevel"/>
     <w:tmpl w:val="8ED063C4"/>
@@ -6499,7 +8289,7 @@
       </w:rPr>
     </w:lvl>
   </w:abstractNum>
-  <w:abstractNum w:abstractNumId="9" w15:restartNumberingAfterBreak="0">
+  <w:abstractNum w:abstractNumId="10" w15:restartNumberingAfterBreak="0">
     <w:nsid w:val="6EF903BF"/>
     <w:multiLevelType w:val="multilevel"/>
     <w:tmpl w:val="297847B0"/>
@@ -6648,10 +8438,10 @@
       </w:rPr>
     </w:lvl>
   </w:abstractNum>
-  <w:abstractNum w:abstractNumId="10" w15:restartNumberingAfterBreak="0">
+  <w:abstractNum w:abstractNumId="11" w15:restartNumberingAfterBreak="0">
     <w:nsid w:val="7D016007"/>
     <w:multiLevelType w:val="hybridMultilevel"/>
-    <w:tmpl w:val="E1900C52"/>
+    <w:tmpl w:val="3DD452A2"/>
     <w:lvl w:ilvl="0" w:tplc="FFFFFFFF">
       <w:start w:val="1"/>
       <w:numFmt w:val="bullet"/>
@@ -6771,28 +8561,31 @@
     <w:abstractNumId w:val="0"/>
   </w:num>
   <w:num w:numId="4" w16cid:durableId="1770009563">
-    <w:abstractNumId w:val="9"/>
+    <w:abstractNumId w:val="10"/>
   </w:num>
   <w:num w:numId="5" w16cid:durableId="2058579802">
-    <w:abstractNumId w:val="7"/>
+    <w:abstractNumId w:val="8"/>
   </w:num>
   <w:num w:numId="6" w16cid:durableId="737165875">
-    <w:abstractNumId w:val="10"/>
+    <w:abstractNumId w:val="11"/>
   </w:num>
   <w:num w:numId="7" w16cid:durableId="163209347">
-    <w:abstractNumId w:val="6"/>
+    <w:abstractNumId w:val="7"/>
   </w:num>
   <w:num w:numId="8" w16cid:durableId="1528644575">
     <w:abstractNumId w:val="2"/>
   </w:num>
   <w:num w:numId="9" w16cid:durableId="833376966">
-    <w:abstractNumId w:val="4"/>
+    <w:abstractNumId w:val="5"/>
   </w:num>
   <w:num w:numId="10" w16cid:durableId="1841235859">
-    <w:abstractNumId w:val="8"/>
+    <w:abstractNumId w:val="9"/>
   </w:num>
   <w:num w:numId="11" w16cid:durableId="235214089">
-    <w:abstractNumId w:val="5"/>
+    <w:abstractNumId w:val="6"/>
+  </w:num>
+  <w:num w:numId="12" w16cid:durableId="1105464878">
+    <w:abstractNumId w:val="4"/>
   </w:num>
   <w:numIdMacAtCleanup w:val="11"/>
 </w:numbering>
@@ -6884,7 +8677,7 @@
     <w:lsdException w:name="Closing" w:semiHidden="1" w:unhideWhenUsed="1"/>
     <w:lsdException w:name="Signature" w:semiHidden="1" w:unhideWhenUsed="1"/>
     <w:lsdException w:name="Default Paragraph Font" w:semiHidden="1" w:uiPriority="1" w:unhideWhenUsed="1"/>
-    <w:lsdException w:name="Body Text" w:semiHidden="1" w:unhideWhenUsed="1"/>
+    <w:lsdException w:name="Body Text" w:semiHidden="1" w:uiPriority="1" w:unhideWhenUsed="1" w:qFormat="1"/>
     <w:lsdException w:name="Body Text Indent" w:semiHidden="1" w:unhideWhenUsed="1"/>
     <w:lsdException w:name="List Continue" w:semiHidden="1" w:unhideWhenUsed="1"/>
     <w:lsdException w:name="List Continue 2" w:semiHidden="1" w:unhideWhenUsed="1"/>
@@ -7198,13 +8991,13 @@
   <w:style w:type="paragraph" w:default="1" w:styleId="Normal">
     <w:name w:val="Normal"/>
     <w:qFormat/>
-    <w:rsid w:val="000706AA"/>
+    <w:rsid w:val="006A4D0D"/>
     <w:pPr>
       <w:spacing w:before="120" w:after="280" w:line="360" w:lineRule="auto"/>
       <w:jc w:val="both"/>
     </w:pPr>
     <w:rPr>
-      <w:rFonts w:ascii="Arial" w:hAnsi="Arial"/>
+      <w:rFonts w:ascii="Times New Roman" w:hAnsi="Times New Roman"/>
       <w:kern w:val="0"/>
       <w:sz w:val="24"/>
       <w:lang w:val="fr-FR"/>
@@ -7219,7 +9012,7 @@
     <w:autoRedefine/>
     <w:uiPriority w:val="9"/>
     <w:qFormat/>
-    <w:rsid w:val="006D2E7F"/>
+    <w:rsid w:val="00BA7096"/>
     <w:pPr>
       <w:keepNext/>
       <w:keepLines/>
@@ -7448,9 +9241,9 @@
     <w:basedOn w:val="Policepardfaut"/>
     <w:link w:val="Titre1"/>
     <w:uiPriority w:val="9"/>
-    <w:rsid w:val="006D2E7F"/>
+    <w:rsid w:val="00BA7096"/>
     <w:rPr>
-      <w:rFonts w:ascii="Arial" w:eastAsiaTheme="majorEastAsia" w:hAnsi="Arial" w:cstheme="majorBidi"/>
+      <w:rFonts w:ascii="Times New Roman" w:eastAsiaTheme="majorEastAsia" w:hAnsi="Times New Roman" w:cstheme="majorBidi"/>
       <w:b/>
       <w:caps/>
       <w:color w:val="000000" w:themeColor="text1"/>
@@ -7930,6 +9723,40 @@
       </w:tblBorders>
     </w:tblPr>
   </w:style>
+  <w:style w:type="paragraph" w:styleId="Corpsdetexte">
+    <w:name w:val="Body Text"/>
+    <w:basedOn w:val="Normal"/>
+    <w:link w:val="CorpsdetexteCar"/>
+    <w:uiPriority w:val="1"/>
+    <w:qFormat/>
+    <w:rsid w:val="001B58FA"/>
+    <w:pPr>
+      <w:widowControl w:val="0"/>
+      <w:autoSpaceDE w:val="0"/>
+      <w:autoSpaceDN w:val="0"/>
+      <w:spacing w:before="0" w:after="0" w:line="240" w:lineRule="auto"/>
+      <w:jc w:val="left"/>
+    </w:pPr>
+    <w:rPr>
+      <w:rFonts w:ascii="Trebuchet MS" w:eastAsia="Trebuchet MS" w:hAnsi="Trebuchet MS" w:cs="Trebuchet MS"/>
+      <w:szCs w:val="24"/>
+    </w:rPr>
+  </w:style>
+  <w:style w:type="character" w:customStyle="1" w:styleId="CorpsdetexteCar">
+    <w:name w:val="Corps de texte Car"/>
+    <w:basedOn w:val="Policepardfaut"/>
+    <w:link w:val="Corpsdetexte"/>
+    <w:uiPriority w:val="1"/>
+    <w:rsid w:val="001B58FA"/>
+    <w:rPr>
+      <w:rFonts w:ascii="Trebuchet MS" w:eastAsia="Trebuchet MS" w:hAnsi="Trebuchet MS" w:cs="Trebuchet MS"/>
+      <w:kern w:val="0"/>
+      <w:sz w:val="24"/>
+      <w:szCs w:val="24"/>
+      <w:lang w:val="fr-FR"/>
+      <w14:ligatures w14:val="none"/>
+    </w:rPr>
+  </w:style>
 </w:styles>
 </file>
 

--- a/RAPPORT DE STAGE.docx
+++ b/RAPPORT DE STAGE.docx
@@ -4554,7 +4554,6 @@
           <w:ilvl w:val="1"/>
           <w:numId w:val="1"/>
         </w:numPr>
-        <w:jc w:val="left"/>
       </w:pPr>
       <w:r>
         <w:lastRenderedPageBreak/>
@@ -5102,7 +5101,6 @@
     <w:p>
       <w:pPr>
         <w:pStyle w:val="Titre2"/>
-        <w:jc w:val="center"/>
         <w:rPr>
           <w:noProof/>
         </w:rPr>
@@ -6426,7 +6424,6 @@
                             <w:r>
                               <w:rPr>
                                 <w:rStyle w:val="Titre2Car"/>
-                                <w:rFonts w:ascii="Times New Roman" w:hAnsi="Times New Roman"/>
                                 <w:b/>
                                 <w:szCs w:val="40"/>
                               </w:rPr>
@@ -6435,7 +6432,6 @@
                             <w:r>
                               <w:rPr>
                                 <w:rStyle w:val="Titre2Car"/>
-                                <w:rFonts w:ascii="Times New Roman" w:hAnsi="Times New Roman"/>
                                 <w:b/>
                                 <w:szCs w:val="40"/>
                               </w:rPr>
@@ -6444,7 +6440,6 @@
                             <w:r>
                               <w:rPr>
                                 <w:rStyle w:val="Titre2Car"/>
-                                <w:rFonts w:ascii="Times New Roman" w:hAnsi="Times New Roman"/>
                                 <w:b/>
                                 <w:szCs w:val="40"/>
                               </w:rPr>
@@ -6453,7 +6448,6 @@
                             <w:r>
                               <w:rPr>
                                 <w:rStyle w:val="Titre2Car"/>
-                                <w:rFonts w:ascii="Times New Roman" w:hAnsi="Times New Roman"/>
                                 <w:b/>
                                 <w:szCs w:val="40"/>
                               </w:rPr>
@@ -6518,7 +6512,6 @@
                       <w:r>
                         <w:rPr>
                           <w:rStyle w:val="Titre2Car"/>
-                          <w:rFonts w:ascii="Times New Roman" w:hAnsi="Times New Roman"/>
                           <w:b/>
                           <w:szCs w:val="40"/>
                         </w:rPr>
@@ -6527,7 +6520,6 @@
                       <w:r>
                         <w:rPr>
                           <w:rStyle w:val="Titre2Car"/>
-                          <w:rFonts w:ascii="Times New Roman" w:hAnsi="Times New Roman"/>
                           <w:b/>
                           <w:szCs w:val="40"/>
                         </w:rPr>
@@ -6536,7 +6528,6 @@
                       <w:r>
                         <w:rPr>
                           <w:rStyle w:val="Titre2Car"/>
-                          <w:rFonts w:ascii="Times New Roman" w:hAnsi="Times New Roman"/>
                           <w:b/>
                           <w:szCs w:val="40"/>
                         </w:rPr>
@@ -6545,7 +6536,6 @@
                       <w:r>
                         <w:rPr>
                           <w:rStyle w:val="Titre2Car"/>
-                          <w:rFonts w:ascii="Times New Roman" w:hAnsi="Times New Roman"/>
                           <w:b/>
                           <w:szCs w:val="40"/>
                         </w:rPr>
@@ -6583,11 +6573,7 @@
     </w:p>
     <w:p>
       <w:pPr>
-        <w:pStyle w:val="Titre2"/>
-        <w:numPr>
-          <w:ilvl w:val="1"/>
-          <w:numId w:val="9"/>
-        </w:numPr>
+        <w:pStyle w:val="Titre5"/>
       </w:pPr>
       <w:r>
         <w:lastRenderedPageBreak/>
@@ -6628,9 +6614,10 @@
     </w:p>
     <w:p>
       <w:pPr>
+        <w:pStyle w:val="Paragraphedeliste"/>
         <w:numPr>
           <w:ilvl w:val="0"/>
-          <w:numId w:val="10"/>
+          <w:numId w:val="35"/>
         </w:numPr>
         <w:rPr>
           <w:lang w:val="fr-TG"/>
@@ -6653,9 +6640,10 @@
     </w:p>
     <w:p>
       <w:pPr>
+        <w:pStyle w:val="Paragraphedeliste"/>
         <w:numPr>
           <w:ilvl w:val="0"/>
-          <w:numId w:val="10"/>
+          <w:numId w:val="35"/>
         </w:numPr>
         <w:rPr>
           <w:lang w:val="fr-TG"/>
@@ -6678,9 +6666,10 @@
     </w:p>
     <w:p>
       <w:pPr>
+        <w:pStyle w:val="Paragraphedeliste"/>
         <w:numPr>
           <w:ilvl w:val="0"/>
-          <w:numId w:val="10"/>
+          <w:numId w:val="35"/>
         </w:numPr>
         <w:rPr>
           <w:lang w:val="fr-TG"/>
@@ -6703,9 +6692,10 @@
     </w:p>
     <w:p>
       <w:pPr>
+        <w:pStyle w:val="Paragraphedeliste"/>
         <w:numPr>
           <w:ilvl w:val="0"/>
-          <w:numId w:val="10"/>
+          <w:numId w:val="35"/>
         </w:numPr>
         <w:rPr>
           <w:lang w:val="fr-TG"/>
@@ -6733,21 +6723,12 @@
         </w:rPr>
       </w:pPr>
       <w:r>
-        <w:t xml:space="preserve">Au-delà du processus manuel décrit ci-dessus, il existe des solutions logicielles génériques de gestion de tickets et de support souvent qualifiées d'outils </w:t>
-      </w:r>
-      <w:proofErr w:type="gramStart"/>
-      <w:r>
-        <w:t xml:space="preserve">ITSM  </w:t>
+        <w:t xml:space="preserve">Au-delà du processus manuel décrit ci-dessus, il existe des solutions logicielles génériques de gestion de tickets et de support souvent qualifiées d'outils ITSM </w:t>
       </w:r>
       <w:r>
         <w:t>(</w:t>
       </w:r>
-      <w:proofErr w:type="gramEnd"/>
-      <w:r>
-        <w:rPr>
-          <w:i/>
-          <w:iCs/>
-        </w:rPr>
+      <w:r>
         <w:t>IT Service Management</w:t>
       </w:r>
       <w:r>
@@ -6758,7 +6739,7 @@
       <w:pPr>
         <w:numPr>
           <w:ilvl w:val="0"/>
-          <w:numId w:val="11"/>
+          <w:numId w:val="36"/>
         </w:numPr>
         <w:rPr>
           <w:lang w:val="fr-TG"/>
@@ -6783,7 +6764,7 @@
       <w:pPr>
         <w:numPr>
           <w:ilvl w:val="0"/>
-          <w:numId w:val="11"/>
+          <w:numId w:val="36"/>
         </w:numPr>
         <w:rPr>
           <w:lang w:val="fr-TG"/>
@@ -6851,7 +6832,7 @@
       <w:pPr>
         <w:numPr>
           <w:ilvl w:val="0"/>
-          <w:numId w:val="11"/>
+          <w:numId w:val="36"/>
         </w:numPr>
         <w:rPr>
           <w:lang w:val="fr-TG"/>
@@ -6883,13 +6864,6 @@
         </w:rPr>
         <w:t xml:space="preserve"> s'avère disproportionnée pour une PME.</w:t>
       </w:r>
-    </w:p>
-    <w:p>
-      <w:pPr>
-        <w:rPr>
-          <w:lang w:val="fr-TG"/>
-        </w:rPr>
-      </w:pPr>
     </w:p>
     <w:p/>
     <w:p>
@@ -6938,11 +6912,236 @@
     </w:p>
     <w:p>
       <w:pPr>
-        <w:pStyle w:val="Titre2"/>
-      </w:pPr>
-      <w:r>
-        <w:t>Critique de l’existant</w:t>
-      </w:r>
+        <w:pStyle w:val="Titre5"/>
+      </w:pPr>
+      <w:r>
+        <w:t xml:space="preserve">Critique de l’existant </w:t>
+      </w:r>
+    </w:p>
+    <w:p>
+      <w:r>
+        <w:t>L'examen critique du contexte actuel met en lumière les carences significatives du processus opérationnel en place, tout en révélant l'inadaptation des solutions logicielles standards aux besoins réels d'une PME de services techniques.</w:t>
+      </w:r>
+    </w:p>
+    <w:p>
+      <w:pPr>
+        <w:rPr>
+          <w:lang w:val="fr-TG"/>
+        </w:rPr>
+      </w:pPr>
+      <w:r>
+        <w:t>Concernant le fonctionnement organisationnel décrit précédemment, le traitement manuel des demandes souffre en effet de faiblesses structurelles profondes tels que :</w:t>
+      </w:r>
+    </w:p>
+    <w:p>
+      <w:pPr>
+        <w:pStyle w:val="Paragraphedeliste"/>
+        <w:numPr>
+          <w:ilvl w:val="0"/>
+          <w:numId w:val="41"/>
+        </w:numPr>
+        <w:rPr>
+          <w:lang w:val="fr-TG"/>
+        </w:rPr>
+      </w:pPr>
+      <w:r>
+        <w:rPr>
+          <w:lang w:val="fr-TG"/>
+        </w:rPr>
+        <w:t>L</w:t>
+      </w:r>
+      <w:r>
+        <w:rPr>
+          <w:lang w:val="fr-TG"/>
+        </w:rPr>
+        <w:t>'absence totale de traçabilité, qui empêche de reconstituer de manière fiable l'historique complet d'une demande (identité des intervenants, horodatage des échanges, résultats obtenus) ;</w:t>
+      </w:r>
+    </w:p>
+    <w:p>
+      <w:pPr>
+        <w:pStyle w:val="Paragraphedeliste"/>
+        <w:numPr>
+          <w:ilvl w:val="0"/>
+          <w:numId w:val="41"/>
+        </w:numPr>
+        <w:rPr>
+          <w:lang w:val="fr-TG"/>
+        </w:rPr>
+      </w:pPr>
+      <w:r>
+        <w:rPr>
+          <w:lang w:val="fr-TG"/>
+        </w:rPr>
+        <w:t>U</w:t>
+      </w:r>
+      <w:r>
+        <w:rPr>
+          <w:lang w:val="fr-TG"/>
+        </w:rPr>
+        <w:t>ne dépendance excessive à la disponibilité humaine, puisque toute question relative au suivi nécessite de solliciter directement un interlocuteur, faute d'un état consultable en autonomie par le client ;</w:t>
+      </w:r>
+    </w:p>
+    <w:p>
+      <w:pPr>
+        <w:pStyle w:val="Paragraphedeliste"/>
+        <w:numPr>
+          <w:ilvl w:val="0"/>
+          <w:numId w:val="41"/>
+        </w:numPr>
+        <w:rPr>
+          <w:lang w:val="fr-TG"/>
+        </w:rPr>
+      </w:pPr>
+      <w:r>
+        <w:rPr>
+          <w:lang w:val="fr-TG"/>
+        </w:rPr>
+        <w:t>U</w:t>
+      </w:r>
+      <w:r>
+        <w:rPr>
+          <w:lang w:val="fr-TG"/>
+        </w:rPr>
+        <w:t>n risque élevé d'erreur et de perte d'information, exacerbé par les ressaisies successives d'un support à un autre (papier vers tableur, tableur vers message instantané), qui dégradent l'intégrité des données ;</w:t>
+      </w:r>
+    </w:p>
+    <w:p>
+      <w:pPr>
+        <w:pStyle w:val="Paragraphedeliste"/>
+        <w:numPr>
+          <w:ilvl w:val="0"/>
+          <w:numId w:val="41"/>
+        </w:numPr>
+        <w:rPr>
+          <w:lang w:val="fr-TG"/>
+        </w:rPr>
+      </w:pPr>
+      <w:r>
+        <w:t>Manque de données consolidées en temps réel, les rares chiffres étant publiés tardivement et de manière imprécise</w:t>
+      </w:r>
+    </w:p>
+    <w:p>
+      <w:pPr>
+        <w:rPr>
+          <w:lang w:val="fr-TG"/>
+        </w:rPr>
+      </w:pPr>
+      <w:r>
+        <w:rPr>
+          <w:lang w:val="fr-TG"/>
+        </w:rPr>
+        <w:t xml:space="preserve">Par ailleurs, </w:t>
+      </w:r>
+      <w:r>
+        <w:rPr>
+          <w:lang w:val="fr-TG"/>
+        </w:rPr>
+        <w:t>les</w:t>
+      </w:r>
+      <w:r>
+        <w:rPr>
+          <w:lang w:val="fr-TG"/>
+        </w:rPr>
+        <w:t xml:space="preserve"> outils ITSM initialement conçus pour des infrastructures de grande envergure, présentent en effet des freins majeurs à leur adoption par une petite structure :</w:t>
+      </w:r>
+    </w:p>
+    <w:p>
+      <w:pPr>
+        <w:pStyle w:val="Paragraphedeliste"/>
+        <w:numPr>
+          <w:ilvl w:val="0"/>
+          <w:numId w:val="42"/>
+        </w:numPr>
+        <w:rPr>
+          <w:lang w:val="fr-TG"/>
+        </w:rPr>
+      </w:pPr>
+      <w:r>
+        <w:rPr>
+          <w:lang w:val="fr-TG"/>
+        </w:rPr>
+        <w:t>U</w:t>
+      </w:r>
+      <w:r>
+        <w:rPr>
+          <w:lang w:val="fr-TG"/>
+        </w:rPr>
+        <w:t>ne complexité de configuration excessive au regard du besoin réel, ces plateformes couvrant des processus ITSM complets (gestion d'incidents, de problèmes, de changements) là où le besoin se limite strictement à la gestion d'interventions et de tickets de support ;</w:t>
+      </w:r>
+    </w:p>
+    <w:p>
+      <w:pPr>
+        <w:pStyle w:val="Paragraphedeliste"/>
+        <w:numPr>
+          <w:ilvl w:val="0"/>
+          <w:numId w:val="42"/>
+        </w:numPr>
+        <w:rPr>
+          <w:lang w:val="fr-TG"/>
+        </w:rPr>
+      </w:pPr>
+      <w:r>
+        <w:rPr>
+          <w:lang w:val="fr-TG"/>
+        </w:rPr>
+        <w:t>U</w:t>
+      </w:r>
+      <w:r>
+        <w:rPr>
+          <w:lang w:val="fr-TG"/>
+        </w:rPr>
+        <w:t xml:space="preserve">ne personnalisation très limitée qui exige une maîtrise complète </w:t>
+      </w:r>
+      <w:r>
+        <w:rPr>
+          <w:lang w:val="fr-TG"/>
+        </w:rPr>
+        <w:t>de l’outil</w:t>
+      </w:r>
+      <w:r>
+        <w:rPr>
+          <w:lang w:val="fr-TG"/>
+        </w:rPr>
+        <w:t xml:space="preserve"> pour être implémentées correctement.</w:t>
+      </w:r>
+    </w:p>
+    <w:p>
+      <w:pPr>
+        <w:pStyle w:val="Paragraphedeliste"/>
+        <w:numPr>
+          <w:ilvl w:val="0"/>
+          <w:numId w:val="42"/>
+        </w:numPr>
+        <w:rPr>
+          <w:lang w:val="fr-TG"/>
+        </w:rPr>
+      </w:pPr>
+      <w:r>
+        <w:rPr>
+          <w:lang w:val="fr-TG"/>
+        </w:rPr>
+        <w:t>U</w:t>
+      </w:r>
+      <w:r>
+        <w:rPr>
+          <w:lang w:val="fr-TG"/>
+        </w:rPr>
+        <w:t>n coût récurrent par agent ou utilisateur, difficilement justifiable pour une équipe restreinte de quelques techniciens, dont le budget ne saurait supporter des licences perpétuelles ;</w:t>
+      </w:r>
+    </w:p>
+    <w:p>
+      <w:pPr>
+        <w:rPr>
+          <w:lang w:val="fr-TG"/>
+        </w:rPr>
+      </w:pPr>
+    </w:p>
+    <w:p>
+      <w:pPr>
+        <w:rPr>
+          <w:lang w:val="fr-TG"/>
+        </w:rPr>
+      </w:pPr>
     </w:p>
     <w:sectPr>
       <w:headerReference w:type="default" r:id="rId21"/>
@@ -7076,6 +7275,322 @@
 <file path=word/numbering.xml><?xml version="1.0" encoding="utf-8"?>
 <w:numbering xmlns:wpc="http://schemas.microsoft.com/office/word/2010/wordprocessingCanvas" xmlns:cx="http://schemas.microsoft.com/office/drawing/2014/chartex" xmlns:cx1="http://schemas.microsoft.com/office/drawing/2015/9/8/chartex" xmlns:cx2="http://schemas.microsoft.com/office/drawing/2015/10/21/chartex" xmlns:cx3="http://schemas.microsoft.com/office/drawing/2016/5/9/chartex" xmlns:cx4="http://schemas.microsoft.com/office/drawing/2016/5/10/chartex" xmlns:cx5="http://schemas.microsoft.com/office/drawing/2016/5/11/chartex" xmlns:cx6="http://schemas.microsoft.com/office/drawing/2016/5/12/chartex" xmlns:cx7="http://schemas.microsoft.com/office/drawing/2016/5/13/chartex" xmlns:cx8="http://schemas.microsoft.com/office/drawing/2016/5/14/chartex" xmlns:mc="http://schemas.openxmlformats.org/markup-compatibility/2006" xmlns:aink="http://schemas.microsoft.com/office/drawing/2016/ink" xmlns:am3d="http://schemas.microsoft.com/office/drawing/2017/model3d" xmlns:o="urn:schemas-microsoft-com:office:office" xmlns:oel="http://schemas.microsoft.com/office/2019/extlst" xmlns:r="http://schemas.openxmlformats.org/officeDocument/2006/relationships" xmlns:m="http://schemas.openxmlformats.org/officeDocument/2006/math" xmlns:v="urn:schemas-microsoft-com:vml" xmlns:wp14="http://schemas.microsoft.com/office/word/2010/wordprocessingDrawing" xmlns:wp="http://schemas.openxmlformats.org/drawingml/2006/wordprocessingDrawing" xmlns:w10="urn:schemas-microsoft-com:office:word" xmlns:w="http://schemas.openxmlformats.org/wordprocessingml/2006/main" xmlns:w14="http://schemas.microsoft.com/office/word/2010/wordml" xmlns:w15="http://schemas.microsoft.com/office/word/2012/wordml" xmlns:w16cei="http://schemas.microsoft.com/office/word/2026/wordml/cei" xmlns:w16cex="http://schemas.microsoft.com/office/word/2018/wordml/cex" xmlns:w16cid="http://schemas.microsoft.com/office/word/2016/wordml/cid" xmlns:w16="http://schemas.microsoft.com/office/word/2018/wordml" xmlns:w16du="http://schemas.microsoft.com/office/word/2023/wordml/word16du" xmlns:w16sdtdh="http://schemas.microsoft.com/office/word/2020/wordml/sdtdatahash" xmlns:w16sdtfl="http://schemas.microsoft.com/office/word/2024/wordml/sdtformatlock" xmlns:w16se="http://schemas.microsoft.com/office/word/2015/wordml/symex" xmlns:wpg="http://schemas.microsoft.com/office/word/2010/wordprocessingGroup" xmlns:wpi="http://schemas.microsoft.com/office/word/2010/wordprocessingInk" xmlns:wne="http://schemas.microsoft.com/office/word/2006/wordml" xmlns:wps="http://schemas.microsoft.com/office/word/2010/wordprocessingShape" mc:Ignorable="w14 w15 w16se w16cid w16 w16cex w16sdtdh w16sdtfl w16du wp14">
   <w:abstractNum w:abstractNumId="0" w15:restartNumberingAfterBreak="0">
+    <w:nsid w:val="039D4FF3"/>
+    <w:multiLevelType w:val="hybridMultilevel"/>
+    <w:tmpl w:val="ABBA9720"/>
+    <w:lvl w:ilvl="0" w:tplc="040C0005">
+      <w:start w:val="1"/>
+      <w:numFmt w:val="bullet"/>
+      <w:lvlText w:val=""/>
+      <w:lvlJc w:val="left"/>
+      <w:pPr>
+        <w:ind w:left="720" w:hanging="360"/>
+      </w:pPr>
+      <w:rPr>
+        <w:rFonts w:ascii="Wingdings" w:hAnsi="Wingdings" w:hint="default"/>
+      </w:rPr>
+    </w:lvl>
+    <w:lvl w:ilvl="1" w:tplc="20000003" w:tentative="1">
+      <w:start w:val="1"/>
+      <w:numFmt w:val="bullet"/>
+      <w:lvlText w:val="o"/>
+      <w:lvlJc w:val="left"/>
+      <w:pPr>
+        <w:ind w:left="1440" w:hanging="360"/>
+      </w:pPr>
+      <w:rPr>
+        <w:rFonts w:ascii="Courier New" w:hAnsi="Courier New" w:cs="Courier New" w:hint="default"/>
+      </w:rPr>
+    </w:lvl>
+    <w:lvl w:ilvl="2" w:tplc="20000005" w:tentative="1">
+      <w:start w:val="1"/>
+      <w:numFmt w:val="bullet"/>
+      <w:lvlText w:val=""/>
+      <w:lvlJc w:val="left"/>
+      <w:pPr>
+        <w:ind w:left="2160" w:hanging="360"/>
+      </w:pPr>
+      <w:rPr>
+        <w:rFonts w:ascii="Wingdings" w:hAnsi="Wingdings" w:hint="default"/>
+      </w:rPr>
+    </w:lvl>
+    <w:lvl w:ilvl="3" w:tplc="20000001" w:tentative="1">
+      <w:start w:val="1"/>
+      <w:numFmt w:val="bullet"/>
+      <w:lvlText w:val=""/>
+      <w:lvlJc w:val="left"/>
+      <w:pPr>
+        <w:ind w:left="2880" w:hanging="360"/>
+      </w:pPr>
+      <w:rPr>
+        <w:rFonts w:ascii="Symbol" w:hAnsi="Symbol" w:hint="default"/>
+      </w:rPr>
+    </w:lvl>
+    <w:lvl w:ilvl="4" w:tplc="20000003" w:tentative="1">
+      <w:start w:val="1"/>
+      <w:numFmt w:val="bullet"/>
+      <w:lvlText w:val="o"/>
+      <w:lvlJc w:val="left"/>
+      <w:pPr>
+        <w:ind w:left="3600" w:hanging="360"/>
+      </w:pPr>
+      <w:rPr>
+        <w:rFonts w:ascii="Courier New" w:hAnsi="Courier New" w:cs="Courier New" w:hint="default"/>
+      </w:rPr>
+    </w:lvl>
+    <w:lvl w:ilvl="5" w:tplc="20000005" w:tentative="1">
+      <w:start w:val="1"/>
+      <w:numFmt w:val="bullet"/>
+      <w:lvlText w:val=""/>
+      <w:lvlJc w:val="left"/>
+      <w:pPr>
+        <w:ind w:left="4320" w:hanging="360"/>
+      </w:pPr>
+      <w:rPr>
+        <w:rFonts w:ascii="Wingdings" w:hAnsi="Wingdings" w:hint="default"/>
+      </w:rPr>
+    </w:lvl>
+    <w:lvl w:ilvl="6" w:tplc="20000001" w:tentative="1">
+      <w:start w:val="1"/>
+      <w:numFmt w:val="bullet"/>
+      <w:lvlText w:val=""/>
+      <w:lvlJc w:val="left"/>
+      <w:pPr>
+        <w:ind w:left="5040" w:hanging="360"/>
+      </w:pPr>
+      <w:rPr>
+        <w:rFonts w:ascii="Symbol" w:hAnsi="Symbol" w:hint="default"/>
+      </w:rPr>
+    </w:lvl>
+    <w:lvl w:ilvl="7" w:tplc="20000003" w:tentative="1">
+      <w:start w:val="1"/>
+      <w:numFmt w:val="bullet"/>
+      <w:lvlText w:val="o"/>
+      <w:lvlJc w:val="left"/>
+      <w:pPr>
+        <w:ind w:left="5760" w:hanging="360"/>
+      </w:pPr>
+      <w:rPr>
+        <w:rFonts w:ascii="Courier New" w:hAnsi="Courier New" w:cs="Courier New" w:hint="default"/>
+      </w:rPr>
+    </w:lvl>
+    <w:lvl w:ilvl="8" w:tplc="20000005" w:tentative="1">
+      <w:start w:val="1"/>
+      <w:numFmt w:val="bullet"/>
+      <w:lvlText w:val=""/>
+      <w:lvlJc w:val="left"/>
+      <w:pPr>
+        <w:ind w:left="6480" w:hanging="360"/>
+      </w:pPr>
+      <w:rPr>
+        <w:rFonts w:ascii="Wingdings" w:hAnsi="Wingdings" w:hint="default"/>
+      </w:rPr>
+    </w:lvl>
+  </w:abstractNum>
+  <w:abstractNum w:abstractNumId="1" w15:restartNumberingAfterBreak="0">
+    <w:nsid w:val="03E40275"/>
+    <w:multiLevelType w:val="multilevel"/>
+    <w:tmpl w:val="C11E29F4"/>
+    <w:lvl w:ilvl="0">
+      <w:start w:val="1"/>
+      <w:numFmt w:val="decimal"/>
+      <w:lvlText w:val="%1"/>
+      <w:lvlJc w:val="left"/>
+      <w:pPr>
+        <w:ind w:left="480" w:hanging="480"/>
+      </w:pPr>
+      <w:rPr>
+        <w:rFonts w:hint="default"/>
+      </w:rPr>
+    </w:lvl>
+    <w:lvl w:ilvl="1">
+      <w:start w:val="1"/>
+      <w:numFmt w:val="decimal"/>
+      <w:lvlText w:val="%2.1"/>
+      <w:lvlJc w:val="left"/>
+      <w:pPr>
+        <w:ind w:left="360" w:hanging="360"/>
+      </w:pPr>
+      <w:rPr>
+        <w:rFonts w:hint="default"/>
+      </w:rPr>
+    </w:lvl>
+    <w:lvl w:ilvl="2">
+      <w:start w:val="1"/>
+      <w:numFmt w:val="decimal"/>
+      <w:lvlText w:val="%1.%2.%3"/>
+      <w:lvlJc w:val="left"/>
+      <w:pPr>
+        <w:ind w:left="720" w:hanging="720"/>
+      </w:pPr>
+      <w:rPr>
+        <w:rFonts w:hint="default"/>
+      </w:rPr>
+    </w:lvl>
+    <w:lvl w:ilvl="3">
+      <w:start w:val="1"/>
+      <w:numFmt w:val="decimal"/>
+      <w:lvlText w:val="%1.%2.%3.%4"/>
+      <w:lvlJc w:val="left"/>
+      <w:pPr>
+        <w:ind w:left="1080" w:hanging="1080"/>
+      </w:pPr>
+      <w:rPr>
+        <w:rFonts w:hint="default"/>
+      </w:rPr>
+    </w:lvl>
+    <w:lvl w:ilvl="4">
+      <w:start w:val="1"/>
+      <w:numFmt w:val="decimal"/>
+      <w:lvlText w:val="%1.%2.%3.%4.%5"/>
+      <w:lvlJc w:val="left"/>
+      <w:pPr>
+        <w:ind w:left="1440" w:hanging="1440"/>
+      </w:pPr>
+      <w:rPr>
+        <w:rFonts w:hint="default"/>
+      </w:rPr>
+    </w:lvl>
+    <w:lvl w:ilvl="5">
+      <w:start w:val="1"/>
+      <w:numFmt w:val="decimal"/>
+      <w:lvlText w:val="%1.%2.%3.%4.%5.%6"/>
+      <w:lvlJc w:val="left"/>
+      <w:pPr>
+        <w:ind w:left="1440" w:hanging="1440"/>
+      </w:pPr>
+      <w:rPr>
+        <w:rFonts w:hint="default"/>
+      </w:rPr>
+    </w:lvl>
+    <w:lvl w:ilvl="6">
+      <w:start w:val="1"/>
+      <w:numFmt w:val="decimal"/>
+      <w:lvlText w:val="%1.%2.%3.%4.%5.%6.%7"/>
+      <w:lvlJc w:val="left"/>
+      <w:pPr>
+        <w:ind w:left="1800" w:hanging="1800"/>
+      </w:pPr>
+      <w:rPr>
+        <w:rFonts w:hint="default"/>
+      </w:rPr>
+    </w:lvl>
+    <w:lvl w:ilvl="7">
+      <w:start w:val="1"/>
+      <w:numFmt w:val="decimal"/>
+      <w:lvlText w:val="%1.%2.%3.%4.%5.%6.%7.%8"/>
+      <w:lvlJc w:val="left"/>
+      <w:pPr>
+        <w:ind w:left="2160" w:hanging="2160"/>
+      </w:pPr>
+      <w:rPr>
+        <w:rFonts w:hint="default"/>
+      </w:rPr>
+    </w:lvl>
+    <w:lvl w:ilvl="8">
+      <w:start w:val="1"/>
+      <w:numFmt w:val="decimal"/>
+      <w:lvlText w:val="%1.%2.%3.%4.%5.%6.%7.%8.%9"/>
+      <w:lvlJc w:val="left"/>
+      <w:pPr>
+        <w:ind w:left="2160" w:hanging="2160"/>
+      </w:pPr>
+      <w:rPr>
+        <w:rFonts w:hint="default"/>
+      </w:rPr>
+    </w:lvl>
+  </w:abstractNum>
+  <w:abstractNum w:abstractNumId="2" w15:restartNumberingAfterBreak="0">
+    <w:nsid w:val="04CA58A0"/>
+    <w:multiLevelType w:val="hybridMultilevel"/>
+    <w:tmpl w:val="5622EE42"/>
+    <w:lvl w:ilvl="0" w:tplc="473E94D8">
+      <w:start w:val="1"/>
+      <w:numFmt w:val="decimal"/>
+      <w:pStyle w:val="Titre5"/>
+      <w:lvlText w:val="2.%1"/>
+      <w:lvlJc w:val="left"/>
+      <w:pPr>
+        <w:ind w:left="720" w:hanging="360"/>
+      </w:pPr>
+      <w:rPr>
+        <w:rFonts w:hint="default"/>
+      </w:rPr>
+    </w:lvl>
+    <w:lvl w:ilvl="1" w:tplc="20000019" w:tentative="1">
+      <w:start w:val="1"/>
+      <w:numFmt w:val="lowerLetter"/>
+      <w:lvlText w:val="%2."/>
+      <w:lvlJc w:val="left"/>
+      <w:pPr>
+        <w:ind w:left="1440" w:hanging="360"/>
+      </w:pPr>
+    </w:lvl>
+    <w:lvl w:ilvl="2" w:tplc="2000001B" w:tentative="1">
+      <w:start w:val="1"/>
+      <w:numFmt w:val="lowerRoman"/>
+      <w:lvlText w:val="%3."/>
+      <w:lvlJc w:val="right"/>
+      <w:pPr>
+        <w:ind w:left="2160" w:hanging="180"/>
+      </w:pPr>
+    </w:lvl>
+    <w:lvl w:ilvl="3" w:tplc="2000000F" w:tentative="1">
+      <w:start w:val="1"/>
+      <w:numFmt w:val="decimal"/>
+      <w:lvlText w:val="%4."/>
+      <w:lvlJc w:val="left"/>
+      <w:pPr>
+        <w:ind w:left="2880" w:hanging="360"/>
+      </w:pPr>
+    </w:lvl>
+    <w:lvl w:ilvl="4" w:tplc="20000019" w:tentative="1">
+      <w:start w:val="1"/>
+      <w:numFmt w:val="lowerLetter"/>
+      <w:lvlText w:val="%5."/>
+      <w:lvlJc w:val="left"/>
+      <w:pPr>
+        <w:ind w:left="3600" w:hanging="360"/>
+      </w:pPr>
+    </w:lvl>
+    <w:lvl w:ilvl="5" w:tplc="2000001B" w:tentative="1">
+      <w:start w:val="1"/>
+      <w:numFmt w:val="lowerRoman"/>
+      <w:lvlText w:val="%6."/>
+      <w:lvlJc w:val="right"/>
+      <w:pPr>
+        <w:ind w:left="4320" w:hanging="180"/>
+      </w:pPr>
+    </w:lvl>
+    <w:lvl w:ilvl="6" w:tplc="2000000F" w:tentative="1">
+      <w:start w:val="1"/>
+      <w:numFmt w:val="decimal"/>
+      <w:lvlText w:val="%7."/>
+      <w:lvlJc w:val="left"/>
+      <w:pPr>
+        <w:ind w:left="5040" w:hanging="360"/>
+      </w:pPr>
+    </w:lvl>
+    <w:lvl w:ilvl="7" w:tplc="20000019" w:tentative="1">
+      <w:start w:val="1"/>
+      <w:numFmt w:val="lowerLetter"/>
+      <w:lvlText w:val="%8."/>
+      <w:lvlJc w:val="left"/>
+      <w:pPr>
+        <w:ind w:left="5760" w:hanging="360"/>
+      </w:pPr>
+    </w:lvl>
+    <w:lvl w:ilvl="8" w:tplc="2000001B" w:tentative="1">
+      <w:start w:val="1"/>
+      <w:numFmt w:val="lowerRoman"/>
+      <w:lvlText w:val="%9."/>
+      <w:lvlJc w:val="right"/>
+      <w:pPr>
+        <w:ind w:left="6480" w:hanging="180"/>
+      </w:pPr>
+    </w:lvl>
+  </w:abstractNum>
+  <w:abstractNum w:abstractNumId="3" w15:restartNumberingAfterBreak="0">
     <w:nsid w:val="05D97D4B"/>
     <w:multiLevelType w:val="hybridMultilevel"/>
     <w:tmpl w:val="FC82BA9C"/>
@@ -7188,7 +7703,120 @@
       </w:rPr>
     </w:lvl>
   </w:abstractNum>
-  <w:abstractNum w:abstractNumId="1" w15:restartNumberingAfterBreak="0">
+  <w:abstractNum w:abstractNumId="4" w15:restartNumberingAfterBreak="0">
+    <w:nsid w:val="06702521"/>
+    <w:multiLevelType w:val="hybridMultilevel"/>
+    <w:tmpl w:val="59407E82"/>
+    <w:lvl w:ilvl="0" w:tplc="040C0005">
+      <w:start w:val="1"/>
+      <w:numFmt w:val="bullet"/>
+      <w:lvlText w:val=""/>
+      <w:lvlJc w:val="left"/>
+      <w:pPr>
+        <w:ind w:left="720" w:hanging="360"/>
+      </w:pPr>
+      <w:rPr>
+        <w:rFonts w:ascii="Wingdings" w:hAnsi="Wingdings" w:hint="default"/>
+      </w:rPr>
+    </w:lvl>
+    <w:lvl w:ilvl="1" w:tplc="20000003" w:tentative="1">
+      <w:start w:val="1"/>
+      <w:numFmt w:val="bullet"/>
+      <w:lvlText w:val="o"/>
+      <w:lvlJc w:val="left"/>
+      <w:pPr>
+        <w:ind w:left="1440" w:hanging="360"/>
+      </w:pPr>
+      <w:rPr>
+        <w:rFonts w:ascii="Courier New" w:hAnsi="Courier New" w:cs="Courier New" w:hint="default"/>
+      </w:rPr>
+    </w:lvl>
+    <w:lvl w:ilvl="2" w:tplc="20000005" w:tentative="1">
+      <w:start w:val="1"/>
+      <w:numFmt w:val="bullet"/>
+      <w:lvlText w:val=""/>
+      <w:lvlJc w:val="left"/>
+      <w:pPr>
+        <w:ind w:left="2160" w:hanging="360"/>
+      </w:pPr>
+      <w:rPr>
+        <w:rFonts w:ascii="Wingdings" w:hAnsi="Wingdings" w:hint="default"/>
+      </w:rPr>
+    </w:lvl>
+    <w:lvl w:ilvl="3" w:tplc="20000001" w:tentative="1">
+      <w:start w:val="1"/>
+      <w:numFmt w:val="bullet"/>
+      <w:lvlText w:val=""/>
+      <w:lvlJc w:val="left"/>
+      <w:pPr>
+        <w:ind w:left="2880" w:hanging="360"/>
+      </w:pPr>
+      <w:rPr>
+        <w:rFonts w:ascii="Symbol" w:hAnsi="Symbol" w:hint="default"/>
+      </w:rPr>
+    </w:lvl>
+    <w:lvl w:ilvl="4" w:tplc="20000003" w:tentative="1">
+      <w:start w:val="1"/>
+      <w:numFmt w:val="bullet"/>
+      <w:lvlText w:val="o"/>
+      <w:lvlJc w:val="left"/>
+      <w:pPr>
+        <w:ind w:left="3600" w:hanging="360"/>
+      </w:pPr>
+      <w:rPr>
+        <w:rFonts w:ascii="Courier New" w:hAnsi="Courier New" w:cs="Courier New" w:hint="default"/>
+      </w:rPr>
+    </w:lvl>
+    <w:lvl w:ilvl="5" w:tplc="20000005" w:tentative="1">
+      <w:start w:val="1"/>
+      <w:numFmt w:val="bullet"/>
+      <w:lvlText w:val=""/>
+      <w:lvlJc w:val="left"/>
+      <w:pPr>
+        <w:ind w:left="4320" w:hanging="360"/>
+      </w:pPr>
+      <w:rPr>
+        <w:rFonts w:ascii="Wingdings" w:hAnsi="Wingdings" w:hint="default"/>
+      </w:rPr>
+    </w:lvl>
+    <w:lvl w:ilvl="6" w:tplc="20000001" w:tentative="1">
+      <w:start w:val="1"/>
+      <w:numFmt w:val="bullet"/>
+      <w:lvlText w:val=""/>
+      <w:lvlJc w:val="left"/>
+      <w:pPr>
+        <w:ind w:left="5040" w:hanging="360"/>
+      </w:pPr>
+      <w:rPr>
+        <w:rFonts w:ascii="Symbol" w:hAnsi="Symbol" w:hint="default"/>
+      </w:rPr>
+    </w:lvl>
+    <w:lvl w:ilvl="7" w:tplc="20000003" w:tentative="1">
+      <w:start w:val="1"/>
+      <w:numFmt w:val="bullet"/>
+      <w:lvlText w:val="o"/>
+      <w:lvlJc w:val="left"/>
+      <w:pPr>
+        <w:ind w:left="5760" w:hanging="360"/>
+      </w:pPr>
+      <w:rPr>
+        <w:rFonts w:ascii="Courier New" w:hAnsi="Courier New" w:cs="Courier New" w:hint="default"/>
+      </w:rPr>
+    </w:lvl>
+    <w:lvl w:ilvl="8" w:tplc="20000005" w:tentative="1">
+      <w:start w:val="1"/>
+      <w:numFmt w:val="bullet"/>
+      <w:lvlText w:val=""/>
+      <w:lvlJc w:val="left"/>
+      <w:pPr>
+        <w:ind w:left="6480" w:hanging="360"/>
+      </w:pPr>
+      <w:rPr>
+        <w:rFonts w:ascii="Wingdings" w:hAnsi="Wingdings" w:hint="default"/>
+      </w:rPr>
+    </w:lvl>
+  </w:abstractNum>
+  <w:abstractNum w:abstractNumId="5" w15:restartNumberingAfterBreak="0">
     <w:nsid w:val="08984D78"/>
     <w:multiLevelType w:val="multilevel"/>
     <w:tmpl w:val="58CCE4F4"/>
@@ -7301,7 +7929,233 @@
       </w:rPr>
     </w:lvl>
   </w:abstractNum>
-  <w:abstractNum w:abstractNumId="2" w15:restartNumberingAfterBreak="0">
+  <w:abstractNum w:abstractNumId="6" w15:restartNumberingAfterBreak="0">
+    <w:nsid w:val="0B2C43E9"/>
+    <w:multiLevelType w:val="multilevel"/>
+    <w:tmpl w:val="E85E1706"/>
+    <w:lvl w:ilvl="0">
+      <w:start w:val="1"/>
+      <w:numFmt w:val="decimal"/>
+      <w:lvlText w:val="%1"/>
+      <w:lvlJc w:val="left"/>
+      <w:pPr>
+        <w:ind w:left="480" w:hanging="480"/>
+      </w:pPr>
+      <w:rPr>
+        <w:rFonts w:hint="default"/>
+      </w:rPr>
+    </w:lvl>
+    <w:lvl w:ilvl="1">
+      <w:start w:val="1"/>
+      <w:numFmt w:val="decimal"/>
+      <w:lvlText w:val="%2..1"/>
+      <w:lvlJc w:val="left"/>
+      <w:pPr>
+        <w:ind w:left="360" w:hanging="360"/>
+      </w:pPr>
+      <w:rPr>
+        <w:rFonts w:hint="default"/>
+      </w:rPr>
+    </w:lvl>
+    <w:lvl w:ilvl="2">
+      <w:start w:val="1"/>
+      <w:numFmt w:val="decimal"/>
+      <w:lvlText w:val="%1.%2.%3"/>
+      <w:lvlJc w:val="left"/>
+      <w:pPr>
+        <w:ind w:left="720" w:hanging="720"/>
+      </w:pPr>
+      <w:rPr>
+        <w:rFonts w:hint="default"/>
+      </w:rPr>
+    </w:lvl>
+    <w:lvl w:ilvl="3">
+      <w:start w:val="1"/>
+      <w:numFmt w:val="decimal"/>
+      <w:lvlText w:val="%1.%2.%3.%4"/>
+      <w:lvlJc w:val="left"/>
+      <w:pPr>
+        <w:ind w:left="1080" w:hanging="1080"/>
+      </w:pPr>
+      <w:rPr>
+        <w:rFonts w:hint="default"/>
+      </w:rPr>
+    </w:lvl>
+    <w:lvl w:ilvl="4">
+      <w:start w:val="1"/>
+      <w:numFmt w:val="decimal"/>
+      <w:lvlText w:val="%1.%2.%3.%4.%5"/>
+      <w:lvlJc w:val="left"/>
+      <w:pPr>
+        <w:ind w:left="1440" w:hanging="1440"/>
+      </w:pPr>
+      <w:rPr>
+        <w:rFonts w:hint="default"/>
+      </w:rPr>
+    </w:lvl>
+    <w:lvl w:ilvl="5">
+      <w:start w:val="1"/>
+      <w:numFmt w:val="decimal"/>
+      <w:lvlText w:val="%1.%2.%3.%4.%5.%6"/>
+      <w:lvlJc w:val="left"/>
+      <w:pPr>
+        <w:ind w:left="1440" w:hanging="1440"/>
+      </w:pPr>
+      <w:rPr>
+        <w:rFonts w:hint="default"/>
+      </w:rPr>
+    </w:lvl>
+    <w:lvl w:ilvl="6">
+      <w:start w:val="1"/>
+      <w:numFmt w:val="decimal"/>
+      <w:lvlText w:val="%1.%2.%3.%4.%5.%6.%7"/>
+      <w:lvlJc w:val="left"/>
+      <w:pPr>
+        <w:ind w:left="1800" w:hanging="1800"/>
+      </w:pPr>
+      <w:rPr>
+        <w:rFonts w:hint="default"/>
+      </w:rPr>
+    </w:lvl>
+    <w:lvl w:ilvl="7">
+      <w:start w:val="1"/>
+      <w:numFmt w:val="decimal"/>
+      <w:lvlText w:val="%1.%2.%3.%4.%5.%6.%7.%8"/>
+      <w:lvlJc w:val="left"/>
+      <w:pPr>
+        <w:ind w:left="2160" w:hanging="2160"/>
+      </w:pPr>
+      <w:rPr>
+        <w:rFonts w:hint="default"/>
+      </w:rPr>
+    </w:lvl>
+    <w:lvl w:ilvl="8">
+      <w:start w:val="1"/>
+      <w:numFmt w:val="decimal"/>
+      <w:lvlText w:val="%1.%2.%3.%4.%5.%6.%7.%8.%9"/>
+      <w:lvlJc w:val="left"/>
+      <w:pPr>
+        <w:ind w:left="2160" w:hanging="2160"/>
+      </w:pPr>
+      <w:rPr>
+        <w:rFonts w:hint="default"/>
+      </w:rPr>
+    </w:lvl>
+  </w:abstractNum>
+  <w:abstractNum w:abstractNumId="7" w15:restartNumberingAfterBreak="0">
+    <w:nsid w:val="0BEC1CF0"/>
+    <w:multiLevelType w:val="hybridMultilevel"/>
+    <w:tmpl w:val="69044A18"/>
+    <w:lvl w:ilvl="0" w:tplc="040C0005">
+      <w:start w:val="1"/>
+      <w:numFmt w:val="bullet"/>
+      <w:lvlText w:val=""/>
+      <w:lvlJc w:val="left"/>
+      <w:pPr>
+        <w:ind w:left="1080" w:hanging="360"/>
+      </w:pPr>
+      <w:rPr>
+        <w:rFonts w:ascii="Wingdings" w:hAnsi="Wingdings" w:hint="default"/>
+      </w:rPr>
+    </w:lvl>
+    <w:lvl w:ilvl="1" w:tplc="FFFFFFFF" w:tentative="1">
+      <w:start w:val="1"/>
+      <w:numFmt w:val="bullet"/>
+      <w:lvlText w:val="o"/>
+      <w:lvlJc w:val="left"/>
+      <w:pPr>
+        <w:ind w:left="1800" w:hanging="360"/>
+      </w:pPr>
+      <w:rPr>
+        <w:rFonts w:ascii="Courier New" w:hAnsi="Courier New" w:cs="Courier New" w:hint="default"/>
+      </w:rPr>
+    </w:lvl>
+    <w:lvl w:ilvl="2" w:tplc="FFFFFFFF" w:tentative="1">
+      <w:start w:val="1"/>
+      <w:numFmt w:val="bullet"/>
+      <w:lvlText w:val=""/>
+      <w:lvlJc w:val="left"/>
+      <w:pPr>
+        <w:ind w:left="2520" w:hanging="360"/>
+      </w:pPr>
+      <w:rPr>
+        <w:rFonts w:ascii="Wingdings" w:hAnsi="Wingdings" w:hint="default"/>
+      </w:rPr>
+    </w:lvl>
+    <w:lvl w:ilvl="3" w:tplc="FFFFFFFF" w:tentative="1">
+      <w:start w:val="1"/>
+      <w:numFmt w:val="bullet"/>
+      <w:lvlText w:val=""/>
+      <w:lvlJc w:val="left"/>
+      <w:pPr>
+        <w:ind w:left="3240" w:hanging="360"/>
+      </w:pPr>
+      <w:rPr>
+        <w:rFonts w:ascii="Symbol" w:hAnsi="Symbol" w:hint="default"/>
+      </w:rPr>
+    </w:lvl>
+    <w:lvl w:ilvl="4" w:tplc="FFFFFFFF" w:tentative="1">
+      <w:start w:val="1"/>
+      <w:numFmt w:val="bullet"/>
+      <w:lvlText w:val="o"/>
+      <w:lvlJc w:val="left"/>
+      <w:pPr>
+        <w:ind w:left="3960" w:hanging="360"/>
+      </w:pPr>
+      <w:rPr>
+        <w:rFonts w:ascii="Courier New" w:hAnsi="Courier New" w:cs="Courier New" w:hint="default"/>
+      </w:rPr>
+    </w:lvl>
+    <w:lvl w:ilvl="5" w:tplc="FFFFFFFF" w:tentative="1">
+      <w:start w:val="1"/>
+      <w:numFmt w:val="bullet"/>
+      <w:lvlText w:val=""/>
+      <w:lvlJc w:val="left"/>
+      <w:pPr>
+        <w:ind w:left="4680" w:hanging="360"/>
+      </w:pPr>
+      <w:rPr>
+        <w:rFonts w:ascii="Wingdings" w:hAnsi="Wingdings" w:hint="default"/>
+      </w:rPr>
+    </w:lvl>
+    <w:lvl w:ilvl="6" w:tplc="FFFFFFFF" w:tentative="1">
+      <w:start w:val="1"/>
+      <w:numFmt w:val="bullet"/>
+      <w:lvlText w:val=""/>
+      <w:lvlJc w:val="left"/>
+      <w:pPr>
+        <w:ind w:left="5400" w:hanging="360"/>
+      </w:pPr>
+      <w:rPr>
+        <w:rFonts w:ascii="Symbol" w:hAnsi="Symbol" w:hint="default"/>
+      </w:rPr>
+    </w:lvl>
+    <w:lvl w:ilvl="7" w:tplc="FFFFFFFF" w:tentative="1">
+      <w:start w:val="1"/>
+      <w:numFmt w:val="bullet"/>
+      <w:lvlText w:val="o"/>
+      <w:lvlJc w:val="left"/>
+      <w:pPr>
+        <w:ind w:left="6120" w:hanging="360"/>
+      </w:pPr>
+      <w:rPr>
+        <w:rFonts w:ascii="Courier New" w:hAnsi="Courier New" w:cs="Courier New" w:hint="default"/>
+      </w:rPr>
+    </w:lvl>
+    <w:lvl w:ilvl="8" w:tplc="FFFFFFFF" w:tentative="1">
+      <w:start w:val="1"/>
+      <w:numFmt w:val="bullet"/>
+      <w:lvlText w:val=""/>
+      <w:lvlJc w:val="left"/>
+      <w:pPr>
+        <w:ind w:left="6840" w:hanging="360"/>
+      </w:pPr>
+      <w:rPr>
+        <w:rFonts w:ascii="Wingdings" w:hAnsi="Wingdings" w:hint="default"/>
+      </w:rPr>
+    </w:lvl>
+  </w:abstractNum>
+  <w:abstractNum w:abstractNumId="8" w15:restartNumberingAfterBreak="0">
     <w:nsid w:val="0E417BB3"/>
     <w:multiLevelType w:val="hybridMultilevel"/>
     <w:tmpl w:val="BBFAFF58"/>
@@ -7414,7 +8268,233 @@
       </w:rPr>
     </w:lvl>
   </w:abstractNum>
-  <w:abstractNum w:abstractNumId="3" w15:restartNumberingAfterBreak="0">
+  <w:abstractNum w:abstractNumId="9" w15:restartNumberingAfterBreak="0">
+    <w:nsid w:val="10FB2CB9"/>
+    <w:multiLevelType w:val="hybridMultilevel"/>
+    <w:tmpl w:val="F518514E"/>
+    <w:lvl w:ilvl="0" w:tplc="040C0005">
+      <w:start w:val="1"/>
+      <w:numFmt w:val="bullet"/>
+      <w:lvlText w:val=""/>
+      <w:lvlJc w:val="left"/>
+      <w:pPr>
+        <w:ind w:left="720" w:hanging="360"/>
+      </w:pPr>
+      <w:rPr>
+        <w:rFonts w:ascii="Wingdings" w:hAnsi="Wingdings" w:hint="default"/>
+      </w:rPr>
+    </w:lvl>
+    <w:lvl w:ilvl="1" w:tplc="20000003" w:tentative="1">
+      <w:start w:val="1"/>
+      <w:numFmt w:val="bullet"/>
+      <w:lvlText w:val="o"/>
+      <w:lvlJc w:val="left"/>
+      <w:pPr>
+        <w:ind w:left="1440" w:hanging="360"/>
+      </w:pPr>
+      <w:rPr>
+        <w:rFonts w:ascii="Courier New" w:hAnsi="Courier New" w:cs="Courier New" w:hint="default"/>
+      </w:rPr>
+    </w:lvl>
+    <w:lvl w:ilvl="2" w:tplc="20000005" w:tentative="1">
+      <w:start w:val="1"/>
+      <w:numFmt w:val="bullet"/>
+      <w:lvlText w:val=""/>
+      <w:lvlJc w:val="left"/>
+      <w:pPr>
+        <w:ind w:left="2160" w:hanging="360"/>
+      </w:pPr>
+      <w:rPr>
+        <w:rFonts w:ascii="Wingdings" w:hAnsi="Wingdings" w:hint="default"/>
+      </w:rPr>
+    </w:lvl>
+    <w:lvl w:ilvl="3" w:tplc="20000001" w:tentative="1">
+      <w:start w:val="1"/>
+      <w:numFmt w:val="bullet"/>
+      <w:lvlText w:val=""/>
+      <w:lvlJc w:val="left"/>
+      <w:pPr>
+        <w:ind w:left="2880" w:hanging="360"/>
+      </w:pPr>
+      <w:rPr>
+        <w:rFonts w:ascii="Symbol" w:hAnsi="Symbol" w:hint="default"/>
+      </w:rPr>
+    </w:lvl>
+    <w:lvl w:ilvl="4" w:tplc="20000003" w:tentative="1">
+      <w:start w:val="1"/>
+      <w:numFmt w:val="bullet"/>
+      <w:lvlText w:val="o"/>
+      <w:lvlJc w:val="left"/>
+      <w:pPr>
+        <w:ind w:left="3600" w:hanging="360"/>
+      </w:pPr>
+      <w:rPr>
+        <w:rFonts w:ascii="Courier New" w:hAnsi="Courier New" w:cs="Courier New" w:hint="default"/>
+      </w:rPr>
+    </w:lvl>
+    <w:lvl w:ilvl="5" w:tplc="20000005" w:tentative="1">
+      <w:start w:val="1"/>
+      <w:numFmt w:val="bullet"/>
+      <w:lvlText w:val=""/>
+      <w:lvlJc w:val="left"/>
+      <w:pPr>
+        <w:ind w:left="4320" w:hanging="360"/>
+      </w:pPr>
+      <w:rPr>
+        <w:rFonts w:ascii="Wingdings" w:hAnsi="Wingdings" w:hint="default"/>
+      </w:rPr>
+    </w:lvl>
+    <w:lvl w:ilvl="6" w:tplc="20000001" w:tentative="1">
+      <w:start w:val="1"/>
+      <w:numFmt w:val="bullet"/>
+      <w:lvlText w:val=""/>
+      <w:lvlJc w:val="left"/>
+      <w:pPr>
+        <w:ind w:left="5040" w:hanging="360"/>
+      </w:pPr>
+      <w:rPr>
+        <w:rFonts w:ascii="Symbol" w:hAnsi="Symbol" w:hint="default"/>
+      </w:rPr>
+    </w:lvl>
+    <w:lvl w:ilvl="7" w:tplc="20000003" w:tentative="1">
+      <w:start w:val="1"/>
+      <w:numFmt w:val="bullet"/>
+      <w:lvlText w:val="o"/>
+      <w:lvlJc w:val="left"/>
+      <w:pPr>
+        <w:ind w:left="5760" w:hanging="360"/>
+      </w:pPr>
+      <w:rPr>
+        <w:rFonts w:ascii="Courier New" w:hAnsi="Courier New" w:cs="Courier New" w:hint="default"/>
+      </w:rPr>
+    </w:lvl>
+    <w:lvl w:ilvl="8" w:tplc="20000005" w:tentative="1">
+      <w:start w:val="1"/>
+      <w:numFmt w:val="bullet"/>
+      <w:lvlText w:val=""/>
+      <w:lvlJc w:val="left"/>
+      <w:pPr>
+        <w:ind w:left="6480" w:hanging="360"/>
+      </w:pPr>
+      <w:rPr>
+        <w:rFonts w:ascii="Wingdings" w:hAnsi="Wingdings" w:hint="default"/>
+      </w:rPr>
+    </w:lvl>
+  </w:abstractNum>
+  <w:abstractNum w:abstractNumId="10" w15:restartNumberingAfterBreak="0">
+    <w:nsid w:val="112907F3"/>
+    <w:multiLevelType w:val="multilevel"/>
+    <w:tmpl w:val="05608C70"/>
+    <w:lvl w:ilvl="0">
+      <w:start w:val="1"/>
+      <w:numFmt w:val="decimal"/>
+      <w:lvlText w:val="%1"/>
+      <w:lvlJc w:val="left"/>
+      <w:pPr>
+        <w:ind w:left="480" w:hanging="480"/>
+      </w:pPr>
+      <w:rPr>
+        <w:rFonts w:hint="default"/>
+      </w:rPr>
+    </w:lvl>
+    <w:lvl w:ilvl="1">
+      <w:start w:val="1"/>
+      <w:numFmt w:val="decimal"/>
+      <w:lvlText w:val="%2.1"/>
+      <w:lvlJc w:val="left"/>
+      <w:pPr>
+        <w:ind w:left="360" w:hanging="360"/>
+      </w:pPr>
+      <w:rPr>
+        <w:rFonts w:hint="default"/>
+      </w:rPr>
+    </w:lvl>
+    <w:lvl w:ilvl="2">
+      <w:start w:val="1"/>
+      <w:numFmt w:val="decimal"/>
+      <w:lvlText w:val="%1.%2.%3"/>
+      <w:lvlJc w:val="left"/>
+      <w:pPr>
+        <w:ind w:left="720" w:hanging="720"/>
+      </w:pPr>
+      <w:rPr>
+        <w:rFonts w:hint="default"/>
+      </w:rPr>
+    </w:lvl>
+    <w:lvl w:ilvl="3">
+      <w:start w:val="1"/>
+      <w:numFmt w:val="decimal"/>
+      <w:lvlText w:val="%1.%2.%3.%4"/>
+      <w:lvlJc w:val="left"/>
+      <w:pPr>
+        <w:ind w:left="1080" w:hanging="1080"/>
+      </w:pPr>
+      <w:rPr>
+        <w:rFonts w:hint="default"/>
+      </w:rPr>
+    </w:lvl>
+    <w:lvl w:ilvl="4">
+      <w:start w:val="1"/>
+      <w:numFmt w:val="decimal"/>
+      <w:lvlText w:val="%1.%2.%3.%4.%5"/>
+      <w:lvlJc w:val="left"/>
+      <w:pPr>
+        <w:ind w:left="1440" w:hanging="1440"/>
+      </w:pPr>
+      <w:rPr>
+        <w:rFonts w:hint="default"/>
+      </w:rPr>
+    </w:lvl>
+    <w:lvl w:ilvl="5">
+      <w:start w:val="1"/>
+      <w:numFmt w:val="decimal"/>
+      <w:lvlText w:val="%1.%2.%3.%4.%5.%6"/>
+      <w:lvlJc w:val="left"/>
+      <w:pPr>
+        <w:ind w:left="1440" w:hanging="1440"/>
+      </w:pPr>
+      <w:rPr>
+        <w:rFonts w:hint="default"/>
+      </w:rPr>
+    </w:lvl>
+    <w:lvl w:ilvl="6">
+      <w:start w:val="1"/>
+      <w:numFmt w:val="decimal"/>
+      <w:lvlText w:val="%1.%2.%3.%4.%5.%6.%7"/>
+      <w:lvlJc w:val="left"/>
+      <w:pPr>
+        <w:ind w:left="1800" w:hanging="1800"/>
+      </w:pPr>
+      <w:rPr>
+        <w:rFonts w:hint="default"/>
+      </w:rPr>
+    </w:lvl>
+    <w:lvl w:ilvl="7">
+      <w:start w:val="1"/>
+      <w:numFmt w:val="decimal"/>
+      <w:lvlText w:val="%1.%2.%3.%4.%5.%6.%7.%8"/>
+      <w:lvlJc w:val="left"/>
+      <w:pPr>
+        <w:ind w:left="2160" w:hanging="2160"/>
+      </w:pPr>
+      <w:rPr>
+        <w:rFonts w:hint="default"/>
+      </w:rPr>
+    </w:lvl>
+    <w:lvl w:ilvl="8">
+      <w:start w:val="1"/>
+      <w:numFmt w:val="decimal"/>
+      <w:lvlText w:val="%1.%2.%3.%4.%5.%6.%7.%8.%9"/>
+      <w:lvlJc w:val="left"/>
+      <w:pPr>
+        <w:ind w:left="2160" w:hanging="2160"/>
+      </w:pPr>
+      <w:rPr>
+        <w:rFonts w:hint="default"/>
+      </w:rPr>
+    </w:lvl>
+  </w:abstractNum>
+  <w:abstractNum w:abstractNumId="11" w15:restartNumberingAfterBreak="0">
     <w:nsid w:val="12E75ED0"/>
     <w:multiLevelType w:val="hybridMultilevel"/>
     <w:tmpl w:val="6D5039A2"/>
@@ -7503,7 +8583,783 @@
       </w:pPr>
     </w:lvl>
   </w:abstractNum>
-  <w:abstractNum w:abstractNumId="4" w15:restartNumberingAfterBreak="0">
+  <w:abstractNum w:abstractNumId="12" w15:restartNumberingAfterBreak="0">
+    <w:nsid w:val="1ACB1BCF"/>
+    <w:multiLevelType w:val="hybridMultilevel"/>
+    <w:tmpl w:val="FDF2D10C"/>
+    <w:lvl w:ilvl="0" w:tplc="FF0E58A4">
+      <w:start w:val="1"/>
+      <w:numFmt w:val="decimal"/>
+      <w:lvlText w:val="%1.2"/>
+      <w:lvlJc w:val="left"/>
+      <w:pPr>
+        <w:ind w:left="720" w:hanging="360"/>
+      </w:pPr>
+      <w:rPr>
+        <w:rFonts w:hint="default"/>
+      </w:rPr>
+    </w:lvl>
+    <w:lvl w:ilvl="1" w:tplc="20000019" w:tentative="1">
+      <w:start w:val="1"/>
+      <w:numFmt w:val="lowerLetter"/>
+      <w:lvlText w:val="%2."/>
+      <w:lvlJc w:val="left"/>
+      <w:pPr>
+        <w:ind w:left="1440" w:hanging="360"/>
+      </w:pPr>
+    </w:lvl>
+    <w:lvl w:ilvl="2" w:tplc="2000001B" w:tentative="1">
+      <w:start w:val="1"/>
+      <w:numFmt w:val="lowerRoman"/>
+      <w:lvlText w:val="%3."/>
+      <w:lvlJc w:val="right"/>
+      <w:pPr>
+        <w:ind w:left="2160" w:hanging="180"/>
+      </w:pPr>
+    </w:lvl>
+    <w:lvl w:ilvl="3" w:tplc="2000000F" w:tentative="1">
+      <w:start w:val="1"/>
+      <w:numFmt w:val="decimal"/>
+      <w:lvlText w:val="%4."/>
+      <w:lvlJc w:val="left"/>
+      <w:pPr>
+        <w:ind w:left="2880" w:hanging="360"/>
+      </w:pPr>
+    </w:lvl>
+    <w:lvl w:ilvl="4" w:tplc="20000019" w:tentative="1">
+      <w:start w:val="1"/>
+      <w:numFmt w:val="lowerLetter"/>
+      <w:lvlText w:val="%5."/>
+      <w:lvlJc w:val="left"/>
+      <w:pPr>
+        <w:ind w:left="3600" w:hanging="360"/>
+      </w:pPr>
+    </w:lvl>
+    <w:lvl w:ilvl="5" w:tplc="2000001B" w:tentative="1">
+      <w:start w:val="1"/>
+      <w:numFmt w:val="lowerRoman"/>
+      <w:lvlText w:val="%6."/>
+      <w:lvlJc w:val="right"/>
+      <w:pPr>
+        <w:ind w:left="4320" w:hanging="180"/>
+      </w:pPr>
+    </w:lvl>
+    <w:lvl w:ilvl="6" w:tplc="2000000F" w:tentative="1">
+      <w:start w:val="1"/>
+      <w:numFmt w:val="decimal"/>
+      <w:lvlText w:val="%7."/>
+      <w:lvlJc w:val="left"/>
+      <w:pPr>
+        <w:ind w:left="5040" w:hanging="360"/>
+      </w:pPr>
+    </w:lvl>
+    <w:lvl w:ilvl="7" w:tplc="20000019" w:tentative="1">
+      <w:start w:val="1"/>
+      <w:numFmt w:val="lowerLetter"/>
+      <w:lvlText w:val="%8."/>
+      <w:lvlJc w:val="left"/>
+      <w:pPr>
+        <w:ind w:left="5760" w:hanging="360"/>
+      </w:pPr>
+    </w:lvl>
+    <w:lvl w:ilvl="8" w:tplc="2000001B" w:tentative="1">
+      <w:start w:val="1"/>
+      <w:numFmt w:val="lowerRoman"/>
+      <w:lvlText w:val="%9."/>
+      <w:lvlJc w:val="right"/>
+      <w:pPr>
+        <w:ind w:left="6480" w:hanging="180"/>
+      </w:pPr>
+    </w:lvl>
+  </w:abstractNum>
+  <w:abstractNum w:abstractNumId="13" w15:restartNumberingAfterBreak="0">
+    <w:nsid w:val="1B2513E0"/>
+    <w:multiLevelType w:val="multilevel"/>
+    <w:tmpl w:val="F844DC30"/>
+    <w:lvl w:ilvl="0">
+      <w:start w:val="1"/>
+      <w:numFmt w:val="bullet"/>
+      <w:lvlText w:val=""/>
+      <w:lvlJc w:val="left"/>
+      <w:pPr>
+        <w:tabs>
+          <w:tab w:val="num" w:pos="720"/>
+        </w:tabs>
+        <w:ind w:left="720" w:hanging="360"/>
+      </w:pPr>
+      <w:rPr>
+        <w:rFonts w:ascii="Wingdings" w:hAnsi="Wingdings" w:hint="default"/>
+        <w:sz w:val="20"/>
+      </w:rPr>
+    </w:lvl>
+    <w:lvl w:ilvl="1" w:tentative="1">
+      <w:start w:val="1"/>
+      <w:numFmt w:val="bullet"/>
+      <w:lvlText w:val="o"/>
+      <w:lvlJc w:val="left"/>
+      <w:pPr>
+        <w:tabs>
+          <w:tab w:val="num" w:pos="1440"/>
+        </w:tabs>
+        <w:ind w:left="1440" w:hanging="360"/>
+      </w:pPr>
+      <w:rPr>
+        <w:rFonts w:ascii="Courier New" w:hAnsi="Courier New" w:hint="default"/>
+        <w:sz w:val="20"/>
+      </w:rPr>
+    </w:lvl>
+    <w:lvl w:ilvl="2" w:tentative="1">
+      <w:start w:val="1"/>
+      <w:numFmt w:val="bullet"/>
+      <w:lvlText w:val=""/>
+      <w:lvlJc w:val="left"/>
+      <w:pPr>
+        <w:tabs>
+          <w:tab w:val="num" w:pos="2160"/>
+        </w:tabs>
+        <w:ind w:left="2160" w:hanging="360"/>
+      </w:pPr>
+      <w:rPr>
+        <w:rFonts w:ascii="Wingdings" w:hAnsi="Wingdings" w:hint="default"/>
+        <w:sz w:val="20"/>
+      </w:rPr>
+    </w:lvl>
+    <w:lvl w:ilvl="3" w:tentative="1">
+      <w:start w:val="1"/>
+      <w:numFmt w:val="bullet"/>
+      <w:lvlText w:val=""/>
+      <w:lvlJc w:val="left"/>
+      <w:pPr>
+        <w:tabs>
+          <w:tab w:val="num" w:pos="2880"/>
+        </w:tabs>
+        <w:ind w:left="2880" w:hanging="360"/>
+      </w:pPr>
+      <w:rPr>
+        <w:rFonts w:ascii="Wingdings" w:hAnsi="Wingdings" w:hint="default"/>
+        <w:sz w:val="20"/>
+      </w:rPr>
+    </w:lvl>
+    <w:lvl w:ilvl="4" w:tentative="1">
+      <w:start w:val="1"/>
+      <w:numFmt w:val="bullet"/>
+      <w:lvlText w:val=""/>
+      <w:lvlJc w:val="left"/>
+      <w:pPr>
+        <w:tabs>
+          <w:tab w:val="num" w:pos="3600"/>
+        </w:tabs>
+        <w:ind w:left="3600" w:hanging="360"/>
+      </w:pPr>
+      <w:rPr>
+        <w:rFonts w:ascii="Wingdings" w:hAnsi="Wingdings" w:hint="default"/>
+        <w:sz w:val="20"/>
+      </w:rPr>
+    </w:lvl>
+    <w:lvl w:ilvl="5" w:tentative="1">
+      <w:start w:val="1"/>
+      <w:numFmt w:val="bullet"/>
+      <w:lvlText w:val=""/>
+      <w:lvlJc w:val="left"/>
+      <w:pPr>
+        <w:tabs>
+          <w:tab w:val="num" w:pos="4320"/>
+        </w:tabs>
+        <w:ind w:left="4320" w:hanging="360"/>
+      </w:pPr>
+      <w:rPr>
+        <w:rFonts w:ascii="Wingdings" w:hAnsi="Wingdings" w:hint="default"/>
+        <w:sz w:val="20"/>
+      </w:rPr>
+    </w:lvl>
+    <w:lvl w:ilvl="6" w:tentative="1">
+      <w:start w:val="1"/>
+      <w:numFmt w:val="bullet"/>
+      <w:lvlText w:val=""/>
+      <w:lvlJc w:val="left"/>
+      <w:pPr>
+        <w:tabs>
+          <w:tab w:val="num" w:pos="5040"/>
+        </w:tabs>
+        <w:ind w:left="5040" w:hanging="360"/>
+      </w:pPr>
+      <w:rPr>
+        <w:rFonts w:ascii="Wingdings" w:hAnsi="Wingdings" w:hint="default"/>
+        <w:sz w:val="20"/>
+      </w:rPr>
+    </w:lvl>
+    <w:lvl w:ilvl="7" w:tentative="1">
+      <w:start w:val="1"/>
+      <w:numFmt w:val="bullet"/>
+      <w:lvlText w:val=""/>
+      <w:lvlJc w:val="left"/>
+      <w:pPr>
+        <w:tabs>
+          <w:tab w:val="num" w:pos="5760"/>
+        </w:tabs>
+        <w:ind w:left="5760" w:hanging="360"/>
+      </w:pPr>
+      <w:rPr>
+        <w:rFonts w:ascii="Wingdings" w:hAnsi="Wingdings" w:hint="default"/>
+        <w:sz w:val="20"/>
+      </w:rPr>
+    </w:lvl>
+    <w:lvl w:ilvl="8" w:tentative="1">
+      <w:start w:val="1"/>
+      <w:numFmt w:val="bullet"/>
+      <w:lvlText w:val=""/>
+      <w:lvlJc w:val="left"/>
+      <w:pPr>
+        <w:tabs>
+          <w:tab w:val="num" w:pos="6480"/>
+        </w:tabs>
+        <w:ind w:left="6480" w:hanging="360"/>
+      </w:pPr>
+      <w:rPr>
+        <w:rFonts w:ascii="Wingdings" w:hAnsi="Wingdings" w:hint="default"/>
+        <w:sz w:val="20"/>
+      </w:rPr>
+    </w:lvl>
+  </w:abstractNum>
+  <w:abstractNum w:abstractNumId="14" w15:restartNumberingAfterBreak="0">
+    <w:nsid w:val="217E072D"/>
+    <w:multiLevelType w:val="multilevel"/>
+    <w:tmpl w:val="62F4B210"/>
+    <w:lvl w:ilvl="0">
+      <w:start w:val="1"/>
+      <w:numFmt w:val="decimal"/>
+      <w:lvlText w:val="%1"/>
+      <w:lvlJc w:val="left"/>
+      <w:pPr>
+        <w:ind w:left="480" w:hanging="480"/>
+      </w:pPr>
+      <w:rPr>
+        <w:rFonts w:hint="default"/>
+      </w:rPr>
+    </w:lvl>
+    <w:lvl w:ilvl="1">
+      <w:start w:val="2"/>
+      <w:numFmt w:val="decimal"/>
+      <w:lvlText w:val="%2.1"/>
+      <w:lvlJc w:val="left"/>
+      <w:pPr>
+        <w:ind w:left="360" w:hanging="360"/>
+      </w:pPr>
+      <w:rPr>
+        <w:rFonts w:hint="default"/>
+      </w:rPr>
+    </w:lvl>
+    <w:lvl w:ilvl="2">
+      <w:start w:val="1"/>
+      <w:numFmt w:val="decimal"/>
+      <w:lvlText w:val="%1.%2.%3"/>
+      <w:lvlJc w:val="left"/>
+      <w:pPr>
+        <w:ind w:left="720" w:hanging="720"/>
+      </w:pPr>
+      <w:rPr>
+        <w:rFonts w:hint="default"/>
+      </w:rPr>
+    </w:lvl>
+    <w:lvl w:ilvl="3">
+      <w:start w:val="1"/>
+      <w:numFmt w:val="decimal"/>
+      <w:lvlText w:val="%1.%2.%3.%4"/>
+      <w:lvlJc w:val="left"/>
+      <w:pPr>
+        <w:ind w:left="1080" w:hanging="1080"/>
+      </w:pPr>
+      <w:rPr>
+        <w:rFonts w:hint="default"/>
+      </w:rPr>
+    </w:lvl>
+    <w:lvl w:ilvl="4">
+      <w:start w:val="1"/>
+      <w:numFmt w:val="decimal"/>
+      <w:lvlText w:val="%1.%2.%3.%4.%5"/>
+      <w:lvlJc w:val="left"/>
+      <w:pPr>
+        <w:ind w:left="1440" w:hanging="1440"/>
+      </w:pPr>
+      <w:rPr>
+        <w:rFonts w:hint="default"/>
+      </w:rPr>
+    </w:lvl>
+    <w:lvl w:ilvl="5">
+      <w:start w:val="1"/>
+      <w:numFmt w:val="decimal"/>
+      <w:lvlText w:val="%1.%2.%3.%4.%5.%6"/>
+      <w:lvlJc w:val="left"/>
+      <w:pPr>
+        <w:ind w:left="1440" w:hanging="1440"/>
+      </w:pPr>
+      <w:rPr>
+        <w:rFonts w:hint="default"/>
+      </w:rPr>
+    </w:lvl>
+    <w:lvl w:ilvl="6">
+      <w:start w:val="1"/>
+      <w:numFmt w:val="decimal"/>
+      <w:lvlText w:val="%1.%2.%3.%4.%5.%6.%7"/>
+      <w:lvlJc w:val="left"/>
+      <w:pPr>
+        <w:ind w:left="1800" w:hanging="1800"/>
+      </w:pPr>
+      <w:rPr>
+        <w:rFonts w:hint="default"/>
+      </w:rPr>
+    </w:lvl>
+    <w:lvl w:ilvl="7">
+      <w:start w:val="1"/>
+      <w:numFmt w:val="decimal"/>
+      <w:lvlText w:val="%1.%2.%3.%4.%5.%6.%7.%8"/>
+      <w:lvlJc w:val="left"/>
+      <w:pPr>
+        <w:ind w:left="2160" w:hanging="2160"/>
+      </w:pPr>
+      <w:rPr>
+        <w:rFonts w:hint="default"/>
+      </w:rPr>
+    </w:lvl>
+    <w:lvl w:ilvl="8">
+      <w:start w:val="1"/>
+      <w:numFmt w:val="decimal"/>
+      <w:lvlText w:val="%1.%2.%3.%4.%5.%6.%7.%8.%9"/>
+      <w:lvlJc w:val="left"/>
+      <w:pPr>
+        <w:ind w:left="2160" w:hanging="2160"/>
+      </w:pPr>
+      <w:rPr>
+        <w:rFonts w:hint="default"/>
+      </w:rPr>
+    </w:lvl>
+  </w:abstractNum>
+  <w:abstractNum w:abstractNumId="15" w15:restartNumberingAfterBreak="0">
+    <w:nsid w:val="23B05698"/>
+    <w:multiLevelType w:val="multilevel"/>
+    <w:tmpl w:val="10E6B00A"/>
+    <w:lvl w:ilvl="0">
+      <w:start w:val="1"/>
+      <w:numFmt w:val="decimal"/>
+      <w:lvlText w:val="%1"/>
+      <w:lvlJc w:val="left"/>
+      <w:pPr>
+        <w:ind w:left="480" w:hanging="480"/>
+      </w:pPr>
+      <w:rPr>
+        <w:rFonts w:hint="default"/>
+      </w:rPr>
+    </w:lvl>
+    <w:lvl w:ilvl="1">
+      <w:start w:val="1"/>
+      <w:numFmt w:val="decimal"/>
+      <w:lvlText w:val="%2."/>
+      <w:lvlJc w:val="left"/>
+      <w:pPr>
+        <w:ind w:left="360" w:hanging="360"/>
+      </w:pPr>
+    </w:lvl>
+    <w:lvl w:ilvl="2">
+      <w:start w:val="1"/>
+      <w:numFmt w:val="decimal"/>
+      <w:lvlText w:val="%1.%2.%3"/>
+      <w:lvlJc w:val="left"/>
+      <w:pPr>
+        <w:ind w:left="720" w:hanging="720"/>
+      </w:pPr>
+      <w:rPr>
+        <w:rFonts w:hint="default"/>
+      </w:rPr>
+    </w:lvl>
+    <w:lvl w:ilvl="3">
+      <w:start w:val="1"/>
+      <w:numFmt w:val="decimal"/>
+      <w:lvlText w:val="%1.%2.%3.%4"/>
+      <w:lvlJc w:val="left"/>
+      <w:pPr>
+        <w:ind w:left="1080" w:hanging="1080"/>
+      </w:pPr>
+      <w:rPr>
+        <w:rFonts w:hint="default"/>
+      </w:rPr>
+    </w:lvl>
+    <w:lvl w:ilvl="4">
+      <w:start w:val="1"/>
+      <w:numFmt w:val="decimal"/>
+      <w:lvlText w:val="%1.%2.%3.%4.%5"/>
+      <w:lvlJc w:val="left"/>
+      <w:pPr>
+        <w:ind w:left="1440" w:hanging="1440"/>
+      </w:pPr>
+      <w:rPr>
+        <w:rFonts w:hint="default"/>
+      </w:rPr>
+    </w:lvl>
+    <w:lvl w:ilvl="5">
+      <w:start w:val="1"/>
+      <w:numFmt w:val="decimal"/>
+      <w:lvlText w:val="%1.%2.%3.%4.%5.%6"/>
+      <w:lvlJc w:val="left"/>
+      <w:pPr>
+        <w:ind w:left="1440" w:hanging="1440"/>
+      </w:pPr>
+      <w:rPr>
+        <w:rFonts w:hint="default"/>
+      </w:rPr>
+    </w:lvl>
+    <w:lvl w:ilvl="6">
+      <w:start w:val="1"/>
+      <w:numFmt w:val="decimal"/>
+      <w:lvlText w:val="%1.%2.%3.%4.%5.%6.%7"/>
+      <w:lvlJc w:val="left"/>
+      <w:pPr>
+        <w:ind w:left="1800" w:hanging="1800"/>
+      </w:pPr>
+      <w:rPr>
+        <w:rFonts w:hint="default"/>
+      </w:rPr>
+    </w:lvl>
+    <w:lvl w:ilvl="7">
+      <w:start w:val="1"/>
+      <w:numFmt w:val="decimal"/>
+      <w:lvlText w:val="%1.%2.%3.%4.%5.%6.%7.%8"/>
+      <w:lvlJc w:val="left"/>
+      <w:pPr>
+        <w:ind w:left="2160" w:hanging="2160"/>
+      </w:pPr>
+      <w:rPr>
+        <w:rFonts w:hint="default"/>
+      </w:rPr>
+    </w:lvl>
+    <w:lvl w:ilvl="8">
+      <w:start w:val="1"/>
+      <w:numFmt w:val="decimal"/>
+      <w:lvlText w:val="%1.%2.%3.%4.%5.%6.%7.%8.%9"/>
+      <w:lvlJc w:val="left"/>
+      <w:pPr>
+        <w:ind w:left="2160" w:hanging="2160"/>
+      </w:pPr>
+      <w:rPr>
+        <w:rFonts w:hint="default"/>
+      </w:rPr>
+    </w:lvl>
+  </w:abstractNum>
+  <w:abstractNum w:abstractNumId="16" w15:restartNumberingAfterBreak="0">
+    <w:nsid w:val="28EF2017"/>
+    <w:multiLevelType w:val="multilevel"/>
+    <w:tmpl w:val="B13848AA"/>
+    <w:lvl w:ilvl="0">
+      <w:start w:val="1"/>
+      <w:numFmt w:val="decimal"/>
+      <w:lvlText w:val="%1"/>
+      <w:lvlJc w:val="left"/>
+      <w:pPr>
+        <w:ind w:left="480" w:hanging="480"/>
+      </w:pPr>
+      <w:rPr>
+        <w:rFonts w:hint="default"/>
+      </w:rPr>
+    </w:lvl>
+    <w:lvl w:ilvl="1">
+      <w:start w:val="2"/>
+      <w:numFmt w:val="decimal"/>
+      <w:lvlText w:val="%2.1"/>
+      <w:lvlJc w:val="left"/>
+      <w:pPr>
+        <w:ind w:left="360" w:hanging="360"/>
+      </w:pPr>
+      <w:rPr>
+        <w:rFonts w:hint="default"/>
+      </w:rPr>
+    </w:lvl>
+    <w:lvl w:ilvl="2">
+      <w:start w:val="1"/>
+      <w:numFmt w:val="decimal"/>
+      <w:lvlText w:val="%1.%2.%3"/>
+      <w:lvlJc w:val="left"/>
+      <w:pPr>
+        <w:ind w:left="720" w:hanging="720"/>
+      </w:pPr>
+      <w:rPr>
+        <w:rFonts w:hint="default"/>
+      </w:rPr>
+    </w:lvl>
+    <w:lvl w:ilvl="3">
+      <w:start w:val="1"/>
+      <w:numFmt w:val="decimal"/>
+      <w:lvlText w:val="%1.%2.%3.%4"/>
+      <w:lvlJc w:val="left"/>
+      <w:pPr>
+        <w:ind w:left="1080" w:hanging="1080"/>
+      </w:pPr>
+      <w:rPr>
+        <w:rFonts w:hint="default"/>
+      </w:rPr>
+    </w:lvl>
+    <w:lvl w:ilvl="4">
+      <w:start w:val="1"/>
+      <w:numFmt w:val="decimal"/>
+      <w:lvlText w:val="%1.%2.%3.%4.%5"/>
+      <w:lvlJc w:val="left"/>
+      <w:pPr>
+        <w:ind w:left="1440" w:hanging="1440"/>
+      </w:pPr>
+      <w:rPr>
+        <w:rFonts w:hint="default"/>
+      </w:rPr>
+    </w:lvl>
+    <w:lvl w:ilvl="5">
+      <w:start w:val="1"/>
+      <w:numFmt w:val="decimal"/>
+      <w:lvlText w:val="%1.%2.%3.%4.%5.%6"/>
+      <w:lvlJc w:val="left"/>
+      <w:pPr>
+        <w:ind w:left="1440" w:hanging="1440"/>
+      </w:pPr>
+      <w:rPr>
+        <w:rFonts w:hint="default"/>
+      </w:rPr>
+    </w:lvl>
+    <w:lvl w:ilvl="6">
+      <w:start w:val="1"/>
+      <w:numFmt w:val="decimal"/>
+      <w:lvlText w:val="%1.%2.%3.%4.%5.%6.%7"/>
+      <w:lvlJc w:val="left"/>
+      <w:pPr>
+        <w:ind w:left="1800" w:hanging="1800"/>
+      </w:pPr>
+      <w:rPr>
+        <w:rFonts w:hint="default"/>
+      </w:rPr>
+    </w:lvl>
+    <w:lvl w:ilvl="7">
+      <w:start w:val="1"/>
+      <w:numFmt w:val="decimal"/>
+      <w:lvlText w:val="%1.%2.%3.%4.%5.%6.%7.%8"/>
+      <w:lvlJc w:val="left"/>
+      <w:pPr>
+        <w:ind w:left="2160" w:hanging="2160"/>
+      </w:pPr>
+      <w:rPr>
+        <w:rFonts w:hint="default"/>
+      </w:rPr>
+    </w:lvl>
+    <w:lvl w:ilvl="8">
+      <w:start w:val="1"/>
+      <w:numFmt w:val="decimal"/>
+      <w:lvlText w:val="%1.%2.%3.%4.%5.%6.%7.%8.%9"/>
+      <w:lvlJc w:val="left"/>
+      <w:pPr>
+        <w:ind w:left="2160" w:hanging="2160"/>
+      </w:pPr>
+      <w:rPr>
+        <w:rFonts w:hint="default"/>
+      </w:rPr>
+    </w:lvl>
+  </w:abstractNum>
+  <w:abstractNum w:abstractNumId="17" w15:restartNumberingAfterBreak="0">
+    <w:nsid w:val="32A3419C"/>
+    <w:multiLevelType w:val="multilevel"/>
+    <w:tmpl w:val="59CC81BE"/>
+    <w:lvl w:ilvl="0">
+      <w:start w:val="1"/>
+      <w:numFmt w:val="decimal"/>
+      <w:lvlText w:val="%1"/>
+      <w:lvlJc w:val="left"/>
+      <w:pPr>
+        <w:ind w:left="480" w:hanging="480"/>
+      </w:pPr>
+      <w:rPr>
+        <w:rFonts w:hint="default"/>
+      </w:rPr>
+    </w:lvl>
+    <w:lvl w:ilvl="1">
+      <w:start w:val="2"/>
+      <w:numFmt w:val="decimal"/>
+      <w:lvlText w:val="%2.1"/>
+      <w:lvlJc w:val="left"/>
+      <w:pPr>
+        <w:ind w:left="360" w:hanging="360"/>
+      </w:pPr>
+      <w:rPr>
+        <w:rFonts w:hint="default"/>
+      </w:rPr>
+    </w:lvl>
+    <w:lvl w:ilvl="2">
+      <w:start w:val="1"/>
+      <w:numFmt w:val="decimal"/>
+      <w:lvlText w:val="%1.%2.%3"/>
+      <w:lvlJc w:val="left"/>
+      <w:pPr>
+        <w:ind w:left="720" w:hanging="720"/>
+      </w:pPr>
+      <w:rPr>
+        <w:rFonts w:hint="default"/>
+      </w:rPr>
+    </w:lvl>
+    <w:lvl w:ilvl="3">
+      <w:start w:val="1"/>
+      <w:numFmt w:val="decimal"/>
+      <w:lvlText w:val="%1.%2.%3.%4"/>
+      <w:lvlJc w:val="left"/>
+      <w:pPr>
+        <w:ind w:left="1080" w:hanging="1080"/>
+      </w:pPr>
+      <w:rPr>
+        <w:rFonts w:hint="default"/>
+      </w:rPr>
+    </w:lvl>
+    <w:lvl w:ilvl="4">
+      <w:start w:val="1"/>
+      <w:numFmt w:val="decimal"/>
+      <w:lvlText w:val="%1.%2.%3.%4.%5"/>
+      <w:lvlJc w:val="left"/>
+      <w:pPr>
+        <w:ind w:left="1440" w:hanging="1440"/>
+      </w:pPr>
+      <w:rPr>
+        <w:rFonts w:hint="default"/>
+      </w:rPr>
+    </w:lvl>
+    <w:lvl w:ilvl="5">
+      <w:start w:val="1"/>
+      <w:numFmt w:val="decimal"/>
+      <w:lvlText w:val="%1.%2.%3.%4.%5.%6"/>
+      <w:lvlJc w:val="left"/>
+      <w:pPr>
+        <w:ind w:left="1440" w:hanging="1440"/>
+      </w:pPr>
+      <w:rPr>
+        <w:rFonts w:hint="default"/>
+      </w:rPr>
+    </w:lvl>
+    <w:lvl w:ilvl="6">
+      <w:start w:val="1"/>
+      <w:numFmt w:val="decimal"/>
+      <w:lvlText w:val="%1.%2.%3.%4.%5.%6.%7"/>
+      <w:lvlJc w:val="left"/>
+      <w:pPr>
+        <w:ind w:left="1800" w:hanging="1800"/>
+      </w:pPr>
+      <w:rPr>
+        <w:rFonts w:hint="default"/>
+      </w:rPr>
+    </w:lvl>
+    <w:lvl w:ilvl="7">
+      <w:start w:val="1"/>
+      <w:numFmt w:val="decimal"/>
+      <w:lvlText w:val="%1.%2.%3.%4.%5.%6.%7.%8"/>
+      <w:lvlJc w:val="left"/>
+      <w:pPr>
+        <w:ind w:left="2160" w:hanging="2160"/>
+      </w:pPr>
+      <w:rPr>
+        <w:rFonts w:hint="default"/>
+      </w:rPr>
+    </w:lvl>
+    <w:lvl w:ilvl="8">
+      <w:start w:val="1"/>
+      <w:numFmt w:val="decimal"/>
+      <w:lvlText w:val="%1.%2.%3.%4.%5.%6.%7.%8.%9"/>
+      <w:lvlJc w:val="left"/>
+      <w:pPr>
+        <w:ind w:left="2160" w:hanging="2160"/>
+      </w:pPr>
+      <w:rPr>
+        <w:rFonts w:hint="default"/>
+      </w:rPr>
+    </w:lvl>
+  </w:abstractNum>
+  <w:abstractNum w:abstractNumId="18" w15:restartNumberingAfterBreak="0">
+    <w:nsid w:val="33DE0E93"/>
+    <w:multiLevelType w:val="hybridMultilevel"/>
+    <w:tmpl w:val="61068092"/>
+    <w:lvl w:ilvl="0" w:tplc="F77CD5EE">
+      <w:start w:val="1"/>
+      <w:numFmt w:val="decimal"/>
+      <w:lvlText w:val="2.%1"/>
+      <w:lvlJc w:val="left"/>
+      <w:pPr>
+        <w:ind w:left="720" w:hanging="360"/>
+      </w:pPr>
+      <w:rPr>
+        <w:rFonts w:hint="default"/>
+      </w:rPr>
+    </w:lvl>
+    <w:lvl w:ilvl="1" w:tplc="20000019" w:tentative="1">
+      <w:start w:val="1"/>
+      <w:numFmt w:val="lowerLetter"/>
+      <w:lvlText w:val="%2."/>
+      <w:lvlJc w:val="left"/>
+      <w:pPr>
+        <w:ind w:left="1440" w:hanging="360"/>
+      </w:pPr>
+    </w:lvl>
+    <w:lvl w:ilvl="2" w:tplc="2000001B" w:tentative="1">
+      <w:start w:val="1"/>
+      <w:numFmt w:val="lowerRoman"/>
+      <w:lvlText w:val="%3."/>
+      <w:lvlJc w:val="right"/>
+      <w:pPr>
+        <w:ind w:left="2160" w:hanging="180"/>
+      </w:pPr>
+    </w:lvl>
+    <w:lvl w:ilvl="3" w:tplc="2000000F" w:tentative="1">
+      <w:start w:val="1"/>
+      <w:numFmt w:val="decimal"/>
+      <w:lvlText w:val="%4."/>
+      <w:lvlJc w:val="left"/>
+      <w:pPr>
+        <w:ind w:left="2880" w:hanging="360"/>
+      </w:pPr>
+    </w:lvl>
+    <w:lvl w:ilvl="4" w:tplc="20000019" w:tentative="1">
+      <w:start w:val="1"/>
+      <w:numFmt w:val="lowerLetter"/>
+      <w:lvlText w:val="%5."/>
+      <w:lvlJc w:val="left"/>
+      <w:pPr>
+        <w:ind w:left="3600" w:hanging="360"/>
+      </w:pPr>
+    </w:lvl>
+    <w:lvl w:ilvl="5" w:tplc="2000001B" w:tentative="1">
+      <w:start w:val="1"/>
+      <w:numFmt w:val="lowerRoman"/>
+      <w:lvlText w:val="%6."/>
+      <w:lvlJc w:val="right"/>
+      <w:pPr>
+        <w:ind w:left="4320" w:hanging="180"/>
+      </w:pPr>
+    </w:lvl>
+    <w:lvl w:ilvl="6" w:tplc="2000000F" w:tentative="1">
+      <w:start w:val="1"/>
+      <w:numFmt w:val="decimal"/>
+      <w:lvlText w:val="%7."/>
+      <w:lvlJc w:val="left"/>
+      <w:pPr>
+        <w:ind w:left="5040" w:hanging="360"/>
+      </w:pPr>
+    </w:lvl>
+    <w:lvl w:ilvl="7" w:tplc="20000019" w:tentative="1">
+      <w:start w:val="1"/>
+      <w:numFmt w:val="lowerLetter"/>
+      <w:lvlText w:val="%8."/>
+      <w:lvlJc w:val="left"/>
+      <w:pPr>
+        <w:ind w:left="5760" w:hanging="360"/>
+      </w:pPr>
+    </w:lvl>
+    <w:lvl w:ilvl="8" w:tplc="2000001B" w:tentative="1">
+      <w:start w:val="1"/>
+      <w:numFmt w:val="lowerRoman"/>
+      <w:lvlText w:val="%9."/>
+      <w:lvlJc w:val="right"/>
+      <w:pPr>
+        <w:ind w:left="6480" w:hanging="180"/>
+      </w:pPr>
+    </w:lvl>
+  </w:abstractNum>
+  <w:abstractNum w:abstractNumId="19" w15:restartNumberingAfterBreak="0">
     <w:nsid w:val="37380BA3"/>
     <w:multiLevelType w:val="hybridMultilevel"/>
     <w:tmpl w:val="267CAEAC"/>
@@ -7616,10 +9472,209 @@
       </w:rPr>
     </w:lvl>
   </w:abstractNum>
-  <w:abstractNum w:abstractNumId="5" w15:restartNumberingAfterBreak="0">
+  <w:abstractNum w:abstractNumId="20" w15:restartNumberingAfterBreak="0">
+    <w:nsid w:val="385858CD"/>
+    <w:multiLevelType w:val="multilevel"/>
+    <w:tmpl w:val="2000001D"/>
+    <w:lvl w:ilvl="0">
+      <w:start w:val="1"/>
+      <w:numFmt w:val="decimal"/>
+      <w:lvlText w:val="%1)"/>
+      <w:lvlJc w:val="left"/>
+      <w:pPr>
+        <w:ind w:left="360" w:hanging="360"/>
+      </w:pPr>
+    </w:lvl>
+    <w:lvl w:ilvl="1">
+      <w:start w:val="1"/>
+      <w:numFmt w:val="lowerLetter"/>
+      <w:lvlText w:val="%2)"/>
+      <w:lvlJc w:val="left"/>
+      <w:pPr>
+        <w:ind w:left="720" w:hanging="360"/>
+      </w:pPr>
+    </w:lvl>
+    <w:lvl w:ilvl="2">
+      <w:start w:val="1"/>
+      <w:numFmt w:val="lowerRoman"/>
+      <w:lvlText w:val="%3)"/>
+      <w:lvlJc w:val="left"/>
+      <w:pPr>
+        <w:ind w:left="1080" w:hanging="360"/>
+      </w:pPr>
+    </w:lvl>
+    <w:lvl w:ilvl="3">
+      <w:start w:val="1"/>
+      <w:numFmt w:val="decimal"/>
+      <w:lvlText w:val="(%4)"/>
+      <w:lvlJc w:val="left"/>
+      <w:pPr>
+        <w:ind w:left="1440" w:hanging="360"/>
+      </w:pPr>
+    </w:lvl>
+    <w:lvl w:ilvl="4">
+      <w:start w:val="1"/>
+      <w:numFmt w:val="lowerLetter"/>
+      <w:lvlText w:val="(%5)"/>
+      <w:lvlJc w:val="left"/>
+      <w:pPr>
+        <w:ind w:left="1800" w:hanging="360"/>
+      </w:pPr>
+    </w:lvl>
+    <w:lvl w:ilvl="5">
+      <w:start w:val="1"/>
+      <w:numFmt w:val="lowerRoman"/>
+      <w:lvlText w:val="(%6)"/>
+      <w:lvlJc w:val="left"/>
+      <w:pPr>
+        <w:ind w:left="2160" w:hanging="360"/>
+      </w:pPr>
+    </w:lvl>
+    <w:lvl w:ilvl="6">
+      <w:start w:val="1"/>
+      <w:numFmt w:val="decimal"/>
+      <w:lvlText w:val="%7."/>
+      <w:lvlJc w:val="left"/>
+      <w:pPr>
+        <w:ind w:left="2520" w:hanging="360"/>
+      </w:pPr>
+    </w:lvl>
+    <w:lvl w:ilvl="7">
+      <w:start w:val="1"/>
+      <w:numFmt w:val="lowerLetter"/>
+      <w:lvlText w:val="%8."/>
+      <w:lvlJc w:val="left"/>
+      <w:pPr>
+        <w:ind w:left="2880" w:hanging="360"/>
+      </w:pPr>
+    </w:lvl>
+    <w:lvl w:ilvl="8">
+      <w:start w:val="1"/>
+      <w:numFmt w:val="lowerRoman"/>
+      <w:lvlText w:val="%9."/>
+      <w:lvlJc w:val="left"/>
+      <w:pPr>
+        <w:ind w:left="3240" w:hanging="360"/>
+      </w:pPr>
+    </w:lvl>
+  </w:abstractNum>
+  <w:abstractNum w:abstractNumId="21" w15:restartNumberingAfterBreak="0">
+    <w:nsid w:val="3C9A19A5"/>
+    <w:multiLevelType w:val="multilevel"/>
+    <w:tmpl w:val="E158AF4E"/>
+    <w:lvl w:ilvl="0">
+      <w:start w:val="1"/>
+      <w:numFmt w:val="decimal"/>
+      <w:lvlText w:val="%1"/>
+      <w:lvlJc w:val="left"/>
+      <w:pPr>
+        <w:ind w:left="480" w:hanging="480"/>
+      </w:pPr>
+      <w:rPr>
+        <w:rFonts w:hint="default"/>
+      </w:rPr>
+    </w:lvl>
+    <w:lvl w:ilvl="1">
+      <w:start w:val="1"/>
+      <w:numFmt w:val="decimal"/>
+      <w:lvlText w:val="%2.2"/>
+      <w:lvlJc w:val="left"/>
+      <w:pPr>
+        <w:ind w:left="360" w:hanging="360"/>
+      </w:pPr>
+      <w:rPr>
+        <w:rFonts w:hint="default"/>
+      </w:rPr>
+    </w:lvl>
+    <w:lvl w:ilvl="2">
+      <w:start w:val="1"/>
+      <w:numFmt w:val="decimal"/>
+      <w:lvlText w:val="%1.%2.%3"/>
+      <w:lvlJc w:val="left"/>
+      <w:pPr>
+        <w:ind w:left="720" w:hanging="720"/>
+      </w:pPr>
+      <w:rPr>
+        <w:rFonts w:hint="default"/>
+      </w:rPr>
+    </w:lvl>
+    <w:lvl w:ilvl="3">
+      <w:start w:val="1"/>
+      <w:numFmt w:val="decimal"/>
+      <w:lvlText w:val="%1.%2.%3.%4"/>
+      <w:lvlJc w:val="left"/>
+      <w:pPr>
+        <w:ind w:left="1080" w:hanging="1080"/>
+      </w:pPr>
+      <w:rPr>
+        <w:rFonts w:hint="default"/>
+      </w:rPr>
+    </w:lvl>
+    <w:lvl w:ilvl="4">
+      <w:start w:val="1"/>
+      <w:numFmt w:val="decimal"/>
+      <w:lvlText w:val="%1.%2.%3.%4.%5"/>
+      <w:lvlJc w:val="left"/>
+      <w:pPr>
+        <w:ind w:left="1440" w:hanging="1440"/>
+      </w:pPr>
+      <w:rPr>
+        <w:rFonts w:hint="default"/>
+      </w:rPr>
+    </w:lvl>
+    <w:lvl w:ilvl="5">
+      <w:start w:val="1"/>
+      <w:numFmt w:val="decimal"/>
+      <w:lvlText w:val="%1.%2.%3.%4.%5.%6"/>
+      <w:lvlJc w:val="left"/>
+      <w:pPr>
+        <w:ind w:left="1440" w:hanging="1440"/>
+      </w:pPr>
+      <w:rPr>
+        <w:rFonts w:hint="default"/>
+      </w:rPr>
+    </w:lvl>
+    <w:lvl w:ilvl="6">
+      <w:start w:val="1"/>
+      <w:numFmt w:val="decimal"/>
+      <w:lvlText w:val="%1.%2.%3.%4.%5.%6.%7"/>
+      <w:lvlJc w:val="left"/>
+      <w:pPr>
+        <w:ind w:left="1800" w:hanging="1800"/>
+      </w:pPr>
+      <w:rPr>
+        <w:rFonts w:hint="default"/>
+      </w:rPr>
+    </w:lvl>
+    <w:lvl w:ilvl="7">
+      <w:start w:val="1"/>
+      <w:numFmt w:val="decimal"/>
+      <w:lvlText w:val="%1.%2.%3.%4.%5.%6.%7.%8"/>
+      <w:lvlJc w:val="left"/>
+      <w:pPr>
+        <w:ind w:left="2160" w:hanging="2160"/>
+      </w:pPr>
+      <w:rPr>
+        <w:rFonts w:hint="default"/>
+      </w:rPr>
+    </w:lvl>
+    <w:lvl w:ilvl="8">
+      <w:start w:val="1"/>
+      <w:numFmt w:val="decimal"/>
+      <w:lvlText w:val="%1.%2.%3.%4.%5.%6.%7.%8.%9"/>
+      <w:lvlJc w:val="left"/>
+      <w:pPr>
+        <w:ind w:left="2160" w:hanging="2160"/>
+      </w:pPr>
+      <w:rPr>
+        <w:rFonts w:hint="default"/>
+      </w:rPr>
+    </w:lvl>
+  </w:abstractNum>
+  <w:abstractNum w:abstractNumId="22" w15:restartNumberingAfterBreak="0">
     <w:nsid w:val="484822ED"/>
     <w:multiLevelType w:val="multilevel"/>
-    <w:tmpl w:val="16ECC428"/>
+    <w:tmpl w:val="AD007626"/>
     <w:lvl w:ilvl="0">
       <w:start w:val="1"/>
       <w:numFmt w:val="decimal"/>
@@ -7729,7 +9784,120 @@
       </w:rPr>
     </w:lvl>
   </w:abstractNum>
-  <w:abstractNum w:abstractNumId="6" w15:restartNumberingAfterBreak="0">
+  <w:abstractNum w:abstractNumId="23" w15:restartNumberingAfterBreak="0">
+    <w:nsid w:val="48A809EE"/>
+    <w:multiLevelType w:val="multilevel"/>
+    <w:tmpl w:val="0360CE9C"/>
+    <w:lvl w:ilvl="0">
+      <w:start w:val="1"/>
+      <w:numFmt w:val="decimal"/>
+      <w:lvlText w:val="%1"/>
+      <w:lvlJc w:val="left"/>
+      <w:pPr>
+        <w:ind w:left="480" w:hanging="480"/>
+      </w:pPr>
+      <w:rPr>
+        <w:rFonts w:hint="default"/>
+      </w:rPr>
+    </w:lvl>
+    <w:lvl w:ilvl="1">
+      <w:start w:val="1"/>
+      <w:numFmt w:val="decimal"/>
+      <w:lvlText w:val="%2.1"/>
+      <w:lvlJc w:val="left"/>
+      <w:pPr>
+        <w:ind w:left="360" w:hanging="360"/>
+      </w:pPr>
+      <w:rPr>
+        <w:rFonts w:hint="default"/>
+      </w:rPr>
+    </w:lvl>
+    <w:lvl w:ilvl="2">
+      <w:start w:val="1"/>
+      <w:numFmt w:val="decimal"/>
+      <w:lvlText w:val="%1.%2.%3"/>
+      <w:lvlJc w:val="left"/>
+      <w:pPr>
+        <w:ind w:left="720" w:hanging="720"/>
+      </w:pPr>
+      <w:rPr>
+        <w:rFonts w:hint="default"/>
+      </w:rPr>
+    </w:lvl>
+    <w:lvl w:ilvl="3">
+      <w:start w:val="1"/>
+      <w:numFmt w:val="decimal"/>
+      <w:lvlText w:val="%1.%2.%3.%4"/>
+      <w:lvlJc w:val="left"/>
+      <w:pPr>
+        <w:ind w:left="1080" w:hanging="1080"/>
+      </w:pPr>
+      <w:rPr>
+        <w:rFonts w:hint="default"/>
+      </w:rPr>
+    </w:lvl>
+    <w:lvl w:ilvl="4">
+      <w:start w:val="1"/>
+      <w:numFmt w:val="decimal"/>
+      <w:lvlText w:val="%1.%2.%3.%4.%5"/>
+      <w:lvlJc w:val="left"/>
+      <w:pPr>
+        <w:ind w:left="1440" w:hanging="1440"/>
+      </w:pPr>
+      <w:rPr>
+        <w:rFonts w:hint="default"/>
+      </w:rPr>
+    </w:lvl>
+    <w:lvl w:ilvl="5">
+      <w:start w:val="1"/>
+      <w:numFmt w:val="decimal"/>
+      <w:lvlText w:val="%1.%2.%3.%4.%5.%6"/>
+      <w:lvlJc w:val="left"/>
+      <w:pPr>
+        <w:ind w:left="1440" w:hanging="1440"/>
+      </w:pPr>
+      <w:rPr>
+        <w:rFonts w:hint="default"/>
+      </w:rPr>
+    </w:lvl>
+    <w:lvl w:ilvl="6">
+      <w:start w:val="1"/>
+      <w:numFmt w:val="decimal"/>
+      <w:lvlText w:val="%1.%2.%3.%4.%5.%6.%7"/>
+      <w:lvlJc w:val="left"/>
+      <w:pPr>
+        <w:ind w:left="1800" w:hanging="1800"/>
+      </w:pPr>
+      <w:rPr>
+        <w:rFonts w:hint="default"/>
+      </w:rPr>
+    </w:lvl>
+    <w:lvl w:ilvl="7">
+      <w:start w:val="1"/>
+      <w:numFmt w:val="decimal"/>
+      <w:lvlText w:val="%1.%2.%3.%4.%5.%6.%7.%8"/>
+      <w:lvlJc w:val="left"/>
+      <w:pPr>
+        <w:ind w:left="2160" w:hanging="2160"/>
+      </w:pPr>
+      <w:rPr>
+        <w:rFonts w:hint="default"/>
+      </w:rPr>
+    </w:lvl>
+    <w:lvl w:ilvl="8">
+      <w:start w:val="1"/>
+      <w:numFmt w:val="decimal"/>
+      <w:lvlText w:val="%1.%2.%3.%4.%5.%6.%7.%8.%9"/>
+      <w:lvlJc w:val="left"/>
+      <w:pPr>
+        <w:ind w:left="2160" w:hanging="2160"/>
+      </w:pPr>
+      <w:rPr>
+        <w:rFonts w:hint="default"/>
+      </w:rPr>
+    </w:lvl>
+  </w:abstractNum>
+  <w:abstractNum w:abstractNumId="24" w15:restartNumberingAfterBreak="0">
     <w:nsid w:val="4D3C3FD1"/>
     <w:multiLevelType w:val="multilevel"/>
     <w:tmpl w:val="E0E8BB54"/>
@@ -7878,7 +10046,120 @@
       </w:rPr>
     </w:lvl>
   </w:abstractNum>
-  <w:abstractNum w:abstractNumId="7" w15:restartNumberingAfterBreak="0">
+  <w:abstractNum w:abstractNumId="25" w15:restartNumberingAfterBreak="0">
+    <w:nsid w:val="4E9C7C1F"/>
+    <w:multiLevelType w:val="multilevel"/>
+    <w:tmpl w:val="2B328D44"/>
+    <w:lvl w:ilvl="0">
+      <w:start w:val="1"/>
+      <w:numFmt w:val="decimal"/>
+      <w:lvlText w:val="%1"/>
+      <w:lvlJc w:val="left"/>
+      <w:pPr>
+        <w:ind w:left="480" w:hanging="480"/>
+      </w:pPr>
+      <w:rPr>
+        <w:rFonts w:hint="default"/>
+      </w:rPr>
+    </w:lvl>
+    <w:lvl w:ilvl="1">
+      <w:start w:val="1"/>
+      <w:numFmt w:val="decimal"/>
+      <w:lvlText w:val="%2.1"/>
+      <w:lvlJc w:val="left"/>
+      <w:pPr>
+        <w:ind w:left="360" w:hanging="360"/>
+      </w:pPr>
+      <w:rPr>
+        <w:rFonts w:hint="default"/>
+      </w:rPr>
+    </w:lvl>
+    <w:lvl w:ilvl="2">
+      <w:start w:val="1"/>
+      <w:numFmt w:val="decimal"/>
+      <w:lvlText w:val="%1.%2.%3"/>
+      <w:lvlJc w:val="left"/>
+      <w:pPr>
+        <w:ind w:left="720" w:hanging="720"/>
+      </w:pPr>
+      <w:rPr>
+        <w:rFonts w:hint="default"/>
+      </w:rPr>
+    </w:lvl>
+    <w:lvl w:ilvl="3">
+      <w:start w:val="1"/>
+      <w:numFmt w:val="decimal"/>
+      <w:lvlText w:val="%1.%2.%3.%4"/>
+      <w:lvlJc w:val="left"/>
+      <w:pPr>
+        <w:ind w:left="1080" w:hanging="1080"/>
+      </w:pPr>
+      <w:rPr>
+        <w:rFonts w:hint="default"/>
+      </w:rPr>
+    </w:lvl>
+    <w:lvl w:ilvl="4">
+      <w:start w:val="1"/>
+      <w:numFmt w:val="decimal"/>
+      <w:lvlText w:val="%1.%2.%3.%4.%5"/>
+      <w:lvlJc w:val="left"/>
+      <w:pPr>
+        <w:ind w:left="1440" w:hanging="1440"/>
+      </w:pPr>
+      <w:rPr>
+        <w:rFonts w:hint="default"/>
+      </w:rPr>
+    </w:lvl>
+    <w:lvl w:ilvl="5">
+      <w:start w:val="1"/>
+      <w:numFmt w:val="decimal"/>
+      <w:lvlText w:val="%1.%2.%3.%4.%5.%6"/>
+      <w:lvlJc w:val="left"/>
+      <w:pPr>
+        <w:ind w:left="1440" w:hanging="1440"/>
+      </w:pPr>
+      <w:rPr>
+        <w:rFonts w:hint="default"/>
+      </w:rPr>
+    </w:lvl>
+    <w:lvl w:ilvl="6">
+      <w:start w:val="1"/>
+      <w:numFmt w:val="decimal"/>
+      <w:lvlText w:val="%1.%2.%3.%4.%5.%6.%7"/>
+      <w:lvlJc w:val="left"/>
+      <w:pPr>
+        <w:ind w:left="1800" w:hanging="1800"/>
+      </w:pPr>
+      <w:rPr>
+        <w:rFonts w:hint="default"/>
+      </w:rPr>
+    </w:lvl>
+    <w:lvl w:ilvl="7">
+      <w:start w:val="1"/>
+      <w:numFmt w:val="decimal"/>
+      <w:lvlText w:val="%1.%2.%3.%4.%5.%6.%7.%8"/>
+      <w:lvlJc w:val="left"/>
+      <w:pPr>
+        <w:ind w:left="2160" w:hanging="2160"/>
+      </w:pPr>
+      <w:rPr>
+        <w:rFonts w:hint="default"/>
+      </w:rPr>
+    </w:lvl>
+    <w:lvl w:ilvl="8">
+      <w:start w:val="1"/>
+      <w:numFmt w:val="decimal"/>
+      <w:lvlText w:val="%1.%2.%3.%4.%5.%6.%7.%8.%9"/>
+      <w:lvlJc w:val="left"/>
+      <w:pPr>
+        <w:ind w:left="2160" w:hanging="2160"/>
+      </w:pPr>
+      <w:rPr>
+        <w:rFonts w:hint="default"/>
+      </w:rPr>
+    </w:lvl>
+  </w:abstractNum>
+  <w:abstractNum w:abstractNumId="26" w15:restartNumberingAfterBreak="0">
     <w:nsid w:val="519059C8"/>
     <w:multiLevelType w:val="multilevel"/>
     <w:tmpl w:val="58CCE4F4"/>
@@ -7991,7 +10272,721 @@
       </w:rPr>
     </w:lvl>
   </w:abstractNum>
-  <w:abstractNum w:abstractNumId="8" w15:restartNumberingAfterBreak="0">
+  <w:abstractNum w:abstractNumId="27" w15:restartNumberingAfterBreak="0">
+    <w:nsid w:val="529972AA"/>
+    <w:multiLevelType w:val="multilevel"/>
+    <w:tmpl w:val="C1682E00"/>
+    <w:lvl w:ilvl="0">
+      <w:start w:val="1"/>
+      <w:numFmt w:val="decimal"/>
+      <w:lvlText w:val="%1"/>
+      <w:lvlJc w:val="left"/>
+      <w:pPr>
+        <w:ind w:left="480" w:hanging="480"/>
+      </w:pPr>
+      <w:rPr>
+        <w:rFonts w:hint="default"/>
+      </w:rPr>
+    </w:lvl>
+    <w:lvl w:ilvl="1">
+      <w:start w:val="2"/>
+      <w:numFmt w:val="decimal"/>
+      <w:lvlText w:val="%2.1"/>
+      <w:lvlJc w:val="left"/>
+      <w:pPr>
+        <w:ind w:left="360" w:hanging="360"/>
+      </w:pPr>
+      <w:rPr>
+        <w:rFonts w:hint="default"/>
+      </w:rPr>
+    </w:lvl>
+    <w:lvl w:ilvl="2">
+      <w:start w:val="1"/>
+      <w:numFmt w:val="decimal"/>
+      <w:lvlText w:val="%1.%2.%3"/>
+      <w:lvlJc w:val="left"/>
+      <w:pPr>
+        <w:ind w:left="720" w:hanging="720"/>
+      </w:pPr>
+      <w:rPr>
+        <w:rFonts w:hint="default"/>
+      </w:rPr>
+    </w:lvl>
+    <w:lvl w:ilvl="3">
+      <w:start w:val="1"/>
+      <w:numFmt w:val="decimal"/>
+      <w:lvlText w:val="%1.%2.%3.%4"/>
+      <w:lvlJc w:val="left"/>
+      <w:pPr>
+        <w:ind w:left="1080" w:hanging="1080"/>
+      </w:pPr>
+      <w:rPr>
+        <w:rFonts w:hint="default"/>
+      </w:rPr>
+    </w:lvl>
+    <w:lvl w:ilvl="4">
+      <w:start w:val="1"/>
+      <w:numFmt w:val="decimal"/>
+      <w:lvlText w:val="%1.%2.%3.%4.%5"/>
+      <w:lvlJc w:val="left"/>
+      <w:pPr>
+        <w:ind w:left="1440" w:hanging="1440"/>
+      </w:pPr>
+      <w:rPr>
+        <w:rFonts w:hint="default"/>
+      </w:rPr>
+    </w:lvl>
+    <w:lvl w:ilvl="5">
+      <w:start w:val="1"/>
+      <w:numFmt w:val="decimal"/>
+      <w:lvlText w:val="%1.%2.%3.%4.%5.%6"/>
+      <w:lvlJc w:val="left"/>
+      <w:pPr>
+        <w:ind w:left="1440" w:hanging="1440"/>
+      </w:pPr>
+      <w:rPr>
+        <w:rFonts w:hint="default"/>
+      </w:rPr>
+    </w:lvl>
+    <w:lvl w:ilvl="6">
+      <w:start w:val="1"/>
+      <w:numFmt w:val="decimal"/>
+      <w:lvlText w:val="%1.%2.%3.%4.%5.%6.%7"/>
+      <w:lvlJc w:val="left"/>
+      <w:pPr>
+        <w:ind w:left="1800" w:hanging="1800"/>
+      </w:pPr>
+      <w:rPr>
+        <w:rFonts w:hint="default"/>
+      </w:rPr>
+    </w:lvl>
+    <w:lvl w:ilvl="7">
+      <w:start w:val="1"/>
+      <w:numFmt w:val="decimal"/>
+      <w:lvlText w:val="%1.%2.%3.%4.%5.%6.%7.%8"/>
+      <w:lvlJc w:val="left"/>
+      <w:pPr>
+        <w:ind w:left="2160" w:hanging="2160"/>
+      </w:pPr>
+      <w:rPr>
+        <w:rFonts w:hint="default"/>
+      </w:rPr>
+    </w:lvl>
+    <w:lvl w:ilvl="8">
+      <w:start w:val="1"/>
+      <w:numFmt w:val="decimal"/>
+      <w:lvlText w:val="%1.%2.%3.%4.%5.%6.%7.%8.%9"/>
+      <w:lvlJc w:val="left"/>
+      <w:pPr>
+        <w:ind w:left="2160" w:hanging="2160"/>
+      </w:pPr>
+      <w:rPr>
+        <w:rFonts w:hint="default"/>
+      </w:rPr>
+    </w:lvl>
+  </w:abstractNum>
+  <w:abstractNum w:abstractNumId="28" w15:restartNumberingAfterBreak="0">
+    <w:nsid w:val="53604A46"/>
+    <w:multiLevelType w:val="multilevel"/>
+    <w:tmpl w:val="DF3A7782"/>
+    <w:lvl w:ilvl="0">
+      <w:start w:val="1"/>
+      <w:numFmt w:val="decimal"/>
+      <w:lvlText w:val="%1"/>
+      <w:lvlJc w:val="left"/>
+      <w:pPr>
+        <w:ind w:left="480" w:hanging="480"/>
+      </w:pPr>
+      <w:rPr>
+        <w:rFonts w:hint="default"/>
+      </w:rPr>
+    </w:lvl>
+    <w:lvl w:ilvl="1">
+      <w:start w:val="1"/>
+      <w:numFmt w:val="none"/>
+      <w:lvlText w:val="2.2"/>
+      <w:lvlJc w:val="left"/>
+      <w:pPr>
+        <w:ind w:left="360" w:hanging="360"/>
+      </w:pPr>
+      <w:rPr>
+        <w:rFonts w:hint="default"/>
+      </w:rPr>
+    </w:lvl>
+    <w:lvl w:ilvl="2">
+      <w:start w:val="1"/>
+      <w:numFmt w:val="decimal"/>
+      <w:lvlText w:val="%1.%2.%3"/>
+      <w:lvlJc w:val="left"/>
+      <w:pPr>
+        <w:ind w:left="720" w:hanging="720"/>
+      </w:pPr>
+      <w:rPr>
+        <w:rFonts w:hint="default"/>
+      </w:rPr>
+    </w:lvl>
+    <w:lvl w:ilvl="3">
+      <w:start w:val="1"/>
+      <w:numFmt w:val="decimal"/>
+      <w:lvlText w:val="%1.%2.%3.%4"/>
+      <w:lvlJc w:val="left"/>
+      <w:pPr>
+        <w:ind w:left="1080" w:hanging="1080"/>
+      </w:pPr>
+      <w:rPr>
+        <w:rFonts w:hint="default"/>
+      </w:rPr>
+    </w:lvl>
+    <w:lvl w:ilvl="4">
+      <w:start w:val="1"/>
+      <w:numFmt w:val="decimal"/>
+      <w:lvlText w:val="%1.%2.%3.%4.%5"/>
+      <w:lvlJc w:val="left"/>
+      <w:pPr>
+        <w:ind w:left="1440" w:hanging="1440"/>
+      </w:pPr>
+      <w:rPr>
+        <w:rFonts w:hint="default"/>
+      </w:rPr>
+    </w:lvl>
+    <w:lvl w:ilvl="5">
+      <w:start w:val="1"/>
+      <w:numFmt w:val="decimal"/>
+      <w:lvlText w:val="%1.%2.%3.%4.%5.%6"/>
+      <w:lvlJc w:val="left"/>
+      <w:pPr>
+        <w:ind w:left="1440" w:hanging="1440"/>
+      </w:pPr>
+      <w:rPr>
+        <w:rFonts w:hint="default"/>
+      </w:rPr>
+    </w:lvl>
+    <w:lvl w:ilvl="6">
+      <w:start w:val="1"/>
+      <w:numFmt w:val="decimal"/>
+      <w:lvlText w:val="%1.%2.%3.%4.%5.%6.%7"/>
+      <w:lvlJc w:val="left"/>
+      <w:pPr>
+        <w:ind w:left="1800" w:hanging="1800"/>
+      </w:pPr>
+      <w:rPr>
+        <w:rFonts w:hint="default"/>
+      </w:rPr>
+    </w:lvl>
+    <w:lvl w:ilvl="7">
+      <w:start w:val="1"/>
+      <w:numFmt w:val="decimal"/>
+      <w:lvlText w:val="%1.%2.%3.%4.%5.%6.%7.%8"/>
+      <w:lvlJc w:val="left"/>
+      <w:pPr>
+        <w:ind w:left="2160" w:hanging="2160"/>
+      </w:pPr>
+      <w:rPr>
+        <w:rFonts w:hint="default"/>
+      </w:rPr>
+    </w:lvl>
+    <w:lvl w:ilvl="8">
+      <w:start w:val="1"/>
+      <w:numFmt w:val="decimal"/>
+      <w:lvlText w:val="%1.%2.%3.%4.%5.%6.%7.%8.%9"/>
+      <w:lvlJc w:val="left"/>
+      <w:pPr>
+        <w:ind w:left="2160" w:hanging="2160"/>
+      </w:pPr>
+      <w:rPr>
+        <w:rFonts w:hint="default"/>
+      </w:rPr>
+    </w:lvl>
+  </w:abstractNum>
+  <w:abstractNum w:abstractNumId="29" w15:restartNumberingAfterBreak="0">
+    <w:nsid w:val="55E45523"/>
+    <w:multiLevelType w:val="multilevel"/>
+    <w:tmpl w:val="EC7606B0"/>
+    <w:lvl w:ilvl="0">
+      <w:start w:val="2"/>
+      <w:numFmt w:val="decimal"/>
+      <w:lvlText w:val="%1"/>
+      <w:lvlJc w:val="left"/>
+      <w:pPr>
+        <w:ind w:left="400" w:hanging="400"/>
+      </w:pPr>
+      <w:rPr>
+        <w:rFonts w:hint="default"/>
+      </w:rPr>
+    </w:lvl>
+    <w:lvl w:ilvl="1">
+      <w:start w:val="2"/>
+      <w:numFmt w:val="decimal"/>
+      <w:lvlText w:val="%1.%2"/>
+      <w:lvlJc w:val="left"/>
+      <w:pPr>
+        <w:ind w:left="720" w:hanging="720"/>
+      </w:pPr>
+      <w:rPr>
+        <w:rFonts w:hint="default"/>
+      </w:rPr>
+    </w:lvl>
+    <w:lvl w:ilvl="2">
+      <w:start w:val="1"/>
+      <w:numFmt w:val="decimal"/>
+      <w:lvlText w:val="%1.%2.%3"/>
+      <w:lvlJc w:val="left"/>
+      <w:pPr>
+        <w:ind w:left="720" w:hanging="720"/>
+      </w:pPr>
+      <w:rPr>
+        <w:rFonts w:hint="default"/>
+      </w:rPr>
+    </w:lvl>
+    <w:lvl w:ilvl="3">
+      <w:start w:val="1"/>
+      <w:numFmt w:val="decimal"/>
+      <w:lvlText w:val="%1.%2.%3.%4"/>
+      <w:lvlJc w:val="left"/>
+      <w:pPr>
+        <w:ind w:left="1080" w:hanging="1080"/>
+      </w:pPr>
+      <w:rPr>
+        <w:rFonts w:hint="default"/>
+      </w:rPr>
+    </w:lvl>
+    <w:lvl w:ilvl="4">
+      <w:start w:val="1"/>
+      <w:numFmt w:val="decimal"/>
+      <w:lvlText w:val="%1.%2.%3.%4.%5"/>
+      <w:lvlJc w:val="left"/>
+      <w:pPr>
+        <w:ind w:left="1440" w:hanging="1440"/>
+      </w:pPr>
+      <w:rPr>
+        <w:rFonts w:hint="default"/>
+      </w:rPr>
+    </w:lvl>
+    <w:lvl w:ilvl="5">
+      <w:start w:val="1"/>
+      <w:numFmt w:val="decimal"/>
+      <w:lvlText w:val="%1.%2.%3.%4.%5.%6"/>
+      <w:lvlJc w:val="left"/>
+      <w:pPr>
+        <w:ind w:left="1440" w:hanging="1440"/>
+      </w:pPr>
+      <w:rPr>
+        <w:rFonts w:hint="default"/>
+      </w:rPr>
+    </w:lvl>
+    <w:lvl w:ilvl="6">
+      <w:start w:val="1"/>
+      <w:numFmt w:val="decimal"/>
+      <w:lvlText w:val="%1.%2.%3.%4.%5.%6.%7"/>
+      <w:lvlJc w:val="left"/>
+      <w:pPr>
+        <w:ind w:left="1800" w:hanging="1800"/>
+      </w:pPr>
+      <w:rPr>
+        <w:rFonts w:hint="default"/>
+      </w:rPr>
+    </w:lvl>
+    <w:lvl w:ilvl="7">
+      <w:start w:val="1"/>
+      <w:numFmt w:val="decimal"/>
+      <w:lvlText w:val="%1.%2.%3.%4.%5.%6.%7.%8"/>
+      <w:lvlJc w:val="left"/>
+      <w:pPr>
+        <w:ind w:left="2160" w:hanging="2160"/>
+      </w:pPr>
+      <w:rPr>
+        <w:rFonts w:hint="default"/>
+      </w:rPr>
+    </w:lvl>
+    <w:lvl w:ilvl="8">
+      <w:start w:val="1"/>
+      <w:numFmt w:val="decimal"/>
+      <w:lvlText w:val="%1.%2.%3.%4.%5.%6.%7.%8.%9"/>
+      <w:lvlJc w:val="left"/>
+      <w:pPr>
+        <w:ind w:left="2160" w:hanging="2160"/>
+      </w:pPr>
+      <w:rPr>
+        <w:rFonts w:hint="default"/>
+      </w:rPr>
+    </w:lvl>
+  </w:abstractNum>
+  <w:abstractNum w:abstractNumId="30" w15:restartNumberingAfterBreak="0">
+    <w:nsid w:val="5610725F"/>
+    <w:multiLevelType w:val="hybridMultilevel"/>
+    <w:tmpl w:val="F16ED15E"/>
+    <w:lvl w:ilvl="0" w:tplc="20000001">
+      <w:start w:val="1"/>
+      <w:numFmt w:val="bullet"/>
+      <w:lvlText w:val=""/>
+      <w:lvlJc w:val="left"/>
+      <w:pPr>
+        <w:ind w:left="1080" w:hanging="360"/>
+      </w:pPr>
+      <w:rPr>
+        <w:rFonts w:ascii="Symbol" w:hAnsi="Symbol" w:hint="default"/>
+      </w:rPr>
+    </w:lvl>
+    <w:lvl w:ilvl="1" w:tplc="20000003" w:tentative="1">
+      <w:start w:val="1"/>
+      <w:numFmt w:val="bullet"/>
+      <w:lvlText w:val="o"/>
+      <w:lvlJc w:val="left"/>
+      <w:pPr>
+        <w:ind w:left="1800" w:hanging="360"/>
+      </w:pPr>
+      <w:rPr>
+        <w:rFonts w:ascii="Courier New" w:hAnsi="Courier New" w:cs="Courier New" w:hint="default"/>
+      </w:rPr>
+    </w:lvl>
+    <w:lvl w:ilvl="2" w:tplc="20000005" w:tentative="1">
+      <w:start w:val="1"/>
+      <w:numFmt w:val="bullet"/>
+      <w:lvlText w:val=""/>
+      <w:lvlJc w:val="left"/>
+      <w:pPr>
+        <w:ind w:left="2520" w:hanging="360"/>
+      </w:pPr>
+      <w:rPr>
+        <w:rFonts w:ascii="Wingdings" w:hAnsi="Wingdings" w:hint="default"/>
+      </w:rPr>
+    </w:lvl>
+    <w:lvl w:ilvl="3" w:tplc="20000001" w:tentative="1">
+      <w:start w:val="1"/>
+      <w:numFmt w:val="bullet"/>
+      <w:lvlText w:val=""/>
+      <w:lvlJc w:val="left"/>
+      <w:pPr>
+        <w:ind w:left="3240" w:hanging="360"/>
+      </w:pPr>
+      <w:rPr>
+        <w:rFonts w:ascii="Symbol" w:hAnsi="Symbol" w:hint="default"/>
+      </w:rPr>
+    </w:lvl>
+    <w:lvl w:ilvl="4" w:tplc="20000003" w:tentative="1">
+      <w:start w:val="1"/>
+      <w:numFmt w:val="bullet"/>
+      <w:lvlText w:val="o"/>
+      <w:lvlJc w:val="left"/>
+      <w:pPr>
+        <w:ind w:left="3960" w:hanging="360"/>
+      </w:pPr>
+      <w:rPr>
+        <w:rFonts w:ascii="Courier New" w:hAnsi="Courier New" w:cs="Courier New" w:hint="default"/>
+      </w:rPr>
+    </w:lvl>
+    <w:lvl w:ilvl="5" w:tplc="20000005" w:tentative="1">
+      <w:start w:val="1"/>
+      <w:numFmt w:val="bullet"/>
+      <w:lvlText w:val=""/>
+      <w:lvlJc w:val="left"/>
+      <w:pPr>
+        <w:ind w:left="4680" w:hanging="360"/>
+      </w:pPr>
+      <w:rPr>
+        <w:rFonts w:ascii="Wingdings" w:hAnsi="Wingdings" w:hint="default"/>
+      </w:rPr>
+    </w:lvl>
+    <w:lvl w:ilvl="6" w:tplc="20000001" w:tentative="1">
+      <w:start w:val="1"/>
+      <w:numFmt w:val="bullet"/>
+      <w:lvlText w:val=""/>
+      <w:lvlJc w:val="left"/>
+      <w:pPr>
+        <w:ind w:left="5400" w:hanging="360"/>
+      </w:pPr>
+      <w:rPr>
+        <w:rFonts w:ascii="Symbol" w:hAnsi="Symbol" w:hint="default"/>
+      </w:rPr>
+    </w:lvl>
+    <w:lvl w:ilvl="7" w:tplc="20000003" w:tentative="1">
+      <w:start w:val="1"/>
+      <w:numFmt w:val="bullet"/>
+      <w:lvlText w:val="o"/>
+      <w:lvlJc w:val="left"/>
+      <w:pPr>
+        <w:ind w:left="6120" w:hanging="360"/>
+      </w:pPr>
+      <w:rPr>
+        <w:rFonts w:ascii="Courier New" w:hAnsi="Courier New" w:cs="Courier New" w:hint="default"/>
+      </w:rPr>
+    </w:lvl>
+    <w:lvl w:ilvl="8" w:tplc="20000005" w:tentative="1">
+      <w:start w:val="1"/>
+      <w:numFmt w:val="bullet"/>
+      <w:lvlText w:val=""/>
+      <w:lvlJc w:val="left"/>
+      <w:pPr>
+        <w:ind w:left="6840" w:hanging="360"/>
+      </w:pPr>
+      <w:rPr>
+        <w:rFonts w:ascii="Wingdings" w:hAnsi="Wingdings" w:hint="default"/>
+      </w:rPr>
+    </w:lvl>
+  </w:abstractNum>
+  <w:abstractNum w:abstractNumId="31" w15:restartNumberingAfterBreak="0">
+    <w:nsid w:val="56FB2955"/>
+    <w:multiLevelType w:val="multilevel"/>
+    <w:tmpl w:val="03D6A1A2"/>
+    <w:lvl w:ilvl="0">
+      <w:start w:val="1"/>
+      <w:numFmt w:val="decimal"/>
+      <w:lvlText w:val="%1"/>
+      <w:lvlJc w:val="left"/>
+      <w:pPr>
+        <w:ind w:left="480" w:hanging="480"/>
+      </w:pPr>
+      <w:rPr>
+        <w:rFonts w:hint="default"/>
+      </w:rPr>
+    </w:lvl>
+    <w:lvl w:ilvl="1">
+      <w:start w:val="2"/>
+      <w:numFmt w:val="decimal"/>
+      <w:lvlText w:val="%2.1"/>
+      <w:lvlJc w:val="left"/>
+      <w:pPr>
+        <w:ind w:left="360" w:hanging="360"/>
+      </w:pPr>
+      <w:rPr>
+        <w:rFonts w:hint="default"/>
+      </w:rPr>
+    </w:lvl>
+    <w:lvl w:ilvl="2">
+      <w:start w:val="1"/>
+      <w:numFmt w:val="decimal"/>
+      <w:lvlText w:val="%1.%2.%3"/>
+      <w:lvlJc w:val="left"/>
+      <w:pPr>
+        <w:ind w:left="720" w:hanging="720"/>
+      </w:pPr>
+      <w:rPr>
+        <w:rFonts w:hint="default"/>
+      </w:rPr>
+    </w:lvl>
+    <w:lvl w:ilvl="3">
+      <w:start w:val="1"/>
+      <w:numFmt w:val="decimal"/>
+      <w:lvlText w:val="%1.%2.%3.%4"/>
+      <w:lvlJc w:val="left"/>
+      <w:pPr>
+        <w:ind w:left="1080" w:hanging="1080"/>
+      </w:pPr>
+      <w:rPr>
+        <w:rFonts w:hint="default"/>
+      </w:rPr>
+    </w:lvl>
+    <w:lvl w:ilvl="4">
+      <w:start w:val="1"/>
+      <w:numFmt w:val="decimal"/>
+      <w:lvlText w:val="%1.%2.%3.%4.%5"/>
+      <w:lvlJc w:val="left"/>
+      <w:pPr>
+        <w:ind w:left="1440" w:hanging="1440"/>
+      </w:pPr>
+      <w:rPr>
+        <w:rFonts w:hint="default"/>
+      </w:rPr>
+    </w:lvl>
+    <w:lvl w:ilvl="5">
+      <w:start w:val="1"/>
+      <w:numFmt w:val="decimal"/>
+      <w:lvlText w:val="%1.%2.%3.%4.%5.%6"/>
+      <w:lvlJc w:val="left"/>
+      <w:pPr>
+        <w:ind w:left="1440" w:hanging="1440"/>
+      </w:pPr>
+      <w:rPr>
+        <w:rFonts w:hint="default"/>
+      </w:rPr>
+    </w:lvl>
+    <w:lvl w:ilvl="6">
+      <w:start w:val="1"/>
+      <w:numFmt w:val="decimal"/>
+      <w:lvlText w:val="%1.%2.%3.%4.%5.%6.%7"/>
+      <w:lvlJc w:val="left"/>
+      <w:pPr>
+        <w:ind w:left="1800" w:hanging="1800"/>
+      </w:pPr>
+      <w:rPr>
+        <w:rFonts w:hint="default"/>
+      </w:rPr>
+    </w:lvl>
+    <w:lvl w:ilvl="7">
+      <w:start w:val="1"/>
+      <w:numFmt w:val="decimal"/>
+      <w:lvlText w:val="%1.%2.%3.%4.%5.%6.%7.%8"/>
+      <w:lvlJc w:val="left"/>
+      <w:pPr>
+        <w:ind w:left="2160" w:hanging="2160"/>
+      </w:pPr>
+      <w:rPr>
+        <w:rFonts w:hint="default"/>
+      </w:rPr>
+    </w:lvl>
+    <w:lvl w:ilvl="8">
+      <w:start w:val="1"/>
+      <w:numFmt w:val="decimal"/>
+      <w:lvlText w:val="%1.%2.%3.%4.%5.%6.%7.%8.%9"/>
+      <w:lvlJc w:val="left"/>
+      <w:pPr>
+        <w:ind w:left="2160" w:hanging="2160"/>
+      </w:pPr>
+      <w:rPr>
+        <w:rFonts w:hint="default"/>
+      </w:rPr>
+    </w:lvl>
+  </w:abstractNum>
+  <w:abstractNum w:abstractNumId="32" w15:restartNumberingAfterBreak="0">
+    <w:nsid w:val="596247F2"/>
+    <w:multiLevelType w:val="multilevel"/>
+    <w:tmpl w:val="AAD094D0"/>
+    <w:lvl w:ilvl="0">
+      <w:start w:val="1"/>
+      <w:numFmt w:val="bullet"/>
+      <w:lvlText w:val=""/>
+      <w:lvlJc w:val="left"/>
+      <w:pPr>
+        <w:tabs>
+          <w:tab w:val="num" w:pos="720"/>
+        </w:tabs>
+        <w:ind w:left="720" w:hanging="360"/>
+      </w:pPr>
+      <w:rPr>
+        <w:rFonts w:ascii="Wingdings" w:hAnsi="Wingdings" w:hint="default"/>
+        <w:sz w:val="20"/>
+      </w:rPr>
+    </w:lvl>
+    <w:lvl w:ilvl="1" w:tentative="1">
+      <w:start w:val="1"/>
+      <w:numFmt w:val="bullet"/>
+      <w:lvlText w:val="o"/>
+      <w:lvlJc w:val="left"/>
+      <w:pPr>
+        <w:tabs>
+          <w:tab w:val="num" w:pos="1440"/>
+        </w:tabs>
+        <w:ind w:left="1440" w:hanging="360"/>
+      </w:pPr>
+      <w:rPr>
+        <w:rFonts w:ascii="Courier New" w:hAnsi="Courier New" w:hint="default"/>
+        <w:sz w:val="20"/>
+      </w:rPr>
+    </w:lvl>
+    <w:lvl w:ilvl="2" w:tentative="1">
+      <w:start w:val="1"/>
+      <w:numFmt w:val="bullet"/>
+      <w:lvlText w:val=""/>
+      <w:lvlJc w:val="left"/>
+      <w:pPr>
+        <w:tabs>
+          <w:tab w:val="num" w:pos="2160"/>
+        </w:tabs>
+        <w:ind w:left="2160" w:hanging="360"/>
+      </w:pPr>
+      <w:rPr>
+        <w:rFonts w:ascii="Wingdings" w:hAnsi="Wingdings" w:hint="default"/>
+        <w:sz w:val="20"/>
+      </w:rPr>
+    </w:lvl>
+    <w:lvl w:ilvl="3" w:tentative="1">
+      <w:start w:val="1"/>
+      <w:numFmt w:val="bullet"/>
+      <w:lvlText w:val=""/>
+      <w:lvlJc w:val="left"/>
+      <w:pPr>
+        <w:tabs>
+          <w:tab w:val="num" w:pos="2880"/>
+        </w:tabs>
+        <w:ind w:left="2880" w:hanging="360"/>
+      </w:pPr>
+      <w:rPr>
+        <w:rFonts w:ascii="Wingdings" w:hAnsi="Wingdings" w:hint="default"/>
+        <w:sz w:val="20"/>
+      </w:rPr>
+    </w:lvl>
+    <w:lvl w:ilvl="4" w:tentative="1">
+      <w:start w:val="1"/>
+      <w:numFmt w:val="bullet"/>
+      <w:lvlText w:val=""/>
+      <w:lvlJc w:val="left"/>
+      <w:pPr>
+        <w:tabs>
+          <w:tab w:val="num" w:pos="3600"/>
+        </w:tabs>
+        <w:ind w:left="3600" w:hanging="360"/>
+      </w:pPr>
+      <w:rPr>
+        <w:rFonts w:ascii="Wingdings" w:hAnsi="Wingdings" w:hint="default"/>
+        <w:sz w:val="20"/>
+      </w:rPr>
+    </w:lvl>
+    <w:lvl w:ilvl="5" w:tentative="1">
+      <w:start w:val="1"/>
+      <w:numFmt w:val="bullet"/>
+      <w:lvlText w:val=""/>
+      <w:lvlJc w:val="left"/>
+      <w:pPr>
+        <w:tabs>
+          <w:tab w:val="num" w:pos="4320"/>
+        </w:tabs>
+        <w:ind w:left="4320" w:hanging="360"/>
+      </w:pPr>
+      <w:rPr>
+        <w:rFonts w:ascii="Wingdings" w:hAnsi="Wingdings" w:hint="default"/>
+        <w:sz w:val="20"/>
+      </w:rPr>
+    </w:lvl>
+    <w:lvl w:ilvl="6" w:tentative="1">
+      <w:start w:val="1"/>
+      <w:numFmt w:val="bullet"/>
+      <w:lvlText w:val=""/>
+      <w:lvlJc w:val="left"/>
+      <w:pPr>
+        <w:tabs>
+          <w:tab w:val="num" w:pos="5040"/>
+        </w:tabs>
+        <w:ind w:left="5040" w:hanging="360"/>
+      </w:pPr>
+      <w:rPr>
+        <w:rFonts w:ascii="Wingdings" w:hAnsi="Wingdings" w:hint="default"/>
+        <w:sz w:val="20"/>
+      </w:rPr>
+    </w:lvl>
+    <w:lvl w:ilvl="7" w:tentative="1">
+      <w:start w:val="1"/>
+      <w:numFmt w:val="bullet"/>
+      <w:lvlText w:val=""/>
+      <w:lvlJc w:val="left"/>
+      <w:pPr>
+        <w:tabs>
+          <w:tab w:val="num" w:pos="5760"/>
+        </w:tabs>
+        <w:ind w:left="5760" w:hanging="360"/>
+      </w:pPr>
+      <w:rPr>
+        <w:rFonts w:ascii="Wingdings" w:hAnsi="Wingdings" w:hint="default"/>
+        <w:sz w:val="20"/>
+      </w:rPr>
+    </w:lvl>
+    <w:lvl w:ilvl="8" w:tentative="1">
+      <w:start w:val="1"/>
+      <w:numFmt w:val="bullet"/>
+      <w:lvlText w:val=""/>
+      <w:lvlJc w:val="left"/>
+      <w:pPr>
+        <w:tabs>
+          <w:tab w:val="num" w:pos="6480"/>
+        </w:tabs>
+        <w:ind w:left="6480" w:hanging="360"/>
+      </w:pPr>
+      <w:rPr>
+        <w:rFonts w:ascii="Wingdings" w:hAnsi="Wingdings" w:hint="default"/>
+        <w:sz w:val="20"/>
+      </w:rPr>
+    </w:lvl>
+  </w:abstractNum>
+  <w:abstractNum w:abstractNumId="33" w15:restartNumberingAfterBreak="0">
     <w:nsid w:val="5C9A526E"/>
     <w:multiLevelType w:val="multilevel"/>
     <w:tmpl w:val="62B4F4F2"/>
@@ -8140,7 +11135,156 @@
       </w:rPr>
     </w:lvl>
   </w:abstractNum>
-  <w:abstractNum w:abstractNumId="9" w15:restartNumberingAfterBreak="0">
+  <w:abstractNum w:abstractNumId="34" w15:restartNumberingAfterBreak="0">
+    <w:nsid w:val="68943583"/>
+    <w:multiLevelType w:val="multilevel"/>
+    <w:tmpl w:val="AAD094D0"/>
+    <w:lvl w:ilvl="0">
+      <w:start w:val="1"/>
+      <w:numFmt w:val="bullet"/>
+      <w:lvlText w:val=""/>
+      <w:lvlJc w:val="left"/>
+      <w:pPr>
+        <w:tabs>
+          <w:tab w:val="num" w:pos="720"/>
+        </w:tabs>
+        <w:ind w:left="720" w:hanging="360"/>
+      </w:pPr>
+      <w:rPr>
+        <w:rFonts w:ascii="Wingdings" w:hAnsi="Wingdings" w:hint="default"/>
+        <w:sz w:val="20"/>
+      </w:rPr>
+    </w:lvl>
+    <w:lvl w:ilvl="1" w:tentative="1">
+      <w:start w:val="1"/>
+      <w:numFmt w:val="bullet"/>
+      <w:lvlText w:val="o"/>
+      <w:lvlJc w:val="left"/>
+      <w:pPr>
+        <w:tabs>
+          <w:tab w:val="num" w:pos="1440"/>
+        </w:tabs>
+        <w:ind w:left="1440" w:hanging="360"/>
+      </w:pPr>
+      <w:rPr>
+        <w:rFonts w:ascii="Courier New" w:hAnsi="Courier New" w:hint="default"/>
+        <w:sz w:val="20"/>
+      </w:rPr>
+    </w:lvl>
+    <w:lvl w:ilvl="2" w:tentative="1">
+      <w:start w:val="1"/>
+      <w:numFmt w:val="bullet"/>
+      <w:lvlText w:val=""/>
+      <w:lvlJc w:val="left"/>
+      <w:pPr>
+        <w:tabs>
+          <w:tab w:val="num" w:pos="2160"/>
+        </w:tabs>
+        <w:ind w:left="2160" w:hanging="360"/>
+      </w:pPr>
+      <w:rPr>
+        <w:rFonts w:ascii="Wingdings" w:hAnsi="Wingdings" w:hint="default"/>
+        <w:sz w:val="20"/>
+      </w:rPr>
+    </w:lvl>
+    <w:lvl w:ilvl="3" w:tentative="1">
+      <w:start w:val="1"/>
+      <w:numFmt w:val="bullet"/>
+      <w:lvlText w:val=""/>
+      <w:lvlJc w:val="left"/>
+      <w:pPr>
+        <w:tabs>
+          <w:tab w:val="num" w:pos="2880"/>
+        </w:tabs>
+        <w:ind w:left="2880" w:hanging="360"/>
+      </w:pPr>
+      <w:rPr>
+        <w:rFonts w:ascii="Wingdings" w:hAnsi="Wingdings" w:hint="default"/>
+        <w:sz w:val="20"/>
+      </w:rPr>
+    </w:lvl>
+    <w:lvl w:ilvl="4" w:tentative="1">
+      <w:start w:val="1"/>
+      <w:numFmt w:val="bullet"/>
+      <w:lvlText w:val=""/>
+      <w:lvlJc w:val="left"/>
+      <w:pPr>
+        <w:tabs>
+          <w:tab w:val="num" w:pos="3600"/>
+        </w:tabs>
+        <w:ind w:left="3600" w:hanging="360"/>
+      </w:pPr>
+      <w:rPr>
+        <w:rFonts w:ascii="Wingdings" w:hAnsi="Wingdings" w:hint="default"/>
+        <w:sz w:val="20"/>
+      </w:rPr>
+    </w:lvl>
+    <w:lvl w:ilvl="5" w:tentative="1">
+      <w:start w:val="1"/>
+      <w:numFmt w:val="bullet"/>
+      <w:lvlText w:val=""/>
+      <w:lvlJc w:val="left"/>
+      <w:pPr>
+        <w:tabs>
+          <w:tab w:val="num" w:pos="4320"/>
+        </w:tabs>
+        <w:ind w:left="4320" w:hanging="360"/>
+      </w:pPr>
+      <w:rPr>
+        <w:rFonts w:ascii="Wingdings" w:hAnsi="Wingdings" w:hint="default"/>
+        <w:sz w:val="20"/>
+      </w:rPr>
+    </w:lvl>
+    <w:lvl w:ilvl="6" w:tentative="1">
+      <w:start w:val="1"/>
+      <w:numFmt w:val="bullet"/>
+      <w:lvlText w:val=""/>
+      <w:lvlJc w:val="left"/>
+      <w:pPr>
+        <w:tabs>
+          <w:tab w:val="num" w:pos="5040"/>
+        </w:tabs>
+        <w:ind w:left="5040" w:hanging="360"/>
+      </w:pPr>
+      <w:rPr>
+        <w:rFonts w:ascii="Wingdings" w:hAnsi="Wingdings" w:hint="default"/>
+        <w:sz w:val="20"/>
+      </w:rPr>
+    </w:lvl>
+    <w:lvl w:ilvl="7" w:tentative="1">
+      <w:start w:val="1"/>
+      <w:numFmt w:val="bullet"/>
+      <w:lvlText w:val=""/>
+      <w:lvlJc w:val="left"/>
+      <w:pPr>
+        <w:tabs>
+          <w:tab w:val="num" w:pos="5760"/>
+        </w:tabs>
+        <w:ind w:left="5760" w:hanging="360"/>
+      </w:pPr>
+      <w:rPr>
+        <w:rFonts w:ascii="Wingdings" w:hAnsi="Wingdings" w:hint="default"/>
+        <w:sz w:val="20"/>
+      </w:rPr>
+    </w:lvl>
+    <w:lvl w:ilvl="8" w:tentative="1">
+      <w:start w:val="1"/>
+      <w:numFmt w:val="bullet"/>
+      <w:lvlText w:val=""/>
+      <w:lvlJc w:val="left"/>
+      <w:pPr>
+        <w:tabs>
+          <w:tab w:val="num" w:pos="6480"/>
+        </w:tabs>
+        <w:ind w:left="6480" w:hanging="360"/>
+      </w:pPr>
+      <w:rPr>
+        <w:rFonts w:ascii="Wingdings" w:hAnsi="Wingdings" w:hint="default"/>
+        <w:sz w:val="20"/>
+      </w:rPr>
+    </w:lvl>
+  </w:abstractNum>
+  <w:abstractNum w:abstractNumId="35" w15:restartNumberingAfterBreak="0">
     <w:nsid w:val="6BA26761"/>
     <w:multiLevelType w:val="multilevel"/>
     <w:tmpl w:val="8ED063C4"/>
@@ -8289,7 +11433,7 @@
       </w:rPr>
     </w:lvl>
   </w:abstractNum>
-  <w:abstractNum w:abstractNumId="10" w15:restartNumberingAfterBreak="0">
+  <w:abstractNum w:abstractNumId="36" w15:restartNumberingAfterBreak="0">
     <w:nsid w:val="6EF903BF"/>
     <w:multiLevelType w:val="multilevel"/>
     <w:tmpl w:val="297847B0"/>
@@ -8438,7 +11582,382 @@
       </w:rPr>
     </w:lvl>
   </w:abstractNum>
-  <w:abstractNum w:abstractNumId="11" w15:restartNumberingAfterBreak="0">
+  <w:abstractNum w:abstractNumId="37" w15:restartNumberingAfterBreak="0">
+    <w:nsid w:val="73CF0BC8"/>
+    <w:multiLevelType w:val="multilevel"/>
+    <w:tmpl w:val="B7942BE0"/>
+    <w:lvl w:ilvl="0">
+      <w:start w:val="1"/>
+      <w:numFmt w:val="decimal"/>
+      <w:lvlText w:val="%1"/>
+      <w:lvlJc w:val="left"/>
+      <w:pPr>
+        <w:ind w:left="480" w:hanging="480"/>
+      </w:pPr>
+      <w:rPr>
+        <w:rFonts w:hint="default"/>
+      </w:rPr>
+    </w:lvl>
+    <w:lvl w:ilvl="1">
+      <w:start w:val="1"/>
+      <w:numFmt w:val="decimal"/>
+      <w:lvlText w:val="%2..1"/>
+      <w:lvlJc w:val="left"/>
+      <w:pPr>
+        <w:ind w:left="360" w:hanging="360"/>
+      </w:pPr>
+      <w:rPr>
+        <w:rFonts w:hint="default"/>
+      </w:rPr>
+    </w:lvl>
+    <w:lvl w:ilvl="2">
+      <w:start w:val="1"/>
+      <w:numFmt w:val="decimal"/>
+      <w:lvlText w:val="%1.%2.%3"/>
+      <w:lvlJc w:val="left"/>
+      <w:pPr>
+        <w:ind w:left="720" w:hanging="720"/>
+      </w:pPr>
+      <w:rPr>
+        <w:rFonts w:hint="default"/>
+      </w:rPr>
+    </w:lvl>
+    <w:lvl w:ilvl="3">
+      <w:start w:val="1"/>
+      <w:numFmt w:val="decimal"/>
+      <w:lvlText w:val="%1.%2.%3.%4"/>
+      <w:lvlJc w:val="left"/>
+      <w:pPr>
+        <w:ind w:left="1080" w:hanging="1080"/>
+      </w:pPr>
+      <w:rPr>
+        <w:rFonts w:hint="default"/>
+      </w:rPr>
+    </w:lvl>
+    <w:lvl w:ilvl="4">
+      <w:start w:val="1"/>
+      <w:numFmt w:val="decimal"/>
+      <w:lvlText w:val="%1.%2.%3.%4.%5"/>
+      <w:lvlJc w:val="left"/>
+      <w:pPr>
+        <w:ind w:left="1440" w:hanging="1440"/>
+      </w:pPr>
+      <w:rPr>
+        <w:rFonts w:hint="default"/>
+      </w:rPr>
+    </w:lvl>
+    <w:lvl w:ilvl="5">
+      <w:start w:val="1"/>
+      <w:numFmt w:val="decimal"/>
+      <w:lvlText w:val="%1.%2.%3.%4.%5.%6"/>
+      <w:lvlJc w:val="left"/>
+      <w:pPr>
+        <w:ind w:left="1440" w:hanging="1440"/>
+      </w:pPr>
+      <w:rPr>
+        <w:rFonts w:hint="default"/>
+      </w:rPr>
+    </w:lvl>
+    <w:lvl w:ilvl="6">
+      <w:start w:val="1"/>
+      <w:numFmt w:val="decimal"/>
+      <w:lvlText w:val="%1.%2.%3.%4.%5.%6.%7"/>
+      <w:lvlJc w:val="left"/>
+      <w:pPr>
+        <w:ind w:left="1800" w:hanging="1800"/>
+      </w:pPr>
+      <w:rPr>
+        <w:rFonts w:hint="default"/>
+      </w:rPr>
+    </w:lvl>
+    <w:lvl w:ilvl="7">
+      <w:start w:val="1"/>
+      <w:numFmt w:val="decimal"/>
+      <w:lvlText w:val="%1.%2.%3.%4.%5.%6.%7.%8"/>
+      <w:lvlJc w:val="left"/>
+      <w:pPr>
+        <w:ind w:left="2160" w:hanging="2160"/>
+      </w:pPr>
+      <w:rPr>
+        <w:rFonts w:hint="default"/>
+      </w:rPr>
+    </w:lvl>
+    <w:lvl w:ilvl="8">
+      <w:start w:val="1"/>
+      <w:numFmt w:val="decimal"/>
+      <w:lvlText w:val="%1.%2.%3.%4.%5.%6.%7.%8.%9"/>
+      <w:lvlJc w:val="left"/>
+      <w:pPr>
+        <w:ind w:left="2160" w:hanging="2160"/>
+      </w:pPr>
+      <w:rPr>
+        <w:rFonts w:hint="default"/>
+      </w:rPr>
+    </w:lvl>
+  </w:abstractNum>
+  <w:abstractNum w:abstractNumId="38" w15:restartNumberingAfterBreak="0">
+    <w:nsid w:val="76B30816"/>
+    <w:multiLevelType w:val="multilevel"/>
+    <w:tmpl w:val="8E2470D6"/>
+    <w:lvl w:ilvl="0">
+      <w:start w:val="1"/>
+      <w:numFmt w:val="decimal"/>
+      <w:lvlText w:val="%1"/>
+      <w:lvlJc w:val="left"/>
+      <w:pPr>
+        <w:ind w:left="480" w:hanging="480"/>
+      </w:pPr>
+      <w:rPr>
+        <w:rFonts w:hint="default"/>
+      </w:rPr>
+    </w:lvl>
+    <w:lvl w:ilvl="1">
+      <w:start w:val="2"/>
+      <w:numFmt w:val="decimal"/>
+      <w:lvlText w:val="%2.1"/>
+      <w:lvlJc w:val="left"/>
+      <w:pPr>
+        <w:ind w:left="360" w:hanging="360"/>
+      </w:pPr>
+      <w:rPr>
+        <w:rFonts w:hint="default"/>
+      </w:rPr>
+    </w:lvl>
+    <w:lvl w:ilvl="2">
+      <w:start w:val="1"/>
+      <w:numFmt w:val="decimal"/>
+      <w:lvlText w:val="%1.%2.%3"/>
+      <w:lvlJc w:val="left"/>
+      <w:pPr>
+        <w:ind w:left="720" w:hanging="720"/>
+      </w:pPr>
+      <w:rPr>
+        <w:rFonts w:hint="default"/>
+      </w:rPr>
+    </w:lvl>
+    <w:lvl w:ilvl="3">
+      <w:start w:val="1"/>
+      <w:numFmt w:val="decimal"/>
+      <w:lvlText w:val="%1.%2.%3.%4"/>
+      <w:lvlJc w:val="left"/>
+      <w:pPr>
+        <w:ind w:left="1080" w:hanging="1080"/>
+      </w:pPr>
+      <w:rPr>
+        <w:rFonts w:hint="default"/>
+      </w:rPr>
+    </w:lvl>
+    <w:lvl w:ilvl="4">
+      <w:start w:val="1"/>
+      <w:numFmt w:val="decimal"/>
+      <w:lvlText w:val="%1.%2.%3.%4.%5"/>
+      <w:lvlJc w:val="left"/>
+      <w:pPr>
+        <w:ind w:left="1440" w:hanging="1440"/>
+      </w:pPr>
+      <w:rPr>
+        <w:rFonts w:hint="default"/>
+      </w:rPr>
+    </w:lvl>
+    <w:lvl w:ilvl="5">
+      <w:start w:val="1"/>
+      <w:numFmt w:val="decimal"/>
+      <w:lvlText w:val="%1.%2.%3.%4.%5.%6"/>
+      <w:lvlJc w:val="left"/>
+      <w:pPr>
+        <w:ind w:left="1440" w:hanging="1440"/>
+      </w:pPr>
+      <w:rPr>
+        <w:rFonts w:hint="default"/>
+      </w:rPr>
+    </w:lvl>
+    <w:lvl w:ilvl="6">
+      <w:start w:val="1"/>
+      <w:numFmt w:val="decimal"/>
+      <w:lvlText w:val="%1.%2.%3.%4.%5.%6.%7"/>
+      <w:lvlJc w:val="left"/>
+      <w:pPr>
+        <w:ind w:left="1800" w:hanging="1800"/>
+      </w:pPr>
+      <w:rPr>
+        <w:rFonts w:hint="default"/>
+      </w:rPr>
+    </w:lvl>
+    <w:lvl w:ilvl="7">
+      <w:start w:val="1"/>
+      <w:numFmt w:val="decimal"/>
+      <w:lvlText w:val="%1.%2.%3.%4.%5.%6.%7.%8"/>
+      <w:lvlJc w:val="left"/>
+      <w:pPr>
+        <w:ind w:left="2160" w:hanging="2160"/>
+      </w:pPr>
+      <w:rPr>
+        <w:rFonts w:hint="default"/>
+      </w:rPr>
+    </w:lvl>
+    <w:lvl w:ilvl="8">
+      <w:start w:val="1"/>
+      <w:numFmt w:val="decimal"/>
+      <w:lvlText w:val="%1.%2.%3.%4.%5.%6.%7.%8.%9"/>
+      <w:lvlJc w:val="left"/>
+      <w:pPr>
+        <w:ind w:left="2160" w:hanging="2160"/>
+      </w:pPr>
+      <w:rPr>
+        <w:rFonts w:hint="default"/>
+      </w:rPr>
+    </w:lvl>
+  </w:abstractNum>
+  <w:abstractNum w:abstractNumId="39" w15:restartNumberingAfterBreak="0">
+    <w:nsid w:val="7A3218C3"/>
+    <w:multiLevelType w:val="multilevel"/>
+    <w:tmpl w:val="9D566470"/>
+    <w:lvl w:ilvl="0">
+      <w:start w:val="1"/>
+      <w:numFmt w:val="bullet"/>
+      <w:lvlText w:val=""/>
+      <w:lvlJc w:val="left"/>
+      <w:pPr>
+        <w:tabs>
+          <w:tab w:val="num" w:pos="720"/>
+        </w:tabs>
+        <w:ind w:left="720" w:hanging="360"/>
+      </w:pPr>
+      <w:rPr>
+        <w:rFonts w:ascii="Wingdings" w:hAnsi="Wingdings" w:hint="default"/>
+        <w:sz w:val="20"/>
+      </w:rPr>
+    </w:lvl>
+    <w:lvl w:ilvl="1" w:tentative="1">
+      <w:start w:val="1"/>
+      <w:numFmt w:val="bullet"/>
+      <w:lvlText w:val="o"/>
+      <w:lvlJc w:val="left"/>
+      <w:pPr>
+        <w:tabs>
+          <w:tab w:val="num" w:pos="1440"/>
+        </w:tabs>
+        <w:ind w:left="1440" w:hanging="360"/>
+      </w:pPr>
+      <w:rPr>
+        <w:rFonts w:ascii="Courier New" w:hAnsi="Courier New" w:hint="default"/>
+        <w:sz w:val="20"/>
+      </w:rPr>
+    </w:lvl>
+    <w:lvl w:ilvl="2" w:tentative="1">
+      <w:start w:val="1"/>
+      <w:numFmt w:val="bullet"/>
+      <w:lvlText w:val=""/>
+      <w:lvlJc w:val="left"/>
+      <w:pPr>
+        <w:tabs>
+          <w:tab w:val="num" w:pos="2160"/>
+        </w:tabs>
+        <w:ind w:left="2160" w:hanging="360"/>
+      </w:pPr>
+      <w:rPr>
+        <w:rFonts w:ascii="Wingdings" w:hAnsi="Wingdings" w:hint="default"/>
+        <w:sz w:val="20"/>
+      </w:rPr>
+    </w:lvl>
+    <w:lvl w:ilvl="3" w:tentative="1">
+      <w:start w:val="1"/>
+      <w:numFmt w:val="bullet"/>
+      <w:lvlText w:val=""/>
+      <w:lvlJc w:val="left"/>
+      <w:pPr>
+        <w:tabs>
+          <w:tab w:val="num" w:pos="2880"/>
+        </w:tabs>
+        <w:ind w:left="2880" w:hanging="360"/>
+      </w:pPr>
+      <w:rPr>
+        <w:rFonts w:ascii="Wingdings" w:hAnsi="Wingdings" w:hint="default"/>
+        <w:sz w:val="20"/>
+      </w:rPr>
+    </w:lvl>
+    <w:lvl w:ilvl="4" w:tentative="1">
+      <w:start w:val="1"/>
+      <w:numFmt w:val="bullet"/>
+      <w:lvlText w:val=""/>
+      <w:lvlJc w:val="left"/>
+      <w:pPr>
+        <w:tabs>
+          <w:tab w:val="num" w:pos="3600"/>
+        </w:tabs>
+        <w:ind w:left="3600" w:hanging="360"/>
+      </w:pPr>
+      <w:rPr>
+        <w:rFonts w:ascii="Wingdings" w:hAnsi="Wingdings" w:hint="default"/>
+        <w:sz w:val="20"/>
+      </w:rPr>
+    </w:lvl>
+    <w:lvl w:ilvl="5" w:tentative="1">
+      <w:start w:val="1"/>
+      <w:numFmt w:val="bullet"/>
+      <w:lvlText w:val=""/>
+      <w:lvlJc w:val="left"/>
+      <w:pPr>
+        <w:tabs>
+          <w:tab w:val="num" w:pos="4320"/>
+        </w:tabs>
+        <w:ind w:left="4320" w:hanging="360"/>
+      </w:pPr>
+      <w:rPr>
+        <w:rFonts w:ascii="Wingdings" w:hAnsi="Wingdings" w:hint="default"/>
+        <w:sz w:val="20"/>
+      </w:rPr>
+    </w:lvl>
+    <w:lvl w:ilvl="6" w:tentative="1">
+      <w:start w:val="1"/>
+      <w:numFmt w:val="bullet"/>
+      <w:lvlText w:val=""/>
+      <w:lvlJc w:val="left"/>
+      <w:pPr>
+        <w:tabs>
+          <w:tab w:val="num" w:pos="5040"/>
+        </w:tabs>
+        <w:ind w:left="5040" w:hanging="360"/>
+      </w:pPr>
+      <w:rPr>
+        <w:rFonts w:ascii="Wingdings" w:hAnsi="Wingdings" w:hint="default"/>
+        <w:sz w:val="20"/>
+      </w:rPr>
+    </w:lvl>
+    <w:lvl w:ilvl="7" w:tentative="1">
+      <w:start w:val="1"/>
+      <w:numFmt w:val="bullet"/>
+      <w:lvlText w:val=""/>
+      <w:lvlJc w:val="left"/>
+      <w:pPr>
+        <w:tabs>
+          <w:tab w:val="num" w:pos="5760"/>
+        </w:tabs>
+        <w:ind w:left="5760" w:hanging="360"/>
+      </w:pPr>
+      <w:rPr>
+        <w:rFonts w:ascii="Wingdings" w:hAnsi="Wingdings" w:hint="default"/>
+        <w:sz w:val="20"/>
+      </w:rPr>
+    </w:lvl>
+    <w:lvl w:ilvl="8" w:tentative="1">
+      <w:start w:val="1"/>
+      <w:numFmt w:val="bullet"/>
+      <w:lvlText w:val=""/>
+      <w:lvlJc w:val="left"/>
+      <w:pPr>
+        <w:tabs>
+          <w:tab w:val="num" w:pos="6480"/>
+        </w:tabs>
+        <w:ind w:left="6480" w:hanging="360"/>
+      </w:pPr>
+      <w:rPr>
+        <w:rFonts w:ascii="Wingdings" w:hAnsi="Wingdings" w:hint="default"/>
+        <w:sz w:val="20"/>
+      </w:rPr>
+    </w:lvl>
+  </w:abstractNum>
+  <w:abstractNum w:abstractNumId="40" w15:restartNumberingAfterBreak="0">
     <w:nsid w:val="7D016007"/>
     <w:multiLevelType w:val="hybridMultilevel"/>
     <w:tmpl w:val="3DD452A2"/>
@@ -8552,40 +12071,256 @@
     </w:lvl>
   </w:abstractNum>
   <w:num w:numId="1" w16cid:durableId="2012179846">
+    <w:abstractNumId w:val="5"/>
+  </w:num>
+  <w:num w:numId="2" w16cid:durableId="1365207183">
+    <w:abstractNumId w:val="11"/>
+  </w:num>
+  <w:num w:numId="3" w16cid:durableId="318316185">
+    <w:abstractNumId w:val="3"/>
+  </w:num>
+  <w:num w:numId="4" w16cid:durableId="1770009563">
+    <w:abstractNumId w:val="36"/>
+  </w:num>
+  <w:num w:numId="5" w16cid:durableId="2058579802">
+    <w:abstractNumId w:val="33"/>
+  </w:num>
+  <w:num w:numId="6" w16cid:durableId="737165875">
+    <w:abstractNumId w:val="40"/>
+  </w:num>
+  <w:num w:numId="7" w16cid:durableId="163209347">
+    <w:abstractNumId w:val="26"/>
+  </w:num>
+  <w:num w:numId="8" w16cid:durableId="1528644575">
+    <w:abstractNumId w:val="8"/>
+  </w:num>
+  <w:num w:numId="9" w16cid:durableId="833376966">
+    <w:abstractNumId w:val="22"/>
+  </w:num>
+  <w:num w:numId="10" w16cid:durableId="1841235859">
+    <w:abstractNumId w:val="35"/>
+  </w:num>
+  <w:num w:numId="11" w16cid:durableId="235214089">
+    <w:abstractNumId w:val="24"/>
+  </w:num>
+  <w:num w:numId="12" w16cid:durableId="1105464878">
+    <w:abstractNumId w:val="19"/>
+  </w:num>
+  <w:num w:numId="13" w16cid:durableId="297342874">
+    <w:abstractNumId w:val="16"/>
+  </w:num>
+  <w:num w:numId="14" w16cid:durableId="1582525734">
+    <w:abstractNumId w:val="17"/>
+  </w:num>
+  <w:num w:numId="15" w16cid:durableId="1804033875">
+    <w:abstractNumId w:val="29"/>
+  </w:num>
+  <w:num w:numId="16" w16cid:durableId="1145851166">
+    <w:abstractNumId w:val="15"/>
+  </w:num>
+  <w:num w:numId="17" w16cid:durableId="1003704128">
+    <w:abstractNumId w:val="37"/>
+  </w:num>
+  <w:num w:numId="18" w16cid:durableId="901140612">
+    <w:abstractNumId w:val="6"/>
+  </w:num>
+  <w:num w:numId="19" w16cid:durableId="1799106606">
+    <w:abstractNumId w:val="6"/>
+    <w:lvlOverride w:ilvl="0">
+      <w:lvl w:ilvl="0">
+        <w:start w:val="1"/>
+        <w:numFmt w:val="decimal"/>
+        <w:lvlText w:val="%1"/>
+        <w:lvlJc w:val="left"/>
+        <w:pPr>
+          <w:ind w:left="480" w:hanging="480"/>
+        </w:pPr>
+        <w:rPr>
+          <w:rFonts w:hint="default"/>
+        </w:rPr>
+      </w:lvl>
+    </w:lvlOverride>
+    <w:lvlOverride w:ilvl="1">
+      <w:lvl w:ilvl="1">
+        <w:start w:val="1"/>
+        <w:numFmt w:val="none"/>
+        <w:lvlText w:val="2.2"/>
+        <w:lvlJc w:val="left"/>
+        <w:pPr>
+          <w:ind w:left="360" w:hanging="360"/>
+        </w:pPr>
+        <w:rPr>
+          <w:rFonts w:hint="default"/>
+        </w:rPr>
+      </w:lvl>
+    </w:lvlOverride>
+    <w:lvlOverride w:ilvl="2">
+      <w:lvl w:ilvl="2">
+        <w:start w:val="1"/>
+        <w:numFmt w:val="decimal"/>
+        <w:lvlText w:val="%1.%2.%3"/>
+        <w:lvlJc w:val="left"/>
+        <w:pPr>
+          <w:ind w:left="720" w:hanging="720"/>
+        </w:pPr>
+        <w:rPr>
+          <w:rFonts w:hint="default"/>
+        </w:rPr>
+      </w:lvl>
+    </w:lvlOverride>
+    <w:lvlOverride w:ilvl="3">
+      <w:lvl w:ilvl="3">
+        <w:start w:val="1"/>
+        <w:numFmt w:val="decimal"/>
+        <w:lvlText w:val="%1.%2.%3.%4"/>
+        <w:lvlJc w:val="left"/>
+        <w:pPr>
+          <w:ind w:left="1080" w:hanging="1080"/>
+        </w:pPr>
+        <w:rPr>
+          <w:rFonts w:hint="default"/>
+        </w:rPr>
+      </w:lvl>
+    </w:lvlOverride>
+    <w:lvlOverride w:ilvl="4">
+      <w:lvl w:ilvl="4">
+        <w:start w:val="1"/>
+        <w:numFmt w:val="decimal"/>
+        <w:lvlText w:val="%1.%2.%3.%4.%5"/>
+        <w:lvlJc w:val="left"/>
+        <w:pPr>
+          <w:ind w:left="1440" w:hanging="1440"/>
+        </w:pPr>
+        <w:rPr>
+          <w:rFonts w:hint="default"/>
+        </w:rPr>
+      </w:lvl>
+    </w:lvlOverride>
+    <w:lvlOverride w:ilvl="5">
+      <w:lvl w:ilvl="5">
+        <w:start w:val="1"/>
+        <w:numFmt w:val="decimal"/>
+        <w:lvlText w:val="%1.%2.%3.%4.%5.%6"/>
+        <w:lvlJc w:val="left"/>
+        <w:pPr>
+          <w:ind w:left="1440" w:hanging="1440"/>
+        </w:pPr>
+        <w:rPr>
+          <w:rFonts w:hint="default"/>
+        </w:rPr>
+      </w:lvl>
+    </w:lvlOverride>
+    <w:lvlOverride w:ilvl="6">
+      <w:lvl w:ilvl="6">
+        <w:start w:val="1"/>
+        <w:numFmt w:val="decimal"/>
+        <w:lvlText w:val="%1.%2.%3.%4.%5.%6.%7"/>
+        <w:lvlJc w:val="left"/>
+        <w:pPr>
+          <w:ind w:left="1800" w:hanging="1800"/>
+        </w:pPr>
+        <w:rPr>
+          <w:rFonts w:hint="default"/>
+        </w:rPr>
+      </w:lvl>
+    </w:lvlOverride>
+    <w:lvlOverride w:ilvl="7">
+      <w:lvl w:ilvl="7">
+        <w:start w:val="1"/>
+        <w:numFmt w:val="decimal"/>
+        <w:lvlText w:val="%1.%2.%3.%4.%5.%6.%7.%8"/>
+        <w:lvlJc w:val="left"/>
+        <w:pPr>
+          <w:ind w:left="2160" w:hanging="2160"/>
+        </w:pPr>
+        <w:rPr>
+          <w:rFonts w:hint="default"/>
+        </w:rPr>
+      </w:lvl>
+    </w:lvlOverride>
+    <w:lvlOverride w:ilvl="8">
+      <w:lvl w:ilvl="8">
+        <w:start w:val="1"/>
+        <w:numFmt w:val="decimal"/>
+        <w:lvlText w:val="%1.%2.%3.%4.%5.%6.%7.%8.%9"/>
+        <w:lvlJc w:val="left"/>
+        <w:pPr>
+          <w:ind w:left="2160" w:hanging="2160"/>
+        </w:pPr>
+        <w:rPr>
+          <w:rFonts w:hint="default"/>
+        </w:rPr>
+      </w:lvl>
+    </w:lvlOverride>
+  </w:num>
+  <w:num w:numId="20" w16cid:durableId="2020158118">
+    <w:abstractNumId w:val="28"/>
+  </w:num>
+  <w:num w:numId="21" w16cid:durableId="12730097">
     <w:abstractNumId w:val="1"/>
   </w:num>
-  <w:num w:numId="2" w16cid:durableId="1365207183">
-    <w:abstractNumId w:val="3"/>
+  <w:num w:numId="22" w16cid:durableId="747001301">
+    <w:abstractNumId w:val="14"/>
   </w:num>
-  <w:num w:numId="3" w16cid:durableId="318316185">
+  <w:num w:numId="23" w16cid:durableId="118379016">
+    <w:abstractNumId w:val="27"/>
+  </w:num>
+  <w:num w:numId="24" w16cid:durableId="317658969">
+    <w:abstractNumId w:val="31"/>
+  </w:num>
+  <w:num w:numId="25" w16cid:durableId="1927611204">
+    <w:abstractNumId w:val="25"/>
+  </w:num>
+  <w:num w:numId="26" w16cid:durableId="108401881">
+    <w:abstractNumId w:val="23"/>
+  </w:num>
+  <w:num w:numId="27" w16cid:durableId="1444615913">
+    <w:abstractNumId w:val="10"/>
+  </w:num>
+  <w:num w:numId="28" w16cid:durableId="128934947">
+    <w:abstractNumId w:val="21"/>
+  </w:num>
+  <w:num w:numId="29" w16cid:durableId="1903176640">
+    <w:abstractNumId w:val="12"/>
+  </w:num>
+  <w:num w:numId="30" w16cid:durableId="1665084071">
+    <w:abstractNumId w:val="38"/>
+  </w:num>
+  <w:num w:numId="31" w16cid:durableId="675959832">
+    <w:abstractNumId w:val="20"/>
+  </w:num>
+  <w:num w:numId="32" w16cid:durableId="756170320">
+    <w:abstractNumId w:val="18"/>
+  </w:num>
+  <w:num w:numId="33" w16cid:durableId="1261793150">
+    <w:abstractNumId w:val="2"/>
+  </w:num>
+  <w:num w:numId="34" w16cid:durableId="745610396">
+    <w:abstractNumId w:val="30"/>
+  </w:num>
+  <w:num w:numId="35" w16cid:durableId="1646734366">
+    <w:abstractNumId w:val="7"/>
+  </w:num>
+  <w:num w:numId="36" w16cid:durableId="290282183">
+    <w:abstractNumId w:val="34"/>
+  </w:num>
+  <w:num w:numId="37" w16cid:durableId="1404834465">
+    <w:abstractNumId w:val="32"/>
+  </w:num>
+  <w:num w:numId="38" w16cid:durableId="430247205">
+    <w:abstractNumId w:val="13"/>
+  </w:num>
+  <w:num w:numId="39" w16cid:durableId="436563536">
+    <w:abstractNumId w:val="39"/>
+  </w:num>
+  <w:num w:numId="40" w16cid:durableId="542716187">
     <w:abstractNumId w:val="0"/>
   </w:num>
-  <w:num w:numId="4" w16cid:durableId="1770009563">
-    <w:abstractNumId w:val="10"/>
+  <w:num w:numId="41" w16cid:durableId="508524748">
+    <w:abstractNumId w:val="4"/>
   </w:num>
-  <w:num w:numId="5" w16cid:durableId="2058579802">
-    <w:abstractNumId w:val="8"/>
-  </w:num>
-  <w:num w:numId="6" w16cid:durableId="737165875">
-    <w:abstractNumId w:val="11"/>
-  </w:num>
-  <w:num w:numId="7" w16cid:durableId="163209347">
-    <w:abstractNumId w:val="7"/>
-  </w:num>
-  <w:num w:numId="8" w16cid:durableId="1528644575">
-    <w:abstractNumId w:val="2"/>
-  </w:num>
-  <w:num w:numId="9" w16cid:durableId="833376966">
-    <w:abstractNumId w:val="5"/>
-  </w:num>
-  <w:num w:numId="10" w16cid:durableId="1841235859">
+  <w:num w:numId="42" w16cid:durableId="1998417116">
     <w:abstractNumId w:val="9"/>
-  </w:num>
-  <w:num w:numId="11" w16cid:durableId="235214089">
-    <w:abstractNumId w:val="6"/>
-  </w:num>
-  <w:num w:numId="12" w16cid:durableId="1105464878">
-    <w:abstractNumId w:val="4"/>
   </w:num>
   <w:numIdMacAtCleanup w:val="11"/>
 </w:numbering>
@@ -9037,7 +12772,7 @@
     <w:uiPriority w:val="9"/>
     <w:unhideWhenUsed/>
     <w:qFormat/>
-    <w:rsid w:val="006D2E7F"/>
+    <w:rsid w:val="000A60C7"/>
     <w:pPr>
       <w:keepNext/>
       <w:keepLines/>
@@ -9102,23 +12837,28 @@
   </w:style>
   <w:style w:type="paragraph" w:styleId="Titre5">
     <w:name w:val="heading 5"/>
+    <w:aliases w:val="Titre 52"/>
     <w:basedOn w:val="Normal"/>
     <w:next w:val="Normal"/>
     <w:link w:val="Titre5Car"/>
     <w:uiPriority w:val="9"/>
-    <w:semiHidden/>
     <w:unhideWhenUsed/>
     <w:qFormat/>
-    <w:rsid w:val="000706AA"/>
+    <w:rsid w:val="003372EC"/>
     <w:pPr>
       <w:keepNext/>
       <w:keepLines/>
-      <w:spacing w:before="80" w:after="40"/>
+      <w:numPr>
+        <w:numId w:val="33"/>
+      </w:numPr>
+      <w:spacing w:before="80" w:after="80"/>
       <w:outlineLvl w:val="4"/>
     </w:pPr>
     <w:rPr>
       <w:rFonts w:eastAsiaTheme="majorEastAsia" w:cstheme="majorBidi"/>
-      <w:color w:val="2F5496" w:themeColor="accent1" w:themeShade="BF"/>
+      <w:b/>
+      <w:color w:val="000000" w:themeColor="text1"/>
+      <w:sz w:val="32"/>
     </w:rPr>
   </w:style>
   <w:style w:type="paragraph" w:styleId="Titre6">
@@ -9212,7 +12952,6 @@
   <w:style w:type="character" w:default="1" w:styleId="Policepardfaut">
     <w:name w:val="Default Paragraph Font"/>
     <w:uiPriority w:val="1"/>
-    <w:semiHidden/>
     <w:unhideWhenUsed/>
   </w:style>
   <w:style w:type="table" w:default="1" w:styleId="TableauNormal">
@@ -9259,9 +12998,9 @@
     <w:basedOn w:val="Policepardfaut"/>
     <w:link w:val="Titre2"/>
     <w:uiPriority w:val="9"/>
-    <w:rsid w:val="006D2E7F"/>
+    <w:rsid w:val="000A60C7"/>
     <w:rPr>
-      <w:rFonts w:ascii="Arial" w:eastAsiaTheme="majorEastAsia" w:hAnsi="Arial" w:cstheme="majorBidi"/>
+      <w:rFonts w:ascii="Times New Roman" w:eastAsiaTheme="majorEastAsia" w:hAnsi="Times New Roman" w:cstheme="majorBidi"/>
       <w:b/>
       <w:color w:val="000000" w:themeColor="text1"/>
       <w:kern w:val="0"/>
@@ -9308,14 +13047,19 @@
   </w:style>
   <w:style w:type="character" w:customStyle="1" w:styleId="Titre5Car">
     <w:name w:val="Titre 5 Car"/>
+    <w:aliases w:val="Titre 52 Car"/>
     <w:basedOn w:val="Policepardfaut"/>
     <w:link w:val="Titre5"/>
     <w:uiPriority w:val="9"/>
-    <w:semiHidden/>
-    <w:rsid w:val="000706AA"/>
+    <w:rsid w:val="003372EC"/>
     <w:rPr>
-      <w:rFonts w:eastAsiaTheme="majorEastAsia" w:cstheme="majorBidi"/>
-      <w:color w:val="2F5496" w:themeColor="accent1" w:themeShade="BF"/>
+      <w:rFonts w:ascii="Times New Roman" w:eastAsiaTheme="majorEastAsia" w:hAnsi="Times New Roman" w:cstheme="majorBidi"/>
+      <w:b/>
+      <w:color w:val="000000" w:themeColor="text1"/>
+      <w:kern w:val="0"/>
+      <w:sz w:val="32"/>
+      <w:lang w:val="fr-FR"/>
+      <w14:ligatures w14:val="none"/>
     </w:rPr>
   </w:style>
   <w:style w:type="character" w:customStyle="1" w:styleId="Titre6Car">

--- a/RAPPORT DE STAGE.docx
+++ b/RAPPORT DE STAGE.docx
@@ -844,32 +844,45 @@
                               </w:rPr>
                               <w:t xml:space="preserve">: </w:t>
                             </w:r>
-                            <w:hyperlink r:id="rId10" w:history="1">
-                              <w:r>
-                                <w:rPr>
-                                  <w:rStyle w:val="Lienhypertexte"/>
-                                  <w:szCs w:val="24"/>
-                                  <w:lang w:val="en-US"/>
-                                </w:rPr>
-                                <w:t>www</w:t>
-                              </w:r>
-                              <w:r>
-                                <w:rPr>
-                                  <w:rStyle w:val="Lienhypertexte"/>
-                                  <w:szCs w:val="24"/>
-                                  <w:lang w:val="en-US"/>
-                                </w:rPr>
-                                <w:t>.new</w:t>
-                              </w:r>
-                              <w:r>
-                                <w:rPr>
-                                  <w:rStyle w:val="Lienhypertexte"/>
-                                  <w:szCs w:val="24"/>
-                                  <w:lang w:val="en-US"/>
-                                </w:rPr>
-                                <w:t>.iai-togo.com</w:t>
-                              </w:r>
-                            </w:hyperlink>
+                            <w:r>
+                              <w:fldChar w:fldCharType="begin"/>
+                            </w:r>
+                            <w:r>
+                              <w:rPr>
+                                <w:lang w:val="en-US"/>
+                              </w:rPr>
+                              <w:instrText>HYPERLINK "https://www.new.iai-togo.tg/"</w:instrText>
+                            </w:r>
+                            <w:r>
+                              <w:fldChar w:fldCharType="separate"/>
+                            </w:r>
+                            <w:r>
+                              <w:rPr>
+                                <w:rStyle w:val="Lienhypertexte"/>
+                                <w:szCs w:val="24"/>
+                                <w:lang w:val="en-US"/>
+                              </w:rPr>
+                              <w:t>www</w:t>
+                            </w:r>
+                            <w:r>
+                              <w:rPr>
+                                <w:rStyle w:val="Lienhypertexte"/>
+                                <w:szCs w:val="24"/>
+                                <w:lang w:val="en-US"/>
+                              </w:rPr>
+                              <w:t>.new</w:t>
+                            </w:r>
+                            <w:r>
+                              <w:rPr>
+                                <w:rStyle w:val="Lienhypertexte"/>
+                                <w:szCs w:val="24"/>
+                                <w:lang w:val="en-US"/>
+                              </w:rPr>
+                              <w:t>.iai-togo.com</w:t>
+                            </w:r>
+                            <w:r>
+                              <w:fldChar w:fldCharType="end"/>
+                            </w:r>
                           </w:p>
                         </w:txbxContent>
                       </wps:txbx>
@@ -1057,7 +1070,7 @@
                         </w:rPr>
                         <w:t xml:space="preserve"> : </w:t>
                       </w:r>
-                      <w:hyperlink r:id="rId11" w:history="1">
+                      <w:hyperlink r:id="rId10" w:history="1">
                         <w:r>
                           <w:rPr>
                             <w:rStyle w:val="Lienhypertexte"/>
@@ -1092,32 +1105,45 @@
                         </w:rPr>
                         <w:t xml:space="preserve">: </w:t>
                       </w:r>
-                      <w:hyperlink r:id="rId12" w:history="1">
-                        <w:r>
-                          <w:rPr>
-                            <w:rStyle w:val="Lienhypertexte"/>
-                            <w:szCs w:val="24"/>
-                            <w:lang w:val="en-US"/>
-                          </w:rPr>
-                          <w:t>www</w:t>
-                        </w:r>
-                        <w:r>
-                          <w:rPr>
-                            <w:rStyle w:val="Lienhypertexte"/>
-                            <w:szCs w:val="24"/>
-                            <w:lang w:val="en-US"/>
-                          </w:rPr>
-                          <w:t>.new</w:t>
-                        </w:r>
-                        <w:r>
-                          <w:rPr>
-                            <w:rStyle w:val="Lienhypertexte"/>
-                            <w:szCs w:val="24"/>
-                            <w:lang w:val="en-US"/>
-                          </w:rPr>
-                          <w:t>.iai-togo.com</w:t>
-                        </w:r>
-                      </w:hyperlink>
+                      <w:r>
+                        <w:fldChar w:fldCharType="begin"/>
+                      </w:r>
+                      <w:r>
+                        <w:rPr>
+                          <w:lang w:val="en-US"/>
+                        </w:rPr>
+                        <w:instrText>HYPERLINK "https://www.new.iai-togo.tg/"</w:instrText>
+                      </w:r>
+                      <w:r>
+                        <w:fldChar w:fldCharType="separate"/>
+                      </w:r>
+                      <w:r>
+                        <w:rPr>
+                          <w:rStyle w:val="Lienhypertexte"/>
+                          <w:szCs w:val="24"/>
+                          <w:lang w:val="en-US"/>
+                        </w:rPr>
+                        <w:t>www</w:t>
+                      </w:r>
+                      <w:r>
+                        <w:rPr>
+                          <w:rStyle w:val="Lienhypertexte"/>
+                          <w:szCs w:val="24"/>
+                          <w:lang w:val="en-US"/>
+                        </w:rPr>
+                        <w:t>.new</w:t>
+                      </w:r>
+                      <w:r>
+                        <w:rPr>
+                          <w:rStyle w:val="Lienhypertexte"/>
+                          <w:szCs w:val="24"/>
+                          <w:lang w:val="en-US"/>
+                        </w:rPr>
+                        <w:t>.iai-togo.com</w:t>
+                      </w:r>
+                      <w:r>
+                        <w:fldChar w:fldCharType="end"/>
+                      </w:r>
                     </w:p>
                   </w:txbxContent>
                 </v:textbox>
@@ -1197,7 +1223,7 @@
                                           <pic:cNvPicPr/>
                                         </pic:nvPicPr>
                                         <pic:blipFill>
-                                          <a:blip r:embed="rId13">
+                                          <a:blip r:embed="rId11">
                                             <a:extLst>
                                               <a:ext uri="{28A0092B-C50C-407E-A947-70E740481C1C}">
                                                 <a14:useLocalDpi xmlns:a14="http://schemas.microsoft.com/office/drawing/2010/main" val="0"/>
@@ -1389,7 +1415,7 @@
                               </w:rPr>
                               <w:t xml:space="preserve"> </w:t>
                             </w:r>
-                            <w:hyperlink r:id="rId14" w:history="1">
+                            <w:hyperlink r:id="rId12" w:history="1">
                               <w:r>
                                 <w:rPr>
                                   <w:rStyle w:val="Lienhypertexte"/>
@@ -1432,7 +1458,7 @@
                               </w:rPr>
                               <w:t xml:space="preserve"> </w:t>
                             </w:r>
-                            <w:hyperlink r:id="rId15" w:history="1">
+                            <w:hyperlink r:id="rId13" w:history="1">
                               <w:r>
                                 <w:rPr>
                                   <w:rStyle w:val="Lienhypertexte"/>
@@ -1508,7 +1534,7 @@
                                     <pic:cNvPicPr/>
                                   </pic:nvPicPr>
                                   <pic:blipFill>
-                                    <a:blip r:embed="rId13">
+                                    <a:blip r:embed="rId11">
                                       <a:extLst>
                                         <a:ext uri="{28A0092B-C50C-407E-A947-70E740481C1C}">
                                           <a14:useLocalDpi xmlns:a14="http://schemas.microsoft.com/office/drawing/2010/main" val="0"/>
@@ -1700,7 +1726,7 @@
                         </w:rPr>
                         <w:t xml:space="preserve"> </w:t>
                       </w:r>
-                      <w:hyperlink r:id="rId16" w:history="1">
+                      <w:hyperlink r:id="rId14" w:history="1">
                         <w:r>
                           <w:rPr>
                             <w:rStyle w:val="Lienhypertexte"/>
@@ -1743,7 +1769,7 @@
                         </w:rPr>
                         <w:t xml:space="preserve"> </w:t>
                       </w:r>
-                      <w:hyperlink r:id="rId17" w:history="1">
+                      <w:hyperlink r:id="rId15" w:history="1">
                         <w:r>
                           <w:rPr>
                             <w:rStyle w:val="Lienhypertexte"/>
@@ -2526,13 +2552,13 @@
                               <w:rPr>
                                 <w:szCs w:val="24"/>
                               </w:rPr>
-                              <w:t> : 202</w:t>
+                              <w:t xml:space="preserve"> : </w:t>
                             </w:r>
                             <w:r>
                               <w:rPr>
                                 <w:szCs w:val="24"/>
                               </w:rPr>
-                              <w:t>5</w:t>
+                              <w:t>2026</w:t>
                             </w:r>
                             <w:r>
                               <w:rPr>
@@ -2722,13 +2748,13 @@
                         <w:rPr>
                           <w:szCs w:val="24"/>
                         </w:rPr>
-                        <w:t> : 202</w:t>
+                        <w:t xml:space="preserve"> : </w:t>
                       </w:r>
                       <w:r>
                         <w:rPr>
                           <w:szCs w:val="24"/>
                         </w:rPr>
-                        <w:t>5</w:t>
+                        <w:t>2026</w:t>
                       </w:r>
                       <w:r>
                         <w:rPr>
@@ -3466,7 +3492,7 @@
         <w:spacing w:before="0"/>
         <w:ind w:left="360"/>
         <w:sectPr>
-          <w:footerReference w:type="default" r:id="rId18"/>
+          <w:footerReference w:type="default" r:id="rId16"/>
           <w:pgSz w:w="11906" w:h="16838" w:code="9"/>
           <w:pgMar w:top="1418" w:right="1418" w:bottom="1418" w:left="1418" w:header="720" w:footer="720" w:gutter="0"/>
           <w:pgNumType w:fmt="upperRoman" w:start="1"/>
@@ -4520,7 +4546,7 @@
                     <pic:cNvPicPr/>
                   </pic:nvPicPr>
                   <pic:blipFill>
-                    <a:blip r:embed="rId19" cstate="print">
+                    <a:blip r:embed="rId17" cstate="print">
                       <a:extLst>
                         <a:ext uri="{28A0092B-C50C-407E-A947-70E740481C1C}">
                           <a14:useLocalDpi xmlns:a14="http://schemas.microsoft.com/office/drawing/2010/main" val="0"/>
@@ -5131,7 +5157,7 @@
                     <pic:cNvPicPr/>
                   </pic:nvPicPr>
                   <pic:blipFill>
-                    <a:blip r:embed="rId20"/>
+                    <a:blip r:embed="rId18"/>
                     <a:stretch>
                       <a:fillRect/>
                     </a:stretch>
@@ -7138,14 +7164,1489 @@
     </w:p>
     <w:p>
       <w:pPr>
+        <w:pStyle w:val="Titre5"/>
+        <w:rPr>
+          <w:lang w:val="fr-TG"/>
+        </w:rPr>
+      </w:pPr>
+      <w:r>
+        <w:rPr>
+          <w:lang w:val="fr-TG"/>
+        </w:rPr>
+        <w:lastRenderedPageBreak/>
+        <w:t>Planning prévisionnel de réalisation</w:t>
+      </w:r>
+    </w:p>
+    <w:tbl>
+      <w:tblPr>
+        <w:tblStyle w:val="Tableausimple1"/>
+        <w:tblW w:w="9209" w:type="dxa"/>
+        <w:tblLook w:val="04A0" w:firstRow="1" w:lastRow="0" w:firstColumn="1" w:lastColumn="0" w:noHBand="0" w:noVBand="1"/>
+      </w:tblPr>
+      <w:tblGrid>
+        <w:gridCol w:w="1045"/>
+        <w:gridCol w:w="2926"/>
+        <w:gridCol w:w="1777"/>
+        <w:gridCol w:w="1802"/>
+        <w:gridCol w:w="1659"/>
+      </w:tblGrid>
+      <w:tr>
+        <w:trPr>
+          <w:cnfStyle w:val="100000000000" w:firstRow="1" w:lastRow="0" w:firstColumn="0" w:lastColumn="0" w:oddVBand="0" w:evenVBand="0" w:oddHBand="0" w:evenHBand="0" w:firstRowFirstColumn="0" w:firstRowLastColumn="0" w:lastRowFirstColumn="0" w:lastRowLastColumn="0"/>
+        </w:trPr>
+        <w:tc>
+          <w:tcPr>
+            <w:cnfStyle w:val="001000000000" w:firstRow="0" w:lastRow="0" w:firstColumn="1" w:lastColumn="0" w:oddVBand="0" w:evenVBand="0" w:oddHBand="0" w:evenHBand="0" w:firstRowFirstColumn="0" w:firstRowLastColumn="0" w:lastRowFirstColumn="0" w:lastRowLastColumn="0"/>
+            <w:tcW w:w="1045" w:type="dxa"/>
+          </w:tcPr>
+          <w:p>
+            <w:pPr>
+              <w:rPr>
+                <w:lang w:val="fr-TG"/>
+              </w:rPr>
+            </w:pPr>
+            <w:r>
+              <w:rPr>
+                <w:spacing w:val="-2"/>
+              </w:rPr>
+              <w:t>Numéro</w:t>
+            </w:r>
+          </w:p>
+        </w:tc>
+        <w:tc>
+          <w:tcPr>
+            <w:tcW w:w="2926" w:type="dxa"/>
+          </w:tcPr>
+          <w:p>
+            <w:pPr>
+              <w:cnfStyle w:val="100000000000" w:firstRow="1" w:lastRow="0" w:firstColumn="0" w:lastColumn="0" w:oddVBand="0" w:evenVBand="0" w:oddHBand="0" w:evenHBand="0" w:firstRowFirstColumn="0" w:firstRowLastColumn="0" w:lastRowFirstColumn="0" w:lastRowLastColumn="0"/>
+              <w:rPr>
+                <w:lang w:val="fr-TG"/>
+              </w:rPr>
+            </w:pPr>
+            <w:r>
+              <w:rPr>
+                <w:spacing w:val="-2"/>
+              </w:rPr>
+              <w:t>Tâches</w:t>
+            </w:r>
+          </w:p>
+        </w:tc>
+        <w:tc>
+          <w:tcPr>
+            <w:tcW w:w="1777" w:type="dxa"/>
+          </w:tcPr>
+          <w:p>
+            <w:pPr>
+              <w:cnfStyle w:val="100000000000" w:firstRow="1" w:lastRow="0" w:firstColumn="0" w:lastColumn="0" w:oddVBand="0" w:evenVBand="0" w:oddHBand="0" w:evenHBand="0" w:firstRowFirstColumn="0" w:firstRowLastColumn="0" w:lastRowFirstColumn="0" w:lastRowLastColumn="0"/>
+              <w:rPr>
+                <w:lang w:val="fr-TG"/>
+              </w:rPr>
+            </w:pPr>
+            <w:r>
+              <w:rPr>
+                <w:spacing w:val="-2"/>
+              </w:rPr>
+              <w:t>Date</w:t>
+            </w:r>
+            <w:r>
+              <w:rPr>
+                <w:spacing w:val="-19"/>
+              </w:rPr>
+              <w:t xml:space="preserve"> </w:t>
+            </w:r>
+            <w:r>
+              <w:rPr>
+                <w:spacing w:val="-2"/>
+              </w:rPr>
+              <w:t>de</w:t>
+            </w:r>
+            <w:r>
+              <w:rPr>
+                <w:spacing w:val="-19"/>
+              </w:rPr>
+              <w:t xml:space="preserve"> </w:t>
+            </w:r>
+            <w:r>
+              <w:rPr>
+                <w:spacing w:val="-4"/>
+              </w:rPr>
+              <w:t>début</w:t>
+            </w:r>
+          </w:p>
+        </w:tc>
+        <w:tc>
+          <w:tcPr>
+            <w:tcW w:w="1802" w:type="dxa"/>
+          </w:tcPr>
+          <w:p>
+            <w:pPr>
+              <w:cnfStyle w:val="100000000000" w:firstRow="1" w:lastRow="0" w:firstColumn="0" w:lastColumn="0" w:oddVBand="0" w:evenVBand="0" w:oddHBand="0" w:evenHBand="0" w:firstRowFirstColumn="0" w:firstRowLastColumn="0" w:lastRowFirstColumn="0" w:lastRowLastColumn="0"/>
+              <w:rPr>
+                <w:lang w:val="fr-TG"/>
+              </w:rPr>
+            </w:pPr>
+            <w:r>
+              <w:rPr>
+                <w:spacing w:val="-2"/>
+              </w:rPr>
+              <w:t>Date</w:t>
+            </w:r>
+            <w:r>
+              <w:rPr>
+                <w:spacing w:val="-19"/>
+              </w:rPr>
+              <w:t xml:space="preserve"> </w:t>
+            </w:r>
+            <w:r>
+              <w:rPr>
+                <w:spacing w:val="-2"/>
+              </w:rPr>
+              <w:t>de</w:t>
+            </w:r>
+            <w:r>
+              <w:rPr>
+                <w:spacing w:val="-19"/>
+              </w:rPr>
+              <w:t xml:space="preserve"> </w:t>
+            </w:r>
+            <w:r>
+              <w:rPr>
+                <w:spacing w:val="-5"/>
+              </w:rPr>
+              <w:t>fin</w:t>
+            </w:r>
+          </w:p>
+        </w:tc>
+        <w:tc>
+          <w:tcPr>
+            <w:tcW w:w="1659" w:type="dxa"/>
+          </w:tcPr>
+          <w:p>
+            <w:pPr>
+              <w:cnfStyle w:val="100000000000" w:firstRow="1" w:lastRow="0" w:firstColumn="0" w:lastColumn="0" w:oddVBand="0" w:evenVBand="0" w:oddHBand="0" w:evenHBand="0" w:firstRowFirstColumn="0" w:firstRowLastColumn="0" w:lastRowFirstColumn="0" w:lastRowLastColumn="0"/>
+              <w:rPr>
+                <w:lang w:val="fr-TG"/>
+              </w:rPr>
+            </w:pPr>
+            <w:r>
+              <w:rPr>
+                <w:spacing w:val="-5"/>
+              </w:rPr>
+              <w:t>Durée</w:t>
+            </w:r>
+            <w:r>
+              <w:rPr>
+                <w:spacing w:val="-13"/>
+              </w:rPr>
+              <w:t xml:space="preserve"> </w:t>
+            </w:r>
+            <w:r>
+              <w:rPr>
+                <w:spacing w:val="-2"/>
+              </w:rPr>
+              <w:t>(</w:t>
+            </w:r>
+            <w:r>
+              <w:rPr>
+                <w:bCs w:val="0"/>
+                <w:spacing w:val="-2"/>
+              </w:rPr>
+              <w:t>En</w:t>
+            </w:r>
+            <w:r>
+              <w:rPr>
+                <w:b w:val="0"/>
+                <w:spacing w:val="-2"/>
+              </w:rPr>
+              <w:t xml:space="preserve"> </w:t>
+            </w:r>
+            <w:r>
+              <w:rPr>
+                <w:spacing w:val="-2"/>
+              </w:rPr>
+              <w:t>jours)</w:t>
+            </w:r>
+          </w:p>
+        </w:tc>
+      </w:tr>
+      <w:tr>
+        <w:trPr>
+          <w:cnfStyle w:val="000000100000" w:firstRow="0" w:lastRow="0" w:firstColumn="0" w:lastColumn="0" w:oddVBand="0" w:evenVBand="0" w:oddHBand="1" w:evenHBand="0" w:firstRowFirstColumn="0" w:firstRowLastColumn="0" w:lastRowFirstColumn="0" w:lastRowLastColumn="0"/>
+        </w:trPr>
+        <w:tc>
+          <w:tcPr>
+            <w:cnfStyle w:val="001000000000" w:firstRow="0" w:lastRow="0" w:firstColumn="1" w:lastColumn="0" w:oddVBand="0" w:evenVBand="0" w:oddHBand="0" w:evenHBand="0" w:firstRowFirstColumn="0" w:firstRowLastColumn="0" w:lastRowFirstColumn="0" w:lastRowLastColumn="0"/>
+            <w:tcW w:w="1045" w:type="dxa"/>
+          </w:tcPr>
+          <w:p>
+            <w:pPr>
+              <w:rPr>
+                <w:lang w:val="fr-TG"/>
+              </w:rPr>
+            </w:pPr>
+            <w:r>
+              <w:rPr>
+                <w:spacing w:val="-10"/>
+              </w:rPr>
+              <w:t>1</w:t>
+            </w:r>
+          </w:p>
+        </w:tc>
+        <w:tc>
+          <w:tcPr>
+            <w:tcW w:w="2926" w:type="dxa"/>
+          </w:tcPr>
+          <w:p>
+            <w:pPr>
+              <w:cnfStyle w:val="000000100000" w:firstRow="0" w:lastRow="0" w:firstColumn="0" w:lastColumn="0" w:oddVBand="0" w:evenVBand="0" w:oddHBand="1" w:evenHBand="0" w:firstRowFirstColumn="0" w:firstRowLastColumn="0" w:lastRowFirstColumn="0" w:lastRowLastColumn="0"/>
+              <w:rPr>
+                <w:lang w:val="fr-TG"/>
+              </w:rPr>
+            </w:pPr>
+            <w:r>
+              <w:rPr>
+                <w:spacing w:val="-2"/>
+              </w:rPr>
+              <w:t>Insertion</w:t>
+            </w:r>
+            <w:r>
+              <w:rPr>
+                <w:spacing w:val="-2"/>
+              </w:rPr>
+              <w:t xml:space="preserve"> dans l’entreprise</w:t>
+            </w:r>
+          </w:p>
+        </w:tc>
+        <w:tc>
+          <w:tcPr>
+            <w:tcW w:w="1777" w:type="dxa"/>
+          </w:tcPr>
+          <w:p>
+            <w:pPr>
+              <w:cnfStyle w:val="000000100000" w:firstRow="0" w:lastRow="0" w:firstColumn="0" w:lastColumn="0" w:oddVBand="0" w:evenVBand="0" w:oddHBand="1" w:evenHBand="0" w:firstRowFirstColumn="0" w:firstRowLastColumn="0" w:lastRowFirstColumn="0" w:lastRowLastColumn="0"/>
+              <w:rPr>
+                <w:lang w:val="fr-TG"/>
+              </w:rPr>
+            </w:pPr>
+            <w:r>
+              <w:rPr>
+                <w:w w:val="90"/>
+              </w:rPr>
+              <w:t>2</w:t>
+            </w:r>
+            <w:r>
+              <w:rPr>
+                <w:w w:val="90"/>
+              </w:rPr>
+              <w:t>2</w:t>
+            </w:r>
+            <w:r>
+              <w:rPr>
+                <w:spacing w:val="-2"/>
+                <w:w w:val="90"/>
+              </w:rPr>
+              <w:t xml:space="preserve"> </w:t>
+            </w:r>
+            <w:r>
+              <w:rPr>
+                <w:w w:val="90"/>
+              </w:rPr>
+              <w:t>juin</w:t>
+            </w:r>
+            <w:r>
+              <w:rPr>
+                <w:spacing w:val="-5"/>
+                <w:w w:val="90"/>
+              </w:rPr>
+              <w:t xml:space="preserve"> </w:t>
+            </w:r>
+            <w:r>
+              <w:rPr>
+                <w:spacing w:val="-4"/>
+                <w:w w:val="90"/>
+              </w:rPr>
+              <w:t>2026</w:t>
+            </w:r>
+          </w:p>
+        </w:tc>
+        <w:tc>
+          <w:tcPr>
+            <w:tcW w:w="1802" w:type="dxa"/>
+          </w:tcPr>
+          <w:p>
+            <w:pPr>
+              <w:cnfStyle w:val="000000100000" w:firstRow="0" w:lastRow="0" w:firstColumn="0" w:lastColumn="0" w:oddVBand="0" w:evenVBand="0" w:oddHBand="1" w:evenHBand="0" w:firstRowFirstColumn="0" w:firstRowLastColumn="0" w:lastRowFirstColumn="0" w:lastRowLastColumn="0"/>
+              <w:rPr>
+                <w:lang w:val="fr-TG"/>
+              </w:rPr>
+            </w:pPr>
+            <w:r>
+              <w:rPr>
+                <w:w w:val="90"/>
+              </w:rPr>
+              <w:t>28</w:t>
+            </w:r>
+            <w:r>
+              <w:rPr>
+                <w:spacing w:val="-2"/>
+                <w:w w:val="90"/>
+              </w:rPr>
+              <w:t xml:space="preserve"> </w:t>
+            </w:r>
+            <w:r>
+              <w:rPr>
+                <w:w w:val="90"/>
+              </w:rPr>
+              <w:t>juin</w:t>
+            </w:r>
+            <w:r>
+              <w:rPr>
+                <w:spacing w:val="-6"/>
+                <w:w w:val="90"/>
+              </w:rPr>
+              <w:t xml:space="preserve"> </w:t>
+            </w:r>
+            <w:r>
+              <w:rPr>
+                <w:spacing w:val="-4"/>
+                <w:w w:val="90"/>
+              </w:rPr>
+              <w:t>2026</w:t>
+            </w:r>
+          </w:p>
+        </w:tc>
+        <w:tc>
+          <w:tcPr>
+            <w:tcW w:w="1659" w:type="dxa"/>
+          </w:tcPr>
+          <w:p>
+            <w:pPr>
+              <w:cnfStyle w:val="000000100000" w:firstRow="0" w:lastRow="0" w:firstColumn="0" w:lastColumn="0" w:oddVBand="0" w:evenVBand="0" w:oddHBand="1" w:evenHBand="0" w:firstRowFirstColumn="0" w:firstRowLastColumn="0" w:lastRowFirstColumn="0" w:lastRowLastColumn="0"/>
+              <w:rPr>
+                <w:lang w:val="fr-TG"/>
+              </w:rPr>
+            </w:pPr>
+            <w:r>
+              <w:t>7</w:t>
+            </w:r>
+          </w:p>
+        </w:tc>
+      </w:tr>
+      <w:tr>
+        <w:tc>
+          <w:tcPr>
+            <w:cnfStyle w:val="001000000000" w:firstRow="0" w:lastRow="0" w:firstColumn="1" w:lastColumn="0" w:oddVBand="0" w:evenVBand="0" w:oddHBand="0" w:evenHBand="0" w:firstRowFirstColumn="0" w:firstRowLastColumn="0" w:lastRowFirstColumn="0" w:lastRowLastColumn="0"/>
+            <w:tcW w:w="1045" w:type="dxa"/>
+          </w:tcPr>
+          <w:p>
+            <w:pPr>
+              <w:rPr>
+                <w:lang w:val="fr-TG"/>
+              </w:rPr>
+            </w:pPr>
+            <w:r>
+              <w:rPr>
+                <w:spacing w:val="-10"/>
+              </w:rPr>
+              <w:t>2</w:t>
+            </w:r>
+          </w:p>
+        </w:tc>
+        <w:tc>
+          <w:tcPr>
+            <w:tcW w:w="2926" w:type="dxa"/>
+          </w:tcPr>
+          <w:p>
+            <w:pPr>
+              <w:cnfStyle w:val="000000000000" w:firstRow="0" w:lastRow="0" w:firstColumn="0" w:lastColumn="0" w:oddVBand="0" w:evenVBand="0" w:oddHBand="0" w:evenHBand="0" w:firstRowFirstColumn="0" w:firstRowLastColumn="0" w:lastRowFirstColumn="0" w:lastRowLastColumn="0"/>
+              <w:rPr>
+                <w:lang w:val="fr-TG"/>
+              </w:rPr>
+            </w:pPr>
+            <w:r>
+              <w:rPr>
+                <w:spacing w:val="-4"/>
+              </w:rPr>
+              <w:t>Choix</w:t>
+            </w:r>
+            <w:r>
+              <w:rPr>
+                <w:spacing w:val="-4"/>
+              </w:rPr>
+              <w:t xml:space="preserve">, </w:t>
+            </w:r>
+            <w:r>
+              <w:rPr>
+                <w:spacing w:val="-4"/>
+              </w:rPr>
+              <w:t>étude</w:t>
+            </w:r>
+            <w:r>
+              <w:rPr>
+                <w:spacing w:val="-24"/>
+              </w:rPr>
+              <w:t xml:space="preserve"> </w:t>
+            </w:r>
+            <w:r>
+              <w:rPr>
+                <w:spacing w:val="-4"/>
+              </w:rPr>
+              <w:t>du</w:t>
+            </w:r>
+            <w:r>
+              <w:rPr>
+                <w:spacing w:val="-20"/>
+              </w:rPr>
+              <w:t xml:space="preserve"> </w:t>
+            </w:r>
+            <w:r>
+              <w:rPr>
+                <w:spacing w:val="-4"/>
+              </w:rPr>
+              <w:t>thème</w:t>
+            </w:r>
+            <w:r>
+              <w:rPr>
+                <w:spacing w:val="-4"/>
+              </w:rPr>
+              <w:t xml:space="preserve"> et élaboration du cahier des charges</w:t>
+            </w:r>
+          </w:p>
+        </w:tc>
+        <w:tc>
+          <w:tcPr>
+            <w:tcW w:w="1777" w:type="dxa"/>
+          </w:tcPr>
+          <w:p>
+            <w:pPr>
+              <w:cnfStyle w:val="000000000000" w:firstRow="0" w:lastRow="0" w:firstColumn="0" w:lastColumn="0" w:oddVBand="0" w:evenVBand="0" w:oddHBand="0" w:evenHBand="0" w:firstRowFirstColumn="0" w:firstRowLastColumn="0" w:lastRowFirstColumn="0" w:lastRowLastColumn="0"/>
+              <w:rPr>
+                <w:lang w:val="fr-TG"/>
+              </w:rPr>
+            </w:pPr>
+            <w:r>
+              <w:rPr>
+                <w:w w:val="90"/>
+              </w:rPr>
+              <w:t>2</w:t>
+            </w:r>
+            <w:r>
+              <w:rPr>
+                <w:w w:val="90"/>
+              </w:rPr>
+              <w:t>9</w:t>
+            </w:r>
+            <w:r>
+              <w:rPr>
+                <w:spacing w:val="-2"/>
+                <w:w w:val="90"/>
+              </w:rPr>
+              <w:t xml:space="preserve"> </w:t>
+            </w:r>
+            <w:r>
+              <w:rPr>
+                <w:w w:val="90"/>
+              </w:rPr>
+              <w:t>juin</w:t>
+            </w:r>
+            <w:r>
+              <w:rPr>
+                <w:spacing w:val="-6"/>
+                <w:w w:val="90"/>
+              </w:rPr>
+              <w:t xml:space="preserve"> </w:t>
+            </w:r>
+            <w:r>
+              <w:rPr>
+                <w:spacing w:val="-4"/>
+                <w:w w:val="90"/>
+              </w:rPr>
+              <w:t>2026</w:t>
+            </w:r>
+          </w:p>
+        </w:tc>
+        <w:tc>
+          <w:tcPr>
+            <w:tcW w:w="1802" w:type="dxa"/>
+          </w:tcPr>
+          <w:p>
+            <w:pPr>
+              <w:cnfStyle w:val="000000000000" w:firstRow="0" w:lastRow="0" w:firstColumn="0" w:lastColumn="0" w:oddVBand="0" w:evenVBand="0" w:oddHBand="0" w:evenHBand="0" w:firstRowFirstColumn="0" w:firstRowLastColumn="0" w:lastRowFirstColumn="0" w:lastRowLastColumn="0"/>
+              <w:rPr>
+                <w:lang w:val="fr-TG"/>
+              </w:rPr>
+            </w:pPr>
+            <w:r>
+              <w:rPr>
+                <w:spacing w:val="-2"/>
+                <w:w w:val="90"/>
+              </w:rPr>
+              <w:t>09</w:t>
+            </w:r>
+            <w:r>
+              <w:rPr>
+                <w:spacing w:val="-2"/>
+                <w:w w:val="90"/>
+              </w:rPr>
+              <w:t xml:space="preserve"> </w:t>
+            </w:r>
+            <w:r>
+              <w:rPr>
+                <w:w w:val="90"/>
+              </w:rPr>
+              <w:t>jui</w:t>
+            </w:r>
+            <w:r>
+              <w:rPr>
+                <w:w w:val="90"/>
+              </w:rPr>
+              <w:t>llet</w:t>
+            </w:r>
+            <w:r>
+              <w:rPr>
+                <w:spacing w:val="-6"/>
+                <w:w w:val="90"/>
+              </w:rPr>
+              <w:t xml:space="preserve"> </w:t>
+            </w:r>
+            <w:r>
+              <w:rPr>
+                <w:spacing w:val="-4"/>
+                <w:w w:val="90"/>
+              </w:rPr>
+              <w:t>2026</w:t>
+            </w:r>
+          </w:p>
+        </w:tc>
+        <w:tc>
+          <w:tcPr>
+            <w:tcW w:w="1659" w:type="dxa"/>
+          </w:tcPr>
+          <w:p>
+            <w:pPr>
+              <w:cnfStyle w:val="000000000000" w:firstRow="0" w:lastRow="0" w:firstColumn="0" w:lastColumn="0" w:oddVBand="0" w:evenVBand="0" w:oddHBand="0" w:evenHBand="0" w:firstRowFirstColumn="0" w:firstRowLastColumn="0" w:lastRowFirstColumn="0" w:lastRowLastColumn="0"/>
+              <w:rPr>
+                <w:lang w:val="fr-TG"/>
+              </w:rPr>
+            </w:pPr>
+            <w:r>
+              <w:t>11</w:t>
+            </w:r>
+          </w:p>
+        </w:tc>
+      </w:tr>
+      <w:tr>
+        <w:trPr>
+          <w:cnfStyle w:val="000000100000" w:firstRow="0" w:lastRow="0" w:firstColumn="0" w:lastColumn="0" w:oddVBand="0" w:evenVBand="0" w:oddHBand="1" w:evenHBand="0" w:firstRowFirstColumn="0" w:firstRowLastColumn="0" w:lastRowFirstColumn="0" w:lastRowLastColumn="0"/>
+        </w:trPr>
+        <w:tc>
+          <w:tcPr>
+            <w:cnfStyle w:val="001000000000" w:firstRow="0" w:lastRow="0" w:firstColumn="1" w:lastColumn="0" w:oddVBand="0" w:evenVBand="0" w:oddHBand="0" w:evenHBand="0" w:firstRowFirstColumn="0" w:firstRowLastColumn="0" w:lastRowFirstColumn="0" w:lastRowLastColumn="0"/>
+            <w:tcW w:w="1045" w:type="dxa"/>
+          </w:tcPr>
+          <w:p>
+            <w:pPr>
+              <w:rPr>
+                <w:lang w:val="fr-TG"/>
+              </w:rPr>
+            </w:pPr>
+            <w:r>
+              <w:rPr>
+                <w:spacing w:val="-10"/>
+              </w:rPr>
+              <w:t>3</w:t>
+            </w:r>
+          </w:p>
+        </w:tc>
+        <w:tc>
+          <w:tcPr>
+            <w:tcW w:w="2926" w:type="dxa"/>
+          </w:tcPr>
+          <w:p>
+            <w:pPr>
+              <w:pStyle w:val="TableParagraph"/>
+              <w:spacing w:line="278" w:lineRule="exact"/>
+              <w:ind w:left="0"/>
+              <w:cnfStyle w:val="000000100000" w:firstRow="0" w:lastRow="0" w:firstColumn="0" w:lastColumn="0" w:oddVBand="0" w:evenVBand="0" w:oddHBand="1" w:evenHBand="0" w:firstRowFirstColumn="0" w:firstRowLastColumn="0" w:lastRowFirstColumn="0" w:lastRowLastColumn="0"/>
+              <w:rPr>
+                <w:rFonts w:ascii="Times New Roman" w:hAnsi="Times New Roman" w:cs="Times New Roman"/>
+                <w:sz w:val="24"/>
+              </w:rPr>
+            </w:pPr>
+            <w:r>
+              <w:rPr>
+                <w:rFonts w:ascii="Times New Roman" w:hAnsi="Times New Roman" w:cs="Times New Roman"/>
+                <w:sz w:val="24"/>
+              </w:rPr>
+              <w:t>Rédaction du rapport de stage</w:t>
+            </w:r>
+          </w:p>
+        </w:tc>
+        <w:tc>
+          <w:tcPr>
+            <w:tcW w:w="1777" w:type="dxa"/>
+          </w:tcPr>
+          <w:p>
+            <w:pPr>
+              <w:cnfStyle w:val="000000100000" w:firstRow="0" w:lastRow="0" w:firstColumn="0" w:lastColumn="0" w:oddVBand="0" w:evenVBand="0" w:oddHBand="1" w:evenHBand="0" w:firstRowFirstColumn="0" w:firstRowLastColumn="0" w:lastRowFirstColumn="0" w:lastRowLastColumn="0"/>
+              <w:rPr>
+                <w:lang w:val="fr-TG"/>
+              </w:rPr>
+            </w:pPr>
+            <w:r>
+              <w:rPr>
+                <w:spacing w:val="-2"/>
+                <w:w w:val="90"/>
+              </w:rPr>
+              <w:t>09</w:t>
+            </w:r>
+            <w:r>
+              <w:rPr>
+                <w:spacing w:val="-2"/>
+                <w:w w:val="90"/>
+              </w:rPr>
+              <w:t xml:space="preserve"> </w:t>
+            </w:r>
+            <w:r>
+              <w:rPr>
+                <w:w w:val="90"/>
+              </w:rPr>
+              <w:t xml:space="preserve">juillet </w:t>
+            </w:r>
+            <w:r>
+              <w:rPr>
+                <w:spacing w:val="-4"/>
+                <w:w w:val="90"/>
+              </w:rPr>
+              <w:t>2026</w:t>
+            </w:r>
+          </w:p>
+        </w:tc>
+        <w:tc>
+          <w:tcPr>
+            <w:tcW w:w="1802" w:type="dxa"/>
+          </w:tcPr>
+          <w:p>
+            <w:pPr>
+              <w:cnfStyle w:val="000000100000" w:firstRow="0" w:lastRow="0" w:firstColumn="0" w:lastColumn="0" w:oddVBand="0" w:evenVBand="0" w:oddHBand="1" w:evenHBand="0" w:firstRowFirstColumn="0" w:firstRowLastColumn="0" w:lastRowFirstColumn="0" w:lastRowLastColumn="0"/>
+              <w:rPr>
+                <w:lang w:val="fr-TG"/>
+              </w:rPr>
+            </w:pPr>
+            <w:r>
+              <w:rPr>
+                <w:spacing w:val="-16"/>
+              </w:rPr>
+              <w:t xml:space="preserve"> </w:t>
+            </w:r>
+            <w:r>
+              <w:rPr>
+                <w:spacing w:val="-16"/>
+              </w:rPr>
+              <w:t xml:space="preserve">19 </w:t>
+            </w:r>
+            <w:r>
+              <w:rPr>
+                <w:spacing w:val="-4"/>
+              </w:rPr>
+              <w:t>août</w:t>
+            </w:r>
+            <w:r>
+              <w:rPr>
+                <w:spacing w:val="-20"/>
+              </w:rPr>
+              <w:t xml:space="preserve"> </w:t>
+            </w:r>
+            <w:r>
+              <w:rPr>
+                <w:spacing w:val="-4"/>
+              </w:rPr>
+              <w:t>2026</w:t>
+            </w:r>
+          </w:p>
+        </w:tc>
+        <w:tc>
+          <w:tcPr>
+            <w:tcW w:w="1659" w:type="dxa"/>
+          </w:tcPr>
+          <w:p>
+            <w:pPr>
+              <w:cnfStyle w:val="000000100000" w:firstRow="0" w:lastRow="0" w:firstColumn="0" w:lastColumn="0" w:oddVBand="0" w:evenVBand="0" w:oddHBand="1" w:evenHBand="0" w:firstRowFirstColumn="0" w:firstRowLastColumn="0" w:lastRowFirstColumn="0" w:lastRowLastColumn="0"/>
+              <w:rPr>
+                <w:lang w:val="fr-TG"/>
+              </w:rPr>
+            </w:pPr>
+            <w:r>
+              <w:rPr>
+                <w:lang w:val="fr-TG"/>
+              </w:rPr>
+              <w:t>42</w:t>
+            </w:r>
+          </w:p>
+        </w:tc>
+      </w:tr>
+      <w:tr>
+        <w:trPr>
+          <w:trHeight w:val="876"/>
+        </w:trPr>
+        <w:tc>
+          <w:tcPr>
+            <w:cnfStyle w:val="001000000000" w:firstRow="0" w:lastRow="0" w:firstColumn="1" w:lastColumn="0" w:oddVBand="0" w:evenVBand="0" w:oddHBand="0" w:evenHBand="0" w:firstRowFirstColumn="0" w:firstRowLastColumn="0" w:lastRowFirstColumn="0" w:lastRowLastColumn="0"/>
+            <w:tcW w:w="1045" w:type="dxa"/>
+          </w:tcPr>
+          <w:p>
+            <w:pPr>
+              <w:rPr>
+                <w:lang w:val="fr-TG"/>
+              </w:rPr>
+            </w:pPr>
+            <w:r>
+              <w:rPr>
+                <w:spacing w:val="-10"/>
+              </w:rPr>
+              <w:t>4</w:t>
+            </w:r>
+          </w:p>
+        </w:tc>
+        <w:tc>
+          <w:tcPr>
+            <w:tcW w:w="2926" w:type="dxa"/>
+          </w:tcPr>
+          <w:p>
+            <w:pPr>
+              <w:pStyle w:val="TableParagraph"/>
+              <w:tabs>
+                <w:tab w:val="left" w:pos="2544"/>
+              </w:tabs>
+              <w:spacing w:line="278" w:lineRule="exact"/>
+              <w:ind w:left="0"/>
+              <w:cnfStyle w:val="000000000000" w:firstRow="0" w:lastRow="0" w:firstColumn="0" w:lastColumn="0" w:oddVBand="0" w:evenVBand="0" w:oddHBand="0" w:evenHBand="0" w:firstRowFirstColumn="0" w:firstRowLastColumn="0" w:lastRowFirstColumn="0" w:lastRowLastColumn="0"/>
+              <w:rPr>
+                <w:rFonts w:ascii="Times New Roman" w:hAnsi="Times New Roman" w:cs="Times New Roman"/>
+                <w:sz w:val="24"/>
+                <w:szCs w:val="24"/>
+                <w:lang w:val="fr-TG"/>
+              </w:rPr>
+            </w:pPr>
+            <w:r>
+              <w:rPr>
+                <w:rFonts w:ascii="Times New Roman" w:hAnsi="Times New Roman" w:cs="Times New Roman"/>
+                <w:sz w:val="24"/>
+                <w:szCs w:val="24"/>
+              </w:rPr>
+              <w:t>Apprentissage des nouvelles technologies</w:t>
+            </w:r>
+          </w:p>
+        </w:tc>
+        <w:tc>
+          <w:tcPr>
+            <w:tcW w:w="1777" w:type="dxa"/>
+          </w:tcPr>
+          <w:p>
+            <w:pPr>
+              <w:cnfStyle w:val="000000000000" w:firstRow="0" w:lastRow="0" w:firstColumn="0" w:lastColumn="0" w:oddVBand="0" w:evenVBand="0" w:oddHBand="0" w:evenHBand="0" w:firstRowFirstColumn="0" w:firstRowLastColumn="0" w:lastRowFirstColumn="0" w:lastRowLastColumn="0"/>
+              <w:rPr>
+                <w:lang w:val="fr-TG"/>
+              </w:rPr>
+            </w:pPr>
+            <w:r>
+              <w:rPr>
+                <w:spacing w:val="-2"/>
+                <w:w w:val="90"/>
+              </w:rPr>
+              <w:t>10</w:t>
+            </w:r>
+            <w:r>
+              <w:rPr>
+                <w:spacing w:val="-2"/>
+                <w:w w:val="90"/>
+              </w:rPr>
+              <w:t xml:space="preserve"> </w:t>
+            </w:r>
+            <w:r>
+              <w:rPr>
+                <w:w w:val="90"/>
+              </w:rPr>
+              <w:t>ju</w:t>
+            </w:r>
+            <w:r>
+              <w:rPr>
+                <w:w w:val="90"/>
+              </w:rPr>
+              <w:t>illet</w:t>
+            </w:r>
+            <w:r>
+              <w:rPr>
+                <w:spacing w:val="-6"/>
+                <w:w w:val="90"/>
+              </w:rPr>
+              <w:t xml:space="preserve"> </w:t>
+            </w:r>
+            <w:r>
+              <w:rPr>
+                <w:spacing w:val="-4"/>
+                <w:w w:val="90"/>
+              </w:rPr>
+              <w:t>2026</w:t>
+            </w:r>
+          </w:p>
+        </w:tc>
+        <w:tc>
+          <w:tcPr>
+            <w:tcW w:w="1802" w:type="dxa"/>
+          </w:tcPr>
+          <w:p>
+            <w:pPr>
+              <w:cnfStyle w:val="000000000000" w:firstRow="0" w:lastRow="0" w:firstColumn="0" w:lastColumn="0" w:oddVBand="0" w:evenVBand="0" w:oddHBand="0" w:evenHBand="0" w:firstRowFirstColumn="0" w:firstRowLastColumn="0" w:lastRowFirstColumn="0" w:lastRowLastColumn="0"/>
+              <w:rPr>
+                <w:lang w:val="fr-TG"/>
+              </w:rPr>
+            </w:pPr>
+            <w:r>
+              <w:rPr>
+                <w:spacing w:val="-11"/>
+              </w:rPr>
+              <w:t>19</w:t>
+            </w:r>
+            <w:r>
+              <w:rPr>
+                <w:spacing w:val="-11"/>
+              </w:rPr>
+              <w:t xml:space="preserve"> </w:t>
+            </w:r>
+            <w:r>
+              <w:rPr>
+                <w:w w:val="85"/>
+              </w:rPr>
+              <w:t>juillet</w:t>
+            </w:r>
+            <w:r>
+              <w:rPr>
+                <w:spacing w:val="-10"/>
+              </w:rPr>
+              <w:t xml:space="preserve"> </w:t>
+            </w:r>
+            <w:r>
+              <w:rPr>
+                <w:spacing w:val="-4"/>
+                <w:w w:val="85"/>
+              </w:rPr>
+              <w:t>2026</w:t>
+            </w:r>
+          </w:p>
+        </w:tc>
+        <w:tc>
+          <w:tcPr>
+            <w:tcW w:w="1659" w:type="dxa"/>
+          </w:tcPr>
+          <w:p>
+            <w:pPr>
+              <w:cnfStyle w:val="000000000000" w:firstRow="0" w:lastRow="0" w:firstColumn="0" w:lastColumn="0" w:oddVBand="0" w:evenVBand="0" w:oddHBand="0" w:evenHBand="0" w:firstRowFirstColumn="0" w:firstRowLastColumn="0" w:lastRowFirstColumn="0" w:lastRowLastColumn="0"/>
+              <w:rPr>
+                <w:lang w:val="fr-TG"/>
+              </w:rPr>
+            </w:pPr>
+            <w:r>
+              <w:t>10</w:t>
+            </w:r>
+          </w:p>
+        </w:tc>
+      </w:tr>
+      <w:tr>
+        <w:trPr>
+          <w:cnfStyle w:val="000000100000" w:firstRow="0" w:lastRow="0" w:firstColumn="0" w:lastColumn="0" w:oddVBand="0" w:evenVBand="0" w:oddHBand="1" w:evenHBand="0" w:firstRowFirstColumn="0" w:firstRowLastColumn="0" w:lastRowFirstColumn="0" w:lastRowLastColumn="0"/>
+        </w:trPr>
+        <w:tc>
+          <w:tcPr>
+            <w:cnfStyle w:val="001000000000" w:firstRow="0" w:lastRow="0" w:firstColumn="1" w:lastColumn="0" w:oddVBand="0" w:evenVBand="0" w:oddHBand="0" w:evenHBand="0" w:firstRowFirstColumn="0" w:firstRowLastColumn="0" w:lastRowFirstColumn="0" w:lastRowLastColumn="0"/>
+            <w:tcW w:w="1045" w:type="dxa"/>
+          </w:tcPr>
+          <w:p>
+            <w:pPr>
+              <w:rPr>
+                <w:lang w:val="fr-TG"/>
+              </w:rPr>
+            </w:pPr>
+            <w:r>
+              <w:rPr>
+                <w:spacing w:val="-10"/>
+              </w:rPr>
+              <w:t>5</w:t>
+            </w:r>
+          </w:p>
+        </w:tc>
+        <w:tc>
+          <w:tcPr>
+            <w:tcW w:w="2926" w:type="dxa"/>
+          </w:tcPr>
+          <w:p>
+            <w:pPr>
+              <w:pStyle w:val="TableParagraph"/>
+              <w:spacing w:line="278" w:lineRule="exact"/>
+              <w:ind w:left="109"/>
+              <w:cnfStyle w:val="000000100000" w:firstRow="0" w:lastRow="0" w:firstColumn="0" w:lastColumn="0" w:oddVBand="0" w:evenVBand="0" w:oddHBand="1" w:evenHBand="0" w:firstRowFirstColumn="0" w:firstRowLastColumn="0" w:lastRowFirstColumn="0" w:lastRowLastColumn="0"/>
+              <w:rPr>
+                <w:rFonts w:ascii="Times New Roman" w:hAnsi="Times New Roman" w:cs="Times New Roman"/>
+                <w:sz w:val="24"/>
+              </w:rPr>
+            </w:pPr>
+            <w:r>
+              <w:rPr>
+                <w:rFonts w:ascii="Times New Roman" w:hAnsi="Times New Roman" w:cs="Times New Roman"/>
+                <w:sz w:val="24"/>
+              </w:rPr>
+              <w:t>Analyses</w:t>
+            </w:r>
+            <w:r>
+              <w:rPr>
+                <w:rFonts w:ascii="Times New Roman" w:hAnsi="Times New Roman" w:cs="Times New Roman"/>
+                <w:spacing w:val="42"/>
+                <w:sz w:val="24"/>
+              </w:rPr>
+              <w:t xml:space="preserve"> </w:t>
+            </w:r>
+            <w:r>
+              <w:rPr>
+                <w:rFonts w:ascii="Times New Roman" w:hAnsi="Times New Roman" w:cs="Times New Roman"/>
+                <w:sz w:val="24"/>
+              </w:rPr>
+              <w:t>et</w:t>
+            </w:r>
+            <w:r>
+              <w:rPr>
+                <w:rFonts w:ascii="Times New Roman" w:hAnsi="Times New Roman" w:cs="Times New Roman"/>
+                <w:spacing w:val="45"/>
+                <w:sz w:val="24"/>
+              </w:rPr>
+              <w:t xml:space="preserve"> </w:t>
+            </w:r>
+            <w:r>
+              <w:rPr>
+                <w:rFonts w:ascii="Times New Roman" w:hAnsi="Times New Roman" w:cs="Times New Roman"/>
+                <w:sz w:val="24"/>
+              </w:rPr>
+              <w:t>conception des diagrammes</w:t>
+            </w:r>
+          </w:p>
+        </w:tc>
+        <w:tc>
+          <w:tcPr>
+            <w:tcW w:w="1777" w:type="dxa"/>
+          </w:tcPr>
+          <w:p>
+            <w:pPr>
+              <w:cnfStyle w:val="000000100000" w:firstRow="0" w:lastRow="0" w:firstColumn="0" w:lastColumn="0" w:oddVBand="0" w:evenVBand="0" w:oddHBand="1" w:evenHBand="0" w:firstRowFirstColumn="0" w:firstRowLastColumn="0" w:lastRowFirstColumn="0" w:lastRowLastColumn="0"/>
+              <w:rPr>
+                <w:lang w:val="fr-TG"/>
+              </w:rPr>
+            </w:pPr>
+            <w:r>
+              <w:rPr>
+                <w:spacing w:val="-11"/>
+              </w:rPr>
+              <w:t>17</w:t>
+            </w:r>
+            <w:r>
+              <w:rPr>
+                <w:spacing w:val="-11"/>
+              </w:rPr>
+              <w:t xml:space="preserve"> </w:t>
+            </w:r>
+            <w:r>
+              <w:rPr>
+                <w:w w:val="85"/>
+              </w:rPr>
+              <w:t>juillet</w:t>
+            </w:r>
+            <w:r>
+              <w:rPr>
+                <w:spacing w:val="-10"/>
+              </w:rPr>
+              <w:t xml:space="preserve"> </w:t>
+            </w:r>
+            <w:r>
+              <w:rPr>
+                <w:spacing w:val="-4"/>
+                <w:w w:val="85"/>
+              </w:rPr>
+              <w:t>2026</w:t>
+            </w:r>
+          </w:p>
+        </w:tc>
+        <w:tc>
+          <w:tcPr>
+            <w:tcW w:w="1802" w:type="dxa"/>
+          </w:tcPr>
+          <w:p>
+            <w:pPr>
+              <w:cnfStyle w:val="000000100000" w:firstRow="0" w:lastRow="0" w:firstColumn="0" w:lastColumn="0" w:oddVBand="0" w:evenVBand="0" w:oddHBand="1" w:evenHBand="0" w:firstRowFirstColumn="0" w:firstRowLastColumn="0" w:lastRowFirstColumn="0" w:lastRowLastColumn="0"/>
+              <w:rPr>
+                <w:lang w:val="fr-TG"/>
+              </w:rPr>
+            </w:pPr>
+            <w:r>
+              <w:rPr>
+                <w:spacing w:val="-11"/>
+              </w:rPr>
+              <w:t>23</w:t>
+            </w:r>
+            <w:r>
+              <w:rPr>
+                <w:spacing w:val="-11"/>
+              </w:rPr>
+              <w:t xml:space="preserve"> </w:t>
+            </w:r>
+            <w:r>
+              <w:rPr>
+                <w:w w:val="85"/>
+              </w:rPr>
+              <w:t>juillet</w:t>
+            </w:r>
+            <w:r>
+              <w:rPr>
+                <w:spacing w:val="-10"/>
+              </w:rPr>
+              <w:t xml:space="preserve"> </w:t>
+            </w:r>
+            <w:r>
+              <w:rPr>
+                <w:spacing w:val="-4"/>
+                <w:w w:val="85"/>
+              </w:rPr>
+              <w:t>2026</w:t>
+            </w:r>
+          </w:p>
+        </w:tc>
+        <w:tc>
+          <w:tcPr>
+            <w:tcW w:w="1659" w:type="dxa"/>
+          </w:tcPr>
+          <w:p>
+            <w:pPr>
+              <w:cnfStyle w:val="000000100000" w:firstRow="0" w:lastRow="0" w:firstColumn="0" w:lastColumn="0" w:oddVBand="0" w:evenVBand="0" w:oddHBand="1" w:evenHBand="0" w:firstRowFirstColumn="0" w:firstRowLastColumn="0" w:lastRowFirstColumn="0" w:lastRowLastColumn="0"/>
+              <w:rPr>
+                <w:lang w:val="fr-TG"/>
+              </w:rPr>
+            </w:pPr>
+            <w:r>
+              <w:t>7</w:t>
+            </w:r>
+          </w:p>
+        </w:tc>
+      </w:tr>
+      <w:tr>
+        <w:trPr>
+          <w:trHeight w:val="872"/>
+        </w:trPr>
+        <w:tc>
+          <w:tcPr>
+            <w:cnfStyle w:val="001000000000" w:firstRow="0" w:lastRow="0" w:firstColumn="1" w:lastColumn="0" w:oddVBand="0" w:evenVBand="0" w:oddHBand="0" w:evenHBand="0" w:firstRowFirstColumn="0" w:firstRowLastColumn="0" w:lastRowFirstColumn="0" w:lastRowLastColumn="0"/>
+            <w:tcW w:w="1045" w:type="dxa"/>
+          </w:tcPr>
+          <w:p>
+            <w:pPr>
+              <w:rPr>
+                <w:b w:val="0"/>
+                <w:spacing w:val="-10"/>
+              </w:rPr>
+            </w:pPr>
+            <w:r>
+              <w:rPr>
+                <w:spacing w:val="-10"/>
+              </w:rPr>
+              <w:t>6</w:t>
+            </w:r>
+          </w:p>
+        </w:tc>
+        <w:tc>
+          <w:tcPr>
+            <w:tcW w:w="2926" w:type="dxa"/>
+          </w:tcPr>
+          <w:p>
+            <w:pPr>
+              <w:pStyle w:val="TableParagraph"/>
+              <w:ind w:left="109"/>
+              <w:cnfStyle w:val="000000000000" w:firstRow="0" w:lastRow="0" w:firstColumn="0" w:lastColumn="0" w:oddVBand="0" w:evenVBand="0" w:oddHBand="0" w:evenHBand="0" w:firstRowFirstColumn="0" w:firstRowLastColumn="0" w:lastRowFirstColumn="0" w:lastRowLastColumn="0"/>
+              <w:rPr>
+                <w:rFonts w:ascii="Times New Roman" w:hAnsi="Times New Roman" w:cs="Times New Roman"/>
+                <w:sz w:val="24"/>
+              </w:rPr>
+            </w:pPr>
+            <w:r>
+              <w:rPr>
+                <w:rFonts w:ascii="Times New Roman" w:hAnsi="Times New Roman" w:cs="Times New Roman"/>
+                <w:sz w:val="24"/>
+              </w:rPr>
+              <w:t>Développement de l’application</w:t>
+            </w:r>
+          </w:p>
+        </w:tc>
+        <w:tc>
+          <w:tcPr>
+            <w:tcW w:w="1777" w:type="dxa"/>
+          </w:tcPr>
+          <w:p>
+            <w:pPr>
+              <w:cnfStyle w:val="000000000000" w:firstRow="0" w:lastRow="0" w:firstColumn="0" w:lastColumn="0" w:oddVBand="0" w:evenVBand="0" w:oddHBand="0" w:evenHBand="0" w:firstRowFirstColumn="0" w:firstRowLastColumn="0" w:lastRowFirstColumn="0" w:lastRowLastColumn="0"/>
+              <w:rPr>
+                <w:w w:val="85"/>
+              </w:rPr>
+            </w:pPr>
+            <w:r>
+              <w:rPr>
+                <w:w w:val="85"/>
+              </w:rPr>
+              <w:t>24 juillet 2026</w:t>
+            </w:r>
+          </w:p>
+        </w:tc>
+        <w:tc>
+          <w:tcPr>
+            <w:tcW w:w="1802" w:type="dxa"/>
+          </w:tcPr>
+          <w:p>
+            <w:pPr>
+              <w:tabs>
+                <w:tab w:val="left" w:pos="938"/>
+              </w:tabs>
+              <w:cnfStyle w:val="000000000000" w:firstRow="0" w:lastRow="0" w:firstColumn="0" w:lastColumn="0" w:oddVBand="0" w:evenVBand="0" w:oddHBand="0" w:evenHBand="0" w:firstRowFirstColumn="0" w:firstRowLastColumn="0" w:lastRowFirstColumn="0" w:lastRowLastColumn="0"/>
+              <w:rPr>
+                <w:w w:val="85"/>
+              </w:rPr>
+            </w:pPr>
+            <w:r>
+              <w:rPr>
+                <w:w w:val="85"/>
+              </w:rPr>
+              <w:t>13 août 2026</w:t>
+            </w:r>
+          </w:p>
+        </w:tc>
+        <w:tc>
+          <w:tcPr>
+            <w:tcW w:w="1659" w:type="dxa"/>
+          </w:tcPr>
+          <w:p>
+            <w:pPr>
+              <w:cnfStyle w:val="000000000000" w:firstRow="0" w:lastRow="0" w:firstColumn="0" w:lastColumn="0" w:oddVBand="0" w:evenVBand="0" w:oddHBand="0" w:evenHBand="0" w:firstRowFirstColumn="0" w:firstRowLastColumn="0" w:lastRowFirstColumn="0" w:lastRowLastColumn="0"/>
+              <w:rPr>
+                <w:spacing w:val="-10"/>
+              </w:rPr>
+            </w:pPr>
+            <w:r>
+              <w:rPr>
+                <w:spacing w:val="-10"/>
+              </w:rPr>
+              <w:t>21</w:t>
+            </w:r>
+          </w:p>
+        </w:tc>
+      </w:tr>
+      <w:tr>
+        <w:trPr>
+          <w:cnfStyle w:val="000000100000" w:firstRow="0" w:lastRow="0" w:firstColumn="0" w:lastColumn="0" w:oddVBand="0" w:evenVBand="0" w:oddHBand="1" w:evenHBand="0" w:firstRowFirstColumn="0" w:firstRowLastColumn="0" w:lastRowFirstColumn="0" w:lastRowLastColumn="0"/>
+        </w:trPr>
+        <w:tc>
+          <w:tcPr>
+            <w:cnfStyle w:val="001000000000" w:firstRow="0" w:lastRow="0" w:firstColumn="1" w:lastColumn="0" w:oddVBand="0" w:evenVBand="0" w:oddHBand="0" w:evenHBand="0" w:firstRowFirstColumn="0" w:firstRowLastColumn="0" w:lastRowFirstColumn="0" w:lastRowLastColumn="0"/>
+            <w:tcW w:w="1045" w:type="dxa"/>
+          </w:tcPr>
+          <w:p>
+            <w:pPr>
+              <w:rPr>
+                <w:b w:val="0"/>
+                <w:spacing w:val="-10"/>
+              </w:rPr>
+            </w:pPr>
+            <w:r>
+              <w:rPr>
+                <w:spacing w:val="-10"/>
+              </w:rPr>
+              <w:t>7</w:t>
+            </w:r>
+          </w:p>
+        </w:tc>
+        <w:tc>
+          <w:tcPr>
+            <w:tcW w:w="2926" w:type="dxa"/>
+          </w:tcPr>
+          <w:p>
+            <w:pPr>
+              <w:pStyle w:val="TableParagraph"/>
+              <w:spacing w:line="379" w:lineRule="auto"/>
+              <w:ind w:left="0" w:right="92"/>
+              <w:cnfStyle w:val="000000100000" w:firstRow="0" w:lastRow="0" w:firstColumn="0" w:lastColumn="0" w:oddVBand="0" w:evenVBand="0" w:oddHBand="1" w:evenHBand="0" w:firstRowFirstColumn="0" w:firstRowLastColumn="0" w:lastRowFirstColumn="0" w:lastRowLastColumn="0"/>
+              <w:rPr>
+                <w:rFonts w:ascii="Times New Roman" w:hAnsi="Times New Roman" w:cs="Times New Roman"/>
+              </w:rPr>
+            </w:pPr>
+            <w:r>
+              <w:rPr>
+                <w:rFonts w:ascii="Times New Roman" w:hAnsi="Times New Roman" w:cs="Times New Roman"/>
+              </w:rPr>
+              <w:t>Tests fonctionnels</w:t>
+            </w:r>
+          </w:p>
+          <w:p>
+            <w:pPr>
+              <w:pStyle w:val="Titre2Car"/>
+              <w:ind w:left="109"/>
+              <w:cnfStyle w:val="000000100000" w:firstRow="0" w:lastRow="0" w:firstColumn="0" w:lastColumn="0" w:oddVBand="0" w:evenVBand="0" w:oddHBand="1" w:evenHBand="0" w:firstRowFirstColumn="0" w:firstRowLastColumn="0" w:lastRowFirstColumn="0" w:lastRowLastColumn="0"/>
+              <w:rPr>
+                <w:rFonts w:ascii="Times New Roman" w:hAnsi="Times New Roman" w:cs="Times New Roman"/>
+              </w:rPr>
+            </w:pPr>
+          </w:p>
+        </w:tc>
+        <w:tc>
+          <w:tcPr>
+            <w:tcW w:w="1777" w:type="dxa"/>
+          </w:tcPr>
+          <w:p>
+            <w:pPr>
+              <w:cnfStyle w:val="000000100000" w:firstRow="0" w:lastRow="0" w:firstColumn="0" w:lastColumn="0" w:oddVBand="0" w:evenVBand="0" w:oddHBand="1" w:evenHBand="0" w:firstRowFirstColumn="0" w:firstRowLastColumn="0" w:lastRowFirstColumn="0" w:lastRowLastColumn="0"/>
+              <w:rPr>
+                <w:w w:val="85"/>
+              </w:rPr>
+            </w:pPr>
+            <w:r>
+              <w:rPr>
+                <w:w w:val="85"/>
+              </w:rPr>
+              <w:t>14 juillet 2026</w:t>
+            </w:r>
+          </w:p>
+        </w:tc>
+        <w:tc>
+          <w:tcPr>
+            <w:tcW w:w="1802" w:type="dxa"/>
+          </w:tcPr>
+          <w:p>
+            <w:pPr>
+              <w:pStyle w:val="Titre2Car"/>
+              <w:tabs>
+                <w:tab w:val="left" w:pos="938"/>
+              </w:tabs>
+              <w:spacing w:line="360" w:lineRule="auto"/>
+              <w:jc w:val="both"/>
+              <w:cnfStyle w:val="000000100000" w:firstRow="0" w:lastRow="0" w:firstColumn="0" w:lastColumn="0" w:oddVBand="0" w:evenVBand="0" w:oddHBand="1" w:evenHBand="0" w:firstRowFirstColumn="0" w:firstRowLastColumn="0" w:lastRowFirstColumn="0" w:lastRowLastColumn="0"/>
+              <w:rPr>
+                <w:rFonts w:ascii="Times New Roman" w:hAnsi="Times New Roman" w:cs="Times New Roman"/>
+                <w:spacing w:val="-5"/>
+                <w:sz w:val="24"/>
+                <w:szCs w:val="24"/>
+              </w:rPr>
+            </w:pPr>
+            <w:r>
+              <w:rPr>
+                <w:rFonts w:ascii="Times New Roman" w:hAnsi="Times New Roman" w:cs="Times New Roman"/>
+                <w:spacing w:val="-5"/>
+                <w:sz w:val="24"/>
+                <w:szCs w:val="24"/>
+              </w:rPr>
+              <w:t>16 juillet 2026</w:t>
+            </w:r>
+          </w:p>
+        </w:tc>
+        <w:tc>
+          <w:tcPr>
+            <w:tcW w:w="1659" w:type="dxa"/>
+          </w:tcPr>
+          <w:p>
+            <w:pPr>
+              <w:cnfStyle w:val="000000100000" w:firstRow="0" w:lastRow="0" w:firstColumn="0" w:lastColumn="0" w:oddVBand="0" w:evenVBand="0" w:oddHBand="1" w:evenHBand="0" w:firstRowFirstColumn="0" w:firstRowLastColumn="0" w:lastRowFirstColumn="0" w:lastRowLastColumn="0"/>
+              <w:rPr>
+                <w:spacing w:val="-10"/>
+              </w:rPr>
+            </w:pPr>
+            <w:r>
+              <w:rPr>
+                <w:spacing w:val="-5"/>
+              </w:rPr>
+              <w:t>3</w:t>
+            </w:r>
+          </w:p>
+        </w:tc>
+      </w:tr>
+      <w:tr>
+        <w:tc>
+          <w:tcPr>
+            <w:cnfStyle w:val="001000000000" w:firstRow="0" w:lastRow="0" w:firstColumn="1" w:lastColumn="0" w:oddVBand="0" w:evenVBand="0" w:oddHBand="0" w:evenHBand="0" w:firstRowFirstColumn="0" w:firstRowLastColumn="0" w:lastRowFirstColumn="0" w:lastRowLastColumn="0"/>
+            <w:tcW w:w="1045" w:type="dxa"/>
+          </w:tcPr>
+          <w:p>
+            <w:pPr>
+              <w:pStyle w:val="Titre2Car"/>
+              <w:spacing w:before="161"/>
+              <w:rPr>
+                <w:i/>
+              </w:rPr>
+            </w:pPr>
+            <w:r>
+              <w:rPr>
+                <w:spacing w:val="-10"/>
+                <w:sz w:val="24"/>
+              </w:rPr>
+              <w:t>8</w:t>
+            </w:r>
+          </w:p>
+        </w:tc>
+        <w:tc>
+          <w:tcPr>
+            <w:tcW w:w="2926" w:type="dxa"/>
+          </w:tcPr>
+          <w:p>
+            <w:pPr>
+              <w:pStyle w:val="TableParagraph"/>
+              <w:tabs>
+                <w:tab w:val="left" w:pos="1773"/>
+                <w:tab w:val="left" w:pos="2723"/>
+              </w:tabs>
+              <w:spacing w:line="278" w:lineRule="exact"/>
+              <w:ind w:left="0"/>
+              <w:cnfStyle w:val="000000000000" w:firstRow="0" w:lastRow="0" w:firstColumn="0" w:lastColumn="0" w:oddVBand="0" w:evenVBand="0" w:oddHBand="0" w:evenHBand="0" w:firstRowFirstColumn="0" w:firstRowLastColumn="0" w:lastRowFirstColumn="0" w:lastRowLastColumn="0"/>
+              <w:rPr>
+                <w:rFonts w:ascii="Times New Roman" w:hAnsi="Times New Roman" w:cs="Times New Roman"/>
+                <w:spacing w:val="-4"/>
+              </w:rPr>
+            </w:pPr>
+            <w:r>
+              <w:rPr>
+                <w:rFonts w:ascii="Times New Roman" w:hAnsi="Times New Roman" w:cs="Times New Roman"/>
+                <w:spacing w:val="-4"/>
+              </w:rPr>
+              <w:t>Préparation pour la validation</w:t>
+            </w:r>
+          </w:p>
+          <w:p>
+            <w:pPr>
+              <w:pStyle w:val="Titre2Car"/>
+              <w:spacing w:line="379" w:lineRule="auto"/>
+              <w:ind w:left="109" w:right="92"/>
+              <w:cnfStyle w:val="000000000000" w:firstRow="0" w:lastRow="0" w:firstColumn="0" w:lastColumn="0" w:oddVBand="0" w:evenVBand="0" w:oddHBand="0" w:evenHBand="0" w:firstRowFirstColumn="0" w:firstRowLastColumn="0" w:lastRowFirstColumn="0" w:lastRowLastColumn="0"/>
+              <w:rPr>
+                <w:rFonts w:ascii="Times New Roman" w:hAnsi="Times New Roman" w:cs="Times New Roman"/>
+                <w:spacing w:val="-4"/>
+              </w:rPr>
+            </w:pPr>
+          </w:p>
+        </w:tc>
+        <w:tc>
+          <w:tcPr>
+            <w:tcW w:w="1777" w:type="dxa"/>
+          </w:tcPr>
+          <w:p>
+            <w:pPr>
+              <w:pStyle w:val="Titre2Car"/>
+              <w:spacing w:before="161"/>
+              <w:cnfStyle w:val="000000000000" w:firstRow="0" w:lastRow="0" w:firstColumn="0" w:lastColumn="0" w:oddVBand="0" w:evenVBand="0" w:oddHBand="0" w:evenHBand="0" w:firstRowFirstColumn="0" w:firstRowLastColumn="0" w:lastRowFirstColumn="0" w:lastRowLastColumn="0"/>
+              <w:rPr>
+                <w:rFonts w:ascii="Times New Roman" w:hAnsi="Times New Roman" w:cs="Times New Roman"/>
+                <w:i/>
+              </w:rPr>
+            </w:pPr>
+            <w:r>
+              <w:rPr>
+                <w:rFonts w:ascii="Times New Roman" w:hAnsi="Times New Roman" w:cs="Times New Roman"/>
+                <w:spacing w:val="-4"/>
+                <w:sz w:val="24"/>
+              </w:rPr>
+              <w:t xml:space="preserve">19 </w:t>
+            </w:r>
+            <w:r>
+              <w:rPr>
+                <w:rFonts w:ascii="Times New Roman" w:hAnsi="Times New Roman" w:cs="Times New Roman"/>
+                <w:spacing w:val="-4"/>
+                <w:sz w:val="24"/>
+              </w:rPr>
+              <w:t>août</w:t>
+            </w:r>
+            <w:r>
+              <w:rPr>
+                <w:rFonts w:ascii="Times New Roman" w:hAnsi="Times New Roman" w:cs="Times New Roman"/>
+                <w:spacing w:val="-20"/>
+                <w:sz w:val="24"/>
+              </w:rPr>
+              <w:t xml:space="preserve"> </w:t>
+            </w:r>
+            <w:r>
+              <w:rPr>
+                <w:rFonts w:ascii="Times New Roman" w:hAnsi="Times New Roman" w:cs="Times New Roman"/>
+                <w:spacing w:val="-4"/>
+                <w:sz w:val="24"/>
+              </w:rPr>
+              <w:t>2026</w:t>
+            </w:r>
+          </w:p>
+        </w:tc>
+        <w:tc>
+          <w:tcPr>
+            <w:tcW w:w="1802" w:type="dxa"/>
+          </w:tcPr>
+          <w:p>
+            <w:pPr>
+              <w:pStyle w:val="Titre2Car"/>
+              <w:spacing w:before="161"/>
+              <w:cnfStyle w:val="000000000000" w:firstRow="0" w:lastRow="0" w:firstColumn="0" w:lastColumn="0" w:oddVBand="0" w:evenVBand="0" w:oddHBand="0" w:evenHBand="0" w:firstRowFirstColumn="0" w:firstRowLastColumn="0" w:lastRowFirstColumn="0" w:lastRowLastColumn="0"/>
+              <w:rPr>
+                <w:rFonts w:ascii="Times New Roman" w:hAnsi="Times New Roman" w:cs="Times New Roman"/>
+                <w:iCs/>
+                <w:sz w:val="24"/>
+                <w:szCs w:val="24"/>
+              </w:rPr>
+            </w:pPr>
+            <w:r>
+              <w:rPr>
+                <w:rFonts w:ascii="Times New Roman" w:hAnsi="Times New Roman" w:cs="Times New Roman"/>
+                <w:iCs/>
+                <w:sz w:val="24"/>
+                <w:szCs w:val="24"/>
+              </w:rPr>
+              <w:t>22 août 2026</w:t>
+            </w:r>
+          </w:p>
+        </w:tc>
+        <w:tc>
+          <w:tcPr>
+            <w:tcW w:w="1659" w:type="dxa"/>
+          </w:tcPr>
+          <w:p>
+            <w:pPr>
+              <w:pStyle w:val="Titre2Car"/>
+              <w:spacing w:before="161"/>
+              <w:jc w:val="both"/>
+              <w:cnfStyle w:val="000000000000" w:firstRow="0" w:lastRow="0" w:firstColumn="0" w:lastColumn="0" w:oddVBand="0" w:evenVBand="0" w:oddHBand="0" w:evenHBand="0" w:firstRowFirstColumn="0" w:firstRowLastColumn="0" w:lastRowFirstColumn="0" w:lastRowLastColumn="0"/>
+              <w:rPr>
+                <w:rFonts w:ascii="Times New Roman" w:hAnsi="Times New Roman" w:cs="Times New Roman"/>
+                <w:iCs/>
+                <w:sz w:val="24"/>
+                <w:szCs w:val="24"/>
+              </w:rPr>
+            </w:pPr>
+            <w:r>
+              <w:rPr>
+                <w:rFonts w:ascii="Times New Roman" w:hAnsi="Times New Roman" w:cs="Times New Roman"/>
+                <w:iCs/>
+                <w:sz w:val="24"/>
+                <w:szCs w:val="24"/>
+              </w:rPr>
+              <w:t>4</w:t>
+            </w:r>
+          </w:p>
+        </w:tc>
+      </w:tr>
+    </w:tbl>
+    <w:p>
+      <w:pPr>
         <w:rPr>
           <w:lang w:val="fr-TG"/>
         </w:rPr>
       </w:pPr>
     </w:p>
     <w:sectPr>
-      <w:headerReference w:type="default" r:id="rId21"/>
-      <w:footerReference w:type="default" r:id="rId22"/>
+      <w:headerReference w:type="default" r:id="rId19"/>
+      <w:footerReference w:type="default" r:id="rId20"/>
       <w:pgSz w:w="11906" w:h="16838" w:code="9"/>
       <w:pgMar w:top="1418" w:right="1418" w:bottom="1418" w:left="1418" w:header="720" w:footer="720" w:gutter="0"/>
       <w:cols w:space="720"/>
@@ -11138,7 +12639,7 @@
   <w:abstractNum w:abstractNumId="34" w15:restartNumberingAfterBreak="0">
     <w:nsid w:val="68943583"/>
     <w:multiLevelType w:val="multilevel"/>
-    <w:tmpl w:val="AAD094D0"/>
+    <w:tmpl w:val="4858D2F6"/>
     <w:lvl w:ilvl="0">
       <w:start w:val="1"/>
       <w:numFmt w:val="bullet"/>
@@ -11155,20 +12656,16 @@
         <w:sz w:val="20"/>
       </w:rPr>
     </w:lvl>
-    <w:lvl w:ilvl="1" w:tentative="1">
-      <w:start w:val="1"/>
-      <w:numFmt w:val="bullet"/>
-      <w:lvlText w:val="o"/>
-      <w:lvlJc w:val="left"/>
-      <w:pPr>
-        <w:tabs>
-          <w:tab w:val="num" w:pos="1440"/>
-        </w:tabs>
+    <w:lvl w:ilvl="1">
+      <w:start w:val="1"/>
+      <w:numFmt w:val="decimal"/>
+      <w:lvlText w:val="%2-"/>
+      <w:lvlJc w:val="left"/>
+      <w:pPr>
         <w:ind w:left="1440" w:hanging="360"/>
       </w:pPr>
       <w:rPr>
-        <w:rFonts w:ascii="Courier New" w:hAnsi="Courier New" w:hint="default"/>
-        <w:sz w:val="20"/>
+        <w:rFonts w:hint="default"/>
       </w:rPr>
     </w:lvl>
     <w:lvl w:ilvl="2" w:tentative="1">
@@ -12952,6 +14449,7 @@
   <w:style w:type="character" w:default="1" w:styleId="Policepardfaut">
     <w:name w:val="Default Paragraph Font"/>
     <w:uiPriority w:val="1"/>
+    <w:semiHidden/>
     <w:unhideWhenUsed/>
   </w:style>
   <w:style w:type="table" w:default="1" w:styleId="TableauNormal">
@@ -13501,6 +14999,116 @@
       <w14:ligatures w14:val="none"/>
     </w:rPr>
   </w:style>
+  <w:style w:type="table" w:customStyle="1" w:styleId="TableNormal">
+    <w:name w:val="Table Normal"/>
+    <w:uiPriority w:val="2"/>
+    <w:semiHidden/>
+    <w:unhideWhenUsed/>
+    <w:qFormat/>
+    <w:rsid w:val="005E2B66"/>
+    <w:pPr>
+      <w:widowControl w:val="0"/>
+      <w:autoSpaceDE w:val="0"/>
+      <w:autoSpaceDN w:val="0"/>
+      <w:spacing w:after="0" w:line="240" w:lineRule="auto"/>
+    </w:pPr>
+    <w:rPr>
+      <w:kern w:val="0"/>
+      <w:lang w:val="en-US"/>
+      <w14:ligatures w14:val="none"/>
+    </w:rPr>
+    <w:tblPr>
+      <w:tblInd w:w="0" w:type="dxa"/>
+      <w:tblCellMar>
+        <w:top w:w="0" w:type="dxa"/>
+        <w:left w:w="0" w:type="dxa"/>
+        <w:bottom w:w="0" w:type="dxa"/>
+        <w:right w:w="0" w:type="dxa"/>
+      </w:tblCellMar>
+    </w:tblPr>
+  </w:style>
+  <w:style w:type="paragraph" w:customStyle="1" w:styleId="TableParagraph">
+    <w:name w:val="Table Paragraph"/>
+    <w:basedOn w:val="Normal"/>
+    <w:uiPriority w:val="1"/>
+    <w:qFormat/>
+    <w:rsid w:val="005E2B66"/>
+    <w:pPr>
+      <w:widowControl w:val="0"/>
+      <w:autoSpaceDE w:val="0"/>
+      <w:autoSpaceDN w:val="0"/>
+      <w:spacing w:before="0" w:after="0" w:line="240" w:lineRule="auto"/>
+      <w:ind w:left="105"/>
+      <w:jc w:val="left"/>
+    </w:pPr>
+    <w:rPr>
+      <w:rFonts w:ascii="Trebuchet MS" w:eastAsia="Trebuchet MS" w:hAnsi="Trebuchet MS" w:cs="Trebuchet MS"/>
+      <w:sz w:val="22"/>
+    </w:rPr>
+  </w:style>
+  <w:style w:type="table" w:styleId="Tableausimple1">
+    <w:name w:val="Plain Table 1"/>
+    <w:basedOn w:val="TableauNormal"/>
+    <w:uiPriority w:val="41"/>
+    <w:rsid w:val="007A69EA"/>
+    <w:pPr>
+      <w:spacing w:after="0" w:line="240" w:lineRule="auto"/>
+    </w:pPr>
+    <w:tblPr>
+      <w:tblStyleRowBandSize w:val="1"/>
+      <w:tblStyleColBandSize w:val="1"/>
+      <w:tblBorders>
+        <w:top w:val="single" w:sz="4" w:space="0" w:color="BFBFBF" w:themeColor="background1" w:themeShade="BF"/>
+        <w:left w:val="single" w:sz="4" w:space="0" w:color="BFBFBF" w:themeColor="background1" w:themeShade="BF"/>
+        <w:bottom w:val="single" w:sz="4" w:space="0" w:color="BFBFBF" w:themeColor="background1" w:themeShade="BF"/>
+        <w:right w:val="single" w:sz="4" w:space="0" w:color="BFBFBF" w:themeColor="background1" w:themeShade="BF"/>
+        <w:insideH w:val="single" w:sz="4" w:space="0" w:color="BFBFBF" w:themeColor="background1" w:themeShade="BF"/>
+        <w:insideV w:val="single" w:sz="4" w:space="0" w:color="BFBFBF" w:themeColor="background1" w:themeShade="BF"/>
+      </w:tblBorders>
+    </w:tblPr>
+    <w:tblStylePr w:type="firstRow">
+      <w:rPr>
+        <w:b/>
+        <w:bCs/>
+      </w:rPr>
+    </w:tblStylePr>
+    <w:tblStylePr w:type="lastRow">
+      <w:rPr>
+        <w:b/>
+        <w:bCs/>
+      </w:rPr>
+      <w:tblPr/>
+      <w:tcPr>
+        <w:tcBorders>
+          <w:top w:val="double" w:sz="4" w:space="0" w:color="BFBFBF" w:themeColor="background1" w:themeShade="BF"/>
+        </w:tcBorders>
+      </w:tcPr>
+    </w:tblStylePr>
+    <w:tblStylePr w:type="firstCol">
+      <w:rPr>
+        <w:b/>
+        <w:bCs/>
+      </w:rPr>
+    </w:tblStylePr>
+    <w:tblStylePr w:type="lastCol">
+      <w:rPr>
+        <w:b/>
+        <w:bCs/>
+      </w:rPr>
+    </w:tblStylePr>
+    <w:tblStylePr w:type="band1Vert">
+      <w:tblPr/>
+      <w:tcPr>
+        <w:shd w:val="clear" w:color="auto" w:fill="F2F2F2" w:themeFill="background1" w:themeFillShade="F2"/>
+      </w:tcPr>
+    </w:tblStylePr>
+    <w:tblStylePr w:type="band1Horz">
+      <w:tblPr/>
+      <w:tcPr>
+        <w:shd w:val="clear" w:color="auto" w:fill="F2F2F2" w:themeFill="background1" w:themeFillShade="F2"/>
+      </w:tcPr>
+    </w:tblStylePr>
+  </w:style>
 </w:styles>
 </file>
 

--- a/RAPPORT DE STAGE.docx
+++ b/RAPPORT DE STAGE.docx
@@ -844,45 +844,32 @@
                               </w:rPr>
                               <w:t xml:space="preserve">: </w:t>
                             </w:r>
-                            <w:r>
-                              <w:fldChar w:fldCharType="begin"/>
-                            </w:r>
-                            <w:r>
-                              <w:rPr>
-                                <w:lang w:val="en-US"/>
-                              </w:rPr>
-                              <w:instrText>HYPERLINK "https://www.new.iai-togo.tg/"</w:instrText>
-                            </w:r>
-                            <w:r>
-                              <w:fldChar w:fldCharType="separate"/>
-                            </w:r>
-                            <w:r>
-                              <w:rPr>
-                                <w:rStyle w:val="Lienhypertexte"/>
-                                <w:szCs w:val="24"/>
-                                <w:lang w:val="en-US"/>
-                              </w:rPr>
-                              <w:t>www</w:t>
-                            </w:r>
-                            <w:r>
-                              <w:rPr>
-                                <w:rStyle w:val="Lienhypertexte"/>
-                                <w:szCs w:val="24"/>
-                                <w:lang w:val="en-US"/>
-                              </w:rPr>
-                              <w:t>.new</w:t>
-                            </w:r>
-                            <w:r>
-                              <w:rPr>
-                                <w:rStyle w:val="Lienhypertexte"/>
-                                <w:szCs w:val="24"/>
-                                <w:lang w:val="en-US"/>
-                              </w:rPr>
-                              <w:t>.iai-togo.com</w:t>
-                            </w:r>
-                            <w:r>
-                              <w:fldChar w:fldCharType="end"/>
-                            </w:r>
+                            <w:hyperlink r:id="rId10" w:history="1">
+                              <w:r>
+                                <w:rPr>
+                                  <w:rStyle w:val="Lienhypertexte"/>
+                                  <w:szCs w:val="24"/>
+                                  <w:lang w:val="en-US"/>
+                                </w:rPr>
+                                <w:t>www</w:t>
+                              </w:r>
+                              <w:r>
+                                <w:rPr>
+                                  <w:rStyle w:val="Lienhypertexte"/>
+                                  <w:szCs w:val="24"/>
+                                  <w:lang w:val="en-US"/>
+                                </w:rPr>
+                                <w:t>.new</w:t>
+                              </w:r>
+                              <w:r>
+                                <w:rPr>
+                                  <w:rStyle w:val="Lienhypertexte"/>
+                                  <w:szCs w:val="24"/>
+                                  <w:lang w:val="en-US"/>
+                                </w:rPr>
+                                <w:t>.iai-togo.com</w:t>
+                              </w:r>
+                            </w:hyperlink>
                           </w:p>
                         </w:txbxContent>
                       </wps:txbx>
@@ -1070,7 +1057,7 @@
                         </w:rPr>
                         <w:t xml:space="preserve"> : </w:t>
                       </w:r>
-                      <w:hyperlink r:id="rId10" w:history="1">
+                      <w:hyperlink r:id="rId11" w:history="1">
                         <w:r>
                           <w:rPr>
                             <w:rStyle w:val="Lienhypertexte"/>
@@ -1105,45 +1092,32 @@
                         </w:rPr>
                         <w:t xml:space="preserve">: </w:t>
                       </w:r>
-                      <w:r>
-                        <w:fldChar w:fldCharType="begin"/>
-                      </w:r>
-                      <w:r>
-                        <w:rPr>
-                          <w:lang w:val="en-US"/>
-                        </w:rPr>
-                        <w:instrText>HYPERLINK "https://www.new.iai-togo.tg/"</w:instrText>
-                      </w:r>
-                      <w:r>
-                        <w:fldChar w:fldCharType="separate"/>
-                      </w:r>
-                      <w:r>
-                        <w:rPr>
-                          <w:rStyle w:val="Lienhypertexte"/>
-                          <w:szCs w:val="24"/>
-                          <w:lang w:val="en-US"/>
-                        </w:rPr>
-                        <w:t>www</w:t>
-                      </w:r>
-                      <w:r>
-                        <w:rPr>
-                          <w:rStyle w:val="Lienhypertexte"/>
-                          <w:szCs w:val="24"/>
-                          <w:lang w:val="en-US"/>
-                        </w:rPr>
-                        <w:t>.new</w:t>
-                      </w:r>
-                      <w:r>
-                        <w:rPr>
-                          <w:rStyle w:val="Lienhypertexte"/>
-                          <w:szCs w:val="24"/>
-                          <w:lang w:val="en-US"/>
-                        </w:rPr>
-                        <w:t>.iai-togo.com</w:t>
-                      </w:r>
-                      <w:r>
-                        <w:fldChar w:fldCharType="end"/>
-                      </w:r>
+                      <w:hyperlink r:id="rId12" w:history="1">
+                        <w:r>
+                          <w:rPr>
+                            <w:rStyle w:val="Lienhypertexte"/>
+                            <w:szCs w:val="24"/>
+                            <w:lang w:val="en-US"/>
+                          </w:rPr>
+                          <w:t>www</w:t>
+                        </w:r>
+                        <w:r>
+                          <w:rPr>
+                            <w:rStyle w:val="Lienhypertexte"/>
+                            <w:szCs w:val="24"/>
+                            <w:lang w:val="en-US"/>
+                          </w:rPr>
+                          <w:t>.new</w:t>
+                        </w:r>
+                        <w:r>
+                          <w:rPr>
+                            <w:rStyle w:val="Lienhypertexte"/>
+                            <w:szCs w:val="24"/>
+                            <w:lang w:val="en-US"/>
+                          </w:rPr>
+                          <w:t>.iai-togo.com</w:t>
+                        </w:r>
+                      </w:hyperlink>
                     </w:p>
                   </w:txbxContent>
                 </v:textbox>
@@ -1223,7 +1197,7 @@
                                           <pic:cNvPicPr/>
                                         </pic:nvPicPr>
                                         <pic:blipFill>
-                                          <a:blip r:embed="rId11">
+                                          <a:blip r:embed="rId13">
                                             <a:extLst>
                                               <a:ext uri="{28A0092B-C50C-407E-A947-70E740481C1C}">
                                                 <a14:useLocalDpi xmlns:a14="http://schemas.microsoft.com/office/drawing/2010/main" val="0"/>
@@ -1281,16 +1255,8 @@
                               <w:rPr>
                                 <w:szCs w:val="24"/>
                               </w:rPr>
-                              <w:t xml:space="preserve">Quartier </w:t>
+                              <w:t>Quartier Djidjolé</w:t>
                             </w:r>
-                            <w:proofErr w:type="spellStart"/>
-                            <w:r>
-                              <w:rPr>
-                                <w:szCs w:val="24"/>
-                              </w:rPr>
-                              <w:t>Djidjolé</w:t>
-                            </w:r>
-                            <w:proofErr w:type="spellEnd"/>
                             <w:r>
                               <w:rPr>
                                 <w:szCs w:val="24"/>
@@ -1390,7 +1356,6 @@
                                 <w:lang w:val="en-US"/>
                               </w:rPr>
                             </w:pPr>
-                            <w:proofErr w:type="gramStart"/>
                             <w:r>
                               <w:rPr>
                                 <w:b/>
@@ -1405,9 +1370,8 @@
                                 <w:szCs w:val="24"/>
                                 <w:lang w:val="en-US"/>
                               </w:rPr>
-                              <w:t> :</w:t>
+                              <w:t>:</w:t>
                             </w:r>
-                            <w:proofErr w:type="gramEnd"/>
                             <w:r>
                               <w:rPr>
                                 <w:szCs w:val="24"/>
@@ -1415,7 +1379,7 @@
                               </w:rPr>
                               <w:t xml:space="preserve"> </w:t>
                             </w:r>
-                            <w:hyperlink r:id="rId12" w:history="1">
+                            <w:hyperlink r:id="rId14" w:history="1">
                               <w:r>
                                 <w:rPr>
                                   <w:rStyle w:val="Lienhypertexte"/>
@@ -1458,7 +1422,7 @@
                               </w:rPr>
                               <w:t xml:space="preserve"> </w:t>
                             </w:r>
-                            <w:hyperlink r:id="rId13" w:history="1">
+                            <w:hyperlink r:id="rId15" w:history="1">
                               <w:r>
                                 <w:rPr>
                                   <w:rStyle w:val="Lienhypertexte"/>
@@ -1534,7 +1498,7 @@
                                     <pic:cNvPicPr/>
                                   </pic:nvPicPr>
                                   <pic:blipFill>
-                                    <a:blip r:embed="rId11">
+                                    <a:blip r:embed="rId13">
                                       <a:extLst>
                                         <a:ext uri="{28A0092B-C50C-407E-A947-70E740481C1C}">
                                           <a14:useLocalDpi xmlns:a14="http://schemas.microsoft.com/office/drawing/2010/main" val="0"/>
@@ -1592,16 +1556,8 @@
                         <w:rPr>
                           <w:szCs w:val="24"/>
                         </w:rPr>
-                        <w:t xml:space="preserve">Quartier </w:t>
+                        <w:t>Quartier Djidjolé</w:t>
                       </w:r>
-                      <w:proofErr w:type="spellStart"/>
-                      <w:r>
-                        <w:rPr>
-                          <w:szCs w:val="24"/>
-                        </w:rPr>
-                        <w:t>Djidjolé</w:t>
-                      </w:r>
-                      <w:proofErr w:type="spellEnd"/>
                       <w:r>
                         <w:rPr>
                           <w:szCs w:val="24"/>
@@ -1701,7 +1657,6 @@
                           <w:lang w:val="en-US"/>
                         </w:rPr>
                       </w:pPr>
-                      <w:proofErr w:type="gramStart"/>
                       <w:r>
                         <w:rPr>
                           <w:b/>
@@ -1716,9 +1671,8 @@
                           <w:szCs w:val="24"/>
                           <w:lang w:val="en-US"/>
                         </w:rPr>
-                        <w:t> :</w:t>
+                        <w:t>:</w:t>
                       </w:r>
-                      <w:proofErr w:type="gramEnd"/>
                       <w:r>
                         <w:rPr>
                           <w:szCs w:val="24"/>
@@ -1726,7 +1680,7 @@
                         </w:rPr>
                         <w:t xml:space="preserve"> </w:t>
                       </w:r>
-                      <w:hyperlink r:id="rId14" w:history="1">
+                      <w:hyperlink r:id="rId16" w:history="1">
                         <w:r>
                           <w:rPr>
                             <w:rStyle w:val="Lienhypertexte"/>
@@ -1769,7 +1723,7 @@
                         </w:rPr>
                         <w:t xml:space="preserve"> </w:t>
                       </w:r>
-                      <w:hyperlink r:id="rId15" w:history="1">
+                      <w:hyperlink r:id="rId17" w:history="1">
                         <w:r>
                           <w:rPr>
                             <w:rStyle w:val="Lienhypertexte"/>
@@ -1908,14 +1862,12 @@
                               </w:rPr>
                               <w:t xml:space="preserve">: </w:t>
                             </w:r>
-                            <w:proofErr w:type="spellStart"/>
                             <w:r>
                               <w:rPr>
                                 <w:lang w:val="en-US"/>
                               </w:rPr>
                               <w:t>Programmation</w:t>
                             </w:r>
-                            <w:proofErr w:type="spellEnd"/>
                           </w:p>
                           <w:p>
                             <w:pPr>
@@ -2061,14 +2013,12 @@
                         </w:rPr>
                         <w:t xml:space="preserve">: </w:t>
                       </w:r>
-                      <w:proofErr w:type="spellStart"/>
                       <w:r>
                         <w:rPr>
                           <w:lang w:val="en-US"/>
                         </w:rPr>
                         <w:t>Programmation</w:t>
                       </w:r>
-                      <w:proofErr w:type="spellEnd"/>
                     </w:p>
                     <w:p>
                       <w:pPr>
@@ -3492,7 +3442,7 @@
         <w:spacing w:before="0"/>
         <w:ind w:left="360"/>
         <w:sectPr>
-          <w:footerReference w:type="default" r:id="rId16"/>
+          <w:footerReference w:type="default" r:id="rId18"/>
           <w:pgSz w:w="11906" w:h="16838" w:code="9"/>
           <w:pgMar w:top="1418" w:right="1418" w:bottom="1418" w:left="1418" w:header="720" w:footer="720" w:gutter="0"/>
           <w:pgNumType w:fmt="upperRoman" w:start="1"/>
@@ -4498,11 +4448,9 @@
       <w:r>
         <w:t xml:space="preserve">Ouverte le 22 octobre 2002, l'IAI-TOGO est </w:t>
       </w:r>
-      <w:proofErr w:type="gramStart"/>
-      <w:r>
-        <w:t>une école inter-États</w:t>
-      </w:r>
-      <w:proofErr w:type="gramEnd"/>
+      <w:r>
+        <w:t>une école inter-état</w:t>
+      </w:r>
       <w:r>
         <w:t xml:space="preserve"> d'enseignement supérieur en informatique. Elle fait partie du réseau IAI, créé le 29 janvier 1971 à Fort Lamy, aujourd'hui Ndjamena, en république du Tchad. L’IAI-TOGO représente l’IAI-siège situé à Libreville, au Gabon. Les 11 États membres de l’IAI sont : le Bénin, le Burkina Faso, le Cameroun, le Congo, la Côte d’Ivoire, le Gabon, le Niger, la République Centrafricaine, le Sénégal, le Tchad et le Togo. </w:t>
       </w:r>
@@ -4518,6 +4466,7 @@
     </w:p>
     <w:p>
       <w:pPr>
+        <w:keepNext/>
         <w:spacing w:before="0"/>
         <w:ind w:left="360"/>
         <w:jc w:val="center"/>
@@ -4531,9 +4480,9 @@
           <w:lang w:eastAsia="fr-FR"/>
         </w:rPr>
         <w:drawing>
-          <wp:inline distT="0" distB="0" distL="0" distR="0" wp14:anchorId="6A86FE72" wp14:editId="2CC948BD">
-            <wp:extent cx="5142368" cy="2890952"/>
-            <wp:effectExtent l="0" t="0" r="1270" b="5080"/>
+          <wp:inline distT="0" distB="0" distL="0" distR="0" wp14:anchorId="6A86FE72" wp14:editId="00F98739">
+            <wp:extent cx="5140375" cy="2644726"/>
+            <wp:effectExtent l="0" t="0" r="3175" b="3810"/>
             <wp:docPr id="88" name="Image 88"/>
             <wp:cNvGraphicFramePr>
               <a:graphicFrameLocks xmlns:a="http://schemas.openxmlformats.org/drawingml/2006/main" noChangeAspect="1"/>
@@ -4546,7 +4495,7 @@
                     <pic:cNvPicPr/>
                   </pic:nvPicPr>
                   <pic:blipFill>
-                    <a:blip r:embed="rId17" cstate="print">
+                    <a:blip r:embed="rId19" cstate="print">
                       <a:extLst>
                         <a:ext uri="{28A0092B-C50C-407E-A947-70E740481C1C}">
                           <a14:useLocalDpi xmlns:a14="http://schemas.microsoft.com/office/drawing/2010/main" val="0"/>
@@ -4560,7 +4509,7 @@
                   <pic:spPr>
                     <a:xfrm>
                       <a:off x="0" y="0"/>
-                      <a:ext cx="5166319" cy="2904417"/>
+                      <a:ext cx="5183146" cy="2666732"/>
                     </a:xfrm>
                     <a:prstGeom prst="rect">
                       <a:avLst/>
@@ -4575,6 +4524,39 @@
     </w:p>
     <w:p>
       <w:pPr>
+        <w:pStyle w:val="Lgende"/>
+        <w:jc w:val="center"/>
+      </w:pPr>
+      <w:r>
+        <w:t xml:space="preserve">Figure </w:t>
+      </w:r>
+      <w:r>
+        <w:fldChar w:fldCharType="begin"/>
+      </w:r>
+      <w:r>
+        <w:instrText xml:space="preserve"> SEQ Figure \* ARABIC </w:instrText>
+      </w:r>
+      <w:r>
+        <w:fldChar w:fldCharType="separate"/>
+      </w:r>
+      <w:r>
+        <w:rPr>
+          <w:noProof/>
+        </w:rPr>
+        <w:t>1</w:t>
+      </w:r>
+      <w:r>
+        <w:fldChar w:fldCharType="end"/>
+      </w:r>
+      <w:r>
+        <w:t xml:space="preserve">: </w:t>
+      </w:r>
+      <w:r>
+        <w:t>Plan de la localisation de l'IAI-TOGO</w:t>
+      </w:r>
+    </w:p>
+    <w:p>
+      <w:pPr>
         <w:pStyle w:val="Titre2"/>
         <w:numPr>
           <w:ilvl w:val="1"/>
@@ -5094,16 +5076,11 @@
       <w:r>
         <w:t xml:space="preserve">, </w:t>
       </w:r>
-      <w:proofErr w:type="spellStart"/>
       <w:r>
         <w:t>d</w:t>
       </w:r>
       <w:r>
-        <w:t>evOps</w:t>
-      </w:r>
-      <w:proofErr w:type="spellEnd"/>
-      <w:r>
-        <w:t xml:space="preserve"> et infrastructure, </w:t>
+        <w:t xml:space="preserve">evOps et infrastructure, </w:t>
       </w:r>
       <w:r>
         <w:t>i</w:t>
@@ -5135,6 +5112,7 @@
     <w:p/>
     <w:p>
       <w:pPr>
+        <w:keepNext/>
         <w:jc w:val="center"/>
       </w:pPr>
       <w:r>
@@ -5157,7 +5135,7 @@
                     <pic:cNvPicPr/>
                   </pic:nvPicPr>
                   <pic:blipFill>
-                    <a:blip r:embed="rId18"/>
+                    <a:blip r:embed="rId20"/>
                     <a:stretch>
                       <a:fillRect/>
                     </a:stretch>
@@ -5178,6 +5156,42 @@
         </w:drawing>
       </w:r>
     </w:p>
+    <w:p>
+      <w:pPr>
+        <w:pStyle w:val="Lgende"/>
+        <w:jc w:val="center"/>
+      </w:pPr>
+      <w:r>
+        <w:t xml:space="preserve">Figure </w:t>
+      </w:r>
+      <w:r>
+        <w:fldChar w:fldCharType="begin"/>
+      </w:r>
+      <w:r>
+        <w:instrText xml:space="preserve"> SEQ Figure \* ARABIC </w:instrText>
+      </w:r>
+      <w:r>
+        <w:fldChar w:fldCharType="separate"/>
+      </w:r>
+      <w:r>
+        <w:rPr>
+          <w:noProof/>
+        </w:rPr>
+        <w:t>2</w:t>
+      </w:r>
+      <w:r>
+        <w:fldChar w:fldCharType="end"/>
+      </w:r>
+      <w:r>
+        <w:t xml:space="preserve">: </w:t>
+      </w:r>
+      <w:r>
+        <w:t xml:space="preserve">Plan de la localisation de </w:t>
+      </w:r>
+      <w:r>
+        <w:t>TAD Dev</w:t>
+      </w:r>
+    </w:p>
     <w:p/>
     <w:p/>
     <w:p>
@@ -5688,6 +5702,7 @@
         <w:rPr>
           <w:lang w:val="fr-TG"/>
         </w:rPr>
+        <w:lastRenderedPageBreak/>
         <w:t>Face à ces constats, plusieurs questions fondamentales se posent :</w:t>
       </w:r>
     </w:p>
@@ -5705,7 +5720,6 @@
         <w:rPr>
           <w:lang w:val="fr-TG"/>
         </w:rPr>
-        <w:lastRenderedPageBreak/>
         <w:t>C</w:t>
       </w:r>
       <w:r>
@@ -6033,14 +6047,9 @@
       <w:r>
         <w:t>(statistiques à la fin du mois</w:t>
       </w:r>
-      <w:proofErr w:type="gramStart"/>
-      <w:r>
-        <w:t>)</w:t>
-      </w:r>
-      <w:r>
-        <w:t>;</w:t>
-      </w:r>
-      <w:proofErr w:type="gramEnd"/>
+      <w:r>
+        <w:t>) ;</w:t>
+      </w:r>
       <w:r>
         <w:t xml:space="preserve">  </w:t>
       </w:r>
@@ -6796,41 +6805,13 @@
           <w:lang w:val="fr-TG"/>
         </w:rPr>
       </w:pPr>
-      <w:proofErr w:type="spellStart"/>
       <w:r>
         <w:rPr>
           <w:b/>
           <w:bCs/>
           <w:lang w:val="fr-TG"/>
         </w:rPr>
-        <w:t>Zendesk</w:t>
-      </w:r>
-      <w:proofErr w:type="spellEnd"/>
-      <w:r>
-        <w:rPr>
-          <w:b/>
-          <w:bCs/>
-          <w:lang w:val="fr-TG"/>
-        </w:rPr>
-        <w:t xml:space="preserve"> et </w:t>
-      </w:r>
-      <w:proofErr w:type="spellStart"/>
-      <w:r>
-        <w:rPr>
-          <w:b/>
-          <w:bCs/>
-          <w:lang w:val="fr-TG"/>
-        </w:rPr>
-        <w:t>Freshdesk</w:t>
-      </w:r>
-      <w:proofErr w:type="spellEnd"/>
-      <w:r>
-        <w:rPr>
-          <w:b/>
-          <w:bCs/>
-          <w:lang w:val="fr-TG"/>
-        </w:rPr>
-        <w:t xml:space="preserve"> :</w:t>
+        <w:t>Zendesk et Freshdesk :</w:t>
       </w:r>
       <w:r>
         <w:rPr>
@@ -7175,6 +7156,37 @@
         </w:rPr>
         <w:lastRenderedPageBreak/>
         <w:t>Planning prévisionnel de réalisation</w:t>
+      </w:r>
+    </w:p>
+    <w:p>
+      <w:pPr>
+        <w:pStyle w:val="Lgende"/>
+        <w:keepNext/>
+        <w:jc w:val="center"/>
+      </w:pPr>
+      <w:r>
+        <w:t xml:space="preserve">Tableau </w:t>
+      </w:r>
+      <w:r>
+        <w:fldChar w:fldCharType="begin"/>
+      </w:r>
+      <w:r>
+        <w:instrText xml:space="preserve"> SEQ Tableau \* ARABIC </w:instrText>
+      </w:r>
+      <w:r>
+        <w:fldChar w:fldCharType="separate"/>
+      </w:r>
+      <w:r>
+        <w:rPr>
+          <w:noProof/>
+        </w:rPr>
+        <w:t>1</w:t>
+      </w:r>
+      <w:r>
+        <w:fldChar w:fldCharType="end"/>
+      </w:r>
+      <w:r>
+        <w:t>: Tableau du planning prévisionnel de réalisation</w:t>
       </w:r>
     </w:p>
     <w:tbl>
@@ -8644,9 +8656,197 @@
         </w:rPr>
       </w:pPr>
     </w:p>
+    <w:p>
+      <w:pPr>
+        <w:pStyle w:val="Titre5"/>
+        <w:rPr>
+          <w:lang w:val="fr-TG"/>
+        </w:rPr>
+      </w:pPr>
+      <w:r>
+        <w:rPr>
+          <w:lang w:val="fr-TG"/>
+        </w:rPr>
+        <w:t>Étude détaillée de la solution</w:t>
+      </w:r>
+    </w:p>
+    <w:p>
+      <w:pPr>
+        <w:pStyle w:val="Titre6"/>
+        <w:ind w:left="993"/>
+        <w:rPr>
+          <w:lang w:val="fr-TG"/>
+        </w:rPr>
+      </w:pPr>
+      <w:r>
+        <w:rPr>
+          <w:lang w:val="fr-TG"/>
+        </w:rPr>
+        <w:t>Identification des acteurs</w:t>
+      </w:r>
+    </w:p>
+    <w:p>
+      <w:r>
+        <w:t>Un acteur est une entité extérieure au système modélisé, et qui interagit directement avec lu</w:t>
+      </w:r>
+      <w:r>
+        <w:t xml:space="preserve">i. Pour notre </w:t>
+      </w:r>
+      <w:r>
+        <w:t>application</w:t>
+      </w:r>
+      <w:r>
+        <w:t>, nous avons identifié trois (03)</w:t>
+      </w:r>
+      <w:r>
+        <w:t xml:space="preserve"> acteurs principaux :</w:t>
+      </w:r>
+    </w:p>
+    <w:p>
+      <w:pPr>
+        <w:pStyle w:val="Paragraphedeliste"/>
+        <w:numPr>
+          <w:ilvl w:val="0"/>
+          <w:numId w:val="46"/>
+        </w:numPr>
+      </w:pPr>
+      <w:r>
+        <w:t>Administrateur :</w:t>
+      </w:r>
+    </w:p>
+    <w:p>
+      <w:pPr>
+        <w:pStyle w:val="Paragraphedeliste"/>
+      </w:pPr>
+      <w:r>
+        <w:lastRenderedPageBreak/>
+        <w:t>Il est responsable de l’exploitation de l’application. L’administrateur</w:t>
+      </w:r>
+      <w:r>
+        <w:t xml:space="preserve"> s’occupe de la g</w:t>
+      </w:r>
+      <w:r>
+        <w:t>estion des utilisateurs (création</w:t>
+      </w:r>
+      <w:r>
+        <w:t xml:space="preserve">, </w:t>
+      </w:r>
+      <w:r>
+        <w:t>désactivation</w:t>
+      </w:r>
+      <w:r>
+        <w:t xml:space="preserve"> ou suppression</w:t>
+      </w:r>
+      <w:r>
+        <w:t xml:space="preserve">), gestion des techniciens et de leurs compétences, </w:t>
+      </w:r>
+      <w:r>
+        <w:t>de l’</w:t>
+      </w:r>
+      <w:r>
+        <w:t xml:space="preserve">affectation </w:t>
+      </w:r>
+      <w:r>
+        <w:t>d’un technicien à un ticket et a</w:t>
+      </w:r>
+      <w:r>
+        <w:t xml:space="preserve"> accès </w:t>
+      </w:r>
+      <w:r>
+        <w:t xml:space="preserve">aux </w:t>
+      </w:r>
+      <w:r>
+        <w:t>statistiques</w:t>
+      </w:r>
+      <w:r>
+        <w:t xml:space="preserve">. Il a accès à toutes les fonctionnalités de gestion et de </w:t>
+      </w:r>
+      <w:r>
+        <w:t xml:space="preserve">configuration des </w:t>
+      </w:r>
+      <w:r>
+        <w:t>tickets et des utilisateurs.</w:t>
+      </w:r>
+    </w:p>
+    <w:p>
+      <w:pPr>
+        <w:pStyle w:val="Paragraphedeliste"/>
+      </w:pPr>
+    </w:p>
+    <w:p>
+      <w:pPr>
+        <w:pStyle w:val="Paragraphedeliste"/>
+        <w:numPr>
+          <w:ilvl w:val="0"/>
+          <w:numId w:val="46"/>
+        </w:numPr>
+      </w:pPr>
+      <w:r>
+        <w:t>Technicien :</w:t>
+      </w:r>
+    </w:p>
+    <w:p>
+      <w:pPr>
+        <w:pStyle w:val="Paragraphedeliste"/>
+      </w:pPr>
+      <w:r>
+        <w:t>Il effectue des interventions de maintenance ou de réparation concernant les tickets qui lui ont été assigné. Il peut consulter les tickets qui lui ont été affecté, mettre à jour l’état d’un ticket après intervention, ajouter des pièces jointes et des commentaires et consulter son tableau de bord.</w:t>
+      </w:r>
+    </w:p>
+    <w:p>
+      <w:pPr>
+        <w:pStyle w:val="Paragraphedeliste"/>
+      </w:pPr>
+    </w:p>
+    <w:p>
+      <w:pPr>
+        <w:pStyle w:val="Paragraphedeliste"/>
+        <w:numPr>
+          <w:ilvl w:val="0"/>
+          <w:numId w:val="46"/>
+        </w:numPr>
+      </w:pPr>
+      <w:r>
+        <w:t>Client :</w:t>
+      </w:r>
+    </w:p>
+    <w:p>
+      <w:pPr>
+        <w:pStyle w:val="Paragraphedeliste"/>
+      </w:pPr>
+      <w:r>
+        <w:t>Il émet des demandes d’intervention</w:t>
+      </w:r>
+      <w:r>
+        <w:t xml:space="preserve">. Le client peut créer un ticket, suivre l’état d’évolution de celui-ci, </w:t>
+      </w:r>
+      <w:r>
+        <w:t>faire des commentaires, ajouter des pièces jointes, recevoir des notifications et consulter son historique.</w:t>
+      </w:r>
+    </w:p>
+    <w:p>
+      <w:pPr>
+        <w:pStyle w:val="Paragraphedeliste"/>
+      </w:pPr>
+    </w:p>
+    <w:p>
+      <w:pPr>
+        <w:pStyle w:val="Titre6"/>
+      </w:pPr>
+      <w:r>
+        <w:t>Identifications des cas d’utilisations</w:t>
+      </w:r>
+    </w:p>
+    <w:p>
+      <w:pPr>
+        <w:rPr>
+          <w:lang w:val="fr-TG"/>
+        </w:rPr>
+      </w:pPr>
+    </w:p>
     <w:sectPr>
-      <w:headerReference w:type="default" r:id="rId19"/>
-      <w:footerReference w:type="default" r:id="rId20"/>
+      <w:headerReference w:type="default" r:id="rId21"/>
+      <w:footerReference w:type="default" r:id="rId22"/>
       <w:pgSz w:w="11906" w:h="16838" w:code="9"/>
       <w:pgMar w:top="1418" w:right="1418" w:bottom="1418" w:left="1418" w:header="720" w:footer="720" w:gutter="0"/>
       <w:cols w:space="720"/>
@@ -8776,6 +8976,119 @@
 <file path=word/numbering.xml><?xml version="1.0" encoding="utf-8"?>
 <w:numbering xmlns:wpc="http://schemas.microsoft.com/office/word/2010/wordprocessingCanvas" xmlns:cx="http://schemas.microsoft.com/office/drawing/2014/chartex" xmlns:cx1="http://schemas.microsoft.com/office/drawing/2015/9/8/chartex" xmlns:cx2="http://schemas.microsoft.com/office/drawing/2015/10/21/chartex" xmlns:cx3="http://schemas.microsoft.com/office/drawing/2016/5/9/chartex" xmlns:cx4="http://schemas.microsoft.com/office/drawing/2016/5/10/chartex" xmlns:cx5="http://schemas.microsoft.com/office/drawing/2016/5/11/chartex" xmlns:cx6="http://schemas.microsoft.com/office/drawing/2016/5/12/chartex" xmlns:cx7="http://schemas.microsoft.com/office/drawing/2016/5/13/chartex" xmlns:cx8="http://schemas.microsoft.com/office/drawing/2016/5/14/chartex" xmlns:mc="http://schemas.openxmlformats.org/markup-compatibility/2006" xmlns:aink="http://schemas.microsoft.com/office/drawing/2016/ink" xmlns:am3d="http://schemas.microsoft.com/office/drawing/2017/model3d" xmlns:o="urn:schemas-microsoft-com:office:office" xmlns:oel="http://schemas.microsoft.com/office/2019/extlst" xmlns:r="http://schemas.openxmlformats.org/officeDocument/2006/relationships" xmlns:m="http://schemas.openxmlformats.org/officeDocument/2006/math" xmlns:v="urn:schemas-microsoft-com:vml" xmlns:wp14="http://schemas.microsoft.com/office/word/2010/wordprocessingDrawing" xmlns:wp="http://schemas.openxmlformats.org/drawingml/2006/wordprocessingDrawing" xmlns:w10="urn:schemas-microsoft-com:office:word" xmlns:w="http://schemas.openxmlformats.org/wordprocessingml/2006/main" xmlns:w14="http://schemas.microsoft.com/office/word/2010/wordml" xmlns:w15="http://schemas.microsoft.com/office/word/2012/wordml" xmlns:w16cei="http://schemas.microsoft.com/office/word/2026/wordml/cei" xmlns:w16cex="http://schemas.microsoft.com/office/word/2018/wordml/cex" xmlns:w16cid="http://schemas.microsoft.com/office/word/2016/wordml/cid" xmlns:w16="http://schemas.microsoft.com/office/word/2018/wordml" xmlns:w16du="http://schemas.microsoft.com/office/word/2023/wordml/word16du" xmlns:w16sdtdh="http://schemas.microsoft.com/office/word/2020/wordml/sdtdatahash" xmlns:w16sdtfl="http://schemas.microsoft.com/office/word/2024/wordml/sdtformatlock" xmlns:w16se="http://schemas.microsoft.com/office/word/2015/wordml/symex" xmlns:wpg="http://schemas.microsoft.com/office/word/2010/wordprocessingGroup" xmlns:wpi="http://schemas.microsoft.com/office/word/2010/wordprocessingInk" xmlns:wne="http://schemas.microsoft.com/office/word/2006/wordml" xmlns:wps="http://schemas.microsoft.com/office/word/2010/wordprocessingShape" mc:Ignorable="w14 w15 w16se w16cid w16 w16cex w16sdtdh w16sdtfl w16du wp14">
   <w:abstractNum w:abstractNumId="0" w15:restartNumberingAfterBreak="0">
+    <w:nsid w:val="01467D3B"/>
+    <w:multiLevelType w:val="hybridMultilevel"/>
+    <w:tmpl w:val="349A573C"/>
+    <w:lvl w:ilvl="0" w:tplc="20000001">
+      <w:start w:val="1"/>
+      <w:numFmt w:val="bullet"/>
+      <w:lvlText w:val=""/>
+      <w:lvlJc w:val="left"/>
+      <w:pPr>
+        <w:ind w:left="720" w:hanging="360"/>
+      </w:pPr>
+      <w:rPr>
+        <w:rFonts w:ascii="Symbol" w:hAnsi="Symbol" w:hint="default"/>
+      </w:rPr>
+    </w:lvl>
+    <w:lvl w:ilvl="1" w:tplc="20000003" w:tentative="1">
+      <w:start w:val="1"/>
+      <w:numFmt w:val="bullet"/>
+      <w:lvlText w:val="o"/>
+      <w:lvlJc w:val="left"/>
+      <w:pPr>
+        <w:ind w:left="1440" w:hanging="360"/>
+      </w:pPr>
+      <w:rPr>
+        <w:rFonts w:ascii="Courier New" w:hAnsi="Courier New" w:cs="Courier New" w:hint="default"/>
+      </w:rPr>
+    </w:lvl>
+    <w:lvl w:ilvl="2" w:tplc="20000005" w:tentative="1">
+      <w:start w:val="1"/>
+      <w:numFmt w:val="bullet"/>
+      <w:lvlText w:val=""/>
+      <w:lvlJc w:val="left"/>
+      <w:pPr>
+        <w:ind w:left="2160" w:hanging="360"/>
+      </w:pPr>
+      <w:rPr>
+        <w:rFonts w:ascii="Wingdings" w:hAnsi="Wingdings" w:hint="default"/>
+      </w:rPr>
+    </w:lvl>
+    <w:lvl w:ilvl="3" w:tplc="20000001" w:tentative="1">
+      <w:start w:val="1"/>
+      <w:numFmt w:val="bullet"/>
+      <w:lvlText w:val=""/>
+      <w:lvlJc w:val="left"/>
+      <w:pPr>
+        <w:ind w:left="2880" w:hanging="360"/>
+      </w:pPr>
+      <w:rPr>
+        <w:rFonts w:ascii="Symbol" w:hAnsi="Symbol" w:hint="default"/>
+      </w:rPr>
+    </w:lvl>
+    <w:lvl w:ilvl="4" w:tplc="20000003" w:tentative="1">
+      <w:start w:val="1"/>
+      <w:numFmt w:val="bullet"/>
+      <w:lvlText w:val="o"/>
+      <w:lvlJc w:val="left"/>
+      <w:pPr>
+        <w:ind w:left="3600" w:hanging="360"/>
+      </w:pPr>
+      <w:rPr>
+        <w:rFonts w:ascii="Courier New" w:hAnsi="Courier New" w:cs="Courier New" w:hint="default"/>
+      </w:rPr>
+    </w:lvl>
+    <w:lvl w:ilvl="5" w:tplc="20000005" w:tentative="1">
+      <w:start w:val="1"/>
+      <w:numFmt w:val="bullet"/>
+      <w:lvlText w:val=""/>
+      <w:lvlJc w:val="left"/>
+      <w:pPr>
+        <w:ind w:left="4320" w:hanging="360"/>
+      </w:pPr>
+      <w:rPr>
+        <w:rFonts w:ascii="Wingdings" w:hAnsi="Wingdings" w:hint="default"/>
+      </w:rPr>
+    </w:lvl>
+    <w:lvl w:ilvl="6" w:tplc="20000001" w:tentative="1">
+      <w:start w:val="1"/>
+      <w:numFmt w:val="bullet"/>
+      <w:lvlText w:val=""/>
+      <w:lvlJc w:val="left"/>
+      <w:pPr>
+        <w:ind w:left="5040" w:hanging="360"/>
+      </w:pPr>
+      <w:rPr>
+        <w:rFonts w:ascii="Symbol" w:hAnsi="Symbol" w:hint="default"/>
+      </w:rPr>
+    </w:lvl>
+    <w:lvl w:ilvl="7" w:tplc="20000003" w:tentative="1">
+      <w:start w:val="1"/>
+      <w:numFmt w:val="bullet"/>
+      <w:lvlText w:val="o"/>
+      <w:lvlJc w:val="left"/>
+      <w:pPr>
+        <w:ind w:left="5760" w:hanging="360"/>
+      </w:pPr>
+      <w:rPr>
+        <w:rFonts w:ascii="Courier New" w:hAnsi="Courier New" w:cs="Courier New" w:hint="default"/>
+      </w:rPr>
+    </w:lvl>
+    <w:lvl w:ilvl="8" w:tplc="20000005" w:tentative="1">
+      <w:start w:val="1"/>
+      <w:numFmt w:val="bullet"/>
+      <w:lvlText w:val=""/>
+      <w:lvlJc w:val="left"/>
+      <w:pPr>
+        <w:ind w:left="6480" w:hanging="360"/>
+      </w:pPr>
+      <w:rPr>
+        <w:rFonts w:ascii="Wingdings" w:hAnsi="Wingdings" w:hint="default"/>
+      </w:rPr>
+    </w:lvl>
+  </w:abstractNum>
+  <w:abstractNum w:abstractNumId="1" w15:restartNumberingAfterBreak="0">
     <w:nsid w:val="039D4FF3"/>
     <w:multiLevelType w:val="hybridMultilevel"/>
     <w:tmpl w:val="ABBA9720"/>
@@ -8888,7 +9201,7 @@
       </w:rPr>
     </w:lvl>
   </w:abstractNum>
-  <w:abstractNum w:abstractNumId="1" w15:restartNumberingAfterBreak="0">
+  <w:abstractNum w:abstractNumId="2" w15:restartNumberingAfterBreak="0">
     <w:nsid w:val="03E40275"/>
     <w:multiLevelType w:val="multilevel"/>
     <w:tmpl w:val="C11E29F4"/>
@@ -9001,7 +9314,7 @@
       </w:rPr>
     </w:lvl>
   </w:abstractNum>
-  <w:abstractNum w:abstractNumId="2" w15:restartNumberingAfterBreak="0">
+  <w:abstractNum w:abstractNumId="3" w15:restartNumberingAfterBreak="0">
     <w:nsid w:val="04CA58A0"/>
     <w:multiLevelType w:val="hybridMultilevel"/>
     <w:tmpl w:val="5622EE42"/>
@@ -9091,7 +9404,7 @@
       </w:pPr>
     </w:lvl>
   </w:abstractNum>
-  <w:abstractNum w:abstractNumId="3" w15:restartNumberingAfterBreak="0">
+  <w:abstractNum w:abstractNumId="4" w15:restartNumberingAfterBreak="0">
     <w:nsid w:val="05D97D4B"/>
     <w:multiLevelType w:val="hybridMultilevel"/>
     <w:tmpl w:val="FC82BA9C"/>
@@ -9204,7 +9517,7 @@
       </w:rPr>
     </w:lvl>
   </w:abstractNum>
-  <w:abstractNum w:abstractNumId="4" w15:restartNumberingAfterBreak="0">
+  <w:abstractNum w:abstractNumId="5" w15:restartNumberingAfterBreak="0">
     <w:nsid w:val="06702521"/>
     <w:multiLevelType w:val="hybridMultilevel"/>
     <w:tmpl w:val="59407E82"/>
@@ -9317,7 +9630,7 @@
       </w:rPr>
     </w:lvl>
   </w:abstractNum>
-  <w:abstractNum w:abstractNumId="5" w15:restartNumberingAfterBreak="0">
+  <w:abstractNum w:abstractNumId="6" w15:restartNumberingAfterBreak="0">
     <w:nsid w:val="08984D78"/>
     <w:multiLevelType w:val="multilevel"/>
     <w:tmpl w:val="58CCE4F4"/>
@@ -9430,7 +9743,7 @@
       </w:rPr>
     </w:lvl>
   </w:abstractNum>
-  <w:abstractNum w:abstractNumId="6" w15:restartNumberingAfterBreak="0">
+  <w:abstractNum w:abstractNumId="7" w15:restartNumberingAfterBreak="0">
     <w:nsid w:val="0B2C43E9"/>
     <w:multiLevelType w:val="multilevel"/>
     <w:tmpl w:val="E85E1706"/>
@@ -9543,7 +9856,7 @@
       </w:rPr>
     </w:lvl>
   </w:abstractNum>
-  <w:abstractNum w:abstractNumId="7" w15:restartNumberingAfterBreak="0">
+  <w:abstractNum w:abstractNumId="8" w15:restartNumberingAfterBreak="0">
     <w:nsid w:val="0BEC1CF0"/>
     <w:multiLevelType w:val="hybridMultilevel"/>
     <w:tmpl w:val="69044A18"/>
@@ -9656,7 +9969,7 @@
       </w:rPr>
     </w:lvl>
   </w:abstractNum>
-  <w:abstractNum w:abstractNumId="8" w15:restartNumberingAfterBreak="0">
+  <w:abstractNum w:abstractNumId="9" w15:restartNumberingAfterBreak="0">
     <w:nsid w:val="0E417BB3"/>
     <w:multiLevelType w:val="hybridMultilevel"/>
     <w:tmpl w:val="BBFAFF58"/>
@@ -9769,7 +10082,7 @@
       </w:rPr>
     </w:lvl>
   </w:abstractNum>
-  <w:abstractNum w:abstractNumId="9" w15:restartNumberingAfterBreak="0">
+  <w:abstractNum w:abstractNumId="10" w15:restartNumberingAfterBreak="0">
     <w:nsid w:val="10FB2CB9"/>
     <w:multiLevelType w:val="hybridMultilevel"/>
     <w:tmpl w:val="F518514E"/>
@@ -9882,7 +10195,7 @@
       </w:rPr>
     </w:lvl>
   </w:abstractNum>
-  <w:abstractNum w:abstractNumId="10" w15:restartNumberingAfterBreak="0">
+  <w:abstractNum w:abstractNumId="11" w15:restartNumberingAfterBreak="0">
     <w:nsid w:val="112907F3"/>
     <w:multiLevelType w:val="multilevel"/>
     <w:tmpl w:val="05608C70"/>
@@ -9995,7 +10308,7 @@
       </w:rPr>
     </w:lvl>
   </w:abstractNum>
-  <w:abstractNum w:abstractNumId="11" w15:restartNumberingAfterBreak="0">
+  <w:abstractNum w:abstractNumId="12" w15:restartNumberingAfterBreak="0">
     <w:nsid w:val="12E75ED0"/>
     <w:multiLevelType w:val="hybridMultilevel"/>
     <w:tmpl w:val="6D5039A2"/>
@@ -10084,7 +10397,7 @@
       </w:pPr>
     </w:lvl>
   </w:abstractNum>
-  <w:abstractNum w:abstractNumId="12" w15:restartNumberingAfterBreak="0">
+  <w:abstractNum w:abstractNumId="13" w15:restartNumberingAfterBreak="0">
     <w:nsid w:val="1ACB1BCF"/>
     <w:multiLevelType w:val="hybridMultilevel"/>
     <w:tmpl w:val="FDF2D10C"/>
@@ -10173,7 +10486,7 @@
       </w:pPr>
     </w:lvl>
   </w:abstractNum>
-  <w:abstractNum w:abstractNumId="13" w15:restartNumberingAfterBreak="0">
+  <w:abstractNum w:abstractNumId="14" w15:restartNumberingAfterBreak="0">
     <w:nsid w:val="1B2513E0"/>
     <w:multiLevelType w:val="multilevel"/>
     <w:tmpl w:val="F844DC30"/>
@@ -10322,7 +10635,7 @@
       </w:rPr>
     </w:lvl>
   </w:abstractNum>
-  <w:abstractNum w:abstractNumId="14" w15:restartNumberingAfterBreak="0">
+  <w:abstractNum w:abstractNumId="15" w15:restartNumberingAfterBreak="0">
     <w:nsid w:val="217E072D"/>
     <w:multiLevelType w:val="multilevel"/>
     <w:tmpl w:val="62F4B210"/>
@@ -10435,7 +10748,7 @@
       </w:rPr>
     </w:lvl>
   </w:abstractNum>
-  <w:abstractNum w:abstractNumId="15" w15:restartNumberingAfterBreak="0">
+  <w:abstractNum w:abstractNumId="16" w15:restartNumberingAfterBreak="0">
     <w:nsid w:val="23B05698"/>
     <w:multiLevelType w:val="multilevel"/>
     <w:tmpl w:val="10E6B00A"/>
@@ -10545,7 +10858,7 @@
       </w:rPr>
     </w:lvl>
   </w:abstractNum>
-  <w:abstractNum w:abstractNumId="16" w15:restartNumberingAfterBreak="0">
+  <w:abstractNum w:abstractNumId="17" w15:restartNumberingAfterBreak="0">
     <w:nsid w:val="28EF2017"/>
     <w:multiLevelType w:val="multilevel"/>
     <w:tmpl w:val="B13848AA"/>
@@ -10658,7 +10971,7 @@
       </w:rPr>
     </w:lvl>
   </w:abstractNum>
-  <w:abstractNum w:abstractNumId="17" w15:restartNumberingAfterBreak="0">
+  <w:abstractNum w:abstractNumId="18" w15:restartNumberingAfterBreak="0">
     <w:nsid w:val="32A3419C"/>
     <w:multiLevelType w:val="multilevel"/>
     <w:tmpl w:val="59CC81BE"/>
@@ -10771,7 +11084,7 @@
       </w:rPr>
     </w:lvl>
   </w:abstractNum>
-  <w:abstractNum w:abstractNumId="18" w15:restartNumberingAfterBreak="0">
+  <w:abstractNum w:abstractNumId="19" w15:restartNumberingAfterBreak="0">
     <w:nsid w:val="33DE0E93"/>
     <w:multiLevelType w:val="hybridMultilevel"/>
     <w:tmpl w:val="61068092"/>
@@ -10860,7 +11173,7 @@
       </w:pPr>
     </w:lvl>
   </w:abstractNum>
-  <w:abstractNum w:abstractNumId="19" w15:restartNumberingAfterBreak="0">
+  <w:abstractNum w:abstractNumId="20" w15:restartNumberingAfterBreak="0">
     <w:nsid w:val="37380BA3"/>
     <w:multiLevelType w:val="hybridMultilevel"/>
     <w:tmpl w:val="267CAEAC"/>
@@ -10973,7 +11286,7 @@
       </w:rPr>
     </w:lvl>
   </w:abstractNum>
-  <w:abstractNum w:abstractNumId="20" w15:restartNumberingAfterBreak="0">
+  <w:abstractNum w:abstractNumId="21" w15:restartNumberingAfterBreak="0">
     <w:nsid w:val="385858CD"/>
     <w:multiLevelType w:val="multilevel"/>
     <w:tmpl w:val="2000001D"/>
@@ -11059,7 +11372,7 @@
       </w:pPr>
     </w:lvl>
   </w:abstractNum>
-  <w:abstractNum w:abstractNumId="21" w15:restartNumberingAfterBreak="0">
+  <w:abstractNum w:abstractNumId="22" w15:restartNumberingAfterBreak="0">
     <w:nsid w:val="3C9A19A5"/>
     <w:multiLevelType w:val="multilevel"/>
     <w:tmpl w:val="E158AF4E"/>
@@ -11172,7 +11485,7 @@
       </w:rPr>
     </w:lvl>
   </w:abstractNum>
-  <w:abstractNum w:abstractNumId="22" w15:restartNumberingAfterBreak="0">
+  <w:abstractNum w:abstractNumId="23" w15:restartNumberingAfterBreak="0">
     <w:nsid w:val="484822ED"/>
     <w:multiLevelType w:val="multilevel"/>
     <w:tmpl w:val="AD007626"/>
@@ -11285,7 +11598,7 @@
       </w:rPr>
     </w:lvl>
   </w:abstractNum>
-  <w:abstractNum w:abstractNumId="23" w15:restartNumberingAfterBreak="0">
+  <w:abstractNum w:abstractNumId="24" w15:restartNumberingAfterBreak="0">
     <w:nsid w:val="48A809EE"/>
     <w:multiLevelType w:val="multilevel"/>
     <w:tmpl w:val="0360CE9C"/>
@@ -11398,7 +11711,120 @@
       </w:rPr>
     </w:lvl>
   </w:abstractNum>
-  <w:abstractNum w:abstractNumId="24" w15:restartNumberingAfterBreak="0">
+  <w:abstractNum w:abstractNumId="25" w15:restartNumberingAfterBreak="0">
+    <w:nsid w:val="4A5974C4"/>
+    <w:multiLevelType w:val="hybridMultilevel"/>
+    <w:tmpl w:val="8FC03C46"/>
+    <w:lvl w:ilvl="0" w:tplc="20000001">
+      <w:start w:val="1"/>
+      <w:numFmt w:val="bullet"/>
+      <w:lvlText w:val=""/>
+      <w:lvlJc w:val="left"/>
+      <w:pPr>
+        <w:ind w:left="720" w:hanging="360"/>
+      </w:pPr>
+      <w:rPr>
+        <w:rFonts w:ascii="Symbol" w:hAnsi="Symbol" w:hint="default"/>
+      </w:rPr>
+    </w:lvl>
+    <w:lvl w:ilvl="1" w:tplc="20000003" w:tentative="1">
+      <w:start w:val="1"/>
+      <w:numFmt w:val="bullet"/>
+      <w:lvlText w:val="o"/>
+      <w:lvlJc w:val="left"/>
+      <w:pPr>
+        <w:ind w:left="1440" w:hanging="360"/>
+      </w:pPr>
+      <w:rPr>
+        <w:rFonts w:ascii="Courier New" w:hAnsi="Courier New" w:cs="Courier New" w:hint="default"/>
+      </w:rPr>
+    </w:lvl>
+    <w:lvl w:ilvl="2" w:tplc="20000005" w:tentative="1">
+      <w:start w:val="1"/>
+      <w:numFmt w:val="bullet"/>
+      <w:lvlText w:val=""/>
+      <w:lvlJc w:val="left"/>
+      <w:pPr>
+        <w:ind w:left="2160" w:hanging="360"/>
+      </w:pPr>
+      <w:rPr>
+        <w:rFonts w:ascii="Wingdings" w:hAnsi="Wingdings" w:hint="default"/>
+      </w:rPr>
+    </w:lvl>
+    <w:lvl w:ilvl="3" w:tplc="20000001" w:tentative="1">
+      <w:start w:val="1"/>
+      <w:numFmt w:val="bullet"/>
+      <w:lvlText w:val=""/>
+      <w:lvlJc w:val="left"/>
+      <w:pPr>
+        <w:ind w:left="2880" w:hanging="360"/>
+      </w:pPr>
+      <w:rPr>
+        <w:rFonts w:ascii="Symbol" w:hAnsi="Symbol" w:hint="default"/>
+      </w:rPr>
+    </w:lvl>
+    <w:lvl w:ilvl="4" w:tplc="20000003" w:tentative="1">
+      <w:start w:val="1"/>
+      <w:numFmt w:val="bullet"/>
+      <w:lvlText w:val="o"/>
+      <w:lvlJc w:val="left"/>
+      <w:pPr>
+        <w:ind w:left="3600" w:hanging="360"/>
+      </w:pPr>
+      <w:rPr>
+        <w:rFonts w:ascii="Courier New" w:hAnsi="Courier New" w:cs="Courier New" w:hint="default"/>
+      </w:rPr>
+    </w:lvl>
+    <w:lvl w:ilvl="5" w:tplc="20000005" w:tentative="1">
+      <w:start w:val="1"/>
+      <w:numFmt w:val="bullet"/>
+      <w:lvlText w:val=""/>
+      <w:lvlJc w:val="left"/>
+      <w:pPr>
+        <w:ind w:left="4320" w:hanging="360"/>
+      </w:pPr>
+      <w:rPr>
+        <w:rFonts w:ascii="Wingdings" w:hAnsi="Wingdings" w:hint="default"/>
+      </w:rPr>
+    </w:lvl>
+    <w:lvl w:ilvl="6" w:tplc="20000001" w:tentative="1">
+      <w:start w:val="1"/>
+      <w:numFmt w:val="bullet"/>
+      <w:lvlText w:val=""/>
+      <w:lvlJc w:val="left"/>
+      <w:pPr>
+        <w:ind w:left="5040" w:hanging="360"/>
+      </w:pPr>
+      <w:rPr>
+        <w:rFonts w:ascii="Symbol" w:hAnsi="Symbol" w:hint="default"/>
+      </w:rPr>
+    </w:lvl>
+    <w:lvl w:ilvl="7" w:tplc="20000003" w:tentative="1">
+      <w:start w:val="1"/>
+      <w:numFmt w:val="bullet"/>
+      <w:lvlText w:val="o"/>
+      <w:lvlJc w:val="left"/>
+      <w:pPr>
+        <w:ind w:left="5760" w:hanging="360"/>
+      </w:pPr>
+      <w:rPr>
+        <w:rFonts w:ascii="Courier New" w:hAnsi="Courier New" w:cs="Courier New" w:hint="default"/>
+      </w:rPr>
+    </w:lvl>
+    <w:lvl w:ilvl="8" w:tplc="20000005" w:tentative="1">
+      <w:start w:val="1"/>
+      <w:numFmt w:val="bullet"/>
+      <w:lvlText w:val=""/>
+      <w:lvlJc w:val="left"/>
+      <w:pPr>
+        <w:ind w:left="6480" w:hanging="360"/>
+      </w:pPr>
+      <w:rPr>
+        <w:rFonts w:ascii="Wingdings" w:hAnsi="Wingdings" w:hint="default"/>
+      </w:rPr>
+    </w:lvl>
+  </w:abstractNum>
+  <w:abstractNum w:abstractNumId="26" w15:restartNumberingAfterBreak="0">
     <w:nsid w:val="4D3C3FD1"/>
     <w:multiLevelType w:val="multilevel"/>
     <w:tmpl w:val="E0E8BB54"/>
@@ -11547,7 +11973,7 @@
       </w:rPr>
     </w:lvl>
   </w:abstractNum>
-  <w:abstractNum w:abstractNumId="25" w15:restartNumberingAfterBreak="0">
+  <w:abstractNum w:abstractNumId="27" w15:restartNumberingAfterBreak="0">
     <w:nsid w:val="4E9C7C1F"/>
     <w:multiLevelType w:val="multilevel"/>
     <w:tmpl w:val="2B328D44"/>
@@ -11660,7 +12086,7 @@
       </w:rPr>
     </w:lvl>
   </w:abstractNum>
-  <w:abstractNum w:abstractNumId="26" w15:restartNumberingAfterBreak="0">
+  <w:abstractNum w:abstractNumId="28" w15:restartNumberingAfterBreak="0">
     <w:nsid w:val="519059C8"/>
     <w:multiLevelType w:val="multilevel"/>
     <w:tmpl w:val="58CCE4F4"/>
@@ -11773,7 +12199,7 @@
       </w:rPr>
     </w:lvl>
   </w:abstractNum>
-  <w:abstractNum w:abstractNumId="27" w15:restartNumberingAfterBreak="0">
+  <w:abstractNum w:abstractNumId="29" w15:restartNumberingAfterBreak="0">
     <w:nsid w:val="529972AA"/>
     <w:multiLevelType w:val="multilevel"/>
     <w:tmpl w:val="C1682E00"/>
@@ -11886,7 +12312,7 @@
       </w:rPr>
     </w:lvl>
   </w:abstractNum>
-  <w:abstractNum w:abstractNumId="28" w15:restartNumberingAfterBreak="0">
+  <w:abstractNum w:abstractNumId="30" w15:restartNumberingAfterBreak="0">
     <w:nsid w:val="53604A46"/>
     <w:multiLevelType w:val="multilevel"/>
     <w:tmpl w:val="DF3A7782"/>
@@ -11999,7 +12425,7 @@
       </w:rPr>
     </w:lvl>
   </w:abstractNum>
-  <w:abstractNum w:abstractNumId="29" w15:restartNumberingAfterBreak="0">
+  <w:abstractNum w:abstractNumId="31" w15:restartNumberingAfterBreak="0">
     <w:nsid w:val="55E45523"/>
     <w:multiLevelType w:val="multilevel"/>
     <w:tmpl w:val="EC7606B0"/>
@@ -12112,7 +12538,7 @@
       </w:rPr>
     </w:lvl>
   </w:abstractNum>
-  <w:abstractNum w:abstractNumId="30" w15:restartNumberingAfterBreak="0">
+  <w:abstractNum w:abstractNumId="32" w15:restartNumberingAfterBreak="0">
     <w:nsid w:val="5610725F"/>
     <w:multiLevelType w:val="hybridMultilevel"/>
     <w:tmpl w:val="F16ED15E"/>
@@ -12225,7 +12651,7 @@
       </w:rPr>
     </w:lvl>
   </w:abstractNum>
-  <w:abstractNum w:abstractNumId="31" w15:restartNumberingAfterBreak="0">
+  <w:abstractNum w:abstractNumId="33" w15:restartNumberingAfterBreak="0">
     <w:nsid w:val="56FB2955"/>
     <w:multiLevelType w:val="multilevel"/>
     <w:tmpl w:val="03D6A1A2"/>
@@ -12338,7 +12764,7 @@
       </w:rPr>
     </w:lvl>
   </w:abstractNum>
-  <w:abstractNum w:abstractNumId="32" w15:restartNumberingAfterBreak="0">
+  <w:abstractNum w:abstractNumId="34" w15:restartNumberingAfterBreak="0">
     <w:nsid w:val="596247F2"/>
     <w:multiLevelType w:val="multilevel"/>
     <w:tmpl w:val="AAD094D0"/>
@@ -12487,7 +12913,210 @@
       </w:rPr>
     </w:lvl>
   </w:abstractNum>
-  <w:abstractNum w:abstractNumId="33" w15:restartNumberingAfterBreak="0">
+  <w:abstractNum w:abstractNumId="35" w15:restartNumberingAfterBreak="0">
+    <w:nsid w:val="5AAE052A"/>
+    <w:multiLevelType w:val="hybridMultilevel"/>
+    <w:tmpl w:val="B2BA011A"/>
+    <w:lvl w:ilvl="0" w:tplc="125A50F8">
+      <w:start w:val="1"/>
+      <w:numFmt w:val="decimal"/>
+      <w:pStyle w:val="Titre6"/>
+      <w:lvlText w:val="2.4.%1"/>
+      <w:lvlJc w:val="left"/>
+      <w:pPr>
+        <w:ind w:left="720" w:hanging="360"/>
+      </w:pPr>
+      <w:rPr>
+        <w:rFonts w:hint="default"/>
+      </w:rPr>
+    </w:lvl>
+    <w:lvl w:ilvl="1" w:tplc="20000019" w:tentative="1">
+      <w:start w:val="1"/>
+      <w:numFmt w:val="lowerLetter"/>
+      <w:lvlText w:val="%2."/>
+      <w:lvlJc w:val="left"/>
+      <w:pPr>
+        <w:ind w:left="1440" w:hanging="360"/>
+      </w:pPr>
+    </w:lvl>
+    <w:lvl w:ilvl="2" w:tplc="2000001B" w:tentative="1">
+      <w:start w:val="1"/>
+      <w:numFmt w:val="lowerRoman"/>
+      <w:lvlText w:val="%3."/>
+      <w:lvlJc w:val="right"/>
+      <w:pPr>
+        <w:ind w:left="2160" w:hanging="180"/>
+      </w:pPr>
+    </w:lvl>
+    <w:lvl w:ilvl="3" w:tplc="2000000F" w:tentative="1">
+      <w:start w:val="1"/>
+      <w:numFmt w:val="decimal"/>
+      <w:lvlText w:val="%4."/>
+      <w:lvlJc w:val="left"/>
+      <w:pPr>
+        <w:ind w:left="2880" w:hanging="360"/>
+      </w:pPr>
+    </w:lvl>
+    <w:lvl w:ilvl="4" w:tplc="20000019" w:tentative="1">
+      <w:start w:val="1"/>
+      <w:numFmt w:val="lowerLetter"/>
+      <w:lvlText w:val="%5."/>
+      <w:lvlJc w:val="left"/>
+      <w:pPr>
+        <w:ind w:left="3600" w:hanging="360"/>
+      </w:pPr>
+    </w:lvl>
+    <w:lvl w:ilvl="5" w:tplc="2000001B" w:tentative="1">
+      <w:start w:val="1"/>
+      <w:numFmt w:val="lowerRoman"/>
+      <w:lvlText w:val="%6."/>
+      <w:lvlJc w:val="right"/>
+      <w:pPr>
+        <w:ind w:left="4320" w:hanging="180"/>
+      </w:pPr>
+    </w:lvl>
+    <w:lvl w:ilvl="6" w:tplc="2000000F" w:tentative="1">
+      <w:start w:val="1"/>
+      <w:numFmt w:val="decimal"/>
+      <w:lvlText w:val="%7."/>
+      <w:lvlJc w:val="left"/>
+      <w:pPr>
+        <w:ind w:left="5040" w:hanging="360"/>
+      </w:pPr>
+    </w:lvl>
+    <w:lvl w:ilvl="7" w:tplc="20000019" w:tentative="1">
+      <w:start w:val="1"/>
+      <w:numFmt w:val="lowerLetter"/>
+      <w:lvlText w:val="%8."/>
+      <w:lvlJc w:val="left"/>
+      <w:pPr>
+        <w:ind w:left="5760" w:hanging="360"/>
+      </w:pPr>
+    </w:lvl>
+    <w:lvl w:ilvl="8" w:tplc="2000001B" w:tentative="1">
+      <w:start w:val="1"/>
+      <w:numFmt w:val="lowerRoman"/>
+      <w:lvlText w:val="%9."/>
+      <w:lvlJc w:val="right"/>
+      <w:pPr>
+        <w:ind w:left="6480" w:hanging="180"/>
+      </w:pPr>
+    </w:lvl>
+  </w:abstractNum>
+  <w:abstractNum w:abstractNumId="36" w15:restartNumberingAfterBreak="0">
+    <w:nsid w:val="5BDE2776"/>
+    <w:multiLevelType w:val="hybridMultilevel"/>
+    <w:tmpl w:val="6248C010"/>
+    <w:lvl w:ilvl="0" w:tplc="040C0005">
+      <w:start w:val="1"/>
+      <w:numFmt w:val="bullet"/>
+      <w:lvlText w:val=""/>
+      <w:lvlJc w:val="left"/>
+      <w:pPr>
+        <w:ind w:left="720" w:hanging="360"/>
+      </w:pPr>
+      <w:rPr>
+        <w:rFonts w:ascii="Wingdings" w:hAnsi="Wingdings" w:hint="default"/>
+      </w:rPr>
+    </w:lvl>
+    <w:lvl w:ilvl="1" w:tplc="FFFFFFFF" w:tentative="1">
+      <w:start w:val="1"/>
+      <w:numFmt w:val="bullet"/>
+      <w:lvlText w:val="o"/>
+      <w:lvlJc w:val="left"/>
+      <w:pPr>
+        <w:ind w:left="1440" w:hanging="360"/>
+      </w:pPr>
+      <w:rPr>
+        <w:rFonts w:ascii="Courier New" w:hAnsi="Courier New" w:cs="Courier New" w:hint="default"/>
+      </w:rPr>
+    </w:lvl>
+    <w:lvl w:ilvl="2" w:tplc="FFFFFFFF" w:tentative="1">
+      <w:start w:val="1"/>
+      <w:numFmt w:val="bullet"/>
+      <w:lvlText w:val=""/>
+      <w:lvlJc w:val="left"/>
+      <w:pPr>
+        <w:ind w:left="2160" w:hanging="360"/>
+      </w:pPr>
+      <w:rPr>
+        <w:rFonts w:ascii="Wingdings" w:hAnsi="Wingdings" w:hint="default"/>
+      </w:rPr>
+    </w:lvl>
+    <w:lvl w:ilvl="3" w:tplc="FFFFFFFF" w:tentative="1">
+      <w:start w:val="1"/>
+      <w:numFmt w:val="bullet"/>
+      <w:lvlText w:val=""/>
+      <w:lvlJc w:val="left"/>
+      <w:pPr>
+        <w:ind w:left="2880" w:hanging="360"/>
+      </w:pPr>
+      <w:rPr>
+        <w:rFonts w:ascii="Symbol" w:hAnsi="Symbol" w:hint="default"/>
+      </w:rPr>
+    </w:lvl>
+    <w:lvl w:ilvl="4" w:tplc="FFFFFFFF" w:tentative="1">
+      <w:start w:val="1"/>
+      <w:numFmt w:val="bullet"/>
+      <w:lvlText w:val="o"/>
+      <w:lvlJc w:val="left"/>
+      <w:pPr>
+        <w:ind w:left="3600" w:hanging="360"/>
+      </w:pPr>
+      <w:rPr>
+        <w:rFonts w:ascii="Courier New" w:hAnsi="Courier New" w:cs="Courier New" w:hint="default"/>
+      </w:rPr>
+    </w:lvl>
+    <w:lvl w:ilvl="5" w:tplc="FFFFFFFF" w:tentative="1">
+      <w:start w:val="1"/>
+      <w:numFmt w:val="bullet"/>
+      <w:lvlText w:val=""/>
+      <w:lvlJc w:val="left"/>
+      <w:pPr>
+        <w:ind w:left="4320" w:hanging="360"/>
+      </w:pPr>
+      <w:rPr>
+        <w:rFonts w:ascii="Wingdings" w:hAnsi="Wingdings" w:hint="default"/>
+      </w:rPr>
+    </w:lvl>
+    <w:lvl w:ilvl="6" w:tplc="FFFFFFFF" w:tentative="1">
+      <w:start w:val="1"/>
+      <w:numFmt w:val="bullet"/>
+      <w:lvlText w:val=""/>
+      <w:lvlJc w:val="left"/>
+      <w:pPr>
+        <w:ind w:left="5040" w:hanging="360"/>
+      </w:pPr>
+      <w:rPr>
+        <w:rFonts w:ascii="Symbol" w:hAnsi="Symbol" w:hint="default"/>
+      </w:rPr>
+    </w:lvl>
+    <w:lvl w:ilvl="7" w:tplc="FFFFFFFF" w:tentative="1">
+      <w:start w:val="1"/>
+      <w:numFmt w:val="bullet"/>
+      <w:lvlText w:val="o"/>
+      <w:lvlJc w:val="left"/>
+      <w:pPr>
+        <w:ind w:left="5760" w:hanging="360"/>
+      </w:pPr>
+      <w:rPr>
+        <w:rFonts w:ascii="Courier New" w:hAnsi="Courier New" w:cs="Courier New" w:hint="default"/>
+      </w:rPr>
+    </w:lvl>
+    <w:lvl w:ilvl="8" w:tplc="FFFFFFFF" w:tentative="1">
+      <w:start w:val="1"/>
+      <w:numFmt w:val="bullet"/>
+      <w:lvlText w:val=""/>
+      <w:lvlJc w:val="left"/>
+      <w:pPr>
+        <w:ind w:left="6480" w:hanging="360"/>
+      </w:pPr>
+      <w:rPr>
+        <w:rFonts w:ascii="Wingdings" w:hAnsi="Wingdings" w:hint="default"/>
+      </w:rPr>
+    </w:lvl>
+  </w:abstractNum>
+  <w:abstractNum w:abstractNumId="37" w15:restartNumberingAfterBreak="0">
     <w:nsid w:val="5C9A526E"/>
     <w:multiLevelType w:val="multilevel"/>
     <w:tmpl w:val="62B4F4F2"/>
@@ -12636,7 +13265,7 @@
       </w:rPr>
     </w:lvl>
   </w:abstractNum>
-  <w:abstractNum w:abstractNumId="34" w15:restartNumberingAfterBreak="0">
+  <w:abstractNum w:abstractNumId="38" w15:restartNumberingAfterBreak="0">
     <w:nsid w:val="68943583"/>
     <w:multiLevelType w:val="multilevel"/>
     <w:tmpl w:val="4858D2F6"/>
@@ -12781,7 +13410,7 @@
       </w:rPr>
     </w:lvl>
   </w:abstractNum>
-  <w:abstractNum w:abstractNumId="35" w15:restartNumberingAfterBreak="0">
+  <w:abstractNum w:abstractNumId="39" w15:restartNumberingAfterBreak="0">
     <w:nsid w:val="6BA26761"/>
     <w:multiLevelType w:val="multilevel"/>
     <w:tmpl w:val="8ED063C4"/>
@@ -12930,7 +13559,7 @@
       </w:rPr>
     </w:lvl>
   </w:abstractNum>
-  <w:abstractNum w:abstractNumId="36" w15:restartNumberingAfterBreak="0">
+  <w:abstractNum w:abstractNumId="40" w15:restartNumberingAfterBreak="0">
     <w:nsid w:val="6EF903BF"/>
     <w:multiLevelType w:val="multilevel"/>
     <w:tmpl w:val="297847B0"/>
@@ -13079,7 +13708,7 @@
       </w:rPr>
     </w:lvl>
   </w:abstractNum>
-  <w:abstractNum w:abstractNumId="37" w15:restartNumberingAfterBreak="0">
+  <w:abstractNum w:abstractNumId="41" w15:restartNumberingAfterBreak="0">
     <w:nsid w:val="73CF0BC8"/>
     <w:multiLevelType w:val="multilevel"/>
     <w:tmpl w:val="B7942BE0"/>
@@ -13192,7 +13821,7 @@
       </w:rPr>
     </w:lvl>
   </w:abstractNum>
-  <w:abstractNum w:abstractNumId="38" w15:restartNumberingAfterBreak="0">
+  <w:abstractNum w:abstractNumId="42" w15:restartNumberingAfterBreak="0">
     <w:nsid w:val="76B30816"/>
     <w:multiLevelType w:val="multilevel"/>
     <w:tmpl w:val="8E2470D6"/>
@@ -13305,7 +13934,7 @@
       </w:rPr>
     </w:lvl>
   </w:abstractNum>
-  <w:abstractNum w:abstractNumId="39" w15:restartNumberingAfterBreak="0">
+  <w:abstractNum w:abstractNumId="43" w15:restartNumberingAfterBreak="0">
     <w:nsid w:val="7A3218C3"/>
     <w:multiLevelType w:val="multilevel"/>
     <w:tmpl w:val="9D566470"/>
@@ -13454,7 +14083,7 @@
       </w:rPr>
     </w:lvl>
   </w:abstractNum>
-  <w:abstractNum w:abstractNumId="40" w15:restartNumberingAfterBreak="0">
+  <w:abstractNum w:abstractNumId="44" w15:restartNumberingAfterBreak="0">
     <w:nsid w:val="7D016007"/>
     <w:multiLevelType w:val="hybridMultilevel"/>
     <w:tmpl w:val="3DD452A2"/>
@@ -13568,61 +14197,61 @@
     </w:lvl>
   </w:abstractNum>
   <w:num w:numId="1" w16cid:durableId="2012179846">
-    <w:abstractNumId w:val="5"/>
+    <w:abstractNumId w:val="6"/>
   </w:num>
   <w:num w:numId="2" w16cid:durableId="1365207183">
-    <w:abstractNumId w:val="11"/>
+    <w:abstractNumId w:val="12"/>
   </w:num>
   <w:num w:numId="3" w16cid:durableId="318316185">
-    <w:abstractNumId w:val="3"/>
+    <w:abstractNumId w:val="4"/>
   </w:num>
   <w:num w:numId="4" w16cid:durableId="1770009563">
-    <w:abstractNumId w:val="36"/>
+    <w:abstractNumId w:val="40"/>
   </w:num>
   <w:num w:numId="5" w16cid:durableId="2058579802">
-    <w:abstractNumId w:val="33"/>
+    <w:abstractNumId w:val="37"/>
   </w:num>
   <w:num w:numId="6" w16cid:durableId="737165875">
-    <w:abstractNumId w:val="40"/>
+    <w:abstractNumId w:val="44"/>
   </w:num>
   <w:num w:numId="7" w16cid:durableId="163209347">
+    <w:abstractNumId w:val="28"/>
+  </w:num>
+  <w:num w:numId="8" w16cid:durableId="1528644575">
+    <w:abstractNumId w:val="9"/>
+  </w:num>
+  <w:num w:numId="9" w16cid:durableId="833376966">
+    <w:abstractNumId w:val="23"/>
+  </w:num>
+  <w:num w:numId="10" w16cid:durableId="1841235859">
+    <w:abstractNumId w:val="39"/>
+  </w:num>
+  <w:num w:numId="11" w16cid:durableId="235214089">
     <w:abstractNumId w:val="26"/>
   </w:num>
-  <w:num w:numId="8" w16cid:durableId="1528644575">
-    <w:abstractNumId w:val="8"/>
-  </w:num>
-  <w:num w:numId="9" w16cid:durableId="833376966">
-    <w:abstractNumId w:val="22"/>
-  </w:num>
-  <w:num w:numId="10" w16cid:durableId="1841235859">
-    <w:abstractNumId w:val="35"/>
-  </w:num>
-  <w:num w:numId="11" w16cid:durableId="235214089">
-    <w:abstractNumId w:val="24"/>
-  </w:num>
   <w:num w:numId="12" w16cid:durableId="1105464878">
-    <w:abstractNumId w:val="19"/>
+    <w:abstractNumId w:val="20"/>
   </w:num>
   <w:num w:numId="13" w16cid:durableId="297342874">
+    <w:abstractNumId w:val="17"/>
+  </w:num>
+  <w:num w:numId="14" w16cid:durableId="1582525734">
+    <w:abstractNumId w:val="18"/>
+  </w:num>
+  <w:num w:numId="15" w16cid:durableId="1804033875">
+    <w:abstractNumId w:val="31"/>
+  </w:num>
+  <w:num w:numId="16" w16cid:durableId="1145851166">
     <w:abstractNumId w:val="16"/>
   </w:num>
-  <w:num w:numId="14" w16cid:durableId="1582525734">
-    <w:abstractNumId w:val="17"/>
-  </w:num>
-  <w:num w:numId="15" w16cid:durableId="1804033875">
-    <w:abstractNumId w:val="29"/>
-  </w:num>
-  <w:num w:numId="16" w16cid:durableId="1145851166">
-    <w:abstractNumId w:val="15"/>
-  </w:num>
   <w:num w:numId="17" w16cid:durableId="1003704128">
-    <w:abstractNumId w:val="37"/>
+    <w:abstractNumId w:val="41"/>
   </w:num>
   <w:num w:numId="18" w16cid:durableId="901140612">
-    <w:abstractNumId w:val="6"/>
+    <w:abstractNumId w:val="7"/>
   </w:num>
   <w:num w:numId="19" w16cid:durableId="1799106606">
-    <w:abstractNumId w:val="6"/>
+    <w:abstractNumId w:val="7"/>
     <w:lvlOverride w:ilvl="0">
       <w:lvl w:ilvl="0">
         <w:start w:val="1"/>
@@ -13751,73 +14380,85 @@
     </w:lvlOverride>
   </w:num>
   <w:num w:numId="20" w16cid:durableId="2020158118">
-    <w:abstractNumId w:val="28"/>
+    <w:abstractNumId w:val="30"/>
   </w:num>
   <w:num w:numId="21" w16cid:durableId="12730097">
+    <w:abstractNumId w:val="2"/>
+  </w:num>
+  <w:num w:numId="22" w16cid:durableId="747001301">
+    <w:abstractNumId w:val="15"/>
+  </w:num>
+  <w:num w:numId="23" w16cid:durableId="118379016">
+    <w:abstractNumId w:val="29"/>
+  </w:num>
+  <w:num w:numId="24" w16cid:durableId="317658969">
+    <w:abstractNumId w:val="33"/>
+  </w:num>
+  <w:num w:numId="25" w16cid:durableId="1927611204">
+    <w:abstractNumId w:val="27"/>
+  </w:num>
+  <w:num w:numId="26" w16cid:durableId="108401881">
+    <w:abstractNumId w:val="24"/>
+  </w:num>
+  <w:num w:numId="27" w16cid:durableId="1444615913">
+    <w:abstractNumId w:val="11"/>
+  </w:num>
+  <w:num w:numId="28" w16cid:durableId="128934947">
+    <w:abstractNumId w:val="22"/>
+  </w:num>
+  <w:num w:numId="29" w16cid:durableId="1903176640">
+    <w:abstractNumId w:val="13"/>
+  </w:num>
+  <w:num w:numId="30" w16cid:durableId="1665084071">
+    <w:abstractNumId w:val="42"/>
+  </w:num>
+  <w:num w:numId="31" w16cid:durableId="675959832">
+    <w:abstractNumId w:val="21"/>
+  </w:num>
+  <w:num w:numId="32" w16cid:durableId="756170320">
+    <w:abstractNumId w:val="19"/>
+  </w:num>
+  <w:num w:numId="33" w16cid:durableId="1261793150">
+    <w:abstractNumId w:val="3"/>
+  </w:num>
+  <w:num w:numId="34" w16cid:durableId="745610396">
+    <w:abstractNumId w:val="32"/>
+  </w:num>
+  <w:num w:numId="35" w16cid:durableId="1646734366">
+    <w:abstractNumId w:val="8"/>
+  </w:num>
+  <w:num w:numId="36" w16cid:durableId="290282183">
+    <w:abstractNumId w:val="38"/>
+  </w:num>
+  <w:num w:numId="37" w16cid:durableId="1404834465">
+    <w:abstractNumId w:val="34"/>
+  </w:num>
+  <w:num w:numId="38" w16cid:durableId="430247205">
+    <w:abstractNumId w:val="14"/>
+  </w:num>
+  <w:num w:numId="39" w16cid:durableId="436563536">
+    <w:abstractNumId w:val="43"/>
+  </w:num>
+  <w:num w:numId="40" w16cid:durableId="542716187">
     <w:abstractNumId w:val="1"/>
   </w:num>
-  <w:num w:numId="22" w16cid:durableId="747001301">
-    <w:abstractNumId w:val="14"/>
+  <w:num w:numId="41" w16cid:durableId="508524748">
+    <w:abstractNumId w:val="5"/>
   </w:num>
-  <w:num w:numId="23" w16cid:durableId="118379016">
-    <w:abstractNumId w:val="27"/>
+  <w:num w:numId="42" w16cid:durableId="1998417116">
+    <w:abstractNumId w:val="10"/>
   </w:num>
-  <w:num w:numId="24" w16cid:durableId="317658969">
-    <w:abstractNumId w:val="31"/>
+  <w:num w:numId="43" w16cid:durableId="1707877043">
+    <w:abstractNumId w:val="35"/>
   </w:num>
-  <w:num w:numId="25" w16cid:durableId="1927611204">
+  <w:num w:numId="44" w16cid:durableId="1620838024">
     <w:abstractNumId w:val="25"/>
   </w:num>
-  <w:num w:numId="26" w16cid:durableId="108401881">
-    <w:abstractNumId w:val="23"/>
-  </w:num>
-  <w:num w:numId="27" w16cid:durableId="1444615913">
-    <w:abstractNumId w:val="10"/>
-  </w:num>
-  <w:num w:numId="28" w16cid:durableId="128934947">
-    <w:abstractNumId w:val="21"/>
-  </w:num>
-  <w:num w:numId="29" w16cid:durableId="1903176640">
-    <w:abstractNumId w:val="12"/>
-  </w:num>
-  <w:num w:numId="30" w16cid:durableId="1665084071">
-    <w:abstractNumId w:val="38"/>
-  </w:num>
-  <w:num w:numId="31" w16cid:durableId="675959832">
-    <w:abstractNumId w:val="20"/>
-  </w:num>
-  <w:num w:numId="32" w16cid:durableId="756170320">
-    <w:abstractNumId w:val="18"/>
-  </w:num>
-  <w:num w:numId="33" w16cid:durableId="1261793150">
-    <w:abstractNumId w:val="2"/>
-  </w:num>
-  <w:num w:numId="34" w16cid:durableId="745610396">
-    <w:abstractNumId w:val="30"/>
-  </w:num>
-  <w:num w:numId="35" w16cid:durableId="1646734366">
-    <w:abstractNumId w:val="7"/>
-  </w:num>
-  <w:num w:numId="36" w16cid:durableId="290282183">
-    <w:abstractNumId w:val="34"/>
-  </w:num>
-  <w:num w:numId="37" w16cid:durableId="1404834465">
-    <w:abstractNumId w:val="32"/>
-  </w:num>
-  <w:num w:numId="38" w16cid:durableId="430247205">
-    <w:abstractNumId w:val="13"/>
-  </w:num>
-  <w:num w:numId="39" w16cid:durableId="436563536">
-    <w:abstractNumId w:val="39"/>
-  </w:num>
-  <w:num w:numId="40" w16cid:durableId="542716187">
+  <w:num w:numId="45" w16cid:durableId="13191816">
     <w:abstractNumId w:val="0"/>
   </w:num>
-  <w:num w:numId="41" w16cid:durableId="508524748">
-    <w:abstractNumId w:val="4"/>
-  </w:num>
-  <w:num w:numId="42" w16cid:durableId="1998417116">
-    <w:abstractNumId w:val="9"/>
+  <w:num w:numId="46" w16cid:durableId="602804732">
+    <w:abstractNumId w:val="36"/>
   </w:num>
   <w:numIdMacAtCleanup w:val="11"/>
 </w:numbering>
@@ -14364,21 +15005,24 @@
     <w:next w:val="Normal"/>
     <w:link w:val="Titre6Car"/>
     <w:uiPriority w:val="9"/>
-    <w:semiHidden/>
     <w:unhideWhenUsed/>
     <w:qFormat/>
-    <w:rsid w:val="000706AA"/>
+    <w:rsid w:val="005C3AE8"/>
     <w:pPr>
       <w:keepNext/>
       <w:keepLines/>
-      <w:spacing w:before="40" w:after="0"/>
+      <w:numPr>
+        <w:numId w:val="43"/>
+      </w:numPr>
+      <w:spacing w:before="160" w:after="160"/>
       <w:outlineLvl w:val="5"/>
     </w:pPr>
     <w:rPr>
       <w:rFonts w:eastAsiaTheme="majorEastAsia" w:cstheme="majorBidi"/>
-      <w:i/>
       <w:iCs/>
-      <w:color w:val="595959" w:themeColor="text1" w:themeTint="A6"/>
+      <w:color w:val="000000" w:themeColor="text1"/>
+      <w:sz w:val="28"/>
+      <w:u w:val="single"/>
     </w:rPr>
   </w:style>
   <w:style w:type="paragraph" w:styleId="Titre7">
@@ -14449,7 +15093,6 @@
   <w:style w:type="character" w:default="1" w:styleId="Policepardfaut">
     <w:name w:val="Default Paragraph Font"/>
     <w:uiPriority w:val="1"/>
-    <w:semiHidden/>
     <w:unhideWhenUsed/>
   </w:style>
   <w:style w:type="table" w:default="1" w:styleId="TableauNormal">
@@ -14565,13 +15208,16 @@
     <w:basedOn w:val="Policepardfaut"/>
     <w:link w:val="Titre6"/>
     <w:uiPriority w:val="9"/>
-    <w:semiHidden/>
-    <w:rsid w:val="000706AA"/>
+    <w:rsid w:val="005C3AE8"/>
     <w:rPr>
-      <w:rFonts w:eastAsiaTheme="majorEastAsia" w:cstheme="majorBidi"/>
-      <w:i/>
+      <w:rFonts w:ascii="Times New Roman" w:eastAsiaTheme="majorEastAsia" w:hAnsi="Times New Roman" w:cstheme="majorBidi"/>
       <w:iCs/>
-      <w:color w:val="595959" w:themeColor="text1" w:themeTint="A6"/>
+      <w:color w:val="000000" w:themeColor="text1"/>
+      <w:kern w:val="0"/>
+      <w:sz w:val="28"/>
+      <w:u w:val="single"/>
+      <w:lang w:val="fr-FR"/>
+      <w14:ligatures w14:val="none"/>
     </w:rPr>
   </w:style>
   <w:style w:type="character" w:customStyle="1" w:styleId="Titre7Car">
@@ -15109,6 +15755,25 @@
       </w:tcPr>
     </w:tblStylePr>
   </w:style>
+  <w:style w:type="paragraph" w:styleId="Lgende">
+    <w:name w:val="caption"/>
+    <w:basedOn w:val="Normal"/>
+    <w:next w:val="Normal"/>
+    <w:uiPriority w:val="35"/>
+    <w:unhideWhenUsed/>
+    <w:qFormat/>
+    <w:rsid w:val="00A257D4"/>
+    <w:pPr>
+      <w:spacing w:before="0" w:after="200" w:line="240" w:lineRule="auto"/>
+    </w:pPr>
+    <w:rPr>
+      <w:i/>
+      <w:iCs/>
+      <w:color w:val="44546A" w:themeColor="text2"/>
+      <w:sz w:val="18"/>
+      <w:szCs w:val="18"/>
+    </w:rPr>
+  </w:style>
 </w:styles>
 </file>
 

--- a/RAPPORT DE STAGE.docx
+++ b/RAPPORT DE STAGE.docx
@@ -8837,6 +8837,881 @@
         <w:t>Identifications des cas d’utilisations</w:t>
       </w:r>
     </w:p>
+    <w:tbl>
+      <w:tblPr>
+        <w:tblStyle w:val="Grilledutableau"/>
+        <w:tblW w:w="0" w:type="auto"/>
+        <w:tblLook w:val="04A0" w:firstRow="1" w:lastRow="0" w:firstColumn="1" w:lastColumn="0" w:noHBand="0" w:noVBand="1"/>
+      </w:tblPr>
+      <w:tblGrid>
+        <w:gridCol w:w="1555"/>
+        <w:gridCol w:w="1559"/>
+        <w:gridCol w:w="3402"/>
+        <w:gridCol w:w="2544"/>
+      </w:tblGrid>
+      <w:tr>
+        <w:tc>
+          <w:tcPr>
+            <w:tcW w:w="1555" w:type="dxa"/>
+          </w:tcPr>
+          <w:p>
+            <w:pPr>
+              <w:rPr>
+                <w:lang w:val="fr-TG"/>
+              </w:rPr>
+            </w:pPr>
+            <w:r>
+              <w:rPr>
+                <w:lang w:val="fr-TG"/>
+              </w:rPr>
+              <w:t>Numéro</w:t>
+            </w:r>
+          </w:p>
+        </w:tc>
+        <w:tc>
+          <w:tcPr>
+            <w:tcW w:w="4961" w:type="dxa"/>
+            <w:gridSpan w:val="2"/>
+          </w:tcPr>
+          <w:p>
+            <w:pPr>
+              <w:rPr>
+                <w:lang w:val="fr-TG"/>
+              </w:rPr>
+            </w:pPr>
+            <w:r>
+              <w:rPr>
+                <w:lang w:val="fr-TG"/>
+              </w:rPr>
+              <w:t>Cas d’utilisation</w:t>
+            </w:r>
+          </w:p>
+        </w:tc>
+        <w:tc>
+          <w:tcPr>
+            <w:tcW w:w="2544" w:type="dxa"/>
+          </w:tcPr>
+          <w:p>
+            <w:pPr>
+              <w:rPr>
+                <w:lang w:val="fr-TG"/>
+              </w:rPr>
+            </w:pPr>
+            <w:r>
+              <w:rPr>
+                <w:lang w:val="fr-TG"/>
+              </w:rPr>
+              <w:t>Acteurs concernés</w:t>
+            </w:r>
+          </w:p>
+        </w:tc>
+      </w:tr>
+      <w:tr>
+        <w:trPr>
+          <w:trHeight w:val="449"/>
+        </w:trPr>
+        <w:tc>
+          <w:tcPr>
+            <w:tcW w:w="1555" w:type="dxa"/>
+            <w:vMerge w:val="restart"/>
+          </w:tcPr>
+          <w:p>
+            <w:pPr>
+              <w:rPr>
+                <w:lang w:val="fr-TG"/>
+              </w:rPr>
+            </w:pPr>
+            <w:r>
+              <w:rPr>
+                <w:lang w:val="fr-TG"/>
+              </w:rPr>
+              <w:t>1</w:t>
+            </w:r>
+          </w:p>
+        </w:tc>
+        <w:tc>
+          <w:tcPr>
+            <w:tcW w:w="1559" w:type="dxa"/>
+            <w:vMerge w:val="restart"/>
+          </w:tcPr>
+          <w:p>
+            <w:pPr>
+              <w:rPr>
+                <w:lang w:val="fr-TG"/>
+              </w:rPr>
+            </w:pPr>
+            <w:r>
+              <w:rPr>
+                <w:lang w:val="fr-TG"/>
+              </w:rPr>
+              <w:t>S’authentifier</w:t>
+            </w:r>
+          </w:p>
+        </w:tc>
+        <w:tc>
+          <w:tcPr>
+            <w:tcW w:w="3402" w:type="dxa"/>
+          </w:tcPr>
+          <w:p>
+            <w:pPr>
+              <w:rPr>
+                <w:lang w:val="fr-TG"/>
+              </w:rPr>
+            </w:pPr>
+            <w:r>
+              <w:rPr>
+                <w:lang w:val="fr-TG"/>
+              </w:rPr>
+              <w:t>Créer un compte</w:t>
+            </w:r>
+          </w:p>
+        </w:tc>
+        <w:tc>
+          <w:tcPr>
+            <w:tcW w:w="2544" w:type="dxa"/>
+            <w:vMerge w:val="restart"/>
+          </w:tcPr>
+          <w:p>
+            <w:pPr>
+              <w:rPr>
+                <w:lang w:val="fr-TG"/>
+              </w:rPr>
+            </w:pPr>
+            <w:r>
+              <w:rPr>
+                <w:lang w:val="fr-TG"/>
+              </w:rPr>
+              <w:t>Administrateur</w:t>
+            </w:r>
+            <w:r>
+              <w:rPr>
+                <w:lang w:val="fr-TG"/>
+              </w:rPr>
+              <w:t>, Technicien et Client</w:t>
+            </w:r>
+          </w:p>
+        </w:tc>
+      </w:tr>
+      <w:tr>
+        <w:trPr>
+          <w:trHeight w:val="575"/>
+        </w:trPr>
+        <w:tc>
+          <w:tcPr>
+            <w:tcW w:w="1555" w:type="dxa"/>
+            <w:vMerge/>
+          </w:tcPr>
+          <w:p>
+            <w:pPr>
+              <w:rPr>
+                <w:lang w:val="fr-TG"/>
+              </w:rPr>
+            </w:pPr>
+          </w:p>
+        </w:tc>
+        <w:tc>
+          <w:tcPr>
+            <w:tcW w:w="1559" w:type="dxa"/>
+            <w:vMerge/>
+          </w:tcPr>
+          <w:p>
+            <w:pPr>
+              <w:rPr>
+                <w:lang w:val="fr-TG"/>
+              </w:rPr>
+            </w:pPr>
+          </w:p>
+        </w:tc>
+        <w:tc>
+          <w:tcPr>
+            <w:tcW w:w="3402" w:type="dxa"/>
+          </w:tcPr>
+          <w:p>
+            <w:pPr>
+              <w:rPr>
+                <w:lang w:val="fr-TG"/>
+              </w:rPr>
+            </w:pPr>
+            <w:r>
+              <w:rPr>
+                <w:lang w:val="fr-TG"/>
+              </w:rPr>
+              <w:t>Se connecter</w:t>
+            </w:r>
+          </w:p>
+        </w:tc>
+        <w:tc>
+          <w:tcPr>
+            <w:tcW w:w="2544" w:type="dxa"/>
+            <w:vMerge/>
+          </w:tcPr>
+          <w:p>
+            <w:pPr>
+              <w:rPr>
+                <w:lang w:val="fr-TG"/>
+              </w:rPr>
+            </w:pPr>
+          </w:p>
+        </w:tc>
+      </w:tr>
+      <w:tr>
+        <w:trPr>
+          <w:trHeight w:val="181"/>
+        </w:trPr>
+        <w:tc>
+          <w:tcPr>
+            <w:tcW w:w="1555" w:type="dxa"/>
+            <w:vMerge w:val="restart"/>
+          </w:tcPr>
+          <w:p>
+            <w:pPr>
+              <w:rPr>
+                <w:lang w:val="fr-TG"/>
+              </w:rPr>
+            </w:pPr>
+            <w:r>
+              <w:rPr>
+                <w:lang w:val="fr-TG"/>
+              </w:rPr>
+              <w:t>2</w:t>
+            </w:r>
+          </w:p>
+        </w:tc>
+        <w:tc>
+          <w:tcPr>
+            <w:tcW w:w="1559" w:type="dxa"/>
+            <w:vMerge w:val="restart"/>
+          </w:tcPr>
+          <w:p>
+            <w:pPr>
+              <w:rPr>
+                <w:lang w:val="fr-TG"/>
+              </w:rPr>
+            </w:pPr>
+            <w:r>
+              <w:rPr>
+                <w:lang w:val="fr-TG"/>
+              </w:rPr>
+              <w:t>Gérer les tickets</w:t>
+            </w:r>
+          </w:p>
+        </w:tc>
+        <w:tc>
+          <w:tcPr>
+            <w:tcW w:w="3402" w:type="dxa"/>
+          </w:tcPr>
+          <w:p>
+            <w:pPr>
+              <w:rPr>
+                <w:lang w:val="fr-TG"/>
+              </w:rPr>
+            </w:pPr>
+            <w:r>
+              <w:rPr>
+                <w:lang w:val="fr-TG"/>
+              </w:rPr>
+              <w:t>Créer un ticket</w:t>
+            </w:r>
+          </w:p>
+        </w:tc>
+        <w:tc>
+          <w:tcPr>
+            <w:tcW w:w="2544" w:type="dxa"/>
+          </w:tcPr>
+          <w:p>
+            <w:pPr>
+              <w:rPr>
+                <w:lang w:val="fr-TG"/>
+              </w:rPr>
+            </w:pPr>
+            <w:r>
+              <w:rPr>
+                <w:lang w:val="fr-TG"/>
+              </w:rPr>
+              <w:t>Administrateur</w:t>
+            </w:r>
+            <w:r>
+              <w:rPr>
+                <w:lang w:val="fr-TG"/>
+              </w:rPr>
+              <w:t xml:space="preserve"> et client</w:t>
+            </w:r>
+          </w:p>
+        </w:tc>
+      </w:tr>
+      <w:tr>
+        <w:trPr>
+          <w:trHeight w:val="179"/>
+        </w:trPr>
+        <w:tc>
+          <w:tcPr>
+            <w:tcW w:w="1555" w:type="dxa"/>
+            <w:vMerge/>
+          </w:tcPr>
+          <w:p>
+            <w:pPr>
+              <w:rPr>
+                <w:lang w:val="fr-TG"/>
+              </w:rPr>
+            </w:pPr>
+          </w:p>
+        </w:tc>
+        <w:tc>
+          <w:tcPr>
+            <w:tcW w:w="1559" w:type="dxa"/>
+            <w:vMerge/>
+          </w:tcPr>
+          <w:p>
+            <w:pPr>
+              <w:rPr>
+                <w:lang w:val="fr-TG"/>
+              </w:rPr>
+            </w:pPr>
+          </w:p>
+        </w:tc>
+        <w:tc>
+          <w:tcPr>
+            <w:tcW w:w="3402" w:type="dxa"/>
+          </w:tcPr>
+          <w:p>
+            <w:pPr>
+              <w:rPr>
+                <w:lang w:val="fr-TG"/>
+              </w:rPr>
+            </w:pPr>
+            <w:r>
+              <w:rPr>
+                <w:lang w:val="fr-TG"/>
+              </w:rPr>
+              <w:t>Affecter un technicien</w:t>
+            </w:r>
+          </w:p>
+        </w:tc>
+        <w:tc>
+          <w:tcPr>
+            <w:tcW w:w="2544" w:type="dxa"/>
+          </w:tcPr>
+          <w:p>
+            <w:pPr>
+              <w:rPr>
+                <w:lang w:val="fr-TG"/>
+              </w:rPr>
+            </w:pPr>
+            <w:r>
+              <w:rPr>
+                <w:lang w:val="fr-TG"/>
+              </w:rPr>
+              <w:t>Administrateur</w:t>
+            </w:r>
+          </w:p>
+        </w:tc>
+      </w:tr>
+      <w:tr>
+        <w:trPr>
+          <w:trHeight w:val="179"/>
+        </w:trPr>
+        <w:tc>
+          <w:tcPr>
+            <w:tcW w:w="1555" w:type="dxa"/>
+            <w:vMerge/>
+          </w:tcPr>
+          <w:p>
+            <w:pPr>
+              <w:rPr>
+                <w:lang w:val="fr-TG"/>
+              </w:rPr>
+            </w:pPr>
+          </w:p>
+        </w:tc>
+        <w:tc>
+          <w:tcPr>
+            <w:tcW w:w="1559" w:type="dxa"/>
+            <w:vMerge/>
+          </w:tcPr>
+          <w:p>
+            <w:pPr>
+              <w:rPr>
+                <w:lang w:val="fr-TG"/>
+              </w:rPr>
+            </w:pPr>
+          </w:p>
+        </w:tc>
+        <w:tc>
+          <w:tcPr>
+            <w:tcW w:w="3402" w:type="dxa"/>
+          </w:tcPr>
+          <w:p>
+            <w:pPr>
+              <w:rPr>
+                <w:lang w:val="fr-TG"/>
+              </w:rPr>
+            </w:pPr>
+            <w:r>
+              <w:rPr>
+                <w:lang w:val="fr-TG"/>
+              </w:rPr>
+              <w:t>Clôturer un ticket</w:t>
+            </w:r>
+          </w:p>
+        </w:tc>
+        <w:tc>
+          <w:tcPr>
+            <w:tcW w:w="2544" w:type="dxa"/>
+          </w:tcPr>
+          <w:p>
+            <w:pPr>
+              <w:rPr>
+                <w:lang w:val="fr-TG"/>
+              </w:rPr>
+            </w:pPr>
+            <w:r>
+              <w:rPr>
+                <w:lang w:val="fr-TG"/>
+              </w:rPr>
+              <w:t>Technicien</w:t>
+            </w:r>
+          </w:p>
+        </w:tc>
+      </w:tr>
+      <w:tr>
+        <w:trPr>
+          <w:trHeight w:val="179"/>
+        </w:trPr>
+        <w:tc>
+          <w:tcPr>
+            <w:tcW w:w="1555" w:type="dxa"/>
+            <w:vMerge/>
+          </w:tcPr>
+          <w:p>
+            <w:pPr>
+              <w:rPr>
+                <w:lang w:val="fr-TG"/>
+              </w:rPr>
+            </w:pPr>
+          </w:p>
+        </w:tc>
+        <w:tc>
+          <w:tcPr>
+            <w:tcW w:w="1559" w:type="dxa"/>
+            <w:vMerge/>
+          </w:tcPr>
+          <w:p>
+            <w:pPr>
+              <w:rPr>
+                <w:lang w:val="fr-TG"/>
+              </w:rPr>
+            </w:pPr>
+          </w:p>
+        </w:tc>
+        <w:tc>
+          <w:tcPr>
+            <w:tcW w:w="3402" w:type="dxa"/>
+          </w:tcPr>
+          <w:p>
+            <w:pPr>
+              <w:rPr>
+                <w:lang w:val="fr-TG"/>
+              </w:rPr>
+            </w:pPr>
+            <w:r>
+              <w:rPr>
+                <w:lang w:val="fr-TG"/>
+              </w:rPr>
+              <w:t>Annuler un ticket</w:t>
+            </w:r>
+          </w:p>
+        </w:tc>
+        <w:tc>
+          <w:tcPr>
+            <w:tcW w:w="2544" w:type="dxa"/>
+          </w:tcPr>
+          <w:p>
+            <w:pPr>
+              <w:rPr>
+                <w:lang w:val="fr-TG"/>
+              </w:rPr>
+            </w:pPr>
+            <w:r>
+              <w:rPr>
+                <w:lang w:val="fr-TG"/>
+              </w:rPr>
+              <w:t>Administrateur</w:t>
+            </w:r>
+          </w:p>
+        </w:tc>
+      </w:tr>
+      <w:tr>
+        <w:trPr>
+          <w:trHeight w:val="181"/>
+        </w:trPr>
+        <w:tc>
+          <w:tcPr>
+            <w:tcW w:w="1555" w:type="dxa"/>
+            <w:vMerge w:val="restart"/>
+          </w:tcPr>
+          <w:p>
+            <w:pPr>
+              <w:rPr>
+                <w:lang w:val="fr-TG"/>
+              </w:rPr>
+            </w:pPr>
+            <w:r>
+              <w:rPr>
+                <w:lang w:val="fr-TG"/>
+              </w:rPr>
+              <w:lastRenderedPageBreak/>
+              <w:t>3</w:t>
+            </w:r>
+          </w:p>
+        </w:tc>
+        <w:tc>
+          <w:tcPr>
+            <w:tcW w:w="1559" w:type="dxa"/>
+            <w:vMerge w:val="restart"/>
+          </w:tcPr>
+          <w:p>
+            <w:pPr>
+              <w:rPr>
+                <w:lang w:val="fr-TG"/>
+              </w:rPr>
+            </w:pPr>
+            <w:r>
+              <w:rPr>
+                <w:lang w:val="fr-TG"/>
+              </w:rPr>
+              <w:t>Gérer les utilisateurs</w:t>
+            </w:r>
+          </w:p>
+        </w:tc>
+        <w:tc>
+          <w:tcPr>
+            <w:tcW w:w="3402" w:type="dxa"/>
+          </w:tcPr>
+          <w:p>
+            <w:pPr>
+              <w:rPr>
+                <w:lang w:val="fr-TG"/>
+              </w:rPr>
+            </w:pPr>
+            <w:r>
+              <w:rPr>
+                <w:lang w:val="fr-TG"/>
+              </w:rPr>
+              <w:t>Modifier les informations personnelles</w:t>
+            </w:r>
+          </w:p>
+        </w:tc>
+        <w:tc>
+          <w:tcPr>
+            <w:tcW w:w="2544" w:type="dxa"/>
+          </w:tcPr>
+          <w:p>
+            <w:pPr>
+              <w:rPr>
+                <w:lang w:val="fr-TG"/>
+              </w:rPr>
+            </w:pPr>
+            <w:r>
+              <w:rPr>
+                <w:lang w:val="fr-TG"/>
+              </w:rPr>
+              <w:t>Administrateur</w:t>
+            </w:r>
+          </w:p>
+        </w:tc>
+      </w:tr>
+      <w:tr>
+        <w:trPr>
+          <w:trHeight w:val="179"/>
+        </w:trPr>
+        <w:tc>
+          <w:tcPr>
+            <w:tcW w:w="1555" w:type="dxa"/>
+            <w:vMerge/>
+          </w:tcPr>
+          <w:p>
+            <w:pPr>
+              <w:rPr>
+                <w:lang w:val="fr-TG"/>
+              </w:rPr>
+            </w:pPr>
+          </w:p>
+        </w:tc>
+        <w:tc>
+          <w:tcPr>
+            <w:tcW w:w="1559" w:type="dxa"/>
+            <w:vMerge/>
+          </w:tcPr>
+          <w:p>
+            <w:pPr>
+              <w:rPr>
+                <w:lang w:val="fr-TG"/>
+              </w:rPr>
+            </w:pPr>
+          </w:p>
+        </w:tc>
+        <w:tc>
+          <w:tcPr>
+            <w:tcW w:w="3402" w:type="dxa"/>
+          </w:tcPr>
+          <w:p>
+            <w:pPr>
+              <w:rPr>
+                <w:lang w:val="fr-TG"/>
+              </w:rPr>
+            </w:pPr>
+            <w:r>
+              <w:rPr>
+                <w:lang w:val="fr-TG"/>
+              </w:rPr>
+              <w:t>Ajouter un utilisateur</w:t>
+            </w:r>
+          </w:p>
+        </w:tc>
+        <w:tc>
+          <w:tcPr>
+            <w:tcW w:w="2544" w:type="dxa"/>
+          </w:tcPr>
+          <w:p>
+            <w:pPr>
+              <w:rPr>
+                <w:lang w:val="fr-TG"/>
+              </w:rPr>
+            </w:pPr>
+            <w:r>
+              <w:rPr>
+                <w:lang w:val="fr-TG"/>
+              </w:rPr>
+              <w:t>Administrateur</w:t>
+            </w:r>
+          </w:p>
+        </w:tc>
+      </w:tr>
+      <w:tr>
+        <w:trPr>
+          <w:trHeight w:val="179"/>
+        </w:trPr>
+        <w:tc>
+          <w:tcPr>
+            <w:tcW w:w="1555" w:type="dxa"/>
+            <w:vMerge/>
+          </w:tcPr>
+          <w:p>
+            <w:pPr>
+              <w:rPr>
+                <w:lang w:val="fr-TG"/>
+              </w:rPr>
+            </w:pPr>
+          </w:p>
+        </w:tc>
+        <w:tc>
+          <w:tcPr>
+            <w:tcW w:w="1559" w:type="dxa"/>
+            <w:vMerge/>
+          </w:tcPr>
+          <w:p>
+            <w:pPr>
+              <w:rPr>
+                <w:lang w:val="fr-TG"/>
+              </w:rPr>
+            </w:pPr>
+          </w:p>
+        </w:tc>
+        <w:tc>
+          <w:tcPr>
+            <w:tcW w:w="3402" w:type="dxa"/>
+          </w:tcPr>
+          <w:p>
+            <w:pPr>
+              <w:rPr>
+                <w:lang w:val="fr-TG"/>
+              </w:rPr>
+            </w:pPr>
+            <w:r>
+              <w:rPr>
+                <w:lang w:val="fr-TG"/>
+              </w:rPr>
+              <w:t>Supprimer un utilisateur</w:t>
+            </w:r>
+          </w:p>
+        </w:tc>
+        <w:tc>
+          <w:tcPr>
+            <w:tcW w:w="2544" w:type="dxa"/>
+          </w:tcPr>
+          <w:p>
+            <w:pPr>
+              <w:rPr>
+                <w:lang w:val="fr-TG"/>
+              </w:rPr>
+            </w:pPr>
+            <w:r>
+              <w:rPr>
+                <w:lang w:val="fr-TG"/>
+              </w:rPr>
+              <w:t>Administrateur</w:t>
+            </w:r>
+          </w:p>
+        </w:tc>
+      </w:tr>
+      <w:tr>
+        <w:trPr>
+          <w:trHeight w:val="179"/>
+        </w:trPr>
+        <w:tc>
+          <w:tcPr>
+            <w:tcW w:w="1555" w:type="dxa"/>
+            <w:vMerge/>
+          </w:tcPr>
+          <w:p>
+            <w:pPr>
+              <w:rPr>
+                <w:lang w:val="fr-TG"/>
+              </w:rPr>
+            </w:pPr>
+          </w:p>
+        </w:tc>
+        <w:tc>
+          <w:tcPr>
+            <w:tcW w:w="1559" w:type="dxa"/>
+            <w:vMerge/>
+          </w:tcPr>
+          <w:p>
+            <w:pPr>
+              <w:rPr>
+                <w:lang w:val="fr-TG"/>
+              </w:rPr>
+            </w:pPr>
+          </w:p>
+        </w:tc>
+        <w:tc>
+          <w:tcPr>
+            <w:tcW w:w="3402" w:type="dxa"/>
+          </w:tcPr>
+          <w:p>
+            <w:pPr>
+              <w:rPr>
+                <w:lang w:val="fr-TG"/>
+              </w:rPr>
+            </w:pPr>
+            <w:r>
+              <w:rPr>
+                <w:lang w:val="fr-TG"/>
+              </w:rPr>
+              <w:t>Désactiver un utilisateur</w:t>
+            </w:r>
+          </w:p>
+        </w:tc>
+        <w:tc>
+          <w:tcPr>
+            <w:tcW w:w="2544" w:type="dxa"/>
+          </w:tcPr>
+          <w:p>
+            <w:pPr>
+              <w:rPr>
+                <w:lang w:val="fr-TG"/>
+              </w:rPr>
+            </w:pPr>
+            <w:r>
+              <w:rPr>
+                <w:lang w:val="fr-TG"/>
+              </w:rPr>
+              <w:t>Administrateur</w:t>
+            </w:r>
+          </w:p>
+        </w:tc>
+      </w:tr>
+      <w:tr>
+        <w:tc>
+          <w:tcPr>
+            <w:tcW w:w="1555" w:type="dxa"/>
+          </w:tcPr>
+          <w:p>
+            <w:pPr>
+              <w:rPr>
+                <w:lang w:val="fr-TG"/>
+              </w:rPr>
+            </w:pPr>
+            <w:r>
+              <w:rPr>
+                <w:lang w:val="fr-TG"/>
+              </w:rPr>
+              <w:t>4</w:t>
+            </w:r>
+          </w:p>
+        </w:tc>
+        <w:tc>
+          <w:tcPr>
+            <w:tcW w:w="4961" w:type="dxa"/>
+            <w:gridSpan w:val="2"/>
+          </w:tcPr>
+          <w:p>
+            <w:pPr>
+              <w:rPr>
+                <w:lang w:val="fr-TG"/>
+              </w:rPr>
+            </w:pPr>
+          </w:p>
+        </w:tc>
+        <w:tc>
+          <w:tcPr>
+            <w:tcW w:w="2544" w:type="dxa"/>
+          </w:tcPr>
+          <w:p>
+            <w:pPr>
+              <w:rPr>
+                <w:lang w:val="fr-TG"/>
+              </w:rPr>
+            </w:pPr>
+          </w:p>
+        </w:tc>
+      </w:tr>
+      <w:tr>
+        <w:tc>
+          <w:tcPr>
+            <w:tcW w:w="1555" w:type="dxa"/>
+          </w:tcPr>
+          <w:p>
+            <w:pPr>
+              <w:rPr>
+                <w:lang w:val="fr-TG"/>
+              </w:rPr>
+            </w:pPr>
+            <w:r>
+              <w:rPr>
+                <w:lang w:val="fr-TG"/>
+              </w:rPr>
+              <w:t>5</w:t>
+            </w:r>
+          </w:p>
+        </w:tc>
+        <w:tc>
+          <w:tcPr>
+            <w:tcW w:w="4961" w:type="dxa"/>
+            <w:gridSpan w:val="2"/>
+          </w:tcPr>
+          <w:p>
+            <w:pPr>
+              <w:rPr>
+                <w:lang w:val="fr-TG"/>
+              </w:rPr>
+            </w:pPr>
+          </w:p>
+        </w:tc>
+        <w:tc>
+          <w:tcPr>
+            <w:tcW w:w="2544" w:type="dxa"/>
+          </w:tcPr>
+          <w:p>
+            <w:pPr>
+              <w:rPr>
+                <w:lang w:val="fr-TG"/>
+              </w:rPr>
+            </w:pPr>
+          </w:p>
+        </w:tc>
+      </w:tr>
+    </w:tbl>
     <w:p>
       <w:pPr>
         <w:rPr>

--- a/RAPPORT DE STAGE.docx
+++ b/RAPPORT DE STAGE.docx
@@ -8845,8 +8845,8 @@
       </w:tblPr>
       <w:tblGrid>
         <w:gridCol w:w="1555"/>
-        <w:gridCol w:w="1559"/>
-        <w:gridCol w:w="3402"/>
+        <w:gridCol w:w="2126"/>
+        <w:gridCol w:w="2835"/>
         <w:gridCol w:w="2544"/>
       </w:tblGrid>
       <w:tr>
@@ -8908,7 +8908,7 @@
       </w:tr>
       <w:tr>
         <w:trPr>
-          <w:trHeight w:val="449"/>
+          <w:trHeight w:val="704"/>
         </w:trPr>
         <w:tc>
           <w:tcPr>
@@ -8917,6 +8917,7 @@
           </w:tcPr>
           <w:p>
             <w:pPr>
+              <w:jc w:val="center"/>
               <w:rPr>
                 <w:lang w:val="fr-TG"/>
               </w:rPr>
@@ -8931,7 +8932,7 @@
         </w:tc>
         <w:tc>
           <w:tcPr>
-            <w:tcW w:w="1559" w:type="dxa"/>
+            <w:tcW w:w="2126" w:type="dxa"/>
             <w:vMerge w:val="restart"/>
           </w:tcPr>
           <w:p>
@@ -8950,7 +8951,7 @@
         </w:tc>
         <w:tc>
           <w:tcPr>
-            <w:tcW w:w="3402" w:type="dxa"/>
+            <w:tcW w:w="2835" w:type="dxa"/>
           </w:tcPr>
           <w:p>
             <w:pPr>
@@ -9011,7 +9012,7 @@
         </w:tc>
         <w:tc>
           <w:tcPr>
-            <w:tcW w:w="1559" w:type="dxa"/>
+            <w:tcW w:w="2126" w:type="dxa"/>
             <w:vMerge/>
           </w:tcPr>
           <w:p>
@@ -9024,7 +9025,7 @@
         </w:tc>
         <w:tc>
           <w:tcPr>
-            <w:tcW w:w="3402" w:type="dxa"/>
+            <w:tcW w:w="2835" w:type="dxa"/>
           </w:tcPr>
           <w:p>
             <w:pPr>
@@ -9056,7 +9057,7 @@
       </w:tr>
       <w:tr>
         <w:trPr>
-          <w:trHeight w:val="181"/>
+          <w:trHeight w:val="614"/>
         </w:trPr>
         <w:tc>
           <w:tcPr>
@@ -9065,6 +9066,7 @@
           </w:tcPr>
           <w:p>
             <w:pPr>
+              <w:jc w:val="center"/>
               <w:rPr>
                 <w:lang w:val="fr-TG"/>
               </w:rPr>
@@ -9079,7 +9081,7 @@
         </w:tc>
         <w:tc>
           <w:tcPr>
-            <w:tcW w:w="1559" w:type="dxa"/>
+            <w:tcW w:w="2126" w:type="dxa"/>
             <w:vMerge w:val="restart"/>
           </w:tcPr>
           <w:p>
@@ -9098,10 +9100,13 @@
         </w:tc>
         <w:tc>
           <w:tcPr>
-            <w:tcW w:w="3402" w:type="dxa"/>
+            <w:tcW w:w="2835" w:type="dxa"/>
           </w:tcPr>
           <w:p>
             <w:pPr>
+              <w:tabs>
+                <w:tab w:val="right" w:pos="2619"/>
+              </w:tabs>
               <w:rPr>
                 <w:lang w:val="fr-TG"/>
               </w:rPr>
@@ -9111,6 +9116,89 @@
                 <w:lang w:val="fr-TG"/>
               </w:rPr>
               <w:t>Créer un ticket</w:t>
+            </w:r>
+            <w:r>
+              <w:rPr>
+                <w:lang w:val="fr-TG"/>
+              </w:rPr>
+              <w:tab/>
+            </w:r>
+          </w:p>
+        </w:tc>
+        <w:tc>
+          <w:tcPr>
+            <w:tcW w:w="2544" w:type="dxa"/>
+          </w:tcPr>
+          <w:p>
+            <w:pPr>
+              <w:rPr>
+                <w:lang w:val="fr-TG"/>
+              </w:rPr>
+            </w:pPr>
+            <w:r>
+              <w:rPr>
+                <w:lang w:val="fr-TG"/>
+              </w:rPr>
+              <w:t>Administrateur</w:t>
+            </w:r>
+            <w:r>
+              <w:rPr>
+                <w:lang w:val="fr-TG"/>
+              </w:rPr>
+              <w:t xml:space="preserve"> et client</w:t>
+            </w:r>
+          </w:p>
+        </w:tc>
+      </w:tr>
+      <w:tr>
+        <w:trPr>
+          <w:trHeight w:val="614"/>
+        </w:trPr>
+        <w:tc>
+          <w:tcPr>
+            <w:tcW w:w="1555" w:type="dxa"/>
+            <w:vMerge/>
+          </w:tcPr>
+          <w:p>
+            <w:pPr>
+              <w:jc w:val="center"/>
+              <w:rPr>
+                <w:lang w:val="fr-TG"/>
+              </w:rPr>
+            </w:pPr>
+          </w:p>
+        </w:tc>
+        <w:tc>
+          <w:tcPr>
+            <w:tcW w:w="2126" w:type="dxa"/>
+            <w:vMerge/>
+          </w:tcPr>
+          <w:p>
+            <w:pPr>
+              <w:rPr>
+                <w:lang w:val="fr-TG"/>
+              </w:rPr>
+            </w:pPr>
+          </w:p>
+        </w:tc>
+        <w:tc>
+          <w:tcPr>
+            <w:tcW w:w="2835" w:type="dxa"/>
+          </w:tcPr>
+          <w:p>
+            <w:pPr>
+              <w:tabs>
+                <w:tab w:val="right" w:pos="2619"/>
+              </w:tabs>
+              <w:rPr>
+                <w:lang w:val="fr-TG"/>
+              </w:rPr>
+            </w:pPr>
+            <w:r>
+              <w:rPr>
+                <w:lang w:val="fr-TG"/>
+              </w:rPr>
+              <w:t>Changer le statut d’un ticket</w:t>
             </w:r>
           </w:p>
         </w:tc>
@@ -9158,7 +9246,7 @@
         </w:tc>
         <w:tc>
           <w:tcPr>
-            <w:tcW w:w="1559" w:type="dxa"/>
+            <w:tcW w:w="2126" w:type="dxa"/>
             <w:vMerge/>
           </w:tcPr>
           <w:p>
@@ -9171,7 +9259,7 @@
         </w:tc>
         <w:tc>
           <w:tcPr>
-            <w:tcW w:w="3402" w:type="dxa"/>
+            <w:tcW w:w="2835" w:type="dxa"/>
           </w:tcPr>
           <w:p>
             <w:pPr>
@@ -9225,7 +9313,7 @@
         </w:tc>
         <w:tc>
           <w:tcPr>
-            <w:tcW w:w="1559" w:type="dxa"/>
+            <w:tcW w:w="2126" w:type="dxa"/>
             <w:vMerge/>
           </w:tcPr>
           <w:p>
@@ -9238,7 +9326,7 @@
         </w:tc>
         <w:tc>
           <w:tcPr>
-            <w:tcW w:w="3402" w:type="dxa"/>
+            <w:tcW w:w="2835" w:type="dxa"/>
           </w:tcPr>
           <w:p>
             <w:pPr>
@@ -9292,7 +9380,7 @@
         </w:tc>
         <w:tc>
           <w:tcPr>
-            <w:tcW w:w="1559" w:type="dxa"/>
+            <w:tcW w:w="2126" w:type="dxa"/>
             <w:vMerge/>
           </w:tcPr>
           <w:p>
@@ -9305,7 +9393,153 @@
         </w:tc>
         <w:tc>
           <w:tcPr>
-            <w:tcW w:w="3402" w:type="dxa"/>
+            <w:tcW w:w="2835" w:type="dxa"/>
+          </w:tcPr>
+          <w:p>
+            <w:pPr>
+              <w:rPr>
+                <w:lang w:val="fr-TG"/>
+              </w:rPr>
+            </w:pPr>
+            <w:r>
+              <w:rPr>
+                <w:lang w:val="fr-TG"/>
+              </w:rPr>
+              <w:t xml:space="preserve">Commenter un ticket </w:t>
+            </w:r>
+          </w:p>
+        </w:tc>
+        <w:tc>
+          <w:tcPr>
+            <w:tcW w:w="2544" w:type="dxa"/>
+          </w:tcPr>
+          <w:p>
+            <w:pPr>
+              <w:rPr>
+                <w:lang w:val="fr-TG"/>
+              </w:rPr>
+            </w:pPr>
+            <w:r>
+              <w:rPr>
+                <w:lang w:val="fr-TG"/>
+              </w:rPr>
+              <w:t>Administrateur</w:t>
+            </w:r>
+            <w:r>
+              <w:rPr>
+                <w:lang w:val="fr-TG"/>
+              </w:rPr>
+              <w:t>, Technicien et client</w:t>
+            </w:r>
+          </w:p>
+        </w:tc>
+      </w:tr>
+      <w:tr>
+        <w:trPr>
+          <w:trHeight w:val="179"/>
+        </w:trPr>
+        <w:tc>
+          <w:tcPr>
+            <w:tcW w:w="1555" w:type="dxa"/>
+            <w:vMerge/>
+          </w:tcPr>
+          <w:p>
+            <w:pPr>
+              <w:rPr>
+                <w:lang w:val="fr-TG"/>
+              </w:rPr>
+            </w:pPr>
+          </w:p>
+        </w:tc>
+        <w:tc>
+          <w:tcPr>
+            <w:tcW w:w="2126" w:type="dxa"/>
+            <w:vMerge/>
+          </w:tcPr>
+          <w:p>
+            <w:pPr>
+              <w:rPr>
+                <w:lang w:val="fr-TG"/>
+              </w:rPr>
+            </w:pPr>
+          </w:p>
+        </w:tc>
+        <w:tc>
+          <w:tcPr>
+            <w:tcW w:w="2835" w:type="dxa"/>
+          </w:tcPr>
+          <w:p>
+            <w:pPr>
+              <w:rPr>
+                <w:lang w:val="fr-TG"/>
+              </w:rPr>
+            </w:pPr>
+            <w:r>
+              <w:rPr>
+                <w:lang w:val="fr-TG"/>
+              </w:rPr>
+              <w:t>Joindre une pièce jointe</w:t>
+            </w:r>
+          </w:p>
+        </w:tc>
+        <w:tc>
+          <w:tcPr>
+            <w:tcW w:w="2544" w:type="dxa"/>
+          </w:tcPr>
+          <w:p>
+            <w:pPr>
+              <w:rPr>
+                <w:lang w:val="fr-TG"/>
+              </w:rPr>
+            </w:pPr>
+            <w:r>
+              <w:rPr>
+                <w:lang w:val="fr-TG"/>
+              </w:rPr>
+              <w:t>Administrateur</w:t>
+            </w:r>
+            <w:r>
+              <w:rPr>
+                <w:lang w:val="fr-TG"/>
+              </w:rPr>
+              <w:t>, Technicien et client</w:t>
+            </w:r>
+          </w:p>
+        </w:tc>
+      </w:tr>
+      <w:tr>
+        <w:trPr>
+          <w:trHeight w:val="179"/>
+        </w:trPr>
+        <w:tc>
+          <w:tcPr>
+            <w:tcW w:w="1555" w:type="dxa"/>
+            <w:vMerge/>
+          </w:tcPr>
+          <w:p>
+            <w:pPr>
+              <w:rPr>
+                <w:lang w:val="fr-TG"/>
+              </w:rPr>
+            </w:pPr>
+          </w:p>
+        </w:tc>
+        <w:tc>
+          <w:tcPr>
+            <w:tcW w:w="2126" w:type="dxa"/>
+            <w:vMerge/>
+          </w:tcPr>
+          <w:p>
+            <w:pPr>
+              <w:rPr>
+                <w:lang w:val="fr-TG"/>
+              </w:rPr>
+            </w:pPr>
+          </w:p>
+        </w:tc>
+        <w:tc>
+          <w:tcPr>
+            <w:tcW w:w="2835" w:type="dxa"/>
           </w:tcPr>
           <w:p>
             <w:pPr>
@@ -9351,6 +9585,7 @@
           </w:tcPr>
           <w:p>
             <w:pPr>
+              <w:jc w:val="center"/>
               <w:rPr>
                 <w:lang w:val="fr-TG"/>
               </w:rPr>
@@ -9359,14 +9594,13 @@
               <w:rPr>
                 <w:lang w:val="fr-TG"/>
               </w:rPr>
-              <w:lastRenderedPageBreak/>
               <w:t>3</w:t>
             </w:r>
           </w:p>
         </w:tc>
         <w:tc>
           <w:tcPr>
-            <w:tcW w:w="1559" w:type="dxa"/>
+            <w:tcW w:w="2126" w:type="dxa"/>
             <w:vMerge w:val="restart"/>
           </w:tcPr>
           <w:p>
@@ -9385,7 +9619,7 @@
         </w:tc>
         <w:tc>
           <w:tcPr>
-            <w:tcW w:w="3402" w:type="dxa"/>
+            <w:tcW w:w="2835" w:type="dxa"/>
           </w:tcPr>
           <w:p>
             <w:pPr>
@@ -9398,6 +9632,147 @@
                 <w:lang w:val="fr-TG"/>
               </w:rPr>
               <w:t>Modifier les informations personnelles</w:t>
+            </w:r>
+          </w:p>
+        </w:tc>
+        <w:tc>
+          <w:tcPr>
+            <w:tcW w:w="2544" w:type="dxa"/>
+          </w:tcPr>
+          <w:p>
+            <w:pPr>
+              <w:rPr>
+                <w:lang w:val="fr-TG"/>
+              </w:rPr>
+            </w:pPr>
+            <w:r>
+              <w:rPr>
+                <w:lang w:val="fr-TG"/>
+              </w:rPr>
+              <w:t>Administrateur</w:t>
+            </w:r>
+          </w:p>
+        </w:tc>
+      </w:tr>
+      <w:tr>
+        <w:trPr>
+          <w:trHeight w:val="181"/>
+        </w:trPr>
+        <w:tc>
+          <w:tcPr>
+            <w:tcW w:w="1555" w:type="dxa"/>
+            <w:vMerge/>
+          </w:tcPr>
+          <w:p>
+            <w:pPr>
+              <w:jc w:val="center"/>
+              <w:rPr>
+                <w:lang w:val="fr-TG"/>
+              </w:rPr>
+            </w:pPr>
+          </w:p>
+        </w:tc>
+        <w:tc>
+          <w:tcPr>
+            <w:tcW w:w="2126" w:type="dxa"/>
+            <w:vMerge/>
+          </w:tcPr>
+          <w:p>
+            <w:pPr>
+              <w:rPr>
+                <w:lang w:val="fr-TG"/>
+              </w:rPr>
+            </w:pPr>
+          </w:p>
+        </w:tc>
+        <w:tc>
+          <w:tcPr>
+            <w:tcW w:w="2835" w:type="dxa"/>
+          </w:tcPr>
+          <w:p>
+            <w:pPr>
+              <w:rPr>
+                <w:lang w:val="fr-TG"/>
+              </w:rPr>
+            </w:pPr>
+            <w:r>
+              <w:rPr>
+                <w:lang w:val="fr-TG"/>
+              </w:rPr>
+              <w:t>Changer de mot de passe</w:t>
+            </w:r>
+          </w:p>
+        </w:tc>
+        <w:tc>
+          <w:tcPr>
+            <w:tcW w:w="2544" w:type="dxa"/>
+          </w:tcPr>
+          <w:p>
+            <w:pPr>
+              <w:rPr>
+                <w:lang w:val="fr-TG"/>
+              </w:rPr>
+            </w:pPr>
+            <w:r>
+              <w:rPr>
+                <w:lang w:val="fr-TG"/>
+              </w:rPr>
+              <w:t>Administrateur</w:t>
+            </w:r>
+            <w:r>
+              <w:rPr>
+                <w:lang w:val="fr-TG"/>
+              </w:rPr>
+              <w:t>, Technicien et client</w:t>
+            </w:r>
+          </w:p>
+        </w:tc>
+      </w:tr>
+      <w:tr>
+        <w:trPr>
+          <w:trHeight w:val="179"/>
+        </w:trPr>
+        <w:tc>
+          <w:tcPr>
+            <w:tcW w:w="1555" w:type="dxa"/>
+            <w:vMerge/>
+          </w:tcPr>
+          <w:p>
+            <w:pPr>
+              <w:rPr>
+                <w:lang w:val="fr-TG"/>
+              </w:rPr>
+            </w:pPr>
+          </w:p>
+        </w:tc>
+        <w:tc>
+          <w:tcPr>
+            <w:tcW w:w="2126" w:type="dxa"/>
+            <w:vMerge/>
+          </w:tcPr>
+          <w:p>
+            <w:pPr>
+              <w:rPr>
+                <w:lang w:val="fr-TG"/>
+              </w:rPr>
+            </w:pPr>
+          </w:p>
+        </w:tc>
+        <w:tc>
+          <w:tcPr>
+            <w:tcW w:w="2835" w:type="dxa"/>
+          </w:tcPr>
+          <w:p>
+            <w:pPr>
+              <w:rPr>
+                <w:lang w:val="fr-TG"/>
+              </w:rPr>
+            </w:pPr>
+            <w:r>
+              <w:rPr>
+                <w:lang w:val="fr-TG"/>
+              </w:rPr>
+              <w:t>Ajouter un utilisateur</w:t>
             </w:r>
           </w:p>
         </w:tc>
@@ -9439,7 +9814,7 @@
         </w:tc>
         <w:tc>
           <w:tcPr>
-            <w:tcW w:w="1559" w:type="dxa"/>
+            <w:tcW w:w="2126" w:type="dxa"/>
             <w:vMerge/>
           </w:tcPr>
           <w:p>
@@ -9452,7 +9827,7 @@
         </w:tc>
         <w:tc>
           <w:tcPr>
-            <w:tcW w:w="3402" w:type="dxa"/>
+            <w:tcW w:w="2835" w:type="dxa"/>
           </w:tcPr>
           <w:p>
             <w:pPr>
@@ -9464,7 +9839,7 @@
               <w:rPr>
                 <w:lang w:val="fr-TG"/>
               </w:rPr>
-              <w:t>Ajouter un utilisateur</w:t>
+              <w:t>Supprimer un utilisateur</w:t>
             </w:r>
           </w:p>
         </w:tc>
@@ -9506,7 +9881,7 @@
         </w:tc>
         <w:tc>
           <w:tcPr>
-            <w:tcW w:w="1559" w:type="dxa"/>
+            <w:tcW w:w="2126" w:type="dxa"/>
             <w:vMerge/>
           </w:tcPr>
           <w:p>
@@ -9519,7 +9894,7 @@
         </w:tc>
         <w:tc>
           <w:tcPr>
-            <w:tcW w:w="3402" w:type="dxa"/>
+            <w:tcW w:w="2835" w:type="dxa"/>
           </w:tcPr>
           <w:p>
             <w:pPr>
@@ -9531,7 +9906,7 @@
               <w:rPr>
                 <w:lang w:val="fr-TG"/>
               </w:rPr>
-              <w:t>Supprimer un utilisateur</w:t>
+              <w:t>Modifier sa disponibilité</w:t>
             </w:r>
           </w:p>
         </w:tc>
@@ -9549,7 +9924,7 @@
               <w:rPr>
                 <w:lang w:val="fr-TG"/>
               </w:rPr>
-              <w:t>Administrateur</w:t>
+              <w:t>Technicien</w:t>
             </w:r>
           </w:p>
         </w:tc>
@@ -9573,7 +9948,7 @@
         </w:tc>
         <w:tc>
           <w:tcPr>
-            <w:tcW w:w="1559" w:type="dxa"/>
+            <w:tcW w:w="2126" w:type="dxa"/>
             <w:vMerge/>
           </w:tcPr>
           <w:p>
@@ -9586,7 +9961,7 @@
         </w:tc>
         <w:tc>
           <w:tcPr>
-            <w:tcW w:w="3402" w:type="dxa"/>
+            <w:tcW w:w="2835" w:type="dxa"/>
           </w:tcPr>
           <w:p>
             <w:pPr>
@@ -9622,12 +9997,17 @@
         </w:tc>
       </w:tr>
       <w:tr>
+        <w:trPr>
+          <w:trHeight w:val="152"/>
+        </w:trPr>
         <w:tc>
           <w:tcPr>
             <w:tcW w:w="1555" w:type="dxa"/>
+            <w:vMerge w:val="restart"/>
           </w:tcPr>
           <w:p>
             <w:pPr>
+              <w:jc w:val="center"/>
               <w:rPr>
                 <w:lang w:val="fr-TG"/>
               </w:rPr>
@@ -9642,8 +10022,8 @@
         </w:tc>
         <w:tc>
           <w:tcPr>
-            <w:tcW w:w="4961" w:type="dxa"/>
-            <w:gridSpan w:val="2"/>
+            <w:tcW w:w="2126" w:type="dxa"/>
+            <w:vMerge w:val="restart"/>
           </w:tcPr>
           <w:p>
             <w:pPr>
@@ -9651,6 +10031,30 @@
                 <w:lang w:val="fr-TG"/>
               </w:rPr>
             </w:pPr>
+            <w:r>
+              <w:rPr>
+                <w:lang w:val="fr-TG"/>
+              </w:rPr>
+              <w:t>Gérer les notifications</w:t>
+            </w:r>
+          </w:p>
+        </w:tc>
+        <w:tc>
+          <w:tcPr>
+            <w:tcW w:w="2835" w:type="dxa"/>
+          </w:tcPr>
+          <w:p>
+            <w:pPr>
+              <w:rPr>
+                <w:lang w:val="fr-TG"/>
+              </w:rPr>
+            </w:pPr>
+            <w:r>
+              <w:rPr>
+                <w:lang w:val="fr-TG"/>
+              </w:rPr>
+              <w:t>Recevoir une notification</w:t>
+            </w:r>
           </w:p>
         </w:tc>
         <w:tc>
@@ -9663,13 +10067,29 @@
                 <w:lang w:val="fr-TG"/>
               </w:rPr>
             </w:pPr>
+            <w:r>
+              <w:rPr>
+                <w:lang w:val="fr-TG"/>
+              </w:rPr>
+              <w:t>Administrateur</w:t>
+            </w:r>
+            <w:r>
+              <w:rPr>
+                <w:lang w:val="fr-TG"/>
+              </w:rPr>
+              <w:t>, Technicien et client</w:t>
+            </w:r>
           </w:p>
         </w:tc>
       </w:tr>
       <w:tr>
+        <w:trPr>
+          <w:trHeight w:val="149"/>
+        </w:trPr>
         <w:tc>
           <w:tcPr>
             <w:tcW w:w="1555" w:type="dxa"/>
+            <w:vMerge/>
           </w:tcPr>
           <w:p>
             <w:pPr>
@@ -9677,18 +10097,12 @@
                 <w:lang w:val="fr-TG"/>
               </w:rPr>
             </w:pPr>
-            <w:r>
-              <w:rPr>
-                <w:lang w:val="fr-TG"/>
-              </w:rPr>
-              <w:t>5</w:t>
-            </w:r>
           </w:p>
         </w:tc>
         <w:tc>
           <w:tcPr>
-            <w:tcW w:w="4961" w:type="dxa"/>
-            <w:gridSpan w:val="2"/>
+            <w:tcW w:w="2126" w:type="dxa"/>
+            <w:vMerge/>
           </w:tcPr>
           <w:p>
             <w:pPr>
@@ -9696,6 +10110,24 @@
                 <w:lang w:val="fr-TG"/>
               </w:rPr>
             </w:pPr>
+          </w:p>
+        </w:tc>
+        <w:tc>
+          <w:tcPr>
+            <w:tcW w:w="2835" w:type="dxa"/>
+          </w:tcPr>
+          <w:p>
+            <w:pPr>
+              <w:rPr>
+                <w:lang w:val="fr-TG"/>
+              </w:rPr>
+            </w:pPr>
+            <w:r>
+              <w:rPr>
+                <w:lang w:val="fr-TG"/>
+              </w:rPr>
+              <w:t>Consulter l’historique</w:t>
+            </w:r>
           </w:p>
         </w:tc>
         <w:tc>
@@ -9708,6 +10140,99 @@
                 <w:lang w:val="fr-TG"/>
               </w:rPr>
             </w:pPr>
+            <w:r>
+              <w:rPr>
+                <w:lang w:val="fr-TG"/>
+              </w:rPr>
+              <w:t>Administrateur</w:t>
+            </w:r>
+            <w:r>
+              <w:rPr>
+                <w:lang w:val="fr-TG"/>
+              </w:rPr>
+              <w:t>, Technicien et client</w:t>
+            </w:r>
+          </w:p>
+        </w:tc>
+      </w:tr>
+      <w:tr>
+        <w:trPr>
+          <w:trHeight w:val="149"/>
+        </w:trPr>
+        <w:tc>
+          <w:tcPr>
+            <w:tcW w:w="1555" w:type="dxa"/>
+          </w:tcPr>
+          <w:p>
+            <w:pPr>
+              <w:jc w:val="center"/>
+              <w:rPr>
+                <w:lang w:val="fr-TG"/>
+              </w:rPr>
+            </w:pPr>
+            <w:r>
+              <w:rPr>
+                <w:lang w:val="fr-TG"/>
+              </w:rPr>
+              <w:lastRenderedPageBreak/>
+              <w:t>5</w:t>
+            </w:r>
+          </w:p>
+        </w:tc>
+        <w:tc>
+          <w:tcPr>
+            <w:tcW w:w="2126" w:type="dxa"/>
+          </w:tcPr>
+          <w:p>
+            <w:pPr>
+              <w:rPr>
+                <w:lang w:val="fr-TG"/>
+              </w:rPr>
+            </w:pPr>
+            <w:r>
+              <w:rPr>
+                <w:lang w:val="fr-TG"/>
+              </w:rPr>
+              <w:t>Consulter les statistiques</w:t>
+            </w:r>
+          </w:p>
+        </w:tc>
+        <w:tc>
+          <w:tcPr>
+            <w:tcW w:w="2835" w:type="dxa"/>
+          </w:tcPr>
+          <w:p>
+            <w:pPr>
+              <w:rPr>
+                <w:lang w:val="fr-TG"/>
+              </w:rPr>
+            </w:pPr>
+            <w:r>
+              <w:rPr>
+                <w:lang w:val="fr-TG"/>
+              </w:rPr>
+              <w:t>Télécharger les statistiques de résolutions des tickets sous format CSV/PDF</w:t>
+            </w:r>
+          </w:p>
+        </w:tc>
+        <w:tc>
+          <w:tcPr>
+            <w:tcW w:w="2544" w:type="dxa"/>
+          </w:tcPr>
+          <w:p>
+            <w:pPr>
+              <w:rPr>
+                <w:rFonts w:cs="Times New Roman"/>
+                <w:lang w:val="fr-TG"/>
+              </w:rPr>
+            </w:pPr>
+            <w:r>
+              <w:rPr>
+                <w:rFonts w:eastAsia="Trebuchet MS" w:cs="Times New Roman"/>
+                <w:lang w:val="fr-TG"/>
+              </w:rPr>
+              <w:t>Administrateur</w:t>
+            </w:r>
           </w:p>
         </w:tc>
       </w:tr>
@@ -9719,9 +10244,86 @@
         </w:rPr>
       </w:pPr>
     </w:p>
+    <w:p>
+      <w:pPr>
+        <w:pStyle w:val="Titre6"/>
+        <w:rPr>
+          <w:lang w:val="fr-TG"/>
+        </w:rPr>
+      </w:pPr>
+      <w:r>
+        <w:rPr>
+          <w:lang w:val="fr-TG"/>
+        </w:rPr>
+        <w:t>Diagramme de cas d’utilisation</w:t>
+      </w:r>
+    </w:p>
+    <w:p>
+      <w:pPr>
+        <w:rPr>
+          <w:lang w:val="fr-TG"/>
+        </w:rPr>
+      </w:pPr>
+      <w:r>
+        <w:rPr>
+          <w:noProof/>
+          <w:lang w:val="fr-TG"/>
+          <w14:ligatures w14:val="standardContextual"/>
+        </w:rPr>
+        <w:drawing>
+          <wp:inline distT="0" distB="0" distL="0" distR="0" wp14:anchorId="5EBE00AA" wp14:editId="338630AB">
+            <wp:extent cx="5759450" cy="6059170"/>
+            <wp:effectExtent l="19050" t="19050" r="12700" b="17780"/>
+            <wp:docPr id="1201252289" name="Image 17"/>
+            <wp:cNvGraphicFramePr>
+              <a:graphicFrameLocks xmlns:a="http://schemas.openxmlformats.org/drawingml/2006/main" noChangeAspect="1"/>
+            </wp:cNvGraphicFramePr>
+            <a:graphic xmlns:a="http://schemas.openxmlformats.org/drawingml/2006/main">
+              <a:graphicData uri="http://schemas.openxmlformats.org/drawingml/2006/picture">
+                <pic:pic xmlns:pic="http://schemas.openxmlformats.org/drawingml/2006/picture">
+                  <pic:nvPicPr>
+                    <pic:cNvPr id="1201252289" name="Image 1201252289"/>
+                    <pic:cNvPicPr/>
+                  </pic:nvPicPr>
+                  <pic:blipFill>
+                    <a:blip r:embed="rId21">
+                      <a:extLst>
+                        <a:ext uri="{28A0092B-C50C-407E-A947-70E740481C1C}">
+                          <a14:useLocalDpi xmlns:a14="http://schemas.microsoft.com/office/drawing/2010/main" val="0"/>
+                        </a:ext>
+                      </a:extLst>
+                    </a:blip>
+                    <a:stretch>
+                      <a:fillRect/>
+                    </a:stretch>
+                  </pic:blipFill>
+                  <pic:spPr>
+                    <a:xfrm>
+                      <a:off x="0" y="0"/>
+                      <a:ext cx="5759450" cy="6059170"/>
+                    </a:xfrm>
+                    <a:prstGeom prst="rect">
+                      <a:avLst/>
+                    </a:prstGeom>
+                    <a:ln>
+                      <a:solidFill>
+                        <a:schemeClr val="tx2">
+                          <a:lumMod val="60000"/>
+                          <a:lumOff val="40000"/>
+                        </a:schemeClr>
+                      </a:solidFill>
+                    </a:ln>
+                  </pic:spPr>
+                </pic:pic>
+              </a:graphicData>
+            </a:graphic>
+          </wp:inline>
+        </w:drawing>
+      </w:r>
+    </w:p>
     <w:sectPr>
-      <w:headerReference w:type="default" r:id="rId21"/>
-      <w:footerReference w:type="default" r:id="rId22"/>
+      <w:headerReference w:type="default" r:id="rId22"/>
+      <w:footerReference w:type="default" r:id="rId23"/>
       <w:pgSz w:w="11906" w:h="16838" w:code="9"/>
       <w:pgMar w:top="1418" w:right="1418" w:bottom="1418" w:left="1418" w:header="720" w:footer="720" w:gutter="0"/>
       <w:cols w:space="720"/>

--- a/RAPPORT DE STAGE.docx
+++ b/RAPPORT DE STAGE.docx
@@ -10246,23 +10246,564 @@
     </w:p>
     <w:p>
       <w:pPr>
-        <w:pStyle w:val="Titre6"/>
-        <w:rPr>
-          <w:lang w:val="fr-TG"/>
-        </w:rPr>
-      </w:pPr>
-      <w:r>
-        <w:rPr>
-          <w:lang w:val="fr-TG"/>
-        </w:rPr>
-        <w:t>Diagramme de cas d’utilisation</w:t>
+        <w:pStyle w:val="Corpsdetexte"/>
+        <w:spacing w:before="1"/>
+        <w:rPr>
+          <w:rFonts w:ascii="Times New Roman" w:hAnsi="Times New Roman" w:cs="Times New Roman"/>
+        </w:rPr>
+      </w:pPr>
+      <w:r>
+        <w:rPr>
+          <w:rFonts w:ascii="Times New Roman" w:hAnsi="Times New Roman" w:cs="Times New Roman"/>
+        </w:rPr>
+        <w:t>U</w:t>
+      </w:r>
+      <w:r>
+        <w:rPr>
+          <w:rFonts w:ascii="Times New Roman" w:hAnsi="Times New Roman" w:cs="Times New Roman"/>
+        </w:rPr>
+        <w:t xml:space="preserve">n cas d’utilisation définit </w:t>
+      </w:r>
+      <w:r>
+        <w:rPr>
+          <w:rFonts w:ascii="Times New Roman" w:hAnsi="Times New Roman" w:cs="Times New Roman"/>
+        </w:rPr>
+        <w:t>la manière dont</w:t>
+      </w:r>
+      <w:r>
+        <w:rPr>
+          <w:rFonts w:ascii="Times New Roman" w:hAnsi="Times New Roman" w:cs="Times New Roman"/>
+        </w:rPr>
+        <w:t xml:space="preserve"> un système doit être utilisé pour atteindre des objectifs ou des tâches spécifiques. Il décrit les interactions entre les utilisateurs, ou acteurs et le système en vue d’atteindre un résultat spécifique.</w:t>
       </w:r>
     </w:p>
     <w:p>
       <w:pPr>
-        <w:rPr>
-          <w:lang w:val="fr-TG"/>
-        </w:rPr>
+        <w:pStyle w:val="Corpsdetexte"/>
+        <w:spacing w:before="1"/>
+        <w:rPr>
+          <w:rFonts w:ascii="Times New Roman" w:hAnsi="Times New Roman" w:cs="Times New Roman"/>
+        </w:rPr>
+      </w:pPr>
+    </w:p>
+    <w:p>
+      <w:pPr>
+        <w:pStyle w:val="Corpsdetexte"/>
+        <w:rPr>
+          <w:rFonts w:ascii="Times New Roman" w:hAnsi="Times New Roman" w:cs="Times New Roman"/>
+        </w:rPr>
+      </w:pPr>
+      <w:r>
+        <w:rPr>
+          <w:rFonts w:ascii="Times New Roman" w:hAnsi="Times New Roman" w:cs="Times New Roman"/>
+        </w:rPr>
+        <w:t>Les cas d’utilisation identifiés sont les suivants :</w:t>
+      </w:r>
+    </w:p>
+    <w:p>
+      <w:pPr>
+        <w:pStyle w:val="Corpsdetexte"/>
+        <w:spacing w:before="1"/>
+        <w:ind w:left="426"/>
+        <w:rPr>
+          <w:rFonts w:ascii="Times New Roman" w:hAnsi="Times New Roman" w:cs="Times New Roman"/>
+        </w:rPr>
+      </w:pPr>
+    </w:p>
+    <w:p>
+      <w:pPr>
+        <w:pStyle w:val="Paragraphedeliste"/>
+        <w:numPr>
+          <w:ilvl w:val="0"/>
+          <w:numId w:val="46"/>
+        </w:numPr>
+        <w:rPr>
+          <w:lang w:val="fr-TG"/>
+        </w:rPr>
+      </w:pPr>
+      <w:r>
+        <w:rPr>
+          <w:b/>
+          <w:bCs/>
+          <w:lang w:val="fr-TG"/>
+        </w:rPr>
+        <w:t>S’authentifier</w:t>
+      </w:r>
+      <w:r>
+        <w:rPr>
+          <w:lang w:val="fr-TG"/>
+        </w:rPr>
+        <w:t xml:space="preserve"> : permet à un utilisateur (client, technicien ou administrateur) d’accéder aux fonctionnalités de l’application </w:t>
+      </w:r>
+      <w:r>
+        <w:rPr>
+          <w:lang w:val="fr-TG"/>
+        </w:rPr>
+        <w:t>en fonction de</w:t>
+      </w:r>
+      <w:r>
+        <w:rPr>
+          <w:lang w:val="fr-TG"/>
+        </w:rPr>
+        <w:t xml:space="preserve"> </w:t>
+      </w:r>
+      <w:r>
+        <w:rPr>
+          <w:lang w:val="fr-TG"/>
+        </w:rPr>
+        <w:t>son</w:t>
+      </w:r>
+      <w:r>
+        <w:rPr>
+          <w:lang w:val="fr-TG"/>
+        </w:rPr>
+        <w:t xml:space="preserve"> rôle.</w:t>
+      </w:r>
+    </w:p>
+    <w:p>
+      <w:pPr>
+        <w:pStyle w:val="Paragraphedeliste"/>
+        <w:numPr>
+          <w:ilvl w:val="0"/>
+          <w:numId w:val="46"/>
+        </w:numPr>
+        <w:rPr>
+          <w:b/>
+          <w:bCs/>
+          <w:lang w:val="fr-TG"/>
+        </w:rPr>
+      </w:pPr>
+      <w:r>
+        <w:rPr>
+          <w:b/>
+          <w:bCs/>
+          <w:lang w:val="fr-TG"/>
+        </w:rPr>
+        <w:t>Créer un ticket</w:t>
+      </w:r>
+      <w:r>
+        <w:rPr>
+          <w:lang w:val="fr-TG"/>
+        </w:rPr>
+        <w:t xml:space="preserve"> : permet au client de déclarer une intervention (titre, description, catégorie, priorité, lieu)</w:t>
+      </w:r>
+      <w:r>
+        <w:rPr>
+          <w:lang w:val="fr-TG"/>
+        </w:rPr>
+        <w:t>, de la commenter et même</w:t>
+      </w:r>
+      <w:r>
+        <w:rPr>
+          <w:lang w:val="fr-TG"/>
+        </w:rPr>
+        <w:t xml:space="preserve"> d’y joindre une pièce</w:t>
+      </w:r>
+      <w:r>
+        <w:rPr>
+          <w:lang w:val="fr-TG"/>
+        </w:rPr>
+        <w:t xml:space="preserve"> (image).</w:t>
+      </w:r>
+    </w:p>
+    <w:p>
+      <w:pPr>
+        <w:pStyle w:val="Paragraphedeliste"/>
+        <w:numPr>
+          <w:ilvl w:val="0"/>
+          <w:numId w:val="46"/>
+        </w:numPr>
+        <w:rPr>
+          <w:lang w:val="fr-TG"/>
+        </w:rPr>
+      </w:pPr>
+      <w:r>
+        <w:rPr>
+          <w:b/>
+          <w:bCs/>
+          <w:lang w:val="fr-TG"/>
+        </w:rPr>
+        <w:t>Consulter les tickets</w:t>
+      </w:r>
+      <w:r>
+        <w:rPr>
+          <w:lang w:val="fr-TG"/>
+        </w:rPr>
+        <w:t xml:space="preserve"> : permet à l’utilisateur d’accéder à la liste et au détail des tickets visibles selon son rôle (ses tickets pour le client, tickets affectés pour le technicien, tous les tickets pour l’administrateur) avec</w:t>
+      </w:r>
+      <w:r>
+        <w:rPr>
+          <w:lang w:val="fr-TG"/>
+        </w:rPr>
+        <w:t xml:space="preserve"> des</w:t>
+      </w:r>
+      <w:r>
+        <w:rPr>
+          <w:lang w:val="fr-TG"/>
+        </w:rPr>
+        <w:t xml:space="preserve"> filtres</w:t>
+      </w:r>
+      <w:r>
+        <w:rPr>
+          <w:lang w:val="fr-TG"/>
+        </w:rPr>
+        <w:t xml:space="preserve"> adaptés</w:t>
+      </w:r>
+      <w:r>
+        <w:rPr>
+          <w:lang w:val="fr-TG"/>
+        </w:rPr>
+        <w:t>.</w:t>
+      </w:r>
+    </w:p>
+    <w:p>
+      <w:pPr>
+        <w:pStyle w:val="Paragraphedeliste"/>
+        <w:numPr>
+          <w:ilvl w:val="0"/>
+          <w:numId w:val="46"/>
+        </w:numPr>
+        <w:rPr>
+          <w:lang w:val="fr-TG"/>
+        </w:rPr>
+      </w:pPr>
+      <w:r>
+        <w:rPr>
+          <w:b/>
+          <w:bCs/>
+          <w:lang w:val="fr-TG"/>
+        </w:rPr>
+        <w:t>Affecter un technicien</w:t>
+      </w:r>
+      <w:r>
+        <w:rPr>
+          <w:lang w:val="fr-TG"/>
+        </w:rPr>
+        <w:t xml:space="preserve"> : permet à l’administrateur d’assigner ou de réassigner un ticket à un technicien, éventuellement à partir de suggestions (compétence, charge, disponibilité).</w:t>
+      </w:r>
+    </w:p>
+    <w:p>
+      <w:pPr>
+        <w:pStyle w:val="Paragraphedeliste"/>
+        <w:numPr>
+          <w:ilvl w:val="0"/>
+          <w:numId w:val="46"/>
+        </w:numPr>
+        <w:rPr>
+          <w:lang w:val="fr-TG"/>
+        </w:rPr>
+      </w:pPr>
+      <w:r>
+        <w:rPr>
+          <w:b/>
+          <w:bCs/>
+          <w:lang w:val="fr-TG"/>
+        </w:rPr>
+        <w:t>Prendre en charge un ticket</w:t>
+      </w:r>
+      <w:r>
+        <w:rPr>
+          <w:lang w:val="fr-TG"/>
+        </w:rPr>
+        <w:t xml:space="preserve"> : permet au technicien assigné de démarrer l’intervention (</w:t>
+      </w:r>
+      <w:r>
+        <w:rPr>
+          <w:lang w:val="fr-TG"/>
+        </w:rPr>
+        <w:t xml:space="preserve">faire </w:t>
+      </w:r>
+      <w:r>
+        <w:rPr>
+          <w:lang w:val="fr-TG"/>
+        </w:rPr>
+        <w:t>pass</w:t>
+      </w:r>
+      <w:r>
+        <w:rPr>
+          <w:lang w:val="fr-TG"/>
+        </w:rPr>
+        <w:t>er</w:t>
+      </w:r>
+      <w:r>
+        <w:rPr>
+          <w:lang w:val="fr-TG"/>
+        </w:rPr>
+        <w:t xml:space="preserve"> </w:t>
+      </w:r>
+      <w:r>
+        <w:rPr>
+          <w:lang w:val="fr-TG"/>
+        </w:rPr>
+        <w:t>le</w:t>
+      </w:r>
+      <w:r>
+        <w:rPr>
+          <w:lang w:val="fr-TG"/>
+        </w:rPr>
+        <w:t xml:space="preserve"> ticket</w:t>
+      </w:r>
+      <w:r>
+        <w:rPr>
+          <w:lang w:val="fr-TG"/>
+        </w:rPr>
+        <w:t xml:space="preserve"> à l’étape</w:t>
+      </w:r>
+      <w:r>
+        <w:rPr>
+          <w:lang w:val="fr-TG"/>
+        </w:rPr>
+        <w:t xml:space="preserve"> </w:t>
+      </w:r>
+      <w:r>
+        <w:rPr>
+          <w:lang w:val="fr-TG"/>
+        </w:rPr>
+        <w:t>“</w:t>
+      </w:r>
+      <w:r>
+        <w:rPr>
+          <w:lang w:val="fr-TG"/>
+        </w:rPr>
+        <w:t>en cours</w:t>
+      </w:r>
+      <w:r>
+        <w:rPr>
+          <w:lang w:val="fr-TG"/>
+        </w:rPr>
+        <w:t>”</w:t>
+      </w:r>
+      <w:r>
+        <w:rPr>
+          <w:lang w:val="fr-TG"/>
+        </w:rPr>
+        <w:t>).</w:t>
+      </w:r>
+    </w:p>
+    <w:p>
+      <w:pPr>
+        <w:pStyle w:val="Paragraphedeliste"/>
+        <w:numPr>
+          <w:ilvl w:val="0"/>
+          <w:numId w:val="46"/>
+        </w:numPr>
+        <w:rPr>
+          <w:lang w:val="fr-TG"/>
+        </w:rPr>
+      </w:pPr>
+      <w:r>
+        <w:rPr>
+          <w:b/>
+          <w:bCs/>
+          <w:lang w:val="fr-TG"/>
+        </w:rPr>
+        <w:t>Marquer un ticket résolu</w:t>
+      </w:r>
+      <w:r>
+        <w:rPr>
+          <w:lang w:val="fr-TG"/>
+        </w:rPr>
+        <w:t xml:space="preserve"> : permet au technicien assigné de déclarer l’intervention terminée. L’administrateur n’exécute pas ce cas à la place du technicien.</w:t>
+      </w:r>
+    </w:p>
+    <w:p>
+      <w:pPr>
+        <w:pStyle w:val="Paragraphedeliste"/>
+        <w:numPr>
+          <w:ilvl w:val="0"/>
+          <w:numId w:val="46"/>
+        </w:numPr>
+        <w:rPr>
+          <w:lang w:val="fr-TG"/>
+        </w:rPr>
+      </w:pPr>
+      <w:r>
+        <w:rPr>
+          <w:b/>
+          <w:bCs/>
+          <w:lang w:val="fr-TG"/>
+        </w:rPr>
+        <w:t>Clôturer / réouvrir / annuler un ticket</w:t>
+      </w:r>
+      <w:r>
+        <w:rPr>
+          <w:lang w:val="fr-TG"/>
+        </w:rPr>
+        <w:t xml:space="preserve"> : permet au client de fermer un ticket résolu, de le relancer si le problème n’est pas réglé, ou de l’annuler tant qu’il est encore ouvert.</w:t>
+      </w:r>
+    </w:p>
+    <w:p>
+      <w:pPr>
+        <w:pStyle w:val="Paragraphedeliste"/>
+        <w:numPr>
+          <w:ilvl w:val="0"/>
+          <w:numId w:val="46"/>
+        </w:numPr>
+        <w:rPr>
+          <w:lang w:val="fr-TG"/>
+        </w:rPr>
+      </w:pPr>
+      <w:r>
+        <w:rPr>
+          <w:b/>
+          <w:bCs/>
+          <w:lang w:val="fr-TG"/>
+        </w:rPr>
+        <w:t>Consulter les notifications</w:t>
+      </w:r>
+      <w:r>
+        <w:rPr>
+          <w:lang w:val="fr-TG"/>
+        </w:rPr>
+        <w:t xml:space="preserve"> : permet à l’utilisateur de lire les alertes liées à ses tickets (création, affectation, changement de statut, commentaire).</w:t>
+      </w:r>
+    </w:p>
+    <w:p>
+      <w:pPr>
+        <w:pStyle w:val="Paragraphedeliste"/>
+        <w:numPr>
+          <w:ilvl w:val="0"/>
+          <w:numId w:val="46"/>
+        </w:numPr>
+        <w:rPr>
+          <w:lang w:val="fr-TG"/>
+        </w:rPr>
+      </w:pPr>
+      <w:r>
+        <w:rPr>
+          <w:b/>
+          <w:bCs/>
+          <w:lang w:val="fr-TG"/>
+        </w:rPr>
+        <w:t>Consulter les statistiques</w:t>
+      </w:r>
+      <w:r>
+        <w:rPr>
+          <w:lang w:val="fr-TG"/>
+        </w:rPr>
+        <w:t xml:space="preserve"> : affiche pour l’administrateur des indicateurs globaux (volumes, statuts, charge des techniciens</w:t>
+      </w:r>
+      <w:r>
+        <w:rPr>
+          <w:lang w:val="fr-TG"/>
+        </w:rPr>
+        <w:t>, ...</w:t>
+      </w:r>
+      <w:r>
+        <w:rPr>
+          <w:lang w:val="fr-TG"/>
+        </w:rPr>
+        <w:t>).</w:t>
+      </w:r>
+    </w:p>
+    <w:p>
+      <w:pPr>
+        <w:pStyle w:val="Paragraphedeliste"/>
+        <w:numPr>
+          <w:ilvl w:val="0"/>
+          <w:numId w:val="46"/>
+        </w:numPr>
+        <w:rPr>
+          <w:lang w:val="fr-TG"/>
+        </w:rPr>
+      </w:pPr>
+      <w:r>
+        <w:rPr>
+          <w:b/>
+          <w:bCs/>
+          <w:lang w:val="fr-TG"/>
+        </w:rPr>
+        <w:t>Gérer les utilisateurs</w:t>
+      </w:r>
+      <w:r>
+        <w:rPr>
+          <w:lang w:val="fr-TG"/>
+        </w:rPr>
+        <w:t xml:space="preserve"> : permet à l’administrateur d’ajouter, de modifier</w:t>
+      </w:r>
+      <w:r>
+        <w:rPr>
+          <w:lang w:val="fr-TG"/>
+        </w:rPr>
+        <w:t>,</w:t>
+      </w:r>
+      <w:r>
+        <w:rPr>
+          <w:lang w:val="fr-TG"/>
+        </w:rPr>
+        <w:t xml:space="preserve"> de désactiver</w:t>
+      </w:r>
+      <w:r>
+        <w:rPr>
+          <w:lang w:val="fr-TG"/>
+        </w:rPr>
+        <w:t xml:space="preserve"> et/ou de supprimer</w:t>
+      </w:r>
+      <w:r>
+        <w:rPr>
+          <w:lang w:val="fr-TG"/>
+        </w:rPr>
+        <w:t xml:space="preserve"> un </w:t>
+      </w:r>
+      <w:proofErr w:type="gramStart"/>
+      <w:r>
+        <w:rPr>
+          <w:lang w:val="fr-TG"/>
+        </w:rPr>
+        <w:t>compte</w:t>
+      </w:r>
+      <w:r>
+        <w:rPr>
+          <w:lang w:val="fr-TG"/>
+        </w:rPr>
+        <w:t>;</w:t>
+      </w:r>
+      <w:proofErr w:type="gramEnd"/>
+      <w:r>
+        <w:rPr>
+          <w:lang w:val="fr-TG"/>
+        </w:rPr>
+        <w:t xml:space="preserve"> sachant </w:t>
+      </w:r>
+      <w:proofErr w:type="gramStart"/>
+      <w:r>
+        <w:rPr>
+          <w:lang w:val="fr-TG"/>
+        </w:rPr>
+        <w:t>que u</w:t>
+      </w:r>
+      <w:r>
+        <w:rPr>
+          <w:lang w:val="fr-TG"/>
+        </w:rPr>
+        <w:t>n</w:t>
+      </w:r>
+      <w:proofErr w:type="gramEnd"/>
+      <w:r>
+        <w:rPr>
+          <w:lang w:val="fr-TG"/>
+        </w:rPr>
+        <w:t xml:space="preserve"> compte désactivé ne peut plus se connecter.</w:t>
+      </w:r>
+    </w:p>
+    <w:p>
+      <w:pPr>
+        <w:pStyle w:val="Titre6"/>
+        <w:rPr>
+          <w:lang w:val="fr-TG"/>
+        </w:rPr>
+      </w:pPr>
+      <w:r>
+        <w:rPr>
+          <w:lang w:val="fr-TG"/>
+        </w:rPr>
+        <w:lastRenderedPageBreak/>
+        <w:t>Diagramme de cas d’utilisation</w:t>
+      </w:r>
+    </w:p>
+    <w:p>
+      <w:pPr>
+        <w:keepNext/>
       </w:pPr>
       <w:r>
         <w:rPr>
@@ -10320,6 +10861,44 @@
           </wp:inline>
         </w:drawing>
       </w:r>
+    </w:p>
+    <w:p>
+      <w:pPr>
+        <w:pStyle w:val="Lgende"/>
+        <w:jc w:val="center"/>
+      </w:pPr>
+      <w:r>
+        <w:t xml:space="preserve">Figure </w:t>
+      </w:r>
+      <w:r>
+        <w:fldChar w:fldCharType="begin"/>
+      </w:r>
+      <w:r>
+        <w:instrText xml:space="preserve"> SEQ Figure \* ARABIC </w:instrText>
+      </w:r>
+      <w:r>
+        <w:fldChar w:fldCharType="separate"/>
+      </w:r>
+      <w:r>
+        <w:rPr>
+          <w:noProof/>
+        </w:rPr>
+        <w:t>3</w:t>
+      </w:r>
+      <w:r>
+        <w:fldChar w:fldCharType="end"/>
+      </w:r>
+      <w:r>
+        <w:t>: Diagramme des cas d'utilisation</w:t>
+      </w:r>
+    </w:p>
+    <w:p>
+      <w:pPr>
+        <w:pStyle w:val="Lgende"/>
+        <w:rPr>
+          <w:lang w:val="fr-TG"/>
+        </w:rPr>
+      </w:pPr>
     </w:p>
     <w:sectPr>
       <w:headerReference w:type="default" r:id="rId22"/>
@@ -12226,6 +12805,155 @@
     </w:lvl>
   </w:abstractNum>
   <w:abstractNum w:abstractNumId="16" w15:restartNumberingAfterBreak="0">
+    <w:nsid w:val="2207175C"/>
+    <w:multiLevelType w:val="multilevel"/>
+    <w:tmpl w:val="C788246A"/>
+    <w:lvl w:ilvl="0">
+      <w:start w:val="1"/>
+      <w:numFmt w:val="bullet"/>
+      <w:lvlText w:val=""/>
+      <w:lvlJc w:val="left"/>
+      <w:pPr>
+        <w:tabs>
+          <w:tab w:val="num" w:pos="720"/>
+        </w:tabs>
+        <w:ind w:left="720" w:hanging="360"/>
+      </w:pPr>
+      <w:rPr>
+        <w:rFonts w:ascii="Symbol" w:hAnsi="Symbol" w:hint="default"/>
+        <w:sz w:val="20"/>
+      </w:rPr>
+    </w:lvl>
+    <w:lvl w:ilvl="1" w:tentative="1">
+      <w:start w:val="1"/>
+      <w:numFmt w:val="bullet"/>
+      <w:lvlText w:val="o"/>
+      <w:lvlJc w:val="left"/>
+      <w:pPr>
+        <w:tabs>
+          <w:tab w:val="num" w:pos="1440"/>
+        </w:tabs>
+        <w:ind w:left="1440" w:hanging="360"/>
+      </w:pPr>
+      <w:rPr>
+        <w:rFonts w:ascii="Courier New" w:hAnsi="Courier New" w:hint="default"/>
+        <w:sz w:val="20"/>
+      </w:rPr>
+    </w:lvl>
+    <w:lvl w:ilvl="2" w:tentative="1">
+      <w:start w:val="1"/>
+      <w:numFmt w:val="bullet"/>
+      <w:lvlText w:val=""/>
+      <w:lvlJc w:val="left"/>
+      <w:pPr>
+        <w:tabs>
+          <w:tab w:val="num" w:pos="2160"/>
+        </w:tabs>
+        <w:ind w:left="2160" w:hanging="360"/>
+      </w:pPr>
+      <w:rPr>
+        <w:rFonts w:ascii="Wingdings" w:hAnsi="Wingdings" w:hint="default"/>
+        <w:sz w:val="20"/>
+      </w:rPr>
+    </w:lvl>
+    <w:lvl w:ilvl="3" w:tentative="1">
+      <w:start w:val="1"/>
+      <w:numFmt w:val="bullet"/>
+      <w:lvlText w:val=""/>
+      <w:lvlJc w:val="left"/>
+      <w:pPr>
+        <w:tabs>
+          <w:tab w:val="num" w:pos="2880"/>
+        </w:tabs>
+        <w:ind w:left="2880" w:hanging="360"/>
+      </w:pPr>
+      <w:rPr>
+        <w:rFonts w:ascii="Wingdings" w:hAnsi="Wingdings" w:hint="default"/>
+        <w:sz w:val="20"/>
+      </w:rPr>
+    </w:lvl>
+    <w:lvl w:ilvl="4" w:tentative="1">
+      <w:start w:val="1"/>
+      <w:numFmt w:val="bullet"/>
+      <w:lvlText w:val=""/>
+      <w:lvlJc w:val="left"/>
+      <w:pPr>
+        <w:tabs>
+          <w:tab w:val="num" w:pos="3600"/>
+        </w:tabs>
+        <w:ind w:left="3600" w:hanging="360"/>
+      </w:pPr>
+      <w:rPr>
+        <w:rFonts w:ascii="Wingdings" w:hAnsi="Wingdings" w:hint="default"/>
+        <w:sz w:val="20"/>
+      </w:rPr>
+    </w:lvl>
+    <w:lvl w:ilvl="5" w:tentative="1">
+      <w:start w:val="1"/>
+      <w:numFmt w:val="bullet"/>
+      <w:lvlText w:val=""/>
+      <w:lvlJc w:val="left"/>
+      <w:pPr>
+        <w:tabs>
+          <w:tab w:val="num" w:pos="4320"/>
+        </w:tabs>
+        <w:ind w:left="4320" w:hanging="360"/>
+      </w:pPr>
+      <w:rPr>
+        <w:rFonts w:ascii="Wingdings" w:hAnsi="Wingdings" w:hint="default"/>
+        <w:sz w:val="20"/>
+      </w:rPr>
+    </w:lvl>
+    <w:lvl w:ilvl="6" w:tentative="1">
+      <w:start w:val="1"/>
+      <w:numFmt w:val="bullet"/>
+      <w:lvlText w:val=""/>
+      <w:lvlJc w:val="left"/>
+      <w:pPr>
+        <w:tabs>
+          <w:tab w:val="num" w:pos="5040"/>
+        </w:tabs>
+        <w:ind w:left="5040" w:hanging="360"/>
+      </w:pPr>
+      <w:rPr>
+        <w:rFonts w:ascii="Wingdings" w:hAnsi="Wingdings" w:hint="default"/>
+        <w:sz w:val="20"/>
+      </w:rPr>
+    </w:lvl>
+    <w:lvl w:ilvl="7" w:tentative="1">
+      <w:start w:val="1"/>
+      <w:numFmt w:val="bullet"/>
+      <w:lvlText w:val=""/>
+      <w:lvlJc w:val="left"/>
+      <w:pPr>
+        <w:tabs>
+          <w:tab w:val="num" w:pos="5760"/>
+        </w:tabs>
+        <w:ind w:left="5760" w:hanging="360"/>
+      </w:pPr>
+      <w:rPr>
+        <w:rFonts w:ascii="Wingdings" w:hAnsi="Wingdings" w:hint="default"/>
+        <w:sz w:val="20"/>
+      </w:rPr>
+    </w:lvl>
+    <w:lvl w:ilvl="8" w:tentative="1">
+      <w:start w:val="1"/>
+      <w:numFmt w:val="bullet"/>
+      <w:lvlText w:val=""/>
+      <w:lvlJc w:val="left"/>
+      <w:pPr>
+        <w:tabs>
+          <w:tab w:val="num" w:pos="6480"/>
+        </w:tabs>
+        <w:ind w:left="6480" w:hanging="360"/>
+      </w:pPr>
+      <w:rPr>
+        <w:rFonts w:ascii="Wingdings" w:hAnsi="Wingdings" w:hint="default"/>
+        <w:sz w:val="20"/>
+      </w:rPr>
+    </w:lvl>
+  </w:abstractNum>
+  <w:abstractNum w:abstractNumId="17" w15:restartNumberingAfterBreak="0">
     <w:nsid w:val="23B05698"/>
     <w:multiLevelType w:val="multilevel"/>
     <w:tmpl w:val="10E6B00A"/>
@@ -12335,7 +13063,7 @@
       </w:rPr>
     </w:lvl>
   </w:abstractNum>
-  <w:abstractNum w:abstractNumId="17" w15:restartNumberingAfterBreak="0">
+  <w:abstractNum w:abstractNumId="18" w15:restartNumberingAfterBreak="0">
     <w:nsid w:val="28EF2017"/>
     <w:multiLevelType w:val="multilevel"/>
     <w:tmpl w:val="B13848AA"/>
@@ -12448,7 +13176,7 @@
       </w:rPr>
     </w:lvl>
   </w:abstractNum>
-  <w:abstractNum w:abstractNumId="18" w15:restartNumberingAfterBreak="0">
+  <w:abstractNum w:abstractNumId="19" w15:restartNumberingAfterBreak="0">
     <w:nsid w:val="32A3419C"/>
     <w:multiLevelType w:val="multilevel"/>
     <w:tmpl w:val="59CC81BE"/>
@@ -12561,7 +13289,7 @@
       </w:rPr>
     </w:lvl>
   </w:abstractNum>
-  <w:abstractNum w:abstractNumId="19" w15:restartNumberingAfterBreak="0">
+  <w:abstractNum w:abstractNumId="20" w15:restartNumberingAfterBreak="0">
     <w:nsid w:val="33DE0E93"/>
     <w:multiLevelType w:val="hybridMultilevel"/>
     <w:tmpl w:val="61068092"/>
@@ -12650,7 +13378,7 @@
       </w:pPr>
     </w:lvl>
   </w:abstractNum>
-  <w:abstractNum w:abstractNumId="20" w15:restartNumberingAfterBreak="0">
+  <w:abstractNum w:abstractNumId="21" w15:restartNumberingAfterBreak="0">
     <w:nsid w:val="37380BA3"/>
     <w:multiLevelType w:val="hybridMultilevel"/>
     <w:tmpl w:val="267CAEAC"/>
@@ -12763,7 +13491,7 @@
       </w:rPr>
     </w:lvl>
   </w:abstractNum>
-  <w:abstractNum w:abstractNumId="21" w15:restartNumberingAfterBreak="0">
+  <w:abstractNum w:abstractNumId="22" w15:restartNumberingAfterBreak="0">
     <w:nsid w:val="385858CD"/>
     <w:multiLevelType w:val="multilevel"/>
     <w:tmpl w:val="2000001D"/>
@@ -12849,7 +13577,7 @@
       </w:pPr>
     </w:lvl>
   </w:abstractNum>
-  <w:abstractNum w:abstractNumId="22" w15:restartNumberingAfterBreak="0">
+  <w:abstractNum w:abstractNumId="23" w15:restartNumberingAfterBreak="0">
     <w:nsid w:val="3C9A19A5"/>
     <w:multiLevelType w:val="multilevel"/>
     <w:tmpl w:val="E158AF4E"/>
@@ -12962,7 +13690,7 @@
       </w:rPr>
     </w:lvl>
   </w:abstractNum>
-  <w:abstractNum w:abstractNumId="23" w15:restartNumberingAfterBreak="0">
+  <w:abstractNum w:abstractNumId="24" w15:restartNumberingAfterBreak="0">
     <w:nsid w:val="484822ED"/>
     <w:multiLevelType w:val="multilevel"/>
     <w:tmpl w:val="AD007626"/>
@@ -13075,7 +13803,7 @@
       </w:rPr>
     </w:lvl>
   </w:abstractNum>
-  <w:abstractNum w:abstractNumId="24" w15:restartNumberingAfterBreak="0">
+  <w:abstractNum w:abstractNumId="25" w15:restartNumberingAfterBreak="0">
     <w:nsid w:val="48A809EE"/>
     <w:multiLevelType w:val="multilevel"/>
     <w:tmpl w:val="0360CE9C"/>
@@ -13188,7 +13916,7 @@
       </w:rPr>
     </w:lvl>
   </w:abstractNum>
-  <w:abstractNum w:abstractNumId="25" w15:restartNumberingAfterBreak="0">
+  <w:abstractNum w:abstractNumId="26" w15:restartNumberingAfterBreak="0">
     <w:nsid w:val="4A5974C4"/>
     <w:multiLevelType w:val="hybridMultilevel"/>
     <w:tmpl w:val="8FC03C46"/>
@@ -13301,7 +14029,7 @@
       </w:rPr>
     </w:lvl>
   </w:abstractNum>
-  <w:abstractNum w:abstractNumId="26" w15:restartNumberingAfterBreak="0">
+  <w:abstractNum w:abstractNumId="27" w15:restartNumberingAfterBreak="0">
     <w:nsid w:val="4D3C3FD1"/>
     <w:multiLevelType w:val="multilevel"/>
     <w:tmpl w:val="E0E8BB54"/>
@@ -13450,7 +14178,7 @@
       </w:rPr>
     </w:lvl>
   </w:abstractNum>
-  <w:abstractNum w:abstractNumId="27" w15:restartNumberingAfterBreak="0">
+  <w:abstractNum w:abstractNumId="28" w15:restartNumberingAfterBreak="0">
     <w:nsid w:val="4E9C7C1F"/>
     <w:multiLevelType w:val="multilevel"/>
     <w:tmpl w:val="2B328D44"/>
@@ -13563,7 +14291,7 @@
       </w:rPr>
     </w:lvl>
   </w:abstractNum>
-  <w:abstractNum w:abstractNumId="28" w15:restartNumberingAfterBreak="0">
+  <w:abstractNum w:abstractNumId="29" w15:restartNumberingAfterBreak="0">
     <w:nsid w:val="519059C8"/>
     <w:multiLevelType w:val="multilevel"/>
     <w:tmpl w:val="58CCE4F4"/>
@@ -13676,7 +14404,7 @@
       </w:rPr>
     </w:lvl>
   </w:abstractNum>
-  <w:abstractNum w:abstractNumId="29" w15:restartNumberingAfterBreak="0">
+  <w:abstractNum w:abstractNumId="30" w15:restartNumberingAfterBreak="0">
     <w:nsid w:val="529972AA"/>
     <w:multiLevelType w:val="multilevel"/>
     <w:tmpl w:val="C1682E00"/>
@@ -13789,7 +14517,7 @@
       </w:rPr>
     </w:lvl>
   </w:abstractNum>
-  <w:abstractNum w:abstractNumId="30" w15:restartNumberingAfterBreak="0">
+  <w:abstractNum w:abstractNumId="31" w15:restartNumberingAfterBreak="0">
     <w:nsid w:val="53604A46"/>
     <w:multiLevelType w:val="multilevel"/>
     <w:tmpl w:val="DF3A7782"/>
@@ -13902,7 +14630,7 @@
       </w:rPr>
     </w:lvl>
   </w:abstractNum>
-  <w:abstractNum w:abstractNumId="31" w15:restartNumberingAfterBreak="0">
+  <w:abstractNum w:abstractNumId="32" w15:restartNumberingAfterBreak="0">
     <w:nsid w:val="55E45523"/>
     <w:multiLevelType w:val="multilevel"/>
     <w:tmpl w:val="EC7606B0"/>
@@ -14015,7 +14743,7 @@
       </w:rPr>
     </w:lvl>
   </w:abstractNum>
-  <w:abstractNum w:abstractNumId="32" w15:restartNumberingAfterBreak="0">
+  <w:abstractNum w:abstractNumId="33" w15:restartNumberingAfterBreak="0">
     <w:nsid w:val="5610725F"/>
     <w:multiLevelType w:val="hybridMultilevel"/>
     <w:tmpl w:val="F16ED15E"/>
@@ -14128,7 +14856,7 @@
       </w:rPr>
     </w:lvl>
   </w:abstractNum>
-  <w:abstractNum w:abstractNumId="33" w15:restartNumberingAfterBreak="0">
+  <w:abstractNum w:abstractNumId="34" w15:restartNumberingAfterBreak="0">
     <w:nsid w:val="56FB2955"/>
     <w:multiLevelType w:val="multilevel"/>
     <w:tmpl w:val="03D6A1A2"/>
@@ -14241,7 +14969,7 @@
       </w:rPr>
     </w:lvl>
   </w:abstractNum>
-  <w:abstractNum w:abstractNumId="34" w15:restartNumberingAfterBreak="0">
+  <w:abstractNum w:abstractNumId="35" w15:restartNumberingAfterBreak="0">
     <w:nsid w:val="596247F2"/>
     <w:multiLevelType w:val="multilevel"/>
     <w:tmpl w:val="AAD094D0"/>
@@ -14390,7 +15118,7 @@
       </w:rPr>
     </w:lvl>
   </w:abstractNum>
-  <w:abstractNum w:abstractNumId="35" w15:restartNumberingAfterBreak="0">
+  <w:abstractNum w:abstractNumId="36" w15:restartNumberingAfterBreak="0">
     <w:nsid w:val="5AAE052A"/>
     <w:multiLevelType w:val="hybridMultilevel"/>
     <w:tmpl w:val="B2BA011A"/>
@@ -14480,10 +15208,10 @@
       </w:pPr>
     </w:lvl>
   </w:abstractNum>
-  <w:abstractNum w:abstractNumId="36" w15:restartNumberingAfterBreak="0">
+  <w:abstractNum w:abstractNumId="37" w15:restartNumberingAfterBreak="0">
     <w:nsid w:val="5BDE2776"/>
     <w:multiLevelType w:val="hybridMultilevel"/>
-    <w:tmpl w:val="6248C010"/>
+    <w:tmpl w:val="596AA54E"/>
     <w:lvl w:ilvl="0" w:tplc="040C0005">
       <w:start w:val="1"/>
       <w:numFmt w:val="bullet"/>
@@ -14593,7 +15321,7 @@
       </w:rPr>
     </w:lvl>
   </w:abstractNum>
-  <w:abstractNum w:abstractNumId="37" w15:restartNumberingAfterBreak="0">
+  <w:abstractNum w:abstractNumId="38" w15:restartNumberingAfterBreak="0">
     <w:nsid w:val="5C9A526E"/>
     <w:multiLevelType w:val="multilevel"/>
     <w:tmpl w:val="62B4F4F2"/>
@@ -14742,7 +15470,7 @@
       </w:rPr>
     </w:lvl>
   </w:abstractNum>
-  <w:abstractNum w:abstractNumId="38" w15:restartNumberingAfterBreak="0">
+  <w:abstractNum w:abstractNumId="39" w15:restartNumberingAfterBreak="0">
     <w:nsid w:val="68943583"/>
     <w:multiLevelType w:val="multilevel"/>
     <w:tmpl w:val="4858D2F6"/>
@@ -14887,7 +15615,7 @@
       </w:rPr>
     </w:lvl>
   </w:abstractNum>
-  <w:abstractNum w:abstractNumId="39" w15:restartNumberingAfterBreak="0">
+  <w:abstractNum w:abstractNumId="40" w15:restartNumberingAfterBreak="0">
     <w:nsid w:val="6BA26761"/>
     <w:multiLevelType w:val="multilevel"/>
     <w:tmpl w:val="8ED063C4"/>
@@ -15036,7 +15764,7 @@
       </w:rPr>
     </w:lvl>
   </w:abstractNum>
-  <w:abstractNum w:abstractNumId="40" w15:restartNumberingAfterBreak="0">
+  <w:abstractNum w:abstractNumId="41" w15:restartNumberingAfterBreak="0">
     <w:nsid w:val="6EF903BF"/>
     <w:multiLevelType w:val="multilevel"/>
     <w:tmpl w:val="297847B0"/>
@@ -15185,7 +15913,7 @@
       </w:rPr>
     </w:lvl>
   </w:abstractNum>
-  <w:abstractNum w:abstractNumId="41" w15:restartNumberingAfterBreak="0">
+  <w:abstractNum w:abstractNumId="42" w15:restartNumberingAfterBreak="0">
     <w:nsid w:val="73CF0BC8"/>
     <w:multiLevelType w:val="multilevel"/>
     <w:tmpl w:val="B7942BE0"/>
@@ -15298,7 +16026,7 @@
       </w:rPr>
     </w:lvl>
   </w:abstractNum>
-  <w:abstractNum w:abstractNumId="42" w15:restartNumberingAfterBreak="0">
+  <w:abstractNum w:abstractNumId="43" w15:restartNumberingAfterBreak="0">
     <w:nsid w:val="76B30816"/>
     <w:multiLevelType w:val="multilevel"/>
     <w:tmpl w:val="8E2470D6"/>
@@ -15411,7 +16139,7 @@
       </w:rPr>
     </w:lvl>
   </w:abstractNum>
-  <w:abstractNum w:abstractNumId="43" w15:restartNumberingAfterBreak="0">
+  <w:abstractNum w:abstractNumId="44" w15:restartNumberingAfterBreak="0">
     <w:nsid w:val="7A3218C3"/>
     <w:multiLevelType w:val="multilevel"/>
     <w:tmpl w:val="9D566470"/>
@@ -15560,7 +16288,7 @@
       </w:rPr>
     </w:lvl>
   </w:abstractNum>
-  <w:abstractNum w:abstractNumId="44" w15:restartNumberingAfterBreak="0">
+  <w:abstractNum w:abstractNumId="45" w15:restartNumberingAfterBreak="0">
     <w:nsid w:val="7D016007"/>
     <w:multiLevelType w:val="hybridMultilevel"/>
     <w:tmpl w:val="3DD452A2"/>
@@ -15683,46 +16411,46 @@
     <w:abstractNumId w:val="4"/>
   </w:num>
   <w:num w:numId="4" w16cid:durableId="1770009563">
-    <w:abstractNumId w:val="40"/>
+    <w:abstractNumId w:val="41"/>
   </w:num>
   <w:num w:numId="5" w16cid:durableId="2058579802">
-    <w:abstractNumId w:val="37"/>
+    <w:abstractNumId w:val="38"/>
   </w:num>
   <w:num w:numId="6" w16cid:durableId="737165875">
-    <w:abstractNumId w:val="44"/>
+    <w:abstractNumId w:val="45"/>
   </w:num>
   <w:num w:numId="7" w16cid:durableId="163209347">
-    <w:abstractNumId w:val="28"/>
+    <w:abstractNumId w:val="29"/>
   </w:num>
   <w:num w:numId="8" w16cid:durableId="1528644575">
     <w:abstractNumId w:val="9"/>
   </w:num>
   <w:num w:numId="9" w16cid:durableId="833376966">
-    <w:abstractNumId w:val="23"/>
+    <w:abstractNumId w:val="24"/>
   </w:num>
   <w:num w:numId="10" w16cid:durableId="1841235859">
-    <w:abstractNumId w:val="39"/>
+    <w:abstractNumId w:val="40"/>
   </w:num>
   <w:num w:numId="11" w16cid:durableId="235214089">
-    <w:abstractNumId w:val="26"/>
+    <w:abstractNumId w:val="27"/>
   </w:num>
   <w:num w:numId="12" w16cid:durableId="1105464878">
-    <w:abstractNumId w:val="20"/>
+    <w:abstractNumId w:val="21"/>
   </w:num>
   <w:num w:numId="13" w16cid:durableId="297342874">
+    <w:abstractNumId w:val="18"/>
+  </w:num>
+  <w:num w:numId="14" w16cid:durableId="1582525734">
+    <w:abstractNumId w:val="19"/>
+  </w:num>
+  <w:num w:numId="15" w16cid:durableId="1804033875">
+    <w:abstractNumId w:val="32"/>
+  </w:num>
+  <w:num w:numId="16" w16cid:durableId="1145851166">
     <w:abstractNumId w:val="17"/>
   </w:num>
-  <w:num w:numId="14" w16cid:durableId="1582525734">
-    <w:abstractNumId w:val="18"/>
-  </w:num>
-  <w:num w:numId="15" w16cid:durableId="1804033875">
-    <w:abstractNumId w:val="31"/>
-  </w:num>
-  <w:num w:numId="16" w16cid:durableId="1145851166">
-    <w:abstractNumId w:val="16"/>
-  </w:num>
   <w:num w:numId="17" w16cid:durableId="1003704128">
-    <w:abstractNumId w:val="41"/>
+    <w:abstractNumId w:val="42"/>
   </w:num>
   <w:num w:numId="18" w16cid:durableId="901140612">
     <w:abstractNumId w:val="7"/>
@@ -15857,7 +16585,7 @@
     </w:lvlOverride>
   </w:num>
   <w:num w:numId="20" w16cid:durableId="2020158118">
-    <w:abstractNumId w:val="30"/>
+    <w:abstractNumId w:val="31"/>
   </w:num>
   <w:num w:numId="21" w16cid:durableId="12730097">
     <w:abstractNumId w:val="2"/>
@@ -15866,55 +16594,55 @@
     <w:abstractNumId w:val="15"/>
   </w:num>
   <w:num w:numId="23" w16cid:durableId="118379016">
-    <w:abstractNumId w:val="29"/>
+    <w:abstractNumId w:val="30"/>
   </w:num>
   <w:num w:numId="24" w16cid:durableId="317658969">
-    <w:abstractNumId w:val="33"/>
+    <w:abstractNumId w:val="34"/>
   </w:num>
   <w:num w:numId="25" w16cid:durableId="1927611204">
-    <w:abstractNumId w:val="27"/>
+    <w:abstractNumId w:val="28"/>
   </w:num>
   <w:num w:numId="26" w16cid:durableId="108401881">
-    <w:abstractNumId w:val="24"/>
+    <w:abstractNumId w:val="25"/>
   </w:num>
   <w:num w:numId="27" w16cid:durableId="1444615913">
     <w:abstractNumId w:val="11"/>
   </w:num>
   <w:num w:numId="28" w16cid:durableId="128934947">
-    <w:abstractNumId w:val="22"/>
+    <w:abstractNumId w:val="23"/>
   </w:num>
   <w:num w:numId="29" w16cid:durableId="1903176640">
     <w:abstractNumId w:val="13"/>
   </w:num>
   <w:num w:numId="30" w16cid:durableId="1665084071">
-    <w:abstractNumId w:val="42"/>
+    <w:abstractNumId w:val="43"/>
   </w:num>
   <w:num w:numId="31" w16cid:durableId="675959832">
-    <w:abstractNumId w:val="21"/>
+    <w:abstractNumId w:val="22"/>
   </w:num>
   <w:num w:numId="32" w16cid:durableId="756170320">
-    <w:abstractNumId w:val="19"/>
+    <w:abstractNumId w:val="20"/>
   </w:num>
   <w:num w:numId="33" w16cid:durableId="1261793150">
     <w:abstractNumId w:val="3"/>
   </w:num>
   <w:num w:numId="34" w16cid:durableId="745610396">
-    <w:abstractNumId w:val="32"/>
+    <w:abstractNumId w:val="33"/>
   </w:num>
   <w:num w:numId="35" w16cid:durableId="1646734366">
     <w:abstractNumId w:val="8"/>
   </w:num>
   <w:num w:numId="36" w16cid:durableId="290282183">
-    <w:abstractNumId w:val="38"/>
+    <w:abstractNumId w:val="39"/>
   </w:num>
   <w:num w:numId="37" w16cid:durableId="1404834465">
-    <w:abstractNumId w:val="34"/>
+    <w:abstractNumId w:val="35"/>
   </w:num>
   <w:num w:numId="38" w16cid:durableId="430247205">
     <w:abstractNumId w:val="14"/>
   </w:num>
   <w:num w:numId="39" w16cid:durableId="436563536">
-    <w:abstractNumId w:val="43"/>
+    <w:abstractNumId w:val="44"/>
   </w:num>
   <w:num w:numId="40" w16cid:durableId="542716187">
     <w:abstractNumId w:val="1"/>
@@ -15926,16 +16654,19 @@
     <w:abstractNumId w:val="10"/>
   </w:num>
   <w:num w:numId="43" w16cid:durableId="1707877043">
-    <w:abstractNumId w:val="35"/>
+    <w:abstractNumId w:val="36"/>
   </w:num>
   <w:num w:numId="44" w16cid:durableId="1620838024">
-    <w:abstractNumId w:val="25"/>
+    <w:abstractNumId w:val="26"/>
   </w:num>
   <w:num w:numId="45" w16cid:durableId="13191816">
     <w:abstractNumId w:val="0"/>
   </w:num>
   <w:num w:numId="46" w16cid:durableId="602804732">
-    <w:abstractNumId w:val="36"/>
+    <w:abstractNumId w:val="37"/>
+  </w:num>
+  <w:num w:numId="47" w16cid:durableId="475727281">
+    <w:abstractNumId w:val="16"/>
   </w:num>
   <w:numIdMacAtCleanup w:val="11"/>
 </w:numbering>

--- a/RAPPORT DE STAGE.docx
+++ b/RAPPORT DE STAGE.docx
@@ -7420,13 +7420,7 @@
               <w:rPr>
                 <w:spacing w:val="-2"/>
               </w:rPr>
-              <w:t>Insertion</w:t>
-            </w:r>
-            <w:r>
-              <w:rPr>
-                <w:spacing w:val="-2"/>
-              </w:rPr>
-              <w:t xml:space="preserve"> dans l’entreprise</w:t>
+              <w:t>Insertion dans l’entreprise</w:t>
             </w:r>
           </w:p>
         </w:tc>
@@ -7445,13 +7439,7 @@
               <w:rPr>
                 <w:w w:val="90"/>
               </w:rPr>
-              <w:t>2</w:t>
-            </w:r>
-            <w:r>
-              <w:rPr>
-                <w:w w:val="90"/>
-              </w:rPr>
-              <w:t>2</w:t>
+              <w:t>22</w:t>
             </w:r>
             <w:r>
               <w:rPr>
@@ -7580,49 +7568,31 @@
               <w:rPr>
                 <w:spacing w:val="-4"/>
               </w:rPr>
-              <w:t>Choix</w:t>
+              <w:t>Choix, étude</w:t>
+            </w:r>
+            <w:r>
+              <w:rPr>
+                <w:spacing w:val="-24"/>
+              </w:rPr>
+              <w:t xml:space="preserve"> </w:t>
             </w:r>
             <w:r>
               <w:rPr>
                 <w:spacing w:val="-4"/>
               </w:rPr>
-              <w:t xml:space="preserve">, </w:t>
+              <w:t>du</w:t>
+            </w:r>
+            <w:r>
+              <w:rPr>
+                <w:spacing w:val="-20"/>
+              </w:rPr>
+              <w:t xml:space="preserve"> </w:t>
             </w:r>
             <w:r>
               <w:rPr>
                 <w:spacing w:val="-4"/>
               </w:rPr>
-              <w:t>étude</w:t>
-            </w:r>
-            <w:r>
-              <w:rPr>
-                <w:spacing w:val="-24"/>
-              </w:rPr>
-              <w:t xml:space="preserve"> </w:t>
-            </w:r>
-            <w:r>
-              <w:rPr>
-                <w:spacing w:val="-4"/>
-              </w:rPr>
-              <w:t>du</w:t>
-            </w:r>
-            <w:r>
-              <w:rPr>
-                <w:spacing w:val="-20"/>
-              </w:rPr>
-              <w:t xml:space="preserve"> </w:t>
-            </w:r>
-            <w:r>
-              <w:rPr>
-                <w:spacing w:val="-4"/>
-              </w:rPr>
-              <w:t>thème</w:t>
-            </w:r>
-            <w:r>
-              <w:rPr>
-                <w:spacing w:val="-4"/>
-              </w:rPr>
-              <w:t xml:space="preserve"> et élaboration du cahier des charges</w:t>
+              <w:t>thème et élaboration du cahier des charges</w:t>
             </w:r>
           </w:p>
         </w:tc>
@@ -7641,13 +7611,7 @@
               <w:rPr>
                 <w:w w:val="90"/>
               </w:rPr>
-              <w:t>2</w:t>
-            </w:r>
-            <w:r>
-              <w:rPr>
-                <w:w w:val="90"/>
-              </w:rPr>
-              <w:t>9</w:t>
+              <w:t>29</w:t>
             </w:r>
             <w:r>
               <w:rPr>
@@ -7694,26 +7658,13 @@
                 <w:spacing w:val="-2"/>
                 <w:w w:val="90"/>
               </w:rPr>
-              <w:t>09</w:t>
-            </w:r>
-            <w:r>
-              <w:rPr>
-                <w:spacing w:val="-2"/>
+              <w:t xml:space="preserve">09 </w:t>
+            </w:r>
+            <w:r>
+              <w:rPr>
                 <w:w w:val="90"/>
               </w:rPr>
-              <w:t xml:space="preserve"> </w:t>
-            </w:r>
-            <w:r>
-              <w:rPr>
-                <w:w w:val="90"/>
-              </w:rPr>
-              <w:t>jui</w:t>
-            </w:r>
-            <w:r>
-              <w:rPr>
-                <w:w w:val="90"/>
-              </w:rPr>
-              <w:t>llet</w:t>
+              <w:t>juillet</w:t>
             </w:r>
             <w:r>
               <w:rPr>
@@ -7811,14 +7762,7 @@
                 <w:spacing w:val="-2"/>
                 <w:w w:val="90"/>
               </w:rPr>
-              <w:t>09</w:t>
-            </w:r>
-            <w:r>
-              <w:rPr>
-                <w:spacing w:val="-2"/>
-                <w:w w:val="90"/>
-              </w:rPr>
-              <w:t xml:space="preserve"> </w:t>
+              <w:t xml:space="preserve">09 </w:t>
             </w:r>
             <w:r>
               <w:rPr>
@@ -7967,26 +7911,13 @@
                 <w:spacing w:val="-2"/>
                 <w:w w:val="90"/>
               </w:rPr>
-              <w:t>10</w:t>
-            </w:r>
-            <w:r>
-              <w:rPr>
-                <w:spacing w:val="-2"/>
+              <w:t xml:space="preserve">10 </w:t>
+            </w:r>
+            <w:r>
+              <w:rPr>
                 <w:w w:val="90"/>
               </w:rPr>
-              <w:t xml:space="preserve"> </w:t>
-            </w:r>
-            <w:r>
-              <w:rPr>
-                <w:w w:val="90"/>
-              </w:rPr>
-              <w:t>ju</w:t>
-            </w:r>
-            <w:r>
-              <w:rPr>
-                <w:w w:val="90"/>
-              </w:rPr>
-              <w:t>illet</w:t>
+              <w:t>juillet</w:t>
             </w:r>
             <w:r>
               <w:rPr>
@@ -8402,11 +8333,10 @@
           </w:p>
           <w:p>
             <w:pPr>
-              <w:pStyle w:val="Titre2Car"/>
               <w:ind w:left="109"/>
               <w:cnfStyle w:val="000000100000" w:firstRow="0" w:lastRow="0" w:firstColumn="0" w:lastColumn="0" w:oddVBand="0" w:evenVBand="0" w:oddHBand="1" w:evenHBand="0" w:firstRowFirstColumn="0" w:firstRowLastColumn="0" w:lastRowFirstColumn="0" w:lastRowLastColumn="0"/>
               <w:rPr>
-                <w:rFonts w:ascii="Times New Roman" w:hAnsi="Times New Roman" w:cs="Times New Roman"/>
+                <w:rFonts w:cs="Times New Roman"/>
               </w:rPr>
             </w:pPr>
           </w:p>
@@ -8436,25 +8366,20 @@
           </w:tcPr>
           <w:p>
             <w:pPr>
-              <w:pStyle w:val="Titre2Car"/>
               <w:tabs>
                 <w:tab w:val="left" w:pos="938"/>
               </w:tabs>
-              <w:spacing w:line="360" w:lineRule="auto"/>
-              <w:jc w:val="both"/>
               <w:cnfStyle w:val="000000100000" w:firstRow="0" w:lastRow="0" w:firstColumn="0" w:lastColumn="0" w:oddVBand="0" w:evenVBand="0" w:oddHBand="1" w:evenHBand="0" w:firstRowFirstColumn="0" w:firstRowLastColumn="0" w:lastRowFirstColumn="0" w:lastRowLastColumn="0"/>
               <w:rPr>
-                <w:rFonts w:ascii="Times New Roman" w:hAnsi="Times New Roman" w:cs="Times New Roman"/>
+                <w:rFonts w:cs="Times New Roman"/>
                 <w:spacing w:val="-5"/>
-                <w:sz w:val="24"/>
                 <w:szCs w:val="24"/>
               </w:rPr>
             </w:pPr>
             <w:r>
               <w:rPr>
-                <w:rFonts w:ascii="Times New Roman" w:hAnsi="Times New Roman" w:cs="Times New Roman"/>
+                <w:rFonts w:cs="Times New Roman"/>
                 <w:spacing w:val="-5"/>
-                <w:sz w:val="24"/>
                 <w:szCs w:val="24"/>
               </w:rPr>
               <w:t>16 juillet 2026</w:t>
@@ -8489,7 +8414,6 @@
           </w:tcPr>
           <w:p>
             <w:pPr>
-              <w:pStyle w:val="Titre2Car"/>
               <w:spacing w:before="161"/>
               <w:rPr>
                 <w:i/>
@@ -8498,7 +8422,6 @@
             <w:r>
               <w:rPr>
                 <w:spacing w:val="-10"/>
-                <w:sz w:val="24"/>
               </w:rPr>
               <w:t>8</w:t>
             </w:r>
@@ -8533,12 +8456,11 @@
           </w:p>
           <w:p>
             <w:pPr>
-              <w:pStyle w:val="Titre2Car"/>
               <w:spacing w:line="379" w:lineRule="auto"/>
               <w:ind w:left="109" w:right="92"/>
               <w:cnfStyle w:val="000000000000" w:firstRow="0" w:lastRow="0" w:firstColumn="0" w:lastColumn="0" w:oddVBand="0" w:evenVBand="0" w:oddHBand="0" w:evenHBand="0" w:firstRowFirstColumn="0" w:firstRowLastColumn="0" w:lastRowFirstColumn="0" w:lastRowLastColumn="0"/>
               <w:rPr>
-                <w:rFonts w:ascii="Times New Roman" w:hAnsi="Times New Roman" w:cs="Times New Roman"/>
+                <w:rFonts w:cs="Times New Roman"/>
                 <w:spacing w:val="-4"/>
               </w:rPr>
             </w:pPr>
@@ -8550,43 +8472,38 @@
           </w:tcPr>
           <w:p>
             <w:pPr>
-              <w:pStyle w:val="Titre2Car"/>
               <w:spacing w:before="161"/>
               <w:cnfStyle w:val="000000000000" w:firstRow="0" w:lastRow="0" w:firstColumn="0" w:lastColumn="0" w:oddVBand="0" w:evenVBand="0" w:oddHBand="0" w:evenHBand="0" w:firstRowFirstColumn="0" w:firstRowLastColumn="0" w:lastRowFirstColumn="0" w:lastRowLastColumn="0"/>
               <w:rPr>
-                <w:rFonts w:ascii="Times New Roman" w:hAnsi="Times New Roman" w:cs="Times New Roman"/>
+                <w:rFonts w:cs="Times New Roman"/>
                 <w:i/>
               </w:rPr>
             </w:pPr>
             <w:r>
               <w:rPr>
-                <w:rFonts w:ascii="Times New Roman" w:hAnsi="Times New Roman" w:cs="Times New Roman"/>
+                <w:rFonts w:cs="Times New Roman"/>
                 <w:spacing w:val="-4"/>
-                <w:sz w:val="24"/>
               </w:rPr>
               <w:t xml:space="preserve">19 </w:t>
             </w:r>
             <w:r>
               <w:rPr>
-                <w:rFonts w:ascii="Times New Roman" w:hAnsi="Times New Roman" w:cs="Times New Roman"/>
+                <w:rFonts w:cs="Times New Roman"/>
                 <w:spacing w:val="-4"/>
-                <w:sz w:val="24"/>
               </w:rPr>
               <w:t>août</w:t>
             </w:r>
             <w:r>
               <w:rPr>
-                <w:rFonts w:ascii="Times New Roman" w:hAnsi="Times New Roman" w:cs="Times New Roman"/>
+                <w:rFonts w:cs="Times New Roman"/>
                 <w:spacing w:val="-20"/>
-                <w:sz w:val="24"/>
               </w:rPr>
               <w:t xml:space="preserve"> </w:t>
             </w:r>
             <w:r>
               <w:rPr>
-                <w:rFonts w:ascii="Times New Roman" w:hAnsi="Times New Roman" w:cs="Times New Roman"/>
+                <w:rFonts w:cs="Times New Roman"/>
                 <w:spacing w:val="-4"/>
-                <w:sz w:val="24"/>
               </w:rPr>
               <w:t>2026</w:t>
             </w:r>
@@ -8598,21 +8515,18 @@
           </w:tcPr>
           <w:p>
             <w:pPr>
-              <w:pStyle w:val="Titre2Car"/>
               <w:spacing w:before="161"/>
               <w:cnfStyle w:val="000000000000" w:firstRow="0" w:lastRow="0" w:firstColumn="0" w:lastColumn="0" w:oddVBand="0" w:evenVBand="0" w:oddHBand="0" w:evenHBand="0" w:firstRowFirstColumn="0" w:firstRowLastColumn="0" w:lastRowFirstColumn="0" w:lastRowLastColumn="0"/>
               <w:rPr>
-                <w:rFonts w:ascii="Times New Roman" w:hAnsi="Times New Roman" w:cs="Times New Roman"/>
+                <w:rFonts w:cs="Times New Roman"/>
                 <w:iCs/>
-                <w:sz w:val="24"/>
                 <w:szCs w:val="24"/>
               </w:rPr>
             </w:pPr>
             <w:r>
               <w:rPr>
-                <w:rFonts w:ascii="Times New Roman" w:hAnsi="Times New Roman" w:cs="Times New Roman"/>
+                <w:rFonts w:cs="Times New Roman"/>
                 <w:iCs/>
-                <w:sz w:val="24"/>
                 <w:szCs w:val="24"/>
               </w:rPr>
               <w:t>22 août 2026</w:t>
@@ -8625,22 +8539,18 @@
           </w:tcPr>
           <w:p>
             <w:pPr>
-              <w:pStyle w:val="Titre2Car"/>
               <w:spacing w:before="161"/>
-              <w:jc w:val="both"/>
               <w:cnfStyle w:val="000000000000" w:firstRow="0" w:lastRow="0" w:firstColumn="0" w:lastColumn="0" w:oddVBand="0" w:evenVBand="0" w:oddHBand="0" w:evenHBand="0" w:firstRowFirstColumn="0" w:firstRowLastColumn="0" w:lastRowFirstColumn="0" w:lastRowLastColumn="0"/>
               <w:rPr>
-                <w:rFonts w:ascii="Times New Roman" w:hAnsi="Times New Roman" w:cs="Times New Roman"/>
+                <w:rFonts w:cs="Times New Roman"/>
                 <w:iCs/>
-                <w:sz w:val="24"/>
                 <w:szCs w:val="24"/>
               </w:rPr>
             </w:pPr>
             <w:r>
               <w:rPr>
-                <w:rFonts w:ascii="Times New Roman" w:hAnsi="Times New Roman" w:cs="Times New Roman"/>
+                <w:rFonts w:cs="Times New Roman"/>
                 <w:iCs/>
-                <w:sz w:val="24"/>
                 <w:szCs w:val="24"/>
               </w:rPr>
               <w:t>4</w:t>
@@ -8711,6 +8621,7 @@
         </w:numPr>
       </w:pPr>
       <w:r>
+        <w:lastRenderedPageBreak/>
         <w:t>Administrateur :</w:t>
       </w:r>
     </w:p>
@@ -8719,7 +8630,6 @@
         <w:pStyle w:val="Paragraphedeliste"/>
       </w:pPr>
       <w:r>
-        <w:lastRenderedPageBreak/>
         <w:t>Il est responsable de l’exploitation de l’application. L’administrateur</w:t>
       </w:r>
       <w:r>
@@ -9027,13 +8937,7 @@
               <w:rPr>
                 <w:lang w:val="fr-TG"/>
               </w:rPr>
-              <w:t>Administrateur</w:t>
-            </w:r>
-            <w:r>
-              <w:rPr>
-                <w:lang w:val="fr-TG"/>
-              </w:rPr>
-              <w:t>, Technicien et Client</w:t>
+              <w:t>Administrateur, Technicien et Client</w:t>
             </w:r>
           </w:p>
         </w:tc>
@@ -9162,6 +9066,7 @@
               <w:rPr>
                 <w:lang w:val="fr-TG"/>
               </w:rPr>
+              <w:lastRenderedPageBreak/>
               <w:t>Gérer les tickets</w:t>
             </w:r>
           </w:p>
@@ -9184,6 +9089,7 @@
               <w:rPr>
                 <w:lang w:val="fr-TG"/>
               </w:rPr>
+              <w:lastRenderedPageBreak/>
               <w:t>Créer un ticket</w:t>
             </w:r>
             <w:r>
@@ -10412,6 +10318,7 @@
         <w:rPr>
           <w:rFonts w:ascii="Times New Roman" w:hAnsi="Times New Roman" w:cs="Times New Roman"/>
         </w:rPr>
+        <w:lastRenderedPageBreak/>
         <w:t>U</w:t>
       </w:r>
       <w:r>
@@ -10430,14 +10337,7 @@
         <w:rPr>
           <w:rFonts w:ascii="Times New Roman" w:hAnsi="Times New Roman" w:cs="Times New Roman"/>
         </w:rPr>
-        <w:t xml:space="preserve"> un système doit être utilisé pour atteindre des objectifs ou des tâches spécifiques. Il décrit les interactions entre les utilisateurs, ou acteurs et </w:t>
-      </w:r>
-      <w:r>
-        <w:rPr>
-          <w:rFonts w:ascii="Times New Roman" w:hAnsi="Times New Roman" w:cs="Times New Roman"/>
-        </w:rPr>
-        <w:lastRenderedPageBreak/>
-        <w:t>le système en vue d’atteindre un résultat spécifique.</w:t>
+        <w:t xml:space="preserve"> un système doit être utilisé pour atteindre des objectifs ou des tâches spécifiques. Il décrit les interactions entre les utilisateurs, ou acteurs et le système en vue d’atteindre un résultat spécifique.</w:t>
       </w:r>
     </w:p>
     <w:p>
@@ -10906,19 +10806,37 @@
         <w:rPr>
           <w:lang w:val="fr-TG"/>
         </w:rPr>
-        <w:t xml:space="preserve"> un compte</w:t>
+        <w:t xml:space="preserve"> un </w:t>
       </w:r>
       <w:r>
         <w:rPr>
           <w:lang w:val="fr-TG"/>
         </w:rPr>
-        <w:t>; sachant que u</w:t>
+        <w:t>compte</w:t>
       </w:r>
       <w:r>
         <w:rPr>
           <w:lang w:val="fr-TG"/>
         </w:rPr>
-        <w:t>n compte désactivé ne peut plus se connecter.</w:t>
+        <w:t xml:space="preserve"> ;</w:t>
+      </w:r>
+      <w:r>
+        <w:rPr>
+          <w:lang w:val="fr-TG"/>
+        </w:rPr>
+        <w:t xml:space="preserve"> sachant </w:t>
+      </w:r>
+      <w:r>
+        <w:rPr>
+          <w:lang w:val="fr-TG"/>
+        </w:rPr>
+        <w:t>qu’un</w:t>
+      </w:r>
+      <w:r>
+        <w:rPr>
+          <w:lang w:val="fr-TG"/>
+        </w:rPr>
+        <w:t xml:space="preserve"> compte désactivé ne peut plus se connecter.</w:t>
       </w:r>
     </w:p>
     <w:p>
@@ -11055,10 +10973,57 @@
         <w:t>Cas d’utilisation : S’authentifier</w:t>
       </w:r>
     </w:p>
+    <w:p>
+      <w:pPr>
+        <w:pStyle w:val="Lgende"/>
+        <w:keepNext/>
+        <w:jc w:val="center"/>
+      </w:pPr>
+    </w:p>
+    <w:p>
+      <w:pPr>
+        <w:pStyle w:val="Lgende"/>
+        <w:keepNext/>
+        <w:jc w:val="center"/>
+      </w:pPr>
+      <w:r>
+        <w:t xml:space="preserve">Tableau </w:t>
+      </w:r>
+      <w:r>
+        <w:fldChar w:fldCharType="begin"/>
+      </w:r>
+      <w:r>
+        <w:instrText xml:space="preserve"> SEQ Tableau \* ARABIC </w:instrText>
+      </w:r>
+      <w:r>
+        <w:fldChar w:fldCharType="separate"/>
+      </w:r>
+      <w:r>
+        <w:rPr>
+          <w:noProof/>
+        </w:rPr>
+        <w:t>3</w:t>
+      </w:r>
+      <w:r>
+        <w:fldChar w:fldCharType="end"/>
+      </w:r>
+      <w:r>
+        <w:t xml:space="preserve">: Description du cas d'utilisation </w:t>
+      </w:r>
+      <w:r>
+        <w:t xml:space="preserve">« </w:t>
+      </w:r>
+      <w:r>
+        <w:t>S'authentifier</w:t>
+      </w:r>
+      <w:r>
+        <w:t xml:space="preserve"> »</w:t>
+      </w:r>
+    </w:p>
     <w:tbl>
       <w:tblPr>
         <w:tblStyle w:val="TableNormal"/>
-        <w:tblW w:w="0" w:type="auto"/>
+        <w:tblW w:w="9065" w:type="dxa"/>
         <w:jc w:val="center"/>
         <w:tblBorders>
           <w:top w:val="single" w:sz="4" w:space="0" w:color="000000"/>
@@ -11102,7 +11067,6 @@
                 <w:w w:val="105"/>
                 <w:sz w:val="24"/>
               </w:rPr>
-              <w:lastRenderedPageBreak/>
               <w:t>SOMMAIRE</w:t>
             </w:r>
             <w:r>
@@ -11426,7 +11390,7 @@
                 <w:spacing w:val="-6"/>
                 <w:sz w:val="24"/>
               </w:rPr>
-              <w:t>Candidat</w:t>
+              <w:t>Administrateur, Technicien, Client</w:t>
             </w:r>
           </w:p>
           <w:p>
@@ -11522,7 +11486,31 @@
                 <w:spacing w:val="-6"/>
                 <w:sz w:val="24"/>
               </w:rPr>
-              <w:t>11/08/2025</w:t>
+              <w:t>1</w:t>
+            </w:r>
+            <w:r>
+              <w:rPr>
+                <w:rFonts w:ascii="Times New Roman" w:hAnsi="Times New Roman" w:cs="Times New Roman"/>
+                <w:spacing w:val="-6"/>
+                <w:sz w:val="24"/>
+              </w:rPr>
+              <w:t>6</w:t>
+            </w:r>
+            <w:r>
+              <w:rPr>
+                <w:rFonts w:ascii="Times New Roman" w:hAnsi="Times New Roman" w:cs="Times New Roman"/>
+                <w:spacing w:val="-6"/>
+                <w:sz w:val="24"/>
+              </w:rPr>
+              <w:t>/08/</w:t>
+            </w:r>
+            <w:r>
+              <w:rPr>
+                <w:rFonts w:ascii="Times New Roman" w:hAnsi="Times New Roman" w:cs="Times New Roman"/>
+                <w:spacing w:val="-6"/>
+                <w:sz w:val="24"/>
+              </w:rPr>
+              <w:t>2026</w:t>
             </w:r>
           </w:p>
           <w:p>
@@ -11658,7 +11646,31 @@
                 <w:spacing w:val="-4"/>
                 <w:sz w:val="24"/>
               </w:rPr>
-              <w:t>11/08/2025</w:t>
+              <w:t>1</w:t>
+            </w:r>
+            <w:r>
+              <w:rPr>
+                <w:rFonts w:ascii="Times New Roman" w:hAnsi="Times New Roman" w:cs="Times New Roman"/>
+                <w:spacing w:val="-4"/>
+                <w:sz w:val="24"/>
+              </w:rPr>
+              <w:t>6</w:t>
+            </w:r>
+            <w:r>
+              <w:rPr>
+                <w:rFonts w:ascii="Times New Roman" w:hAnsi="Times New Roman" w:cs="Times New Roman"/>
+                <w:spacing w:val="-4"/>
+                <w:sz w:val="24"/>
+              </w:rPr>
+              <w:t>/08/</w:t>
+            </w:r>
+            <w:r>
+              <w:rPr>
+                <w:rFonts w:ascii="Times New Roman" w:hAnsi="Times New Roman" w:cs="Times New Roman"/>
+                <w:spacing w:val="-4"/>
+                <w:sz w:val="24"/>
+              </w:rPr>
+              <w:t>2026</w:t>
             </w:r>
           </w:p>
           <w:p>
@@ -11762,22 +11774,19 @@
               <w:pStyle w:val="TableParagraph"/>
               <w:numPr>
                 <w:ilvl w:val="0"/>
-                <w:numId w:val="20"/>
+                <w:numId w:val="19"/>
               </w:numPr>
               <w:tabs>
                 <w:tab w:val="left" w:pos="830"/>
               </w:tabs>
-              <w:spacing w:before="161"/>
-              <w:ind w:hanging="360"/>
-              <w:rPr>
-                <w:rFonts w:ascii="Times New Roman" w:hAnsi="Times New Roman" w:cs="Times New Roman"/>
+              <w:spacing w:before="137"/>
+              <w:rPr>
                 <w:sz w:val="24"/>
               </w:rPr>
             </w:pPr>
             <w:r>
               <w:rPr>
                 <w:rFonts w:ascii="Times New Roman" w:hAnsi="Times New Roman" w:cs="Times New Roman"/>
-                <w:spacing w:val="-6"/>
                 <w:sz w:val="24"/>
               </w:rPr>
               <w:t>Le</w:t>
@@ -11785,114 +11794,33 @@
             <w:r>
               <w:rPr>
                 <w:rFonts w:ascii="Times New Roman" w:hAnsi="Times New Roman" w:cs="Times New Roman"/>
+                <w:spacing w:val="-1"/>
+                <w:sz w:val="24"/>
+              </w:rPr>
+              <w:t xml:space="preserve"> </w:t>
+            </w:r>
+            <w:r>
+              <w:rPr>
+                <w:rFonts w:ascii="Times New Roman" w:hAnsi="Times New Roman" w:cs="Times New Roman"/>
+                <w:sz w:val="24"/>
+              </w:rPr>
+              <w:t>système est</w:t>
+            </w:r>
+            <w:r>
+              <w:rPr>
+                <w:rFonts w:ascii="Times New Roman" w:hAnsi="Times New Roman" w:cs="Times New Roman"/>
+                <w:spacing w:val="-2"/>
+                <w:sz w:val="24"/>
+              </w:rPr>
+              <w:t xml:space="preserve"> opérationnel</w:t>
+            </w:r>
+            <w:r>
+              <w:rPr>
+                <w:rFonts w:ascii="Times New Roman" w:hAnsi="Times New Roman" w:cs="Times New Roman"/>
                 <w:spacing w:val="-19"/>
                 <w:sz w:val="24"/>
               </w:rPr>
-              <w:t xml:space="preserve"> </w:t>
-            </w:r>
-            <w:r>
-              <w:rPr>
-                <w:rFonts w:ascii="Times New Roman" w:hAnsi="Times New Roman" w:cs="Times New Roman"/>
-                <w:spacing w:val="-6"/>
-                <w:sz w:val="24"/>
-              </w:rPr>
-              <w:t>candidat</w:t>
-            </w:r>
-            <w:r>
-              <w:rPr>
-                <w:rFonts w:ascii="Times New Roman" w:hAnsi="Times New Roman" w:cs="Times New Roman"/>
-                <w:spacing w:val="-15"/>
-                <w:sz w:val="24"/>
-              </w:rPr>
-              <w:t xml:space="preserve"> </w:t>
-            </w:r>
-            <w:r>
-              <w:rPr>
-                <w:rFonts w:ascii="Times New Roman" w:hAnsi="Times New Roman" w:cs="Times New Roman"/>
-                <w:spacing w:val="-6"/>
-                <w:sz w:val="24"/>
-              </w:rPr>
-              <w:t>doit</w:t>
-            </w:r>
-            <w:r>
-              <w:rPr>
-                <w:rFonts w:ascii="Times New Roman" w:hAnsi="Times New Roman" w:cs="Times New Roman"/>
-                <w:spacing w:val="-16"/>
-                <w:sz w:val="24"/>
-              </w:rPr>
-              <w:t xml:space="preserve"> </w:t>
-            </w:r>
-            <w:r>
-              <w:rPr>
-                <w:rFonts w:ascii="Times New Roman" w:hAnsi="Times New Roman" w:cs="Times New Roman"/>
-                <w:spacing w:val="-6"/>
-                <w:sz w:val="24"/>
-              </w:rPr>
-              <w:t>être</w:t>
-            </w:r>
-            <w:r>
-              <w:rPr>
-                <w:rFonts w:ascii="Times New Roman" w:hAnsi="Times New Roman" w:cs="Times New Roman"/>
-                <w:spacing w:val="-18"/>
-                <w:sz w:val="24"/>
-              </w:rPr>
-              <w:t xml:space="preserve"> </w:t>
-            </w:r>
-            <w:r>
-              <w:rPr>
-                <w:rFonts w:ascii="Times New Roman" w:hAnsi="Times New Roman" w:cs="Times New Roman"/>
-                <w:spacing w:val="-6"/>
-                <w:sz w:val="24"/>
-              </w:rPr>
-              <w:t>connecté</w:t>
-            </w:r>
-            <w:r>
-              <w:rPr>
-                <w:rFonts w:ascii="Times New Roman" w:hAnsi="Times New Roman" w:cs="Times New Roman"/>
-                <w:spacing w:val="-19"/>
-                <w:sz w:val="24"/>
-              </w:rPr>
-              <w:t xml:space="preserve"> </w:t>
-            </w:r>
-            <w:r>
-              <w:rPr>
-                <w:rFonts w:ascii="Times New Roman" w:hAnsi="Times New Roman" w:cs="Times New Roman"/>
-                <w:spacing w:val="-6"/>
-                <w:sz w:val="24"/>
-              </w:rPr>
-              <w:t>à</w:t>
-            </w:r>
-            <w:r>
-              <w:rPr>
-                <w:rFonts w:ascii="Times New Roman" w:hAnsi="Times New Roman" w:cs="Times New Roman"/>
-                <w:spacing w:val="-14"/>
-                <w:sz w:val="24"/>
-              </w:rPr>
-              <w:t xml:space="preserve"> </w:t>
-            </w:r>
-            <w:r>
-              <w:rPr>
-                <w:rFonts w:ascii="Times New Roman" w:hAnsi="Times New Roman" w:cs="Times New Roman"/>
-                <w:spacing w:val="-6"/>
-                <w:sz w:val="24"/>
-              </w:rPr>
-              <w:t>la</w:t>
-            </w:r>
-            <w:r>
-              <w:rPr>
-                <w:rFonts w:ascii="Times New Roman" w:hAnsi="Times New Roman" w:cs="Times New Roman"/>
-                <w:spacing w:val="-20"/>
-                <w:sz w:val="24"/>
-              </w:rPr>
-              <w:t xml:space="preserve"> </w:t>
-            </w:r>
-            <w:r>
-              <w:rPr>
-                <w:rFonts w:ascii="Times New Roman" w:hAnsi="Times New Roman" w:cs="Times New Roman"/>
-                <w:spacing w:val="-6"/>
-                <w:sz w:val="24"/>
-              </w:rPr>
-              <w:t>plateforme.</w:t>
+              <w:t>.</w:t>
             </w:r>
           </w:p>
           <w:p>
@@ -11900,7 +11828,7 @@
               <w:pStyle w:val="TableParagraph"/>
               <w:numPr>
                 <w:ilvl w:val="0"/>
-                <w:numId w:val="20"/>
+                <w:numId w:val="18"/>
               </w:numPr>
               <w:tabs>
                 <w:tab w:val="left" w:pos="830"/>
@@ -11918,142 +11846,15 @@
                 <w:w w:val="90"/>
                 <w:sz w:val="24"/>
               </w:rPr>
-              <w:t>L’offre</w:t>
-            </w:r>
-            <w:r>
-              <w:rPr>
-                <w:rFonts w:ascii="Times New Roman" w:hAnsi="Times New Roman" w:cs="Times New Roman"/>
-                <w:spacing w:val="-4"/>
+              <w:t>L’</w:t>
+            </w:r>
+            <w:r>
+              <w:rPr>
+                <w:rFonts w:ascii="Times New Roman" w:hAnsi="Times New Roman" w:cs="Times New Roman"/>
                 <w:w w:val="90"/>
                 <w:sz w:val="24"/>
               </w:rPr>
-              <w:t xml:space="preserve"> </w:t>
-            </w:r>
-            <w:r>
-              <w:rPr>
-                <w:rFonts w:ascii="Times New Roman" w:hAnsi="Times New Roman" w:cs="Times New Roman"/>
-                <w:w w:val="90"/>
-                <w:sz w:val="24"/>
-              </w:rPr>
-              <w:t>d’emploi</w:t>
-            </w:r>
-            <w:r>
-              <w:rPr>
-                <w:rFonts w:ascii="Times New Roman" w:hAnsi="Times New Roman" w:cs="Times New Roman"/>
-                <w:spacing w:val="-6"/>
-                <w:w w:val="90"/>
-                <w:sz w:val="24"/>
-              </w:rPr>
-              <w:t xml:space="preserve"> </w:t>
-            </w:r>
-            <w:r>
-              <w:rPr>
-                <w:rFonts w:ascii="Times New Roman" w:hAnsi="Times New Roman" w:cs="Times New Roman"/>
-                <w:w w:val="90"/>
-                <w:sz w:val="24"/>
-              </w:rPr>
-              <w:t>doit</w:t>
-            </w:r>
-            <w:r>
-              <w:rPr>
-                <w:rFonts w:ascii="Times New Roman" w:hAnsi="Times New Roman" w:cs="Times New Roman"/>
-                <w:spacing w:val="-7"/>
-                <w:sz w:val="24"/>
-              </w:rPr>
-              <w:t xml:space="preserve"> </w:t>
-            </w:r>
-            <w:r>
-              <w:rPr>
-                <w:rFonts w:ascii="Times New Roman" w:hAnsi="Times New Roman" w:cs="Times New Roman"/>
-                <w:w w:val="90"/>
-                <w:sz w:val="24"/>
-              </w:rPr>
-              <w:t>être</w:t>
-            </w:r>
-            <w:r>
-              <w:rPr>
-                <w:rFonts w:ascii="Times New Roman" w:hAnsi="Times New Roman" w:cs="Times New Roman"/>
-                <w:spacing w:val="-4"/>
-                <w:w w:val="90"/>
-                <w:sz w:val="24"/>
-              </w:rPr>
-              <w:t xml:space="preserve"> </w:t>
-            </w:r>
-            <w:r>
-              <w:rPr>
-                <w:rFonts w:ascii="Times New Roman" w:hAnsi="Times New Roman" w:cs="Times New Roman"/>
-                <w:w w:val="90"/>
-                <w:sz w:val="24"/>
-              </w:rPr>
-              <w:t>publiée</w:t>
-            </w:r>
-            <w:r>
-              <w:rPr>
-                <w:rFonts w:ascii="Times New Roman" w:hAnsi="Times New Roman" w:cs="Times New Roman"/>
-                <w:spacing w:val="-4"/>
-                <w:w w:val="90"/>
-                <w:sz w:val="24"/>
-              </w:rPr>
-              <w:t xml:space="preserve"> </w:t>
-            </w:r>
-            <w:r>
-              <w:rPr>
-                <w:rFonts w:ascii="Times New Roman" w:hAnsi="Times New Roman" w:cs="Times New Roman"/>
-                <w:w w:val="90"/>
-                <w:sz w:val="24"/>
-              </w:rPr>
-              <w:t>et</w:t>
-            </w:r>
-            <w:r>
-              <w:rPr>
-                <w:rFonts w:ascii="Times New Roman" w:hAnsi="Times New Roman" w:cs="Times New Roman"/>
-                <w:spacing w:val="-7"/>
-                <w:sz w:val="24"/>
-              </w:rPr>
-              <w:t xml:space="preserve"> </w:t>
-            </w:r>
-            <w:r>
-              <w:rPr>
-                <w:rFonts w:ascii="Times New Roman" w:hAnsi="Times New Roman" w:cs="Times New Roman"/>
-                <w:w w:val="90"/>
-                <w:sz w:val="24"/>
-              </w:rPr>
-              <w:t>ouverte</w:t>
-            </w:r>
-            <w:r>
-              <w:rPr>
-                <w:rFonts w:ascii="Times New Roman" w:hAnsi="Times New Roman" w:cs="Times New Roman"/>
-                <w:spacing w:val="-4"/>
-                <w:w w:val="90"/>
-                <w:sz w:val="24"/>
-              </w:rPr>
-              <w:t xml:space="preserve"> </w:t>
-            </w:r>
-            <w:r>
-              <w:rPr>
-                <w:rFonts w:ascii="Times New Roman" w:hAnsi="Times New Roman" w:cs="Times New Roman"/>
-                <w:w w:val="90"/>
-                <w:sz w:val="24"/>
-              </w:rPr>
-              <w:t>aux</w:t>
-            </w:r>
-            <w:r>
-              <w:rPr>
-                <w:rFonts w:ascii="Times New Roman" w:hAnsi="Times New Roman" w:cs="Times New Roman"/>
-                <w:spacing w:val="-4"/>
-                <w:w w:val="90"/>
-                <w:sz w:val="24"/>
-              </w:rPr>
-              <w:t xml:space="preserve"> </w:t>
-            </w:r>
-            <w:r>
-              <w:rPr>
-                <w:rFonts w:ascii="Times New Roman" w:hAnsi="Times New Roman" w:cs="Times New Roman"/>
-                <w:spacing w:val="-2"/>
-                <w:w w:val="90"/>
-                <w:sz w:val="24"/>
-              </w:rPr>
-              <w:t>candidatures.</w:t>
+              <w:t>utilisateur possède un comte actif.</w:t>
             </w:r>
           </w:p>
         </w:tc>
@@ -12128,7 +11929,7 @@
       </w:tr>
       <w:tr>
         <w:trPr>
-          <w:trHeight w:val="3076"/>
+          <w:trHeight w:val="2611"/>
           <w:jc w:val="center"/>
         </w:trPr>
         <w:tc>
@@ -12140,13 +11941,12 @@
               <w:pStyle w:val="TableParagraph"/>
               <w:numPr>
                 <w:ilvl w:val="0"/>
-                <w:numId w:val="19"/>
+                <w:numId w:val="20"/>
               </w:numPr>
               <w:tabs>
                 <w:tab w:val="left" w:pos="829"/>
               </w:tabs>
               <w:spacing w:line="278" w:lineRule="exact"/>
-              <w:ind w:left="829" w:hanging="359"/>
               <w:rPr>
                 <w:rFonts w:ascii="Times New Roman" w:hAnsi="Times New Roman" w:cs="Times New Roman"/>
                 <w:sz w:val="24"/>
@@ -12158,15 +11958,7 @@
                 <w:spacing w:val="-6"/>
                 <w:sz w:val="24"/>
               </w:rPr>
-              <w:t>Le</w:t>
-            </w:r>
-            <w:r>
-              <w:rPr>
-                <w:rFonts w:ascii="Times New Roman" w:hAnsi="Times New Roman" w:cs="Times New Roman"/>
-                <w:spacing w:val="-17"/>
-                <w:sz w:val="24"/>
-              </w:rPr>
-              <w:t xml:space="preserve"> </w:t>
+              <w:t>L</w:t>
             </w:r>
             <w:r>
               <w:rPr>
@@ -12174,15 +11966,7 @@
                 <w:spacing w:val="-6"/>
                 <w:sz w:val="24"/>
               </w:rPr>
-              <w:t>candidat</w:t>
-            </w:r>
-            <w:r>
-              <w:rPr>
-                <w:rFonts w:ascii="Times New Roman" w:hAnsi="Times New Roman" w:cs="Times New Roman"/>
-                <w:spacing w:val="-13"/>
-                <w:sz w:val="24"/>
-              </w:rPr>
-              <w:t xml:space="preserve"> </w:t>
+              <w:t>’utilisateur ouvre la page de connexion</w:t>
             </w:r>
             <w:r>
               <w:rPr>
@@ -12190,119 +11974,7 @@
                 <w:spacing w:val="-6"/>
                 <w:sz w:val="24"/>
               </w:rPr>
-              <w:t>navigue</w:t>
-            </w:r>
-            <w:r>
-              <w:rPr>
-                <w:rFonts w:ascii="Times New Roman" w:hAnsi="Times New Roman" w:cs="Times New Roman"/>
-                <w:spacing w:val="-17"/>
-                <w:sz w:val="24"/>
-              </w:rPr>
-              <w:t xml:space="preserve"> </w:t>
-            </w:r>
-            <w:r>
-              <w:rPr>
-                <w:rFonts w:ascii="Times New Roman" w:hAnsi="Times New Roman" w:cs="Times New Roman"/>
-                <w:spacing w:val="-6"/>
-                <w:sz w:val="24"/>
-              </w:rPr>
-              <w:t>vers</w:t>
-            </w:r>
-            <w:r>
-              <w:rPr>
-                <w:rFonts w:ascii="Times New Roman" w:hAnsi="Times New Roman" w:cs="Times New Roman"/>
-                <w:spacing w:val="-17"/>
-                <w:sz w:val="24"/>
-              </w:rPr>
-              <w:t xml:space="preserve"> </w:t>
-            </w:r>
-            <w:r>
-              <w:rPr>
-                <w:rFonts w:ascii="Times New Roman" w:hAnsi="Times New Roman" w:cs="Times New Roman"/>
-                <w:spacing w:val="-6"/>
-                <w:sz w:val="24"/>
-              </w:rPr>
-              <w:t>la</w:t>
-            </w:r>
-            <w:r>
-              <w:rPr>
-                <w:rFonts w:ascii="Times New Roman" w:hAnsi="Times New Roman" w:cs="Times New Roman"/>
-                <w:spacing w:val="-12"/>
-                <w:sz w:val="24"/>
-              </w:rPr>
-              <w:t xml:space="preserve"> </w:t>
-            </w:r>
-            <w:r>
-              <w:rPr>
-                <w:rFonts w:ascii="Times New Roman" w:hAnsi="Times New Roman" w:cs="Times New Roman"/>
-                <w:spacing w:val="-6"/>
-                <w:sz w:val="24"/>
-              </w:rPr>
-              <w:t>page</w:t>
-            </w:r>
-            <w:r>
-              <w:rPr>
-                <w:rFonts w:ascii="Times New Roman" w:hAnsi="Times New Roman" w:cs="Times New Roman"/>
-                <w:spacing w:val="-16"/>
-                <w:sz w:val="24"/>
-              </w:rPr>
-              <w:t xml:space="preserve"> </w:t>
-            </w:r>
-            <w:r>
-              <w:rPr>
-                <w:rFonts w:ascii="Times New Roman" w:hAnsi="Times New Roman" w:cs="Times New Roman"/>
-                <w:spacing w:val="-6"/>
-                <w:sz w:val="24"/>
-              </w:rPr>
-              <w:t>listant</w:t>
-            </w:r>
-            <w:r>
-              <w:rPr>
-                <w:rFonts w:ascii="Times New Roman" w:hAnsi="Times New Roman" w:cs="Times New Roman"/>
-                <w:spacing w:val="-14"/>
-                <w:sz w:val="24"/>
-              </w:rPr>
-              <w:t xml:space="preserve"> </w:t>
-            </w:r>
-            <w:r>
-              <w:rPr>
-                <w:rFonts w:ascii="Times New Roman" w:hAnsi="Times New Roman" w:cs="Times New Roman"/>
-                <w:spacing w:val="-6"/>
-                <w:sz w:val="24"/>
-              </w:rPr>
-              <w:t>les</w:t>
-            </w:r>
-            <w:r>
-              <w:rPr>
-                <w:rFonts w:ascii="Times New Roman" w:hAnsi="Times New Roman" w:cs="Times New Roman"/>
-                <w:spacing w:val="-16"/>
-                <w:sz w:val="24"/>
-              </w:rPr>
-              <w:t xml:space="preserve"> </w:t>
-            </w:r>
-            <w:r>
-              <w:rPr>
-                <w:rFonts w:ascii="Times New Roman" w:hAnsi="Times New Roman" w:cs="Times New Roman"/>
-                <w:spacing w:val="-6"/>
-                <w:sz w:val="24"/>
-              </w:rPr>
-              <w:t>offres</w:t>
-            </w:r>
-            <w:r>
-              <w:rPr>
-                <w:rFonts w:ascii="Times New Roman" w:hAnsi="Times New Roman" w:cs="Times New Roman"/>
-                <w:spacing w:val="-11"/>
-                <w:sz w:val="24"/>
-              </w:rPr>
-              <w:t xml:space="preserve"> </w:t>
-            </w:r>
-            <w:r>
-              <w:rPr>
-                <w:rFonts w:ascii="Times New Roman" w:hAnsi="Times New Roman" w:cs="Times New Roman"/>
-                <w:spacing w:val="-6"/>
-                <w:sz w:val="24"/>
-              </w:rPr>
-              <w:t>disponibles.</w:t>
+              <w:t>.</w:t>
             </w:r>
           </w:p>
           <w:p>
@@ -12310,13 +11982,12 @@
               <w:pStyle w:val="TableParagraph"/>
               <w:numPr>
                 <w:ilvl w:val="0"/>
-                <w:numId w:val="19"/>
+                <w:numId w:val="20"/>
               </w:numPr>
               <w:tabs>
                 <w:tab w:val="left" w:pos="829"/>
               </w:tabs>
               <w:spacing w:before="161"/>
-              <w:ind w:left="829" w:hanging="359"/>
               <w:rPr>
                 <w:rFonts w:ascii="Times New Roman" w:hAnsi="Times New Roman" w:cs="Times New Roman"/>
                 <w:sz w:val="24"/>
@@ -12328,12 +11999,20 @@
                 <w:spacing w:val="-6"/>
                 <w:sz w:val="24"/>
               </w:rPr>
-              <w:t>Le</w:t>
-            </w:r>
-            <w:r>
-              <w:rPr>
-                <w:rFonts w:ascii="Times New Roman" w:hAnsi="Times New Roman" w:cs="Times New Roman"/>
-                <w:spacing w:val="-24"/>
+              <w:t>L’utilisateur saisit ses identifiants et son mot de passe</w:t>
+            </w:r>
+            <w:r>
+              <w:rPr>
+                <w:rFonts w:ascii="Times New Roman" w:hAnsi="Times New Roman" w:cs="Times New Roman"/>
+                <w:spacing w:val="-6"/>
+                <w:sz w:val="24"/>
+              </w:rPr>
+              <w:t>.</w:t>
+            </w:r>
+            <w:r>
+              <w:rPr>
+                <w:rFonts w:ascii="Times New Roman" w:hAnsi="Times New Roman" w:cs="Times New Roman"/>
+                <w:spacing w:val="-12"/>
                 <w:sz w:val="24"/>
               </w:rPr>
               <w:t xml:space="preserve"> </w:t>
@@ -12341,170 +12020,10 @@
             <w:r>
               <w:rPr>
                 <w:rFonts w:ascii="Times New Roman" w:hAnsi="Times New Roman" w:cs="Times New Roman"/>
-                <w:spacing w:val="-6"/>
-                <w:sz w:val="24"/>
-              </w:rPr>
-              <w:t>candidat</w:t>
-            </w:r>
-            <w:r>
-              <w:rPr>
-                <w:rFonts w:ascii="Times New Roman" w:hAnsi="Times New Roman" w:cs="Times New Roman"/>
-                <w:spacing w:val="-20"/>
-                <w:sz w:val="24"/>
-              </w:rPr>
-              <w:t xml:space="preserve"> </w:t>
-            </w:r>
-            <w:r>
-              <w:rPr>
-                <w:rFonts w:ascii="Times New Roman" w:hAnsi="Times New Roman" w:cs="Times New Roman"/>
-                <w:spacing w:val="-6"/>
-                <w:sz w:val="24"/>
-              </w:rPr>
-              <w:t>sélectionne</w:t>
-            </w:r>
-            <w:r>
-              <w:rPr>
-                <w:rFonts w:ascii="Times New Roman" w:hAnsi="Times New Roman" w:cs="Times New Roman"/>
-                <w:spacing w:val="-24"/>
-                <w:sz w:val="24"/>
-              </w:rPr>
-              <w:t xml:space="preserve"> </w:t>
-            </w:r>
-            <w:r>
-              <w:rPr>
-                <w:rFonts w:ascii="Times New Roman" w:hAnsi="Times New Roman" w:cs="Times New Roman"/>
-                <w:spacing w:val="-6"/>
-                <w:sz w:val="24"/>
-              </w:rPr>
-              <w:t>l’option</w:t>
-            </w:r>
-            <w:r>
-              <w:rPr>
-                <w:rFonts w:ascii="Times New Roman" w:hAnsi="Times New Roman" w:cs="Times New Roman"/>
-                <w:spacing w:val="-24"/>
-                <w:sz w:val="24"/>
-              </w:rPr>
-              <w:t xml:space="preserve"> </w:t>
-            </w:r>
-            <w:r>
-              <w:rPr>
-                <w:rFonts w:ascii="Times New Roman" w:hAnsi="Times New Roman" w:cs="Times New Roman"/>
-                <w:spacing w:val="-6"/>
-                <w:sz w:val="24"/>
-              </w:rPr>
-              <w:t>«</w:t>
-            </w:r>
-            <w:r>
-              <w:rPr>
-                <w:rFonts w:ascii="Times New Roman" w:hAnsi="Times New Roman" w:cs="Times New Roman"/>
-                <w:spacing w:val="-21"/>
-                <w:sz w:val="24"/>
-              </w:rPr>
-              <w:t xml:space="preserve"> </w:t>
-            </w:r>
-            <w:r>
-              <w:rPr>
-                <w:rFonts w:ascii="Times New Roman" w:hAnsi="Times New Roman" w:cs="Times New Roman"/>
-                <w:spacing w:val="-6"/>
-                <w:sz w:val="24"/>
-              </w:rPr>
-              <w:t>Consulter</w:t>
-            </w:r>
-            <w:r>
-              <w:rPr>
-                <w:rFonts w:ascii="Times New Roman" w:hAnsi="Times New Roman" w:cs="Times New Roman"/>
-                <w:spacing w:val="-23"/>
-                <w:sz w:val="24"/>
-              </w:rPr>
-              <w:t xml:space="preserve"> </w:t>
-            </w:r>
-            <w:r>
-              <w:rPr>
-                <w:rFonts w:ascii="Times New Roman" w:hAnsi="Times New Roman" w:cs="Times New Roman"/>
-                <w:spacing w:val="-6"/>
-                <w:sz w:val="24"/>
-              </w:rPr>
-              <w:t>les</w:t>
-            </w:r>
-            <w:r>
-              <w:rPr>
-                <w:rFonts w:ascii="Times New Roman" w:hAnsi="Times New Roman" w:cs="Times New Roman"/>
-                <w:spacing w:val="-23"/>
-                <w:sz w:val="24"/>
-              </w:rPr>
-              <w:t xml:space="preserve"> </w:t>
-            </w:r>
-            <w:r>
-              <w:rPr>
-                <w:rFonts w:ascii="Times New Roman" w:hAnsi="Times New Roman" w:cs="Times New Roman"/>
-                <w:spacing w:val="-6"/>
-                <w:sz w:val="24"/>
-              </w:rPr>
-              <w:t>détails</w:t>
-            </w:r>
-            <w:r>
-              <w:rPr>
-                <w:rFonts w:ascii="Times New Roman" w:hAnsi="Times New Roman" w:cs="Times New Roman"/>
-                <w:spacing w:val="-23"/>
-                <w:sz w:val="24"/>
-              </w:rPr>
-              <w:t xml:space="preserve"> </w:t>
-            </w:r>
-            <w:r>
-              <w:rPr>
-                <w:rFonts w:ascii="Times New Roman" w:hAnsi="Times New Roman" w:cs="Times New Roman"/>
-                <w:spacing w:val="-6"/>
-                <w:sz w:val="24"/>
-              </w:rPr>
-              <w:t>»</w:t>
-            </w:r>
-            <w:r>
-              <w:rPr>
-                <w:rFonts w:ascii="Times New Roman" w:hAnsi="Times New Roman" w:cs="Times New Roman"/>
-                <w:spacing w:val="-23"/>
-                <w:sz w:val="24"/>
-              </w:rPr>
-              <w:t xml:space="preserve"> </w:t>
-            </w:r>
-            <w:r>
-              <w:rPr>
-                <w:rFonts w:ascii="Times New Roman" w:hAnsi="Times New Roman" w:cs="Times New Roman"/>
-                <w:spacing w:val="-6"/>
-                <w:sz w:val="24"/>
-              </w:rPr>
-              <w:t>d’une</w:t>
-            </w:r>
-            <w:r>
-              <w:rPr>
-                <w:rFonts w:ascii="Times New Roman" w:hAnsi="Times New Roman" w:cs="Times New Roman"/>
-                <w:spacing w:val="-23"/>
-                <w:sz w:val="24"/>
-              </w:rPr>
-              <w:t xml:space="preserve"> </w:t>
-            </w:r>
-            <w:r>
-              <w:rPr>
-                <w:rFonts w:ascii="Times New Roman" w:hAnsi="Times New Roman" w:cs="Times New Roman"/>
-                <w:spacing w:val="-6"/>
-                <w:sz w:val="24"/>
-              </w:rPr>
-              <w:t>offre.</w:t>
-            </w:r>
-            <w:r>
-              <w:rPr>
-                <w:rFonts w:ascii="Times New Roman" w:hAnsi="Times New Roman" w:cs="Times New Roman"/>
                 <w:spacing w:val="-12"/>
                 <w:sz w:val="24"/>
               </w:rPr>
-              <w:t xml:space="preserve"> </w:t>
-            </w:r>
-            <w:r>
-              <w:rPr>
-                <w:rFonts w:ascii="Times New Roman" w:hAnsi="Times New Roman" w:cs="Times New Roman"/>
-                <w:spacing w:val="-6"/>
-                <w:sz w:val="24"/>
-              </w:rPr>
-              <w:t>(SE1)</w:t>
+              <w:t>(SA1)</w:t>
             </w:r>
           </w:p>
           <w:p>
@@ -12512,13 +12031,12 @@
               <w:pStyle w:val="TableParagraph"/>
               <w:numPr>
                 <w:ilvl w:val="0"/>
-                <w:numId w:val="19"/>
+                <w:numId w:val="20"/>
               </w:numPr>
               <w:tabs>
                 <w:tab w:val="left" w:pos="829"/>
               </w:tabs>
               <w:spacing w:before="162"/>
-              <w:ind w:left="829" w:hanging="359"/>
               <w:rPr>
                 <w:rFonts w:ascii="Times New Roman" w:hAnsi="Times New Roman" w:cs="Times New Roman"/>
                 <w:sz w:val="24"/>
@@ -12561,13 +12079,15 @@
                 <w:rFonts w:ascii="Times New Roman" w:hAnsi="Times New Roman" w:cs="Times New Roman"/>
                 <w:spacing w:val="-6"/>
                 <w:sz w:val="24"/>
-              </w:rPr>
-              <w:t>affiche</w:t>
-            </w:r>
-            <w:r>
-              <w:rPr>
-                <w:rFonts w:ascii="Times New Roman" w:hAnsi="Times New Roman" w:cs="Times New Roman"/>
-                <w:spacing w:val="-17"/>
+                <w:szCs w:val="24"/>
+                <w:lang w:val="fr-TG"/>
+              </w:rPr>
+              <w:t>vérifie les identifiants et l'état actif du compte.</w:t>
+            </w:r>
+            <w:r>
+              <w:rPr>
+                <w:rFonts w:ascii="Times New Roman" w:hAnsi="Times New Roman" w:cs="Times New Roman"/>
+                <w:spacing w:val="-4"/>
                 <w:sz w:val="24"/>
               </w:rPr>
               <w:t xml:space="preserve"> </w:t>
@@ -12575,90 +12095,34 @@
             <w:r>
               <w:rPr>
                 <w:rFonts w:ascii="Times New Roman" w:hAnsi="Times New Roman" w:cs="Times New Roman"/>
-                <w:spacing w:val="-6"/>
-                <w:sz w:val="24"/>
-              </w:rPr>
-              <w:t>les</w:t>
-            </w:r>
-            <w:r>
-              <w:rPr>
-                <w:rFonts w:ascii="Times New Roman" w:hAnsi="Times New Roman" w:cs="Times New Roman"/>
-                <w:spacing w:val="-11"/>
-                <w:sz w:val="24"/>
-              </w:rPr>
-              <w:t xml:space="preserve"> </w:t>
-            </w:r>
-            <w:r>
-              <w:rPr>
-                <w:rFonts w:ascii="Times New Roman" w:hAnsi="Times New Roman" w:cs="Times New Roman"/>
-                <w:spacing w:val="-6"/>
-                <w:sz w:val="24"/>
-              </w:rPr>
-              <w:t>informations</w:t>
-            </w:r>
-            <w:r>
-              <w:rPr>
-                <w:rFonts w:ascii="Times New Roman" w:hAnsi="Times New Roman" w:cs="Times New Roman"/>
-                <w:spacing w:val="-17"/>
-                <w:sz w:val="24"/>
-              </w:rPr>
-              <w:t xml:space="preserve"> </w:t>
-            </w:r>
-            <w:r>
-              <w:rPr>
-                <w:rFonts w:ascii="Times New Roman" w:hAnsi="Times New Roman" w:cs="Times New Roman"/>
-                <w:spacing w:val="-6"/>
-                <w:sz w:val="24"/>
-              </w:rPr>
-              <w:t>complètes</w:t>
-            </w:r>
-            <w:r>
-              <w:rPr>
-                <w:rFonts w:ascii="Times New Roman" w:hAnsi="Times New Roman" w:cs="Times New Roman"/>
-                <w:spacing w:val="-17"/>
-                <w:sz w:val="24"/>
-              </w:rPr>
-              <w:t xml:space="preserve"> </w:t>
-            </w:r>
-            <w:r>
-              <w:rPr>
-                <w:rFonts w:ascii="Times New Roman" w:hAnsi="Times New Roman" w:cs="Times New Roman"/>
-                <w:spacing w:val="-6"/>
-                <w:sz w:val="24"/>
-              </w:rPr>
-              <w:t>de</w:t>
-            </w:r>
-            <w:r>
-              <w:rPr>
-                <w:rFonts w:ascii="Times New Roman" w:hAnsi="Times New Roman" w:cs="Times New Roman"/>
-                <w:spacing w:val="-10"/>
-                <w:sz w:val="24"/>
-              </w:rPr>
-              <w:t xml:space="preserve"> </w:t>
-            </w:r>
-            <w:r>
-              <w:rPr>
-                <w:rFonts w:ascii="Times New Roman" w:hAnsi="Times New Roman" w:cs="Times New Roman"/>
-                <w:spacing w:val="-6"/>
-                <w:sz w:val="24"/>
-              </w:rPr>
-              <w:t>l’offre</w:t>
-            </w:r>
-            <w:r>
-              <w:rPr>
-                <w:rFonts w:ascii="Times New Roman" w:hAnsi="Times New Roman" w:cs="Times New Roman"/>
-                <w:spacing w:val="-17"/>
-                <w:sz w:val="24"/>
-              </w:rPr>
-              <w:t xml:space="preserve"> </w:t>
-            </w:r>
-            <w:r>
-              <w:rPr>
-                <w:rFonts w:ascii="Times New Roman" w:hAnsi="Times New Roman" w:cs="Times New Roman"/>
-                <w:spacing w:val="-6"/>
-                <w:sz w:val="24"/>
-              </w:rPr>
-              <w:t>sélectionnée.</w:t>
+                <w:spacing w:val="-4"/>
+                <w:sz w:val="24"/>
+              </w:rPr>
+              <w:t>(SE</w:t>
+            </w:r>
+            <w:r>
+              <w:rPr>
+                <w:rFonts w:ascii="Times New Roman" w:hAnsi="Times New Roman" w:cs="Times New Roman"/>
+                <w:spacing w:val="-4"/>
+                <w:sz w:val="24"/>
+              </w:rPr>
+              <w:t>1</w:t>
+            </w:r>
+            <w:r>
+              <w:rPr>
+                <w:rFonts w:ascii="Times New Roman" w:hAnsi="Times New Roman" w:cs="Times New Roman"/>
+                <w:spacing w:val="-4"/>
+                <w:sz w:val="24"/>
+              </w:rPr>
+              <w:t>)</w:t>
+            </w:r>
+            <w:r>
+              <w:rPr>
+                <w:rFonts w:ascii="Times New Roman" w:hAnsi="Times New Roman" w:cs="Times New Roman"/>
+                <w:spacing w:val="-4"/>
+                <w:sz w:val="24"/>
+              </w:rPr>
+              <w:t>, (SE2)</w:t>
             </w:r>
           </w:p>
           <w:p>
@@ -12666,13 +12130,12 @@
               <w:pStyle w:val="TableParagraph"/>
               <w:numPr>
                 <w:ilvl w:val="0"/>
-                <w:numId w:val="19"/>
+                <w:numId w:val="20"/>
               </w:numPr>
               <w:tabs>
                 <w:tab w:val="left" w:pos="829"/>
               </w:tabs>
-              <w:spacing w:before="156"/>
-              <w:ind w:left="829" w:hanging="359"/>
+              <w:spacing w:before="162"/>
               <w:rPr>
                 <w:rFonts w:ascii="Times New Roman" w:hAnsi="Times New Roman" w:cs="Times New Roman"/>
                 <w:sz w:val="24"/>
@@ -12681,17 +12144,41 @@
             <w:r>
               <w:rPr>
                 <w:rFonts w:ascii="Times New Roman" w:hAnsi="Times New Roman" w:cs="Times New Roman"/>
+                <w:spacing w:val="-17"/>
+                <w:sz w:val="24"/>
+              </w:rPr>
+              <w:t>L</w:t>
+            </w:r>
+            <w:r>
+              <w:rPr>
+                <w:rFonts w:ascii="Times New Roman" w:hAnsi="Times New Roman" w:cs="Times New Roman"/>
+                <w:spacing w:val="-17"/>
+                <w:sz w:val="24"/>
+              </w:rPr>
+              <w:t xml:space="preserve">e système ouvre la session </w:t>
+            </w:r>
+            <w:r>
+              <w:rPr>
+                <w:rFonts w:ascii="Times New Roman" w:hAnsi="Times New Roman" w:cs="Times New Roman"/>
+                <w:spacing w:val="-17"/>
+                <w:sz w:val="24"/>
+              </w:rPr>
+              <w:t xml:space="preserve">(jeton d’accès et de rafraîchissement) </w:t>
+            </w:r>
+            <w:r>
+              <w:rPr>
+                <w:rFonts w:ascii="Times New Roman" w:hAnsi="Times New Roman" w:cs="Times New Roman"/>
+                <w:spacing w:val="-17"/>
+                <w:sz w:val="24"/>
+              </w:rPr>
+              <w:t>et applique le rôle.</w:t>
+            </w:r>
+            <w:r>
+              <w:rPr>
+                <w:rFonts w:ascii="Times New Roman" w:hAnsi="Times New Roman" w:cs="Times New Roman"/>
                 <w:spacing w:val="-6"/>
                 <w:sz w:val="24"/>
               </w:rPr>
-              <w:t>Le</w:t>
-            </w:r>
-            <w:r>
-              <w:rPr>
-                <w:rFonts w:ascii="Times New Roman" w:hAnsi="Times New Roman" w:cs="Times New Roman"/>
-                <w:spacing w:val="-16"/>
-                <w:sz w:val="24"/>
-              </w:rPr>
               <w:t xml:space="preserve"> </w:t>
             </w:r>
             <w:r>
@@ -12700,15 +12187,7 @@
                 <w:spacing w:val="-6"/>
                 <w:sz w:val="24"/>
               </w:rPr>
-              <w:t>candidat</w:t>
-            </w:r>
-            <w:r>
-              <w:rPr>
-                <w:rFonts w:ascii="Times New Roman" w:hAnsi="Times New Roman" w:cs="Times New Roman"/>
-                <w:spacing w:val="-13"/>
-                <w:sz w:val="24"/>
-              </w:rPr>
-              <w:t xml:space="preserve"> </w:t>
+              <w:t>(S</w:t>
             </w:r>
             <w:r>
               <w:rPr>
@@ -12716,15 +12195,7 @@
                 <w:spacing w:val="-6"/>
                 <w:sz w:val="24"/>
               </w:rPr>
-              <w:t>clique</w:t>
-            </w:r>
-            <w:r>
-              <w:rPr>
-                <w:rFonts w:ascii="Times New Roman" w:hAnsi="Times New Roman" w:cs="Times New Roman"/>
-                <w:spacing w:val="-16"/>
-                <w:sz w:val="24"/>
-              </w:rPr>
-              <w:t xml:space="preserve"> </w:t>
+              <w:t>A</w:t>
             </w:r>
             <w:r>
               <w:rPr>
@@ -12732,15 +12203,7 @@
                 <w:spacing w:val="-6"/>
                 <w:sz w:val="24"/>
               </w:rPr>
-              <w:t>sur</w:t>
-            </w:r>
-            <w:r>
-              <w:rPr>
-                <w:rFonts w:ascii="Times New Roman" w:hAnsi="Times New Roman" w:cs="Times New Roman"/>
-                <w:spacing w:val="-15"/>
-                <w:sz w:val="24"/>
-              </w:rPr>
-              <w:t xml:space="preserve"> </w:t>
+              <w:t>2</w:t>
             </w:r>
             <w:r>
               <w:rPr>
@@ -12748,15 +12211,7 @@
                 <w:spacing w:val="-6"/>
                 <w:sz w:val="24"/>
               </w:rPr>
-              <w:t>le</w:t>
-            </w:r>
-            <w:r>
-              <w:rPr>
-                <w:rFonts w:ascii="Times New Roman" w:hAnsi="Times New Roman" w:cs="Times New Roman"/>
-                <w:spacing w:val="-16"/>
-                <w:sz w:val="24"/>
-              </w:rPr>
-              <w:t xml:space="preserve"> </w:t>
+              <w:t>)</w:t>
             </w:r>
             <w:r>
               <w:rPr>
@@ -12764,55 +12219,7 @@
                 <w:spacing w:val="-6"/>
                 <w:sz w:val="24"/>
               </w:rPr>
-              <w:t>bouton</w:t>
-            </w:r>
-            <w:r>
-              <w:rPr>
-                <w:rFonts w:ascii="Times New Roman" w:hAnsi="Times New Roman" w:cs="Times New Roman"/>
-                <w:spacing w:val="-17"/>
-                <w:sz w:val="24"/>
-              </w:rPr>
-              <w:t xml:space="preserve"> </w:t>
-            </w:r>
-            <w:r>
-              <w:rPr>
-                <w:rFonts w:ascii="Times New Roman" w:hAnsi="Times New Roman" w:cs="Times New Roman"/>
-                <w:spacing w:val="-6"/>
-                <w:sz w:val="24"/>
-              </w:rPr>
-              <w:t>«</w:t>
-            </w:r>
-            <w:r>
-              <w:rPr>
-                <w:rFonts w:ascii="Times New Roman" w:hAnsi="Times New Roman" w:cs="Times New Roman"/>
-                <w:spacing w:val="-15"/>
-                <w:sz w:val="24"/>
-              </w:rPr>
-              <w:t xml:space="preserve"> </w:t>
-            </w:r>
-            <w:r>
-              <w:rPr>
-                <w:rFonts w:ascii="Times New Roman" w:hAnsi="Times New Roman" w:cs="Times New Roman"/>
-                <w:spacing w:val="-6"/>
-                <w:sz w:val="24"/>
-              </w:rPr>
-              <w:t>Postuler</w:t>
-            </w:r>
-            <w:r>
-              <w:rPr>
-                <w:rFonts w:ascii="Times New Roman" w:hAnsi="Times New Roman" w:cs="Times New Roman"/>
-                <w:spacing w:val="-14"/>
-                <w:sz w:val="24"/>
-              </w:rPr>
-              <w:t xml:space="preserve"> </w:t>
-            </w:r>
-            <w:r>
-              <w:rPr>
-                <w:rFonts w:ascii="Times New Roman" w:hAnsi="Times New Roman" w:cs="Times New Roman"/>
-                <w:spacing w:val="-6"/>
-                <w:sz w:val="24"/>
-              </w:rPr>
-              <w:t>».</w:t>
+              <w:t>, (SE3)</w:t>
             </w:r>
           </w:p>
           <w:p>
@@ -12820,13 +12227,12 @@
               <w:pStyle w:val="TableParagraph"/>
               <w:numPr>
                 <w:ilvl w:val="0"/>
-                <w:numId w:val="19"/>
+                <w:numId w:val="20"/>
               </w:numPr>
               <w:tabs>
                 <w:tab w:val="left" w:pos="829"/>
               </w:tabs>
-              <w:spacing w:before="162"/>
-              <w:ind w:left="829" w:hanging="359"/>
+              <w:spacing w:before="156"/>
               <w:rPr>
                 <w:rFonts w:ascii="Times New Roman" w:hAnsi="Times New Roman" w:cs="Times New Roman"/>
                 <w:sz w:val="24"/>
@@ -12835,7 +12241,7 @@
             <w:r>
               <w:rPr>
                 <w:rFonts w:ascii="Times New Roman" w:hAnsi="Times New Roman" w:cs="Times New Roman"/>
-                <w:spacing w:val="-4"/>
+                <w:spacing w:val="-6"/>
                 <w:sz w:val="24"/>
               </w:rPr>
               <w:t>Le</w:t>
@@ -12843,7 +12249,7 @@
             <w:r>
               <w:rPr>
                 <w:rFonts w:ascii="Times New Roman" w:hAnsi="Times New Roman" w:cs="Times New Roman"/>
-                <w:spacing w:val="-18"/>
+                <w:spacing w:val="-16"/>
                 <w:sz w:val="24"/>
               </w:rPr>
               <w:t xml:space="preserve"> </w:t>
@@ -12851,188 +12257,10 @@
             <w:r>
               <w:rPr>
                 <w:rFonts w:ascii="Times New Roman" w:hAnsi="Times New Roman" w:cs="Times New Roman"/>
-                <w:spacing w:val="-4"/>
-                <w:sz w:val="24"/>
-              </w:rPr>
-              <w:t>système</w:t>
-            </w:r>
-            <w:r>
-              <w:rPr>
-                <w:rFonts w:ascii="Times New Roman" w:hAnsi="Times New Roman" w:cs="Times New Roman"/>
-                <w:spacing w:val="-18"/>
-                <w:sz w:val="24"/>
-              </w:rPr>
-              <w:t xml:space="preserve"> </w:t>
-            </w:r>
-            <w:r>
-              <w:rPr>
-                <w:rFonts w:ascii="Times New Roman" w:hAnsi="Times New Roman" w:cs="Times New Roman"/>
-                <w:spacing w:val="-4"/>
-                <w:sz w:val="24"/>
-              </w:rPr>
-              <w:t>enregistre</w:t>
-            </w:r>
-            <w:r>
-              <w:rPr>
-                <w:rFonts w:ascii="Times New Roman" w:hAnsi="Times New Roman" w:cs="Times New Roman"/>
-                <w:spacing w:val="-18"/>
-                <w:sz w:val="24"/>
-              </w:rPr>
-              <w:t xml:space="preserve"> </w:t>
-            </w:r>
-            <w:r>
-              <w:rPr>
-                <w:rFonts w:ascii="Times New Roman" w:hAnsi="Times New Roman" w:cs="Times New Roman"/>
-                <w:spacing w:val="-4"/>
-                <w:sz w:val="24"/>
-              </w:rPr>
-              <w:t>la</w:t>
-            </w:r>
-            <w:r>
-              <w:rPr>
-                <w:rFonts w:ascii="Times New Roman" w:hAnsi="Times New Roman" w:cs="Times New Roman"/>
-                <w:spacing w:val="-13"/>
-                <w:sz w:val="24"/>
-              </w:rPr>
-              <w:t xml:space="preserve"> </w:t>
-            </w:r>
-            <w:r>
-              <w:rPr>
-                <w:rFonts w:ascii="Times New Roman" w:hAnsi="Times New Roman" w:cs="Times New Roman"/>
-                <w:spacing w:val="-4"/>
-                <w:sz w:val="24"/>
-              </w:rPr>
-              <w:t>candidature</w:t>
-            </w:r>
-            <w:r>
-              <w:rPr>
-                <w:rFonts w:ascii="Times New Roman" w:hAnsi="Times New Roman" w:cs="Times New Roman"/>
-                <w:spacing w:val="-18"/>
-                <w:sz w:val="24"/>
-              </w:rPr>
-              <w:t xml:space="preserve"> </w:t>
-            </w:r>
-            <w:r>
-              <w:rPr>
-                <w:rFonts w:ascii="Times New Roman" w:hAnsi="Times New Roman" w:cs="Times New Roman"/>
-                <w:spacing w:val="-4"/>
-                <w:sz w:val="24"/>
-              </w:rPr>
-              <w:t>dans</w:t>
-            </w:r>
-            <w:r>
-              <w:rPr>
-                <w:rFonts w:ascii="Times New Roman" w:hAnsi="Times New Roman" w:cs="Times New Roman"/>
-                <w:spacing w:val="-18"/>
-                <w:sz w:val="24"/>
-              </w:rPr>
-              <w:t xml:space="preserve"> </w:t>
-            </w:r>
-            <w:r>
-              <w:rPr>
-                <w:rFonts w:ascii="Times New Roman" w:hAnsi="Times New Roman" w:cs="Times New Roman"/>
-                <w:spacing w:val="-4"/>
-                <w:sz w:val="24"/>
-              </w:rPr>
-              <w:t>la</w:t>
-            </w:r>
-            <w:r>
-              <w:rPr>
-                <w:rFonts w:ascii="Times New Roman" w:hAnsi="Times New Roman" w:cs="Times New Roman"/>
-                <w:spacing w:val="-19"/>
-                <w:sz w:val="24"/>
-              </w:rPr>
-              <w:t xml:space="preserve"> </w:t>
-            </w:r>
-            <w:r>
-              <w:rPr>
-                <w:rFonts w:ascii="Times New Roman" w:hAnsi="Times New Roman" w:cs="Times New Roman"/>
-                <w:spacing w:val="-4"/>
-                <w:sz w:val="24"/>
-              </w:rPr>
-              <w:t>base</w:t>
-            </w:r>
-            <w:r>
-              <w:rPr>
-                <w:rFonts w:ascii="Times New Roman" w:hAnsi="Times New Roman" w:cs="Times New Roman"/>
-                <w:spacing w:val="-18"/>
-                <w:sz w:val="24"/>
-              </w:rPr>
-              <w:t xml:space="preserve"> </w:t>
-            </w:r>
-            <w:r>
-              <w:rPr>
-                <w:rFonts w:ascii="Times New Roman" w:hAnsi="Times New Roman" w:cs="Times New Roman"/>
-                <w:spacing w:val="-4"/>
-                <w:sz w:val="24"/>
-              </w:rPr>
-              <w:t>de</w:t>
-            </w:r>
-            <w:r>
-              <w:rPr>
-                <w:rFonts w:ascii="Times New Roman" w:hAnsi="Times New Roman" w:cs="Times New Roman"/>
-                <w:spacing w:val="-18"/>
-                <w:sz w:val="24"/>
-              </w:rPr>
-              <w:t xml:space="preserve"> </w:t>
-            </w:r>
-            <w:r>
-              <w:rPr>
-                <w:rFonts w:ascii="Times New Roman" w:hAnsi="Times New Roman" w:cs="Times New Roman"/>
-                <w:spacing w:val="-4"/>
-                <w:sz w:val="24"/>
-              </w:rPr>
-              <w:t>données.</w:t>
-            </w:r>
-            <w:r>
-              <w:rPr>
-                <w:rFonts w:ascii="Times New Roman" w:hAnsi="Times New Roman" w:cs="Times New Roman"/>
-                <w:spacing w:val="-7"/>
-                <w:sz w:val="24"/>
-              </w:rPr>
-              <w:t xml:space="preserve"> </w:t>
-            </w:r>
-            <w:r>
-              <w:rPr>
-                <w:rFonts w:ascii="Times New Roman" w:hAnsi="Times New Roman" w:cs="Times New Roman"/>
-                <w:spacing w:val="-4"/>
-                <w:sz w:val="24"/>
-              </w:rPr>
-              <w:t>(SE2)</w:t>
-            </w:r>
-          </w:p>
-          <w:p>
-            <w:pPr>
-              <w:pStyle w:val="TableParagraph"/>
-              <w:numPr>
-                <w:ilvl w:val="0"/>
-                <w:numId w:val="19"/>
-              </w:numPr>
-              <w:tabs>
-                <w:tab w:val="left" w:pos="829"/>
-              </w:tabs>
-              <w:spacing w:before="161"/>
-              <w:ind w:left="829" w:hanging="359"/>
-              <w:rPr>
-                <w:rFonts w:ascii="Times New Roman" w:hAnsi="Times New Roman" w:cs="Times New Roman"/>
-                <w:sz w:val="24"/>
-              </w:rPr>
-            </w:pPr>
-            <w:r>
-              <w:rPr>
-                <w:rFonts w:ascii="Times New Roman" w:hAnsi="Times New Roman" w:cs="Times New Roman"/>
                 <w:spacing w:val="-6"/>
                 <w:sz w:val="24"/>
               </w:rPr>
-              <w:t>Le</w:t>
-            </w:r>
-            <w:r>
-              <w:rPr>
-                <w:rFonts w:ascii="Times New Roman" w:hAnsi="Times New Roman" w:cs="Times New Roman"/>
-                <w:spacing w:val="-18"/>
-                <w:sz w:val="24"/>
-              </w:rPr>
-              <w:t xml:space="preserve"> </w:t>
+              <w:t xml:space="preserve">système </w:t>
             </w:r>
             <w:r>
               <w:rPr>
@@ -13040,225 +12268,7 @@
                 <w:spacing w:val="-6"/>
                 <w:sz w:val="24"/>
               </w:rPr>
-              <w:t>système</w:t>
-            </w:r>
-            <w:r>
-              <w:rPr>
-                <w:rFonts w:ascii="Times New Roman" w:hAnsi="Times New Roman" w:cs="Times New Roman"/>
-                <w:spacing w:val="-18"/>
-                <w:sz w:val="24"/>
-              </w:rPr>
-              <w:t xml:space="preserve"> </w:t>
-            </w:r>
-            <w:r>
-              <w:rPr>
-                <w:rFonts w:ascii="Times New Roman" w:hAnsi="Times New Roman" w:cs="Times New Roman"/>
-                <w:spacing w:val="-6"/>
-                <w:sz w:val="24"/>
-              </w:rPr>
-              <w:t>envoie</w:t>
-            </w:r>
-            <w:r>
-              <w:rPr>
-                <w:rFonts w:ascii="Times New Roman" w:hAnsi="Times New Roman" w:cs="Times New Roman"/>
-                <w:spacing w:val="-18"/>
-                <w:sz w:val="24"/>
-              </w:rPr>
-              <w:t xml:space="preserve"> </w:t>
-            </w:r>
-            <w:r>
-              <w:rPr>
-                <w:rFonts w:ascii="Times New Roman" w:hAnsi="Times New Roman" w:cs="Times New Roman"/>
-                <w:spacing w:val="-6"/>
-                <w:sz w:val="24"/>
-              </w:rPr>
-              <w:t>une</w:t>
-            </w:r>
-            <w:r>
-              <w:rPr>
-                <w:rFonts w:ascii="Times New Roman" w:hAnsi="Times New Roman" w:cs="Times New Roman"/>
-                <w:spacing w:val="-17"/>
-                <w:sz w:val="24"/>
-              </w:rPr>
-              <w:t xml:space="preserve"> </w:t>
-            </w:r>
-            <w:r>
-              <w:rPr>
-                <w:rFonts w:ascii="Times New Roman" w:hAnsi="Times New Roman" w:cs="Times New Roman"/>
-                <w:spacing w:val="-6"/>
-                <w:sz w:val="24"/>
-              </w:rPr>
-              <w:t>notification</w:t>
-            </w:r>
-            <w:r>
-              <w:rPr>
-                <w:rFonts w:ascii="Times New Roman" w:hAnsi="Times New Roman" w:cs="Times New Roman"/>
-                <w:spacing w:val="-19"/>
-                <w:sz w:val="24"/>
-              </w:rPr>
-              <w:t xml:space="preserve"> </w:t>
-            </w:r>
-            <w:r>
-              <w:rPr>
-                <w:rFonts w:ascii="Times New Roman" w:hAnsi="Times New Roman" w:cs="Times New Roman"/>
-                <w:spacing w:val="-6"/>
-                <w:sz w:val="24"/>
-              </w:rPr>
-              <w:t>au</w:t>
-            </w:r>
-            <w:r>
-              <w:rPr>
-                <w:rFonts w:ascii="Times New Roman" w:hAnsi="Times New Roman" w:cs="Times New Roman"/>
-                <w:spacing w:val="-15"/>
-                <w:sz w:val="24"/>
-              </w:rPr>
-              <w:t xml:space="preserve"> </w:t>
-            </w:r>
-            <w:r>
-              <w:rPr>
-                <w:rFonts w:ascii="Times New Roman" w:hAnsi="Times New Roman" w:cs="Times New Roman"/>
-                <w:spacing w:val="-6"/>
-                <w:sz w:val="24"/>
-              </w:rPr>
-              <w:t>recruteur</w:t>
-            </w:r>
-            <w:r>
-              <w:rPr>
-                <w:rFonts w:ascii="Times New Roman" w:hAnsi="Times New Roman" w:cs="Times New Roman"/>
-                <w:spacing w:val="-17"/>
-                <w:sz w:val="24"/>
-              </w:rPr>
-              <w:t xml:space="preserve"> </w:t>
-            </w:r>
-            <w:r>
-              <w:rPr>
-                <w:rFonts w:ascii="Times New Roman" w:hAnsi="Times New Roman" w:cs="Times New Roman"/>
-                <w:spacing w:val="-6"/>
-                <w:sz w:val="24"/>
-              </w:rPr>
-              <w:t>concerné.</w:t>
-            </w:r>
-          </w:p>
-          <w:p>
-            <w:pPr>
-              <w:pStyle w:val="TableParagraph"/>
-              <w:numPr>
-                <w:ilvl w:val="0"/>
-                <w:numId w:val="19"/>
-              </w:numPr>
-              <w:tabs>
-                <w:tab w:val="left" w:pos="829"/>
-              </w:tabs>
-              <w:spacing w:before="162"/>
-              <w:ind w:left="829" w:hanging="359"/>
-              <w:rPr>
-                <w:rFonts w:ascii="Times New Roman" w:hAnsi="Times New Roman" w:cs="Times New Roman"/>
-                <w:sz w:val="24"/>
-              </w:rPr>
-            </w:pPr>
-            <w:r>
-              <w:rPr>
-                <w:rFonts w:ascii="Times New Roman" w:hAnsi="Times New Roman" w:cs="Times New Roman"/>
-                <w:spacing w:val="-4"/>
-                <w:sz w:val="24"/>
-              </w:rPr>
-              <w:t>Le</w:t>
-            </w:r>
-            <w:r>
-              <w:rPr>
-                <w:rFonts w:ascii="Times New Roman" w:hAnsi="Times New Roman" w:cs="Times New Roman"/>
-                <w:spacing w:val="-21"/>
-                <w:sz w:val="24"/>
-              </w:rPr>
-              <w:t xml:space="preserve"> </w:t>
-            </w:r>
-            <w:r>
-              <w:rPr>
-                <w:rFonts w:ascii="Times New Roman" w:hAnsi="Times New Roman" w:cs="Times New Roman"/>
-                <w:spacing w:val="-4"/>
-                <w:sz w:val="24"/>
-              </w:rPr>
-              <w:t>système</w:t>
-            </w:r>
-            <w:r>
-              <w:rPr>
-                <w:rFonts w:ascii="Times New Roman" w:hAnsi="Times New Roman" w:cs="Times New Roman"/>
-                <w:spacing w:val="-21"/>
-                <w:sz w:val="24"/>
-              </w:rPr>
-              <w:t xml:space="preserve"> </w:t>
-            </w:r>
-            <w:r>
-              <w:rPr>
-                <w:rFonts w:ascii="Times New Roman" w:hAnsi="Times New Roman" w:cs="Times New Roman"/>
-                <w:spacing w:val="-4"/>
-                <w:sz w:val="24"/>
-              </w:rPr>
-              <w:t>envoie</w:t>
-            </w:r>
-            <w:r>
-              <w:rPr>
-                <w:rFonts w:ascii="Times New Roman" w:hAnsi="Times New Roman" w:cs="Times New Roman"/>
-                <w:spacing w:val="-21"/>
-                <w:sz w:val="24"/>
-              </w:rPr>
-              <w:t xml:space="preserve"> </w:t>
-            </w:r>
-            <w:r>
-              <w:rPr>
-                <w:rFonts w:ascii="Times New Roman" w:hAnsi="Times New Roman" w:cs="Times New Roman"/>
-                <w:spacing w:val="-4"/>
-                <w:sz w:val="24"/>
-              </w:rPr>
-              <w:t>une</w:t>
-            </w:r>
-            <w:r>
-              <w:rPr>
-                <w:rFonts w:ascii="Times New Roman" w:hAnsi="Times New Roman" w:cs="Times New Roman"/>
-                <w:spacing w:val="-20"/>
-                <w:sz w:val="24"/>
-              </w:rPr>
-              <w:t xml:space="preserve"> </w:t>
-            </w:r>
-            <w:r>
-              <w:rPr>
-                <w:rFonts w:ascii="Times New Roman" w:hAnsi="Times New Roman" w:cs="Times New Roman"/>
-                <w:spacing w:val="-4"/>
-                <w:sz w:val="24"/>
-              </w:rPr>
-              <w:t>confirmation</w:t>
-            </w:r>
-            <w:r>
-              <w:rPr>
-                <w:rFonts w:ascii="Times New Roman" w:hAnsi="Times New Roman" w:cs="Times New Roman"/>
-                <w:spacing w:val="-22"/>
-                <w:sz w:val="24"/>
-              </w:rPr>
-              <w:t xml:space="preserve"> </w:t>
-            </w:r>
-            <w:r>
-              <w:rPr>
-                <w:rFonts w:ascii="Times New Roman" w:hAnsi="Times New Roman" w:cs="Times New Roman"/>
-                <w:spacing w:val="-4"/>
-                <w:sz w:val="24"/>
-              </w:rPr>
-              <w:t>au</w:t>
-            </w:r>
-            <w:r>
-              <w:rPr>
-                <w:rFonts w:ascii="Times New Roman" w:hAnsi="Times New Roman" w:cs="Times New Roman"/>
-                <w:spacing w:val="-19"/>
-                <w:sz w:val="24"/>
-              </w:rPr>
-              <w:t xml:space="preserve"> </w:t>
-            </w:r>
-            <w:r>
-              <w:rPr>
-                <w:rFonts w:ascii="Times New Roman" w:hAnsi="Times New Roman" w:cs="Times New Roman"/>
-                <w:spacing w:val="-4"/>
-                <w:sz w:val="24"/>
-              </w:rPr>
-              <w:t>candidat.</w:t>
+              <w:t>redirige vers le tableau de bord.</w:t>
             </w:r>
           </w:p>
         </w:tc>
@@ -13331,7 +12341,7 @@
       </w:tr>
       <w:tr>
         <w:trPr>
-          <w:trHeight w:val="440"/>
+          <w:trHeight w:val="3520"/>
           <w:jc w:val="center"/>
         </w:trPr>
         <w:tc>
@@ -13341,20 +12351,337 @@
           <w:p>
             <w:pPr>
               <w:pStyle w:val="TableParagraph"/>
+              <w:numPr>
+                <w:ilvl w:val="0"/>
+                <w:numId w:val="22"/>
+              </w:numPr>
               <w:spacing w:line="278" w:lineRule="exact"/>
-              <w:ind w:left="371"/>
-              <w:jc w:val="center"/>
-              <w:rPr>
-                <w:rFonts w:ascii="Times New Roman" w:hAnsi="Times New Roman" w:cs="Times New Roman"/>
-                <w:sz w:val="24"/>
+              <w:rPr>
+                <w:rFonts w:ascii="Times New Roman" w:hAnsi="Times New Roman" w:cs="Times New Roman"/>
+                <w:sz w:val="24"/>
+                <w:lang w:val="fr-TG"/>
               </w:rPr>
             </w:pPr>
             <w:r>
               <w:rPr>
                 <w:rFonts w:ascii="Times New Roman" w:hAnsi="Times New Roman" w:cs="Times New Roman"/>
-                <w:sz w:val="24"/>
+                <w:b/>
+                <w:bCs/>
+                <w:sz w:val="24"/>
+                <w:lang w:val="fr-TG"/>
+              </w:rPr>
+              <w:t xml:space="preserve">SA1 </w:t>
+            </w:r>
+            <w:r>
+              <w:rPr>
+                <w:rFonts w:ascii="Times New Roman" w:hAnsi="Times New Roman" w:cs="Times New Roman"/>
+                <w:b/>
+                <w:bCs/>
+                <w:sz w:val="24"/>
+                <w:lang w:val="fr-TG"/>
               </w:rPr>
               <w:t>-</w:t>
+            </w:r>
+            <w:r>
+              <w:rPr>
+                <w:rFonts w:ascii="Times New Roman" w:hAnsi="Times New Roman" w:cs="Times New Roman"/>
+                <w:sz w:val="24"/>
+                <w:lang w:val="fr-TG"/>
+              </w:rPr>
+              <w:t xml:space="preserve"> </w:t>
+            </w:r>
+            <w:r>
+              <w:rPr>
+                <w:rFonts w:ascii="Times New Roman" w:hAnsi="Times New Roman" w:cs="Times New Roman"/>
+                <w:b/>
+                <w:bCs/>
+                <w:sz w:val="24"/>
+                <w:lang w:val="fr-TG"/>
+              </w:rPr>
+              <w:t xml:space="preserve">L’acteur n’a pas rempli un ou plusieurs champs du formulaire de connexion : </w:t>
+            </w:r>
+            <w:r>
+              <w:rPr>
+                <w:rFonts w:ascii="Times New Roman" w:hAnsi="Times New Roman" w:cs="Times New Roman"/>
+                <w:sz w:val="24"/>
+                <w:lang w:val="fr-TG"/>
+              </w:rPr>
+              <w:t>Ce scénario se déclenche au point 2 du scénario nominal</w:t>
+            </w:r>
+          </w:p>
+          <w:p>
+            <w:pPr>
+              <w:pStyle w:val="TableParagraph"/>
+              <w:numPr>
+                <w:ilvl w:val="0"/>
+                <w:numId w:val="21"/>
+              </w:numPr>
+              <w:spacing w:line="278" w:lineRule="exact"/>
+              <w:rPr>
+                <w:rFonts w:ascii="Times New Roman" w:hAnsi="Times New Roman" w:cs="Times New Roman"/>
+                <w:sz w:val="24"/>
+                <w:lang w:val="fr-TG"/>
+              </w:rPr>
+            </w:pPr>
+            <w:r>
+              <w:rPr>
+                <w:rFonts w:ascii="Times New Roman" w:hAnsi="Times New Roman" w:cs="Times New Roman"/>
+                <w:sz w:val="24"/>
+                <w:lang w:val="fr-TG"/>
+              </w:rPr>
+              <w:t xml:space="preserve">Le système affiche le message « Veuillez remplir ce champ » </w:t>
+            </w:r>
+            <w:r>
+              <w:rPr>
+                <w:rFonts w:ascii="Times New Roman" w:hAnsi="Times New Roman" w:cs="Times New Roman"/>
+                <w:sz w:val="24"/>
+                <w:lang w:val="fr-TG"/>
+              </w:rPr>
+              <w:t>en-dessous</w:t>
+            </w:r>
+            <w:r>
+              <w:rPr>
+                <w:rFonts w:ascii="Times New Roman" w:hAnsi="Times New Roman" w:cs="Times New Roman"/>
+                <w:sz w:val="24"/>
+                <w:lang w:val="fr-TG"/>
+              </w:rPr>
+              <w:t xml:space="preserve"> </w:t>
+            </w:r>
+            <w:r>
+              <w:rPr>
+                <w:rFonts w:ascii="Times New Roman" w:hAnsi="Times New Roman" w:cs="Times New Roman"/>
+                <w:sz w:val="24"/>
+                <w:lang w:val="fr-TG"/>
+              </w:rPr>
+              <w:t>d</w:t>
+            </w:r>
+            <w:r>
+              <w:rPr>
+                <w:rFonts w:ascii="Times New Roman" w:hAnsi="Times New Roman" w:cs="Times New Roman"/>
+                <w:sz w:val="24"/>
+                <w:lang w:val="fr-TG"/>
+              </w:rPr>
+              <w:t>es champs non remplis</w:t>
+            </w:r>
+          </w:p>
+          <w:p>
+            <w:pPr>
+              <w:pStyle w:val="TableParagraph"/>
+              <w:numPr>
+                <w:ilvl w:val="0"/>
+                <w:numId w:val="21"/>
+              </w:numPr>
+              <w:spacing w:line="278" w:lineRule="exact"/>
+              <w:rPr>
+                <w:rFonts w:ascii="Times New Roman" w:hAnsi="Times New Roman" w:cs="Times New Roman"/>
+                <w:sz w:val="24"/>
+                <w:lang w:val="fr-TG"/>
+              </w:rPr>
+            </w:pPr>
+            <w:r>
+              <w:rPr>
+                <w:rFonts w:ascii="Times New Roman" w:hAnsi="Times New Roman" w:cs="Times New Roman"/>
+                <w:sz w:val="24"/>
+                <w:lang w:val="fr-TG"/>
+              </w:rPr>
+              <w:t>L’acteur est invité à remplir les champs manquants</w:t>
+            </w:r>
+          </w:p>
+          <w:p>
+            <w:pPr>
+              <w:pStyle w:val="TableParagraph"/>
+              <w:numPr>
+                <w:ilvl w:val="0"/>
+                <w:numId w:val="21"/>
+              </w:numPr>
+              <w:spacing w:line="278" w:lineRule="exact"/>
+              <w:rPr>
+                <w:rFonts w:ascii="Times New Roman" w:hAnsi="Times New Roman" w:cs="Times New Roman"/>
+                <w:sz w:val="24"/>
+                <w:lang w:val="fr-TG"/>
+              </w:rPr>
+            </w:pPr>
+            <w:r>
+              <w:rPr>
+                <w:rFonts w:ascii="Times New Roman" w:hAnsi="Times New Roman" w:cs="Times New Roman"/>
+                <w:sz w:val="24"/>
+                <w:lang w:val="fr-TG"/>
+              </w:rPr>
+              <w:t>Le déroulement reprend au point 1 du scénario nominal</w:t>
+            </w:r>
+          </w:p>
+          <w:p>
+            <w:pPr>
+              <w:pStyle w:val="TableParagraph"/>
+              <w:spacing w:line="278" w:lineRule="exact"/>
+              <w:ind w:left="1091"/>
+              <w:rPr>
+                <w:rFonts w:ascii="Times New Roman" w:hAnsi="Times New Roman" w:cs="Times New Roman"/>
+                <w:sz w:val="24"/>
+                <w:lang w:val="fr-TG"/>
+              </w:rPr>
+            </w:pPr>
+          </w:p>
+          <w:p>
+            <w:pPr>
+              <w:pStyle w:val="TableParagraph"/>
+              <w:numPr>
+                <w:ilvl w:val="0"/>
+                <w:numId w:val="22"/>
+              </w:numPr>
+              <w:spacing w:line="278" w:lineRule="exact"/>
+              <w:rPr>
+                <w:rFonts w:ascii="Times New Roman" w:hAnsi="Times New Roman" w:cs="Times New Roman"/>
+                <w:sz w:val="24"/>
+                <w:lang w:val="fr-TG"/>
+              </w:rPr>
+            </w:pPr>
+            <w:r>
+              <w:rPr>
+                <w:rFonts w:ascii="Times New Roman" w:hAnsi="Times New Roman" w:cs="Times New Roman"/>
+                <w:b/>
+                <w:bCs/>
+                <w:sz w:val="24"/>
+                <w:lang w:val="fr-TG"/>
+              </w:rPr>
+              <w:t xml:space="preserve">SA2 </w:t>
+            </w:r>
+            <w:r>
+              <w:rPr>
+                <w:rFonts w:ascii="Times New Roman" w:hAnsi="Times New Roman" w:cs="Times New Roman"/>
+                <w:b/>
+                <w:bCs/>
+                <w:sz w:val="24"/>
+                <w:lang w:val="fr-TG"/>
+              </w:rPr>
+              <w:t>-</w:t>
+            </w:r>
+            <w:r>
+              <w:rPr>
+                <w:rFonts w:ascii="Times New Roman" w:hAnsi="Times New Roman" w:cs="Times New Roman"/>
+                <w:sz w:val="24"/>
+                <w:lang w:val="fr-TG"/>
+              </w:rPr>
+              <w:t xml:space="preserve"> </w:t>
+            </w:r>
+            <w:r>
+              <w:rPr>
+                <w:rFonts w:ascii="Times New Roman" w:hAnsi="Times New Roman" w:cs="Times New Roman"/>
+                <w:b/>
+                <w:bCs/>
+                <w:sz w:val="24"/>
+                <w:lang w:val="fr-TG"/>
+              </w:rPr>
+              <w:t>Jeton expiré en cours d'usage</w:t>
+            </w:r>
+            <w:r>
+              <w:rPr>
+                <w:rFonts w:ascii="Times New Roman" w:hAnsi="Times New Roman" w:cs="Times New Roman"/>
+                <w:b/>
+                <w:bCs/>
+                <w:sz w:val="24"/>
+                <w:lang w:val="fr-TG"/>
+              </w:rPr>
+              <w:t xml:space="preserve"> </w:t>
+            </w:r>
+            <w:r>
+              <w:rPr>
+                <w:rFonts w:ascii="Times New Roman" w:hAnsi="Times New Roman" w:cs="Times New Roman"/>
+                <w:b/>
+                <w:bCs/>
+                <w:sz w:val="24"/>
+                <w:lang w:val="fr-TG"/>
+              </w:rPr>
+              <w:t>:</w:t>
+            </w:r>
+            <w:r>
+              <w:rPr>
+                <w:rFonts w:ascii="Times New Roman" w:hAnsi="Times New Roman" w:cs="Times New Roman"/>
+                <w:b/>
+                <w:bCs/>
+                <w:sz w:val="24"/>
+                <w:lang w:val="fr-TG"/>
+              </w:rPr>
+              <w:t xml:space="preserve"> </w:t>
+            </w:r>
+            <w:r>
+              <w:rPr>
+                <w:rFonts w:ascii="Times New Roman" w:hAnsi="Times New Roman" w:cs="Times New Roman"/>
+                <w:sz w:val="24"/>
+                <w:lang w:val="fr-TG"/>
+              </w:rPr>
+              <w:t xml:space="preserve">Ce scénario se déclenche au point </w:t>
+            </w:r>
+            <w:r>
+              <w:rPr>
+                <w:rFonts w:ascii="Times New Roman" w:hAnsi="Times New Roman" w:cs="Times New Roman"/>
+                <w:sz w:val="24"/>
+                <w:lang w:val="fr-TG"/>
+              </w:rPr>
+              <w:t>4</w:t>
+            </w:r>
+            <w:r>
+              <w:rPr>
+                <w:rFonts w:ascii="Times New Roman" w:hAnsi="Times New Roman" w:cs="Times New Roman"/>
+                <w:sz w:val="24"/>
+                <w:lang w:val="fr-TG"/>
+              </w:rPr>
+              <w:t xml:space="preserve"> du scénario nominal</w:t>
+            </w:r>
+          </w:p>
+          <w:p>
+            <w:pPr>
+              <w:pStyle w:val="TableParagraph"/>
+              <w:numPr>
+                <w:ilvl w:val="0"/>
+                <w:numId w:val="23"/>
+              </w:numPr>
+              <w:spacing w:line="278" w:lineRule="exact"/>
+              <w:rPr>
+                <w:rFonts w:ascii="Times New Roman" w:hAnsi="Times New Roman" w:cs="Times New Roman"/>
+                <w:sz w:val="24"/>
+                <w:lang w:val="fr-TG"/>
+              </w:rPr>
+            </w:pPr>
+            <w:r>
+              <w:rPr>
+                <w:rFonts w:ascii="Times New Roman" w:hAnsi="Times New Roman" w:cs="Times New Roman"/>
+                <w:sz w:val="24"/>
+                <w:lang w:val="fr-TG"/>
+              </w:rPr>
+              <w:t>A</w:t>
+            </w:r>
+            <w:r>
+              <w:rPr>
+                <w:rFonts w:ascii="Times New Roman" w:hAnsi="Times New Roman" w:cs="Times New Roman"/>
+                <w:sz w:val="24"/>
+                <w:lang w:val="fr-TG"/>
+              </w:rPr>
+              <w:t xml:space="preserve"> la première réponse d'accès expiré, le système tente une rotation du jeton de </w:t>
+            </w:r>
+            <w:r>
+              <w:rPr>
+                <w:rFonts w:ascii="Times New Roman" w:hAnsi="Times New Roman" w:cs="Times New Roman"/>
+                <w:sz w:val="24"/>
+                <w:lang w:val="fr-TG"/>
+              </w:rPr>
+              <w:t xml:space="preserve">     </w:t>
+            </w:r>
+            <w:r>
+              <w:rPr>
+                <w:rFonts w:ascii="Times New Roman" w:hAnsi="Times New Roman" w:cs="Times New Roman"/>
+                <w:sz w:val="24"/>
+                <w:lang w:val="fr-TG"/>
+              </w:rPr>
+              <w:t>rafraîchissement puis rejoue la requête</w:t>
+            </w:r>
+            <w:r>
+              <w:rPr>
+                <w:rFonts w:ascii="Times New Roman" w:hAnsi="Times New Roman" w:cs="Times New Roman"/>
+                <w:sz w:val="24"/>
+                <w:lang w:val="fr-TG"/>
+              </w:rPr>
+              <w:t xml:space="preserve"> </w:t>
             </w:r>
           </w:p>
         </w:tc>
@@ -13439,36 +12766,212 @@
               <w:pStyle w:val="TableParagraph"/>
               <w:numPr>
                 <w:ilvl w:val="0"/>
-                <w:numId w:val="18"/>
+                <w:numId w:val="24"/>
               </w:numPr>
-              <w:tabs>
-                <w:tab w:val="left" w:pos="830"/>
-              </w:tabs>
-              <w:spacing w:line="294" w:lineRule="exact"/>
-              <w:ind w:hanging="360"/>
+              <w:spacing w:before="161"/>
+              <w:rPr>
+                <w:rFonts w:ascii="Times New Roman" w:hAnsi="Times New Roman" w:cs="Times New Roman"/>
+                <w:sz w:val="24"/>
+              </w:rPr>
+            </w:pPr>
+            <w:r>
               <w:rPr>
                 <w:rFonts w:ascii="Times New Roman" w:hAnsi="Times New Roman" w:cs="Times New Roman"/>
                 <w:b/>
-                <w:i/>
+                <w:bCs/>
+                <w:iCs/>
+                <w:w w:val="90"/>
+                <w:sz w:val="24"/>
+              </w:rPr>
+              <w:lastRenderedPageBreak/>
+              <w:t xml:space="preserve">SE1 </w:t>
+            </w:r>
+            <w:r>
+              <w:rPr>
+                <w:rFonts w:ascii="Times New Roman" w:hAnsi="Times New Roman" w:cs="Times New Roman"/>
+                <w:b/>
+                <w:bCs/>
+                <w:iCs/>
+                <w:w w:val="90"/>
+                <w:sz w:val="24"/>
+              </w:rPr>
+              <w:t>-</w:t>
+            </w:r>
+            <w:r>
+              <w:rPr>
+                <w:rFonts w:ascii="Times New Roman" w:hAnsi="Times New Roman" w:cs="Times New Roman"/>
+                <w:b/>
+                <w:bCs/>
+                <w:iCs/>
+                <w:w w:val="90"/>
+                <w:sz w:val="24"/>
+              </w:rPr>
+              <w:t xml:space="preserve"> Identifiants invalides</w:t>
+            </w:r>
+            <w:r>
+              <w:rPr>
+                <w:rFonts w:ascii="Times New Roman" w:hAnsi="Times New Roman" w:cs="Times New Roman"/>
+                <w:b/>
+                <w:iCs/>
+                <w:w w:val="90"/>
+                <w:sz w:val="24"/>
+              </w:rPr>
+              <w:t xml:space="preserve"> :</w:t>
+            </w:r>
+            <w:r>
+              <w:rPr>
+                <w:rFonts w:ascii="Times New Roman" w:hAnsi="Times New Roman" w:cs="Times New Roman"/>
+                <w:sz w:val="24"/>
+              </w:rPr>
+              <w:t xml:space="preserve"> </w:t>
+            </w:r>
+            <w:r>
+              <w:rPr>
+                <w:rFonts w:ascii="Times New Roman" w:hAnsi="Times New Roman" w:cs="Times New Roman"/>
+                <w:bCs/>
+                <w:iCs/>
+                <w:w w:val="90"/>
+                <w:sz w:val="24"/>
+              </w:rPr>
+              <w:t xml:space="preserve">Ce scénario se déclenche au point </w:t>
+            </w:r>
+            <w:r>
+              <w:rPr>
+                <w:rFonts w:ascii="Times New Roman" w:hAnsi="Times New Roman" w:cs="Times New Roman"/>
+                <w:bCs/>
+                <w:iCs/>
+                <w:w w:val="90"/>
+                <w:sz w:val="24"/>
+              </w:rPr>
+              <w:t>3</w:t>
+            </w:r>
+            <w:r>
+              <w:rPr>
+                <w:rFonts w:ascii="Times New Roman" w:hAnsi="Times New Roman" w:cs="Times New Roman"/>
+                <w:bCs/>
+                <w:iCs/>
+                <w:w w:val="90"/>
+                <w:sz w:val="24"/>
+              </w:rPr>
+              <w:t xml:space="preserve"> du scénario nominal</w:t>
+            </w:r>
+            <w:r>
+              <w:rPr>
+                <w:rFonts w:ascii="Times New Roman" w:hAnsi="Times New Roman" w:cs="Times New Roman"/>
+                <w:bCs/>
+                <w:iCs/>
+                <w:w w:val="90"/>
+                <w:sz w:val="24"/>
+              </w:rPr>
+              <w:t>.</w:t>
+            </w:r>
+            <w:r>
+              <w:rPr>
+                <w:rFonts w:ascii="Times New Roman" w:hAnsi="Times New Roman" w:cs="Times New Roman"/>
+                <w:bCs/>
+                <w:iCs/>
+                <w:w w:val="90"/>
+                <w:sz w:val="24"/>
+              </w:rPr>
+              <w:t xml:space="preserve"> </w:t>
+            </w:r>
+          </w:p>
+          <w:p>
+            <w:pPr>
+              <w:pStyle w:val="TableParagraph"/>
+              <w:numPr>
+                <w:ilvl w:val="0"/>
+                <w:numId w:val="23"/>
+              </w:numPr>
+              <w:spacing w:before="161"/>
+              <w:rPr>
+                <w:rFonts w:ascii="Times New Roman" w:hAnsi="Times New Roman" w:cs="Times New Roman"/>
+                <w:spacing w:val="-2"/>
                 <w:sz w:val="24"/>
               </w:rPr>
             </w:pPr>
             <w:r>
               <w:rPr>
                 <w:rFonts w:ascii="Times New Roman" w:hAnsi="Times New Roman" w:cs="Times New Roman"/>
+                <w:bCs/>
+                <w:iCs/>
+                <w:w w:val="90"/>
+                <w:sz w:val="24"/>
+              </w:rPr>
+              <w:t>L</w:t>
+            </w:r>
+            <w:r>
+              <w:rPr>
+                <w:rFonts w:ascii="Times New Roman" w:hAnsi="Times New Roman" w:cs="Times New Roman"/>
+                <w:bCs/>
+                <w:iCs/>
+                <w:w w:val="90"/>
+                <w:sz w:val="24"/>
+              </w:rPr>
+              <w:t>e système indique que la connexion a échoué et reste sur la page de connexion.</w:t>
+            </w:r>
+          </w:p>
+          <w:p>
+            <w:pPr>
+              <w:pStyle w:val="TableParagraph"/>
+              <w:numPr>
+                <w:ilvl w:val="0"/>
+                <w:numId w:val="24"/>
+              </w:numPr>
+              <w:spacing w:before="161"/>
+              <w:rPr>
+                <w:rFonts w:ascii="Times New Roman" w:hAnsi="Times New Roman" w:cs="Times New Roman"/>
                 <w:b/>
-                <w:i/>
+                <w:spacing w:val="-2"/>
+                <w:sz w:val="24"/>
+              </w:rPr>
+            </w:pPr>
+            <w:r>
+              <w:rPr>
+                <w:rFonts w:ascii="Times New Roman" w:hAnsi="Times New Roman" w:cs="Times New Roman"/>
+                <w:b/>
+                <w:iCs/>
                 <w:w w:val="90"/>
                 <w:sz w:val="24"/>
               </w:rPr>
-              <w:t>SE1</w:t>
+              <w:t>SE2 – Compte désactivé</w:t>
             </w:r>
             <w:r>
               <w:rPr>
                 <w:rFonts w:ascii="Times New Roman" w:hAnsi="Times New Roman" w:cs="Times New Roman"/>
                 <w:b/>
-                <w:i/>
-                <w:spacing w:val="-8"/>
+                <w:iCs/>
+                <w:w w:val="90"/>
+                <w:sz w:val="24"/>
+              </w:rPr>
+              <w:t xml:space="preserve"> : </w:t>
+            </w:r>
+            <w:r>
+              <w:rPr>
+                <w:rFonts w:ascii="Times New Roman" w:hAnsi="Times New Roman" w:cs="Times New Roman"/>
+                <w:bCs/>
+                <w:iCs/>
+                <w:w w:val="90"/>
+                <w:sz w:val="24"/>
+              </w:rPr>
+              <w:t xml:space="preserve">Ce scénario se déclenche au point </w:t>
+            </w:r>
+            <w:r>
+              <w:rPr>
+                <w:rFonts w:ascii="Times New Roman" w:hAnsi="Times New Roman" w:cs="Times New Roman"/>
+                <w:bCs/>
+                <w:iCs/>
+                <w:w w:val="90"/>
+                <w:sz w:val="24"/>
+              </w:rPr>
+              <w:t>3</w:t>
+            </w:r>
+            <w:r>
+              <w:rPr>
+                <w:rFonts w:ascii="Times New Roman" w:hAnsi="Times New Roman" w:cs="Times New Roman"/>
+                <w:bCs/>
+                <w:iCs/>
+                <w:w w:val="90"/>
                 <w:sz w:val="24"/>
               </w:rPr>
               <w:t xml:space="preserve"> </w:t>
@@ -13476,527 +12979,2219 @@
             <w:r>
               <w:rPr>
                 <w:rFonts w:ascii="Times New Roman" w:hAnsi="Times New Roman" w:cs="Times New Roman"/>
+                <w:bCs/>
+                <w:iCs/>
+                <w:w w:val="90"/>
+                <w:sz w:val="24"/>
+              </w:rPr>
+              <w:t>du scénario nominal</w:t>
+            </w:r>
+            <w:r>
+              <w:rPr>
+                <w:rFonts w:ascii="Times New Roman" w:hAnsi="Times New Roman" w:cs="Times New Roman"/>
+                <w:bCs/>
+                <w:iCs/>
+                <w:w w:val="90"/>
+                <w:sz w:val="24"/>
+              </w:rPr>
+              <w:t>.</w:t>
+            </w:r>
+          </w:p>
+          <w:p>
+            <w:pPr>
+              <w:pStyle w:val="TableParagraph"/>
+              <w:numPr>
+                <w:ilvl w:val="0"/>
+                <w:numId w:val="23"/>
+              </w:numPr>
+              <w:spacing w:before="161"/>
+              <w:rPr>
+                <w:rFonts w:ascii="Times New Roman" w:hAnsi="Times New Roman" w:cs="Times New Roman"/>
                 <w:b/>
-                <w:i/>
+                <w:spacing w:val="-2"/>
+                <w:sz w:val="24"/>
+              </w:rPr>
+            </w:pPr>
+            <w:r>
+              <w:rPr>
+                <w:rFonts w:ascii="Times New Roman" w:hAnsi="Times New Roman" w:cs="Times New Roman"/>
+                <w:bCs/>
+                <w:iCs/>
                 <w:w w:val="90"/>
                 <w:sz w:val="24"/>
               </w:rPr>
+              <w:t>Le</w:t>
+            </w:r>
+            <w:r>
+              <w:rPr>
+                <w:rFonts w:ascii="Times New Roman" w:hAnsi="Times New Roman" w:cs="Times New Roman"/>
+                <w:b/>
+                <w:iCs/>
+                <w:w w:val="90"/>
+                <w:sz w:val="24"/>
+              </w:rPr>
+              <w:t xml:space="preserve"> </w:t>
+            </w:r>
+            <w:r>
+              <w:rPr>
+                <w:rFonts w:ascii="Times New Roman" w:hAnsi="Times New Roman" w:cs="Times New Roman"/>
+                <w:bCs/>
+                <w:iCs/>
+                <w:w w:val="90"/>
+                <w:sz w:val="24"/>
+              </w:rPr>
+              <w:t>système refuse la connexion et signale que le compte est inactif.</w:t>
+            </w:r>
+          </w:p>
+          <w:p>
+            <w:pPr>
+              <w:pStyle w:val="TableParagraph"/>
+              <w:numPr>
+                <w:ilvl w:val="0"/>
+                <w:numId w:val="24"/>
+              </w:numPr>
+              <w:spacing w:before="161"/>
+              <w:rPr>
+                <w:rFonts w:ascii="Times New Roman" w:hAnsi="Times New Roman" w:cs="Times New Roman"/>
+                <w:b/>
+                <w:spacing w:val="-2"/>
+                <w:sz w:val="24"/>
+              </w:rPr>
+            </w:pPr>
+            <w:r>
+              <w:rPr>
+                <w:rFonts w:ascii="Times New Roman" w:hAnsi="Times New Roman" w:cs="Times New Roman"/>
+                <w:b/>
+                <w:bCs/>
+                <w:spacing w:val="-2"/>
+                <w:sz w:val="24"/>
+              </w:rPr>
+              <w:t xml:space="preserve">SE3 </w:t>
+            </w:r>
+            <w:r>
+              <w:rPr>
+                <w:rFonts w:ascii="Times New Roman" w:hAnsi="Times New Roman" w:cs="Times New Roman"/>
+                <w:b/>
+                <w:bCs/>
+                <w:spacing w:val="-2"/>
+                <w:sz w:val="24"/>
+              </w:rPr>
+              <w:t>-</w:t>
+            </w:r>
+            <w:r>
+              <w:rPr>
+                <w:rFonts w:ascii="Times New Roman" w:hAnsi="Times New Roman" w:cs="Times New Roman"/>
+                <w:b/>
+                <w:bCs/>
+                <w:spacing w:val="-2"/>
+                <w:sz w:val="24"/>
+              </w:rPr>
+              <w:t xml:space="preserve"> Rafraîchissement impossible</w:t>
+            </w:r>
+            <w:r>
+              <w:rPr>
+                <w:rFonts w:ascii="Times New Roman" w:hAnsi="Times New Roman" w:cs="Times New Roman"/>
+                <w:b/>
+                <w:spacing w:val="-2"/>
+                <w:sz w:val="24"/>
+              </w:rPr>
+              <w:t xml:space="preserve"> </w:t>
+            </w:r>
+            <w:r>
+              <w:rPr>
+                <w:rFonts w:ascii="Times New Roman" w:hAnsi="Times New Roman" w:cs="Times New Roman"/>
+                <w:b/>
+                <w:spacing w:val="-2"/>
+                <w:sz w:val="24"/>
+              </w:rPr>
               <w:t>:</w:t>
             </w:r>
             <w:r>
               <w:rPr>
                 <w:rFonts w:ascii="Times New Roman" w:hAnsi="Times New Roman" w:cs="Times New Roman"/>
                 <w:b/>
-                <w:i/>
-                <w:spacing w:val="-6"/>
+                <w:spacing w:val="-2"/>
+                <w:sz w:val="24"/>
+              </w:rPr>
+              <w:t xml:space="preserve"> </w:t>
+            </w:r>
+            <w:r>
+              <w:rPr>
+                <w:rFonts w:ascii="Times New Roman" w:hAnsi="Times New Roman" w:cs="Times New Roman"/>
+                <w:bCs/>
+                <w:iCs/>
                 <w:w w:val="90"/>
                 <w:sz w:val="24"/>
               </w:rPr>
-              <w:t xml:space="preserve"> </w:t>
-            </w:r>
-            <w:r>
-              <w:rPr>
-                <w:rFonts w:ascii="Times New Roman" w:hAnsi="Times New Roman" w:cs="Times New Roman"/>
-                <w:b/>
-                <w:i/>
+              <w:t xml:space="preserve">Ce scénario se déclenche au point </w:t>
+            </w:r>
+            <w:r>
+              <w:rPr>
+                <w:rFonts w:ascii="Times New Roman" w:hAnsi="Times New Roman" w:cs="Times New Roman"/>
+                <w:bCs/>
+                <w:iCs/>
                 <w:w w:val="90"/>
                 <w:sz w:val="24"/>
               </w:rPr>
-              <w:t>Offre</w:t>
-            </w:r>
-            <w:r>
-              <w:rPr>
-                <w:rFonts w:ascii="Times New Roman" w:hAnsi="Times New Roman" w:cs="Times New Roman"/>
-                <w:b/>
-                <w:i/>
+              <w:t xml:space="preserve">4 </w:t>
+            </w:r>
+            <w:r>
+              <w:rPr>
+                <w:rFonts w:ascii="Times New Roman" w:hAnsi="Times New Roman" w:cs="Times New Roman"/>
+                <w:bCs/>
+                <w:iCs/>
+                <w:w w:val="90"/>
+                <w:sz w:val="24"/>
+              </w:rPr>
+              <w:t>du scénario nominal</w:t>
+            </w:r>
+            <w:r>
+              <w:rPr>
+                <w:rFonts w:ascii="Times New Roman" w:hAnsi="Times New Roman" w:cs="Times New Roman"/>
+                <w:bCs/>
+                <w:iCs/>
+                <w:w w:val="90"/>
+                <w:sz w:val="24"/>
+              </w:rPr>
+              <w:t>.</w:t>
+            </w:r>
+          </w:p>
+          <w:p>
+            <w:pPr>
+              <w:pStyle w:val="TableParagraph"/>
+              <w:numPr>
+                <w:ilvl w:val="0"/>
+                <w:numId w:val="23"/>
+              </w:numPr>
+              <w:spacing w:before="161"/>
+              <w:rPr>
+                <w:rFonts w:ascii="Times New Roman" w:hAnsi="Times New Roman" w:cs="Times New Roman"/>
+                <w:bCs/>
                 <w:spacing w:val="-2"/>
-                <w:w w:val="90"/>
-                <w:sz w:val="24"/>
-              </w:rPr>
-              <w:t xml:space="preserve"> expirée</w:t>
+                <w:sz w:val="24"/>
+              </w:rPr>
+            </w:pPr>
+            <w:r>
+              <w:rPr>
+                <w:rFonts w:ascii="Times New Roman" w:hAnsi="Times New Roman" w:cs="Times New Roman"/>
+                <w:bCs/>
+                <w:spacing w:val="-2"/>
+                <w:sz w:val="24"/>
+              </w:rPr>
+              <w:t>L</w:t>
+            </w:r>
+            <w:r>
+              <w:rPr>
+                <w:rFonts w:ascii="Times New Roman" w:hAnsi="Times New Roman" w:cs="Times New Roman"/>
+                <w:bCs/>
+                <w:spacing w:val="-2"/>
+                <w:sz w:val="24"/>
+              </w:rPr>
+              <w:t>e système déconnecte l'utilisateur et le renvoie vers la connexion.</w:t>
             </w:r>
           </w:p>
           <w:p>
             <w:pPr>
               <w:pStyle w:val="TableParagraph"/>
               <w:spacing w:before="161"/>
-              <w:ind w:left="470"/>
-              <w:rPr>
-                <w:rFonts w:ascii="Times New Roman" w:hAnsi="Times New Roman" w:cs="Times New Roman"/>
+              <w:ind w:left="890"/>
+              <w:rPr>
+                <w:rFonts w:ascii="Times New Roman" w:hAnsi="Times New Roman" w:cs="Times New Roman"/>
+                <w:b/>
+                <w:spacing w:val="-2"/>
                 <w:sz w:val="24"/>
               </w:rPr>
             </w:pPr>
-            <w:r>
-              <w:rPr>
-                <w:rFonts w:ascii="Times New Roman" w:hAnsi="Times New Roman" w:cs="Times New Roman"/>
-                <w:spacing w:val="-2"/>
-                <w:sz w:val="24"/>
-              </w:rPr>
-              <w:t>Ce</w:t>
-            </w:r>
-            <w:r>
-              <w:rPr>
-                <w:rFonts w:ascii="Times New Roman" w:hAnsi="Times New Roman" w:cs="Times New Roman"/>
-                <w:spacing w:val="-23"/>
-                <w:sz w:val="24"/>
-              </w:rPr>
-              <w:t xml:space="preserve"> </w:t>
-            </w:r>
-            <w:r>
-              <w:rPr>
-                <w:rFonts w:ascii="Times New Roman" w:hAnsi="Times New Roman" w:cs="Times New Roman"/>
-                <w:spacing w:val="-2"/>
-                <w:sz w:val="24"/>
-              </w:rPr>
-              <w:t>scénario</w:t>
-            </w:r>
-            <w:r>
-              <w:rPr>
-                <w:rFonts w:ascii="Times New Roman" w:hAnsi="Times New Roman" w:cs="Times New Roman"/>
-                <w:spacing w:val="-22"/>
-                <w:sz w:val="24"/>
-              </w:rPr>
-              <w:t xml:space="preserve"> </w:t>
-            </w:r>
-            <w:r>
-              <w:rPr>
-                <w:rFonts w:ascii="Times New Roman" w:hAnsi="Times New Roman" w:cs="Times New Roman"/>
-                <w:spacing w:val="-2"/>
-                <w:sz w:val="24"/>
-              </w:rPr>
-              <w:t>est</w:t>
-            </w:r>
-            <w:r>
-              <w:rPr>
-                <w:rFonts w:ascii="Times New Roman" w:hAnsi="Times New Roman" w:cs="Times New Roman"/>
-                <w:spacing w:val="-18"/>
-                <w:sz w:val="24"/>
-              </w:rPr>
-              <w:t xml:space="preserve"> </w:t>
-            </w:r>
-            <w:r>
-              <w:rPr>
-                <w:rFonts w:ascii="Times New Roman" w:hAnsi="Times New Roman" w:cs="Times New Roman"/>
-                <w:spacing w:val="-2"/>
-                <w:sz w:val="24"/>
-              </w:rPr>
-              <w:t>déclenché</w:t>
-            </w:r>
-            <w:r>
-              <w:rPr>
-                <w:rFonts w:ascii="Times New Roman" w:hAnsi="Times New Roman" w:cs="Times New Roman"/>
-                <w:spacing w:val="-22"/>
-                <w:sz w:val="24"/>
-              </w:rPr>
-              <w:t xml:space="preserve"> </w:t>
-            </w:r>
-            <w:r>
-              <w:rPr>
-                <w:rFonts w:ascii="Times New Roman" w:hAnsi="Times New Roman" w:cs="Times New Roman"/>
-                <w:spacing w:val="-2"/>
-                <w:sz w:val="24"/>
-              </w:rPr>
-              <w:t>au</w:t>
-            </w:r>
-            <w:r>
-              <w:rPr>
-                <w:rFonts w:ascii="Times New Roman" w:hAnsi="Times New Roman" w:cs="Times New Roman"/>
-                <w:spacing w:val="-19"/>
-                <w:sz w:val="24"/>
-              </w:rPr>
-              <w:t xml:space="preserve"> </w:t>
-            </w:r>
-            <w:r>
-              <w:rPr>
-                <w:rFonts w:ascii="Times New Roman" w:hAnsi="Times New Roman" w:cs="Times New Roman"/>
-                <w:spacing w:val="-2"/>
-                <w:sz w:val="24"/>
-              </w:rPr>
-              <w:t>point</w:t>
-            </w:r>
-            <w:r>
-              <w:rPr>
-                <w:rFonts w:ascii="Times New Roman" w:hAnsi="Times New Roman" w:cs="Times New Roman"/>
-                <w:spacing w:val="-18"/>
-                <w:sz w:val="24"/>
-              </w:rPr>
-              <w:t xml:space="preserve"> </w:t>
-            </w:r>
-            <w:r>
-              <w:rPr>
-                <w:rFonts w:ascii="Times New Roman" w:hAnsi="Times New Roman" w:cs="Times New Roman"/>
-                <w:spacing w:val="-2"/>
-                <w:sz w:val="24"/>
-              </w:rPr>
-              <w:t>2</w:t>
-            </w:r>
-            <w:r>
-              <w:rPr>
-                <w:rFonts w:ascii="Times New Roman" w:hAnsi="Times New Roman" w:cs="Times New Roman"/>
-                <w:spacing w:val="-18"/>
-                <w:sz w:val="24"/>
-              </w:rPr>
-              <w:t xml:space="preserve"> </w:t>
-            </w:r>
-            <w:r>
-              <w:rPr>
-                <w:rFonts w:ascii="Times New Roman" w:hAnsi="Times New Roman" w:cs="Times New Roman"/>
-                <w:spacing w:val="-2"/>
-                <w:sz w:val="24"/>
-              </w:rPr>
-              <w:t>du</w:t>
-            </w:r>
-            <w:r>
-              <w:rPr>
-                <w:rFonts w:ascii="Times New Roman" w:hAnsi="Times New Roman" w:cs="Times New Roman"/>
-                <w:spacing w:val="-19"/>
-                <w:sz w:val="24"/>
-              </w:rPr>
-              <w:t xml:space="preserve"> </w:t>
-            </w:r>
-            <w:r>
-              <w:rPr>
-                <w:rFonts w:ascii="Times New Roman" w:hAnsi="Times New Roman" w:cs="Times New Roman"/>
-                <w:spacing w:val="-2"/>
-                <w:sz w:val="24"/>
-              </w:rPr>
-              <w:t>scénario</w:t>
-            </w:r>
-            <w:r>
-              <w:rPr>
-                <w:rFonts w:ascii="Times New Roman" w:hAnsi="Times New Roman" w:cs="Times New Roman"/>
-                <w:spacing w:val="-17"/>
-                <w:sz w:val="24"/>
-              </w:rPr>
-              <w:t xml:space="preserve"> </w:t>
-            </w:r>
-            <w:r>
-              <w:rPr>
-                <w:rFonts w:ascii="Times New Roman" w:hAnsi="Times New Roman" w:cs="Times New Roman"/>
-                <w:spacing w:val="-2"/>
-                <w:sz w:val="24"/>
-              </w:rPr>
-              <w:t>nominal.</w:t>
+          </w:p>
+        </w:tc>
+      </w:tr>
+      <w:tr>
+        <w:trPr>
+          <w:trHeight w:val="616"/>
+          <w:jc w:val="center"/>
+        </w:trPr>
+        <w:tc>
+          <w:tcPr>
+            <w:tcW w:w="9065" w:type="dxa"/>
+          </w:tcPr>
+          <w:p>
+            <w:pPr>
+              <w:pStyle w:val="TableParagraph"/>
+              <w:spacing w:before="161"/>
+              <w:ind w:left="0"/>
+              <w:rPr>
+                <w:rFonts w:ascii="Times New Roman" w:hAnsi="Times New Roman" w:cs="Times New Roman"/>
+                <w:b/>
+                <w:bCs/>
+                <w:iCs/>
+                <w:w w:val="90"/>
+                <w:sz w:val="24"/>
+              </w:rPr>
+            </w:pPr>
+            <w:r>
+              <w:rPr>
+                <w:rFonts w:ascii="Times New Roman" w:hAnsi="Times New Roman" w:cs="Times New Roman"/>
+                <w:b/>
+                <w:bCs/>
+                <w:iCs/>
+                <w:w w:val="90"/>
+                <w:sz w:val="24"/>
+              </w:rPr>
+              <w:t xml:space="preserve">  </w:t>
+            </w:r>
+            <w:r>
+              <w:rPr>
+                <w:rFonts w:ascii="Times New Roman" w:hAnsi="Times New Roman" w:cs="Times New Roman"/>
+                <w:b/>
+                <w:bCs/>
+                <w:iCs/>
+                <w:w w:val="90"/>
+                <w:sz w:val="24"/>
+              </w:rPr>
+              <w:t>POST-CONDITIONS</w:t>
+            </w:r>
+          </w:p>
+        </w:tc>
+      </w:tr>
+      <w:tr>
+        <w:trPr>
+          <w:trHeight w:val="616"/>
+          <w:jc w:val="center"/>
+        </w:trPr>
+        <w:tc>
+          <w:tcPr>
+            <w:tcW w:w="9065" w:type="dxa"/>
+          </w:tcPr>
+          <w:p>
+            <w:pPr>
+              <w:pStyle w:val="TableParagraph"/>
+              <w:numPr>
+                <w:ilvl w:val="0"/>
+                <w:numId w:val="25"/>
+              </w:numPr>
+              <w:spacing w:before="161"/>
+              <w:rPr>
+                <w:rFonts w:ascii="Times New Roman" w:hAnsi="Times New Roman" w:cs="Times New Roman"/>
+                <w:b/>
+                <w:bCs/>
+                <w:iCs/>
+                <w:w w:val="90"/>
+                <w:sz w:val="24"/>
+              </w:rPr>
+            </w:pPr>
+            <w:r>
+              <w:rPr>
+                <w:rFonts w:ascii="Times New Roman" w:hAnsi="Times New Roman" w:cs="Times New Roman"/>
+                <w:b/>
+                <w:bCs/>
+                <w:iCs/>
+                <w:w w:val="90"/>
+                <w:sz w:val="24"/>
+              </w:rPr>
+              <w:t>Le cas d’utilisation se termine en succès si :</w:t>
             </w:r>
           </w:p>
           <w:p>
             <w:pPr>
               <w:pStyle w:val="TableParagraph"/>
-              <w:spacing w:before="161" w:line="379" w:lineRule="auto"/>
-              <w:ind w:left="470" w:right="90"/>
-              <w:rPr>
-                <w:rFonts w:ascii="Times New Roman" w:hAnsi="Times New Roman" w:cs="Times New Roman"/>
+              <w:numPr>
+                <w:ilvl w:val="0"/>
+                <w:numId w:val="23"/>
+              </w:numPr>
+              <w:spacing w:before="161"/>
+              <w:rPr>
+                <w:rFonts w:ascii="Times New Roman" w:hAnsi="Times New Roman" w:cs="Times New Roman"/>
+                <w:iCs/>
+                <w:w w:val="90"/>
                 <w:sz w:val="24"/>
               </w:rPr>
             </w:pPr>
             <w:r>
               <w:rPr>
                 <w:rFonts w:ascii="Times New Roman" w:hAnsi="Times New Roman" w:cs="Times New Roman"/>
-                <w:spacing w:val="-6"/>
-                <w:sz w:val="24"/>
-              </w:rPr>
-              <w:t>Le</w:t>
-            </w:r>
-            <w:r>
-              <w:rPr>
-                <w:rFonts w:ascii="Times New Roman" w:hAnsi="Times New Roman" w:cs="Times New Roman"/>
-                <w:spacing w:val="-30"/>
-                <w:sz w:val="24"/>
-              </w:rPr>
-              <w:t xml:space="preserve"> </w:t>
-            </w:r>
-            <w:r>
-              <w:rPr>
-                <w:rFonts w:ascii="Times New Roman" w:hAnsi="Times New Roman" w:cs="Times New Roman"/>
-                <w:spacing w:val="-6"/>
-                <w:sz w:val="24"/>
-              </w:rPr>
-              <w:t>système</w:t>
-            </w:r>
-            <w:r>
-              <w:rPr>
-                <w:rFonts w:ascii="Times New Roman" w:hAnsi="Times New Roman" w:cs="Times New Roman"/>
-                <w:spacing w:val="-28"/>
-                <w:sz w:val="24"/>
-              </w:rPr>
-              <w:t xml:space="preserve"> </w:t>
-            </w:r>
-            <w:r>
-              <w:rPr>
-                <w:rFonts w:ascii="Times New Roman" w:hAnsi="Times New Roman" w:cs="Times New Roman"/>
-                <w:spacing w:val="-6"/>
-                <w:sz w:val="24"/>
-              </w:rPr>
-              <w:t>détecte</w:t>
-            </w:r>
-            <w:r>
-              <w:rPr>
-                <w:rFonts w:ascii="Times New Roman" w:hAnsi="Times New Roman" w:cs="Times New Roman"/>
-                <w:spacing w:val="-29"/>
-                <w:sz w:val="24"/>
-              </w:rPr>
-              <w:t xml:space="preserve"> </w:t>
-            </w:r>
-            <w:r>
-              <w:rPr>
-                <w:rFonts w:ascii="Times New Roman" w:hAnsi="Times New Roman" w:cs="Times New Roman"/>
-                <w:spacing w:val="-6"/>
-                <w:sz w:val="24"/>
-              </w:rPr>
-              <w:t>que</w:t>
-            </w:r>
-            <w:r>
-              <w:rPr>
-                <w:rFonts w:ascii="Times New Roman" w:hAnsi="Times New Roman" w:cs="Times New Roman"/>
-                <w:spacing w:val="-29"/>
-                <w:sz w:val="24"/>
-              </w:rPr>
-              <w:t xml:space="preserve"> </w:t>
-            </w:r>
-            <w:r>
-              <w:rPr>
-                <w:rFonts w:ascii="Times New Roman" w:hAnsi="Times New Roman" w:cs="Times New Roman"/>
-                <w:spacing w:val="-6"/>
-                <w:sz w:val="24"/>
-              </w:rPr>
-              <w:t>l’offre</w:t>
-            </w:r>
-            <w:r>
-              <w:rPr>
-                <w:rFonts w:ascii="Times New Roman" w:hAnsi="Times New Roman" w:cs="Times New Roman"/>
-                <w:spacing w:val="-29"/>
-                <w:sz w:val="24"/>
-              </w:rPr>
-              <w:t xml:space="preserve"> </w:t>
-            </w:r>
-            <w:r>
-              <w:rPr>
-                <w:rFonts w:ascii="Times New Roman" w:hAnsi="Times New Roman" w:cs="Times New Roman"/>
-                <w:spacing w:val="-6"/>
-                <w:sz w:val="24"/>
-              </w:rPr>
-              <w:t>est</w:t>
-            </w:r>
-            <w:r>
-              <w:rPr>
-                <w:rFonts w:ascii="Times New Roman" w:hAnsi="Times New Roman" w:cs="Times New Roman"/>
-                <w:spacing w:val="-25"/>
-                <w:sz w:val="24"/>
-              </w:rPr>
-              <w:t xml:space="preserve"> </w:t>
-            </w:r>
-            <w:r>
-              <w:rPr>
-                <w:rFonts w:ascii="Times New Roman" w:hAnsi="Times New Roman" w:cs="Times New Roman"/>
-                <w:spacing w:val="-6"/>
-                <w:sz w:val="24"/>
-              </w:rPr>
-              <w:t>fermée</w:t>
-            </w:r>
-            <w:r>
-              <w:rPr>
-                <w:rFonts w:ascii="Times New Roman" w:hAnsi="Times New Roman" w:cs="Times New Roman"/>
-                <w:spacing w:val="-29"/>
-                <w:sz w:val="24"/>
-              </w:rPr>
-              <w:t xml:space="preserve"> </w:t>
-            </w:r>
-            <w:r>
-              <w:rPr>
-                <w:rFonts w:ascii="Times New Roman" w:hAnsi="Times New Roman" w:cs="Times New Roman"/>
-                <w:spacing w:val="-6"/>
-                <w:sz w:val="24"/>
-              </w:rPr>
-              <w:t>ou</w:t>
-            </w:r>
-            <w:r>
-              <w:rPr>
-                <w:rFonts w:ascii="Times New Roman" w:hAnsi="Times New Roman" w:cs="Times New Roman"/>
-                <w:spacing w:val="-32"/>
-                <w:sz w:val="24"/>
-              </w:rPr>
-              <w:t xml:space="preserve"> </w:t>
-            </w:r>
-            <w:r>
-              <w:rPr>
-                <w:rFonts w:ascii="Times New Roman" w:hAnsi="Times New Roman" w:cs="Times New Roman"/>
-                <w:spacing w:val="-6"/>
-                <w:sz w:val="24"/>
-              </w:rPr>
-              <w:t>expirée</w:t>
-            </w:r>
-            <w:r>
-              <w:rPr>
-                <w:rFonts w:ascii="Times New Roman" w:hAnsi="Times New Roman" w:cs="Times New Roman"/>
-                <w:spacing w:val="-29"/>
-                <w:sz w:val="24"/>
-              </w:rPr>
-              <w:t xml:space="preserve"> </w:t>
-            </w:r>
-            <w:r>
-              <w:rPr>
-                <w:rFonts w:ascii="Times New Roman" w:hAnsi="Times New Roman" w:cs="Times New Roman"/>
-                <w:spacing w:val="-6"/>
-                <w:sz w:val="24"/>
-              </w:rPr>
-              <w:t>et</w:t>
-            </w:r>
-            <w:r>
-              <w:rPr>
-                <w:rFonts w:ascii="Times New Roman" w:hAnsi="Times New Roman" w:cs="Times New Roman"/>
-                <w:spacing w:val="-25"/>
-                <w:sz w:val="24"/>
-              </w:rPr>
-              <w:t xml:space="preserve"> </w:t>
-            </w:r>
-            <w:r>
-              <w:rPr>
-                <w:rFonts w:ascii="Times New Roman" w:hAnsi="Times New Roman" w:cs="Times New Roman"/>
-                <w:spacing w:val="-6"/>
-                <w:sz w:val="24"/>
-              </w:rPr>
-              <w:t>affiche</w:t>
-            </w:r>
-            <w:r>
-              <w:rPr>
-                <w:rFonts w:ascii="Times New Roman" w:hAnsi="Times New Roman" w:cs="Times New Roman"/>
-                <w:spacing w:val="-29"/>
-                <w:sz w:val="24"/>
-              </w:rPr>
-              <w:t xml:space="preserve"> </w:t>
-            </w:r>
-            <w:r>
-              <w:rPr>
-                <w:rFonts w:ascii="Times New Roman" w:hAnsi="Times New Roman" w:cs="Times New Roman"/>
-                <w:spacing w:val="-6"/>
-                <w:sz w:val="24"/>
-              </w:rPr>
-              <w:t>un</w:t>
-            </w:r>
-            <w:r>
-              <w:rPr>
-                <w:rFonts w:ascii="Times New Roman" w:hAnsi="Times New Roman" w:cs="Times New Roman"/>
-                <w:spacing w:val="-29"/>
-                <w:sz w:val="24"/>
-              </w:rPr>
-              <w:t xml:space="preserve"> </w:t>
-            </w:r>
-            <w:r>
-              <w:rPr>
-                <w:rFonts w:ascii="Times New Roman" w:hAnsi="Times New Roman" w:cs="Times New Roman"/>
-                <w:spacing w:val="-6"/>
-                <w:sz w:val="24"/>
-              </w:rPr>
-              <w:t>message</w:t>
-            </w:r>
-            <w:r>
-              <w:rPr>
-                <w:rFonts w:ascii="Times New Roman" w:hAnsi="Times New Roman" w:cs="Times New Roman"/>
-                <w:spacing w:val="-29"/>
-                <w:sz w:val="24"/>
-              </w:rPr>
-              <w:t xml:space="preserve"> </w:t>
-            </w:r>
-            <w:r>
-              <w:rPr>
-                <w:rFonts w:ascii="Times New Roman" w:hAnsi="Times New Roman" w:cs="Times New Roman"/>
-                <w:spacing w:val="-6"/>
-                <w:sz w:val="24"/>
-              </w:rPr>
-              <w:t xml:space="preserve">d’erreur. </w:t>
-            </w:r>
-            <w:r>
-              <w:rPr>
-                <w:rFonts w:ascii="Times New Roman" w:hAnsi="Times New Roman" w:cs="Times New Roman"/>
-                <w:spacing w:val="-2"/>
-                <w:sz w:val="24"/>
-              </w:rPr>
-              <w:t>L’enchainement</w:t>
-            </w:r>
-            <w:r>
-              <w:rPr>
-                <w:rFonts w:ascii="Times New Roman" w:hAnsi="Times New Roman" w:cs="Times New Roman"/>
-                <w:spacing w:val="-21"/>
-                <w:sz w:val="24"/>
-              </w:rPr>
-              <w:t xml:space="preserve"> </w:t>
-            </w:r>
-            <w:r>
-              <w:rPr>
-                <w:rFonts w:ascii="Times New Roman" w:hAnsi="Times New Roman" w:cs="Times New Roman"/>
-                <w:spacing w:val="-2"/>
-                <w:sz w:val="24"/>
-              </w:rPr>
-              <w:t>se</w:t>
-            </w:r>
-            <w:r>
-              <w:rPr>
-                <w:rFonts w:ascii="Times New Roman" w:hAnsi="Times New Roman" w:cs="Times New Roman"/>
-                <w:spacing w:val="-24"/>
-                <w:sz w:val="24"/>
-              </w:rPr>
-              <w:t xml:space="preserve"> </w:t>
-            </w:r>
-            <w:r>
-              <w:rPr>
-                <w:rFonts w:ascii="Times New Roman" w:hAnsi="Times New Roman" w:cs="Times New Roman"/>
-                <w:spacing w:val="-2"/>
-                <w:sz w:val="24"/>
-              </w:rPr>
-              <w:t>termine</w:t>
-            </w:r>
-            <w:r>
-              <w:rPr>
-                <w:rFonts w:ascii="Times New Roman" w:hAnsi="Times New Roman" w:cs="Times New Roman"/>
-                <w:spacing w:val="-24"/>
-                <w:sz w:val="24"/>
-              </w:rPr>
-              <w:t xml:space="preserve"> </w:t>
-            </w:r>
-            <w:r>
-              <w:rPr>
-                <w:rFonts w:ascii="Times New Roman" w:hAnsi="Times New Roman" w:cs="Times New Roman"/>
-                <w:spacing w:val="-2"/>
-                <w:sz w:val="24"/>
-              </w:rPr>
-              <w:t>par</w:t>
-            </w:r>
-            <w:r>
-              <w:rPr>
-                <w:rFonts w:ascii="Times New Roman" w:hAnsi="Times New Roman" w:cs="Times New Roman"/>
-                <w:spacing w:val="-23"/>
-                <w:sz w:val="24"/>
-              </w:rPr>
-              <w:t xml:space="preserve"> </w:t>
-            </w:r>
-            <w:r>
-              <w:rPr>
-                <w:rFonts w:ascii="Times New Roman" w:hAnsi="Times New Roman" w:cs="Times New Roman"/>
-                <w:spacing w:val="-2"/>
-                <w:sz w:val="24"/>
-              </w:rPr>
-              <w:t>une</w:t>
-            </w:r>
-            <w:r>
-              <w:rPr>
-                <w:rFonts w:ascii="Times New Roman" w:hAnsi="Times New Roman" w:cs="Times New Roman"/>
-                <w:spacing w:val="-24"/>
-                <w:sz w:val="24"/>
-              </w:rPr>
-              <w:t xml:space="preserve"> </w:t>
-            </w:r>
-            <w:r>
-              <w:rPr>
-                <w:rFonts w:ascii="Times New Roman" w:hAnsi="Times New Roman" w:cs="Times New Roman"/>
-                <w:spacing w:val="-2"/>
-                <w:sz w:val="24"/>
-              </w:rPr>
-              <w:t>erreur.</w:t>
-            </w:r>
+                <w:iCs/>
+                <w:w w:val="90"/>
+                <w:sz w:val="24"/>
+              </w:rPr>
+              <w:t>Les informations de la candidature sont enregistrées dans la base de données.</w:t>
+            </w:r>
+          </w:p>
+          <w:p>
+            <w:pPr>
+              <w:pStyle w:val="TableParagraph"/>
+              <w:numPr>
+                <w:ilvl w:val="0"/>
+                <w:numId w:val="23"/>
+              </w:numPr>
+              <w:spacing w:before="161"/>
+              <w:rPr>
+                <w:rFonts w:ascii="Times New Roman" w:hAnsi="Times New Roman" w:cs="Times New Roman"/>
+                <w:iCs/>
+                <w:w w:val="90"/>
+                <w:sz w:val="24"/>
+              </w:rPr>
+            </w:pPr>
+            <w:r>
+              <w:rPr>
+                <w:rFonts w:ascii="Times New Roman" w:hAnsi="Times New Roman" w:cs="Times New Roman"/>
+                <w:iCs/>
+                <w:w w:val="90"/>
+                <w:sz w:val="24"/>
+              </w:rPr>
+              <w:t>L</w:t>
+            </w:r>
+            <w:r>
+              <w:rPr>
+                <w:rFonts w:ascii="Times New Roman" w:hAnsi="Times New Roman" w:cs="Times New Roman"/>
+                <w:iCs/>
+                <w:w w:val="90"/>
+                <w:sz w:val="24"/>
+              </w:rPr>
+              <w:t>a</w:t>
+            </w:r>
+            <w:r>
+              <w:rPr>
+                <w:rFonts w:ascii="Times New Roman" w:hAnsi="Times New Roman" w:cs="Times New Roman"/>
+                <w:iCs/>
+                <w:w w:val="90"/>
+                <w:sz w:val="24"/>
+              </w:rPr>
+              <w:t xml:space="preserve"> session</w:t>
+            </w:r>
+            <w:r>
+              <w:rPr>
+                <w:rFonts w:ascii="Times New Roman" w:hAnsi="Times New Roman" w:cs="Times New Roman"/>
+                <w:iCs/>
+                <w:w w:val="90"/>
+                <w:sz w:val="24"/>
+              </w:rPr>
+              <w:t xml:space="preserve"> est</w:t>
+            </w:r>
+            <w:r>
+              <w:rPr>
+                <w:rFonts w:ascii="Times New Roman" w:hAnsi="Times New Roman" w:cs="Times New Roman"/>
+                <w:iCs/>
+                <w:w w:val="90"/>
+                <w:sz w:val="24"/>
+              </w:rPr>
+              <w:t xml:space="preserve"> ouverte</w:t>
+            </w:r>
+            <w:r>
+              <w:rPr>
+                <w:rFonts w:ascii="Times New Roman" w:hAnsi="Times New Roman" w:cs="Times New Roman"/>
+                <w:iCs/>
+                <w:w w:val="90"/>
+                <w:sz w:val="24"/>
+              </w:rPr>
+              <w:t xml:space="preserve"> et</w:t>
+            </w:r>
+            <w:r>
+              <w:rPr>
+                <w:rFonts w:ascii="Times New Roman" w:hAnsi="Times New Roman" w:cs="Times New Roman"/>
+                <w:iCs/>
+                <w:w w:val="90"/>
+                <w:sz w:val="24"/>
+              </w:rPr>
+              <w:t xml:space="preserve"> rôle appliqué</w:t>
+            </w:r>
+          </w:p>
+          <w:p>
+            <w:pPr>
+              <w:pStyle w:val="TableParagraph"/>
+              <w:numPr>
+                <w:ilvl w:val="0"/>
+                <w:numId w:val="25"/>
+              </w:numPr>
+              <w:spacing w:before="161"/>
+              <w:rPr>
+                <w:rFonts w:ascii="Times New Roman" w:hAnsi="Times New Roman" w:cs="Times New Roman"/>
+                <w:b/>
+                <w:bCs/>
+                <w:iCs/>
+                <w:w w:val="90"/>
+                <w:sz w:val="24"/>
+              </w:rPr>
+            </w:pPr>
+            <w:r>
+              <w:rPr>
+                <w:rFonts w:ascii="Times New Roman" w:hAnsi="Times New Roman" w:cs="Times New Roman"/>
+                <w:b/>
+                <w:bCs/>
+                <w:iCs/>
+                <w:w w:val="90"/>
+                <w:sz w:val="24"/>
+              </w:rPr>
+              <w:t>Le cas d’utilisation se termine en échec si :</w:t>
+            </w:r>
+          </w:p>
+          <w:p>
+            <w:pPr>
+              <w:pStyle w:val="TableParagraph"/>
+              <w:numPr>
+                <w:ilvl w:val="0"/>
+                <w:numId w:val="26"/>
+              </w:numPr>
+              <w:spacing w:before="161"/>
+              <w:rPr>
+                <w:rFonts w:ascii="Times New Roman" w:hAnsi="Times New Roman" w:cs="Times New Roman"/>
+                <w:b/>
+                <w:bCs/>
+                <w:iCs/>
+                <w:w w:val="90"/>
+                <w:sz w:val="24"/>
+              </w:rPr>
+            </w:pPr>
+            <w:r>
+              <w:rPr>
+                <w:rFonts w:ascii="Times New Roman" w:hAnsi="Times New Roman" w:cs="Times New Roman"/>
+                <w:iCs/>
+                <w:w w:val="90"/>
+                <w:sz w:val="24"/>
+              </w:rPr>
+              <w:t xml:space="preserve">L’enregistrement de la candidature échoue pour une raison technique ou </w:t>
+            </w:r>
+            <w:r>
+              <w:rPr>
+                <w:rFonts w:ascii="Times New Roman" w:hAnsi="Times New Roman" w:cs="Times New Roman"/>
+                <w:iCs/>
+                <w:w w:val="90"/>
+                <w:sz w:val="24"/>
+              </w:rPr>
+              <w:t>lorsqu’aucune session n’a été créée.</w:t>
+            </w:r>
+          </w:p>
+          <w:p>
+            <w:pPr>
+              <w:pStyle w:val="TableParagraph"/>
+              <w:spacing w:before="161"/>
+              <w:ind w:left="1360"/>
+              <w:rPr>
+                <w:rFonts w:ascii="Times New Roman" w:hAnsi="Times New Roman" w:cs="Times New Roman"/>
+                <w:b/>
+                <w:bCs/>
+                <w:iCs/>
+                <w:w w:val="90"/>
+                <w:sz w:val="24"/>
+              </w:rPr>
+            </w:pPr>
           </w:p>
         </w:tc>
       </w:tr>
     </w:tbl>
+    <w:p/>
+    <w:p>
+      <w:pPr>
+        <w:pStyle w:val="Paragraphedeliste"/>
+        <w:numPr>
+          <w:ilvl w:val="0"/>
+          <w:numId w:val="17"/>
+        </w:numPr>
+      </w:pPr>
+      <w:r>
+        <w:t>Cas d’utilisation : Créer un ticket</w:t>
+      </w:r>
+    </w:p>
+    <w:tbl>
+      <w:tblPr>
+        <w:tblStyle w:val="TableNormal"/>
+        <w:tblW w:w="9065" w:type="dxa"/>
+        <w:jc w:val="center"/>
+        <w:tblBorders>
+          <w:top w:val="single" w:sz="4" w:space="0" w:color="000000"/>
+          <w:left w:val="single" w:sz="4" w:space="0" w:color="000000"/>
+          <w:bottom w:val="single" w:sz="4" w:space="0" w:color="000000"/>
+          <w:right w:val="single" w:sz="4" w:space="0" w:color="000000"/>
+          <w:insideH w:val="single" w:sz="4" w:space="0" w:color="000000"/>
+          <w:insideV w:val="single" w:sz="4" w:space="0" w:color="000000"/>
+        </w:tblBorders>
+        <w:tblLayout w:type="fixed"/>
+        <w:tblLook w:val="01E0" w:firstRow="1" w:lastRow="1" w:firstColumn="1" w:lastColumn="1" w:noHBand="0" w:noVBand="0"/>
+      </w:tblPr>
+      <w:tblGrid>
+        <w:gridCol w:w="9065"/>
+      </w:tblGrid>
+      <w:tr>
+        <w:trPr>
+          <w:trHeight w:val="440"/>
+          <w:jc w:val="center"/>
+        </w:trPr>
+        <w:tc>
+          <w:tcPr>
+            <w:tcW w:w="9065" w:type="dxa"/>
+          </w:tcPr>
+          <w:p>
+            <w:pPr>
+              <w:pStyle w:val="TableParagraph"/>
+              <w:spacing w:line="278" w:lineRule="exact"/>
+              <w:ind w:left="110"/>
+              <w:rPr>
+                <w:rFonts w:ascii="Times New Roman" w:hAnsi="Times New Roman" w:cs="Times New Roman"/>
+                <w:b/>
+                <w:sz w:val="24"/>
+              </w:rPr>
+            </w:pPr>
+            <w:r>
+              <w:rPr>
+                <w:rFonts w:ascii="Times New Roman" w:hAnsi="Times New Roman" w:cs="Times New Roman"/>
+                <w:b/>
+                <w:spacing w:val="-2"/>
+                <w:w w:val="105"/>
+                <w:sz w:val="24"/>
+              </w:rPr>
+              <w:t>SOMMAIRE</w:t>
+            </w:r>
+            <w:r>
+              <w:rPr>
+                <w:rFonts w:ascii="Times New Roman" w:hAnsi="Times New Roman" w:cs="Times New Roman"/>
+                <w:b/>
+                <w:spacing w:val="-10"/>
+                <w:w w:val="105"/>
+                <w:sz w:val="24"/>
+              </w:rPr>
+              <w:t xml:space="preserve"> </w:t>
+            </w:r>
+            <w:r>
+              <w:rPr>
+                <w:rFonts w:ascii="Times New Roman" w:hAnsi="Times New Roman" w:cs="Times New Roman"/>
+                <w:b/>
+                <w:spacing w:val="-2"/>
+                <w:w w:val="105"/>
+                <w:sz w:val="24"/>
+              </w:rPr>
+              <w:t>D’IDENTIFICATION</w:t>
+            </w:r>
+          </w:p>
+        </w:tc>
+      </w:tr>
+      <w:tr>
+        <w:trPr>
+          <w:trHeight w:val="4396"/>
+          <w:jc w:val="center"/>
+        </w:trPr>
+        <w:tc>
+          <w:tcPr>
+            <w:tcW w:w="9065" w:type="dxa"/>
+          </w:tcPr>
+          <w:p>
+            <w:pPr>
+              <w:pStyle w:val="TableParagraph"/>
+              <w:spacing w:line="278" w:lineRule="exact"/>
+              <w:ind w:left="110"/>
+              <w:rPr>
+                <w:rFonts w:ascii="Times New Roman" w:hAnsi="Times New Roman" w:cs="Times New Roman"/>
+                <w:w w:val="90"/>
+                <w:sz w:val="24"/>
+              </w:rPr>
+            </w:pPr>
+            <w:r>
+              <w:rPr>
+                <w:rFonts w:ascii="Times New Roman" w:hAnsi="Times New Roman" w:cs="Times New Roman"/>
+                <w:b/>
+                <w:w w:val="90"/>
+                <w:sz w:val="24"/>
+                <w:u w:val="single"/>
+              </w:rPr>
+              <w:t>Titre</w:t>
+            </w:r>
+            <w:r>
+              <w:rPr>
+                <w:rFonts w:ascii="Times New Roman" w:hAnsi="Times New Roman" w:cs="Times New Roman"/>
+                <w:b/>
+                <w:spacing w:val="-4"/>
+                <w:sz w:val="24"/>
+              </w:rPr>
+              <w:t xml:space="preserve"> </w:t>
+            </w:r>
+            <w:r>
+              <w:rPr>
+                <w:rFonts w:ascii="Times New Roman" w:hAnsi="Times New Roman" w:cs="Times New Roman"/>
+                <w:w w:val="90"/>
+                <w:sz w:val="24"/>
+              </w:rPr>
+              <w:t>Créer un ticket</w:t>
+            </w:r>
+          </w:p>
+          <w:p>
+            <w:pPr>
+              <w:pStyle w:val="TableParagraph"/>
+              <w:spacing w:line="278" w:lineRule="exact"/>
+              <w:ind w:left="110"/>
+              <w:rPr>
+                <w:rFonts w:ascii="Times New Roman" w:hAnsi="Times New Roman" w:cs="Times New Roman"/>
+                <w:w w:val="90"/>
+                <w:sz w:val="24"/>
+              </w:rPr>
+            </w:pPr>
+            <w:r>
+              <w:rPr>
+                <w:rFonts w:ascii="Times New Roman" w:hAnsi="Times New Roman" w:cs="Times New Roman"/>
+                <w:b/>
+                <w:spacing w:val="-4"/>
+                <w:sz w:val="24"/>
+                <w:u w:val="single"/>
+              </w:rPr>
+              <w:t>Résumé</w:t>
+            </w:r>
+            <w:r>
+              <w:rPr>
+                <w:rFonts w:ascii="Times New Roman" w:hAnsi="Times New Roman" w:cs="Times New Roman"/>
+                <w:b/>
+                <w:spacing w:val="-20"/>
+                <w:sz w:val="24"/>
+              </w:rPr>
+              <w:t xml:space="preserve"> </w:t>
+            </w:r>
+            <w:r>
+              <w:rPr>
+                <w:rFonts w:ascii="Times New Roman" w:hAnsi="Times New Roman" w:cs="Times New Roman"/>
+                <w:b/>
+                <w:spacing w:val="-4"/>
+                <w:sz w:val="24"/>
+              </w:rPr>
+              <w:t>:</w:t>
+            </w:r>
+            <w:r>
+              <w:rPr>
+                <w:rFonts w:ascii="Times New Roman" w:hAnsi="Times New Roman" w:cs="Times New Roman"/>
+                <w:b/>
+                <w:spacing w:val="-24"/>
+                <w:sz w:val="24"/>
+              </w:rPr>
+              <w:t xml:space="preserve"> </w:t>
+            </w:r>
+            <w:r>
+              <w:rPr>
+                <w:rFonts w:ascii="Times New Roman" w:hAnsi="Times New Roman" w:cs="Times New Roman"/>
+                <w:spacing w:val="-4"/>
+                <w:sz w:val="24"/>
+              </w:rPr>
+              <w:t>Ce</w:t>
+            </w:r>
+            <w:r>
+              <w:rPr>
+                <w:rFonts w:ascii="Times New Roman" w:hAnsi="Times New Roman" w:cs="Times New Roman"/>
+                <w:spacing w:val="-24"/>
+                <w:sz w:val="24"/>
+              </w:rPr>
+              <w:t xml:space="preserve"> </w:t>
+            </w:r>
+            <w:r>
+              <w:rPr>
+                <w:rFonts w:ascii="Times New Roman" w:hAnsi="Times New Roman" w:cs="Times New Roman"/>
+                <w:spacing w:val="-4"/>
+                <w:sz w:val="24"/>
+              </w:rPr>
+              <w:t>cas</w:t>
+            </w:r>
+            <w:r>
+              <w:rPr>
+                <w:rFonts w:ascii="Times New Roman" w:hAnsi="Times New Roman" w:cs="Times New Roman"/>
+                <w:spacing w:val="-24"/>
+                <w:sz w:val="24"/>
+              </w:rPr>
+              <w:t xml:space="preserve"> </w:t>
+            </w:r>
+            <w:r>
+              <w:rPr>
+                <w:rFonts w:ascii="Times New Roman" w:hAnsi="Times New Roman" w:cs="Times New Roman"/>
+                <w:spacing w:val="-4"/>
+                <w:sz w:val="24"/>
+              </w:rPr>
+              <w:t>d’utilisation</w:t>
+            </w:r>
+            <w:r>
+              <w:rPr>
+                <w:rFonts w:ascii="Times New Roman" w:hAnsi="Times New Roman" w:cs="Times New Roman"/>
+                <w:spacing w:val="-24"/>
+                <w:sz w:val="24"/>
+              </w:rPr>
+              <w:t xml:space="preserve"> </w:t>
+            </w:r>
+            <w:r>
+              <w:rPr>
+                <w:rFonts w:ascii="Times New Roman" w:hAnsi="Times New Roman" w:cs="Times New Roman"/>
+                <w:spacing w:val="-4"/>
+                <w:sz w:val="24"/>
+              </w:rPr>
+              <w:t>p</w:t>
+            </w:r>
+            <w:r>
+              <w:rPr>
+                <w:rFonts w:ascii="Times New Roman" w:hAnsi="Times New Roman" w:cs="Times New Roman"/>
+                <w:spacing w:val="-4"/>
+                <w:sz w:val="24"/>
+              </w:rPr>
+              <w:t>ermet de déclarer une intervention avec s</w:t>
+            </w:r>
+            <w:r>
+              <w:rPr>
+                <w:rFonts w:ascii="Times New Roman" w:hAnsi="Times New Roman" w:cs="Times New Roman"/>
+                <w:spacing w:val="-4"/>
+                <w:sz w:val="24"/>
+              </w:rPr>
+              <w:t>a description</w:t>
+            </w:r>
+            <w:r>
+              <w:rPr>
+                <w:rFonts w:ascii="Times New Roman" w:hAnsi="Times New Roman" w:cs="Times New Roman"/>
+                <w:spacing w:val="-4"/>
+                <w:sz w:val="24"/>
+              </w:rPr>
+              <w:t>.</w:t>
+            </w:r>
+            <w:r>
+              <w:rPr>
+                <w:rFonts w:ascii="Times New Roman" w:hAnsi="Times New Roman" w:cs="Times New Roman"/>
+                <w:spacing w:val="-4"/>
+                <w:sz w:val="24"/>
+              </w:rPr>
+              <w:t xml:space="preserve"> </w:t>
+            </w:r>
+          </w:p>
+          <w:p>
+            <w:pPr>
+              <w:pStyle w:val="TableParagraph"/>
+              <w:ind w:left="110"/>
+              <w:rPr>
+                <w:rFonts w:ascii="Times New Roman" w:hAnsi="Times New Roman" w:cs="Times New Roman"/>
+                <w:sz w:val="24"/>
+              </w:rPr>
+            </w:pPr>
+            <w:r>
+              <w:rPr>
+                <w:rFonts w:ascii="Times New Roman" w:hAnsi="Times New Roman" w:cs="Times New Roman"/>
+                <w:b/>
+                <w:spacing w:val="-6"/>
+                <w:sz w:val="24"/>
+                <w:u w:val="single"/>
+              </w:rPr>
+              <w:t>Acteur</w:t>
+            </w:r>
+            <w:r>
+              <w:rPr>
+                <w:rFonts w:ascii="Times New Roman" w:hAnsi="Times New Roman" w:cs="Times New Roman"/>
+                <w:b/>
+                <w:spacing w:val="-13"/>
+                <w:sz w:val="24"/>
+                <w:u w:val="single"/>
+              </w:rPr>
+              <w:t xml:space="preserve"> </w:t>
+            </w:r>
+            <w:r>
+              <w:rPr>
+                <w:rFonts w:ascii="Times New Roman" w:hAnsi="Times New Roman" w:cs="Times New Roman"/>
+                <w:b/>
+                <w:spacing w:val="-6"/>
+                <w:sz w:val="24"/>
+                <w:u w:val="single"/>
+              </w:rPr>
+              <w:t>principal</w:t>
+            </w:r>
+            <w:r>
+              <w:rPr>
+                <w:rFonts w:ascii="Times New Roman" w:hAnsi="Times New Roman" w:cs="Times New Roman"/>
+                <w:b/>
+                <w:spacing w:val="-12"/>
+                <w:sz w:val="24"/>
+              </w:rPr>
+              <w:t xml:space="preserve"> </w:t>
+            </w:r>
+            <w:r>
+              <w:rPr>
+                <w:rFonts w:ascii="Times New Roman" w:hAnsi="Times New Roman" w:cs="Times New Roman"/>
+                <w:b/>
+                <w:spacing w:val="-6"/>
+                <w:sz w:val="24"/>
+              </w:rPr>
+              <w:t>:</w:t>
+            </w:r>
+            <w:r>
+              <w:rPr>
+                <w:rFonts w:ascii="Times New Roman" w:hAnsi="Times New Roman" w:cs="Times New Roman"/>
+                <w:b/>
+                <w:spacing w:val="-16"/>
+                <w:sz w:val="24"/>
+              </w:rPr>
+              <w:t xml:space="preserve"> </w:t>
+            </w:r>
+            <w:r>
+              <w:rPr>
+                <w:rFonts w:ascii="Times New Roman" w:hAnsi="Times New Roman" w:cs="Times New Roman"/>
+                <w:spacing w:val="-6"/>
+                <w:sz w:val="24"/>
+              </w:rPr>
+              <w:t>Administrateur, Technicien, Client</w:t>
+            </w:r>
+          </w:p>
+          <w:p>
+            <w:pPr>
+              <w:pStyle w:val="TableParagraph"/>
+              <w:spacing w:before="161"/>
+              <w:ind w:left="110"/>
+              <w:rPr>
+                <w:rFonts w:ascii="Times New Roman" w:hAnsi="Times New Roman" w:cs="Times New Roman"/>
+                <w:sz w:val="24"/>
+              </w:rPr>
+            </w:pPr>
+            <w:r>
+              <w:rPr>
+                <w:rFonts w:ascii="Times New Roman" w:hAnsi="Times New Roman" w:cs="Times New Roman"/>
+                <w:b/>
+                <w:spacing w:val="-6"/>
+                <w:sz w:val="24"/>
+                <w:u w:val="single"/>
+              </w:rPr>
+              <w:t>Date</w:t>
+            </w:r>
+            <w:r>
+              <w:rPr>
+                <w:rFonts w:ascii="Times New Roman" w:hAnsi="Times New Roman" w:cs="Times New Roman"/>
+                <w:b/>
+                <w:spacing w:val="-15"/>
+                <w:sz w:val="24"/>
+                <w:u w:val="single"/>
+              </w:rPr>
+              <w:t xml:space="preserve"> </w:t>
+            </w:r>
+            <w:r>
+              <w:rPr>
+                <w:rFonts w:ascii="Times New Roman" w:hAnsi="Times New Roman" w:cs="Times New Roman"/>
+                <w:b/>
+                <w:spacing w:val="-6"/>
+                <w:sz w:val="24"/>
+                <w:u w:val="single"/>
+              </w:rPr>
+              <w:t>de</w:t>
+            </w:r>
+            <w:r>
+              <w:rPr>
+                <w:rFonts w:ascii="Times New Roman" w:hAnsi="Times New Roman" w:cs="Times New Roman"/>
+                <w:b/>
+                <w:spacing w:val="-15"/>
+                <w:sz w:val="24"/>
+                <w:u w:val="single"/>
+              </w:rPr>
+              <w:t xml:space="preserve"> </w:t>
+            </w:r>
+            <w:r>
+              <w:rPr>
+                <w:rFonts w:ascii="Times New Roman" w:hAnsi="Times New Roman" w:cs="Times New Roman"/>
+                <w:b/>
+                <w:spacing w:val="-6"/>
+                <w:sz w:val="24"/>
+                <w:u w:val="single"/>
+              </w:rPr>
+              <w:t>création</w:t>
+            </w:r>
+            <w:r>
+              <w:rPr>
+                <w:rFonts w:ascii="Times New Roman" w:hAnsi="Times New Roman" w:cs="Times New Roman"/>
+                <w:b/>
+                <w:spacing w:val="-12"/>
+                <w:sz w:val="24"/>
+              </w:rPr>
+              <w:t xml:space="preserve"> </w:t>
+            </w:r>
+            <w:r>
+              <w:rPr>
+                <w:rFonts w:ascii="Times New Roman" w:hAnsi="Times New Roman" w:cs="Times New Roman"/>
+                <w:b/>
+                <w:spacing w:val="-6"/>
+                <w:sz w:val="24"/>
+              </w:rPr>
+              <w:t>:</w:t>
+            </w:r>
+            <w:r>
+              <w:rPr>
+                <w:rFonts w:ascii="Times New Roman" w:hAnsi="Times New Roman" w:cs="Times New Roman"/>
+                <w:b/>
+                <w:spacing w:val="-18"/>
+                <w:sz w:val="24"/>
+              </w:rPr>
+              <w:t xml:space="preserve"> </w:t>
+            </w:r>
+            <w:r>
+              <w:rPr>
+                <w:rFonts w:ascii="Times New Roman" w:hAnsi="Times New Roman" w:cs="Times New Roman"/>
+                <w:spacing w:val="-6"/>
+                <w:sz w:val="24"/>
+              </w:rPr>
+              <w:t>1</w:t>
+            </w:r>
+            <w:r>
+              <w:rPr>
+                <w:rFonts w:ascii="Times New Roman" w:hAnsi="Times New Roman" w:cs="Times New Roman"/>
+                <w:spacing w:val="-6"/>
+                <w:sz w:val="24"/>
+              </w:rPr>
+              <w:t>6</w:t>
+            </w:r>
+            <w:r>
+              <w:rPr>
+                <w:rFonts w:ascii="Times New Roman" w:hAnsi="Times New Roman" w:cs="Times New Roman"/>
+                <w:spacing w:val="-6"/>
+                <w:sz w:val="24"/>
+              </w:rPr>
+              <w:t>/08/</w:t>
+            </w:r>
+            <w:r>
+              <w:rPr>
+                <w:rFonts w:ascii="Times New Roman" w:hAnsi="Times New Roman" w:cs="Times New Roman"/>
+                <w:spacing w:val="-6"/>
+                <w:sz w:val="24"/>
+              </w:rPr>
+              <w:t>2026</w:t>
+            </w:r>
+          </w:p>
+          <w:p>
+            <w:pPr>
+              <w:pStyle w:val="TableParagraph"/>
+              <w:spacing w:before="157"/>
+              <w:ind w:left="110"/>
+              <w:rPr>
+                <w:rFonts w:ascii="Times New Roman" w:hAnsi="Times New Roman" w:cs="Times New Roman"/>
+                <w:sz w:val="24"/>
+              </w:rPr>
+            </w:pPr>
+            <w:r>
+              <w:rPr>
+                <w:rFonts w:ascii="Times New Roman" w:hAnsi="Times New Roman" w:cs="Times New Roman"/>
+                <w:b/>
+                <w:spacing w:val="-4"/>
+                <w:sz w:val="24"/>
+                <w:u w:val="single"/>
+              </w:rPr>
+              <w:t>Date</w:t>
+            </w:r>
+            <w:r>
+              <w:rPr>
+                <w:rFonts w:ascii="Times New Roman" w:hAnsi="Times New Roman" w:cs="Times New Roman"/>
+                <w:b/>
+                <w:spacing w:val="-20"/>
+                <w:sz w:val="24"/>
+                <w:u w:val="single"/>
+              </w:rPr>
+              <w:t xml:space="preserve"> </w:t>
+            </w:r>
+            <w:r>
+              <w:rPr>
+                <w:rFonts w:ascii="Times New Roman" w:hAnsi="Times New Roman" w:cs="Times New Roman"/>
+                <w:b/>
+                <w:spacing w:val="-4"/>
+                <w:sz w:val="24"/>
+                <w:u w:val="single"/>
+              </w:rPr>
+              <w:t>de</w:t>
+            </w:r>
+            <w:r>
+              <w:rPr>
+                <w:rFonts w:ascii="Times New Roman" w:hAnsi="Times New Roman" w:cs="Times New Roman"/>
+                <w:b/>
+                <w:spacing w:val="-21"/>
+                <w:sz w:val="24"/>
+                <w:u w:val="single"/>
+              </w:rPr>
+              <w:t xml:space="preserve"> </w:t>
+            </w:r>
+            <w:r>
+              <w:rPr>
+                <w:rFonts w:ascii="Times New Roman" w:hAnsi="Times New Roman" w:cs="Times New Roman"/>
+                <w:b/>
+                <w:spacing w:val="-4"/>
+                <w:sz w:val="24"/>
+                <w:u w:val="single"/>
+              </w:rPr>
+              <w:t>la</w:t>
+            </w:r>
+            <w:r>
+              <w:rPr>
+                <w:rFonts w:ascii="Times New Roman" w:hAnsi="Times New Roman" w:cs="Times New Roman"/>
+                <w:b/>
+                <w:spacing w:val="-23"/>
+                <w:sz w:val="24"/>
+                <w:u w:val="single"/>
+              </w:rPr>
+              <w:t xml:space="preserve"> </w:t>
+            </w:r>
+            <w:r>
+              <w:rPr>
+                <w:rFonts w:ascii="Times New Roman" w:hAnsi="Times New Roman" w:cs="Times New Roman"/>
+                <w:b/>
+                <w:spacing w:val="-4"/>
+                <w:sz w:val="24"/>
+                <w:u w:val="single"/>
+              </w:rPr>
+              <w:t>dernière</w:t>
+            </w:r>
+            <w:r>
+              <w:rPr>
+                <w:rFonts w:ascii="Times New Roman" w:hAnsi="Times New Roman" w:cs="Times New Roman"/>
+                <w:b/>
+                <w:spacing w:val="-25"/>
+                <w:sz w:val="24"/>
+                <w:u w:val="single"/>
+              </w:rPr>
+              <w:t xml:space="preserve"> </w:t>
+            </w:r>
+            <w:r>
+              <w:rPr>
+                <w:rFonts w:ascii="Times New Roman" w:hAnsi="Times New Roman" w:cs="Times New Roman"/>
+                <w:b/>
+                <w:spacing w:val="-4"/>
+                <w:sz w:val="24"/>
+                <w:u w:val="single"/>
+              </w:rPr>
+              <w:t>modification</w:t>
+            </w:r>
+            <w:r>
+              <w:rPr>
+                <w:rFonts w:ascii="Times New Roman" w:hAnsi="Times New Roman" w:cs="Times New Roman"/>
+                <w:b/>
+                <w:spacing w:val="-15"/>
+                <w:sz w:val="24"/>
+              </w:rPr>
+              <w:t xml:space="preserve"> </w:t>
+            </w:r>
+            <w:r>
+              <w:rPr>
+                <w:rFonts w:ascii="Times New Roman" w:hAnsi="Times New Roman" w:cs="Times New Roman"/>
+                <w:b/>
+                <w:spacing w:val="-4"/>
+                <w:sz w:val="24"/>
+              </w:rPr>
+              <w:t>:</w:t>
+            </w:r>
+            <w:r>
+              <w:rPr>
+                <w:rFonts w:ascii="Times New Roman" w:hAnsi="Times New Roman" w:cs="Times New Roman"/>
+                <w:b/>
+                <w:spacing w:val="-28"/>
+                <w:sz w:val="24"/>
+              </w:rPr>
+              <w:t xml:space="preserve"> </w:t>
+            </w:r>
+            <w:r>
+              <w:rPr>
+                <w:rFonts w:ascii="Times New Roman" w:hAnsi="Times New Roman" w:cs="Times New Roman"/>
+                <w:spacing w:val="-4"/>
+                <w:sz w:val="24"/>
+              </w:rPr>
+              <w:t>1</w:t>
+            </w:r>
+            <w:r>
+              <w:rPr>
+                <w:rFonts w:ascii="Times New Roman" w:hAnsi="Times New Roman" w:cs="Times New Roman"/>
+                <w:spacing w:val="-4"/>
+                <w:sz w:val="24"/>
+              </w:rPr>
+              <w:t>6</w:t>
+            </w:r>
+            <w:r>
+              <w:rPr>
+                <w:rFonts w:ascii="Times New Roman" w:hAnsi="Times New Roman" w:cs="Times New Roman"/>
+                <w:spacing w:val="-4"/>
+                <w:sz w:val="24"/>
+              </w:rPr>
+              <w:t>/08/</w:t>
+            </w:r>
+            <w:r>
+              <w:rPr>
+                <w:rFonts w:ascii="Times New Roman" w:hAnsi="Times New Roman" w:cs="Times New Roman"/>
+                <w:spacing w:val="-4"/>
+                <w:sz w:val="24"/>
+              </w:rPr>
+              <w:t>2026</w:t>
+            </w:r>
+          </w:p>
+          <w:p>
+            <w:pPr>
+              <w:pStyle w:val="TableParagraph"/>
+              <w:spacing w:before="162"/>
+              <w:ind w:left="110"/>
+              <w:rPr>
+                <w:rFonts w:ascii="Times New Roman" w:hAnsi="Times New Roman" w:cs="Times New Roman"/>
+                <w:sz w:val="24"/>
+              </w:rPr>
+            </w:pPr>
+            <w:r>
+              <w:rPr>
+                <w:rFonts w:ascii="Times New Roman" w:hAnsi="Times New Roman" w:cs="Times New Roman"/>
+                <w:b/>
+                <w:spacing w:val="-6"/>
+                <w:sz w:val="24"/>
+                <w:u w:val="single"/>
+              </w:rPr>
+              <w:t>Version</w:t>
+            </w:r>
+            <w:r>
+              <w:rPr>
+                <w:rFonts w:ascii="Times New Roman" w:hAnsi="Times New Roman" w:cs="Times New Roman"/>
+                <w:b/>
+                <w:spacing w:val="-18"/>
+                <w:sz w:val="24"/>
+              </w:rPr>
+              <w:t xml:space="preserve"> </w:t>
+            </w:r>
+            <w:r>
+              <w:rPr>
+                <w:rFonts w:ascii="Times New Roman" w:hAnsi="Times New Roman" w:cs="Times New Roman"/>
+                <w:b/>
+                <w:spacing w:val="-6"/>
+                <w:sz w:val="24"/>
+              </w:rPr>
+              <w:t>:</w:t>
+            </w:r>
+            <w:r>
+              <w:rPr>
+                <w:rFonts w:ascii="Times New Roman" w:hAnsi="Times New Roman" w:cs="Times New Roman"/>
+                <w:b/>
+                <w:spacing w:val="-21"/>
+                <w:sz w:val="24"/>
+              </w:rPr>
+              <w:t xml:space="preserve"> </w:t>
+            </w:r>
+            <w:r>
+              <w:rPr>
+                <w:rFonts w:ascii="Times New Roman" w:hAnsi="Times New Roman" w:cs="Times New Roman"/>
+                <w:spacing w:val="-6"/>
+                <w:sz w:val="24"/>
+              </w:rPr>
+              <w:t>1.0</w:t>
+            </w:r>
+          </w:p>
+          <w:p>
+            <w:pPr>
+              <w:pStyle w:val="TableParagraph"/>
+              <w:spacing w:before="161"/>
+              <w:ind w:left="110"/>
+              <w:rPr>
+                <w:rFonts w:ascii="Times New Roman" w:hAnsi="Times New Roman" w:cs="Times New Roman"/>
+                <w:b/>
+                <w:sz w:val="24"/>
+              </w:rPr>
+            </w:pPr>
+            <w:r>
+              <w:rPr>
+                <w:rFonts w:ascii="Times New Roman" w:hAnsi="Times New Roman" w:cs="Times New Roman"/>
+                <w:b/>
+                <w:spacing w:val="-4"/>
+                <w:sz w:val="24"/>
+                <w:u w:val="single"/>
+              </w:rPr>
+              <w:t>Préconditions</w:t>
+            </w:r>
+            <w:r>
+              <w:rPr>
+                <w:rFonts w:ascii="Times New Roman" w:hAnsi="Times New Roman" w:cs="Times New Roman"/>
+                <w:b/>
+                <w:spacing w:val="4"/>
+                <w:sz w:val="24"/>
+              </w:rPr>
+              <w:t xml:space="preserve"> </w:t>
+            </w:r>
+            <w:r>
+              <w:rPr>
+                <w:rFonts w:ascii="Times New Roman" w:hAnsi="Times New Roman" w:cs="Times New Roman"/>
+                <w:b/>
+                <w:spacing w:val="-10"/>
+                <w:sz w:val="24"/>
+              </w:rPr>
+              <w:t>:</w:t>
+            </w:r>
+          </w:p>
+          <w:p>
+            <w:pPr>
+              <w:pStyle w:val="TableParagraph"/>
+              <w:numPr>
+                <w:ilvl w:val="0"/>
+                <w:numId w:val="26"/>
+              </w:numPr>
+              <w:tabs>
+                <w:tab w:val="left" w:pos="830"/>
+              </w:tabs>
+              <w:spacing w:before="162"/>
+              <w:rPr>
+                <w:rFonts w:ascii="Times New Roman" w:hAnsi="Times New Roman" w:cs="Times New Roman"/>
+                <w:sz w:val="24"/>
+                <w:lang w:val="fr-TG"/>
+              </w:rPr>
+            </w:pPr>
+            <w:r>
+              <w:rPr>
+                <w:rFonts w:ascii="Times New Roman" w:hAnsi="Times New Roman" w:cs="Times New Roman"/>
+                <w:sz w:val="24"/>
+                <w:lang w:val="fr-TG"/>
+              </w:rPr>
+              <w:t>L'acteur est connecté (Client ou Administrateur).</w:t>
+            </w:r>
+          </w:p>
+          <w:p>
+            <w:pPr>
+              <w:pStyle w:val="TableParagraph"/>
+              <w:numPr>
+                <w:ilvl w:val="0"/>
+                <w:numId w:val="26"/>
+              </w:numPr>
+              <w:tabs>
+                <w:tab w:val="left" w:pos="830"/>
+              </w:tabs>
+              <w:spacing w:before="162"/>
+              <w:rPr>
+                <w:rFonts w:ascii="Times New Roman" w:hAnsi="Times New Roman" w:cs="Times New Roman"/>
+                <w:sz w:val="24"/>
+                <w:lang w:val="fr-TG"/>
+              </w:rPr>
+            </w:pPr>
+            <w:r>
+              <w:rPr>
+                <w:rFonts w:ascii="Times New Roman" w:hAnsi="Times New Roman" w:cs="Times New Roman"/>
+                <w:sz w:val="24"/>
+                <w:lang w:val="fr-TG"/>
+              </w:rPr>
+              <w:t xml:space="preserve">Au moins une catégorie </w:t>
+            </w:r>
+            <w:r>
+              <w:rPr>
+                <w:rFonts w:ascii="Times New Roman" w:hAnsi="Times New Roman" w:cs="Times New Roman"/>
+                <w:sz w:val="24"/>
+                <w:lang w:val="fr-TG"/>
+              </w:rPr>
+              <w:t xml:space="preserve">de ticket </w:t>
+            </w:r>
+            <w:r>
+              <w:rPr>
+                <w:rFonts w:ascii="Times New Roman" w:hAnsi="Times New Roman" w:cs="Times New Roman"/>
+                <w:sz w:val="24"/>
+                <w:lang w:val="fr-TG"/>
+              </w:rPr>
+              <w:t>existe.</w:t>
+            </w:r>
+          </w:p>
+          <w:p>
+            <w:pPr>
+              <w:pStyle w:val="TableParagraph"/>
+              <w:tabs>
+                <w:tab w:val="left" w:pos="830"/>
+              </w:tabs>
+              <w:spacing w:before="162"/>
+              <w:ind w:left="830"/>
+              <w:rPr>
+                <w:rFonts w:ascii="Times New Roman" w:hAnsi="Times New Roman" w:cs="Times New Roman"/>
+                <w:sz w:val="24"/>
+                <w:lang w:val="fr-TG"/>
+              </w:rPr>
+            </w:pPr>
+          </w:p>
+        </w:tc>
+      </w:tr>
+      <w:tr>
+        <w:trPr>
+          <w:trHeight w:val="440"/>
+          <w:jc w:val="center"/>
+        </w:trPr>
+        <w:tc>
+          <w:tcPr>
+            <w:tcW w:w="9065" w:type="dxa"/>
+          </w:tcPr>
+          <w:p>
+            <w:pPr>
+              <w:pStyle w:val="TableParagraph"/>
+              <w:spacing w:line="278" w:lineRule="exact"/>
+              <w:ind w:left="110"/>
+              <w:rPr>
+                <w:rFonts w:ascii="Times New Roman" w:hAnsi="Times New Roman" w:cs="Times New Roman"/>
+                <w:b/>
+                <w:sz w:val="24"/>
+              </w:rPr>
+            </w:pPr>
+            <w:r>
+              <w:rPr>
+                <w:rFonts w:ascii="Times New Roman" w:hAnsi="Times New Roman" w:cs="Times New Roman"/>
+                <w:b/>
+                <w:spacing w:val="2"/>
+                <w:sz w:val="24"/>
+              </w:rPr>
+              <w:t>SCENARIO</w:t>
+            </w:r>
+            <w:r>
+              <w:rPr>
+                <w:rFonts w:ascii="Times New Roman" w:hAnsi="Times New Roman" w:cs="Times New Roman"/>
+                <w:b/>
+                <w:spacing w:val="8"/>
+                <w:sz w:val="24"/>
+              </w:rPr>
+              <w:t xml:space="preserve"> </w:t>
+            </w:r>
+            <w:r>
+              <w:rPr>
+                <w:rFonts w:ascii="Times New Roman" w:hAnsi="Times New Roman" w:cs="Times New Roman"/>
+                <w:b/>
+                <w:spacing w:val="2"/>
+                <w:sz w:val="24"/>
+              </w:rPr>
+              <w:t>NOMINAL</w:t>
+            </w:r>
+            <w:r>
+              <w:rPr>
+                <w:rFonts w:ascii="Times New Roman" w:hAnsi="Times New Roman" w:cs="Times New Roman"/>
+                <w:b/>
+                <w:spacing w:val="16"/>
+                <w:sz w:val="24"/>
+              </w:rPr>
+              <w:t xml:space="preserve"> </w:t>
+            </w:r>
+            <w:r>
+              <w:rPr>
+                <w:rFonts w:ascii="Times New Roman" w:hAnsi="Times New Roman" w:cs="Times New Roman"/>
+                <w:b/>
+                <w:spacing w:val="-10"/>
+                <w:sz w:val="24"/>
+              </w:rPr>
+              <w:t>:</w:t>
+            </w:r>
+          </w:p>
+        </w:tc>
+      </w:tr>
+      <w:tr>
+        <w:trPr>
+          <w:trHeight w:val="2611"/>
+          <w:jc w:val="center"/>
+        </w:trPr>
+        <w:tc>
+          <w:tcPr>
+            <w:tcW w:w="9065" w:type="dxa"/>
+          </w:tcPr>
+          <w:p>
+            <w:pPr>
+              <w:pStyle w:val="Paragraphedeliste"/>
+              <w:numPr>
+                <w:ilvl w:val="0"/>
+                <w:numId w:val="27"/>
+              </w:numPr>
+              <w:spacing w:before="100" w:beforeAutospacing="1" w:after="100" w:afterAutospacing="1" w:line="240" w:lineRule="auto"/>
+              <w:jc w:val="left"/>
+              <w:rPr>
+                <w:rFonts w:eastAsia="Times New Roman" w:cs="Times New Roman"/>
+                <w:szCs w:val="24"/>
+                <w:lang w:val="fr-TG" w:eastAsia="fr-TG"/>
+              </w:rPr>
+            </w:pPr>
+            <w:r>
+              <w:rPr>
+                <w:rFonts w:eastAsia="Times New Roman" w:cs="Times New Roman"/>
+                <w:szCs w:val="24"/>
+                <w:lang w:val="fr-TG" w:eastAsia="fr-TG"/>
+              </w:rPr>
+              <w:lastRenderedPageBreak/>
+              <w:t>L'acteur ouvre le formulaire de création.</w:t>
+            </w:r>
+            <w:r>
+              <w:rPr>
+                <w:rFonts w:eastAsia="Times New Roman" w:cs="Times New Roman"/>
+                <w:szCs w:val="24"/>
+                <w:lang w:val="fr-TG" w:eastAsia="fr-TG"/>
+              </w:rPr>
+              <w:t xml:space="preserve"> (SA1)</w:t>
+            </w:r>
+          </w:p>
+          <w:p>
+            <w:pPr>
+              <w:pStyle w:val="Paragraphedeliste"/>
+              <w:numPr>
+                <w:ilvl w:val="0"/>
+                <w:numId w:val="27"/>
+              </w:numPr>
+              <w:spacing w:before="100" w:beforeAutospacing="1" w:after="100" w:afterAutospacing="1" w:line="240" w:lineRule="auto"/>
+              <w:jc w:val="left"/>
+              <w:rPr>
+                <w:rFonts w:eastAsia="Times New Roman" w:cs="Times New Roman"/>
+                <w:szCs w:val="24"/>
+                <w:lang w:val="fr-TG" w:eastAsia="fr-TG"/>
+              </w:rPr>
+            </w:pPr>
+            <w:r>
+              <w:rPr>
+                <w:rFonts w:eastAsia="Times New Roman" w:cs="Times New Roman"/>
+                <w:szCs w:val="24"/>
+                <w:lang w:val="fr-TG" w:eastAsia="fr-TG"/>
+              </w:rPr>
+              <w:t>Il saisit le titre, la description, la priorité, choisit une catégorie et renseigne le lieu d'intervention.</w:t>
+            </w:r>
+          </w:p>
+          <w:p>
+            <w:pPr>
+              <w:pStyle w:val="Paragraphedeliste"/>
+              <w:numPr>
+                <w:ilvl w:val="0"/>
+                <w:numId w:val="27"/>
+              </w:numPr>
+              <w:spacing w:before="100" w:beforeAutospacing="1" w:after="100" w:afterAutospacing="1" w:line="240" w:lineRule="auto"/>
+              <w:jc w:val="left"/>
+              <w:rPr>
+                <w:rFonts w:eastAsia="Times New Roman" w:cs="Times New Roman"/>
+                <w:szCs w:val="24"/>
+                <w:lang w:val="fr-TG" w:eastAsia="fr-TG"/>
+              </w:rPr>
+            </w:pPr>
+            <w:r>
+              <w:rPr>
+                <w:rFonts w:eastAsia="Times New Roman" w:cs="Times New Roman"/>
+                <w:szCs w:val="24"/>
+                <w:lang w:val="fr-TG" w:eastAsia="fr-TG"/>
+              </w:rPr>
+              <w:t>Le système valide les champs obligatoires.</w:t>
+            </w:r>
+            <w:r>
+              <w:rPr>
+                <w:rFonts w:eastAsia="Times New Roman" w:cs="Times New Roman"/>
+                <w:szCs w:val="24"/>
+                <w:lang w:val="fr-TG" w:eastAsia="fr-TG"/>
+              </w:rPr>
+              <w:t xml:space="preserve"> (SE3)</w:t>
+            </w:r>
+          </w:p>
+          <w:p>
+            <w:pPr>
+              <w:pStyle w:val="Paragraphedeliste"/>
+              <w:numPr>
+                <w:ilvl w:val="0"/>
+                <w:numId w:val="27"/>
+              </w:numPr>
+              <w:spacing w:before="100" w:beforeAutospacing="1" w:after="100" w:afterAutospacing="1" w:line="240" w:lineRule="auto"/>
+              <w:jc w:val="left"/>
+              <w:rPr>
+                <w:rFonts w:eastAsia="Times New Roman" w:cs="Times New Roman"/>
+                <w:szCs w:val="24"/>
+                <w:lang w:val="fr-TG" w:eastAsia="fr-TG"/>
+              </w:rPr>
+            </w:pPr>
+            <w:r>
+              <w:rPr>
+                <w:rFonts w:eastAsia="Times New Roman" w:cs="Times New Roman"/>
+                <w:szCs w:val="24"/>
+                <w:lang w:val="fr-TG" w:eastAsia="fr-TG"/>
+              </w:rPr>
+              <w:t>Le système crée le ticket au statut Ouvert et l'associe à son propriétaire</w:t>
+            </w:r>
+            <w:r>
+              <w:rPr>
+                <w:rFonts w:eastAsia="Times New Roman" w:cs="Times New Roman"/>
+                <w:szCs w:val="24"/>
+                <w:lang w:val="fr-TG" w:eastAsia="fr-TG"/>
+              </w:rPr>
+              <w:t xml:space="preserve"> (celui qui a créée le ticket)</w:t>
+            </w:r>
+            <w:r>
+              <w:rPr>
+                <w:rFonts w:eastAsia="Times New Roman" w:cs="Times New Roman"/>
+                <w:szCs w:val="24"/>
+                <w:lang w:val="fr-TG" w:eastAsia="fr-TG"/>
+              </w:rPr>
+              <w:t>.</w:t>
+            </w:r>
+          </w:p>
+          <w:p>
+            <w:pPr>
+              <w:pStyle w:val="Paragraphedeliste"/>
+              <w:numPr>
+                <w:ilvl w:val="0"/>
+                <w:numId w:val="27"/>
+              </w:numPr>
+              <w:spacing w:before="100" w:beforeAutospacing="1" w:after="100" w:afterAutospacing="1" w:line="240" w:lineRule="auto"/>
+              <w:jc w:val="left"/>
+              <w:rPr>
+                <w:rFonts w:eastAsia="Times New Roman" w:cs="Times New Roman"/>
+                <w:szCs w:val="24"/>
+                <w:lang w:val="fr-TG" w:eastAsia="fr-TG"/>
+              </w:rPr>
+            </w:pPr>
+            <w:r>
+              <w:rPr>
+                <w:rFonts w:eastAsia="Times New Roman" w:cs="Times New Roman"/>
+                <w:szCs w:val="24"/>
+                <w:lang w:val="fr-TG" w:eastAsia="fr-TG"/>
+              </w:rPr>
+              <w:t>Le système affiche le ticket créé.</w:t>
+            </w:r>
+          </w:p>
+        </w:tc>
+      </w:tr>
+      <w:tr>
+        <w:trPr>
+          <w:trHeight w:val="440"/>
+          <w:jc w:val="center"/>
+        </w:trPr>
+        <w:tc>
+          <w:tcPr>
+            <w:tcW w:w="9065" w:type="dxa"/>
+          </w:tcPr>
+          <w:p>
+            <w:pPr>
+              <w:pStyle w:val="TableParagraph"/>
+              <w:spacing w:line="278" w:lineRule="exact"/>
+              <w:ind w:left="110"/>
+              <w:rPr>
+                <w:rFonts w:ascii="Times New Roman" w:hAnsi="Times New Roman" w:cs="Times New Roman"/>
+                <w:b/>
+                <w:sz w:val="24"/>
+              </w:rPr>
+            </w:pPr>
+            <w:r>
+              <w:rPr>
+                <w:rFonts w:ascii="Times New Roman" w:hAnsi="Times New Roman" w:cs="Times New Roman"/>
+                <w:b/>
+                <w:sz w:val="24"/>
+              </w:rPr>
+              <w:t>SCENARIOS</w:t>
+            </w:r>
+            <w:r>
+              <w:rPr>
+                <w:rFonts w:ascii="Times New Roman" w:hAnsi="Times New Roman" w:cs="Times New Roman"/>
+                <w:b/>
+                <w:spacing w:val="-19"/>
+                <w:sz w:val="24"/>
+              </w:rPr>
+              <w:t xml:space="preserve"> </w:t>
+            </w:r>
+            <w:r>
+              <w:rPr>
+                <w:rFonts w:ascii="Times New Roman" w:hAnsi="Times New Roman" w:cs="Times New Roman"/>
+                <w:b/>
+                <w:sz w:val="24"/>
+              </w:rPr>
+              <w:t>ALTERNATIFS</w:t>
+            </w:r>
+            <w:r>
+              <w:rPr>
+                <w:rFonts w:ascii="Times New Roman" w:hAnsi="Times New Roman" w:cs="Times New Roman"/>
+                <w:b/>
+                <w:spacing w:val="-18"/>
+                <w:sz w:val="24"/>
+              </w:rPr>
+              <w:t xml:space="preserve"> </w:t>
+            </w:r>
+            <w:r>
+              <w:rPr>
+                <w:rFonts w:ascii="Times New Roman" w:hAnsi="Times New Roman" w:cs="Times New Roman"/>
+                <w:b/>
+                <w:spacing w:val="-10"/>
+                <w:sz w:val="24"/>
+              </w:rPr>
+              <w:t>:</w:t>
+            </w:r>
+          </w:p>
+        </w:tc>
+      </w:tr>
+      <w:tr>
+        <w:trPr>
+          <w:trHeight w:val="1175"/>
+          <w:jc w:val="center"/>
+        </w:trPr>
+        <w:tc>
+          <w:tcPr>
+            <w:tcW w:w="9065" w:type="dxa"/>
+          </w:tcPr>
+          <w:p>
+            <w:pPr>
+              <w:pStyle w:val="TableParagraph"/>
+              <w:numPr>
+                <w:ilvl w:val="0"/>
+                <w:numId w:val="30"/>
+              </w:numPr>
+              <w:spacing w:line="278" w:lineRule="exact"/>
+              <w:rPr>
+                <w:rFonts w:ascii="Times New Roman" w:hAnsi="Times New Roman" w:cs="Times New Roman"/>
+                <w:sz w:val="24"/>
+              </w:rPr>
+            </w:pPr>
+            <w:r>
+              <w:rPr>
+                <w:rFonts w:ascii="Times New Roman" w:hAnsi="Times New Roman" w:cs="Times New Roman"/>
+                <w:b/>
+                <w:bCs/>
+                <w:sz w:val="24"/>
+              </w:rPr>
+              <w:t>SA1 – Création par l'administrateur</w:t>
+            </w:r>
+            <w:r>
+              <w:rPr>
+                <w:rFonts w:ascii="Times New Roman" w:hAnsi="Times New Roman" w:cs="Times New Roman"/>
+                <w:sz w:val="24"/>
+              </w:rPr>
+              <w:t xml:space="preserve"> : </w:t>
+            </w:r>
+            <w:r>
+              <w:rPr>
+                <w:rFonts w:ascii="Times New Roman" w:hAnsi="Times New Roman" w:cs="Times New Roman"/>
+                <w:bCs/>
+                <w:iCs/>
+                <w:w w:val="90"/>
+                <w:sz w:val="24"/>
+              </w:rPr>
+              <w:t xml:space="preserve">Ce scénario se déclenche au point </w:t>
+            </w:r>
+            <w:r>
+              <w:rPr>
+                <w:rFonts w:ascii="Times New Roman" w:hAnsi="Times New Roman" w:cs="Times New Roman"/>
+                <w:bCs/>
+                <w:iCs/>
+                <w:w w:val="90"/>
+                <w:sz w:val="24"/>
+              </w:rPr>
+              <w:t>1</w:t>
+            </w:r>
+            <w:r>
+              <w:rPr>
+                <w:rFonts w:ascii="Times New Roman" w:hAnsi="Times New Roman" w:cs="Times New Roman"/>
+                <w:bCs/>
+                <w:iCs/>
+                <w:w w:val="90"/>
+                <w:sz w:val="24"/>
+              </w:rPr>
+              <w:t xml:space="preserve"> du scénario nominal</w:t>
+            </w:r>
+            <w:r>
+              <w:rPr>
+                <w:rFonts w:ascii="Times New Roman" w:hAnsi="Times New Roman" w:cs="Times New Roman"/>
+                <w:bCs/>
+                <w:iCs/>
+                <w:w w:val="90"/>
+                <w:sz w:val="24"/>
+              </w:rPr>
+              <w:t>.</w:t>
+            </w:r>
+          </w:p>
+          <w:p>
+            <w:pPr>
+              <w:pStyle w:val="TableParagraph"/>
+              <w:numPr>
+                <w:ilvl w:val="0"/>
+                <w:numId w:val="31"/>
+              </w:numPr>
+              <w:spacing w:line="278" w:lineRule="exact"/>
+              <w:rPr>
+                <w:rFonts w:ascii="Times New Roman" w:hAnsi="Times New Roman" w:cs="Times New Roman"/>
+                <w:sz w:val="24"/>
+                <w:lang w:val="fr-TG"/>
+              </w:rPr>
+            </w:pPr>
+            <w:r>
+              <w:rPr>
+                <w:rFonts w:ascii="Times New Roman" w:hAnsi="Times New Roman" w:cs="Times New Roman"/>
+                <w:sz w:val="24"/>
+              </w:rPr>
+              <w:t>L’</w:t>
+            </w:r>
+            <w:r>
+              <w:rPr>
+                <w:rFonts w:ascii="Times New Roman" w:hAnsi="Times New Roman" w:cs="Times New Roman"/>
+                <w:sz w:val="24"/>
+              </w:rPr>
+              <w:t>admin</w:t>
+            </w:r>
+            <w:r>
+              <w:rPr>
+                <w:rFonts w:ascii="Times New Roman" w:hAnsi="Times New Roman" w:cs="Times New Roman"/>
+                <w:sz w:val="24"/>
+              </w:rPr>
+              <w:t>istrateur</w:t>
+            </w:r>
+            <w:r>
+              <w:rPr>
+                <w:rFonts w:ascii="Times New Roman" w:hAnsi="Times New Roman" w:cs="Times New Roman"/>
+                <w:sz w:val="24"/>
+              </w:rPr>
+              <w:t xml:space="preserve"> peut créer</w:t>
+            </w:r>
+            <w:r>
+              <w:rPr>
+                <w:rFonts w:ascii="Times New Roman" w:hAnsi="Times New Roman" w:cs="Times New Roman"/>
+                <w:sz w:val="24"/>
+              </w:rPr>
+              <w:t xml:space="preserve"> un ticket</w:t>
+            </w:r>
+            <w:r>
+              <w:rPr>
+                <w:rFonts w:ascii="Times New Roman" w:hAnsi="Times New Roman" w:cs="Times New Roman"/>
+                <w:sz w:val="24"/>
+              </w:rPr>
+              <w:t xml:space="preserve"> pour le compte d'un client</w:t>
+            </w:r>
+            <w:r>
+              <w:rPr>
+                <w:rFonts w:ascii="Times New Roman" w:hAnsi="Times New Roman" w:cs="Times New Roman"/>
+                <w:sz w:val="24"/>
+              </w:rPr>
+              <w:t xml:space="preserve"> en besoin</w:t>
+            </w:r>
+            <w:r>
+              <w:rPr>
+                <w:rFonts w:ascii="Times New Roman" w:hAnsi="Times New Roman" w:cs="Times New Roman"/>
+                <w:sz w:val="24"/>
+              </w:rPr>
+              <w:t>.</w:t>
+            </w:r>
+            <w:r>
+              <w:rPr>
+                <w:rFonts w:ascii="Times New Roman" w:hAnsi="Times New Roman" w:cs="Times New Roman"/>
+                <w:sz w:val="24"/>
+                <w:lang w:val="fr-TG"/>
+              </w:rPr>
+              <w:t xml:space="preserve"> </w:t>
+            </w:r>
+          </w:p>
+        </w:tc>
+      </w:tr>
+      <w:tr>
+        <w:trPr>
+          <w:trHeight w:val="440"/>
+          <w:jc w:val="center"/>
+        </w:trPr>
+        <w:tc>
+          <w:tcPr>
+            <w:tcW w:w="9065" w:type="dxa"/>
+          </w:tcPr>
+          <w:p>
+            <w:pPr>
+              <w:pStyle w:val="TableParagraph"/>
+              <w:spacing w:line="278" w:lineRule="exact"/>
+              <w:ind w:left="110"/>
+              <w:rPr>
+                <w:rFonts w:ascii="Times New Roman" w:hAnsi="Times New Roman" w:cs="Times New Roman"/>
+                <w:b/>
+                <w:sz w:val="24"/>
+              </w:rPr>
+            </w:pPr>
+            <w:r>
+              <w:rPr>
+                <w:rFonts w:ascii="Times New Roman" w:hAnsi="Times New Roman" w:cs="Times New Roman"/>
+                <w:b/>
+                <w:sz w:val="24"/>
+              </w:rPr>
+              <w:t>SCENARIO</w:t>
+            </w:r>
+            <w:r>
+              <w:rPr>
+                <w:rFonts w:ascii="Times New Roman" w:hAnsi="Times New Roman" w:cs="Times New Roman"/>
+                <w:b/>
+                <w:spacing w:val="20"/>
+                <w:sz w:val="24"/>
+              </w:rPr>
+              <w:t xml:space="preserve"> </w:t>
+            </w:r>
+            <w:r>
+              <w:rPr>
+                <w:rFonts w:ascii="Times New Roman" w:hAnsi="Times New Roman" w:cs="Times New Roman"/>
+                <w:b/>
+                <w:sz w:val="24"/>
+              </w:rPr>
+              <w:t>D’EXCEPTIONS</w:t>
+            </w:r>
+            <w:r>
+              <w:rPr>
+                <w:rFonts w:ascii="Times New Roman" w:hAnsi="Times New Roman" w:cs="Times New Roman"/>
+                <w:b/>
+                <w:spacing w:val="27"/>
+                <w:sz w:val="24"/>
+              </w:rPr>
+              <w:t xml:space="preserve"> </w:t>
+            </w:r>
+            <w:r>
+              <w:rPr>
+                <w:rFonts w:ascii="Times New Roman" w:hAnsi="Times New Roman" w:cs="Times New Roman"/>
+                <w:b/>
+                <w:spacing w:val="-10"/>
+                <w:sz w:val="24"/>
+              </w:rPr>
+              <w:t>:</w:t>
+            </w:r>
+          </w:p>
+        </w:tc>
+      </w:tr>
+      <w:tr>
+        <w:trPr>
+          <w:trHeight w:val="1510"/>
+          <w:jc w:val="center"/>
+        </w:trPr>
+        <w:tc>
+          <w:tcPr>
+            <w:tcW w:w="9065" w:type="dxa"/>
+          </w:tcPr>
+          <w:p>
+            <w:pPr>
+              <w:pStyle w:val="TableParagraph"/>
+              <w:numPr>
+                <w:ilvl w:val="0"/>
+                <w:numId w:val="29"/>
+              </w:numPr>
+              <w:spacing w:before="161"/>
+              <w:rPr>
+                <w:rFonts w:ascii="Times New Roman" w:hAnsi="Times New Roman" w:cs="Times New Roman"/>
+                <w:sz w:val="24"/>
+              </w:rPr>
+            </w:pPr>
+            <w:r>
+              <w:rPr>
+                <w:rFonts w:ascii="Times New Roman" w:hAnsi="Times New Roman" w:cs="Times New Roman"/>
+                <w:b/>
+                <w:bCs/>
+                <w:spacing w:val="-2"/>
+                <w:sz w:val="24"/>
+              </w:rPr>
+              <w:t>SE1 – Champ obligatoire manquant</w:t>
+            </w:r>
+            <w:r>
+              <w:rPr>
+                <w:rFonts w:ascii="Times New Roman" w:hAnsi="Times New Roman" w:cs="Times New Roman"/>
+                <w:b/>
+                <w:spacing w:val="-2"/>
+                <w:sz w:val="24"/>
+              </w:rPr>
+              <w:t xml:space="preserve"> </w:t>
+            </w:r>
+            <w:r>
+              <w:rPr>
+                <w:rFonts w:ascii="Times New Roman" w:hAnsi="Times New Roman" w:cs="Times New Roman"/>
+                <w:b/>
+                <w:spacing w:val="-2"/>
+                <w:sz w:val="24"/>
+              </w:rPr>
+              <w:t xml:space="preserve">: </w:t>
+            </w:r>
+            <w:r>
+              <w:rPr>
+                <w:rFonts w:ascii="Times New Roman" w:hAnsi="Times New Roman" w:cs="Times New Roman"/>
+                <w:bCs/>
+                <w:iCs/>
+                <w:w w:val="90"/>
+                <w:sz w:val="24"/>
+              </w:rPr>
+              <w:t xml:space="preserve">Ce scénario se déclenche au point </w:t>
+            </w:r>
+            <w:r>
+              <w:rPr>
+                <w:rFonts w:ascii="Times New Roman" w:hAnsi="Times New Roman" w:cs="Times New Roman"/>
+                <w:bCs/>
+                <w:iCs/>
+                <w:w w:val="90"/>
+                <w:sz w:val="24"/>
+              </w:rPr>
+              <w:t>3 du scénario nominal</w:t>
+            </w:r>
+            <w:r>
+              <w:rPr>
+                <w:rFonts w:ascii="Times New Roman" w:hAnsi="Times New Roman" w:cs="Times New Roman"/>
+                <w:bCs/>
+                <w:iCs/>
+                <w:w w:val="90"/>
+                <w:sz w:val="24"/>
+              </w:rPr>
+              <w:t xml:space="preserve">. </w:t>
+            </w:r>
+          </w:p>
+          <w:p>
+            <w:pPr>
+              <w:pStyle w:val="TableParagraph"/>
+              <w:numPr>
+                <w:ilvl w:val="0"/>
+                <w:numId w:val="28"/>
+              </w:numPr>
+              <w:spacing w:before="161"/>
+              <w:rPr>
+                <w:rFonts w:ascii="Times New Roman" w:hAnsi="Times New Roman" w:cs="Times New Roman"/>
+                <w:b/>
+                <w:spacing w:val="-2"/>
+                <w:sz w:val="24"/>
+              </w:rPr>
+            </w:pPr>
+            <w:r>
+              <w:rPr>
+                <w:rFonts w:ascii="Times New Roman" w:hAnsi="Times New Roman" w:cs="Times New Roman"/>
+                <w:bCs/>
+                <w:spacing w:val="-2"/>
+                <w:sz w:val="24"/>
+              </w:rPr>
+              <w:t>L</w:t>
+            </w:r>
+            <w:r>
+              <w:rPr>
+                <w:rFonts w:ascii="Times New Roman" w:hAnsi="Times New Roman" w:cs="Times New Roman"/>
+                <w:bCs/>
+                <w:spacing w:val="-2"/>
+                <w:sz w:val="24"/>
+              </w:rPr>
+              <w:t>e système refuse et signale les champs à corriger.</w:t>
+            </w:r>
+          </w:p>
+        </w:tc>
+      </w:tr>
+      <w:tr>
+        <w:trPr>
+          <w:trHeight w:val="616"/>
+          <w:jc w:val="center"/>
+        </w:trPr>
+        <w:tc>
+          <w:tcPr>
+            <w:tcW w:w="9065" w:type="dxa"/>
+          </w:tcPr>
+          <w:p>
+            <w:pPr>
+              <w:pStyle w:val="TableParagraph"/>
+              <w:spacing w:before="161"/>
+              <w:ind w:left="0"/>
+              <w:rPr>
+                <w:rFonts w:ascii="Times New Roman" w:hAnsi="Times New Roman" w:cs="Times New Roman"/>
+                <w:b/>
+                <w:bCs/>
+                <w:iCs/>
+                <w:w w:val="90"/>
+                <w:sz w:val="24"/>
+              </w:rPr>
+            </w:pPr>
+            <w:r>
+              <w:rPr>
+                <w:rFonts w:ascii="Times New Roman" w:hAnsi="Times New Roman" w:cs="Times New Roman"/>
+                <w:b/>
+                <w:bCs/>
+                <w:iCs/>
+                <w:w w:val="90"/>
+                <w:sz w:val="24"/>
+              </w:rPr>
+              <w:t xml:space="preserve">  POST-CONDITIONS</w:t>
+            </w:r>
+          </w:p>
+        </w:tc>
+      </w:tr>
+      <w:tr>
+        <w:trPr>
+          <w:trHeight w:val="616"/>
+          <w:jc w:val="center"/>
+        </w:trPr>
+        <w:tc>
+          <w:tcPr>
+            <w:tcW w:w="9065" w:type="dxa"/>
+          </w:tcPr>
+          <w:p>
+            <w:pPr>
+              <w:pStyle w:val="TableParagraph"/>
+              <w:numPr>
+                <w:ilvl w:val="0"/>
+                <w:numId w:val="25"/>
+              </w:numPr>
+              <w:spacing w:before="161"/>
+              <w:rPr>
+                <w:rFonts w:ascii="Times New Roman" w:hAnsi="Times New Roman" w:cs="Times New Roman"/>
+                <w:b/>
+                <w:bCs/>
+                <w:iCs/>
+                <w:w w:val="90"/>
+                <w:sz w:val="24"/>
+              </w:rPr>
+            </w:pPr>
+            <w:r>
+              <w:rPr>
+                <w:rFonts w:ascii="Times New Roman" w:hAnsi="Times New Roman" w:cs="Times New Roman"/>
+                <w:b/>
+                <w:bCs/>
+                <w:iCs/>
+                <w:w w:val="90"/>
+                <w:sz w:val="24"/>
+              </w:rPr>
+              <w:t>Le cas d’utilisation se termine en succès si :</w:t>
+            </w:r>
+          </w:p>
+          <w:p>
+            <w:pPr>
+              <w:pStyle w:val="TableParagraph"/>
+              <w:numPr>
+                <w:ilvl w:val="0"/>
+                <w:numId w:val="23"/>
+              </w:numPr>
+              <w:spacing w:before="161"/>
+              <w:rPr>
+                <w:rFonts w:ascii="Times New Roman" w:hAnsi="Times New Roman" w:cs="Times New Roman"/>
+                <w:iCs/>
+                <w:w w:val="90"/>
+                <w:sz w:val="24"/>
+              </w:rPr>
+            </w:pPr>
+            <w:r>
+              <w:rPr>
+                <w:rFonts w:ascii="Times New Roman" w:hAnsi="Times New Roman" w:cs="Times New Roman"/>
+                <w:iCs/>
+                <w:w w:val="90"/>
+                <w:sz w:val="24"/>
+              </w:rPr>
+              <w:t>Les informations de la candidature sont enregistrées dans la base de données.</w:t>
+            </w:r>
+          </w:p>
+          <w:p>
+            <w:pPr>
+              <w:pStyle w:val="TableParagraph"/>
+              <w:numPr>
+                <w:ilvl w:val="0"/>
+                <w:numId w:val="23"/>
+              </w:numPr>
+              <w:spacing w:before="161"/>
+              <w:rPr>
+                <w:rFonts w:ascii="Times New Roman" w:hAnsi="Times New Roman" w:cs="Times New Roman"/>
+                <w:iCs/>
+                <w:w w:val="90"/>
+                <w:sz w:val="24"/>
+              </w:rPr>
+            </w:pPr>
+            <w:r>
+              <w:rPr>
+                <w:rFonts w:ascii="Times New Roman" w:hAnsi="Times New Roman" w:cs="Times New Roman"/>
+                <w:iCs/>
+                <w:w w:val="90"/>
+                <w:sz w:val="24"/>
+              </w:rPr>
+              <w:t>L</w:t>
+            </w:r>
+            <w:r>
+              <w:rPr>
+                <w:rFonts w:ascii="Times New Roman" w:hAnsi="Times New Roman" w:cs="Times New Roman"/>
+                <w:iCs/>
+                <w:w w:val="90"/>
+                <w:sz w:val="24"/>
+              </w:rPr>
+              <w:t>a</w:t>
+            </w:r>
+            <w:r>
+              <w:rPr>
+                <w:rFonts w:ascii="Times New Roman" w:hAnsi="Times New Roman" w:cs="Times New Roman"/>
+                <w:iCs/>
+                <w:w w:val="90"/>
+                <w:sz w:val="24"/>
+              </w:rPr>
+              <w:t xml:space="preserve"> session</w:t>
+            </w:r>
+            <w:r>
+              <w:rPr>
+                <w:rFonts w:ascii="Times New Roman" w:hAnsi="Times New Roman" w:cs="Times New Roman"/>
+                <w:iCs/>
+                <w:w w:val="90"/>
+                <w:sz w:val="24"/>
+              </w:rPr>
+              <w:t xml:space="preserve"> est</w:t>
+            </w:r>
+            <w:r>
+              <w:rPr>
+                <w:rFonts w:ascii="Times New Roman" w:hAnsi="Times New Roman" w:cs="Times New Roman"/>
+                <w:iCs/>
+                <w:w w:val="90"/>
+                <w:sz w:val="24"/>
+              </w:rPr>
+              <w:t xml:space="preserve"> ouverte</w:t>
+            </w:r>
+            <w:r>
+              <w:rPr>
+                <w:rFonts w:ascii="Times New Roman" w:hAnsi="Times New Roman" w:cs="Times New Roman"/>
+                <w:iCs/>
+                <w:w w:val="90"/>
+                <w:sz w:val="24"/>
+              </w:rPr>
+              <w:t xml:space="preserve"> et</w:t>
+            </w:r>
+            <w:r>
+              <w:rPr>
+                <w:rFonts w:ascii="Times New Roman" w:hAnsi="Times New Roman" w:cs="Times New Roman"/>
+                <w:iCs/>
+                <w:w w:val="90"/>
+                <w:sz w:val="24"/>
+              </w:rPr>
+              <w:t xml:space="preserve"> rôle appliqué</w:t>
+            </w:r>
+          </w:p>
+          <w:p>
+            <w:pPr>
+              <w:pStyle w:val="TableParagraph"/>
+              <w:numPr>
+                <w:ilvl w:val="0"/>
+                <w:numId w:val="25"/>
+              </w:numPr>
+              <w:spacing w:before="161"/>
+              <w:rPr>
+                <w:rFonts w:ascii="Times New Roman" w:hAnsi="Times New Roman" w:cs="Times New Roman"/>
+                <w:b/>
+                <w:bCs/>
+                <w:iCs/>
+                <w:w w:val="90"/>
+                <w:sz w:val="24"/>
+              </w:rPr>
+            </w:pPr>
+            <w:r>
+              <w:rPr>
+                <w:rFonts w:ascii="Times New Roman" w:hAnsi="Times New Roman" w:cs="Times New Roman"/>
+                <w:b/>
+                <w:bCs/>
+                <w:iCs/>
+                <w:w w:val="90"/>
+                <w:sz w:val="24"/>
+              </w:rPr>
+              <w:t>Le cas d’utilisation se termine en échec si :</w:t>
+            </w:r>
+          </w:p>
+          <w:p>
+            <w:pPr>
+              <w:pStyle w:val="TableParagraph"/>
+              <w:numPr>
+                <w:ilvl w:val="0"/>
+                <w:numId w:val="26"/>
+              </w:numPr>
+              <w:spacing w:before="161"/>
+              <w:rPr>
+                <w:rFonts w:ascii="Times New Roman" w:hAnsi="Times New Roman" w:cs="Times New Roman"/>
+                <w:b/>
+                <w:bCs/>
+                <w:iCs/>
+                <w:w w:val="90"/>
+                <w:sz w:val="24"/>
+              </w:rPr>
+            </w:pPr>
+            <w:r>
+              <w:rPr>
+                <w:rFonts w:ascii="Times New Roman" w:hAnsi="Times New Roman" w:cs="Times New Roman"/>
+                <w:iCs/>
+                <w:w w:val="90"/>
+                <w:sz w:val="24"/>
+              </w:rPr>
+              <w:t xml:space="preserve">L’enregistrement de la candidature échoue pour une raison technique ou </w:t>
+            </w:r>
+            <w:r>
+              <w:rPr>
+                <w:rFonts w:ascii="Times New Roman" w:hAnsi="Times New Roman" w:cs="Times New Roman"/>
+                <w:iCs/>
+                <w:w w:val="90"/>
+                <w:sz w:val="24"/>
+              </w:rPr>
+              <w:t>lorsqu’aucune session n’a été créée.</w:t>
+            </w:r>
+          </w:p>
+          <w:p>
+            <w:pPr>
+              <w:pStyle w:val="TableParagraph"/>
+              <w:spacing w:before="161"/>
+              <w:ind w:left="1360"/>
+              <w:rPr>
+                <w:rFonts w:ascii="Times New Roman" w:hAnsi="Times New Roman" w:cs="Times New Roman"/>
+                <w:b/>
+                <w:bCs/>
+                <w:iCs/>
+                <w:w w:val="90"/>
+                <w:sz w:val="24"/>
+              </w:rPr>
+            </w:pPr>
+          </w:p>
+        </w:tc>
+      </w:tr>
+    </w:tbl>
+    <w:p>
+      <w:pPr>
+        <w:pStyle w:val="Paragraphedeliste"/>
+      </w:pPr>
+    </w:p>
     <w:p/>
     <w:sectPr>
       <w:headerReference w:type="default" r:id="rId22"/>
@@ -14672,6 +15867,103 @@
     </w:lvl>
   </w:abstractNum>
   <w:abstractNum w:abstractNumId="5" w15:restartNumberingAfterBreak="0">
+    <w:nsid w:val="0C8C120A"/>
+    <w:multiLevelType w:val="hybridMultilevel"/>
+    <w:tmpl w:val="7292DC40"/>
+    <w:lvl w:ilvl="0" w:tplc="2A7E7E14">
+      <w:numFmt w:val="bullet"/>
+      <w:lvlText w:val=""/>
+      <w:lvlJc w:val="left"/>
+      <w:pPr>
+        <w:ind w:left="1091" w:hanging="360"/>
+      </w:pPr>
+      <w:rPr>
+        <w:rFonts w:ascii="Wingdings" w:eastAsia="Wingdings" w:hAnsi="Wingdings" w:cs="Wingdings" w:hint="default"/>
+        <w:b w:val="0"/>
+        <w:bCs w:val="0"/>
+        <w:i w:val="0"/>
+        <w:iCs w:val="0"/>
+        <w:spacing w:val="0"/>
+        <w:w w:val="100"/>
+        <w:sz w:val="24"/>
+        <w:szCs w:val="24"/>
+        <w:lang w:val="fr-FR" w:eastAsia="en-US" w:bidi="ar-SA"/>
+      </w:rPr>
+    </w:lvl>
+    <w:lvl w:ilvl="1" w:tplc="FFFFFFFF" w:tentative="1">
+      <w:start w:val="1"/>
+      <w:numFmt w:val="lowerLetter"/>
+      <w:lvlText w:val="%2."/>
+      <w:lvlJc w:val="left"/>
+      <w:pPr>
+        <w:ind w:left="1811" w:hanging="360"/>
+      </w:pPr>
+    </w:lvl>
+    <w:lvl w:ilvl="2" w:tplc="FFFFFFFF" w:tentative="1">
+      <w:start w:val="1"/>
+      <w:numFmt w:val="lowerRoman"/>
+      <w:lvlText w:val="%3."/>
+      <w:lvlJc w:val="right"/>
+      <w:pPr>
+        <w:ind w:left="2531" w:hanging="180"/>
+      </w:pPr>
+    </w:lvl>
+    <w:lvl w:ilvl="3" w:tplc="FFFFFFFF" w:tentative="1">
+      <w:start w:val="1"/>
+      <w:numFmt w:val="decimal"/>
+      <w:lvlText w:val="%4."/>
+      <w:lvlJc w:val="left"/>
+      <w:pPr>
+        <w:ind w:left="3251" w:hanging="360"/>
+      </w:pPr>
+    </w:lvl>
+    <w:lvl w:ilvl="4" w:tplc="FFFFFFFF" w:tentative="1">
+      <w:start w:val="1"/>
+      <w:numFmt w:val="lowerLetter"/>
+      <w:lvlText w:val="%5."/>
+      <w:lvlJc w:val="left"/>
+      <w:pPr>
+        <w:ind w:left="3971" w:hanging="360"/>
+      </w:pPr>
+    </w:lvl>
+    <w:lvl w:ilvl="5" w:tplc="FFFFFFFF" w:tentative="1">
+      <w:start w:val="1"/>
+      <w:numFmt w:val="lowerRoman"/>
+      <w:lvlText w:val="%6."/>
+      <w:lvlJc w:val="right"/>
+      <w:pPr>
+        <w:ind w:left="4691" w:hanging="180"/>
+      </w:pPr>
+    </w:lvl>
+    <w:lvl w:ilvl="6" w:tplc="FFFFFFFF" w:tentative="1">
+      <w:start w:val="1"/>
+      <w:numFmt w:val="decimal"/>
+      <w:lvlText w:val="%7."/>
+      <w:lvlJc w:val="left"/>
+      <w:pPr>
+        <w:ind w:left="5411" w:hanging="360"/>
+      </w:pPr>
+    </w:lvl>
+    <w:lvl w:ilvl="7" w:tplc="FFFFFFFF" w:tentative="1">
+      <w:start w:val="1"/>
+      <w:numFmt w:val="lowerLetter"/>
+      <w:lvlText w:val="%8."/>
+      <w:lvlJc w:val="left"/>
+      <w:pPr>
+        <w:ind w:left="6131" w:hanging="360"/>
+      </w:pPr>
+    </w:lvl>
+    <w:lvl w:ilvl="8" w:tplc="FFFFFFFF" w:tentative="1">
+      <w:start w:val="1"/>
+      <w:numFmt w:val="lowerRoman"/>
+      <w:lvlText w:val="%9."/>
+      <w:lvlJc w:val="right"/>
+      <w:pPr>
+        <w:ind w:left="6851" w:hanging="180"/>
+      </w:pPr>
+    </w:lvl>
+  </w:abstractNum>
+  <w:abstractNum w:abstractNumId="6" w15:restartNumberingAfterBreak="0">
     <w:nsid w:val="0E417BB3"/>
     <w:multiLevelType w:val="hybridMultilevel"/>
     <w:tmpl w:val="BBFAFF58"/>
@@ -14784,7 +16076,105 @@
       </w:rPr>
     </w:lvl>
   </w:abstractNum>
-  <w:abstractNum w:abstractNumId="6" w15:restartNumberingAfterBreak="0">
+  <w:abstractNum w:abstractNumId="7" w15:restartNumberingAfterBreak="0">
+    <w:nsid w:val="10AE208F"/>
+    <w:multiLevelType w:val="hybridMultilevel"/>
+    <w:tmpl w:val="81DC518C"/>
+    <w:lvl w:ilvl="0" w:tplc="FFFFFFFF">
+      <w:start w:val="1"/>
+      <w:numFmt w:val="decimal"/>
+      <w:lvlText w:val="%1."/>
+      <w:lvlJc w:val="left"/>
+      <w:pPr>
+        <w:ind w:left="720" w:hanging="360"/>
+      </w:pPr>
+      <w:rPr>
+        <w:rFonts w:hint="default"/>
+        <w:b w:val="0"/>
+        <w:bCs/>
+        <w:i w:val="0"/>
+        <w:iCs w:val="0"/>
+        <w:spacing w:val="0"/>
+        <w:w w:val="100"/>
+        <w:sz w:val="24"/>
+        <w:szCs w:val="24"/>
+        <w:lang w:val="fr-FR" w:eastAsia="en-US" w:bidi="ar-SA"/>
+      </w:rPr>
+    </w:lvl>
+    <w:lvl w:ilvl="1" w:tplc="FFFFFFFF" w:tentative="1">
+      <w:start w:val="1"/>
+      <w:numFmt w:val="lowerLetter"/>
+      <w:lvlText w:val="%2."/>
+      <w:lvlJc w:val="left"/>
+      <w:pPr>
+        <w:ind w:left="1440" w:hanging="360"/>
+      </w:pPr>
+    </w:lvl>
+    <w:lvl w:ilvl="2" w:tplc="FFFFFFFF" w:tentative="1">
+      <w:start w:val="1"/>
+      <w:numFmt w:val="lowerRoman"/>
+      <w:lvlText w:val="%3."/>
+      <w:lvlJc w:val="right"/>
+      <w:pPr>
+        <w:ind w:left="2160" w:hanging="180"/>
+      </w:pPr>
+    </w:lvl>
+    <w:lvl w:ilvl="3" w:tplc="FFFFFFFF" w:tentative="1">
+      <w:start w:val="1"/>
+      <w:numFmt w:val="decimal"/>
+      <w:lvlText w:val="%4."/>
+      <w:lvlJc w:val="left"/>
+      <w:pPr>
+        <w:ind w:left="2880" w:hanging="360"/>
+      </w:pPr>
+    </w:lvl>
+    <w:lvl w:ilvl="4" w:tplc="FFFFFFFF" w:tentative="1">
+      <w:start w:val="1"/>
+      <w:numFmt w:val="lowerLetter"/>
+      <w:lvlText w:val="%5."/>
+      <w:lvlJc w:val="left"/>
+      <w:pPr>
+        <w:ind w:left="3600" w:hanging="360"/>
+      </w:pPr>
+    </w:lvl>
+    <w:lvl w:ilvl="5" w:tplc="FFFFFFFF" w:tentative="1">
+      <w:start w:val="1"/>
+      <w:numFmt w:val="lowerRoman"/>
+      <w:lvlText w:val="%6."/>
+      <w:lvlJc w:val="right"/>
+      <w:pPr>
+        <w:ind w:left="4320" w:hanging="180"/>
+      </w:pPr>
+    </w:lvl>
+    <w:lvl w:ilvl="6" w:tplc="FFFFFFFF" w:tentative="1">
+      <w:start w:val="1"/>
+      <w:numFmt w:val="decimal"/>
+      <w:lvlText w:val="%7."/>
+      <w:lvlJc w:val="left"/>
+      <w:pPr>
+        <w:ind w:left="5040" w:hanging="360"/>
+      </w:pPr>
+    </w:lvl>
+    <w:lvl w:ilvl="7" w:tplc="FFFFFFFF" w:tentative="1">
+      <w:start w:val="1"/>
+      <w:numFmt w:val="lowerLetter"/>
+      <w:lvlText w:val="%8."/>
+      <w:lvlJc w:val="left"/>
+      <w:pPr>
+        <w:ind w:left="5760" w:hanging="360"/>
+      </w:pPr>
+    </w:lvl>
+    <w:lvl w:ilvl="8" w:tplc="FFFFFFFF" w:tentative="1">
+      <w:start w:val="1"/>
+      <w:numFmt w:val="lowerRoman"/>
+      <w:lvlText w:val="%9."/>
+      <w:lvlJc w:val="right"/>
+      <w:pPr>
+        <w:ind w:left="6480" w:hanging="180"/>
+      </w:pPr>
+    </w:lvl>
+  </w:abstractNum>
+  <w:abstractNum w:abstractNumId="8" w15:restartNumberingAfterBreak="0">
     <w:nsid w:val="10FB2CB9"/>
     <w:multiLevelType w:val="hybridMultilevel"/>
     <w:tmpl w:val="F518514E"/>
@@ -14897,7 +16287,129 @@
       </w:rPr>
     </w:lvl>
   </w:abstractNum>
-  <w:abstractNum w:abstractNumId="7" w15:restartNumberingAfterBreak="0">
+  <w:abstractNum w:abstractNumId="9" w15:restartNumberingAfterBreak="0">
+    <w:nsid w:val="11866DA3"/>
+    <w:multiLevelType w:val="hybridMultilevel"/>
+    <w:tmpl w:val="75F0DC74"/>
+    <w:lvl w:ilvl="0" w:tplc="FFFFFFFF">
+      <w:start w:val="1"/>
+      <w:numFmt w:val="decimal"/>
+      <w:lvlText w:val="%1."/>
+      <w:lvlJc w:val="left"/>
+      <w:pPr>
+        <w:ind w:left="825" w:hanging="360"/>
+      </w:pPr>
+      <w:rPr>
+        <w:rFonts w:hint="default"/>
+        <w:b w:val="0"/>
+        <w:bCs/>
+        <w:i w:val="0"/>
+        <w:iCs w:val="0"/>
+        <w:spacing w:val="0"/>
+        <w:w w:val="100"/>
+        <w:sz w:val="24"/>
+        <w:szCs w:val="24"/>
+        <w:lang w:val="fr-FR" w:eastAsia="en-US" w:bidi="ar-SA"/>
+      </w:rPr>
+    </w:lvl>
+    <w:lvl w:ilvl="1" w:tplc="FFFFFFFF" w:tentative="1">
+      <w:start w:val="1"/>
+      <w:numFmt w:val="bullet"/>
+      <w:lvlText w:val="o"/>
+      <w:lvlJc w:val="left"/>
+      <w:pPr>
+        <w:ind w:left="1545" w:hanging="360"/>
+      </w:pPr>
+      <w:rPr>
+        <w:rFonts w:ascii="Courier New" w:hAnsi="Courier New" w:cs="Courier New" w:hint="default"/>
+      </w:rPr>
+    </w:lvl>
+    <w:lvl w:ilvl="2" w:tplc="FFFFFFFF" w:tentative="1">
+      <w:start w:val="1"/>
+      <w:numFmt w:val="bullet"/>
+      <w:lvlText w:val=""/>
+      <w:lvlJc w:val="left"/>
+      <w:pPr>
+        <w:ind w:left="2265" w:hanging="360"/>
+      </w:pPr>
+      <w:rPr>
+        <w:rFonts w:ascii="Wingdings" w:hAnsi="Wingdings" w:hint="default"/>
+      </w:rPr>
+    </w:lvl>
+    <w:lvl w:ilvl="3" w:tplc="FFFFFFFF" w:tentative="1">
+      <w:start w:val="1"/>
+      <w:numFmt w:val="bullet"/>
+      <w:lvlText w:val=""/>
+      <w:lvlJc w:val="left"/>
+      <w:pPr>
+        <w:ind w:left="2985" w:hanging="360"/>
+      </w:pPr>
+      <w:rPr>
+        <w:rFonts w:ascii="Symbol" w:hAnsi="Symbol" w:hint="default"/>
+      </w:rPr>
+    </w:lvl>
+    <w:lvl w:ilvl="4" w:tplc="FFFFFFFF" w:tentative="1">
+      <w:start w:val="1"/>
+      <w:numFmt w:val="bullet"/>
+      <w:lvlText w:val="o"/>
+      <w:lvlJc w:val="left"/>
+      <w:pPr>
+        <w:ind w:left="3705" w:hanging="360"/>
+      </w:pPr>
+      <w:rPr>
+        <w:rFonts w:ascii="Courier New" w:hAnsi="Courier New" w:cs="Courier New" w:hint="default"/>
+      </w:rPr>
+    </w:lvl>
+    <w:lvl w:ilvl="5" w:tplc="FFFFFFFF" w:tentative="1">
+      <w:start w:val="1"/>
+      <w:numFmt w:val="bullet"/>
+      <w:lvlText w:val=""/>
+      <w:lvlJc w:val="left"/>
+      <w:pPr>
+        <w:ind w:left="4425" w:hanging="360"/>
+      </w:pPr>
+      <w:rPr>
+        <w:rFonts w:ascii="Wingdings" w:hAnsi="Wingdings" w:hint="default"/>
+      </w:rPr>
+    </w:lvl>
+    <w:lvl w:ilvl="6" w:tplc="FFFFFFFF" w:tentative="1">
+      <w:start w:val="1"/>
+      <w:numFmt w:val="bullet"/>
+      <w:lvlText w:val=""/>
+      <w:lvlJc w:val="left"/>
+      <w:pPr>
+        <w:ind w:left="5145" w:hanging="360"/>
+      </w:pPr>
+      <w:rPr>
+        <w:rFonts w:ascii="Symbol" w:hAnsi="Symbol" w:hint="default"/>
+      </w:rPr>
+    </w:lvl>
+    <w:lvl w:ilvl="7" w:tplc="FFFFFFFF" w:tentative="1">
+      <w:start w:val="1"/>
+      <w:numFmt w:val="bullet"/>
+      <w:lvlText w:val="o"/>
+      <w:lvlJc w:val="left"/>
+      <w:pPr>
+        <w:ind w:left="5865" w:hanging="360"/>
+      </w:pPr>
+      <w:rPr>
+        <w:rFonts w:ascii="Courier New" w:hAnsi="Courier New" w:cs="Courier New" w:hint="default"/>
+      </w:rPr>
+    </w:lvl>
+    <w:lvl w:ilvl="8" w:tplc="FFFFFFFF" w:tentative="1">
+      <w:start w:val="1"/>
+      <w:numFmt w:val="bullet"/>
+      <w:lvlText w:val=""/>
+      <w:lvlJc w:val="left"/>
+      <w:pPr>
+        <w:ind w:left="6585" w:hanging="360"/>
+      </w:pPr>
+      <w:rPr>
+        <w:rFonts w:ascii="Wingdings" w:hAnsi="Wingdings" w:hint="default"/>
+      </w:rPr>
+    </w:lvl>
+  </w:abstractNum>
+  <w:abstractNum w:abstractNumId="10" w15:restartNumberingAfterBreak="0">
     <w:nsid w:val="12E75ED0"/>
     <w:multiLevelType w:val="hybridMultilevel"/>
     <w:tmpl w:val="6D5039A2"/>
@@ -14986,10 +16498,10 @@
       </w:pPr>
     </w:lvl>
   </w:abstractNum>
-  <w:abstractNum w:abstractNumId="8" w15:restartNumberingAfterBreak="0">
+  <w:abstractNum w:abstractNumId="11" w15:restartNumberingAfterBreak="0">
     <w:nsid w:val="170E2761"/>
     <w:multiLevelType w:val="hybridMultilevel"/>
-    <w:tmpl w:val="F8543676"/>
+    <w:tmpl w:val="8BA26E38"/>
     <w:lvl w:ilvl="0" w:tplc="DC241396">
       <w:numFmt w:val="bullet"/>
       <w:lvlText w:val=""/>
@@ -15107,319 +16619,120 @@
       </w:rPr>
     </w:lvl>
   </w:abstractNum>
-  <w:abstractNum w:abstractNumId="9" w15:restartNumberingAfterBreak="0">
-    <w:nsid w:val="2B3B27A6"/>
+  <w:abstractNum w:abstractNumId="12" w15:restartNumberingAfterBreak="0">
+    <w:nsid w:val="1F466839"/>
     <w:multiLevelType w:val="hybridMultilevel"/>
-    <w:tmpl w:val="AC7CBCF8"/>
-    <w:lvl w:ilvl="0" w:tplc="20000017">
-      <w:start w:val="1"/>
-      <w:numFmt w:val="lowerLetter"/>
-      <w:lvlText w:val="%1)"/>
-      <w:lvlJc w:val="left"/>
-      <w:pPr>
-        <w:ind w:left="720" w:hanging="360"/>
-      </w:pPr>
-    </w:lvl>
-    <w:lvl w:ilvl="1" w:tplc="20000019" w:tentative="1">
-      <w:start w:val="1"/>
-      <w:numFmt w:val="lowerLetter"/>
-      <w:lvlText w:val="%2."/>
-      <w:lvlJc w:val="left"/>
-      <w:pPr>
-        <w:ind w:left="1440" w:hanging="360"/>
-      </w:pPr>
-    </w:lvl>
-    <w:lvl w:ilvl="2" w:tplc="2000001B" w:tentative="1">
-      <w:start w:val="1"/>
-      <w:numFmt w:val="lowerRoman"/>
-      <w:lvlText w:val="%3."/>
-      <w:lvlJc w:val="right"/>
-      <w:pPr>
-        <w:ind w:left="2160" w:hanging="180"/>
-      </w:pPr>
-    </w:lvl>
-    <w:lvl w:ilvl="3" w:tplc="2000000F" w:tentative="1">
-      <w:start w:val="1"/>
-      <w:numFmt w:val="decimal"/>
-      <w:lvlText w:val="%4."/>
-      <w:lvlJc w:val="left"/>
-      <w:pPr>
-        <w:ind w:left="2880" w:hanging="360"/>
-      </w:pPr>
-    </w:lvl>
-    <w:lvl w:ilvl="4" w:tplc="20000019" w:tentative="1">
-      <w:start w:val="1"/>
-      <w:numFmt w:val="lowerLetter"/>
-      <w:lvlText w:val="%5."/>
-      <w:lvlJc w:val="left"/>
-      <w:pPr>
-        <w:ind w:left="3600" w:hanging="360"/>
-      </w:pPr>
-    </w:lvl>
-    <w:lvl w:ilvl="5" w:tplc="2000001B" w:tentative="1">
-      <w:start w:val="1"/>
-      <w:numFmt w:val="lowerRoman"/>
-      <w:lvlText w:val="%6."/>
-      <w:lvlJc w:val="right"/>
-      <w:pPr>
-        <w:ind w:left="4320" w:hanging="180"/>
-      </w:pPr>
-    </w:lvl>
-    <w:lvl w:ilvl="6" w:tplc="2000000F" w:tentative="1">
-      <w:start w:val="1"/>
-      <w:numFmt w:val="decimal"/>
-      <w:lvlText w:val="%7."/>
-      <w:lvlJc w:val="left"/>
-      <w:pPr>
-        <w:ind w:left="5040" w:hanging="360"/>
-      </w:pPr>
-    </w:lvl>
-    <w:lvl w:ilvl="7" w:tplc="20000019" w:tentative="1">
-      <w:start w:val="1"/>
-      <w:numFmt w:val="lowerLetter"/>
-      <w:lvlText w:val="%8."/>
-      <w:lvlJc w:val="left"/>
-      <w:pPr>
-        <w:ind w:left="5760" w:hanging="360"/>
-      </w:pPr>
-    </w:lvl>
-    <w:lvl w:ilvl="8" w:tplc="2000001B" w:tentative="1">
-      <w:start w:val="1"/>
-      <w:numFmt w:val="lowerRoman"/>
-      <w:lvlText w:val="%9."/>
-      <w:lvlJc w:val="right"/>
-      <w:pPr>
-        <w:ind w:left="6480" w:hanging="180"/>
-      </w:pPr>
-    </w:lvl>
-  </w:abstractNum>
-  <w:abstractNum w:abstractNumId="10" w15:restartNumberingAfterBreak="0">
-    <w:nsid w:val="484822ED"/>
-    <w:multiLevelType w:val="multilevel"/>
-    <w:tmpl w:val="AD007626"/>
-    <w:lvl w:ilvl="0">
-      <w:start w:val="1"/>
-      <w:numFmt w:val="decimal"/>
-      <w:lvlText w:val="%1"/>
-      <w:lvlJc w:val="left"/>
-      <w:pPr>
-        <w:ind w:left="480" w:hanging="480"/>
-      </w:pPr>
-      <w:rPr>
-        <w:rFonts w:hint="default"/>
-      </w:rPr>
-    </w:lvl>
-    <w:lvl w:ilvl="1">
-      <w:start w:val="2"/>
-      <w:numFmt w:val="decimal"/>
-      <w:lvlText w:val="%2.1"/>
-      <w:lvlJc w:val="left"/>
-      <w:pPr>
-        <w:ind w:left="360" w:hanging="360"/>
-      </w:pPr>
-      <w:rPr>
-        <w:rFonts w:hint="default"/>
-      </w:rPr>
-    </w:lvl>
-    <w:lvl w:ilvl="2">
-      <w:start w:val="1"/>
-      <w:numFmt w:val="decimal"/>
-      <w:lvlText w:val="%1.%2.%3"/>
-      <w:lvlJc w:val="left"/>
-      <w:pPr>
-        <w:ind w:left="720" w:hanging="720"/>
-      </w:pPr>
-      <w:rPr>
-        <w:rFonts w:hint="default"/>
-      </w:rPr>
-    </w:lvl>
-    <w:lvl w:ilvl="3">
-      <w:start w:val="1"/>
-      <w:numFmt w:val="decimal"/>
-      <w:lvlText w:val="%1.%2.%3.%4"/>
-      <w:lvlJc w:val="left"/>
-      <w:pPr>
-        <w:ind w:left="1080" w:hanging="1080"/>
-      </w:pPr>
-      <w:rPr>
-        <w:rFonts w:hint="default"/>
-      </w:rPr>
-    </w:lvl>
-    <w:lvl w:ilvl="4">
-      <w:start w:val="1"/>
-      <w:numFmt w:val="decimal"/>
-      <w:lvlText w:val="%1.%2.%3.%4.%5"/>
-      <w:lvlJc w:val="left"/>
-      <w:pPr>
-        <w:ind w:left="1440" w:hanging="1440"/>
-      </w:pPr>
-      <w:rPr>
-        <w:rFonts w:hint="default"/>
-      </w:rPr>
-    </w:lvl>
-    <w:lvl w:ilvl="5">
-      <w:start w:val="1"/>
-      <w:numFmt w:val="decimal"/>
-      <w:lvlText w:val="%1.%2.%3.%4.%5.%6"/>
-      <w:lvlJc w:val="left"/>
-      <w:pPr>
-        <w:ind w:left="1440" w:hanging="1440"/>
-      </w:pPr>
-      <w:rPr>
-        <w:rFonts w:hint="default"/>
-      </w:rPr>
-    </w:lvl>
-    <w:lvl w:ilvl="6">
-      <w:start w:val="1"/>
-      <w:numFmt w:val="decimal"/>
-      <w:lvlText w:val="%1.%2.%3.%4.%5.%6.%7"/>
-      <w:lvlJc w:val="left"/>
-      <w:pPr>
-        <w:ind w:left="1800" w:hanging="1800"/>
-      </w:pPr>
-      <w:rPr>
-        <w:rFonts w:hint="default"/>
-      </w:rPr>
-    </w:lvl>
-    <w:lvl w:ilvl="7">
-      <w:start w:val="1"/>
-      <w:numFmt w:val="decimal"/>
-      <w:lvlText w:val="%1.%2.%3.%4.%5.%6.%7.%8"/>
-      <w:lvlJc w:val="left"/>
-      <w:pPr>
-        <w:ind w:left="2160" w:hanging="2160"/>
-      </w:pPr>
-      <w:rPr>
-        <w:rFonts w:hint="default"/>
-      </w:rPr>
-    </w:lvl>
-    <w:lvl w:ilvl="8">
-      <w:start w:val="1"/>
-      <w:numFmt w:val="decimal"/>
-      <w:lvlText w:val="%1.%2.%3.%4.%5.%6.%7.%8.%9"/>
-      <w:lvlJc w:val="left"/>
-      <w:pPr>
-        <w:ind w:left="2160" w:hanging="2160"/>
-      </w:pPr>
-      <w:rPr>
-        <w:rFonts w:hint="default"/>
-      </w:rPr>
-    </w:lvl>
-  </w:abstractNum>
-  <w:abstractNum w:abstractNumId="11" w15:restartNumberingAfterBreak="0">
-    <w:nsid w:val="4D3A6E15"/>
-    <w:multiLevelType w:val="hybridMultilevel"/>
-    <w:tmpl w:val="EE9EE310"/>
-    <w:lvl w:ilvl="0" w:tplc="59F476FE">
+    <w:tmpl w:val="2B26CA02"/>
+    <w:lvl w:ilvl="0" w:tplc="2A7E7E14">
       <w:numFmt w:val="bullet"/>
-      <w:lvlText w:val=""/>
-      <w:lvlJc w:val="left"/>
-      <w:pPr>
-        <w:ind w:left="830" w:hanging="361"/>
-      </w:pPr>
-      <w:rPr>
-        <w:rFonts w:ascii="Symbol" w:eastAsia="Symbol" w:hAnsi="Symbol" w:cs="Symbol" w:hint="default"/>
+      <w:lvlText w:val=""/>
+      <w:lvlJc w:val="left"/>
+      <w:pPr>
+        <w:ind w:left="827" w:hanging="360"/>
+      </w:pPr>
+      <w:rPr>
+        <w:rFonts w:ascii="Wingdings" w:eastAsia="Wingdings" w:hAnsi="Wingdings" w:cs="Wingdings" w:hint="default"/>
         <w:b w:val="0"/>
         <w:bCs w:val="0"/>
         <w:i w:val="0"/>
         <w:iCs w:val="0"/>
         <w:spacing w:val="0"/>
-        <w:w w:val="99"/>
+        <w:w w:val="100"/>
         <w:sz w:val="24"/>
         <w:szCs w:val="24"/>
         <w:lang w:val="fr-FR" w:eastAsia="en-US" w:bidi="ar-SA"/>
       </w:rPr>
     </w:lvl>
-    <w:lvl w:ilvl="1" w:tplc="779C00F6">
+    <w:lvl w:ilvl="1" w:tplc="32D8FFF8">
       <w:numFmt w:val="bullet"/>
       <w:lvlText w:val="•"/>
       <w:lvlJc w:val="left"/>
       <w:pPr>
-        <w:ind w:left="1661" w:hanging="361"/>
+        <w:ind w:left="1643" w:hanging="360"/>
       </w:pPr>
       <w:rPr>
         <w:rFonts w:hint="default"/>
         <w:lang w:val="fr-FR" w:eastAsia="en-US" w:bidi="ar-SA"/>
       </w:rPr>
     </w:lvl>
-    <w:lvl w:ilvl="2" w:tplc="5A36605C">
+    <w:lvl w:ilvl="2" w:tplc="6116F452">
       <w:numFmt w:val="bullet"/>
       <w:lvlText w:val="•"/>
       <w:lvlJc w:val="left"/>
       <w:pPr>
-        <w:ind w:left="2483" w:hanging="361"/>
+        <w:ind w:left="2466" w:hanging="360"/>
       </w:pPr>
       <w:rPr>
         <w:rFonts w:hint="default"/>
         <w:lang w:val="fr-FR" w:eastAsia="en-US" w:bidi="ar-SA"/>
       </w:rPr>
     </w:lvl>
-    <w:lvl w:ilvl="3" w:tplc="003A02CA">
+    <w:lvl w:ilvl="3" w:tplc="99361D9A">
       <w:numFmt w:val="bullet"/>
       <w:lvlText w:val="•"/>
       <w:lvlJc w:val="left"/>
       <w:pPr>
-        <w:ind w:left="3304" w:hanging="361"/>
+        <w:ind w:left="3289" w:hanging="360"/>
       </w:pPr>
       <w:rPr>
         <w:rFonts w:hint="default"/>
         <w:lang w:val="fr-FR" w:eastAsia="en-US" w:bidi="ar-SA"/>
       </w:rPr>
     </w:lvl>
-    <w:lvl w:ilvl="4" w:tplc="7B7E36A6">
+    <w:lvl w:ilvl="4" w:tplc="0450B4CE">
       <w:numFmt w:val="bullet"/>
       <w:lvlText w:val="•"/>
       <w:lvlJc w:val="left"/>
       <w:pPr>
-        <w:ind w:left="4126" w:hanging="361"/>
+        <w:ind w:left="4112" w:hanging="360"/>
       </w:pPr>
       <w:rPr>
         <w:rFonts w:hint="default"/>
         <w:lang w:val="fr-FR" w:eastAsia="en-US" w:bidi="ar-SA"/>
       </w:rPr>
     </w:lvl>
-    <w:lvl w:ilvl="5" w:tplc="E9F4C4DC">
+    <w:lvl w:ilvl="5" w:tplc="DD021A60">
       <w:numFmt w:val="bullet"/>
       <w:lvlText w:val="•"/>
       <w:lvlJc w:val="left"/>
       <w:pPr>
-        <w:ind w:left="4947" w:hanging="361"/>
+        <w:ind w:left="4936" w:hanging="360"/>
       </w:pPr>
       <w:rPr>
         <w:rFonts w:hint="default"/>
         <w:lang w:val="fr-FR" w:eastAsia="en-US" w:bidi="ar-SA"/>
       </w:rPr>
     </w:lvl>
-    <w:lvl w:ilvl="6" w:tplc="D5F253FA">
+    <w:lvl w:ilvl="6" w:tplc="34262488">
       <w:numFmt w:val="bullet"/>
       <w:lvlText w:val="•"/>
       <w:lvlJc w:val="left"/>
       <w:pPr>
-        <w:ind w:left="5769" w:hanging="361"/>
+        <w:ind w:left="5759" w:hanging="360"/>
       </w:pPr>
       <w:rPr>
         <w:rFonts w:hint="default"/>
         <w:lang w:val="fr-FR" w:eastAsia="en-US" w:bidi="ar-SA"/>
       </w:rPr>
     </w:lvl>
-    <w:lvl w:ilvl="7" w:tplc="2642FF24">
+    <w:lvl w:ilvl="7" w:tplc="01BA7AEA">
       <w:numFmt w:val="bullet"/>
       <w:lvlText w:val="•"/>
       <w:lvlJc w:val="left"/>
       <w:pPr>
-        <w:ind w:left="6590" w:hanging="361"/>
+        <w:ind w:left="6582" w:hanging="360"/>
       </w:pPr>
       <w:rPr>
         <w:rFonts w:hint="default"/>
         <w:lang w:val="fr-FR" w:eastAsia="en-US" w:bidi="ar-SA"/>
       </w:rPr>
     </w:lvl>
-    <w:lvl w:ilvl="8" w:tplc="CA84A860">
+    <w:lvl w:ilvl="8" w:tplc="C69AAE22">
       <w:numFmt w:val="bullet"/>
       <w:lvlText w:val="•"/>
       <w:lvlJc w:val="left"/>
       <w:pPr>
-        <w:ind w:left="7412" w:hanging="361"/>
+        <w:ind w:left="7405" w:hanging="360"/>
       </w:pPr>
       <w:rPr>
         <w:rFonts w:hint="default"/>
@@ -15427,129 +16740,425 @@
       </w:rPr>
     </w:lvl>
   </w:abstractNum>
-  <w:abstractNum w:abstractNumId="12" w15:restartNumberingAfterBreak="0">
-    <w:nsid w:val="5010436E"/>
+  <w:abstractNum w:abstractNumId="13" w15:restartNumberingAfterBreak="0">
+    <w:nsid w:val="2AF37704"/>
     <w:multiLevelType w:val="hybridMultilevel"/>
-    <w:tmpl w:val="48600740"/>
-    <w:lvl w:ilvl="0" w:tplc="84B0C674">
+    <w:tmpl w:val="B980D33A"/>
+    <w:lvl w:ilvl="0" w:tplc="FFFFFFFF">
       <w:start w:val="1"/>
       <w:numFmt w:val="decimal"/>
       <w:lvlText w:val="%1."/>
       <w:lvlJc w:val="left"/>
       <w:pPr>
-        <w:ind w:left="830" w:hanging="361"/>
-      </w:pPr>
-      <w:rPr>
-        <w:rFonts w:ascii="Trebuchet MS" w:eastAsia="Trebuchet MS" w:hAnsi="Trebuchet MS" w:cs="Trebuchet MS" w:hint="default"/>
+        <w:ind w:left="825" w:hanging="360"/>
+      </w:pPr>
+      <w:rPr>
+        <w:rFonts w:hint="default"/>
+        <w:b w:val="0"/>
+        <w:bCs/>
+        <w:i w:val="0"/>
+        <w:iCs w:val="0"/>
+        <w:spacing w:val="0"/>
+        <w:w w:val="100"/>
+        <w:sz w:val="24"/>
+        <w:szCs w:val="24"/>
+        <w:lang w:val="fr-FR" w:eastAsia="en-US" w:bidi="ar-SA"/>
+      </w:rPr>
+    </w:lvl>
+    <w:lvl w:ilvl="1" w:tplc="FFFFFFFF" w:tentative="1">
+      <w:start w:val="1"/>
+      <w:numFmt w:val="bullet"/>
+      <w:lvlText w:val="o"/>
+      <w:lvlJc w:val="left"/>
+      <w:pPr>
+        <w:ind w:left="1545" w:hanging="360"/>
+      </w:pPr>
+      <w:rPr>
+        <w:rFonts w:ascii="Courier New" w:hAnsi="Courier New" w:cs="Courier New" w:hint="default"/>
+      </w:rPr>
+    </w:lvl>
+    <w:lvl w:ilvl="2" w:tplc="FFFFFFFF" w:tentative="1">
+      <w:start w:val="1"/>
+      <w:numFmt w:val="bullet"/>
+      <w:lvlText w:val=""/>
+      <w:lvlJc w:val="left"/>
+      <w:pPr>
+        <w:ind w:left="2265" w:hanging="360"/>
+      </w:pPr>
+      <w:rPr>
+        <w:rFonts w:ascii="Wingdings" w:hAnsi="Wingdings" w:hint="default"/>
+      </w:rPr>
+    </w:lvl>
+    <w:lvl w:ilvl="3" w:tplc="FFFFFFFF" w:tentative="1">
+      <w:start w:val="1"/>
+      <w:numFmt w:val="bullet"/>
+      <w:lvlText w:val=""/>
+      <w:lvlJc w:val="left"/>
+      <w:pPr>
+        <w:ind w:left="2985" w:hanging="360"/>
+      </w:pPr>
+      <w:rPr>
+        <w:rFonts w:ascii="Symbol" w:hAnsi="Symbol" w:hint="default"/>
+      </w:rPr>
+    </w:lvl>
+    <w:lvl w:ilvl="4" w:tplc="FFFFFFFF" w:tentative="1">
+      <w:start w:val="1"/>
+      <w:numFmt w:val="bullet"/>
+      <w:lvlText w:val="o"/>
+      <w:lvlJc w:val="left"/>
+      <w:pPr>
+        <w:ind w:left="3705" w:hanging="360"/>
+      </w:pPr>
+      <w:rPr>
+        <w:rFonts w:ascii="Courier New" w:hAnsi="Courier New" w:cs="Courier New" w:hint="default"/>
+      </w:rPr>
+    </w:lvl>
+    <w:lvl w:ilvl="5" w:tplc="FFFFFFFF" w:tentative="1">
+      <w:start w:val="1"/>
+      <w:numFmt w:val="bullet"/>
+      <w:lvlText w:val=""/>
+      <w:lvlJc w:val="left"/>
+      <w:pPr>
+        <w:ind w:left="4425" w:hanging="360"/>
+      </w:pPr>
+      <w:rPr>
+        <w:rFonts w:ascii="Wingdings" w:hAnsi="Wingdings" w:hint="default"/>
+      </w:rPr>
+    </w:lvl>
+    <w:lvl w:ilvl="6" w:tplc="FFFFFFFF" w:tentative="1">
+      <w:start w:val="1"/>
+      <w:numFmt w:val="bullet"/>
+      <w:lvlText w:val=""/>
+      <w:lvlJc w:val="left"/>
+      <w:pPr>
+        <w:ind w:left="5145" w:hanging="360"/>
+      </w:pPr>
+      <w:rPr>
+        <w:rFonts w:ascii="Symbol" w:hAnsi="Symbol" w:hint="default"/>
+      </w:rPr>
+    </w:lvl>
+    <w:lvl w:ilvl="7" w:tplc="FFFFFFFF" w:tentative="1">
+      <w:start w:val="1"/>
+      <w:numFmt w:val="bullet"/>
+      <w:lvlText w:val="o"/>
+      <w:lvlJc w:val="left"/>
+      <w:pPr>
+        <w:ind w:left="5865" w:hanging="360"/>
+      </w:pPr>
+      <w:rPr>
+        <w:rFonts w:ascii="Courier New" w:hAnsi="Courier New" w:cs="Courier New" w:hint="default"/>
+      </w:rPr>
+    </w:lvl>
+    <w:lvl w:ilvl="8" w:tplc="FFFFFFFF" w:tentative="1">
+      <w:start w:val="1"/>
+      <w:numFmt w:val="bullet"/>
+      <w:lvlText w:val=""/>
+      <w:lvlJc w:val="left"/>
+      <w:pPr>
+        <w:ind w:left="6585" w:hanging="360"/>
+      </w:pPr>
+      <w:rPr>
+        <w:rFonts w:ascii="Wingdings" w:hAnsi="Wingdings" w:hint="default"/>
+      </w:rPr>
+    </w:lvl>
+  </w:abstractNum>
+  <w:abstractNum w:abstractNumId="14" w15:restartNumberingAfterBreak="0">
+    <w:nsid w:val="2B3B27A6"/>
+    <w:multiLevelType w:val="hybridMultilevel"/>
+    <w:tmpl w:val="609CDB2C"/>
+    <w:lvl w:ilvl="0" w:tplc="20000017">
+      <w:start w:val="1"/>
+      <w:numFmt w:val="lowerLetter"/>
+      <w:lvlText w:val="%1)"/>
+      <w:lvlJc w:val="left"/>
+      <w:pPr>
+        <w:ind w:left="720" w:hanging="360"/>
+      </w:pPr>
+    </w:lvl>
+    <w:lvl w:ilvl="1" w:tplc="20000019" w:tentative="1">
+      <w:start w:val="1"/>
+      <w:numFmt w:val="lowerLetter"/>
+      <w:lvlText w:val="%2."/>
+      <w:lvlJc w:val="left"/>
+      <w:pPr>
+        <w:ind w:left="1440" w:hanging="360"/>
+      </w:pPr>
+    </w:lvl>
+    <w:lvl w:ilvl="2" w:tplc="2000001B" w:tentative="1">
+      <w:start w:val="1"/>
+      <w:numFmt w:val="lowerRoman"/>
+      <w:lvlText w:val="%3."/>
+      <w:lvlJc w:val="right"/>
+      <w:pPr>
+        <w:ind w:left="2160" w:hanging="180"/>
+      </w:pPr>
+    </w:lvl>
+    <w:lvl w:ilvl="3" w:tplc="2000000F" w:tentative="1">
+      <w:start w:val="1"/>
+      <w:numFmt w:val="decimal"/>
+      <w:lvlText w:val="%4."/>
+      <w:lvlJc w:val="left"/>
+      <w:pPr>
+        <w:ind w:left="2880" w:hanging="360"/>
+      </w:pPr>
+    </w:lvl>
+    <w:lvl w:ilvl="4" w:tplc="20000019" w:tentative="1">
+      <w:start w:val="1"/>
+      <w:numFmt w:val="lowerLetter"/>
+      <w:lvlText w:val="%5."/>
+      <w:lvlJc w:val="left"/>
+      <w:pPr>
+        <w:ind w:left="3600" w:hanging="360"/>
+      </w:pPr>
+    </w:lvl>
+    <w:lvl w:ilvl="5" w:tplc="2000001B" w:tentative="1">
+      <w:start w:val="1"/>
+      <w:numFmt w:val="lowerRoman"/>
+      <w:lvlText w:val="%6."/>
+      <w:lvlJc w:val="right"/>
+      <w:pPr>
+        <w:ind w:left="4320" w:hanging="180"/>
+      </w:pPr>
+    </w:lvl>
+    <w:lvl w:ilvl="6" w:tplc="2000000F" w:tentative="1">
+      <w:start w:val="1"/>
+      <w:numFmt w:val="decimal"/>
+      <w:lvlText w:val="%7."/>
+      <w:lvlJc w:val="left"/>
+      <w:pPr>
+        <w:ind w:left="5040" w:hanging="360"/>
+      </w:pPr>
+    </w:lvl>
+    <w:lvl w:ilvl="7" w:tplc="20000019" w:tentative="1">
+      <w:start w:val="1"/>
+      <w:numFmt w:val="lowerLetter"/>
+      <w:lvlText w:val="%8."/>
+      <w:lvlJc w:val="left"/>
+      <w:pPr>
+        <w:ind w:left="5760" w:hanging="360"/>
+      </w:pPr>
+    </w:lvl>
+    <w:lvl w:ilvl="8" w:tplc="2000001B" w:tentative="1">
+      <w:start w:val="1"/>
+      <w:numFmt w:val="lowerRoman"/>
+      <w:lvlText w:val="%9."/>
+      <w:lvlJc w:val="right"/>
+      <w:pPr>
+        <w:ind w:left="6480" w:hanging="180"/>
+      </w:pPr>
+    </w:lvl>
+  </w:abstractNum>
+  <w:abstractNum w:abstractNumId="15" w15:restartNumberingAfterBreak="0">
+    <w:nsid w:val="46FF79DC"/>
+    <w:multiLevelType w:val="hybridMultilevel"/>
+    <w:tmpl w:val="538A26EA"/>
+    <w:lvl w:ilvl="0" w:tplc="2A7E7E14">
+      <w:numFmt w:val="bullet"/>
+      <w:lvlText w:val=""/>
+      <w:lvlJc w:val="left"/>
+      <w:pPr>
+        <w:ind w:left="1811" w:hanging="360"/>
+      </w:pPr>
+      <w:rPr>
+        <w:rFonts w:ascii="Wingdings" w:eastAsia="Wingdings" w:hAnsi="Wingdings" w:cs="Wingdings" w:hint="default"/>
         <w:b w:val="0"/>
         <w:bCs w:val="0"/>
         <w:i w:val="0"/>
         <w:iCs w:val="0"/>
         <w:spacing w:val="0"/>
-        <w:w w:val="77"/>
+        <w:w w:val="100"/>
         <w:sz w:val="24"/>
         <w:szCs w:val="24"/>
         <w:lang w:val="fr-FR" w:eastAsia="en-US" w:bidi="ar-SA"/>
       </w:rPr>
     </w:lvl>
-    <w:lvl w:ilvl="1" w:tplc="EE362F4A">
-      <w:numFmt w:val="bullet"/>
-      <w:lvlText w:val="•"/>
-      <w:lvlJc w:val="left"/>
-      <w:pPr>
-        <w:ind w:left="1661" w:hanging="361"/>
+    <w:lvl w:ilvl="1" w:tplc="FFFFFFFF" w:tentative="1">
+      <w:start w:val="1"/>
+      <w:numFmt w:val="lowerLetter"/>
+      <w:lvlText w:val="%2."/>
+      <w:lvlJc w:val="left"/>
+      <w:pPr>
+        <w:ind w:left="2531" w:hanging="360"/>
+      </w:pPr>
+    </w:lvl>
+    <w:lvl w:ilvl="2" w:tplc="FFFFFFFF" w:tentative="1">
+      <w:start w:val="1"/>
+      <w:numFmt w:val="lowerRoman"/>
+      <w:lvlText w:val="%3."/>
+      <w:lvlJc w:val="right"/>
+      <w:pPr>
+        <w:ind w:left="3251" w:hanging="180"/>
+      </w:pPr>
+    </w:lvl>
+    <w:lvl w:ilvl="3" w:tplc="FFFFFFFF" w:tentative="1">
+      <w:start w:val="1"/>
+      <w:numFmt w:val="decimal"/>
+      <w:lvlText w:val="%4."/>
+      <w:lvlJc w:val="left"/>
+      <w:pPr>
+        <w:ind w:left="3971" w:hanging="360"/>
+      </w:pPr>
+    </w:lvl>
+    <w:lvl w:ilvl="4" w:tplc="FFFFFFFF" w:tentative="1">
+      <w:start w:val="1"/>
+      <w:numFmt w:val="lowerLetter"/>
+      <w:lvlText w:val="%5."/>
+      <w:lvlJc w:val="left"/>
+      <w:pPr>
+        <w:ind w:left="4691" w:hanging="360"/>
+      </w:pPr>
+    </w:lvl>
+    <w:lvl w:ilvl="5" w:tplc="FFFFFFFF" w:tentative="1">
+      <w:start w:val="1"/>
+      <w:numFmt w:val="lowerRoman"/>
+      <w:lvlText w:val="%6."/>
+      <w:lvlJc w:val="right"/>
+      <w:pPr>
+        <w:ind w:left="5411" w:hanging="180"/>
+      </w:pPr>
+    </w:lvl>
+    <w:lvl w:ilvl="6" w:tplc="FFFFFFFF" w:tentative="1">
+      <w:start w:val="1"/>
+      <w:numFmt w:val="decimal"/>
+      <w:lvlText w:val="%7."/>
+      <w:lvlJc w:val="left"/>
+      <w:pPr>
+        <w:ind w:left="6131" w:hanging="360"/>
+      </w:pPr>
+    </w:lvl>
+    <w:lvl w:ilvl="7" w:tplc="FFFFFFFF" w:tentative="1">
+      <w:start w:val="1"/>
+      <w:numFmt w:val="lowerLetter"/>
+      <w:lvlText w:val="%8."/>
+      <w:lvlJc w:val="left"/>
+      <w:pPr>
+        <w:ind w:left="6851" w:hanging="360"/>
+      </w:pPr>
+    </w:lvl>
+    <w:lvl w:ilvl="8" w:tplc="FFFFFFFF" w:tentative="1">
+      <w:start w:val="1"/>
+      <w:numFmt w:val="lowerRoman"/>
+      <w:lvlText w:val="%9."/>
+      <w:lvlJc w:val="right"/>
+      <w:pPr>
+        <w:ind w:left="7571" w:hanging="180"/>
+      </w:pPr>
+    </w:lvl>
+  </w:abstractNum>
+  <w:abstractNum w:abstractNumId="16" w15:restartNumberingAfterBreak="0">
+    <w:nsid w:val="484822ED"/>
+    <w:multiLevelType w:val="multilevel"/>
+    <w:tmpl w:val="AD007626"/>
+    <w:lvl w:ilvl="0">
+      <w:start w:val="1"/>
+      <w:numFmt w:val="decimal"/>
+      <w:lvlText w:val="%1"/>
+      <w:lvlJc w:val="left"/>
+      <w:pPr>
+        <w:ind w:left="480" w:hanging="480"/>
       </w:pPr>
       <w:rPr>
         <w:rFonts w:hint="default"/>
-        <w:lang w:val="fr-FR" w:eastAsia="en-US" w:bidi="ar-SA"/>
-      </w:rPr>
-    </w:lvl>
-    <w:lvl w:ilvl="2" w:tplc="880CDC2C">
-      <w:numFmt w:val="bullet"/>
-      <w:lvlText w:val="•"/>
-      <w:lvlJc w:val="left"/>
-      <w:pPr>
-        <w:ind w:left="2483" w:hanging="361"/>
+      </w:rPr>
+    </w:lvl>
+    <w:lvl w:ilvl="1">
+      <w:start w:val="2"/>
+      <w:numFmt w:val="decimal"/>
+      <w:lvlText w:val="%2.1"/>
+      <w:lvlJc w:val="left"/>
+      <w:pPr>
+        <w:ind w:left="360" w:hanging="360"/>
       </w:pPr>
       <w:rPr>
         <w:rFonts w:hint="default"/>
-        <w:lang w:val="fr-FR" w:eastAsia="en-US" w:bidi="ar-SA"/>
-      </w:rPr>
-    </w:lvl>
-    <w:lvl w:ilvl="3" w:tplc="38BABC76">
-      <w:numFmt w:val="bullet"/>
-      <w:lvlText w:val="•"/>
-      <w:lvlJc w:val="left"/>
-      <w:pPr>
-        <w:ind w:left="3304" w:hanging="361"/>
+      </w:rPr>
+    </w:lvl>
+    <w:lvl w:ilvl="2">
+      <w:start w:val="1"/>
+      <w:numFmt w:val="decimal"/>
+      <w:lvlText w:val="%1.%2.%3"/>
+      <w:lvlJc w:val="left"/>
+      <w:pPr>
+        <w:ind w:left="720" w:hanging="720"/>
       </w:pPr>
       <w:rPr>
         <w:rFonts w:hint="default"/>
-        <w:lang w:val="fr-FR" w:eastAsia="en-US" w:bidi="ar-SA"/>
-      </w:rPr>
-    </w:lvl>
-    <w:lvl w:ilvl="4" w:tplc="B3E4A1D6">
-      <w:numFmt w:val="bullet"/>
-      <w:lvlText w:val="•"/>
-      <w:lvlJc w:val="left"/>
-      <w:pPr>
-        <w:ind w:left="4126" w:hanging="361"/>
+      </w:rPr>
+    </w:lvl>
+    <w:lvl w:ilvl="3">
+      <w:start w:val="1"/>
+      <w:numFmt w:val="decimal"/>
+      <w:lvlText w:val="%1.%2.%3.%4"/>
+      <w:lvlJc w:val="left"/>
+      <w:pPr>
+        <w:ind w:left="1080" w:hanging="1080"/>
       </w:pPr>
       <w:rPr>
         <w:rFonts w:hint="default"/>
-        <w:lang w:val="fr-FR" w:eastAsia="en-US" w:bidi="ar-SA"/>
-      </w:rPr>
-    </w:lvl>
-    <w:lvl w:ilvl="5" w:tplc="34840A36">
-      <w:numFmt w:val="bullet"/>
-      <w:lvlText w:val="•"/>
-      <w:lvlJc w:val="left"/>
-      <w:pPr>
-        <w:ind w:left="4947" w:hanging="361"/>
+      </w:rPr>
+    </w:lvl>
+    <w:lvl w:ilvl="4">
+      <w:start w:val="1"/>
+      <w:numFmt w:val="decimal"/>
+      <w:lvlText w:val="%1.%2.%3.%4.%5"/>
+      <w:lvlJc w:val="left"/>
+      <w:pPr>
+        <w:ind w:left="1440" w:hanging="1440"/>
       </w:pPr>
       <w:rPr>
         <w:rFonts w:hint="default"/>
-        <w:lang w:val="fr-FR" w:eastAsia="en-US" w:bidi="ar-SA"/>
-      </w:rPr>
-    </w:lvl>
-    <w:lvl w:ilvl="6" w:tplc="12D00EC2">
-      <w:numFmt w:val="bullet"/>
-      <w:lvlText w:val="•"/>
-      <w:lvlJc w:val="left"/>
-      <w:pPr>
-        <w:ind w:left="5769" w:hanging="361"/>
+      </w:rPr>
+    </w:lvl>
+    <w:lvl w:ilvl="5">
+      <w:start w:val="1"/>
+      <w:numFmt w:val="decimal"/>
+      <w:lvlText w:val="%1.%2.%3.%4.%5.%6"/>
+      <w:lvlJc w:val="left"/>
+      <w:pPr>
+        <w:ind w:left="1440" w:hanging="1440"/>
       </w:pPr>
       <w:rPr>
         <w:rFonts w:hint="default"/>
-        <w:lang w:val="fr-FR" w:eastAsia="en-US" w:bidi="ar-SA"/>
-      </w:rPr>
-    </w:lvl>
-    <w:lvl w:ilvl="7" w:tplc="870AE984">
-      <w:numFmt w:val="bullet"/>
-      <w:lvlText w:val="•"/>
-      <w:lvlJc w:val="left"/>
-      <w:pPr>
-        <w:ind w:left="6590" w:hanging="361"/>
+      </w:rPr>
+    </w:lvl>
+    <w:lvl w:ilvl="6">
+      <w:start w:val="1"/>
+      <w:numFmt w:val="decimal"/>
+      <w:lvlText w:val="%1.%2.%3.%4.%5.%6.%7"/>
+      <w:lvlJc w:val="left"/>
+      <w:pPr>
+        <w:ind w:left="1800" w:hanging="1800"/>
       </w:pPr>
       <w:rPr>
         <w:rFonts w:hint="default"/>
-        <w:lang w:val="fr-FR" w:eastAsia="en-US" w:bidi="ar-SA"/>
-      </w:rPr>
-    </w:lvl>
-    <w:lvl w:ilvl="8" w:tplc="0DBE7CA0">
-      <w:numFmt w:val="bullet"/>
-      <w:lvlText w:val="•"/>
-      <w:lvlJc w:val="left"/>
-      <w:pPr>
-        <w:ind w:left="7412" w:hanging="361"/>
+      </w:rPr>
+    </w:lvl>
+    <w:lvl w:ilvl="7">
+      <w:start w:val="1"/>
+      <w:numFmt w:val="decimal"/>
+      <w:lvlText w:val="%1.%2.%3.%4.%5.%6.%7.%8"/>
+      <w:lvlJc w:val="left"/>
+      <w:pPr>
+        <w:ind w:left="2160" w:hanging="2160"/>
       </w:pPr>
       <w:rPr>
         <w:rFonts w:hint="default"/>
-        <w:lang w:val="fr-FR" w:eastAsia="en-US" w:bidi="ar-SA"/>
+      </w:rPr>
+    </w:lvl>
+    <w:lvl w:ilvl="8">
+      <w:start w:val="1"/>
+      <w:numFmt w:val="decimal"/>
+      <w:lvlText w:val="%1.%2.%3.%4.%5.%6.%7.%8.%9"/>
+      <w:lvlJc w:val="left"/>
+      <w:pPr>
+        <w:ind w:left="2160" w:hanging="2160"/>
+      </w:pPr>
+      <w:rPr>
+        <w:rFonts w:hint="default"/>
       </w:rPr>
     </w:lvl>
   </w:abstractNum>
-  <w:abstractNum w:abstractNumId="13" w15:restartNumberingAfterBreak="0">
+  <w:abstractNum w:abstractNumId="17" w15:restartNumberingAfterBreak="0">
     <w:nsid w:val="519059C8"/>
     <w:multiLevelType w:val="multilevel"/>
     <w:tmpl w:val="58CCE4F4"/>
@@ -15662,7 +17271,128 @@
       </w:rPr>
     </w:lvl>
   </w:abstractNum>
-  <w:abstractNum w:abstractNumId="14" w15:restartNumberingAfterBreak="0">
+  <w:abstractNum w:abstractNumId="18" w15:restartNumberingAfterBreak="0">
+    <w:nsid w:val="581D0D4B"/>
+    <w:multiLevelType w:val="hybridMultilevel"/>
+    <w:tmpl w:val="1B90B424"/>
+    <w:lvl w:ilvl="0" w:tplc="2A7E7E14">
+      <w:numFmt w:val="bullet"/>
+      <w:lvlText w:val=""/>
+      <w:lvlJc w:val="left"/>
+      <w:pPr>
+        <w:ind w:left="1360" w:hanging="360"/>
+      </w:pPr>
+      <w:rPr>
+        <w:rFonts w:ascii="Wingdings" w:eastAsia="Wingdings" w:hAnsi="Wingdings" w:cs="Wingdings" w:hint="default"/>
+        <w:b w:val="0"/>
+        <w:bCs w:val="0"/>
+        <w:i w:val="0"/>
+        <w:iCs w:val="0"/>
+        <w:spacing w:val="0"/>
+        <w:w w:val="100"/>
+        <w:sz w:val="24"/>
+        <w:szCs w:val="24"/>
+        <w:lang w:val="fr-FR" w:eastAsia="en-US" w:bidi="ar-SA"/>
+      </w:rPr>
+    </w:lvl>
+    <w:lvl w:ilvl="1" w:tplc="20000003" w:tentative="1">
+      <w:start w:val="1"/>
+      <w:numFmt w:val="bullet"/>
+      <w:lvlText w:val="o"/>
+      <w:lvlJc w:val="left"/>
+      <w:pPr>
+        <w:ind w:left="2080" w:hanging="360"/>
+      </w:pPr>
+      <w:rPr>
+        <w:rFonts w:ascii="Courier New" w:hAnsi="Courier New" w:cs="Courier New" w:hint="default"/>
+      </w:rPr>
+    </w:lvl>
+    <w:lvl w:ilvl="2" w:tplc="20000005" w:tentative="1">
+      <w:start w:val="1"/>
+      <w:numFmt w:val="bullet"/>
+      <w:lvlText w:val=""/>
+      <w:lvlJc w:val="left"/>
+      <w:pPr>
+        <w:ind w:left="2800" w:hanging="360"/>
+      </w:pPr>
+      <w:rPr>
+        <w:rFonts w:ascii="Wingdings" w:hAnsi="Wingdings" w:hint="default"/>
+      </w:rPr>
+    </w:lvl>
+    <w:lvl w:ilvl="3" w:tplc="20000001" w:tentative="1">
+      <w:start w:val="1"/>
+      <w:numFmt w:val="bullet"/>
+      <w:lvlText w:val=""/>
+      <w:lvlJc w:val="left"/>
+      <w:pPr>
+        <w:ind w:left="3520" w:hanging="360"/>
+      </w:pPr>
+      <w:rPr>
+        <w:rFonts w:ascii="Symbol" w:hAnsi="Symbol" w:hint="default"/>
+      </w:rPr>
+    </w:lvl>
+    <w:lvl w:ilvl="4" w:tplc="20000003" w:tentative="1">
+      <w:start w:val="1"/>
+      <w:numFmt w:val="bullet"/>
+      <w:lvlText w:val="o"/>
+      <w:lvlJc w:val="left"/>
+      <w:pPr>
+        <w:ind w:left="4240" w:hanging="360"/>
+      </w:pPr>
+      <w:rPr>
+        <w:rFonts w:ascii="Courier New" w:hAnsi="Courier New" w:cs="Courier New" w:hint="default"/>
+      </w:rPr>
+    </w:lvl>
+    <w:lvl w:ilvl="5" w:tplc="20000005" w:tentative="1">
+      <w:start w:val="1"/>
+      <w:numFmt w:val="bullet"/>
+      <w:lvlText w:val=""/>
+      <w:lvlJc w:val="left"/>
+      <w:pPr>
+        <w:ind w:left="4960" w:hanging="360"/>
+      </w:pPr>
+      <w:rPr>
+        <w:rFonts w:ascii="Wingdings" w:hAnsi="Wingdings" w:hint="default"/>
+      </w:rPr>
+    </w:lvl>
+    <w:lvl w:ilvl="6" w:tplc="20000001" w:tentative="1">
+      <w:start w:val="1"/>
+      <w:numFmt w:val="bullet"/>
+      <w:lvlText w:val=""/>
+      <w:lvlJc w:val="left"/>
+      <w:pPr>
+        <w:ind w:left="5680" w:hanging="360"/>
+      </w:pPr>
+      <w:rPr>
+        <w:rFonts w:ascii="Symbol" w:hAnsi="Symbol" w:hint="default"/>
+      </w:rPr>
+    </w:lvl>
+    <w:lvl w:ilvl="7" w:tplc="20000003" w:tentative="1">
+      <w:start w:val="1"/>
+      <w:numFmt w:val="bullet"/>
+      <w:lvlText w:val="o"/>
+      <w:lvlJc w:val="left"/>
+      <w:pPr>
+        <w:ind w:left="6400" w:hanging="360"/>
+      </w:pPr>
+      <w:rPr>
+        <w:rFonts w:ascii="Courier New" w:hAnsi="Courier New" w:cs="Courier New" w:hint="default"/>
+      </w:rPr>
+    </w:lvl>
+    <w:lvl w:ilvl="8" w:tplc="20000005" w:tentative="1">
+      <w:start w:val="1"/>
+      <w:numFmt w:val="bullet"/>
+      <w:lvlText w:val=""/>
+      <w:lvlJc w:val="left"/>
+      <w:pPr>
+        <w:ind w:left="7120" w:hanging="360"/>
+      </w:pPr>
+      <w:rPr>
+        <w:rFonts w:ascii="Wingdings" w:hAnsi="Wingdings" w:hint="default"/>
+      </w:rPr>
+    </w:lvl>
+  </w:abstractNum>
+  <w:abstractNum w:abstractNumId="19" w15:restartNumberingAfterBreak="0">
     <w:nsid w:val="5AAE052A"/>
     <w:multiLevelType w:val="hybridMultilevel"/>
     <w:tmpl w:val="B2BA011A"/>
@@ -15752,7 +17482,7 @@
       </w:pPr>
     </w:lvl>
   </w:abstractNum>
-  <w:abstractNum w:abstractNumId="15" w15:restartNumberingAfterBreak="0">
+  <w:abstractNum w:abstractNumId="20" w15:restartNumberingAfterBreak="0">
     <w:nsid w:val="5BDE2776"/>
     <w:multiLevelType w:val="hybridMultilevel"/>
     <w:tmpl w:val="596AA54E"/>
@@ -15865,7 +17595,7 @@
       </w:rPr>
     </w:lvl>
   </w:abstractNum>
-  <w:abstractNum w:abstractNumId="16" w15:restartNumberingAfterBreak="0">
+  <w:abstractNum w:abstractNumId="21" w15:restartNumberingAfterBreak="0">
     <w:nsid w:val="5C9A526E"/>
     <w:multiLevelType w:val="multilevel"/>
     <w:tmpl w:val="62B4F4F2"/>
@@ -16014,7 +17744,226 @@
       </w:rPr>
     </w:lvl>
   </w:abstractNum>
-  <w:abstractNum w:abstractNumId="17" w15:restartNumberingAfterBreak="0">
+  <w:abstractNum w:abstractNumId="22" w15:restartNumberingAfterBreak="0">
+    <w:nsid w:val="67310C0D"/>
+    <w:multiLevelType w:val="hybridMultilevel"/>
+    <w:tmpl w:val="2758C048"/>
+    <w:lvl w:ilvl="0" w:tplc="2A7E7E14">
+      <w:numFmt w:val="bullet"/>
+      <w:lvlText w:val=""/>
+      <w:lvlJc w:val="left"/>
+      <w:pPr>
+        <w:ind w:left="1811" w:hanging="360"/>
+      </w:pPr>
+      <w:rPr>
+        <w:rFonts w:ascii="Wingdings" w:eastAsia="Wingdings" w:hAnsi="Wingdings" w:cs="Wingdings" w:hint="default"/>
+        <w:b w:val="0"/>
+        <w:bCs w:val="0"/>
+        <w:i w:val="0"/>
+        <w:iCs w:val="0"/>
+        <w:spacing w:val="0"/>
+        <w:w w:val="100"/>
+        <w:sz w:val="24"/>
+        <w:szCs w:val="24"/>
+        <w:lang w:val="fr-FR" w:eastAsia="en-US" w:bidi="ar-SA"/>
+      </w:rPr>
+    </w:lvl>
+    <w:lvl w:ilvl="1" w:tplc="FFFFFFFF" w:tentative="1">
+      <w:start w:val="1"/>
+      <w:numFmt w:val="lowerLetter"/>
+      <w:lvlText w:val="%2."/>
+      <w:lvlJc w:val="left"/>
+      <w:pPr>
+        <w:ind w:left="2531" w:hanging="360"/>
+      </w:pPr>
+    </w:lvl>
+    <w:lvl w:ilvl="2" w:tplc="FFFFFFFF" w:tentative="1">
+      <w:start w:val="1"/>
+      <w:numFmt w:val="lowerRoman"/>
+      <w:lvlText w:val="%3."/>
+      <w:lvlJc w:val="right"/>
+      <w:pPr>
+        <w:ind w:left="3251" w:hanging="180"/>
+      </w:pPr>
+    </w:lvl>
+    <w:lvl w:ilvl="3" w:tplc="FFFFFFFF" w:tentative="1">
+      <w:start w:val="1"/>
+      <w:numFmt w:val="decimal"/>
+      <w:lvlText w:val="%4."/>
+      <w:lvlJc w:val="left"/>
+      <w:pPr>
+        <w:ind w:left="3971" w:hanging="360"/>
+      </w:pPr>
+    </w:lvl>
+    <w:lvl w:ilvl="4" w:tplc="FFFFFFFF" w:tentative="1">
+      <w:start w:val="1"/>
+      <w:numFmt w:val="lowerLetter"/>
+      <w:lvlText w:val="%5."/>
+      <w:lvlJc w:val="left"/>
+      <w:pPr>
+        <w:ind w:left="4691" w:hanging="360"/>
+      </w:pPr>
+    </w:lvl>
+    <w:lvl w:ilvl="5" w:tplc="FFFFFFFF" w:tentative="1">
+      <w:start w:val="1"/>
+      <w:numFmt w:val="lowerRoman"/>
+      <w:lvlText w:val="%6."/>
+      <w:lvlJc w:val="right"/>
+      <w:pPr>
+        <w:ind w:left="5411" w:hanging="180"/>
+      </w:pPr>
+    </w:lvl>
+    <w:lvl w:ilvl="6" w:tplc="FFFFFFFF" w:tentative="1">
+      <w:start w:val="1"/>
+      <w:numFmt w:val="decimal"/>
+      <w:lvlText w:val="%7."/>
+      <w:lvlJc w:val="left"/>
+      <w:pPr>
+        <w:ind w:left="6131" w:hanging="360"/>
+      </w:pPr>
+    </w:lvl>
+    <w:lvl w:ilvl="7" w:tplc="FFFFFFFF" w:tentative="1">
+      <w:start w:val="1"/>
+      <w:numFmt w:val="lowerLetter"/>
+      <w:lvlText w:val="%8."/>
+      <w:lvlJc w:val="left"/>
+      <w:pPr>
+        <w:ind w:left="6851" w:hanging="360"/>
+      </w:pPr>
+    </w:lvl>
+    <w:lvl w:ilvl="8" w:tplc="FFFFFFFF" w:tentative="1">
+      <w:start w:val="1"/>
+      <w:numFmt w:val="lowerRoman"/>
+      <w:lvlText w:val="%9."/>
+      <w:lvlJc w:val="right"/>
+      <w:pPr>
+        <w:ind w:left="7571" w:hanging="180"/>
+      </w:pPr>
+    </w:lvl>
+  </w:abstractNum>
+  <w:abstractNum w:abstractNumId="23" w15:restartNumberingAfterBreak="0">
+    <w:nsid w:val="67556E02"/>
+    <w:multiLevelType w:val="hybridMultilevel"/>
+    <w:tmpl w:val="0C28B358"/>
+    <w:lvl w:ilvl="0" w:tplc="8F2610BC">
+      <w:start w:val="1"/>
+      <w:numFmt w:val="decimal"/>
+      <w:lvlText w:val="%1."/>
+      <w:lvlJc w:val="left"/>
+      <w:pPr>
+        <w:ind w:left="825" w:hanging="360"/>
+      </w:pPr>
+      <w:rPr>
+        <w:rFonts w:hint="default"/>
+        <w:b w:val="0"/>
+        <w:bCs/>
+        <w:i w:val="0"/>
+        <w:iCs w:val="0"/>
+        <w:spacing w:val="0"/>
+        <w:w w:val="100"/>
+        <w:sz w:val="24"/>
+        <w:szCs w:val="24"/>
+        <w:lang w:val="fr-FR" w:eastAsia="en-US" w:bidi="ar-SA"/>
+      </w:rPr>
+    </w:lvl>
+    <w:lvl w:ilvl="1" w:tplc="FFFFFFFF" w:tentative="1">
+      <w:start w:val="1"/>
+      <w:numFmt w:val="bullet"/>
+      <w:lvlText w:val="o"/>
+      <w:lvlJc w:val="left"/>
+      <w:pPr>
+        <w:ind w:left="1545" w:hanging="360"/>
+      </w:pPr>
+      <w:rPr>
+        <w:rFonts w:ascii="Courier New" w:hAnsi="Courier New" w:cs="Courier New" w:hint="default"/>
+      </w:rPr>
+    </w:lvl>
+    <w:lvl w:ilvl="2" w:tplc="FFFFFFFF" w:tentative="1">
+      <w:start w:val="1"/>
+      <w:numFmt w:val="bullet"/>
+      <w:lvlText w:val=""/>
+      <w:lvlJc w:val="left"/>
+      <w:pPr>
+        <w:ind w:left="2265" w:hanging="360"/>
+      </w:pPr>
+      <w:rPr>
+        <w:rFonts w:ascii="Wingdings" w:hAnsi="Wingdings" w:hint="default"/>
+      </w:rPr>
+    </w:lvl>
+    <w:lvl w:ilvl="3" w:tplc="FFFFFFFF" w:tentative="1">
+      <w:start w:val="1"/>
+      <w:numFmt w:val="bullet"/>
+      <w:lvlText w:val=""/>
+      <w:lvlJc w:val="left"/>
+      <w:pPr>
+        <w:ind w:left="2985" w:hanging="360"/>
+      </w:pPr>
+      <w:rPr>
+        <w:rFonts w:ascii="Symbol" w:hAnsi="Symbol" w:hint="default"/>
+      </w:rPr>
+    </w:lvl>
+    <w:lvl w:ilvl="4" w:tplc="FFFFFFFF" w:tentative="1">
+      <w:start w:val="1"/>
+      <w:numFmt w:val="bullet"/>
+      <w:lvlText w:val="o"/>
+      <w:lvlJc w:val="left"/>
+      <w:pPr>
+        <w:ind w:left="3705" w:hanging="360"/>
+      </w:pPr>
+      <w:rPr>
+        <w:rFonts w:ascii="Courier New" w:hAnsi="Courier New" w:cs="Courier New" w:hint="default"/>
+      </w:rPr>
+    </w:lvl>
+    <w:lvl w:ilvl="5" w:tplc="FFFFFFFF" w:tentative="1">
+      <w:start w:val="1"/>
+      <w:numFmt w:val="bullet"/>
+      <w:lvlText w:val=""/>
+      <w:lvlJc w:val="left"/>
+      <w:pPr>
+        <w:ind w:left="4425" w:hanging="360"/>
+      </w:pPr>
+      <w:rPr>
+        <w:rFonts w:ascii="Wingdings" w:hAnsi="Wingdings" w:hint="default"/>
+      </w:rPr>
+    </w:lvl>
+    <w:lvl w:ilvl="6" w:tplc="FFFFFFFF" w:tentative="1">
+      <w:start w:val="1"/>
+      <w:numFmt w:val="bullet"/>
+      <w:lvlText w:val=""/>
+      <w:lvlJc w:val="left"/>
+      <w:pPr>
+        <w:ind w:left="5145" w:hanging="360"/>
+      </w:pPr>
+      <w:rPr>
+        <w:rFonts w:ascii="Symbol" w:hAnsi="Symbol" w:hint="default"/>
+      </w:rPr>
+    </w:lvl>
+    <w:lvl w:ilvl="7" w:tplc="FFFFFFFF" w:tentative="1">
+      <w:start w:val="1"/>
+      <w:numFmt w:val="bullet"/>
+      <w:lvlText w:val="o"/>
+      <w:lvlJc w:val="left"/>
+      <w:pPr>
+        <w:ind w:left="5865" w:hanging="360"/>
+      </w:pPr>
+      <w:rPr>
+        <w:rFonts w:ascii="Courier New" w:hAnsi="Courier New" w:cs="Courier New" w:hint="default"/>
+      </w:rPr>
+    </w:lvl>
+    <w:lvl w:ilvl="8" w:tplc="FFFFFFFF" w:tentative="1">
+      <w:start w:val="1"/>
+      <w:numFmt w:val="bullet"/>
+      <w:lvlText w:val=""/>
+      <w:lvlJc w:val="left"/>
+      <w:pPr>
+        <w:ind w:left="6585" w:hanging="360"/>
+      </w:pPr>
+      <w:rPr>
+        <w:rFonts w:ascii="Wingdings" w:hAnsi="Wingdings" w:hint="default"/>
+      </w:rPr>
+    </w:lvl>
+  </w:abstractNum>
+  <w:abstractNum w:abstractNumId="24" w15:restartNumberingAfterBreak="0">
     <w:nsid w:val="68943583"/>
     <w:multiLevelType w:val="multilevel"/>
     <w:tmpl w:val="4858D2F6"/>
@@ -16159,7 +18108,215 @@
       </w:rPr>
     </w:lvl>
   </w:abstractNum>
-  <w:abstractNum w:abstractNumId="18" w15:restartNumberingAfterBreak="0">
+  <w:abstractNum w:abstractNumId="25" w15:restartNumberingAfterBreak="0">
+    <w:nsid w:val="6A133080"/>
+    <w:multiLevelType w:val="hybridMultilevel"/>
+    <w:tmpl w:val="9E84C746"/>
+    <w:lvl w:ilvl="0" w:tplc="2000000F">
+      <w:start w:val="1"/>
+      <w:numFmt w:val="decimal"/>
+      <w:lvlText w:val="%1."/>
+      <w:lvlJc w:val="left"/>
+      <w:pPr>
+        <w:ind w:left="1190" w:hanging="360"/>
+      </w:pPr>
+    </w:lvl>
+    <w:lvl w:ilvl="1" w:tplc="20000019" w:tentative="1">
+      <w:start w:val="1"/>
+      <w:numFmt w:val="lowerLetter"/>
+      <w:lvlText w:val="%2."/>
+      <w:lvlJc w:val="left"/>
+      <w:pPr>
+        <w:ind w:left="1910" w:hanging="360"/>
+      </w:pPr>
+    </w:lvl>
+    <w:lvl w:ilvl="2" w:tplc="2000001B" w:tentative="1">
+      <w:start w:val="1"/>
+      <w:numFmt w:val="lowerRoman"/>
+      <w:lvlText w:val="%3."/>
+      <w:lvlJc w:val="right"/>
+      <w:pPr>
+        <w:ind w:left="2630" w:hanging="180"/>
+      </w:pPr>
+    </w:lvl>
+    <w:lvl w:ilvl="3" w:tplc="2000000F" w:tentative="1">
+      <w:start w:val="1"/>
+      <w:numFmt w:val="decimal"/>
+      <w:lvlText w:val="%4."/>
+      <w:lvlJc w:val="left"/>
+      <w:pPr>
+        <w:ind w:left="3350" w:hanging="360"/>
+      </w:pPr>
+    </w:lvl>
+    <w:lvl w:ilvl="4" w:tplc="20000019" w:tentative="1">
+      <w:start w:val="1"/>
+      <w:numFmt w:val="lowerLetter"/>
+      <w:lvlText w:val="%5."/>
+      <w:lvlJc w:val="left"/>
+      <w:pPr>
+        <w:ind w:left="4070" w:hanging="360"/>
+      </w:pPr>
+    </w:lvl>
+    <w:lvl w:ilvl="5" w:tplc="2000001B" w:tentative="1">
+      <w:start w:val="1"/>
+      <w:numFmt w:val="lowerRoman"/>
+      <w:lvlText w:val="%6."/>
+      <w:lvlJc w:val="right"/>
+      <w:pPr>
+        <w:ind w:left="4790" w:hanging="180"/>
+      </w:pPr>
+    </w:lvl>
+    <w:lvl w:ilvl="6" w:tplc="2000000F" w:tentative="1">
+      <w:start w:val="1"/>
+      <w:numFmt w:val="decimal"/>
+      <w:lvlText w:val="%7."/>
+      <w:lvlJc w:val="left"/>
+      <w:pPr>
+        <w:ind w:left="5510" w:hanging="360"/>
+      </w:pPr>
+    </w:lvl>
+    <w:lvl w:ilvl="7" w:tplc="20000019" w:tentative="1">
+      <w:start w:val="1"/>
+      <w:numFmt w:val="lowerLetter"/>
+      <w:lvlText w:val="%8."/>
+      <w:lvlJc w:val="left"/>
+      <w:pPr>
+        <w:ind w:left="6230" w:hanging="360"/>
+      </w:pPr>
+    </w:lvl>
+    <w:lvl w:ilvl="8" w:tplc="2000001B" w:tentative="1">
+      <w:start w:val="1"/>
+      <w:numFmt w:val="lowerRoman"/>
+      <w:lvlText w:val="%9."/>
+      <w:lvlJc w:val="right"/>
+      <w:pPr>
+        <w:ind w:left="6950" w:hanging="180"/>
+      </w:pPr>
+    </w:lvl>
+  </w:abstractNum>
+  <w:abstractNum w:abstractNumId="26" w15:restartNumberingAfterBreak="0">
+    <w:nsid w:val="6C640687"/>
+    <w:multiLevelType w:val="hybridMultilevel"/>
+    <w:tmpl w:val="392CDAEE"/>
+    <w:lvl w:ilvl="0" w:tplc="8F2610BC">
+      <w:start w:val="1"/>
+      <w:numFmt w:val="decimal"/>
+      <w:lvlText w:val="%1."/>
+      <w:lvlJc w:val="left"/>
+      <w:pPr>
+        <w:ind w:left="825" w:hanging="360"/>
+      </w:pPr>
+      <w:rPr>
+        <w:rFonts w:hint="default"/>
+        <w:b w:val="0"/>
+        <w:bCs/>
+        <w:i w:val="0"/>
+        <w:iCs w:val="0"/>
+        <w:spacing w:val="0"/>
+        <w:w w:val="100"/>
+        <w:sz w:val="24"/>
+        <w:szCs w:val="24"/>
+        <w:lang w:val="fr-FR" w:eastAsia="en-US" w:bidi="ar-SA"/>
+      </w:rPr>
+    </w:lvl>
+    <w:lvl w:ilvl="1" w:tplc="FFFFFFFF" w:tentative="1">
+      <w:start w:val="1"/>
+      <w:numFmt w:val="bullet"/>
+      <w:lvlText w:val="o"/>
+      <w:lvlJc w:val="left"/>
+      <w:pPr>
+        <w:ind w:left="1545" w:hanging="360"/>
+      </w:pPr>
+      <w:rPr>
+        <w:rFonts w:ascii="Courier New" w:hAnsi="Courier New" w:cs="Courier New" w:hint="default"/>
+      </w:rPr>
+    </w:lvl>
+    <w:lvl w:ilvl="2" w:tplc="FFFFFFFF" w:tentative="1">
+      <w:start w:val="1"/>
+      <w:numFmt w:val="bullet"/>
+      <w:lvlText w:val=""/>
+      <w:lvlJc w:val="left"/>
+      <w:pPr>
+        <w:ind w:left="2265" w:hanging="360"/>
+      </w:pPr>
+      <w:rPr>
+        <w:rFonts w:ascii="Wingdings" w:hAnsi="Wingdings" w:hint="default"/>
+      </w:rPr>
+    </w:lvl>
+    <w:lvl w:ilvl="3" w:tplc="FFFFFFFF" w:tentative="1">
+      <w:start w:val="1"/>
+      <w:numFmt w:val="bullet"/>
+      <w:lvlText w:val=""/>
+      <w:lvlJc w:val="left"/>
+      <w:pPr>
+        <w:ind w:left="2985" w:hanging="360"/>
+      </w:pPr>
+      <w:rPr>
+        <w:rFonts w:ascii="Symbol" w:hAnsi="Symbol" w:hint="default"/>
+      </w:rPr>
+    </w:lvl>
+    <w:lvl w:ilvl="4" w:tplc="FFFFFFFF" w:tentative="1">
+      <w:start w:val="1"/>
+      <w:numFmt w:val="bullet"/>
+      <w:lvlText w:val="o"/>
+      <w:lvlJc w:val="left"/>
+      <w:pPr>
+        <w:ind w:left="3705" w:hanging="360"/>
+      </w:pPr>
+      <w:rPr>
+        <w:rFonts w:ascii="Courier New" w:hAnsi="Courier New" w:cs="Courier New" w:hint="default"/>
+      </w:rPr>
+    </w:lvl>
+    <w:lvl w:ilvl="5" w:tplc="FFFFFFFF" w:tentative="1">
+      <w:start w:val="1"/>
+      <w:numFmt w:val="bullet"/>
+      <w:lvlText w:val=""/>
+      <w:lvlJc w:val="left"/>
+      <w:pPr>
+        <w:ind w:left="4425" w:hanging="360"/>
+      </w:pPr>
+      <w:rPr>
+        <w:rFonts w:ascii="Wingdings" w:hAnsi="Wingdings" w:hint="default"/>
+      </w:rPr>
+    </w:lvl>
+    <w:lvl w:ilvl="6" w:tplc="FFFFFFFF" w:tentative="1">
+      <w:start w:val="1"/>
+      <w:numFmt w:val="bullet"/>
+      <w:lvlText w:val=""/>
+      <w:lvlJc w:val="left"/>
+      <w:pPr>
+        <w:ind w:left="5145" w:hanging="360"/>
+      </w:pPr>
+      <w:rPr>
+        <w:rFonts w:ascii="Symbol" w:hAnsi="Symbol" w:hint="default"/>
+      </w:rPr>
+    </w:lvl>
+    <w:lvl w:ilvl="7" w:tplc="FFFFFFFF" w:tentative="1">
+      <w:start w:val="1"/>
+      <w:numFmt w:val="bullet"/>
+      <w:lvlText w:val="o"/>
+      <w:lvlJc w:val="left"/>
+      <w:pPr>
+        <w:ind w:left="5865" w:hanging="360"/>
+      </w:pPr>
+      <w:rPr>
+        <w:rFonts w:ascii="Courier New" w:hAnsi="Courier New" w:cs="Courier New" w:hint="default"/>
+      </w:rPr>
+    </w:lvl>
+    <w:lvl w:ilvl="8" w:tplc="FFFFFFFF" w:tentative="1">
+      <w:start w:val="1"/>
+      <w:numFmt w:val="bullet"/>
+      <w:lvlText w:val=""/>
+      <w:lvlJc w:val="left"/>
+      <w:pPr>
+        <w:ind w:left="6585" w:hanging="360"/>
+      </w:pPr>
+      <w:rPr>
+        <w:rFonts w:ascii="Wingdings" w:hAnsi="Wingdings" w:hint="default"/>
+      </w:rPr>
+    </w:lvl>
+  </w:abstractNum>
+  <w:abstractNum w:abstractNumId="27" w15:restartNumberingAfterBreak="0">
     <w:nsid w:val="6EF903BF"/>
     <w:multiLevelType w:val="multilevel"/>
     <w:tmpl w:val="297847B0"/>
@@ -16308,7 +18465,226 @@
       </w:rPr>
     </w:lvl>
   </w:abstractNum>
-  <w:abstractNum w:abstractNumId="19" w15:restartNumberingAfterBreak="0">
+  <w:abstractNum w:abstractNumId="28" w15:restartNumberingAfterBreak="0">
+    <w:nsid w:val="77DE558F"/>
+    <w:multiLevelType w:val="hybridMultilevel"/>
+    <w:tmpl w:val="B2085082"/>
+    <w:lvl w:ilvl="0" w:tplc="FFFFFFFF">
+      <w:start w:val="1"/>
+      <w:numFmt w:val="decimal"/>
+      <w:lvlText w:val="%1."/>
+      <w:lvlJc w:val="left"/>
+      <w:pPr>
+        <w:ind w:left="825" w:hanging="360"/>
+      </w:pPr>
+      <w:rPr>
+        <w:rFonts w:hint="default"/>
+        <w:b w:val="0"/>
+        <w:bCs/>
+        <w:i w:val="0"/>
+        <w:iCs w:val="0"/>
+        <w:spacing w:val="0"/>
+        <w:w w:val="100"/>
+        <w:sz w:val="24"/>
+        <w:szCs w:val="24"/>
+        <w:lang w:val="fr-FR" w:eastAsia="en-US" w:bidi="ar-SA"/>
+      </w:rPr>
+    </w:lvl>
+    <w:lvl w:ilvl="1" w:tplc="FFFFFFFF" w:tentative="1">
+      <w:start w:val="1"/>
+      <w:numFmt w:val="bullet"/>
+      <w:lvlText w:val="o"/>
+      <w:lvlJc w:val="left"/>
+      <w:pPr>
+        <w:ind w:left="1545" w:hanging="360"/>
+      </w:pPr>
+      <w:rPr>
+        <w:rFonts w:ascii="Courier New" w:hAnsi="Courier New" w:cs="Courier New" w:hint="default"/>
+      </w:rPr>
+    </w:lvl>
+    <w:lvl w:ilvl="2" w:tplc="FFFFFFFF" w:tentative="1">
+      <w:start w:val="1"/>
+      <w:numFmt w:val="bullet"/>
+      <w:lvlText w:val=""/>
+      <w:lvlJc w:val="left"/>
+      <w:pPr>
+        <w:ind w:left="2265" w:hanging="360"/>
+      </w:pPr>
+      <w:rPr>
+        <w:rFonts w:ascii="Wingdings" w:hAnsi="Wingdings" w:hint="default"/>
+      </w:rPr>
+    </w:lvl>
+    <w:lvl w:ilvl="3" w:tplc="FFFFFFFF" w:tentative="1">
+      <w:start w:val="1"/>
+      <w:numFmt w:val="bullet"/>
+      <w:lvlText w:val=""/>
+      <w:lvlJc w:val="left"/>
+      <w:pPr>
+        <w:ind w:left="2985" w:hanging="360"/>
+      </w:pPr>
+      <w:rPr>
+        <w:rFonts w:ascii="Symbol" w:hAnsi="Symbol" w:hint="default"/>
+      </w:rPr>
+    </w:lvl>
+    <w:lvl w:ilvl="4" w:tplc="FFFFFFFF" w:tentative="1">
+      <w:start w:val="1"/>
+      <w:numFmt w:val="bullet"/>
+      <w:lvlText w:val="o"/>
+      <w:lvlJc w:val="left"/>
+      <w:pPr>
+        <w:ind w:left="3705" w:hanging="360"/>
+      </w:pPr>
+      <w:rPr>
+        <w:rFonts w:ascii="Courier New" w:hAnsi="Courier New" w:cs="Courier New" w:hint="default"/>
+      </w:rPr>
+    </w:lvl>
+    <w:lvl w:ilvl="5" w:tplc="FFFFFFFF" w:tentative="1">
+      <w:start w:val="1"/>
+      <w:numFmt w:val="bullet"/>
+      <w:lvlText w:val=""/>
+      <w:lvlJc w:val="left"/>
+      <w:pPr>
+        <w:ind w:left="4425" w:hanging="360"/>
+      </w:pPr>
+      <w:rPr>
+        <w:rFonts w:ascii="Wingdings" w:hAnsi="Wingdings" w:hint="default"/>
+      </w:rPr>
+    </w:lvl>
+    <w:lvl w:ilvl="6" w:tplc="FFFFFFFF" w:tentative="1">
+      <w:start w:val="1"/>
+      <w:numFmt w:val="bullet"/>
+      <w:lvlText w:val=""/>
+      <w:lvlJc w:val="left"/>
+      <w:pPr>
+        <w:ind w:left="5145" w:hanging="360"/>
+      </w:pPr>
+      <w:rPr>
+        <w:rFonts w:ascii="Symbol" w:hAnsi="Symbol" w:hint="default"/>
+      </w:rPr>
+    </w:lvl>
+    <w:lvl w:ilvl="7" w:tplc="FFFFFFFF" w:tentative="1">
+      <w:start w:val="1"/>
+      <w:numFmt w:val="bullet"/>
+      <w:lvlText w:val="o"/>
+      <w:lvlJc w:val="left"/>
+      <w:pPr>
+        <w:ind w:left="5865" w:hanging="360"/>
+      </w:pPr>
+      <w:rPr>
+        <w:rFonts w:ascii="Courier New" w:hAnsi="Courier New" w:cs="Courier New" w:hint="default"/>
+      </w:rPr>
+    </w:lvl>
+    <w:lvl w:ilvl="8" w:tplc="FFFFFFFF" w:tentative="1">
+      <w:start w:val="1"/>
+      <w:numFmt w:val="bullet"/>
+      <w:lvlText w:val=""/>
+      <w:lvlJc w:val="left"/>
+      <w:pPr>
+        <w:ind w:left="6585" w:hanging="360"/>
+      </w:pPr>
+      <w:rPr>
+        <w:rFonts w:ascii="Wingdings" w:hAnsi="Wingdings" w:hint="default"/>
+      </w:rPr>
+    </w:lvl>
+  </w:abstractNum>
+  <w:abstractNum w:abstractNumId="29" w15:restartNumberingAfterBreak="0">
+    <w:nsid w:val="78DB4CEF"/>
+    <w:multiLevelType w:val="hybridMultilevel"/>
+    <w:tmpl w:val="0F4AFAF2"/>
+    <w:lvl w:ilvl="0" w:tplc="2A7E7E14">
+      <w:numFmt w:val="bullet"/>
+      <w:lvlText w:val=""/>
+      <w:lvlJc w:val="left"/>
+      <w:pPr>
+        <w:ind w:left="1091" w:hanging="360"/>
+      </w:pPr>
+      <w:rPr>
+        <w:rFonts w:ascii="Wingdings" w:eastAsia="Wingdings" w:hAnsi="Wingdings" w:cs="Wingdings" w:hint="default"/>
+        <w:b w:val="0"/>
+        <w:bCs w:val="0"/>
+        <w:i w:val="0"/>
+        <w:iCs w:val="0"/>
+        <w:spacing w:val="0"/>
+        <w:w w:val="100"/>
+        <w:sz w:val="24"/>
+        <w:szCs w:val="24"/>
+        <w:lang w:val="fr-FR" w:eastAsia="en-US" w:bidi="ar-SA"/>
+      </w:rPr>
+    </w:lvl>
+    <w:lvl w:ilvl="1" w:tplc="FFFFFFFF" w:tentative="1">
+      <w:start w:val="1"/>
+      <w:numFmt w:val="lowerLetter"/>
+      <w:lvlText w:val="%2."/>
+      <w:lvlJc w:val="left"/>
+      <w:pPr>
+        <w:ind w:left="1811" w:hanging="360"/>
+      </w:pPr>
+    </w:lvl>
+    <w:lvl w:ilvl="2" w:tplc="FFFFFFFF" w:tentative="1">
+      <w:start w:val="1"/>
+      <w:numFmt w:val="lowerRoman"/>
+      <w:lvlText w:val="%3."/>
+      <w:lvlJc w:val="right"/>
+      <w:pPr>
+        <w:ind w:left="2531" w:hanging="180"/>
+      </w:pPr>
+    </w:lvl>
+    <w:lvl w:ilvl="3" w:tplc="FFFFFFFF" w:tentative="1">
+      <w:start w:val="1"/>
+      <w:numFmt w:val="decimal"/>
+      <w:lvlText w:val="%4."/>
+      <w:lvlJc w:val="left"/>
+      <w:pPr>
+        <w:ind w:left="3251" w:hanging="360"/>
+      </w:pPr>
+    </w:lvl>
+    <w:lvl w:ilvl="4" w:tplc="FFFFFFFF" w:tentative="1">
+      <w:start w:val="1"/>
+      <w:numFmt w:val="lowerLetter"/>
+      <w:lvlText w:val="%5."/>
+      <w:lvlJc w:val="left"/>
+      <w:pPr>
+        <w:ind w:left="3971" w:hanging="360"/>
+      </w:pPr>
+    </w:lvl>
+    <w:lvl w:ilvl="5" w:tplc="FFFFFFFF" w:tentative="1">
+      <w:start w:val="1"/>
+      <w:numFmt w:val="lowerRoman"/>
+      <w:lvlText w:val="%6."/>
+      <w:lvlJc w:val="right"/>
+      <w:pPr>
+        <w:ind w:left="4691" w:hanging="180"/>
+      </w:pPr>
+    </w:lvl>
+    <w:lvl w:ilvl="6" w:tplc="FFFFFFFF" w:tentative="1">
+      <w:start w:val="1"/>
+      <w:numFmt w:val="decimal"/>
+      <w:lvlText w:val="%7."/>
+      <w:lvlJc w:val="left"/>
+      <w:pPr>
+        <w:ind w:left="5411" w:hanging="360"/>
+      </w:pPr>
+    </w:lvl>
+    <w:lvl w:ilvl="7" w:tplc="FFFFFFFF" w:tentative="1">
+      <w:start w:val="1"/>
+      <w:numFmt w:val="lowerLetter"/>
+      <w:lvlText w:val="%8."/>
+      <w:lvlJc w:val="left"/>
+      <w:pPr>
+        <w:ind w:left="6131" w:hanging="360"/>
+      </w:pPr>
+    </w:lvl>
+    <w:lvl w:ilvl="8" w:tplc="FFFFFFFF" w:tentative="1">
+      <w:start w:val="1"/>
+      <w:numFmt w:val="lowerRoman"/>
+      <w:lvlText w:val="%9."/>
+      <w:lvlJc w:val="right"/>
+      <w:pPr>
+        <w:ind w:left="6851" w:hanging="180"/>
+      </w:pPr>
+    </w:lvl>
+  </w:abstractNum>
+  <w:abstractNum w:abstractNumId="30" w15:restartNumberingAfterBreak="0">
     <w:nsid w:val="7D016007"/>
     <w:multiLevelType w:val="hybridMultilevel"/>
     <w:tmpl w:val="3DD452A2"/>
@@ -16425,28 +18801,28 @@
     <w:abstractNumId w:val="3"/>
   </w:num>
   <w:num w:numId="2" w16cid:durableId="1365207183">
-    <w:abstractNumId w:val="7"/>
+    <w:abstractNumId w:val="10"/>
   </w:num>
   <w:num w:numId="3" w16cid:durableId="318316185">
     <w:abstractNumId w:val="1"/>
   </w:num>
   <w:num w:numId="4" w16cid:durableId="1770009563">
-    <w:abstractNumId w:val="18"/>
+    <w:abstractNumId w:val="27"/>
   </w:num>
   <w:num w:numId="5" w16cid:durableId="2058579802">
-    <w:abstractNumId w:val="16"/>
+    <w:abstractNumId w:val="21"/>
   </w:num>
   <w:num w:numId="6" w16cid:durableId="737165875">
-    <w:abstractNumId w:val="19"/>
+    <w:abstractNumId w:val="30"/>
   </w:num>
   <w:num w:numId="7" w16cid:durableId="163209347">
-    <w:abstractNumId w:val="13"/>
+    <w:abstractNumId w:val="17"/>
   </w:num>
   <w:num w:numId="8" w16cid:durableId="1528644575">
-    <w:abstractNumId w:val="5"/>
+    <w:abstractNumId w:val="6"/>
   </w:num>
   <w:num w:numId="9" w16cid:durableId="833376966">
-    <w:abstractNumId w:val="10"/>
+    <w:abstractNumId w:val="16"/>
   </w:num>
   <w:num w:numId="10" w16cid:durableId="1261793150">
     <w:abstractNumId w:val="0"/>
@@ -16455,33 +18831,66 @@
     <w:abstractNumId w:val="4"/>
   </w:num>
   <w:num w:numId="12" w16cid:durableId="290282183">
-    <w:abstractNumId w:val="17"/>
+    <w:abstractNumId w:val="24"/>
   </w:num>
   <w:num w:numId="13" w16cid:durableId="508524748">
     <w:abstractNumId w:val="2"/>
   </w:num>
   <w:num w:numId="14" w16cid:durableId="1998417116">
-    <w:abstractNumId w:val="6"/>
+    <w:abstractNumId w:val="8"/>
   </w:num>
   <w:num w:numId="15" w16cid:durableId="1707877043">
+    <w:abstractNumId w:val="19"/>
+  </w:num>
+  <w:num w:numId="16" w16cid:durableId="602804732">
+    <w:abstractNumId w:val="20"/>
+  </w:num>
+  <w:num w:numId="17" w16cid:durableId="1667323583">
     <w:abstractNumId w:val="14"/>
   </w:num>
-  <w:num w:numId="16" w16cid:durableId="602804732">
+  <w:num w:numId="18" w16cid:durableId="1339581994">
+    <w:abstractNumId w:val="11"/>
+  </w:num>
+  <w:num w:numId="19" w16cid:durableId="796945160">
+    <w:abstractNumId w:val="12"/>
+  </w:num>
+  <w:num w:numId="20" w16cid:durableId="1704986089">
+    <w:abstractNumId w:val="25"/>
+  </w:num>
+  <w:num w:numId="21" w16cid:durableId="737825128">
+    <w:abstractNumId w:val="5"/>
+  </w:num>
+  <w:num w:numId="22" w16cid:durableId="478307426">
+    <w:abstractNumId w:val="23"/>
+  </w:num>
+  <w:num w:numId="23" w16cid:durableId="1075933549">
+    <w:abstractNumId w:val="29"/>
+  </w:num>
+  <w:num w:numId="24" w16cid:durableId="154339193">
+    <w:abstractNumId w:val="26"/>
+  </w:num>
+  <w:num w:numId="25" w16cid:durableId="1265847982">
+    <w:abstractNumId w:val="9"/>
+  </w:num>
+  <w:num w:numId="26" w16cid:durableId="55662880">
+    <w:abstractNumId w:val="18"/>
+  </w:num>
+  <w:num w:numId="27" w16cid:durableId="1258907346">
+    <w:abstractNumId w:val="7"/>
+  </w:num>
+  <w:num w:numId="28" w16cid:durableId="263659101">
+    <w:abstractNumId w:val="22"/>
+  </w:num>
+  <w:num w:numId="29" w16cid:durableId="353267007">
+    <w:abstractNumId w:val="28"/>
+  </w:num>
+  <w:num w:numId="30" w16cid:durableId="338392961">
+    <w:abstractNumId w:val="13"/>
+  </w:num>
+  <w:num w:numId="31" w16cid:durableId="1079987799">
     <w:abstractNumId w:val="15"/>
   </w:num>
-  <w:num w:numId="17" w16cid:durableId="1667323583">
-    <w:abstractNumId w:val="9"/>
-  </w:num>
-  <w:num w:numId="18" w16cid:durableId="1463039592">
-    <w:abstractNumId w:val="11"/>
-  </w:num>
-  <w:num w:numId="19" w16cid:durableId="185875856">
-    <w:abstractNumId w:val="12"/>
-  </w:num>
-  <w:num w:numId="20" w16cid:durableId="1339581994">
-    <w:abstractNumId w:val="8"/>
-  </w:num>
-  <w:numIdMacAtCleanup w:val="20"/>
+  <w:numIdMacAtCleanup w:val="31"/>
 </w:numbering>
 </file>
 

--- a/RAPPORT DE STAGE.docx
+++ b/RAPPORT DE STAGE.docx
@@ -13491,6 +13491,43 @@
         <w:t>Cas d’utilisation : Créer un ticket</w:t>
       </w:r>
     </w:p>
+    <w:p>
+      <w:pPr>
+        <w:pStyle w:val="Lgende"/>
+        <w:keepNext/>
+        <w:jc w:val="center"/>
+      </w:pPr>
+      <w:r>
+        <w:t xml:space="preserve">Tableau </w:t>
+      </w:r>
+      <w:r>
+        <w:fldChar w:fldCharType="begin"/>
+      </w:r>
+      <w:r>
+        <w:instrText xml:space="preserve"> SEQ Tableau \* ARABIC </w:instrText>
+      </w:r>
+      <w:r>
+        <w:fldChar w:fldCharType="separate"/>
+      </w:r>
+      <w:r>
+        <w:rPr>
+          <w:noProof/>
+        </w:rPr>
+        <w:t>4</w:t>
+      </w:r>
+      <w:r>
+        <w:fldChar w:fldCharType="end"/>
+      </w:r>
+      <w:r>
+        <w:t>: Description du cas d’utilisation « Créer un</w:t>
+      </w:r>
+      <w:r>
+        <w:t xml:space="preserve"> ticket </w:t>
+      </w:r>
+      <w:r>
+        <w:t>»</w:t>
+      </w:r>
+    </w:p>
     <w:tbl>
       <w:tblPr>
         <w:tblStyle w:val="TableNormal"/>
@@ -13820,7 +13857,23 @@
                 <w:spacing w:val="-6"/>
                 <w:sz w:val="24"/>
               </w:rPr>
-              <w:t>Administrateur, Technicien, Client</w:t>
+              <w:t>Administrateur,</w:t>
+            </w:r>
+            <w:r>
+              <w:rPr>
+                <w:rFonts w:ascii="Times New Roman" w:hAnsi="Times New Roman" w:cs="Times New Roman"/>
+                <w:spacing w:val="-6"/>
+                <w:sz w:val="24"/>
+              </w:rPr>
+              <w:t xml:space="preserve"> </w:t>
+            </w:r>
+            <w:r>
+              <w:rPr>
+                <w:rFonts w:ascii="Times New Roman" w:hAnsi="Times New Roman" w:cs="Times New Roman"/>
+                <w:spacing w:val="-6"/>
+                <w:sz w:val="24"/>
+              </w:rPr>
+              <w:t>Client</w:t>
             </w:r>
           </w:p>
           <w:p>
@@ -14311,6 +14364,7 @@
                 <w:spacing w:val="2"/>
                 <w:sz w:val="24"/>
               </w:rPr>
+              <w:lastRenderedPageBreak/>
               <w:t>SCENARIO</w:t>
             </w:r>
             <w:r>
@@ -14382,7 +14436,6 @@
                 <w:szCs w:val="24"/>
                 <w:lang w:val="fr-TG" w:eastAsia="fr-TG"/>
               </w:rPr>
-              <w:lastRenderedPageBreak/>
               <w:t>L'acteur ouvre le formulaire de création.</w:t>
             </w:r>
             <w:r>
@@ -14922,6 +14975,2148 @@
               </w:rPr>
               <w:t>e système refuse et signale les champs à corriger.</w:t>
             </w:r>
+          </w:p>
+        </w:tc>
+      </w:tr>
+      <w:tr>
+        <w:trPr>
+          <w:trHeight w:val="616"/>
+          <w:jc w:val="center"/>
+        </w:trPr>
+        <w:tc>
+          <w:tcPr>
+            <w:tcW w:w="9065" w:type="dxa"/>
+          </w:tcPr>
+          <w:p>
+            <w:pPr>
+              <w:pStyle w:val="TableParagraph"/>
+              <w:spacing w:before="161"/>
+              <w:ind w:left="0"/>
+              <w:rPr>
+                <w:rFonts w:ascii="Times New Roman" w:hAnsi="Times New Roman" w:cs="Times New Roman"/>
+                <w:b/>
+                <w:bCs/>
+                <w:iCs/>
+                <w:w w:val="90"/>
+                <w:sz w:val="24"/>
+              </w:rPr>
+            </w:pPr>
+            <w:r>
+              <w:rPr>
+                <w:rFonts w:ascii="Times New Roman" w:hAnsi="Times New Roman" w:cs="Times New Roman"/>
+                <w:b/>
+                <w:bCs/>
+                <w:iCs/>
+                <w:w w:val="90"/>
+                <w:sz w:val="24"/>
+              </w:rPr>
+              <w:t xml:space="preserve">  POST-CONDITIONS</w:t>
+            </w:r>
+          </w:p>
+        </w:tc>
+      </w:tr>
+      <w:tr>
+        <w:trPr>
+          <w:trHeight w:val="616"/>
+          <w:jc w:val="center"/>
+        </w:trPr>
+        <w:tc>
+          <w:tcPr>
+            <w:tcW w:w="9065" w:type="dxa"/>
+          </w:tcPr>
+          <w:p>
+            <w:pPr>
+              <w:pStyle w:val="TableParagraph"/>
+              <w:numPr>
+                <w:ilvl w:val="0"/>
+                <w:numId w:val="32"/>
+              </w:numPr>
+              <w:spacing w:before="161"/>
+              <w:rPr>
+                <w:rFonts w:ascii="Times New Roman" w:hAnsi="Times New Roman" w:cs="Times New Roman"/>
+                <w:b/>
+                <w:bCs/>
+                <w:iCs/>
+                <w:w w:val="90"/>
+                <w:sz w:val="24"/>
+              </w:rPr>
+            </w:pPr>
+            <w:r>
+              <w:rPr>
+                <w:rFonts w:ascii="Times New Roman" w:hAnsi="Times New Roman" w:cs="Times New Roman"/>
+                <w:b/>
+                <w:bCs/>
+                <w:iCs/>
+                <w:w w:val="90"/>
+                <w:sz w:val="24"/>
+              </w:rPr>
+              <w:t>Le cas d’utilisation se termine en succès si :</w:t>
+            </w:r>
+          </w:p>
+          <w:p>
+            <w:pPr>
+              <w:pStyle w:val="TableParagraph"/>
+              <w:numPr>
+                <w:ilvl w:val="0"/>
+                <w:numId w:val="28"/>
+              </w:numPr>
+              <w:spacing w:before="161"/>
+              <w:rPr>
+                <w:rFonts w:ascii="Times New Roman" w:hAnsi="Times New Roman" w:cs="Times New Roman"/>
+                <w:iCs/>
+                <w:w w:val="90"/>
+                <w:sz w:val="24"/>
+              </w:rPr>
+            </w:pPr>
+            <w:r>
+              <w:rPr>
+                <w:rFonts w:ascii="Times New Roman" w:hAnsi="Times New Roman" w:cs="Times New Roman"/>
+                <w:iCs/>
+                <w:w w:val="90"/>
+                <w:sz w:val="24"/>
+              </w:rPr>
+              <w:t>Un ticket existe</w:t>
+            </w:r>
+            <w:r>
+              <w:rPr>
+                <w:rFonts w:ascii="Times New Roman" w:hAnsi="Times New Roman" w:cs="Times New Roman"/>
+                <w:iCs/>
+                <w:w w:val="90"/>
+                <w:sz w:val="24"/>
+              </w:rPr>
+              <w:t>.</w:t>
+            </w:r>
+          </w:p>
+          <w:p>
+            <w:pPr>
+              <w:pStyle w:val="TableParagraph"/>
+              <w:numPr>
+                <w:ilvl w:val="0"/>
+                <w:numId w:val="28"/>
+              </w:numPr>
+              <w:spacing w:before="161"/>
+              <w:rPr>
+                <w:rFonts w:ascii="Times New Roman" w:hAnsi="Times New Roman" w:cs="Times New Roman"/>
+                <w:iCs/>
+                <w:w w:val="90"/>
+                <w:sz w:val="24"/>
+              </w:rPr>
+            </w:pPr>
+            <w:r>
+              <w:rPr>
+                <w:rFonts w:ascii="Times New Roman" w:hAnsi="Times New Roman" w:cs="Times New Roman"/>
+                <w:iCs/>
+                <w:w w:val="90"/>
+                <w:sz w:val="24"/>
+              </w:rPr>
+              <w:t>U</w:t>
+            </w:r>
+            <w:r>
+              <w:rPr>
+                <w:rFonts w:ascii="Times New Roman" w:hAnsi="Times New Roman" w:cs="Times New Roman"/>
+                <w:iCs/>
+                <w:w w:val="90"/>
+                <w:sz w:val="24"/>
+              </w:rPr>
+              <w:t>n événement de création est émis (notification).</w:t>
+            </w:r>
+          </w:p>
+          <w:p>
+            <w:pPr>
+              <w:pStyle w:val="TableParagraph"/>
+              <w:numPr>
+                <w:ilvl w:val="0"/>
+                <w:numId w:val="32"/>
+              </w:numPr>
+              <w:spacing w:before="161"/>
+              <w:rPr>
+                <w:rFonts w:ascii="Times New Roman" w:hAnsi="Times New Roman" w:cs="Times New Roman"/>
+                <w:b/>
+                <w:bCs/>
+                <w:iCs/>
+                <w:w w:val="90"/>
+                <w:sz w:val="24"/>
+              </w:rPr>
+            </w:pPr>
+            <w:r>
+              <w:rPr>
+                <w:rFonts w:ascii="Times New Roman" w:hAnsi="Times New Roman" w:cs="Times New Roman"/>
+                <w:b/>
+                <w:bCs/>
+                <w:iCs/>
+                <w:w w:val="90"/>
+                <w:sz w:val="24"/>
+              </w:rPr>
+              <w:t>Le cas d’utilisation se termine en échec si :</w:t>
+            </w:r>
+          </w:p>
+          <w:p>
+            <w:pPr>
+              <w:pStyle w:val="TableParagraph"/>
+              <w:numPr>
+                <w:ilvl w:val="0"/>
+                <w:numId w:val="33"/>
+              </w:numPr>
+              <w:spacing w:before="161"/>
+              <w:rPr>
+                <w:rFonts w:ascii="Times New Roman" w:hAnsi="Times New Roman" w:cs="Times New Roman"/>
+                <w:b/>
+                <w:bCs/>
+                <w:iCs/>
+                <w:w w:val="90"/>
+                <w:sz w:val="24"/>
+              </w:rPr>
+            </w:pPr>
+            <w:r>
+              <w:rPr>
+                <w:rFonts w:ascii="Times New Roman" w:hAnsi="Times New Roman" w:cs="Times New Roman"/>
+                <w:iCs/>
+                <w:w w:val="90"/>
+                <w:sz w:val="24"/>
+              </w:rPr>
+              <w:t>Le ticket n’existe pas.</w:t>
+            </w:r>
+          </w:p>
+          <w:p>
+            <w:pPr>
+              <w:pStyle w:val="TableParagraph"/>
+              <w:spacing w:before="161"/>
+              <w:ind w:left="1360"/>
+              <w:rPr>
+                <w:rFonts w:ascii="Times New Roman" w:hAnsi="Times New Roman" w:cs="Times New Roman"/>
+                <w:b/>
+                <w:bCs/>
+                <w:iCs/>
+                <w:w w:val="90"/>
+                <w:sz w:val="24"/>
+              </w:rPr>
+            </w:pPr>
+          </w:p>
+        </w:tc>
+      </w:tr>
+      <w:tr>
+        <w:trPr>
+          <w:trHeight w:val="616"/>
+          <w:jc w:val="center"/>
+        </w:trPr>
+        <w:tc>
+          <w:tcPr>
+            <w:tcW w:w="9065" w:type="dxa"/>
+          </w:tcPr>
+          <w:p>
+            <w:pPr>
+              <w:pStyle w:val="TableParagraph"/>
+              <w:spacing w:before="161"/>
+              <w:rPr>
+                <w:rFonts w:ascii="Times New Roman" w:hAnsi="Times New Roman" w:cs="Times New Roman"/>
+                <w:b/>
+                <w:bCs/>
+                <w:iCs/>
+                <w:w w:val="90"/>
+                <w:sz w:val="24"/>
+              </w:rPr>
+            </w:pPr>
+            <w:r>
+              <w:rPr>
+                <w:rFonts w:ascii="Times New Roman" w:hAnsi="Times New Roman" w:cs="Times New Roman"/>
+                <w:b/>
+                <w:bCs/>
+                <w:iCs/>
+                <w:w w:val="90"/>
+                <w:sz w:val="24"/>
+              </w:rPr>
+              <w:t xml:space="preserve"> EXIGENCES NON FONCTIONNELLES</w:t>
+            </w:r>
+          </w:p>
+        </w:tc>
+      </w:tr>
+      <w:tr>
+        <w:trPr>
+          <w:trHeight w:val="616"/>
+          <w:jc w:val="center"/>
+        </w:trPr>
+        <w:tc>
+          <w:tcPr>
+            <w:tcW w:w="9065" w:type="dxa"/>
+          </w:tcPr>
+          <w:p>
+            <w:pPr>
+              <w:pStyle w:val="TableParagraph"/>
+              <w:numPr>
+                <w:ilvl w:val="0"/>
+                <w:numId w:val="26"/>
+              </w:numPr>
+              <w:spacing w:before="161"/>
+              <w:rPr>
+                <w:rFonts w:ascii="Times New Roman" w:hAnsi="Times New Roman" w:cs="Times New Roman"/>
+                <w:iCs/>
+                <w:w w:val="90"/>
+                <w:sz w:val="24"/>
+              </w:rPr>
+            </w:pPr>
+            <w:r>
+              <w:rPr>
+                <w:rFonts w:ascii="Times New Roman" w:hAnsi="Times New Roman" w:cs="Times New Roman"/>
+                <w:iCs/>
+                <w:w w:val="90"/>
+                <w:sz w:val="24"/>
+              </w:rPr>
+              <w:t>Le lieu d’intervention est obligatoire et doit être mentionné</w:t>
+            </w:r>
+          </w:p>
+        </w:tc>
+      </w:tr>
+    </w:tbl>
+    <w:p>
+      <w:pPr>
+        <w:pStyle w:val="Paragraphedeliste"/>
+      </w:pPr>
+    </w:p>
+    <w:p>
+      <w:pPr>
+        <w:pStyle w:val="Paragraphedeliste"/>
+        <w:numPr>
+          <w:ilvl w:val="0"/>
+          <w:numId w:val="17"/>
+        </w:numPr>
+      </w:pPr>
+      <w:r>
+        <w:t xml:space="preserve">Cas d’utilisation : </w:t>
+      </w:r>
+      <w:r>
+        <w:t>Affecter</w:t>
+      </w:r>
+      <w:r>
+        <w:t xml:space="preserve"> un t</w:t>
+      </w:r>
+      <w:r>
+        <w:t>echnicien</w:t>
+      </w:r>
+    </w:p>
+    <w:p>
+      <w:pPr>
+        <w:pStyle w:val="Paragraphedeliste"/>
+      </w:pPr>
+    </w:p>
+    <w:tbl>
+      <w:tblPr>
+        <w:tblStyle w:val="TableNormal"/>
+        <w:tblW w:w="9065" w:type="dxa"/>
+        <w:jc w:val="center"/>
+        <w:tblBorders>
+          <w:top w:val="single" w:sz="4" w:space="0" w:color="000000"/>
+          <w:left w:val="single" w:sz="4" w:space="0" w:color="000000"/>
+          <w:bottom w:val="single" w:sz="4" w:space="0" w:color="000000"/>
+          <w:right w:val="single" w:sz="4" w:space="0" w:color="000000"/>
+          <w:insideH w:val="single" w:sz="4" w:space="0" w:color="000000"/>
+          <w:insideV w:val="single" w:sz="4" w:space="0" w:color="000000"/>
+        </w:tblBorders>
+        <w:tblLayout w:type="fixed"/>
+        <w:tblLook w:val="01E0" w:firstRow="1" w:lastRow="1" w:firstColumn="1" w:lastColumn="1" w:noHBand="0" w:noVBand="0"/>
+      </w:tblPr>
+      <w:tblGrid>
+        <w:gridCol w:w="9065"/>
+      </w:tblGrid>
+      <w:tr>
+        <w:trPr>
+          <w:trHeight w:val="440"/>
+          <w:jc w:val="center"/>
+        </w:trPr>
+        <w:tc>
+          <w:tcPr>
+            <w:tcW w:w="9065" w:type="dxa"/>
+          </w:tcPr>
+          <w:p>
+            <w:pPr>
+              <w:pStyle w:val="TableParagraph"/>
+              <w:spacing w:line="278" w:lineRule="exact"/>
+              <w:ind w:left="110"/>
+              <w:rPr>
+                <w:rFonts w:ascii="Times New Roman" w:hAnsi="Times New Roman" w:cs="Times New Roman"/>
+                <w:b/>
+                <w:sz w:val="24"/>
+              </w:rPr>
+            </w:pPr>
+            <w:r>
+              <w:rPr>
+                <w:rFonts w:ascii="Times New Roman" w:hAnsi="Times New Roman" w:cs="Times New Roman"/>
+                <w:b/>
+                <w:spacing w:val="-2"/>
+                <w:w w:val="105"/>
+                <w:sz w:val="24"/>
+              </w:rPr>
+              <w:t>SOMMAIRE</w:t>
+            </w:r>
+            <w:r>
+              <w:rPr>
+                <w:rFonts w:ascii="Times New Roman" w:hAnsi="Times New Roman" w:cs="Times New Roman"/>
+                <w:b/>
+                <w:spacing w:val="-10"/>
+                <w:w w:val="105"/>
+                <w:sz w:val="24"/>
+              </w:rPr>
+              <w:t xml:space="preserve"> </w:t>
+            </w:r>
+            <w:r>
+              <w:rPr>
+                <w:rFonts w:ascii="Times New Roman" w:hAnsi="Times New Roman" w:cs="Times New Roman"/>
+                <w:b/>
+                <w:spacing w:val="-2"/>
+                <w:w w:val="105"/>
+                <w:sz w:val="24"/>
+              </w:rPr>
+              <w:t>D’IDENTIFICATION</w:t>
+            </w:r>
+          </w:p>
+        </w:tc>
+      </w:tr>
+      <w:tr>
+        <w:trPr>
+          <w:trHeight w:val="4396"/>
+          <w:jc w:val="center"/>
+        </w:trPr>
+        <w:tc>
+          <w:tcPr>
+            <w:tcW w:w="9065" w:type="dxa"/>
+          </w:tcPr>
+          <w:p>
+            <w:pPr>
+              <w:pStyle w:val="TableParagraph"/>
+              <w:spacing w:line="278" w:lineRule="exact"/>
+              <w:ind w:left="110"/>
+              <w:rPr>
+                <w:rFonts w:cs="Times New Roman"/>
+                <w:bCs/>
+                <w:spacing w:val="-1"/>
+                <w:w w:val="90"/>
+                <w:lang w:val="fr-TG"/>
+              </w:rPr>
+            </w:pPr>
+            <w:r>
+              <w:rPr>
+                <w:rFonts w:ascii="Times New Roman" w:hAnsi="Times New Roman" w:cs="Times New Roman"/>
+                <w:b/>
+                <w:w w:val="90"/>
+                <w:sz w:val="24"/>
+                <w:u w:val="single"/>
+              </w:rPr>
+              <w:lastRenderedPageBreak/>
+              <w:t>Titre</w:t>
+            </w:r>
+            <w:r>
+              <w:rPr>
+                <w:rFonts w:ascii="Times New Roman" w:hAnsi="Times New Roman" w:cs="Times New Roman"/>
+                <w:b/>
+                <w:spacing w:val="-4"/>
+                <w:sz w:val="24"/>
+              </w:rPr>
+              <w:t xml:space="preserve"> </w:t>
+            </w:r>
+            <w:r>
+              <w:rPr>
+                <w:rFonts w:ascii="Times New Roman" w:hAnsi="Times New Roman" w:cs="Times New Roman"/>
+                <w:b/>
+                <w:w w:val="90"/>
+                <w:sz w:val="24"/>
+              </w:rPr>
+              <w:t>:</w:t>
+            </w:r>
+            <w:r>
+              <w:rPr>
+                <w:rFonts w:ascii="Times New Roman" w:hAnsi="Times New Roman" w:cs="Times New Roman"/>
+                <w:b/>
+                <w:spacing w:val="-1"/>
+                <w:w w:val="90"/>
+                <w:sz w:val="24"/>
+              </w:rPr>
+              <w:t xml:space="preserve"> </w:t>
+            </w:r>
+            <w:r>
+              <w:rPr>
+                <w:rFonts w:ascii="Times New Roman" w:hAnsi="Times New Roman" w:cs="Times New Roman"/>
+                <w:bCs/>
+                <w:spacing w:val="-1"/>
+                <w:w w:val="90"/>
+                <w:sz w:val="24"/>
+                <w:szCs w:val="24"/>
+                <w:lang w:val="fr-TG"/>
+              </w:rPr>
+              <w:t>Affecter</w:t>
+            </w:r>
+            <w:r>
+              <w:rPr>
+                <w:rFonts w:ascii="Times New Roman" w:hAnsi="Times New Roman" w:cs="Times New Roman"/>
+                <w:bCs/>
+                <w:spacing w:val="-1"/>
+                <w:w w:val="90"/>
+                <w:sz w:val="24"/>
+                <w:szCs w:val="24"/>
+                <w:lang w:val="fr-TG"/>
+              </w:rPr>
+              <w:t xml:space="preserve"> </w:t>
+            </w:r>
+            <w:r>
+              <w:rPr>
+                <w:rFonts w:ascii="Times New Roman" w:hAnsi="Times New Roman" w:cs="Times New Roman"/>
+                <w:bCs/>
+                <w:spacing w:val="-1"/>
+                <w:w w:val="90"/>
+                <w:sz w:val="24"/>
+                <w:szCs w:val="24"/>
+                <w:lang w:val="fr-TG"/>
+              </w:rPr>
+              <w:t>un technicien</w:t>
+            </w:r>
+            <w:r>
+              <w:rPr>
+                <w:rFonts w:cs="Times New Roman"/>
+                <w:bCs/>
+                <w:spacing w:val="-1"/>
+                <w:w w:val="90"/>
+                <w:lang w:val="fr-TG"/>
+              </w:rPr>
+              <w:t xml:space="preserve">. </w:t>
+            </w:r>
+          </w:p>
+          <w:p>
+            <w:pPr>
+              <w:pStyle w:val="TableParagraph"/>
+              <w:spacing w:line="278" w:lineRule="exact"/>
+              <w:rPr>
+                <w:rFonts w:ascii="Times New Roman" w:hAnsi="Times New Roman" w:cs="Times New Roman"/>
+                <w:bCs/>
+                <w:sz w:val="24"/>
+              </w:rPr>
+            </w:pPr>
+            <w:r>
+              <w:rPr>
+                <w:rFonts w:ascii="Times New Roman" w:hAnsi="Times New Roman" w:cs="Times New Roman"/>
+                <w:b/>
+                <w:spacing w:val="-4"/>
+                <w:sz w:val="24"/>
+                <w:u w:val="single"/>
+              </w:rPr>
+              <w:t>Résumé</w:t>
+            </w:r>
+            <w:r>
+              <w:rPr>
+                <w:rFonts w:ascii="Times New Roman" w:hAnsi="Times New Roman" w:cs="Times New Roman"/>
+                <w:b/>
+                <w:spacing w:val="-20"/>
+                <w:sz w:val="24"/>
+              </w:rPr>
+              <w:t xml:space="preserve"> </w:t>
+            </w:r>
+            <w:r>
+              <w:rPr>
+                <w:rFonts w:ascii="Times New Roman" w:hAnsi="Times New Roman" w:cs="Times New Roman"/>
+                <w:b/>
+                <w:spacing w:val="-4"/>
+                <w:sz w:val="24"/>
+              </w:rPr>
+              <w:t>:</w:t>
+            </w:r>
+            <w:r>
+              <w:rPr>
+                <w:rFonts w:ascii="Times New Roman" w:hAnsi="Times New Roman" w:cs="Times New Roman"/>
+                <w:b/>
+                <w:spacing w:val="-24"/>
+                <w:sz w:val="24"/>
+              </w:rPr>
+              <w:t xml:space="preserve"> </w:t>
+            </w:r>
+            <w:r>
+              <w:rPr>
+                <w:rFonts w:ascii="Times New Roman" w:hAnsi="Times New Roman" w:cs="Times New Roman"/>
+                <w:spacing w:val="-4"/>
+                <w:sz w:val="24"/>
+              </w:rPr>
+              <w:t>Ce</w:t>
+            </w:r>
+            <w:r>
+              <w:rPr>
+                <w:rFonts w:ascii="Times New Roman" w:hAnsi="Times New Roman" w:cs="Times New Roman"/>
+                <w:spacing w:val="-24"/>
+                <w:sz w:val="24"/>
+              </w:rPr>
+              <w:t xml:space="preserve"> </w:t>
+            </w:r>
+            <w:r>
+              <w:rPr>
+                <w:rFonts w:ascii="Times New Roman" w:hAnsi="Times New Roman" w:cs="Times New Roman"/>
+                <w:spacing w:val="-4"/>
+                <w:sz w:val="24"/>
+              </w:rPr>
+              <w:t>cas</w:t>
+            </w:r>
+            <w:r>
+              <w:rPr>
+                <w:rFonts w:ascii="Times New Roman" w:hAnsi="Times New Roman" w:cs="Times New Roman"/>
+                <w:spacing w:val="-24"/>
+                <w:sz w:val="24"/>
+              </w:rPr>
+              <w:t xml:space="preserve"> </w:t>
+            </w:r>
+            <w:r>
+              <w:rPr>
+                <w:rFonts w:ascii="Times New Roman" w:hAnsi="Times New Roman" w:cs="Times New Roman"/>
+                <w:spacing w:val="-4"/>
+                <w:sz w:val="24"/>
+              </w:rPr>
+              <w:t>d’utilisation</w:t>
+            </w:r>
+            <w:r>
+              <w:rPr>
+                <w:rFonts w:ascii="Times New Roman" w:hAnsi="Times New Roman" w:cs="Times New Roman"/>
+                <w:bCs/>
+                <w:spacing w:val="-1"/>
+                <w:w w:val="90"/>
+                <w:sz w:val="24"/>
+                <w:lang w:val="fr-TG"/>
+              </w:rPr>
+              <w:t xml:space="preserve"> p</w:t>
+            </w:r>
+            <w:r>
+              <w:rPr>
+                <w:rFonts w:ascii="Times New Roman" w:hAnsi="Times New Roman" w:cs="Times New Roman"/>
+                <w:bCs/>
+                <w:spacing w:val="-1"/>
+                <w:w w:val="90"/>
+                <w:sz w:val="24"/>
+                <w:lang w:val="fr-TG"/>
+              </w:rPr>
+              <w:t>ermet à l'administrateur de confier un ticket à un technicien, ou d'en changer.</w:t>
+            </w:r>
+          </w:p>
+          <w:p>
+            <w:pPr>
+              <w:pStyle w:val="TableParagraph"/>
+              <w:ind w:left="110"/>
+              <w:rPr>
+                <w:rFonts w:ascii="Times New Roman" w:hAnsi="Times New Roman" w:cs="Times New Roman"/>
+                <w:sz w:val="24"/>
+              </w:rPr>
+            </w:pPr>
+            <w:r>
+              <w:rPr>
+                <w:rFonts w:ascii="Times New Roman" w:hAnsi="Times New Roman" w:cs="Times New Roman"/>
+                <w:b/>
+                <w:spacing w:val="-6"/>
+                <w:sz w:val="24"/>
+                <w:u w:val="single"/>
+              </w:rPr>
+              <w:t>Acteur</w:t>
+            </w:r>
+            <w:r>
+              <w:rPr>
+                <w:rFonts w:ascii="Times New Roman" w:hAnsi="Times New Roman" w:cs="Times New Roman"/>
+                <w:b/>
+                <w:spacing w:val="-13"/>
+                <w:sz w:val="24"/>
+                <w:u w:val="single"/>
+              </w:rPr>
+              <w:t xml:space="preserve"> </w:t>
+            </w:r>
+            <w:r>
+              <w:rPr>
+                <w:rFonts w:ascii="Times New Roman" w:hAnsi="Times New Roman" w:cs="Times New Roman"/>
+                <w:b/>
+                <w:spacing w:val="-6"/>
+                <w:sz w:val="24"/>
+                <w:u w:val="single"/>
+              </w:rPr>
+              <w:t>principal</w:t>
+            </w:r>
+            <w:r>
+              <w:rPr>
+                <w:rFonts w:ascii="Times New Roman" w:hAnsi="Times New Roman" w:cs="Times New Roman"/>
+                <w:b/>
+                <w:spacing w:val="-12"/>
+                <w:sz w:val="24"/>
+              </w:rPr>
+              <w:t xml:space="preserve"> </w:t>
+            </w:r>
+            <w:r>
+              <w:rPr>
+                <w:rFonts w:ascii="Times New Roman" w:hAnsi="Times New Roman" w:cs="Times New Roman"/>
+                <w:b/>
+                <w:spacing w:val="-6"/>
+                <w:sz w:val="24"/>
+              </w:rPr>
+              <w:t>:</w:t>
+            </w:r>
+            <w:r>
+              <w:rPr>
+                <w:rFonts w:ascii="Times New Roman" w:hAnsi="Times New Roman" w:cs="Times New Roman"/>
+                <w:b/>
+                <w:spacing w:val="-16"/>
+                <w:sz w:val="24"/>
+              </w:rPr>
+              <w:t xml:space="preserve"> </w:t>
+            </w:r>
+            <w:r>
+              <w:rPr>
+                <w:rFonts w:ascii="Times New Roman" w:hAnsi="Times New Roman" w:cs="Times New Roman"/>
+                <w:spacing w:val="-6"/>
+                <w:sz w:val="24"/>
+              </w:rPr>
+              <w:t>Administrateur</w:t>
+            </w:r>
+          </w:p>
+          <w:p>
+            <w:pPr>
+              <w:pStyle w:val="TableParagraph"/>
+              <w:spacing w:before="161"/>
+              <w:ind w:left="110"/>
+              <w:rPr>
+                <w:rFonts w:ascii="Times New Roman" w:hAnsi="Times New Roman" w:cs="Times New Roman"/>
+                <w:sz w:val="24"/>
+              </w:rPr>
+            </w:pPr>
+            <w:r>
+              <w:rPr>
+                <w:rFonts w:ascii="Times New Roman" w:hAnsi="Times New Roman" w:cs="Times New Roman"/>
+                <w:b/>
+                <w:spacing w:val="-6"/>
+                <w:sz w:val="24"/>
+                <w:u w:val="single"/>
+              </w:rPr>
+              <w:t>Date</w:t>
+            </w:r>
+            <w:r>
+              <w:rPr>
+                <w:rFonts w:ascii="Times New Roman" w:hAnsi="Times New Roman" w:cs="Times New Roman"/>
+                <w:b/>
+                <w:spacing w:val="-15"/>
+                <w:sz w:val="24"/>
+                <w:u w:val="single"/>
+              </w:rPr>
+              <w:t xml:space="preserve"> </w:t>
+            </w:r>
+            <w:r>
+              <w:rPr>
+                <w:rFonts w:ascii="Times New Roman" w:hAnsi="Times New Roman" w:cs="Times New Roman"/>
+                <w:b/>
+                <w:spacing w:val="-6"/>
+                <w:sz w:val="24"/>
+                <w:u w:val="single"/>
+              </w:rPr>
+              <w:t>de</w:t>
+            </w:r>
+            <w:r>
+              <w:rPr>
+                <w:rFonts w:ascii="Times New Roman" w:hAnsi="Times New Roman" w:cs="Times New Roman"/>
+                <w:b/>
+                <w:spacing w:val="-15"/>
+                <w:sz w:val="24"/>
+                <w:u w:val="single"/>
+              </w:rPr>
+              <w:t xml:space="preserve"> </w:t>
+            </w:r>
+            <w:r>
+              <w:rPr>
+                <w:rFonts w:ascii="Times New Roman" w:hAnsi="Times New Roman" w:cs="Times New Roman"/>
+                <w:b/>
+                <w:spacing w:val="-6"/>
+                <w:sz w:val="24"/>
+                <w:u w:val="single"/>
+              </w:rPr>
+              <w:t>création</w:t>
+            </w:r>
+            <w:r>
+              <w:rPr>
+                <w:rFonts w:ascii="Times New Roman" w:hAnsi="Times New Roman" w:cs="Times New Roman"/>
+                <w:b/>
+                <w:spacing w:val="-12"/>
+                <w:sz w:val="24"/>
+              </w:rPr>
+              <w:t xml:space="preserve"> </w:t>
+            </w:r>
+            <w:r>
+              <w:rPr>
+                <w:rFonts w:ascii="Times New Roman" w:hAnsi="Times New Roman" w:cs="Times New Roman"/>
+                <w:b/>
+                <w:spacing w:val="-6"/>
+                <w:sz w:val="24"/>
+              </w:rPr>
+              <w:t>:</w:t>
+            </w:r>
+            <w:r>
+              <w:rPr>
+                <w:rFonts w:ascii="Times New Roman" w:hAnsi="Times New Roman" w:cs="Times New Roman"/>
+                <w:b/>
+                <w:spacing w:val="-18"/>
+                <w:sz w:val="24"/>
+              </w:rPr>
+              <w:t xml:space="preserve"> </w:t>
+            </w:r>
+            <w:r>
+              <w:rPr>
+                <w:rFonts w:ascii="Times New Roman" w:hAnsi="Times New Roman" w:cs="Times New Roman"/>
+                <w:spacing w:val="-6"/>
+                <w:sz w:val="24"/>
+              </w:rPr>
+              <w:t>1</w:t>
+            </w:r>
+            <w:r>
+              <w:rPr>
+                <w:rFonts w:ascii="Times New Roman" w:hAnsi="Times New Roman" w:cs="Times New Roman"/>
+                <w:spacing w:val="-6"/>
+                <w:sz w:val="24"/>
+              </w:rPr>
+              <w:t>6</w:t>
+            </w:r>
+            <w:r>
+              <w:rPr>
+                <w:rFonts w:ascii="Times New Roman" w:hAnsi="Times New Roman" w:cs="Times New Roman"/>
+                <w:spacing w:val="-6"/>
+                <w:sz w:val="24"/>
+              </w:rPr>
+              <w:t>/08/</w:t>
+            </w:r>
+            <w:r>
+              <w:rPr>
+                <w:rFonts w:ascii="Times New Roman" w:hAnsi="Times New Roman" w:cs="Times New Roman"/>
+                <w:spacing w:val="-6"/>
+                <w:sz w:val="24"/>
+              </w:rPr>
+              <w:t>2026</w:t>
+            </w:r>
+          </w:p>
+          <w:p>
+            <w:pPr>
+              <w:pStyle w:val="TableParagraph"/>
+              <w:spacing w:before="157"/>
+              <w:ind w:left="110"/>
+              <w:rPr>
+                <w:rFonts w:ascii="Times New Roman" w:hAnsi="Times New Roman" w:cs="Times New Roman"/>
+                <w:sz w:val="24"/>
+              </w:rPr>
+            </w:pPr>
+            <w:r>
+              <w:rPr>
+                <w:rFonts w:ascii="Times New Roman" w:hAnsi="Times New Roman" w:cs="Times New Roman"/>
+                <w:b/>
+                <w:spacing w:val="-4"/>
+                <w:sz w:val="24"/>
+                <w:u w:val="single"/>
+              </w:rPr>
+              <w:t>Date</w:t>
+            </w:r>
+            <w:r>
+              <w:rPr>
+                <w:rFonts w:ascii="Times New Roman" w:hAnsi="Times New Roman" w:cs="Times New Roman"/>
+                <w:b/>
+                <w:spacing w:val="-20"/>
+                <w:sz w:val="24"/>
+                <w:u w:val="single"/>
+              </w:rPr>
+              <w:t xml:space="preserve"> </w:t>
+            </w:r>
+            <w:r>
+              <w:rPr>
+                <w:rFonts w:ascii="Times New Roman" w:hAnsi="Times New Roman" w:cs="Times New Roman"/>
+                <w:b/>
+                <w:spacing w:val="-4"/>
+                <w:sz w:val="24"/>
+                <w:u w:val="single"/>
+              </w:rPr>
+              <w:t>de</w:t>
+            </w:r>
+            <w:r>
+              <w:rPr>
+                <w:rFonts w:ascii="Times New Roman" w:hAnsi="Times New Roman" w:cs="Times New Roman"/>
+                <w:b/>
+                <w:spacing w:val="-21"/>
+                <w:sz w:val="24"/>
+                <w:u w:val="single"/>
+              </w:rPr>
+              <w:t xml:space="preserve"> </w:t>
+            </w:r>
+            <w:r>
+              <w:rPr>
+                <w:rFonts w:ascii="Times New Roman" w:hAnsi="Times New Roman" w:cs="Times New Roman"/>
+                <w:b/>
+                <w:spacing w:val="-4"/>
+                <w:sz w:val="24"/>
+                <w:u w:val="single"/>
+              </w:rPr>
+              <w:t>la</w:t>
+            </w:r>
+            <w:r>
+              <w:rPr>
+                <w:rFonts w:ascii="Times New Roman" w:hAnsi="Times New Roman" w:cs="Times New Roman"/>
+                <w:b/>
+                <w:spacing w:val="-23"/>
+                <w:sz w:val="24"/>
+                <w:u w:val="single"/>
+              </w:rPr>
+              <w:t xml:space="preserve"> </w:t>
+            </w:r>
+            <w:r>
+              <w:rPr>
+                <w:rFonts w:ascii="Times New Roman" w:hAnsi="Times New Roman" w:cs="Times New Roman"/>
+                <w:b/>
+                <w:spacing w:val="-4"/>
+                <w:sz w:val="24"/>
+                <w:u w:val="single"/>
+              </w:rPr>
+              <w:t>dernière</w:t>
+            </w:r>
+            <w:r>
+              <w:rPr>
+                <w:rFonts w:ascii="Times New Roman" w:hAnsi="Times New Roman" w:cs="Times New Roman"/>
+                <w:b/>
+                <w:spacing w:val="-25"/>
+                <w:sz w:val="24"/>
+                <w:u w:val="single"/>
+              </w:rPr>
+              <w:t xml:space="preserve"> </w:t>
+            </w:r>
+            <w:r>
+              <w:rPr>
+                <w:rFonts w:ascii="Times New Roman" w:hAnsi="Times New Roman" w:cs="Times New Roman"/>
+                <w:b/>
+                <w:spacing w:val="-4"/>
+                <w:sz w:val="24"/>
+                <w:u w:val="single"/>
+              </w:rPr>
+              <w:t>modification</w:t>
+            </w:r>
+            <w:r>
+              <w:rPr>
+                <w:rFonts w:ascii="Times New Roman" w:hAnsi="Times New Roman" w:cs="Times New Roman"/>
+                <w:b/>
+                <w:spacing w:val="-15"/>
+                <w:sz w:val="24"/>
+              </w:rPr>
+              <w:t xml:space="preserve"> </w:t>
+            </w:r>
+            <w:r>
+              <w:rPr>
+                <w:rFonts w:ascii="Times New Roman" w:hAnsi="Times New Roman" w:cs="Times New Roman"/>
+                <w:b/>
+                <w:spacing w:val="-4"/>
+                <w:sz w:val="24"/>
+              </w:rPr>
+              <w:t>:</w:t>
+            </w:r>
+            <w:r>
+              <w:rPr>
+                <w:rFonts w:ascii="Times New Roman" w:hAnsi="Times New Roman" w:cs="Times New Roman"/>
+                <w:b/>
+                <w:spacing w:val="-28"/>
+                <w:sz w:val="24"/>
+              </w:rPr>
+              <w:t xml:space="preserve"> </w:t>
+            </w:r>
+            <w:r>
+              <w:rPr>
+                <w:rFonts w:ascii="Times New Roman" w:hAnsi="Times New Roman" w:cs="Times New Roman"/>
+                <w:spacing w:val="-4"/>
+                <w:sz w:val="24"/>
+              </w:rPr>
+              <w:t>1</w:t>
+            </w:r>
+            <w:r>
+              <w:rPr>
+                <w:rFonts w:ascii="Times New Roman" w:hAnsi="Times New Roman" w:cs="Times New Roman"/>
+                <w:spacing w:val="-4"/>
+                <w:sz w:val="24"/>
+              </w:rPr>
+              <w:t>6</w:t>
+            </w:r>
+            <w:r>
+              <w:rPr>
+                <w:rFonts w:ascii="Times New Roman" w:hAnsi="Times New Roman" w:cs="Times New Roman"/>
+                <w:spacing w:val="-4"/>
+                <w:sz w:val="24"/>
+              </w:rPr>
+              <w:t>/08/</w:t>
+            </w:r>
+            <w:r>
+              <w:rPr>
+                <w:rFonts w:ascii="Times New Roman" w:hAnsi="Times New Roman" w:cs="Times New Roman"/>
+                <w:spacing w:val="-4"/>
+                <w:sz w:val="24"/>
+              </w:rPr>
+              <w:t>2026</w:t>
+            </w:r>
+          </w:p>
+          <w:p>
+            <w:pPr>
+              <w:pStyle w:val="TableParagraph"/>
+              <w:spacing w:before="162"/>
+              <w:ind w:left="110"/>
+              <w:rPr>
+                <w:rFonts w:ascii="Times New Roman" w:hAnsi="Times New Roman" w:cs="Times New Roman"/>
+                <w:sz w:val="24"/>
+              </w:rPr>
+            </w:pPr>
+            <w:r>
+              <w:rPr>
+                <w:rFonts w:ascii="Times New Roman" w:hAnsi="Times New Roman" w:cs="Times New Roman"/>
+                <w:b/>
+                <w:spacing w:val="-6"/>
+                <w:sz w:val="24"/>
+                <w:u w:val="single"/>
+              </w:rPr>
+              <w:t>Version</w:t>
+            </w:r>
+            <w:r>
+              <w:rPr>
+                <w:rFonts w:ascii="Times New Roman" w:hAnsi="Times New Roman" w:cs="Times New Roman"/>
+                <w:b/>
+                <w:spacing w:val="-18"/>
+                <w:sz w:val="24"/>
+              </w:rPr>
+              <w:t xml:space="preserve"> </w:t>
+            </w:r>
+            <w:r>
+              <w:rPr>
+                <w:rFonts w:ascii="Times New Roman" w:hAnsi="Times New Roman" w:cs="Times New Roman"/>
+                <w:b/>
+                <w:spacing w:val="-6"/>
+                <w:sz w:val="24"/>
+              </w:rPr>
+              <w:t>:</w:t>
+            </w:r>
+            <w:r>
+              <w:rPr>
+                <w:rFonts w:ascii="Times New Roman" w:hAnsi="Times New Roman" w:cs="Times New Roman"/>
+                <w:b/>
+                <w:spacing w:val="-21"/>
+                <w:sz w:val="24"/>
+              </w:rPr>
+              <w:t xml:space="preserve"> </w:t>
+            </w:r>
+            <w:r>
+              <w:rPr>
+                <w:rFonts w:ascii="Times New Roman" w:hAnsi="Times New Roman" w:cs="Times New Roman"/>
+                <w:spacing w:val="-6"/>
+                <w:sz w:val="24"/>
+              </w:rPr>
+              <w:t>1.0</w:t>
+            </w:r>
+          </w:p>
+          <w:p>
+            <w:pPr>
+              <w:pStyle w:val="TableParagraph"/>
+              <w:spacing w:before="161"/>
+              <w:ind w:left="110"/>
+              <w:rPr>
+                <w:rFonts w:ascii="Times New Roman" w:hAnsi="Times New Roman" w:cs="Times New Roman"/>
+                <w:b/>
+                <w:sz w:val="24"/>
+              </w:rPr>
+            </w:pPr>
+            <w:r>
+              <w:rPr>
+                <w:rFonts w:ascii="Times New Roman" w:hAnsi="Times New Roman" w:cs="Times New Roman"/>
+                <w:b/>
+                <w:spacing w:val="-4"/>
+                <w:sz w:val="24"/>
+                <w:u w:val="single"/>
+              </w:rPr>
+              <w:t>Préconditions</w:t>
+            </w:r>
+            <w:r>
+              <w:rPr>
+                <w:rFonts w:ascii="Times New Roman" w:hAnsi="Times New Roman" w:cs="Times New Roman"/>
+                <w:b/>
+                <w:spacing w:val="4"/>
+                <w:sz w:val="24"/>
+              </w:rPr>
+              <w:t xml:space="preserve"> </w:t>
+            </w:r>
+            <w:r>
+              <w:rPr>
+                <w:rFonts w:ascii="Times New Roman" w:hAnsi="Times New Roman" w:cs="Times New Roman"/>
+                <w:b/>
+                <w:spacing w:val="-10"/>
+                <w:sz w:val="24"/>
+              </w:rPr>
+              <w:t>:</w:t>
+            </w:r>
+          </w:p>
+          <w:p>
+            <w:pPr>
+              <w:pStyle w:val="TableParagraph"/>
+              <w:numPr>
+                <w:ilvl w:val="0"/>
+                <w:numId w:val="19"/>
+              </w:numPr>
+              <w:tabs>
+                <w:tab w:val="left" w:pos="830"/>
+              </w:tabs>
+              <w:spacing w:before="162"/>
+              <w:rPr>
+                <w:rFonts w:ascii="Times New Roman" w:hAnsi="Times New Roman" w:cs="Times New Roman"/>
+                <w:sz w:val="24"/>
+              </w:rPr>
+            </w:pPr>
+            <w:r>
+              <w:rPr>
+                <w:rFonts w:ascii="Times New Roman" w:hAnsi="Times New Roman" w:cs="Times New Roman"/>
+                <w:sz w:val="24"/>
+              </w:rPr>
+              <w:t xml:space="preserve">Le ticket est au statut Ouvert ou </w:t>
+            </w:r>
+            <w:proofErr w:type="gramStart"/>
+            <w:r>
+              <w:rPr>
+                <w:rFonts w:ascii="Times New Roman" w:hAnsi="Times New Roman" w:cs="Times New Roman"/>
+                <w:sz w:val="24"/>
+              </w:rPr>
+              <w:t xml:space="preserve">Affecté </w:t>
+            </w:r>
+            <w:r>
+              <w:rPr>
+                <w:rFonts w:ascii="Times New Roman" w:hAnsi="Times New Roman" w:cs="Times New Roman"/>
+                <w:sz w:val="24"/>
+              </w:rPr>
+              <w:t>.</w:t>
+            </w:r>
+            <w:proofErr w:type="gramEnd"/>
+          </w:p>
+          <w:p>
+            <w:pPr>
+              <w:pStyle w:val="TableParagraph"/>
+              <w:numPr>
+                <w:ilvl w:val="0"/>
+                <w:numId w:val="19"/>
+              </w:numPr>
+              <w:tabs>
+                <w:tab w:val="left" w:pos="830"/>
+              </w:tabs>
+              <w:spacing w:before="162"/>
+              <w:rPr>
+                <w:rFonts w:ascii="Times New Roman" w:hAnsi="Times New Roman" w:cs="Times New Roman"/>
+                <w:sz w:val="24"/>
+              </w:rPr>
+            </w:pPr>
+            <w:r>
+              <w:rPr>
+                <w:rFonts w:ascii="Times New Roman" w:hAnsi="Times New Roman" w:cs="Times New Roman"/>
+                <w:sz w:val="24"/>
+              </w:rPr>
+              <w:t>Le technicien visé est actif et disponible.</w:t>
+            </w:r>
+          </w:p>
+        </w:tc>
+      </w:tr>
+      <w:tr>
+        <w:trPr>
+          <w:trHeight w:val="440"/>
+          <w:jc w:val="center"/>
+        </w:trPr>
+        <w:tc>
+          <w:tcPr>
+            <w:tcW w:w="9065" w:type="dxa"/>
+          </w:tcPr>
+          <w:p>
+            <w:pPr>
+              <w:pStyle w:val="TableParagraph"/>
+              <w:spacing w:line="278" w:lineRule="exact"/>
+              <w:ind w:left="110"/>
+              <w:rPr>
+                <w:rFonts w:ascii="Times New Roman" w:hAnsi="Times New Roman" w:cs="Times New Roman"/>
+                <w:b/>
+                <w:sz w:val="24"/>
+              </w:rPr>
+            </w:pPr>
+            <w:r>
+              <w:rPr>
+                <w:rFonts w:ascii="Times New Roman" w:hAnsi="Times New Roman" w:cs="Times New Roman"/>
+                <w:b/>
+                <w:spacing w:val="2"/>
+                <w:sz w:val="24"/>
+              </w:rPr>
+              <w:t>SCENARIO</w:t>
+            </w:r>
+            <w:r>
+              <w:rPr>
+                <w:rFonts w:ascii="Times New Roman" w:hAnsi="Times New Roman" w:cs="Times New Roman"/>
+                <w:b/>
+                <w:spacing w:val="8"/>
+                <w:sz w:val="24"/>
+              </w:rPr>
+              <w:t xml:space="preserve"> </w:t>
+            </w:r>
+            <w:r>
+              <w:rPr>
+                <w:rFonts w:ascii="Times New Roman" w:hAnsi="Times New Roman" w:cs="Times New Roman"/>
+                <w:b/>
+                <w:spacing w:val="2"/>
+                <w:sz w:val="24"/>
+              </w:rPr>
+              <w:t>NOMINAL</w:t>
+            </w:r>
+            <w:r>
+              <w:rPr>
+                <w:rFonts w:ascii="Times New Roman" w:hAnsi="Times New Roman" w:cs="Times New Roman"/>
+                <w:b/>
+                <w:spacing w:val="16"/>
+                <w:sz w:val="24"/>
+              </w:rPr>
+              <w:t xml:space="preserve"> </w:t>
+            </w:r>
+            <w:r>
+              <w:rPr>
+                <w:rFonts w:ascii="Times New Roman" w:hAnsi="Times New Roman" w:cs="Times New Roman"/>
+                <w:b/>
+                <w:spacing w:val="-10"/>
+                <w:sz w:val="24"/>
+              </w:rPr>
+              <w:t>:</w:t>
+            </w:r>
+          </w:p>
+        </w:tc>
+      </w:tr>
+      <w:tr>
+        <w:trPr>
+          <w:trHeight w:val="2611"/>
+          <w:jc w:val="center"/>
+        </w:trPr>
+        <w:tc>
+          <w:tcPr>
+            <w:tcW w:w="9065" w:type="dxa"/>
+          </w:tcPr>
+          <w:p>
+            <w:pPr>
+              <w:pStyle w:val="TableParagraph"/>
+              <w:numPr>
+                <w:ilvl w:val="0"/>
+                <w:numId w:val="20"/>
+              </w:numPr>
+              <w:tabs>
+                <w:tab w:val="left" w:pos="829"/>
+              </w:tabs>
+              <w:spacing w:line="278" w:lineRule="exact"/>
+              <w:rPr>
+                <w:rFonts w:ascii="Times New Roman" w:hAnsi="Times New Roman" w:cs="Times New Roman"/>
+                <w:sz w:val="24"/>
+              </w:rPr>
+            </w:pPr>
+            <w:r>
+              <w:rPr>
+                <w:rFonts w:ascii="Times New Roman" w:hAnsi="Times New Roman" w:cs="Times New Roman"/>
+                <w:spacing w:val="-6"/>
+                <w:sz w:val="24"/>
+              </w:rPr>
+              <w:t>L</w:t>
+            </w:r>
+            <w:r>
+              <w:rPr>
+                <w:rFonts w:ascii="Times New Roman" w:hAnsi="Times New Roman" w:cs="Times New Roman"/>
+                <w:spacing w:val="-6"/>
+                <w:sz w:val="24"/>
+              </w:rPr>
+              <w:t>’utilisateur ouvre la page de connexion</w:t>
+            </w:r>
+            <w:r>
+              <w:rPr>
+                <w:rFonts w:ascii="Times New Roman" w:hAnsi="Times New Roman" w:cs="Times New Roman"/>
+                <w:spacing w:val="-6"/>
+                <w:sz w:val="24"/>
+              </w:rPr>
+              <w:t>.</w:t>
+            </w:r>
+          </w:p>
+          <w:p>
+            <w:pPr>
+              <w:pStyle w:val="TableParagraph"/>
+              <w:tabs>
+                <w:tab w:val="left" w:pos="829"/>
+              </w:tabs>
+              <w:spacing w:before="156"/>
+              <w:rPr>
+                <w:rFonts w:ascii="Times New Roman" w:hAnsi="Times New Roman" w:cs="Times New Roman"/>
+                <w:sz w:val="24"/>
+              </w:rPr>
+            </w:pPr>
+          </w:p>
+        </w:tc>
+      </w:tr>
+      <w:tr>
+        <w:trPr>
+          <w:trHeight w:val="440"/>
+          <w:jc w:val="center"/>
+        </w:trPr>
+        <w:tc>
+          <w:tcPr>
+            <w:tcW w:w="9065" w:type="dxa"/>
+          </w:tcPr>
+          <w:p>
+            <w:pPr>
+              <w:pStyle w:val="TableParagraph"/>
+              <w:spacing w:line="278" w:lineRule="exact"/>
+              <w:ind w:left="110"/>
+              <w:rPr>
+                <w:rFonts w:ascii="Times New Roman" w:hAnsi="Times New Roman" w:cs="Times New Roman"/>
+                <w:b/>
+                <w:sz w:val="24"/>
+              </w:rPr>
+            </w:pPr>
+            <w:r>
+              <w:rPr>
+                <w:rFonts w:ascii="Times New Roman" w:hAnsi="Times New Roman" w:cs="Times New Roman"/>
+                <w:b/>
+                <w:sz w:val="24"/>
+              </w:rPr>
+              <w:t>SCENARIOS</w:t>
+            </w:r>
+            <w:r>
+              <w:rPr>
+                <w:rFonts w:ascii="Times New Roman" w:hAnsi="Times New Roman" w:cs="Times New Roman"/>
+                <w:b/>
+                <w:spacing w:val="-19"/>
+                <w:sz w:val="24"/>
+              </w:rPr>
+              <w:t xml:space="preserve"> </w:t>
+            </w:r>
+            <w:r>
+              <w:rPr>
+                <w:rFonts w:ascii="Times New Roman" w:hAnsi="Times New Roman" w:cs="Times New Roman"/>
+                <w:b/>
+                <w:sz w:val="24"/>
+              </w:rPr>
+              <w:t>ALTERNATIFS</w:t>
+            </w:r>
+            <w:r>
+              <w:rPr>
+                <w:rFonts w:ascii="Times New Roman" w:hAnsi="Times New Roman" w:cs="Times New Roman"/>
+                <w:b/>
+                <w:spacing w:val="-18"/>
+                <w:sz w:val="24"/>
+              </w:rPr>
+              <w:t xml:space="preserve"> </w:t>
+            </w:r>
+            <w:r>
+              <w:rPr>
+                <w:rFonts w:ascii="Times New Roman" w:hAnsi="Times New Roman" w:cs="Times New Roman"/>
+                <w:b/>
+                <w:spacing w:val="-10"/>
+                <w:sz w:val="24"/>
+              </w:rPr>
+              <w:t>:</w:t>
+            </w:r>
+          </w:p>
+        </w:tc>
+      </w:tr>
+      <w:tr>
+        <w:trPr>
+          <w:trHeight w:val="3520"/>
+          <w:jc w:val="center"/>
+        </w:trPr>
+        <w:tc>
+          <w:tcPr>
+            <w:tcW w:w="9065" w:type="dxa"/>
+          </w:tcPr>
+          <w:p>
+            <w:pPr>
+              <w:pStyle w:val="TableParagraph"/>
+              <w:numPr>
+                <w:ilvl w:val="0"/>
+                <w:numId w:val="22"/>
+              </w:numPr>
+              <w:spacing w:line="278" w:lineRule="exact"/>
+              <w:rPr>
+                <w:rFonts w:ascii="Times New Roman" w:hAnsi="Times New Roman" w:cs="Times New Roman"/>
+                <w:sz w:val="24"/>
+                <w:lang w:val="fr-TG"/>
+              </w:rPr>
+            </w:pPr>
+            <w:r>
+              <w:rPr>
+                <w:rFonts w:ascii="Times New Roman" w:hAnsi="Times New Roman" w:cs="Times New Roman"/>
+                <w:b/>
+                <w:bCs/>
+                <w:sz w:val="24"/>
+                <w:lang w:val="fr-TG"/>
+              </w:rPr>
+              <w:t xml:space="preserve">SA1 </w:t>
+            </w:r>
+            <w:r>
+              <w:rPr>
+                <w:rFonts w:ascii="Times New Roman" w:hAnsi="Times New Roman" w:cs="Times New Roman"/>
+                <w:b/>
+                <w:bCs/>
+                <w:sz w:val="24"/>
+                <w:lang w:val="fr-TG"/>
+              </w:rPr>
+              <w:t>-</w:t>
+            </w:r>
+            <w:r>
+              <w:rPr>
+                <w:rFonts w:ascii="Times New Roman" w:hAnsi="Times New Roman" w:cs="Times New Roman"/>
+                <w:sz w:val="24"/>
+                <w:lang w:val="fr-TG"/>
+              </w:rPr>
+              <w:t xml:space="preserve"> </w:t>
+            </w:r>
+            <w:r>
+              <w:rPr>
+                <w:rFonts w:ascii="Times New Roman" w:hAnsi="Times New Roman" w:cs="Times New Roman"/>
+                <w:b/>
+                <w:bCs/>
+                <w:sz w:val="24"/>
+                <w:lang w:val="fr-TG"/>
+              </w:rPr>
+              <w:t xml:space="preserve">L’acteur n’a pas rempli un ou plusieurs champs du formulaire de connexion : </w:t>
+            </w:r>
+            <w:r>
+              <w:rPr>
+                <w:rFonts w:ascii="Times New Roman" w:hAnsi="Times New Roman" w:cs="Times New Roman"/>
+                <w:sz w:val="24"/>
+                <w:lang w:val="fr-TG"/>
+              </w:rPr>
+              <w:t>Ce scénario se déclenche au point 2 du scénario nominal</w:t>
+            </w:r>
+          </w:p>
+          <w:p>
+            <w:pPr>
+              <w:pStyle w:val="TableParagraph"/>
+              <w:numPr>
+                <w:ilvl w:val="0"/>
+                <w:numId w:val="21"/>
+              </w:numPr>
+              <w:spacing w:line="278" w:lineRule="exact"/>
+              <w:rPr>
+                <w:rFonts w:ascii="Times New Roman" w:hAnsi="Times New Roman" w:cs="Times New Roman"/>
+                <w:sz w:val="24"/>
+                <w:lang w:val="fr-TG"/>
+              </w:rPr>
+            </w:pPr>
+            <w:r>
+              <w:rPr>
+                <w:rFonts w:ascii="Times New Roman" w:hAnsi="Times New Roman" w:cs="Times New Roman"/>
+                <w:sz w:val="24"/>
+                <w:lang w:val="fr-TG"/>
+              </w:rPr>
+              <w:t xml:space="preserve">Le système affiche le message « Veuillez remplir ce champ » </w:t>
+            </w:r>
+            <w:r>
+              <w:rPr>
+                <w:rFonts w:ascii="Times New Roman" w:hAnsi="Times New Roman" w:cs="Times New Roman"/>
+                <w:sz w:val="24"/>
+                <w:lang w:val="fr-TG"/>
+              </w:rPr>
+              <w:t>en-dessous</w:t>
+            </w:r>
+            <w:r>
+              <w:rPr>
+                <w:rFonts w:ascii="Times New Roman" w:hAnsi="Times New Roman" w:cs="Times New Roman"/>
+                <w:sz w:val="24"/>
+                <w:lang w:val="fr-TG"/>
+              </w:rPr>
+              <w:t xml:space="preserve"> </w:t>
+            </w:r>
+            <w:r>
+              <w:rPr>
+                <w:rFonts w:ascii="Times New Roman" w:hAnsi="Times New Roman" w:cs="Times New Roman"/>
+                <w:sz w:val="24"/>
+                <w:lang w:val="fr-TG"/>
+              </w:rPr>
+              <w:t>d</w:t>
+            </w:r>
+            <w:r>
+              <w:rPr>
+                <w:rFonts w:ascii="Times New Roman" w:hAnsi="Times New Roman" w:cs="Times New Roman"/>
+                <w:sz w:val="24"/>
+                <w:lang w:val="fr-TG"/>
+              </w:rPr>
+              <w:t>es champs non remplis</w:t>
+            </w:r>
+          </w:p>
+          <w:p>
+            <w:pPr>
+              <w:pStyle w:val="TableParagraph"/>
+              <w:numPr>
+                <w:ilvl w:val="0"/>
+                <w:numId w:val="21"/>
+              </w:numPr>
+              <w:spacing w:line="278" w:lineRule="exact"/>
+              <w:rPr>
+                <w:rFonts w:ascii="Times New Roman" w:hAnsi="Times New Roman" w:cs="Times New Roman"/>
+                <w:sz w:val="24"/>
+                <w:lang w:val="fr-TG"/>
+              </w:rPr>
+            </w:pPr>
+            <w:r>
+              <w:rPr>
+                <w:rFonts w:ascii="Times New Roman" w:hAnsi="Times New Roman" w:cs="Times New Roman"/>
+                <w:sz w:val="24"/>
+                <w:lang w:val="fr-TG"/>
+              </w:rPr>
+              <w:t>L’acteur est invité à remplir les champs manquants</w:t>
+            </w:r>
+          </w:p>
+          <w:p>
+            <w:pPr>
+              <w:pStyle w:val="TableParagraph"/>
+              <w:numPr>
+                <w:ilvl w:val="0"/>
+                <w:numId w:val="21"/>
+              </w:numPr>
+              <w:spacing w:line="278" w:lineRule="exact"/>
+              <w:rPr>
+                <w:rFonts w:ascii="Times New Roman" w:hAnsi="Times New Roman" w:cs="Times New Roman"/>
+                <w:sz w:val="24"/>
+                <w:lang w:val="fr-TG"/>
+              </w:rPr>
+            </w:pPr>
+            <w:r>
+              <w:rPr>
+                <w:rFonts w:ascii="Times New Roman" w:hAnsi="Times New Roman" w:cs="Times New Roman"/>
+                <w:sz w:val="24"/>
+                <w:lang w:val="fr-TG"/>
+              </w:rPr>
+              <w:t>Le déroulement reprend au point 1 du scénario nominal</w:t>
+            </w:r>
+          </w:p>
+          <w:p>
+            <w:pPr>
+              <w:pStyle w:val="TableParagraph"/>
+              <w:spacing w:line="278" w:lineRule="exact"/>
+              <w:ind w:left="1091"/>
+              <w:rPr>
+                <w:rFonts w:ascii="Times New Roman" w:hAnsi="Times New Roman" w:cs="Times New Roman"/>
+                <w:sz w:val="24"/>
+                <w:lang w:val="fr-TG"/>
+              </w:rPr>
+            </w:pPr>
+          </w:p>
+          <w:p>
+            <w:pPr>
+              <w:pStyle w:val="TableParagraph"/>
+              <w:numPr>
+                <w:ilvl w:val="0"/>
+                <w:numId w:val="22"/>
+              </w:numPr>
+              <w:spacing w:line="278" w:lineRule="exact"/>
+              <w:rPr>
+                <w:rFonts w:ascii="Times New Roman" w:hAnsi="Times New Roman" w:cs="Times New Roman"/>
+                <w:sz w:val="24"/>
+                <w:lang w:val="fr-TG"/>
+              </w:rPr>
+            </w:pPr>
+            <w:r>
+              <w:rPr>
+                <w:rFonts w:ascii="Times New Roman" w:hAnsi="Times New Roman" w:cs="Times New Roman"/>
+                <w:b/>
+                <w:bCs/>
+                <w:sz w:val="24"/>
+                <w:lang w:val="fr-TG"/>
+              </w:rPr>
+              <w:t xml:space="preserve">SA2 </w:t>
+            </w:r>
+            <w:r>
+              <w:rPr>
+                <w:rFonts w:ascii="Times New Roman" w:hAnsi="Times New Roman" w:cs="Times New Roman"/>
+                <w:b/>
+                <w:bCs/>
+                <w:sz w:val="24"/>
+                <w:lang w:val="fr-TG"/>
+              </w:rPr>
+              <w:t>-</w:t>
+            </w:r>
+            <w:r>
+              <w:rPr>
+                <w:rFonts w:ascii="Times New Roman" w:hAnsi="Times New Roman" w:cs="Times New Roman"/>
+                <w:sz w:val="24"/>
+                <w:lang w:val="fr-TG"/>
+              </w:rPr>
+              <w:t xml:space="preserve"> </w:t>
+            </w:r>
+            <w:r>
+              <w:rPr>
+                <w:rFonts w:ascii="Times New Roman" w:hAnsi="Times New Roman" w:cs="Times New Roman"/>
+                <w:b/>
+                <w:bCs/>
+                <w:sz w:val="24"/>
+                <w:lang w:val="fr-TG"/>
+              </w:rPr>
+              <w:t>Jeton expiré en cours d'usage</w:t>
+            </w:r>
+            <w:r>
+              <w:rPr>
+                <w:rFonts w:ascii="Times New Roman" w:hAnsi="Times New Roman" w:cs="Times New Roman"/>
+                <w:b/>
+                <w:bCs/>
+                <w:sz w:val="24"/>
+                <w:lang w:val="fr-TG"/>
+              </w:rPr>
+              <w:t xml:space="preserve"> </w:t>
+            </w:r>
+            <w:r>
+              <w:rPr>
+                <w:rFonts w:ascii="Times New Roman" w:hAnsi="Times New Roman" w:cs="Times New Roman"/>
+                <w:b/>
+                <w:bCs/>
+                <w:sz w:val="24"/>
+                <w:lang w:val="fr-TG"/>
+              </w:rPr>
+              <w:t>:</w:t>
+            </w:r>
+            <w:r>
+              <w:rPr>
+                <w:rFonts w:ascii="Times New Roman" w:hAnsi="Times New Roman" w:cs="Times New Roman"/>
+                <w:b/>
+                <w:bCs/>
+                <w:sz w:val="24"/>
+                <w:lang w:val="fr-TG"/>
+              </w:rPr>
+              <w:t xml:space="preserve"> </w:t>
+            </w:r>
+            <w:r>
+              <w:rPr>
+                <w:rFonts w:ascii="Times New Roman" w:hAnsi="Times New Roman" w:cs="Times New Roman"/>
+                <w:sz w:val="24"/>
+                <w:lang w:val="fr-TG"/>
+              </w:rPr>
+              <w:t xml:space="preserve">Ce scénario se déclenche au point </w:t>
+            </w:r>
+            <w:r>
+              <w:rPr>
+                <w:rFonts w:ascii="Times New Roman" w:hAnsi="Times New Roman" w:cs="Times New Roman"/>
+                <w:sz w:val="24"/>
+                <w:lang w:val="fr-TG"/>
+              </w:rPr>
+              <w:t>4</w:t>
+            </w:r>
+            <w:r>
+              <w:rPr>
+                <w:rFonts w:ascii="Times New Roman" w:hAnsi="Times New Roman" w:cs="Times New Roman"/>
+                <w:sz w:val="24"/>
+                <w:lang w:val="fr-TG"/>
+              </w:rPr>
+              <w:t xml:space="preserve"> du scénario nominal</w:t>
+            </w:r>
+          </w:p>
+          <w:p>
+            <w:pPr>
+              <w:pStyle w:val="TableParagraph"/>
+              <w:numPr>
+                <w:ilvl w:val="0"/>
+                <w:numId w:val="23"/>
+              </w:numPr>
+              <w:spacing w:line="278" w:lineRule="exact"/>
+              <w:rPr>
+                <w:rFonts w:ascii="Times New Roman" w:hAnsi="Times New Roman" w:cs="Times New Roman"/>
+                <w:sz w:val="24"/>
+                <w:lang w:val="fr-TG"/>
+              </w:rPr>
+            </w:pPr>
+            <w:r>
+              <w:rPr>
+                <w:rFonts w:ascii="Times New Roman" w:hAnsi="Times New Roman" w:cs="Times New Roman"/>
+                <w:sz w:val="24"/>
+                <w:lang w:val="fr-TG"/>
+              </w:rPr>
+              <w:t>A</w:t>
+            </w:r>
+            <w:r>
+              <w:rPr>
+                <w:rFonts w:ascii="Times New Roman" w:hAnsi="Times New Roman" w:cs="Times New Roman"/>
+                <w:sz w:val="24"/>
+                <w:lang w:val="fr-TG"/>
+              </w:rPr>
+              <w:t xml:space="preserve"> la première réponse d'accès expiré, le système tente une rotation du jeton de </w:t>
+            </w:r>
+            <w:r>
+              <w:rPr>
+                <w:rFonts w:ascii="Times New Roman" w:hAnsi="Times New Roman" w:cs="Times New Roman"/>
+                <w:sz w:val="24"/>
+                <w:lang w:val="fr-TG"/>
+              </w:rPr>
+              <w:t xml:space="preserve">     </w:t>
+            </w:r>
+            <w:r>
+              <w:rPr>
+                <w:rFonts w:ascii="Times New Roman" w:hAnsi="Times New Roman" w:cs="Times New Roman"/>
+                <w:sz w:val="24"/>
+                <w:lang w:val="fr-TG"/>
+              </w:rPr>
+              <w:t>rafraîchissement puis rejoue la requête</w:t>
+            </w:r>
+            <w:r>
+              <w:rPr>
+                <w:rFonts w:ascii="Times New Roman" w:hAnsi="Times New Roman" w:cs="Times New Roman"/>
+                <w:sz w:val="24"/>
+                <w:lang w:val="fr-TG"/>
+              </w:rPr>
+              <w:t xml:space="preserve"> </w:t>
+            </w:r>
+          </w:p>
+        </w:tc>
+      </w:tr>
+      <w:tr>
+        <w:trPr>
+          <w:trHeight w:val="440"/>
+          <w:jc w:val="center"/>
+        </w:trPr>
+        <w:tc>
+          <w:tcPr>
+            <w:tcW w:w="9065" w:type="dxa"/>
+          </w:tcPr>
+          <w:p>
+            <w:pPr>
+              <w:pStyle w:val="TableParagraph"/>
+              <w:spacing w:line="278" w:lineRule="exact"/>
+              <w:ind w:left="110"/>
+              <w:rPr>
+                <w:rFonts w:ascii="Times New Roman" w:hAnsi="Times New Roman" w:cs="Times New Roman"/>
+                <w:b/>
+                <w:sz w:val="24"/>
+              </w:rPr>
+            </w:pPr>
+            <w:r>
+              <w:rPr>
+                <w:rFonts w:ascii="Times New Roman" w:hAnsi="Times New Roman" w:cs="Times New Roman"/>
+                <w:b/>
+                <w:sz w:val="24"/>
+              </w:rPr>
+              <w:t>SCENARIO</w:t>
+            </w:r>
+            <w:r>
+              <w:rPr>
+                <w:rFonts w:ascii="Times New Roman" w:hAnsi="Times New Roman" w:cs="Times New Roman"/>
+                <w:b/>
+                <w:spacing w:val="20"/>
+                <w:sz w:val="24"/>
+              </w:rPr>
+              <w:t xml:space="preserve"> </w:t>
+            </w:r>
+            <w:r>
+              <w:rPr>
+                <w:rFonts w:ascii="Times New Roman" w:hAnsi="Times New Roman" w:cs="Times New Roman"/>
+                <w:b/>
+                <w:sz w:val="24"/>
+              </w:rPr>
+              <w:t>D’EXCEPTIONS</w:t>
+            </w:r>
+            <w:r>
+              <w:rPr>
+                <w:rFonts w:ascii="Times New Roman" w:hAnsi="Times New Roman" w:cs="Times New Roman"/>
+                <w:b/>
+                <w:spacing w:val="27"/>
+                <w:sz w:val="24"/>
+              </w:rPr>
+              <w:t xml:space="preserve"> </w:t>
+            </w:r>
+            <w:r>
+              <w:rPr>
+                <w:rFonts w:ascii="Times New Roman" w:hAnsi="Times New Roman" w:cs="Times New Roman"/>
+                <w:b/>
+                <w:spacing w:val="-10"/>
+                <w:sz w:val="24"/>
+              </w:rPr>
+              <w:t>:</w:t>
+            </w:r>
+          </w:p>
+        </w:tc>
+      </w:tr>
+      <w:tr>
+        <w:trPr>
+          <w:trHeight w:val="2211"/>
+          <w:jc w:val="center"/>
+        </w:trPr>
+        <w:tc>
+          <w:tcPr>
+            <w:tcW w:w="9065" w:type="dxa"/>
+          </w:tcPr>
+          <w:p>
+            <w:pPr>
+              <w:pStyle w:val="TableParagraph"/>
+              <w:numPr>
+                <w:ilvl w:val="0"/>
+                <w:numId w:val="24"/>
+              </w:numPr>
+              <w:spacing w:before="161"/>
+              <w:rPr>
+                <w:rFonts w:ascii="Times New Roman" w:hAnsi="Times New Roman" w:cs="Times New Roman"/>
+                <w:sz w:val="24"/>
+              </w:rPr>
+            </w:pPr>
+            <w:r>
+              <w:rPr>
+                <w:rFonts w:ascii="Times New Roman" w:hAnsi="Times New Roman" w:cs="Times New Roman"/>
+                <w:b/>
+                <w:bCs/>
+                <w:iCs/>
+                <w:w w:val="90"/>
+                <w:sz w:val="24"/>
+              </w:rPr>
+              <w:lastRenderedPageBreak/>
+              <w:t xml:space="preserve">SE1 </w:t>
+            </w:r>
+            <w:r>
+              <w:rPr>
+                <w:rFonts w:ascii="Times New Roman" w:hAnsi="Times New Roman" w:cs="Times New Roman"/>
+                <w:b/>
+                <w:bCs/>
+                <w:iCs/>
+                <w:w w:val="90"/>
+                <w:sz w:val="24"/>
+              </w:rPr>
+              <w:t>-</w:t>
+            </w:r>
+            <w:r>
+              <w:rPr>
+                <w:rFonts w:ascii="Times New Roman" w:hAnsi="Times New Roman" w:cs="Times New Roman"/>
+                <w:b/>
+                <w:bCs/>
+                <w:iCs/>
+                <w:w w:val="90"/>
+                <w:sz w:val="24"/>
+              </w:rPr>
+              <w:t xml:space="preserve"> Identifiants invalides</w:t>
+            </w:r>
+            <w:r>
+              <w:rPr>
+                <w:rFonts w:ascii="Times New Roman" w:hAnsi="Times New Roman" w:cs="Times New Roman"/>
+                <w:b/>
+                <w:iCs/>
+                <w:w w:val="90"/>
+                <w:sz w:val="24"/>
+              </w:rPr>
+              <w:t xml:space="preserve"> :</w:t>
+            </w:r>
+            <w:r>
+              <w:rPr>
+                <w:rFonts w:ascii="Times New Roman" w:hAnsi="Times New Roman" w:cs="Times New Roman"/>
+                <w:sz w:val="24"/>
+              </w:rPr>
+              <w:t xml:space="preserve"> </w:t>
+            </w:r>
+            <w:r>
+              <w:rPr>
+                <w:rFonts w:ascii="Times New Roman" w:hAnsi="Times New Roman" w:cs="Times New Roman"/>
+                <w:bCs/>
+                <w:iCs/>
+                <w:w w:val="90"/>
+                <w:sz w:val="24"/>
+              </w:rPr>
+              <w:t xml:space="preserve">Ce scénario se déclenche au point </w:t>
+            </w:r>
+            <w:r>
+              <w:rPr>
+                <w:rFonts w:ascii="Times New Roman" w:hAnsi="Times New Roman" w:cs="Times New Roman"/>
+                <w:bCs/>
+                <w:iCs/>
+                <w:w w:val="90"/>
+                <w:sz w:val="24"/>
+              </w:rPr>
+              <w:t>3 du scénario nominal</w:t>
+            </w:r>
+            <w:r>
+              <w:rPr>
+                <w:rFonts w:ascii="Times New Roman" w:hAnsi="Times New Roman" w:cs="Times New Roman"/>
+                <w:bCs/>
+                <w:iCs/>
+                <w:w w:val="90"/>
+                <w:sz w:val="24"/>
+              </w:rPr>
+              <w:t xml:space="preserve">. </w:t>
+            </w:r>
+          </w:p>
+          <w:p>
+            <w:pPr>
+              <w:pStyle w:val="TableParagraph"/>
+              <w:numPr>
+                <w:ilvl w:val="0"/>
+                <w:numId w:val="23"/>
+              </w:numPr>
+              <w:spacing w:before="161"/>
+              <w:rPr>
+                <w:rFonts w:ascii="Times New Roman" w:hAnsi="Times New Roman" w:cs="Times New Roman"/>
+                <w:spacing w:val="-2"/>
+                <w:sz w:val="24"/>
+              </w:rPr>
+            </w:pPr>
+            <w:r>
+              <w:rPr>
+                <w:rFonts w:ascii="Times New Roman" w:hAnsi="Times New Roman" w:cs="Times New Roman"/>
+                <w:bCs/>
+                <w:iCs/>
+                <w:w w:val="90"/>
+                <w:sz w:val="24"/>
+              </w:rPr>
+              <w:t>L</w:t>
+            </w:r>
+            <w:r>
+              <w:rPr>
+                <w:rFonts w:ascii="Times New Roman" w:hAnsi="Times New Roman" w:cs="Times New Roman"/>
+                <w:bCs/>
+                <w:iCs/>
+                <w:w w:val="90"/>
+                <w:sz w:val="24"/>
+              </w:rPr>
+              <w:t>e système indique que la connexion a échoué et reste sur la page de connexion.</w:t>
+            </w:r>
+          </w:p>
+          <w:p>
+            <w:pPr>
+              <w:pStyle w:val="TableParagraph"/>
+              <w:numPr>
+                <w:ilvl w:val="0"/>
+                <w:numId w:val="24"/>
+              </w:numPr>
+              <w:spacing w:before="161"/>
+              <w:rPr>
+                <w:rFonts w:ascii="Times New Roman" w:hAnsi="Times New Roman" w:cs="Times New Roman"/>
+                <w:b/>
+                <w:spacing w:val="-2"/>
+                <w:sz w:val="24"/>
+              </w:rPr>
+            </w:pPr>
+            <w:r>
+              <w:rPr>
+                <w:rFonts w:ascii="Times New Roman" w:hAnsi="Times New Roman" w:cs="Times New Roman"/>
+                <w:b/>
+                <w:iCs/>
+                <w:w w:val="90"/>
+                <w:sz w:val="24"/>
+              </w:rPr>
+              <w:t>SE2 – Compte désactivé</w:t>
+            </w:r>
+            <w:r>
+              <w:rPr>
+                <w:rFonts w:ascii="Times New Roman" w:hAnsi="Times New Roman" w:cs="Times New Roman"/>
+                <w:b/>
+                <w:iCs/>
+                <w:w w:val="90"/>
+                <w:sz w:val="24"/>
+              </w:rPr>
+              <w:t xml:space="preserve"> : </w:t>
+            </w:r>
+            <w:r>
+              <w:rPr>
+                <w:rFonts w:ascii="Times New Roman" w:hAnsi="Times New Roman" w:cs="Times New Roman"/>
+                <w:bCs/>
+                <w:iCs/>
+                <w:w w:val="90"/>
+                <w:sz w:val="24"/>
+              </w:rPr>
+              <w:t xml:space="preserve">Ce scénario se déclenche au point </w:t>
+            </w:r>
+            <w:r>
+              <w:rPr>
+                <w:rFonts w:ascii="Times New Roman" w:hAnsi="Times New Roman" w:cs="Times New Roman"/>
+                <w:bCs/>
+                <w:iCs/>
+                <w:w w:val="90"/>
+                <w:sz w:val="24"/>
+              </w:rPr>
+              <w:t>3 du scénario nominal</w:t>
+            </w:r>
+            <w:r>
+              <w:rPr>
+                <w:rFonts w:ascii="Times New Roman" w:hAnsi="Times New Roman" w:cs="Times New Roman"/>
+                <w:bCs/>
+                <w:iCs/>
+                <w:w w:val="90"/>
+                <w:sz w:val="24"/>
+              </w:rPr>
+              <w:t>.</w:t>
+            </w:r>
+          </w:p>
+          <w:p>
+            <w:pPr>
+              <w:pStyle w:val="TableParagraph"/>
+              <w:numPr>
+                <w:ilvl w:val="0"/>
+                <w:numId w:val="23"/>
+              </w:numPr>
+              <w:spacing w:before="161"/>
+              <w:rPr>
+                <w:rFonts w:ascii="Times New Roman" w:hAnsi="Times New Roman" w:cs="Times New Roman"/>
+                <w:b/>
+                <w:spacing w:val="-2"/>
+                <w:sz w:val="24"/>
+              </w:rPr>
+            </w:pPr>
+            <w:r>
+              <w:rPr>
+                <w:rFonts w:ascii="Times New Roman" w:hAnsi="Times New Roman" w:cs="Times New Roman"/>
+                <w:bCs/>
+                <w:iCs/>
+                <w:w w:val="90"/>
+                <w:sz w:val="24"/>
+              </w:rPr>
+              <w:t>Le</w:t>
+            </w:r>
+            <w:r>
+              <w:rPr>
+                <w:rFonts w:ascii="Times New Roman" w:hAnsi="Times New Roman" w:cs="Times New Roman"/>
+                <w:b/>
+                <w:iCs/>
+                <w:w w:val="90"/>
+                <w:sz w:val="24"/>
+              </w:rPr>
+              <w:t xml:space="preserve"> </w:t>
+            </w:r>
+            <w:r>
+              <w:rPr>
+                <w:rFonts w:ascii="Times New Roman" w:hAnsi="Times New Roman" w:cs="Times New Roman"/>
+                <w:bCs/>
+                <w:iCs/>
+                <w:w w:val="90"/>
+                <w:sz w:val="24"/>
+              </w:rPr>
+              <w:t>système refuse la connexion et signale que le compte est inactif.</w:t>
+            </w:r>
+          </w:p>
+          <w:p>
+            <w:pPr>
+              <w:pStyle w:val="TableParagraph"/>
+              <w:numPr>
+                <w:ilvl w:val="0"/>
+                <w:numId w:val="24"/>
+              </w:numPr>
+              <w:spacing w:before="161"/>
+              <w:rPr>
+                <w:rFonts w:ascii="Times New Roman" w:hAnsi="Times New Roman" w:cs="Times New Roman"/>
+                <w:b/>
+                <w:spacing w:val="-2"/>
+                <w:sz w:val="24"/>
+              </w:rPr>
+            </w:pPr>
+            <w:r>
+              <w:rPr>
+                <w:rFonts w:ascii="Times New Roman" w:hAnsi="Times New Roman" w:cs="Times New Roman"/>
+                <w:b/>
+                <w:bCs/>
+                <w:spacing w:val="-2"/>
+                <w:sz w:val="24"/>
+              </w:rPr>
+              <w:t xml:space="preserve">SE3 </w:t>
+            </w:r>
+            <w:r>
+              <w:rPr>
+                <w:rFonts w:ascii="Times New Roman" w:hAnsi="Times New Roman" w:cs="Times New Roman"/>
+                <w:b/>
+                <w:bCs/>
+                <w:spacing w:val="-2"/>
+                <w:sz w:val="24"/>
+              </w:rPr>
+              <w:t>-</w:t>
+            </w:r>
+            <w:r>
+              <w:rPr>
+                <w:rFonts w:ascii="Times New Roman" w:hAnsi="Times New Roman" w:cs="Times New Roman"/>
+                <w:b/>
+                <w:bCs/>
+                <w:spacing w:val="-2"/>
+                <w:sz w:val="24"/>
+              </w:rPr>
+              <w:t xml:space="preserve"> Rafraîchissement impossible</w:t>
+            </w:r>
+            <w:r>
+              <w:rPr>
+                <w:rFonts w:ascii="Times New Roman" w:hAnsi="Times New Roman" w:cs="Times New Roman"/>
+                <w:b/>
+                <w:spacing w:val="-2"/>
+                <w:sz w:val="24"/>
+              </w:rPr>
+              <w:t xml:space="preserve"> </w:t>
+            </w:r>
+            <w:r>
+              <w:rPr>
+                <w:rFonts w:ascii="Times New Roman" w:hAnsi="Times New Roman" w:cs="Times New Roman"/>
+                <w:b/>
+                <w:spacing w:val="-2"/>
+                <w:sz w:val="24"/>
+              </w:rPr>
+              <w:t>:</w:t>
+            </w:r>
+            <w:r>
+              <w:rPr>
+                <w:rFonts w:ascii="Times New Roman" w:hAnsi="Times New Roman" w:cs="Times New Roman"/>
+                <w:b/>
+                <w:spacing w:val="-2"/>
+                <w:sz w:val="24"/>
+              </w:rPr>
+              <w:t xml:space="preserve"> </w:t>
+            </w:r>
+            <w:r>
+              <w:rPr>
+                <w:rFonts w:ascii="Times New Roman" w:hAnsi="Times New Roman" w:cs="Times New Roman"/>
+                <w:bCs/>
+                <w:iCs/>
+                <w:w w:val="90"/>
+                <w:sz w:val="24"/>
+              </w:rPr>
+              <w:t xml:space="preserve">Ce scénario se déclenche au point </w:t>
+            </w:r>
+            <w:r>
+              <w:rPr>
+                <w:rFonts w:ascii="Times New Roman" w:hAnsi="Times New Roman" w:cs="Times New Roman"/>
+                <w:bCs/>
+                <w:iCs/>
+                <w:w w:val="90"/>
+                <w:sz w:val="24"/>
+              </w:rPr>
+              <w:t>4 du scénario nominal</w:t>
+            </w:r>
+            <w:r>
+              <w:rPr>
+                <w:rFonts w:ascii="Times New Roman" w:hAnsi="Times New Roman" w:cs="Times New Roman"/>
+                <w:bCs/>
+                <w:iCs/>
+                <w:w w:val="90"/>
+                <w:sz w:val="24"/>
+              </w:rPr>
+              <w:t>.</w:t>
+            </w:r>
+          </w:p>
+          <w:p>
+            <w:pPr>
+              <w:pStyle w:val="TableParagraph"/>
+              <w:numPr>
+                <w:ilvl w:val="0"/>
+                <w:numId w:val="23"/>
+              </w:numPr>
+              <w:spacing w:before="161"/>
+              <w:rPr>
+                <w:rFonts w:ascii="Times New Roman" w:hAnsi="Times New Roman" w:cs="Times New Roman"/>
+                <w:bCs/>
+                <w:spacing w:val="-2"/>
+                <w:sz w:val="24"/>
+              </w:rPr>
+            </w:pPr>
+            <w:r>
+              <w:rPr>
+                <w:rFonts w:ascii="Times New Roman" w:hAnsi="Times New Roman" w:cs="Times New Roman"/>
+                <w:bCs/>
+                <w:spacing w:val="-2"/>
+                <w:sz w:val="24"/>
+              </w:rPr>
+              <w:t>L</w:t>
+            </w:r>
+            <w:r>
+              <w:rPr>
+                <w:rFonts w:ascii="Times New Roman" w:hAnsi="Times New Roman" w:cs="Times New Roman"/>
+                <w:bCs/>
+                <w:spacing w:val="-2"/>
+                <w:sz w:val="24"/>
+              </w:rPr>
+              <w:t>e système déconnecte l'utilisateur et le renvoie vers la connexion.</w:t>
+            </w:r>
+          </w:p>
+          <w:p>
+            <w:pPr>
+              <w:pStyle w:val="TableParagraph"/>
+              <w:spacing w:before="161"/>
+              <w:ind w:left="890"/>
+              <w:rPr>
+                <w:rFonts w:ascii="Times New Roman" w:hAnsi="Times New Roman" w:cs="Times New Roman"/>
+                <w:b/>
+                <w:spacing w:val="-2"/>
+                <w:sz w:val="24"/>
+              </w:rPr>
+            </w:pPr>
           </w:p>
         </w:tc>
       </w:tr>
@@ -15754,128 +17949,15 @@
     </w:lvl>
   </w:abstractNum>
   <w:abstractNum w:abstractNumId="4" w15:restartNumberingAfterBreak="0">
-    <w:nsid w:val="0BEC1CF0"/>
+    <w:nsid w:val="0B433ABF"/>
     <w:multiLevelType w:val="hybridMultilevel"/>
-    <w:tmpl w:val="69044A18"/>
-    <w:lvl w:ilvl="0" w:tplc="040C0005">
-      <w:start w:val="1"/>
-      <w:numFmt w:val="bullet"/>
-      <w:lvlText w:val=""/>
-      <w:lvlJc w:val="left"/>
-      <w:pPr>
-        <w:ind w:left="1080" w:hanging="360"/>
-      </w:pPr>
-      <w:rPr>
-        <w:rFonts w:ascii="Wingdings" w:hAnsi="Wingdings" w:hint="default"/>
-      </w:rPr>
-    </w:lvl>
-    <w:lvl w:ilvl="1" w:tplc="FFFFFFFF" w:tentative="1">
-      <w:start w:val="1"/>
-      <w:numFmt w:val="bullet"/>
-      <w:lvlText w:val="o"/>
-      <w:lvlJc w:val="left"/>
-      <w:pPr>
-        <w:ind w:left="1800" w:hanging="360"/>
-      </w:pPr>
-      <w:rPr>
-        <w:rFonts w:ascii="Courier New" w:hAnsi="Courier New" w:cs="Courier New" w:hint="default"/>
-      </w:rPr>
-    </w:lvl>
-    <w:lvl w:ilvl="2" w:tplc="FFFFFFFF" w:tentative="1">
-      <w:start w:val="1"/>
-      <w:numFmt w:val="bullet"/>
-      <w:lvlText w:val=""/>
-      <w:lvlJc w:val="left"/>
-      <w:pPr>
-        <w:ind w:left="2520" w:hanging="360"/>
-      </w:pPr>
-      <w:rPr>
-        <w:rFonts w:ascii="Wingdings" w:hAnsi="Wingdings" w:hint="default"/>
-      </w:rPr>
-    </w:lvl>
-    <w:lvl w:ilvl="3" w:tplc="FFFFFFFF" w:tentative="1">
-      <w:start w:val="1"/>
-      <w:numFmt w:val="bullet"/>
-      <w:lvlText w:val=""/>
-      <w:lvlJc w:val="left"/>
-      <w:pPr>
-        <w:ind w:left="3240" w:hanging="360"/>
-      </w:pPr>
-      <w:rPr>
-        <w:rFonts w:ascii="Symbol" w:hAnsi="Symbol" w:hint="default"/>
-      </w:rPr>
-    </w:lvl>
-    <w:lvl w:ilvl="4" w:tplc="FFFFFFFF" w:tentative="1">
-      <w:start w:val="1"/>
-      <w:numFmt w:val="bullet"/>
-      <w:lvlText w:val="o"/>
-      <w:lvlJc w:val="left"/>
-      <w:pPr>
-        <w:ind w:left="3960" w:hanging="360"/>
-      </w:pPr>
-      <w:rPr>
-        <w:rFonts w:ascii="Courier New" w:hAnsi="Courier New" w:cs="Courier New" w:hint="default"/>
-      </w:rPr>
-    </w:lvl>
-    <w:lvl w:ilvl="5" w:tplc="FFFFFFFF" w:tentative="1">
-      <w:start w:val="1"/>
-      <w:numFmt w:val="bullet"/>
-      <w:lvlText w:val=""/>
-      <w:lvlJc w:val="left"/>
-      <w:pPr>
-        <w:ind w:left="4680" w:hanging="360"/>
-      </w:pPr>
-      <w:rPr>
-        <w:rFonts w:ascii="Wingdings" w:hAnsi="Wingdings" w:hint="default"/>
-      </w:rPr>
-    </w:lvl>
-    <w:lvl w:ilvl="6" w:tplc="FFFFFFFF" w:tentative="1">
-      <w:start w:val="1"/>
-      <w:numFmt w:val="bullet"/>
-      <w:lvlText w:val=""/>
-      <w:lvlJc w:val="left"/>
-      <w:pPr>
-        <w:ind w:left="5400" w:hanging="360"/>
-      </w:pPr>
-      <w:rPr>
-        <w:rFonts w:ascii="Symbol" w:hAnsi="Symbol" w:hint="default"/>
-      </w:rPr>
-    </w:lvl>
-    <w:lvl w:ilvl="7" w:tplc="FFFFFFFF" w:tentative="1">
-      <w:start w:val="1"/>
-      <w:numFmt w:val="bullet"/>
-      <w:lvlText w:val="o"/>
-      <w:lvlJc w:val="left"/>
-      <w:pPr>
-        <w:ind w:left="6120" w:hanging="360"/>
-      </w:pPr>
-      <w:rPr>
-        <w:rFonts w:ascii="Courier New" w:hAnsi="Courier New" w:cs="Courier New" w:hint="default"/>
-      </w:rPr>
-    </w:lvl>
-    <w:lvl w:ilvl="8" w:tplc="FFFFFFFF" w:tentative="1">
-      <w:start w:val="1"/>
-      <w:numFmt w:val="bullet"/>
-      <w:lvlText w:val=""/>
-      <w:lvlJc w:val="left"/>
-      <w:pPr>
-        <w:ind w:left="6840" w:hanging="360"/>
-      </w:pPr>
-      <w:rPr>
-        <w:rFonts w:ascii="Wingdings" w:hAnsi="Wingdings" w:hint="default"/>
-      </w:rPr>
-    </w:lvl>
-  </w:abstractNum>
-  <w:abstractNum w:abstractNumId="5" w15:restartNumberingAfterBreak="0">
-    <w:nsid w:val="0C8C120A"/>
-    <w:multiLevelType w:val="hybridMultilevel"/>
-    <w:tmpl w:val="7292DC40"/>
+    <w:tmpl w:val="BE3698E4"/>
     <w:lvl w:ilvl="0" w:tplc="2A7E7E14">
       <w:numFmt w:val="bullet"/>
       <w:lvlText w:val=""/>
       <w:lvlJc w:val="left"/>
       <w:pPr>
-        <w:ind w:left="1091" w:hanging="360"/>
+        <w:ind w:left="1360" w:hanging="360"/>
       </w:pPr>
       <w:rPr>
         <w:rFonts w:ascii="Wingdings" w:eastAsia="Wingdings" w:hAnsi="Wingdings" w:cs="Wingdings" w:hint="default"/>
@@ -15890,6 +17972,240 @@
         <w:lang w:val="fr-FR" w:eastAsia="en-US" w:bidi="ar-SA"/>
       </w:rPr>
     </w:lvl>
+    <w:lvl w:ilvl="1" w:tplc="20000003" w:tentative="1">
+      <w:start w:val="1"/>
+      <w:numFmt w:val="bullet"/>
+      <w:lvlText w:val="o"/>
+      <w:lvlJc w:val="left"/>
+      <w:pPr>
+        <w:ind w:left="2080" w:hanging="360"/>
+      </w:pPr>
+      <w:rPr>
+        <w:rFonts w:ascii="Courier New" w:hAnsi="Courier New" w:cs="Courier New" w:hint="default"/>
+      </w:rPr>
+    </w:lvl>
+    <w:lvl w:ilvl="2" w:tplc="20000005" w:tentative="1">
+      <w:start w:val="1"/>
+      <w:numFmt w:val="bullet"/>
+      <w:lvlText w:val=""/>
+      <w:lvlJc w:val="left"/>
+      <w:pPr>
+        <w:ind w:left="2800" w:hanging="360"/>
+      </w:pPr>
+      <w:rPr>
+        <w:rFonts w:ascii="Wingdings" w:hAnsi="Wingdings" w:hint="default"/>
+      </w:rPr>
+    </w:lvl>
+    <w:lvl w:ilvl="3" w:tplc="20000001" w:tentative="1">
+      <w:start w:val="1"/>
+      <w:numFmt w:val="bullet"/>
+      <w:lvlText w:val=""/>
+      <w:lvlJc w:val="left"/>
+      <w:pPr>
+        <w:ind w:left="3520" w:hanging="360"/>
+      </w:pPr>
+      <w:rPr>
+        <w:rFonts w:ascii="Symbol" w:hAnsi="Symbol" w:hint="default"/>
+      </w:rPr>
+    </w:lvl>
+    <w:lvl w:ilvl="4" w:tplc="20000003" w:tentative="1">
+      <w:start w:val="1"/>
+      <w:numFmt w:val="bullet"/>
+      <w:lvlText w:val="o"/>
+      <w:lvlJc w:val="left"/>
+      <w:pPr>
+        <w:ind w:left="4240" w:hanging="360"/>
+      </w:pPr>
+      <w:rPr>
+        <w:rFonts w:ascii="Courier New" w:hAnsi="Courier New" w:cs="Courier New" w:hint="default"/>
+      </w:rPr>
+    </w:lvl>
+    <w:lvl w:ilvl="5" w:tplc="20000005" w:tentative="1">
+      <w:start w:val="1"/>
+      <w:numFmt w:val="bullet"/>
+      <w:lvlText w:val=""/>
+      <w:lvlJc w:val="left"/>
+      <w:pPr>
+        <w:ind w:left="4960" w:hanging="360"/>
+      </w:pPr>
+      <w:rPr>
+        <w:rFonts w:ascii="Wingdings" w:hAnsi="Wingdings" w:hint="default"/>
+      </w:rPr>
+    </w:lvl>
+    <w:lvl w:ilvl="6" w:tplc="20000001" w:tentative="1">
+      <w:start w:val="1"/>
+      <w:numFmt w:val="bullet"/>
+      <w:lvlText w:val=""/>
+      <w:lvlJc w:val="left"/>
+      <w:pPr>
+        <w:ind w:left="5680" w:hanging="360"/>
+      </w:pPr>
+      <w:rPr>
+        <w:rFonts w:ascii="Symbol" w:hAnsi="Symbol" w:hint="default"/>
+      </w:rPr>
+    </w:lvl>
+    <w:lvl w:ilvl="7" w:tplc="20000003" w:tentative="1">
+      <w:start w:val="1"/>
+      <w:numFmt w:val="bullet"/>
+      <w:lvlText w:val="o"/>
+      <w:lvlJc w:val="left"/>
+      <w:pPr>
+        <w:ind w:left="6400" w:hanging="360"/>
+      </w:pPr>
+      <w:rPr>
+        <w:rFonts w:ascii="Courier New" w:hAnsi="Courier New" w:cs="Courier New" w:hint="default"/>
+      </w:rPr>
+    </w:lvl>
+    <w:lvl w:ilvl="8" w:tplc="20000005" w:tentative="1">
+      <w:start w:val="1"/>
+      <w:numFmt w:val="bullet"/>
+      <w:lvlText w:val=""/>
+      <w:lvlJc w:val="left"/>
+      <w:pPr>
+        <w:ind w:left="7120" w:hanging="360"/>
+      </w:pPr>
+      <w:rPr>
+        <w:rFonts w:ascii="Wingdings" w:hAnsi="Wingdings" w:hint="default"/>
+      </w:rPr>
+    </w:lvl>
+  </w:abstractNum>
+  <w:abstractNum w:abstractNumId="5" w15:restartNumberingAfterBreak="0">
+    <w:nsid w:val="0BEC1CF0"/>
+    <w:multiLevelType w:val="hybridMultilevel"/>
+    <w:tmpl w:val="69044A18"/>
+    <w:lvl w:ilvl="0" w:tplc="040C0005">
+      <w:start w:val="1"/>
+      <w:numFmt w:val="bullet"/>
+      <w:lvlText w:val=""/>
+      <w:lvlJc w:val="left"/>
+      <w:pPr>
+        <w:ind w:left="1080" w:hanging="360"/>
+      </w:pPr>
+      <w:rPr>
+        <w:rFonts w:ascii="Wingdings" w:hAnsi="Wingdings" w:hint="default"/>
+      </w:rPr>
+    </w:lvl>
+    <w:lvl w:ilvl="1" w:tplc="FFFFFFFF" w:tentative="1">
+      <w:start w:val="1"/>
+      <w:numFmt w:val="bullet"/>
+      <w:lvlText w:val="o"/>
+      <w:lvlJc w:val="left"/>
+      <w:pPr>
+        <w:ind w:left="1800" w:hanging="360"/>
+      </w:pPr>
+      <w:rPr>
+        <w:rFonts w:ascii="Courier New" w:hAnsi="Courier New" w:cs="Courier New" w:hint="default"/>
+      </w:rPr>
+    </w:lvl>
+    <w:lvl w:ilvl="2" w:tplc="FFFFFFFF" w:tentative="1">
+      <w:start w:val="1"/>
+      <w:numFmt w:val="bullet"/>
+      <w:lvlText w:val=""/>
+      <w:lvlJc w:val="left"/>
+      <w:pPr>
+        <w:ind w:left="2520" w:hanging="360"/>
+      </w:pPr>
+      <w:rPr>
+        <w:rFonts w:ascii="Wingdings" w:hAnsi="Wingdings" w:hint="default"/>
+      </w:rPr>
+    </w:lvl>
+    <w:lvl w:ilvl="3" w:tplc="FFFFFFFF" w:tentative="1">
+      <w:start w:val="1"/>
+      <w:numFmt w:val="bullet"/>
+      <w:lvlText w:val=""/>
+      <w:lvlJc w:val="left"/>
+      <w:pPr>
+        <w:ind w:left="3240" w:hanging="360"/>
+      </w:pPr>
+      <w:rPr>
+        <w:rFonts w:ascii="Symbol" w:hAnsi="Symbol" w:hint="default"/>
+      </w:rPr>
+    </w:lvl>
+    <w:lvl w:ilvl="4" w:tplc="FFFFFFFF" w:tentative="1">
+      <w:start w:val="1"/>
+      <w:numFmt w:val="bullet"/>
+      <w:lvlText w:val="o"/>
+      <w:lvlJc w:val="left"/>
+      <w:pPr>
+        <w:ind w:left="3960" w:hanging="360"/>
+      </w:pPr>
+      <w:rPr>
+        <w:rFonts w:ascii="Courier New" w:hAnsi="Courier New" w:cs="Courier New" w:hint="default"/>
+      </w:rPr>
+    </w:lvl>
+    <w:lvl w:ilvl="5" w:tplc="FFFFFFFF" w:tentative="1">
+      <w:start w:val="1"/>
+      <w:numFmt w:val="bullet"/>
+      <w:lvlText w:val=""/>
+      <w:lvlJc w:val="left"/>
+      <w:pPr>
+        <w:ind w:left="4680" w:hanging="360"/>
+      </w:pPr>
+      <w:rPr>
+        <w:rFonts w:ascii="Wingdings" w:hAnsi="Wingdings" w:hint="default"/>
+      </w:rPr>
+    </w:lvl>
+    <w:lvl w:ilvl="6" w:tplc="FFFFFFFF" w:tentative="1">
+      <w:start w:val="1"/>
+      <w:numFmt w:val="bullet"/>
+      <w:lvlText w:val=""/>
+      <w:lvlJc w:val="left"/>
+      <w:pPr>
+        <w:ind w:left="5400" w:hanging="360"/>
+      </w:pPr>
+      <w:rPr>
+        <w:rFonts w:ascii="Symbol" w:hAnsi="Symbol" w:hint="default"/>
+      </w:rPr>
+    </w:lvl>
+    <w:lvl w:ilvl="7" w:tplc="FFFFFFFF" w:tentative="1">
+      <w:start w:val="1"/>
+      <w:numFmt w:val="bullet"/>
+      <w:lvlText w:val="o"/>
+      <w:lvlJc w:val="left"/>
+      <w:pPr>
+        <w:ind w:left="6120" w:hanging="360"/>
+      </w:pPr>
+      <w:rPr>
+        <w:rFonts w:ascii="Courier New" w:hAnsi="Courier New" w:cs="Courier New" w:hint="default"/>
+      </w:rPr>
+    </w:lvl>
+    <w:lvl w:ilvl="8" w:tplc="FFFFFFFF" w:tentative="1">
+      <w:start w:val="1"/>
+      <w:numFmt w:val="bullet"/>
+      <w:lvlText w:val=""/>
+      <w:lvlJc w:val="left"/>
+      <w:pPr>
+        <w:ind w:left="6840" w:hanging="360"/>
+      </w:pPr>
+      <w:rPr>
+        <w:rFonts w:ascii="Wingdings" w:hAnsi="Wingdings" w:hint="default"/>
+      </w:rPr>
+    </w:lvl>
+  </w:abstractNum>
+  <w:abstractNum w:abstractNumId="6" w15:restartNumberingAfterBreak="0">
+    <w:nsid w:val="0C8C120A"/>
+    <w:multiLevelType w:val="hybridMultilevel"/>
+    <w:tmpl w:val="7292DC40"/>
+    <w:lvl w:ilvl="0" w:tplc="2A7E7E14">
+      <w:numFmt w:val="bullet"/>
+      <w:lvlText w:val=""/>
+      <w:lvlJc w:val="left"/>
+      <w:pPr>
+        <w:ind w:left="1091" w:hanging="360"/>
+      </w:pPr>
+      <w:rPr>
+        <w:rFonts w:ascii="Wingdings" w:eastAsia="Wingdings" w:hAnsi="Wingdings" w:cs="Wingdings" w:hint="default"/>
+        <w:b w:val="0"/>
+        <w:bCs w:val="0"/>
+        <w:i w:val="0"/>
+        <w:iCs w:val="0"/>
+        <w:spacing w:val="0"/>
+        <w:w w:val="100"/>
+        <w:sz w:val="24"/>
+        <w:szCs w:val="24"/>
+        <w:lang w:val="fr-FR" w:eastAsia="en-US" w:bidi="ar-SA"/>
+      </w:rPr>
+    </w:lvl>
     <w:lvl w:ilvl="1" w:tplc="FFFFFFFF" w:tentative="1">
       <w:start w:val="1"/>
       <w:numFmt w:val="lowerLetter"/>
@@ -15963,7 +18279,7 @@
       </w:pPr>
     </w:lvl>
   </w:abstractNum>
-  <w:abstractNum w:abstractNumId="6" w15:restartNumberingAfterBreak="0">
+  <w:abstractNum w:abstractNumId="7" w15:restartNumberingAfterBreak="0">
     <w:nsid w:val="0E417BB3"/>
     <w:multiLevelType w:val="hybridMultilevel"/>
     <w:tmpl w:val="BBFAFF58"/>
@@ -16076,7 +18392,7 @@
       </w:rPr>
     </w:lvl>
   </w:abstractNum>
-  <w:abstractNum w:abstractNumId="7" w15:restartNumberingAfterBreak="0">
+  <w:abstractNum w:abstractNumId="8" w15:restartNumberingAfterBreak="0">
     <w:nsid w:val="10AE208F"/>
     <w:multiLevelType w:val="hybridMultilevel"/>
     <w:tmpl w:val="81DC518C"/>
@@ -16174,7 +18490,7 @@
       </w:pPr>
     </w:lvl>
   </w:abstractNum>
-  <w:abstractNum w:abstractNumId="8" w15:restartNumberingAfterBreak="0">
+  <w:abstractNum w:abstractNumId="9" w15:restartNumberingAfterBreak="0">
     <w:nsid w:val="10FB2CB9"/>
     <w:multiLevelType w:val="hybridMultilevel"/>
     <w:tmpl w:val="F518514E"/>
@@ -16287,7 +18603,7 @@
       </w:rPr>
     </w:lvl>
   </w:abstractNum>
-  <w:abstractNum w:abstractNumId="9" w15:restartNumberingAfterBreak="0">
+  <w:abstractNum w:abstractNumId="10" w15:restartNumberingAfterBreak="0">
     <w:nsid w:val="11866DA3"/>
     <w:multiLevelType w:val="hybridMultilevel"/>
     <w:tmpl w:val="75F0DC74"/>
@@ -16409,7 +18725,7 @@
       </w:rPr>
     </w:lvl>
   </w:abstractNum>
-  <w:abstractNum w:abstractNumId="10" w15:restartNumberingAfterBreak="0">
+  <w:abstractNum w:abstractNumId="11" w15:restartNumberingAfterBreak="0">
     <w:nsid w:val="12E75ED0"/>
     <w:multiLevelType w:val="hybridMultilevel"/>
     <w:tmpl w:val="6D5039A2"/>
@@ -16498,7 +18814,7 @@
       </w:pPr>
     </w:lvl>
   </w:abstractNum>
-  <w:abstractNum w:abstractNumId="11" w15:restartNumberingAfterBreak="0">
+  <w:abstractNum w:abstractNumId="12" w15:restartNumberingAfterBreak="0">
     <w:nsid w:val="170E2761"/>
     <w:multiLevelType w:val="hybridMultilevel"/>
     <w:tmpl w:val="8BA26E38"/>
@@ -16619,7 +18935,7 @@
       </w:rPr>
     </w:lvl>
   </w:abstractNum>
-  <w:abstractNum w:abstractNumId="12" w15:restartNumberingAfterBreak="0">
+  <w:abstractNum w:abstractNumId="13" w15:restartNumberingAfterBreak="0">
     <w:nsid w:val="1F466839"/>
     <w:multiLevelType w:val="hybridMultilevel"/>
     <w:tmpl w:val="2B26CA02"/>
@@ -16740,7 +19056,7 @@
       </w:rPr>
     </w:lvl>
   </w:abstractNum>
-  <w:abstractNum w:abstractNumId="13" w15:restartNumberingAfterBreak="0">
+  <w:abstractNum w:abstractNumId="14" w15:restartNumberingAfterBreak="0">
     <w:nsid w:val="2AF37704"/>
     <w:multiLevelType w:val="hybridMultilevel"/>
     <w:tmpl w:val="B980D33A"/>
@@ -16862,7 +19178,7 @@
       </w:rPr>
     </w:lvl>
   </w:abstractNum>
-  <w:abstractNum w:abstractNumId="14" w15:restartNumberingAfterBreak="0">
+  <w:abstractNum w:abstractNumId="15" w15:restartNumberingAfterBreak="0">
     <w:nsid w:val="2B3B27A6"/>
     <w:multiLevelType w:val="hybridMultilevel"/>
     <w:tmpl w:val="609CDB2C"/>
@@ -16948,7 +19264,7 @@
       </w:pPr>
     </w:lvl>
   </w:abstractNum>
-  <w:abstractNum w:abstractNumId="15" w15:restartNumberingAfterBreak="0">
+  <w:abstractNum w:abstractNumId="16" w15:restartNumberingAfterBreak="0">
     <w:nsid w:val="46FF79DC"/>
     <w:multiLevelType w:val="hybridMultilevel"/>
     <w:tmpl w:val="538A26EA"/>
@@ -17045,7 +19361,7 @@
       </w:pPr>
     </w:lvl>
   </w:abstractNum>
-  <w:abstractNum w:abstractNumId="16" w15:restartNumberingAfterBreak="0">
+  <w:abstractNum w:abstractNumId="17" w15:restartNumberingAfterBreak="0">
     <w:nsid w:val="484822ED"/>
     <w:multiLevelType w:val="multilevel"/>
     <w:tmpl w:val="AD007626"/>
@@ -17158,7 +19474,129 @@
       </w:rPr>
     </w:lvl>
   </w:abstractNum>
-  <w:abstractNum w:abstractNumId="17" w15:restartNumberingAfterBreak="0">
+  <w:abstractNum w:abstractNumId="18" w15:restartNumberingAfterBreak="0">
+    <w:nsid w:val="517C4A61"/>
+    <w:multiLevelType w:val="hybridMultilevel"/>
+    <w:tmpl w:val="3862727E"/>
+    <w:lvl w:ilvl="0" w:tplc="FFFFFFFF">
+      <w:start w:val="1"/>
+      <w:numFmt w:val="decimal"/>
+      <w:lvlText w:val="%1."/>
+      <w:lvlJc w:val="left"/>
+      <w:pPr>
+        <w:ind w:left="825" w:hanging="360"/>
+      </w:pPr>
+      <w:rPr>
+        <w:rFonts w:hint="default"/>
+        <w:b w:val="0"/>
+        <w:bCs/>
+        <w:i w:val="0"/>
+        <w:iCs w:val="0"/>
+        <w:spacing w:val="0"/>
+        <w:w w:val="100"/>
+        <w:sz w:val="24"/>
+        <w:szCs w:val="24"/>
+        <w:lang w:val="fr-FR" w:eastAsia="en-US" w:bidi="ar-SA"/>
+      </w:rPr>
+    </w:lvl>
+    <w:lvl w:ilvl="1" w:tplc="FFFFFFFF" w:tentative="1">
+      <w:start w:val="1"/>
+      <w:numFmt w:val="bullet"/>
+      <w:lvlText w:val="o"/>
+      <w:lvlJc w:val="left"/>
+      <w:pPr>
+        <w:ind w:left="1545" w:hanging="360"/>
+      </w:pPr>
+      <w:rPr>
+        <w:rFonts w:ascii="Courier New" w:hAnsi="Courier New" w:cs="Courier New" w:hint="default"/>
+      </w:rPr>
+    </w:lvl>
+    <w:lvl w:ilvl="2" w:tplc="FFFFFFFF" w:tentative="1">
+      <w:start w:val="1"/>
+      <w:numFmt w:val="bullet"/>
+      <w:lvlText w:val=""/>
+      <w:lvlJc w:val="left"/>
+      <w:pPr>
+        <w:ind w:left="2265" w:hanging="360"/>
+      </w:pPr>
+      <w:rPr>
+        <w:rFonts w:ascii="Wingdings" w:hAnsi="Wingdings" w:hint="default"/>
+      </w:rPr>
+    </w:lvl>
+    <w:lvl w:ilvl="3" w:tplc="FFFFFFFF" w:tentative="1">
+      <w:start w:val="1"/>
+      <w:numFmt w:val="bullet"/>
+      <w:lvlText w:val=""/>
+      <w:lvlJc w:val="left"/>
+      <w:pPr>
+        <w:ind w:left="2985" w:hanging="360"/>
+      </w:pPr>
+      <w:rPr>
+        <w:rFonts w:ascii="Symbol" w:hAnsi="Symbol" w:hint="default"/>
+      </w:rPr>
+    </w:lvl>
+    <w:lvl w:ilvl="4" w:tplc="FFFFFFFF" w:tentative="1">
+      <w:start w:val="1"/>
+      <w:numFmt w:val="bullet"/>
+      <w:lvlText w:val="o"/>
+      <w:lvlJc w:val="left"/>
+      <w:pPr>
+        <w:ind w:left="3705" w:hanging="360"/>
+      </w:pPr>
+      <w:rPr>
+        <w:rFonts w:ascii="Courier New" w:hAnsi="Courier New" w:cs="Courier New" w:hint="default"/>
+      </w:rPr>
+    </w:lvl>
+    <w:lvl w:ilvl="5" w:tplc="FFFFFFFF" w:tentative="1">
+      <w:start w:val="1"/>
+      <w:numFmt w:val="bullet"/>
+      <w:lvlText w:val=""/>
+      <w:lvlJc w:val="left"/>
+      <w:pPr>
+        <w:ind w:left="4425" w:hanging="360"/>
+      </w:pPr>
+      <w:rPr>
+        <w:rFonts w:ascii="Wingdings" w:hAnsi="Wingdings" w:hint="default"/>
+      </w:rPr>
+    </w:lvl>
+    <w:lvl w:ilvl="6" w:tplc="FFFFFFFF" w:tentative="1">
+      <w:start w:val="1"/>
+      <w:numFmt w:val="bullet"/>
+      <w:lvlText w:val=""/>
+      <w:lvlJc w:val="left"/>
+      <w:pPr>
+        <w:ind w:left="5145" w:hanging="360"/>
+      </w:pPr>
+      <w:rPr>
+        <w:rFonts w:ascii="Symbol" w:hAnsi="Symbol" w:hint="default"/>
+      </w:rPr>
+    </w:lvl>
+    <w:lvl w:ilvl="7" w:tplc="FFFFFFFF" w:tentative="1">
+      <w:start w:val="1"/>
+      <w:numFmt w:val="bullet"/>
+      <w:lvlText w:val="o"/>
+      <w:lvlJc w:val="left"/>
+      <w:pPr>
+        <w:ind w:left="5865" w:hanging="360"/>
+      </w:pPr>
+      <w:rPr>
+        <w:rFonts w:ascii="Courier New" w:hAnsi="Courier New" w:cs="Courier New" w:hint="default"/>
+      </w:rPr>
+    </w:lvl>
+    <w:lvl w:ilvl="8" w:tplc="FFFFFFFF" w:tentative="1">
+      <w:start w:val="1"/>
+      <w:numFmt w:val="bullet"/>
+      <w:lvlText w:val=""/>
+      <w:lvlJc w:val="left"/>
+      <w:pPr>
+        <w:ind w:left="6585" w:hanging="360"/>
+      </w:pPr>
+      <w:rPr>
+        <w:rFonts w:ascii="Wingdings" w:hAnsi="Wingdings" w:hint="default"/>
+      </w:rPr>
+    </w:lvl>
+  </w:abstractNum>
+  <w:abstractNum w:abstractNumId="19" w15:restartNumberingAfterBreak="0">
     <w:nsid w:val="519059C8"/>
     <w:multiLevelType w:val="multilevel"/>
     <w:tmpl w:val="58CCE4F4"/>
@@ -17271,10 +19709,10 @@
       </w:rPr>
     </w:lvl>
   </w:abstractNum>
-  <w:abstractNum w:abstractNumId="18" w15:restartNumberingAfterBreak="0">
+  <w:abstractNum w:abstractNumId="20" w15:restartNumberingAfterBreak="0">
     <w:nsid w:val="581D0D4B"/>
     <w:multiLevelType w:val="hybridMultilevel"/>
-    <w:tmpl w:val="1B90B424"/>
+    <w:tmpl w:val="DF2AEB4C"/>
     <w:lvl w:ilvl="0" w:tplc="2A7E7E14">
       <w:numFmt w:val="bullet"/>
       <w:lvlText w:val=""/>
@@ -17392,7 +19830,7 @@
       </w:rPr>
     </w:lvl>
   </w:abstractNum>
-  <w:abstractNum w:abstractNumId="19" w15:restartNumberingAfterBreak="0">
+  <w:abstractNum w:abstractNumId="21" w15:restartNumberingAfterBreak="0">
     <w:nsid w:val="5AAE052A"/>
     <w:multiLevelType w:val="hybridMultilevel"/>
     <w:tmpl w:val="B2BA011A"/>
@@ -17482,7 +19920,7 @@
       </w:pPr>
     </w:lvl>
   </w:abstractNum>
-  <w:abstractNum w:abstractNumId="20" w15:restartNumberingAfterBreak="0">
+  <w:abstractNum w:abstractNumId="22" w15:restartNumberingAfterBreak="0">
     <w:nsid w:val="5BDE2776"/>
     <w:multiLevelType w:val="hybridMultilevel"/>
     <w:tmpl w:val="596AA54E"/>
@@ -17595,7 +20033,7 @@
       </w:rPr>
     </w:lvl>
   </w:abstractNum>
-  <w:abstractNum w:abstractNumId="21" w15:restartNumberingAfterBreak="0">
+  <w:abstractNum w:abstractNumId="23" w15:restartNumberingAfterBreak="0">
     <w:nsid w:val="5C9A526E"/>
     <w:multiLevelType w:val="multilevel"/>
     <w:tmpl w:val="62B4F4F2"/>
@@ -17744,10 +20182,10 @@
       </w:rPr>
     </w:lvl>
   </w:abstractNum>
-  <w:abstractNum w:abstractNumId="22" w15:restartNumberingAfterBreak="0">
+  <w:abstractNum w:abstractNumId="24" w15:restartNumberingAfterBreak="0">
     <w:nsid w:val="67310C0D"/>
     <w:multiLevelType w:val="hybridMultilevel"/>
-    <w:tmpl w:val="2758C048"/>
+    <w:tmpl w:val="54163FB0"/>
     <w:lvl w:ilvl="0" w:tplc="2A7E7E14">
       <w:numFmt w:val="bullet"/>
       <w:lvlText w:val=""/>
@@ -17841,7 +20279,7 @@
       </w:pPr>
     </w:lvl>
   </w:abstractNum>
-  <w:abstractNum w:abstractNumId="23" w15:restartNumberingAfterBreak="0">
+  <w:abstractNum w:abstractNumId="25" w15:restartNumberingAfterBreak="0">
     <w:nsid w:val="67556E02"/>
     <w:multiLevelType w:val="hybridMultilevel"/>
     <w:tmpl w:val="0C28B358"/>
@@ -17963,7 +20401,7 @@
       </w:rPr>
     </w:lvl>
   </w:abstractNum>
-  <w:abstractNum w:abstractNumId="24" w15:restartNumberingAfterBreak="0">
+  <w:abstractNum w:abstractNumId="26" w15:restartNumberingAfterBreak="0">
     <w:nsid w:val="68943583"/>
     <w:multiLevelType w:val="multilevel"/>
     <w:tmpl w:val="4858D2F6"/>
@@ -18108,7 +20546,7 @@
       </w:rPr>
     </w:lvl>
   </w:abstractNum>
-  <w:abstractNum w:abstractNumId="25" w15:restartNumberingAfterBreak="0">
+  <w:abstractNum w:abstractNumId="27" w15:restartNumberingAfterBreak="0">
     <w:nsid w:val="6A133080"/>
     <w:multiLevelType w:val="hybridMultilevel"/>
     <w:tmpl w:val="9E84C746"/>
@@ -18194,7 +20632,7 @@
       </w:pPr>
     </w:lvl>
   </w:abstractNum>
-  <w:abstractNum w:abstractNumId="26" w15:restartNumberingAfterBreak="0">
+  <w:abstractNum w:abstractNumId="28" w15:restartNumberingAfterBreak="0">
     <w:nsid w:val="6C640687"/>
     <w:multiLevelType w:val="hybridMultilevel"/>
     <w:tmpl w:val="392CDAEE"/>
@@ -18316,7 +20754,7 @@
       </w:rPr>
     </w:lvl>
   </w:abstractNum>
-  <w:abstractNum w:abstractNumId="27" w15:restartNumberingAfterBreak="0">
+  <w:abstractNum w:abstractNumId="29" w15:restartNumberingAfterBreak="0">
     <w:nsid w:val="6EF903BF"/>
     <w:multiLevelType w:val="multilevel"/>
     <w:tmpl w:val="297847B0"/>
@@ -18465,10 +20903,10 @@
       </w:rPr>
     </w:lvl>
   </w:abstractNum>
-  <w:abstractNum w:abstractNumId="28" w15:restartNumberingAfterBreak="0">
+  <w:abstractNum w:abstractNumId="30" w15:restartNumberingAfterBreak="0">
     <w:nsid w:val="77DE558F"/>
     <w:multiLevelType w:val="hybridMultilevel"/>
-    <w:tmpl w:val="B2085082"/>
+    <w:tmpl w:val="88CEC7B0"/>
     <w:lvl w:ilvl="0" w:tplc="FFFFFFFF">
       <w:start w:val="1"/>
       <w:numFmt w:val="decimal"/>
@@ -18587,7 +21025,7 @@
       </w:rPr>
     </w:lvl>
   </w:abstractNum>
-  <w:abstractNum w:abstractNumId="29" w15:restartNumberingAfterBreak="0">
+  <w:abstractNum w:abstractNumId="31" w15:restartNumberingAfterBreak="0">
     <w:nsid w:val="78DB4CEF"/>
     <w:multiLevelType w:val="hybridMultilevel"/>
     <w:tmpl w:val="0F4AFAF2"/>
@@ -18684,7 +21122,7 @@
       </w:pPr>
     </w:lvl>
   </w:abstractNum>
-  <w:abstractNum w:abstractNumId="30" w15:restartNumberingAfterBreak="0">
+  <w:abstractNum w:abstractNumId="32" w15:restartNumberingAfterBreak="0">
     <w:nsid w:val="7D016007"/>
     <w:multiLevelType w:val="hybridMultilevel"/>
     <w:tmpl w:val="3DD452A2"/>
@@ -18801,96 +21239,102 @@
     <w:abstractNumId w:val="3"/>
   </w:num>
   <w:num w:numId="2" w16cid:durableId="1365207183">
-    <w:abstractNumId w:val="10"/>
+    <w:abstractNumId w:val="11"/>
   </w:num>
   <w:num w:numId="3" w16cid:durableId="318316185">
     <w:abstractNumId w:val="1"/>
   </w:num>
   <w:num w:numId="4" w16cid:durableId="1770009563">
-    <w:abstractNumId w:val="27"/>
+    <w:abstractNumId w:val="29"/>
   </w:num>
   <w:num w:numId="5" w16cid:durableId="2058579802">
-    <w:abstractNumId w:val="21"/>
+    <w:abstractNumId w:val="23"/>
   </w:num>
   <w:num w:numId="6" w16cid:durableId="737165875">
-    <w:abstractNumId w:val="30"/>
+    <w:abstractNumId w:val="32"/>
   </w:num>
   <w:num w:numId="7" w16cid:durableId="163209347">
-    <w:abstractNumId w:val="17"/>
+    <w:abstractNumId w:val="19"/>
   </w:num>
   <w:num w:numId="8" w16cid:durableId="1528644575">
-    <w:abstractNumId w:val="6"/>
+    <w:abstractNumId w:val="7"/>
   </w:num>
   <w:num w:numId="9" w16cid:durableId="833376966">
-    <w:abstractNumId w:val="16"/>
+    <w:abstractNumId w:val="17"/>
   </w:num>
   <w:num w:numId="10" w16cid:durableId="1261793150">
     <w:abstractNumId w:val="0"/>
   </w:num>
   <w:num w:numId="11" w16cid:durableId="1646734366">
-    <w:abstractNumId w:val="4"/>
+    <w:abstractNumId w:val="5"/>
   </w:num>
   <w:num w:numId="12" w16cid:durableId="290282183">
-    <w:abstractNumId w:val="24"/>
+    <w:abstractNumId w:val="26"/>
   </w:num>
   <w:num w:numId="13" w16cid:durableId="508524748">
     <w:abstractNumId w:val="2"/>
   </w:num>
   <w:num w:numId="14" w16cid:durableId="1998417116">
+    <w:abstractNumId w:val="9"/>
+  </w:num>
+  <w:num w:numId="15" w16cid:durableId="1707877043">
+    <w:abstractNumId w:val="21"/>
+  </w:num>
+  <w:num w:numId="16" w16cid:durableId="602804732">
+    <w:abstractNumId w:val="22"/>
+  </w:num>
+  <w:num w:numId="17" w16cid:durableId="1667323583">
+    <w:abstractNumId w:val="15"/>
+  </w:num>
+  <w:num w:numId="18" w16cid:durableId="1339581994">
+    <w:abstractNumId w:val="12"/>
+  </w:num>
+  <w:num w:numId="19" w16cid:durableId="796945160">
+    <w:abstractNumId w:val="13"/>
+  </w:num>
+  <w:num w:numId="20" w16cid:durableId="1704986089">
+    <w:abstractNumId w:val="27"/>
+  </w:num>
+  <w:num w:numId="21" w16cid:durableId="737825128">
+    <w:abstractNumId w:val="6"/>
+  </w:num>
+  <w:num w:numId="22" w16cid:durableId="478307426">
+    <w:abstractNumId w:val="25"/>
+  </w:num>
+  <w:num w:numId="23" w16cid:durableId="1075933549">
+    <w:abstractNumId w:val="31"/>
+  </w:num>
+  <w:num w:numId="24" w16cid:durableId="154339193">
+    <w:abstractNumId w:val="28"/>
+  </w:num>
+  <w:num w:numId="25" w16cid:durableId="1265847982">
+    <w:abstractNumId w:val="10"/>
+  </w:num>
+  <w:num w:numId="26" w16cid:durableId="55662880">
+    <w:abstractNumId w:val="20"/>
+  </w:num>
+  <w:num w:numId="27" w16cid:durableId="1258907346">
     <w:abstractNumId w:val="8"/>
   </w:num>
-  <w:num w:numId="15" w16cid:durableId="1707877043">
-    <w:abstractNumId w:val="19"/>
+  <w:num w:numId="28" w16cid:durableId="263659101">
+    <w:abstractNumId w:val="24"/>
   </w:num>
-  <w:num w:numId="16" w16cid:durableId="602804732">
-    <w:abstractNumId w:val="20"/>
+  <w:num w:numId="29" w16cid:durableId="353267007">
+    <w:abstractNumId w:val="30"/>
   </w:num>
-  <w:num w:numId="17" w16cid:durableId="1667323583">
+  <w:num w:numId="30" w16cid:durableId="338392961">
     <w:abstractNumId w:val="14"/>
   </w:num>
-  <w:num w:numId="18" w16cid:durableId="1339581994">
-    <w:abstractNumId w:val="11"/>
+  <w:num w:numId="31" w16cid:durableId="1079987799">
+    <w:abstractNumId w:val="16"/>
   </w:num>
-  <w:num w:numId="19" w16cid:durableId="796945160">
-    <w:abstractNumId w:val="12"/>
-  </w:num>
-  <w:num w:numId="20" w16cid:durableId="1704986089">
-    <w:abstractNumId w:val="25"/>
-  </w:num>
-  <w:num w:numId="21" w16cid:durableId="737825128">
-    <w:abstractNumId w:val="5"/>
-  </w:num>
-  <w:num w:numId="22" w16cid:durableId="478307426">
-    <w:abstractNumId w:val="23"/>
-  </w:num>
-  <w:num w:numId="23" w16cid:durableId="1075933549">
-    <w:abstractNumId w:val="29"/>
-  </w:num>
-  <w:num w:numId="24" w16cid:durableId="154339193">
-    <w:abstractNumId w:val="26"/>
-  </w:num>
-  <w:num w:numId="25" w16cid:durableId="1265847982">
-    <w:abstractNumId w:val="9"/>
-  </w:num>
-  <w:num w:numId="26" w16cid:durableId="55662880">
+  <w:num w:numId="32" w16cid:durableId="765077720">
     <w:abstractNumId w:val="18"/>
   </w:num>
-  <w:num w:numId="27" w16cid:durableId="1258907346">
-    <w:abstractNumId w:val="7"/>
+  <w:num w:numId="33" w16cid:durableId="174809297">
+    <w:abstractNumId w:val="4"/>
   </w:num>
-  <w:num w:numId="28" w16cid:durableId="263659101">
-    <w:abstractNumId w:val="22"/>
-  </w:num>
-  <w:num w:numId="29" w16cid:durableId="353267007">
-    <w:abstractNumId w:val="28"/>
-  </w:num>
-  <w:num w:numId="30" w16cid:durableId="338392961">
-    <w:abstractNumId w:val="13"/>
-  </w:num>
-  <w:num w:numId="31" w16cid:durableId="1079987799">
-    <w:abstractNumId w:val="15"/>
-  </w:num>
-  <w:numIdMacAtCleanup w:val="31"/>
+  <w:numIdMacAtCleanup w:val="33"/>
 </w:numbering>
 </file>
 
@@ -19294,7 +21738,7 @@
   <w:style w:type="paragraph" w:default="1" w:styleId="Normal">
     <w:name w:val="Normal"/>
     <w:qFormat/>
-    <w:rsid w:val="006A4D0D"/>
+    <w:rsid w:val="00E53D91"/>
     <w:pPr>
       <w:spacing w:before="120" w:after="280" w:line="360" w:lineRule="auto"/>
       <w:jc w:val="both"/>

--- a/RAPPORT DE STAGE.docx
+++ b/RAPPORT DE STAGE.docx
@@ -844,32 +844,45 @@
                               </w:rPr>
                               <w:t xml:space="preserve">: </w:t>
                             </w:r>
-                            <w:hyperlink r:id="rId10" w:history="1">
-                              <w:r>
-                                <w:rPr>
-                                  <w:rStyle w:val="Lienhypertexte"/>
-                                  <w:szCs w:val="24"/>
-                                  <w:lang w:val="en-US"/>
-                                </w:rPr>
-                                <w:t>www</w:t>
-                              </w:r>
-                              <w:r>
-                                <w:rPr>
-                                  <w:rStyle w:val="Lienhypertexte"/>
-                                  <w:szCs w:val="24"/>
-                                  <w:lang w:val="en-US"/>
-                                </w:rPr>
-                                <w:t>.new</w:t>
-                              </w:r>
-                              <w:r>
-                                <w:rPr>
-                                  <w:rStyle w:val="Lienhypertexte"/>
-                                  <w:szCs w:val="24"/>
-                                  <w:lang w:val="en-US"/>
-                                </w:rPr>
-                                <w:t>.iai-togo.com</w:t>
-                              </w:r>
-                            </w:hyperlink>
+                            <w:r>
+                              <w:fldChar w:fldCharType="begin"/>
+                            </w:r>
+                            <w:r>
+                              <w:rPr>
+                                <w:lang w:val="en-US"/>
+                              </w:rPr>
+                              <w:instrText>HYPERLINK "https://www.new.iai-togo.tg/"</w:instrText>
+                            </w:r>
+                            <w:r>
+                              <w:fldChar w:fldCharType="separate"/>
+                            </w:r>
+                            <w:r>
+                              <w:rPr>
+                                <w:rStyle w:val="Lienhypertexte"/>
+                                <w:szCs w:val="24"/>
+                                <w:lang w:val="en-US"/>
+                              </w:rPr>
+                              <w:t>www</w:t>
+                            </w:r>
+                            <w:r>
+                              <w:rPr>
+                                <w:rStyle w:val="Lienhypertexte"/>
+                                <w:szCs w:val="24"/>
+                                <w:lang w:val="en-US"/>
+                              </w:rPr>
+                              <w:t>.new</w:t>
+                            </w:r>
+                            <w:r>
+                              <w:rPr>
+                                <w:rStyle w:val="Lienhypertexte"/>
+                                <w:szCs w:val="24"/>
+                                <w:lang w:val="en-US"/>
+                              </w:rPr>
+                              <w:t>.iai-togo.com</w:t>
+                            </w:r>
+                            <w:r>
+                              <w:fldChar w:fldCharType="end"/>
+                            </w:r>
                           </w:p>
                         </w:txbxContent>
                       </wps:txbx>
@@ -1057,7 +1070,7 @@
                         </w:rPr>
                         <w:t xml:space="preserve"> : </w:t>
                       </w:r>
-                      <w:hyperlink r:id="rId11" w:history="1">
+                      <w:hyperlink r:id="rId10" w:history="1">
                         <w:r>
                           <w:rPr>
                             <w:rStyle w:val="Lienhypertexte"/>
@@ -1092,32 +1105,45 @@
                         </w:rPr>
                         <w:t xml:space="preserve">: </w:t>
                       </w:r>
-                      <w:hyperlink r:id="rId12" w:history="1">
-                        <w:r>
-                          <w:rPr>
-                            <w:rStyle w:val="Lienhypertexte"/>
-                            <w:szCs w:val="24"/>
-                            <w:lang w:val="en-US"/>
-                          </w:rPr>
-                          <w:t>www</w:t>
-                        </w:r>
-                        <w:r>
-                          <w:rPr>
-                            <w:rStyle w:val="Lienhypertexte"/>
-                            <w:szCs w:val="24"/>
-                            <w:lang w:val="en-US"/>
-                          </w:rPr>
-                          <w:t>.new</w:t>
-                        </w:r>
-                        <w:r>
-                          <w:rPr>
-                            <w:rStyle w:val="Lienhypertexte"/>
-                            <w:szCs w:val="24"/>
-                            <w:lang w:val="en-US"/>
-                          </w:rPr>
-                          <w:t>.iai-togo.com</w:t>
-                        </w:r>
-                      </w:hyperlink>
+                      <w:r>
+                        <w:fldChar w:fldCharType="begin"/>
+                      </w:r>
+                      <w:r>
+                        <w:rPr>
+                          <w:lang w:val="en-US"/>
+                        </w:rPr>
+                        <w:instrText>HYPERLINK "https://www.new.iai-togo.tg/"</w:instrText>
+                      </w:r>
+                      <w:r>
+                        <w:fldChar w:fldCharType="separate"/>
+                      </w:r>
+                      <w:r>
+                        <w:rPr>
+                          <w:rStyle w:val="Lienhypertexte"/>
+                          <w:szCs w:val="24"/>
+                          <w:lang w:val="en-US"/>
+                        </w:rPr>
+                        <w:t>www</w:t>
+                      </w:r>
+                      <w:r>
+                        <w:rPr>
+                          <w:rStyle w:val="Lienhypertexte"/>
+                          <w:szCs w:val="24"/>
+                          <w:lang w:val="en-US"/>
+                        </w:rPr>
+                        <w:t>.new</w:t>
+                      </w:r>
+                      <w:r>
+                        <w:rPr>
+                          <w:rStyle w:val="Lienhypertexte"/>
+                          <w:szCs w:val="24"/>
+                          <w:lang w:val="en-US"/>
+                        </w:rPr>
+                        <w:t>.iai-togo.com</w:t>
+                      </w:r>
+                      <w:r>
+                        <w:fldChar w:fldCharType="end"/>
+                      </w:r>
                     </w:p>
                   </w:txbxContent>
                 </v:textbox>
@@ -1197,7 +1223,7 @@
                                           <pic:cNvPicPr/>
                                         </pic:nvPicPr>
                                         <pic:blipFill>
-                                          <a:blip r:embed="rId13">
+                                          <a:blip r:embed="rId11">
                                             <a:extLst>
                                               <a:ext uri="{28A0092B-C50C-407E-A947-70E740481C1C}">
                                                 <a14:useLocalDpi xmlns:a14="http://schemas.microsoft.com/office/drawing/2010/main" val="0"/>
@@ -1379,7 +1405,7 @@
                               </w:rPr>
                               <w:t xml:space="preserve"> </w:t>
                             </w:r>
-                            <w:hyperlink r:id="rId14" w:history="1">
+                            <w:hyperlink r:id="rId12" w:history="1">
                               <w:r>
                                 <w:rPr>
                                   <w:rStyle w:val="Lienhypertexte"/>
@@ -1422,7 +1448,7 @@
                               </w:rPr>
                               <w:t xml:space="preserve"> </w:t>
                             </w:r>
-                            <w:hyperlink r:id="rId15" w:history="1">
+                            <w:hyperlink r:id="rId13" w:history="1">
                               <w:r>
                                 <w:rPr>
                                   <w:rStyle w:val="Lienhypertexte"/>
@@ -1498,7 +1524,7 @@
                                     <pic:cNvPicPr/>
                                   </pic:nvPicPr>
                                   <pic:blipFill>
-                                    <a:blip r:embed="rId13">
+                                    <a:blip r:embed="rId11">
                                       <a:extLst>
                                         <a:ext uri="{28A0092B-C50C-407E-A947-70E740481C1C}">
                                           <a14:useLocalDpi xmlns:a14="http://schemas.microsoft.com/office/drawing/2010/main" val="0"/>
@@ -1680,7 +1706,7 @@
                         </w:rPr>
                         <w:t xml:space="preserve"> </w:t>
                       </w:r>
-                      <w:hyperlink r:id="rId16" w:history="1">
+                      <w:hyperlink r:id="rId14" w:history="1">
                         <w:r>
                           <w:rPr>
                             <w:rStyle w:val="Lienhypertexte"/>
@@ -1723,7 +1749,7 @@
                         </w:rPr>
                         <w:t xml:space="preserve"> </w:t>
                       </w:r>
-                      <w:hyperlink r:id="rId17" w:history="1">
+                      <w:hyperlink r:id="rId15" w:history="1">
                         <w:r>
                           <w:rPr>
                             <w:rStyle w:val="Lienhypertexte"/>
@@ -3442,7 +3468,7 @@
         <w:spacing w:before="0"/>
         <w:ind w:left="360"/>
         <w:sectPr>
-          <w:footerReference w:type="default" r:id="rId18"/>
+          <w:footerReference w:type="default" r:id="rId16"/>
           <w:pgSz w:w="11906" w:h="16838" w:code="9"/>
           <w:pgMar w:top="1418" w:right="1418" w:bottom="1418" w:left="1418" w:header="720" w:footer="720" w:gutter="0"/>
           <w:pgNumType w:fmt="upperRoman" w:start="1"/>
@@ -4495,7 +4521,7 @@
                     <pic:cNvPicPr/>
                   </pic:nvPicPr>
                   <pic:blipFill>
-                    <a:blip r:embed="rId19" cstate="print">
+                    <a:blip r:embed="rId17" cstate="print">
                       <a:extLst>
                         <a:ext uri="{28A0092B-C50C-407E-A947-70E740481C1C}">
                           <a14:useLocalDpi xmlns:a14="http://schemas.microsoft.com/office/drawing/2010/main" val="0"/>
@@ -5135,7 +5161,7 @@
                     <pic:cNvPicPr/>
                   </pic:nvPicPr>
                   <pic:blipFill>
-                    <a:blip r:embed="rId20"/>
+                    <a:blip r:embed="rId18"/>
                     <a:stretch>
                       <a:fillRect/>
                     </a:stretch>
@@ -10880,7 +10906,7 @@
                     <pic:cNvPicPr/>
                   </pic:nvPicPr>
                   <pic:blipFill>
-                    <a:blip r:embed="rId21">
+                    <a:blip r:embed="rId19">
                       <a:extLst>
                         <a:ext uri="{28A0092B-C50C-407E-A947-70E740481C1C}">
                           <a14:useLocalDpi xmlns:a14="http://schemas.microsoft.com/office/drawing/2010/main" val="0"/>
@@ -12090,15 +12116,7 @@
                 <w:spacing w:val="-4"/>
                 <w:sz w:val="24"/>
               </w:rPr>
-              <w:t xml:space="preserve"> </w:t>
-            </w:r>
-            <w:r>
-              <w:rPr>
-                <w:rFonts w:ascii="Times New Roman" w:hAnsi="Times New Roman" w:cs="Times New Roman"/>
-                <w:spacing w:val="-4"/>
-                <w:sz w:val="24"/>
-              </w:rPr>
-              <w:t>(SE</w:t>
+              <w:t xml:space="preserve"> (SE</w:t>
             </w:r>
             <w:r>
               <w:rPr>
@@ -12179,15 +12197,7 @@
                 <w:spacing w:val="-6"/>
                 <w:sz w:val="24"/>
               </w:rPr>
-              <w:t xml:space="preserve"> </w:t>
-            </w:r>
-            <w:r>
-              <w:rPr>
-                <w:rFonts w:ascii="Times New Roman" w:hAnsi="Times New Roman" w:cs="Times New Roman"/>
-                <w:spacing w:val="-6"/>
-                <w:sz w:val="24"/>
-              </w:rPr>
-              <w:t>(S</w:t>
+              <w:t xml:space="preserve"> (S</w:t>
             </w:r>
             <w:r>
               <w:rPr>
@@ -12974,17 +12984,7 @@
                 <w:w w:val="90"/>
                 <w:sz w:val="24"/>
               </w:rPr>
-              <w:t xml:space="preserve"> </w:t>
-            </w:r>
-            <w:r>
-              <w:rPr>
-                <w:rFonts w:ascii="Times New Roman" w:hAnsi="Times New Roman" w:cs="Times New Roman"/>
-                <w:bCs/>
-                <w:iCs/>
-                <w:w w:val="90"/>
-                <w:sz w:val="24"/>
-              </w:rPr>
-              <w:t>du scénario nominal</w:t>
+              <w:t xml:space="preserve"> du scénario nominal</w:t>
             </w:r>
             <w:r>
               <w:rPr>
@@ -13133,17 +13133,7 @@
                 <w:w w:val="90"/>
                 <w:sz w:val="24"/>
               </w:rPr>
-              <w:t xml:space="preserve">4 </w:t>
-            </w:r>
-            <w:r>
-              <w:rPr>
-                <w:rFonts w:ascii="Times New Roman" w:hAnsi="Times New Roman" w:cs="Times New Roman"/>
-                <w:bCs/>
-                <w:iCs/>
-                <w:w w:val="90"/>
-                <w:sz w:val="24"/>
-              </w:rPr>
-              <w:t>du scénario nominal</w:t>
+              <w:t>4 du scénario nominal</w:t>
             </w:r>
             <w:r>
               <w:rPr>
@@ -13237,7 +13227,16 @@
                 <w:w w:val="90"/>
                 <w:sz w:val="24"/>
               </w:rPr>
-              <w:t xml:space="preserve">  </w:t>
+              <w:t xml:space="preserve">  POST</w:t>
+            </w:r>
+            <w:r>
+              <w:rPr>
+                <w:rFonts w:ascii="Times New Roman" w:hAnsi="Times New Roman" w:cs="Times New Roman"/>
+                <w:iCs/>
+                <w:w w:val="90"/>
+                <w:sz w:val="24"/>
+              </w:rPr>
+              <w:t>-</w:t>
             </w:r>
             <w:r>
               <w:rPr>
@@ -13248,7 +13247,7 @@
                 <w:w w:val="90"/>
                 <w:sz w:val="24"/>
               </w:rPr>
-              <w:t>POST-CONDITIONS</w:t>
+              <w:t>CONDITIONS</w:t>
             </w:r>
           </w:p>
         </w:tc>
@@ -13774,15 +13773,7 @@
                 <w:spacing w:val="-4"/>
                 <w:sz w:val="24"/>
               </w:rPr>
-              <w:t>.</w:t>
-            </w:r>
-            <w:r>
-              <w:rPr>
-                <w:rFonts w:ascii="Times New Roman" w:hAnsi="Times New Roman" w:cs="Times New Roman"/>
-                <w:spacing w:val="-4"/>
-                <w:sz w:val="24"/>
-              </w:rPr>
-              <w:t xml:space="preserve"> </w:t>
+              <w:t xml:space="preserve">. </w:t>
             </w:r>
           </w:p>
           <w:p>
@@ -14500,7 +14491,23 @@
                 <w:szCs w:val="24"/>
                 <w:lang w:val="fr-TG" w:eastAsia="fr-TG"/>
               </w:rPr>
-              <w:t xml:space="preserve"> (SE3)</w:t>
+              <w:t xml:space="preserve"> (SE</w:t>
+            </w:r>
+            <w:r>
+              <w:rPr>
+                <w:rFonts w:eastAsia="Times New Roman" w:cs="Times New Roman"/>
+                <w:szCs w:val="24"/>
+                <w:lang w:val="fr-TG" w:eastAsia="fr-TG"/>
+              </w:rPr>
+              <w:t>1</w:t>
+            </w:r>
+            <w:r>
+              <w:rPr>
+                <w:rFonts w:eastAsia="Times New Roman" w:cs="Times New Roman"/>
+                <w:szCs w:val="24"/>
+                <w:lang w:val="fr-TG" w:eastAsia="fr-TG"/>
+              </w:rPr>
+              <w:t>)</w:t>
             </w:r>
           </w:p>
           <w:p>
@@ -14664,7 +14671,23 @@
                 <w:bCs/>
                 <w:sz w:val="24"/>
               </w:rPr>
-              <w:t>SA1 – Création par l'administrateur</w:t>
+              <w:t xml:space="preserve">SA1 </w:t>
+            </w:r>
+            <w:r>
+              <w:rPr>
+                <w:rFonts w:ascii="Times New Roman" w:hAnsi="Times New Roman" w:cs="Times New Roman"/>
+                <w:sz w:val="24"/>
+              </w:rPr>
+              <w:t>-</w:t>
+            </w:r>
+            <w:r>
+              <w:rPr>
+                <w:rFonts w:ascii="Times New Roman" w:hAnsi="Times New Roman" w:cs="Times New Roman"/>
+                <w:b/>
+                <w:bCs/>
+                <w:sz w:val="24"/>
+              </w:rPr>
+              <w:t xml:space="preserve"> Création par l'administrateur</w:t>
             </w:r>
             <w:r>
               <w:rPr>
@@ -14691,17 +14714,7 @@
                 <w:w w:val="90"/>
                 <w:sz w:val="24"/>
               </w:rPr>
-              <w:t>1</w:t>
-            </w:r>
-            <w:r>
-              <w:rPr>
-                <w:rFonts w:ascii="Times New Roman" w:hAnsi="Times New Roman" w:cs="Times New Roman"/>
-                <w:bCs/>
-                <w:iCs/>
-                <w:w w:val="90"/>
-                <w:sz w:val="24"/>
-              </w:rPr>
-              <w:t xml:space="preserve"> du scénario nominal</w:t>
+              <w:t>1 du scénario nominal</w:t>
             </w:r>
             <w:r>
               <w:rPr>
@@ -14891,7 +14904,25 @@
                 <w:spacing w:val="-2"/>
                 <w:sz w:val="24"/>
               </w:rPr>
-              <w:t>SE1 – Champ obligatoire manquant</w:t>
+              <w:t xml:space="preserve">SE1 </w:t>
+            </w:r>
+            <w:r>
+              <w:rPr>
+                <w:rFonts w:ascii="Times New Roman" w:hAnsi="Times New Roman" w:cs="Times New Roman"/>
+                <w:spacing w:val="-2"/>
+                <w:sz w:val="24"/>
+              </w:rPr>
+              <w:t>-</w:t>
+            </w:r>
+            <w:r>
+              <w:rPr>
+                <w:rFonts w:ascii="Times New Roman" w:hAnsi="Times New Roman" w:cs="Times New Roman"/>
+                <w:b/>
+                <w:bCs/>
+                <w:spacing w:val="-2"/>
+                <w:sz w:val="24"/>
+              </w:rPr>
+              <w:t xml:space="preserve"> Champ obligatoire manquant</w:t>
             </w:r>
             <w:r>
               <w:rPr>
@@ -14964,16 +14995,7 @@
                 <w:spacing w:val="-2"/>
                 <w:sz w:val="24"/>
               </w:rPr>
-              <w:t>L</w:t>
-            </w:r>
-            <w:r>
-              <w:rPr>
-                <w:rFonts w:ascii="Times New Roman" w:hAnsi="Times New Roman" w:cs="Times New Roman"/>
-                <w:bCs/>
-                <w:spacing w:val="-2"/>
-                <w:sz w:val="24"/>
-              </w:rPr>
-              <w:t>e système refuse et signale les champs à corriger.</w:t>
+              <w:t>Le système refuse et signale les champs à corriger.</w:t>
             </w:r>
           </w:p>
         </w:tc>
@@ -14992,6 +15014,7 @@
               <w:pStyle w:val="TableParagraph"/>
               <w:spacing w:before="161"/>
               <w:ind w:left="0"/>
+              <w:jc w:val="both"/>
               <w:rPr>
                 <w:rFonts w:ascii="Times New Roman" w:hAnsi="Times New Roman" w:cs="Times New Roman"/>
                 <w:b/>
@@ -15010,7 +15033,27 @@
                 <w:w w:val="90"/>
                 <w:sz w:val="24"/>
               </w:rPr>
-              <w:t xml:space="preserve">  POST-CONDITIONS</w:t>
+              <w:t xml:space="preserve">  POST</w:t>
+            </w:r>
+            <w:r>
+              <w:rPr>
+                <w:rFonts w:ascii="Times New Roman" w:hAnsi="Times New Roman" w:cs="Times New Roman"/>
+                <w:iCs/>
+                <w:w w:val="90"/>
+                <w:sz w:val="24"/>
+              </w:rPr>
+              <w:t>-</w:t>
+            </w:r>
+            <w:r>
+              <w:rPr>
+                <w:rFonts w:ascii="Times New Roman" w:hAnsi="Times New Roman" w:cs="Times New Roman"/>
+                <w:b/>
+                <w:bCs/>
+                <w:iCs/>
+                <w:w w:val="90"/>
+                <w:sz w:val="24"/>
+              </w:rPr>
+              <w:t>CONDITIONS</w:t>
             </w:r>
           </w:p>
         </w:tc>
@@ -15441,31 +15484,7 @@
                 <w:szCs w:val="24"/>
                 <w:lang w:val="fr-TG"/>
               </w:rPr>
-              <w:t>Affecter</w:t>
-            </w:r>
-            <w:r>
-              <w:rPr>
-                <w:rFonts w:ascii="Times New Roman" w:hAnsi="Times New Roman" w:cs="Times New Roman"/>
-                <w:bCs/>
-                <w:spacing w:val="-1"/>
-                <w:w w:val="90"/>
-                <w:sz w:val="24"/>
-                <w:szCs w:val="24"/>
-                <w:lang w:val="fr-TG"/>
-              </w:rPr>
-              <w:t xml:space="preserve"> </w:t>
-            </w:r>
-            <w:r>
-              <w:rPr>
-                <w:rFonts w:ascii="Times New Roman" w:hAnsi="Times New Roman" w:cs="Times New Roman"/>
-                <w:bCs/>
-                <w:spacing w:val="-1"/>
-                <w:w w:val="90"/>
-                <w:sz w:val="24"/>
-                <w:szCs w:val="24"/>
-                <w:lang w:val="fr-TG"/>
-              </w:rPr>
-              <w:t>un technicien</w:t>
+              <w:t>Affecter un technicien</w:t>
             </w:r>
             <w:r>
               <w:rPr>
@@ -16060,15 +16079,7 @@
                 <w:rFonts w:ascii="Times New Roman" w:hAnsi="Times New Roman" w:cs="Times New Roman"/>
                 <w:sz w:val="24"/>
               </w:rPr>
-              <w:t xml:space="preserve">Le ticket est au statut Ouvert ou </w:t>
-            </w:r>
-            <w:proofErr w:type="gramStart"/>
-            <w:r>
-              <w:rPr>
-                <w:rFonts w:ascii="Times New Roman" w:hAnsi="Times New Roman" w:cs="Times New Roman"/>
-                <w:sz w:val="24"/>
-              </w:rPr>
-              <w:t xml:space="preserve">Affecté </w:t>
+              <w:t>Le ticket est au statut Ouvert ou Affecté</w:t>
             </w:r>
             <w:r>
               <w:rPr>
@@ -16077,7 +16088,6 @@
               </w:rPr>
               <w:t>.</w:t>
             </w:r>
-            <w:proofErr w:type="gramEnd"/>
           </w:p>
           <w:p>
             <w:pPr>
@@ -16175,7 +16185,7 @@
       </w:tr>
       <w:tr>
         <w:trPr>
-          <w:trHeight w:val="2611"/>
+          <w:trHeight w:val="1797"/>
           <w:jc w:val="center"/>
         </w:trPr>
         <w:tc>
@@ -16187,7 +16197,7 @@
               <w:pStyle w:val="TableParagraph"/>
               <w:numPr>
                 <w:ilvl w:val="0"/>
-                <w:numId w:val="20"/>
+                <w:numId w:val="34"/>
               </w:numPr>
               <w:tabs>
                 <w:tab w:val="left" w:pos="829"/>
@@ -16195,7 +16205,10 @@
               <w:spacing w:line="278" w:lineRule="exact"/>
               <w:rPr>
                 <w:rFonts w:ascii="Times New Roman" w:hAnsi="Times New Roman" w:cs="Times New Roman"/>
-                <w:sz w:val="24"/>
+                <w:spacing w:val="-6"/>
+                <w:sz w:val="24"/>
+                <w:szCs w:val="24"/>
+                <w:lang w:val="fr-TG"/>
               </w:rPr>
             </w:pPr>
             <w:r>
@@ -16203,38 +16216,275 @@
                 <w:rFonts w:ascii="Times New Roman" w:hAnsi="Times New Roman" w:cs="Times New Roman"/>
                 <w:spacing w:val="-6"/>
                 <w:sz w:val="24"/>
-              </w:rPr>
-              <w:t>L</w:t>
+                <w:szCs w:val="24"/>
+                <w:lang w:val="fr-TG"/>
+              </w:rPr>
+              <w:t xml:space="preserve">L'administrateur ouvre un ticket </w:t>
             </w:r>
             <w:r>
               <w:rPr>
                 <w:rFonts w:ascii="Times New Roman" w:hAnsi="Times New Roman" w:cs="Times New Roman"/>
                 <w:spacing w:val="-6"/>
                 <w:sz w:val="24"/>
-              </w:rPr>
-              <w:t>’utilisateur ouvre la page de connexion</w:t>
-            </w:r>
-            <w:r>
-              <w:rPr>
-                <w:rFonts w:ascii="Times New Roman" w:hAnsi="Times New Roman" w:cs="Times New Roman"/>
+                <w:szCs w:val="24"/>
+                <w:lang w:val="fr-TG"/>
+              </w:rPr>
+              <w:t xml:space="preserve">qui est déjà à l’état </w:t>
+            </w:r>
+            <w:r>
+              <w:rPr>
+                <w:rFonts w:ascii="Times New Roman" w:hAnsi="Times New Roman" w:cs="Times New Roman"/>
+                <w:b/>
+                <w:bCs/>
                 <w:spacing w:val="-6"/>
                 <w:sz w:val="24"/>
-              </w:rPr>
-              <w:t>.</w:t>
+                <w:szCs w:val="24"/>
+                <w:lang w:val="fr-TG"/>
+              </w:rPr>
+              <w:t>o</w:t>
+            </w:r>
+            <w:r>
+              <w:rPr>
+                <w:rFonts w:ascii="Times New Roman" w:hAnsi="Times New Roman" w:cs="Times New Roman"/>
+                <w:b/>
+                <w:bCs/>
+                <w:spacing w:val="-6"/>
+                <w:sz w:val="24"/>
+                <w:szCs w:val="24"/>
+                <w:lang w:val="fr-TG"/>
+              </w:rPr>
+              <w:t>uvert</w:t>
+            </w:r>
+            <w:r>
+              <w:rPr>
+                <w:rFonts w:ascii="Times New Roman" w:hAnsi="Times New Roman" w:cs="Times New Roman"/>
+                <w:spacing w:val="-6"/>
+                <w:sz w:val="24"/>
+                <w:szCs w:val="24"/>
+                <w:lang w:val="fr-TG"/>
+              </w:rPr>
+              <w:t xml:space="preserve">. </w:t>
             </w:r>
           </w:p>
           <w:p>
             <w:pPr>
               <w:pStyle w:val="TableParagraph"/>
+              <w:numPr>
+                <w:ilvl w:val="0"/>
+                <w:numId w:val="34"/>
+              </w:numPr>
               <w:tabs>
                 <w:tab w:val="left" w:pos="829"/>
               </w:tabs>
-              <w:spacing w:before="156"/>
-              <w:rPr>
-                <w:rFonts w:ascii="Times New Roman" w:hAnsi="Times New Roman" w:cs="Times New Roman"/>
-                <w:sz w:val="24"/>
+              <w:spacing w:line="278" w:lineRule="exact"/>
+              <w:rPr>
+                <w:rFonts w:ascii="Times New Roman" w:hAnsi="Times New Roman" w:cs="Times New Roman"/>
+                <w:spacing w:val="-6"/>
+                <w:sz w:val="24"/>
+                <w:szCs w:val="24"/>
+                <w:lang w:val="fr-TG"/>
               </w:rPr>
             </w:pPr>
+            <w:r>
+              <w:rPr>
+                <w:rFonts w:ascii="Times New Roman" w:hAnsi="Times New Roman" w:cs="Times New Roman"/>
+                <w:spacing w:val="-6"/>
+                <w:sz w:val="24"/>
+                <w:szCs w:val="24"/>
+                <w:lang w:val="fr-TG"/>
+              </w:rPr>
+              <w:t xml:space="preserve">Il choisit un technicien et confirme. </w:t>
+            </w:r>
+          </w:p>
+          <w:p>
+            <w:pPr>
+              <w:pStyle w:val="TableParagraph"/>
+              <w:numPr>
+                <w:ilvl w:val="0"/>
+                <w:numId w:val="34"/>
+              </w:numPr>
+              <w:tabs>
+                <w:tab w:val="left" w:pos="829"/>
+              </w:tabs>
+              <w:spacing w:line="278" w:lineRule="exact"/>
+              <w:rPr>
+                <w:rFonts w:ascii="Times New Roman" w:hAnsi="Times New Roman" w:cs="Times New Roman"/>
+                <w:spacing w:val="-6"/>
+                <w:sz w:val="24"/>
+                <w:szCs w:val="24"/>
+                <w:lang w:val="fr-TG"/>
+              </w:rPr>
+            </w:pPr>
+            <w:r>
+              <w:rPr>
+                <w:rFonts w:ascii="Times New Roman" w:hAnsi="Times New Roman" w:cs="Times New Roman"/>
+                <w:spacing w:val="-6"/>
+                <w:sz w:val="24"/>
+                <w:szCs w:val="24"/>
+                <w:lang w:val="fr-TG"/>
+              </w:rPr>
+              <w:t xml:space="preserve">Le système vérifie que le technicien est actif et disponible. </w:t>
+            </w:r>
+            <w:r>
+              <w:rPr>
+                <w:rFonts w:ascii="Times New Roman" w:hAnsi="Times New Roman" w:cs="Times New Roman"/>
+                <w:spacing w:val="-6"/>
+                <w:sz w:val="24"/>
+                <w:szCs w:val="24"/>
+                <w:lang w:val="fr-TG"/>
+              </w:rPr>
+              <w:t>(SA1)</w:t>
+            </w:r>
+            <w:r>
+              <w:rPr>
+                <w:rFonts w:ascii="Times New Roman" w:hAnsi="Times New Roman" w:cs="Times New Roman"/>
+                <w:spacing w:val="-6"/>
+                <w:sz w:val="24"/>
+                <w:szCs w:val="24"/>
+                <w:lang w:val="fr-TG"/>
+              </w:rPr>
+              <w:t>, (SE2)</w:t>
+            </w:r>
+          </w:p>
+          <w:p>
+            <w:pPr>
+              <w:pStyle w:val="TableParagraph"/>
+              <w:numPr>
+                <w:ilvl w:val="0"/>
+                <w:numId w:val="34"/>
+              </w:numPr>
+              <w:tabs>
+                <w:tab w:val="left" w:pos="829"/>
+              </w:tabs>
+              <w:spacing w:line="278" w:lineRule="exact"/>
+              <w:rPr>
+                <w:rFonts w:ascii="Times New Roman" w:hAnsi="Times New Roman" w:cs="Times New Roman"/>
+                <w:spacing w:val="-6"/>
+                <w:sz w:val="24"/>
+                <w:szCs w:val="24"/>
+                <w:lang w:val="fr-TG"/>
+              </w:rPr>
+            </w:pPr>
+            <w:r>
+              <w:rPr>
+                <w:rFonts w:ascii="Times New Roman" w:hAnsi="Times New Roman" w:cs="Times New Roman"/>
+                <w:spacing w:val="-6"/>
+                <w:sz w:val="24"/>
+                <w:szCs w:val="24"/>
+                <w:lang w:val="fr-TG"/>
+              </w:rPr>
+              <w:t xml:space="preserve">Le système passe le ticket à </w:t>
+            </w:r>
+            <w:r>
+              <w:rPr>
+                <w:rFonts w:ascii="Times New Roman" w:hAnsi="Times New Roman" w:cs="Times New Roman"/>
+                <w:spacing w:val="-6"/>
+                <w:sz w:val="24"/>
+                <w:szCs w:val="24"/>
+                <w:lang w:val="fr-TG"/>
+              </w:rPr>
+              <w:t xml:space="preserve">l’état </w:t>
+            </w:r>
+            <w:r>
+              <w:rPr>
+                <w:rFonts w:ascii="Times New Roman" w:hAnsi="Times New Roman" w:cs="Times New Roman"/>
+                <w:b/>
+                <w:bCs/>
+                <w:spacing w:val="-6"/>
+                <w:sz w:val="24"/>
+                <w:szCs w:val="24"/>
+                <w:lang w:val="fr-TG"/>
+              </w:rPr>
+              <w:t>a</w:t>
+            </w:r>
+            <w:r>
+              <w:rPr>
+                <w:rFonts w:ascii="Times New Roman" w:hAnsi="Times New Roman" w:cs="Times New Roman"/>
+                <w:b/>
+                <w:bCs/>
+                <w:spacing w:val="-6"/>
+                <w:sz w:val="24"/>
+                <w:szCs w:val="24"/>
+                <w:lang w:val="fr-TG"/>
+              </w:rPr>
+              <w:t>ffecté</w:t>
+            </w:r>
+            <w:r>
+              <w:rPr>
+                <w:rFonts w:ascii="Times New Roman" w:hAnsi="Times New Roman" w:cs="Times New Roman"/>
+                <w:spacing w:val="-6"/>
+                <w:sz w:val="24"/>
+                <w:szCs w:val="24"/>
+                <w:lang w:val="fr-TG"/>
+              </w:rPr>
+              <w:t xml:space="preserve"> et enregistre l'affectation. </w:t>
+            </w:r>
+            <w:r>
+              <w:rPr>
+                <w:rFonts w:ascii="Times New Roman" w:hAnsi="Times New Roman" w:cs="Times New Roman"/>
+                <w:spacing w:val="-6"/>
+                <w:sz w:val="24"/>
+                <w:szCs w:val="24"/>
+                <w:lang w:val="fr-TG"/>
+              </w:rPr>
+              <w:t>(SE1)</w:t>
+            </w:r>
+          </w:p>
+          <w:p>
+            <w:pPr>
+              <w:pStyle w:val="TableParagraph"/>
+              <w:numPr>
+                <w:ilvl w:val="0"/>
+                <w:numId w:val="34"/>
+              </w:numPr>
+              <w:tabs>
+                <w:tab w:val="left" w:pos="829"/>
+              </w:tabs>
+              <w:spacing w:line="278" w:lineRule="exact"/>
+              <w:rPr>
+                <w:rFonts w:ascii="Times New Roman" w:hAnsi="Times New Roman" w:cs="Times New Roman"/>
+                <w:spacing w:val="-6"/>
+                <w:sz w:val="24"/>
+                <w:szCs w:val="24"/>
+                <w:lang w:val="fr-TG"/>
+              </w:rPr>
+            </w:pPr>
+            <w:r>
+              <w:rPr>
+                <w:rFonts w:ascii="Times New Roman" w:hAnsi="Times New Roman" w:cs="Times New Roman"/>
+                <w:spacing w:val="-6"/>
+                <w:sz w:val="24"/>
+                <w:lang w:val="fr-TG"/>
+              </w:rPr>
+              <w:t>Un</w:t>
+            </w:r>
+            <w:r>
+              <w:rPr>
+                <w:rFonts w:ascii="Times New Roman" w:hAnsi="Times New Roman" w:cs="Times New Roman"/>
+                <w:spacing w:val="-6"/>
+                <w:sz w:val="24"/>
+                <w:lang w:val="fr-TG"/>
+              </w:rPr>
+              <w:t xml:space="preserve">e notification </w:t>
+            </w:r>
+            <w:r>
+              <w:rPr>
+                <w:rFonts w:ascii="Times New Roman" w:hAnsi="Times New Roman" w:cs="Times New Roman"/>
+                <w:spacing w:val="-6"/>
+                <w:sz w:val="24"/>
+                <w:lang w:val="fr-TG"/>
+              </w:rPr>
+              <w:t>est émis</w:t>
+            </w:r>
+            <w:r>
+              <w:rPr>
+                <w:rFonts w:ascii="Times New Roman" w:hAnsi="Times New Roman" w:cs="Times New Roman"/>
+                <w:spacing w:val="-6"/>
+                <w:sz w:val="24"/>
+                <w:lang w:val="fr-TG"/>
+              </w:rPr>
+              <w:t>e.</w:t>
+            </w:r>
           </w:p>
         </w:tc>
       </w:tr>
@@ -16306,7 +16556,7 @@
       </w:tr>
       <w:tr>
         <w:trPr>
-          <w:trHeight w:val="3520"/>
+          <w:trHeight w:val="1389"/>
           <w:jc w:val="center"/>
         </w:trPr>
         <w:tc>
@@ -16318,7 +16568,7 @@
               <w:pStyle w:val="TableParagraph"/>
               <w:numPr>
                 <w:ilvl w:val="0"/>
-                <w:numId w:val="22"/>
+                <w:numId w:val="35"/>
               </w:numPr>
               <w:spacing w:line="278" w:lineRule="exact"/>
               <w:rPr>
@@ -16333,153 +16583,55 @@
                 <w:b/>
                 <w:bCs/>
                 <w:sz w:val="24"/>
-                <w:lang w:val="fr-TG"/>
               </w:rPr>
               <w:t xml:space="preserve">SA1 </w:t>
             </w:r>
             <w:r>
               <w:rPr>
                 <w:rFonts w:ascii="Times New Roman" w:hAnsi="Times New Roman" w:cs="Times New Roman"/>
+                <w:sz w:val="24"/>
+              </w:rPr>
+              <w:t>-</w:t>
+            </w:r>
+            <w:r>
+              <w:rPr>
+                <w:rFonts w:ascii="Times New Roman" w:hAnsi="Times New Roman" w:cs="Times New Roman"/>
                 <w:b/>
                 <w:bCs/>
                 <w:sz w:val="24"/>
-                <w:lang w:val="fr-TG"/>
-              </w:rPr>
-              <w:t>-</w:t>
-            </w:r>
-            <w:r>
-              <w:rPr>
-                <w:rFonts w:ascii="Times New Roman" w:hAnsi="Times New Roman" w:cs="Times New Roman"/>
-                <w:sz w:val="24"/>
-                <w:lang w:val="fr-TG"/>
-              </w:rPr>
-              <w:t xml:space="preserve"> </w:t>
-            </w:r>
-            <w:r>
-              <w:rPr>
-                <w:rFonts w:ascii="Times New Roman" w:hAnsi="Times New Roman" w:cs="Times New Roman"/>
-                <w:b/>
-                <w:bCs/>
-                <w:sz w:val="24"/>
-                <w:lang w:val="fr-TG"/>
-              </w:rPr>
-              <w:t xml:space="preserve">L’acteur n’a pas rempli un ou plusieurs champs du formulaire de connexion : </w:t>
-            </w:r>
-            <w:r>
-              <w:rPr>
-                <w:rFonts w:ascii="Times New Roman" w:hAnsi="Times New Roman" w:cs="Times New Roman"/>
-                <w:sz w:val="24"/>
-                <w:lang w:val="fr-TG"/>
-              </w:rPr>
-              <w:t>Ce scénario se déclenche au point 2 du scénario nominal</w:t>
-            </w:r>
-          </w:p>
-          <w:p>
-            <w:pPr>
-              <w:pStyle w:val="TableParagraph"/>
-              <w:numPr>
-                <w:ilvl w:val="0"/>
-                <w:numId w:val="21"/>
-              </w:numPr>
-              <w:spacing w:line="278" w:lineRule="exact"/>
-              <w:rPr>
-                <w:rFonts w:ascii="Times New Roman" w:hAnsi="Times New Roman" w:cs="Times New Roman"/>
-                <w:sz w:val="24"/>
-                <w:lang w:val="fr-TG"/>
-              </w:rPr>
-            </w:pPr>
-            <w:r>
-              <w:rPr>
-                <w:rFonts w:ascii="Times New Roman" w:hAnsi="Times New Roman" w:cs="Times New Roman"/>
-                <w:sz w:val="24"/>
-                <w:lang w:val="fr-TG"/>
-              </w:rPr>
-              <w:t xml:space="preserve">Le système affiche le message « Veuillez remplir ce champ » </w:t>
-            </w:r>
-            <w:r>
-              <w:rPr>
-                <w:rFonts w:ascii="Times New Roman" w:hAnsi="Times New Roman" w:cs="Times New Roman"/>
-                <w:sz w:val="24"/>
-                <w:lang w:val="fr-TG"/>
-              </w:rPr>
-              <w:t>en-dessous</w:t>
-            </w:r>
-            <w:r>
-              <w:rPr>
-                <w:rFonts w:ascii="Times New Roman" w:hAnsi="Times New Roman" w:cs="Times New Roman"/>
-                <w:sz w:val="24"/>
-                <w:lang w:val="fr-TG"/>
-              </w:rPr>
-              <w:t xml:space="preserve"> </w:t>
-            </w:r>
-            <w:r>
-              <w:rPr>
-                <w:rFonts w:ascii="Times New Roman" w:hAnsi="Times New Roman" w:cs="Times New Roman"/>
-                <w:sz w:val="24"/>
-                <w:lang w:val="fr-TG"/>
-              </w:rPr>
-              <w:t>d</w:t>
-            </w:r>
-            <w:r>
-              <w:rPr>
-                <w:rFonts w:ascii="Times New Roman" w:hAnsi="Times New Roman" w:cs="Times New Roman"/>
-                <w:sz w:val="24"/>
-                <w:lang w:val="fr-TG"/>
-              </w:rPr>
-              <w:t>es champs non remplis</w:t>
-            </w:r>
-          </w:p>
-          <w:p>
-            <w:pPr>
-              <w:pStyle w:val="TableParagraph"/>
-              <w:numPr>
-                <w:ilvl w:val="0"/>
-                <w:numId w:val="21"/>
-              </w:numPr>
-              <w:spacing w:line="278" w:lineRule="exact"/>
-              <w:rPr>
-                <w:rFonts w:ascii="Times New Roman" w:hAnsi="Times New Roman" w:cs="Times New Roman"/>
-                <w:sz w:val="24"/>
-                <w:lang w:val="fr-TG"/>
-              </w:rPr>
-            </w:pPr>
-            <w:r>
-              <w:rPr>
-                <w:rFonts w:ascii="Times New Roman" w:hAnsi="Times New Roman" w:cs="Times New Roman"/>
-                <w:sz w:val="24"/>
-                <w:lang w:val="fr-TG"/>
-              </w:rPr>
-              <w:t>L’acteur est invité à remplir les champs manquants</w:t>
-            </w:r>
-          </w:p>
-          <w:p>
-            <w:pPr>
-              <w:pStyle w:val="TableParagraph"/>
-              <w:numPr>
-                <w:ilvl w:val="0"/>
-                <w:numId w:val="21"/>
-              </w:numPr>
-              <w:spacing w:line="278" w:lineRule="exact"/>
-              <w:rPr>
-                <w:rFonts w:ascii="Times New Roman" w:hAnsi="Times New Roman" w:cs="Times New Roman"/>
-                <w:sz w:val="24"/>
-                <w:lang w:val="fr-TG"/>
-              </w:rPr>
-            </w:pPr>
-            <w:r>
-              <w:rPr>
-                <w:rFonts w:ascii="Times New Roman" w:hAnsi="Times New Roman" w:cs="Times New Roman"/>
-                <w:sz w:val="24"/>
-                <w:lang w:val="fr-TG"/>
-              </w:rPr>
-              <w:t>Le déroulement reprend au point 1 du scénario nominal</w:t>
+              </w:rPr>
+              <w:t xml:space="preserve"> Réaffectation : </w:t>
+            </w:r>
+            <w:r>
+              <w:rPr>
+                <w:rFonts w:ascii="Times New Roman" w:hAnsi="Times New Roman" w:cs="Times New Roman"/>
+                <w:sz w:val="24"/>
+                <w:lang w:val="fr-TG"/>
+              </w:rPr>
+              <w:t>Ce scénario se déclenche au point</w:t>
+            </w:r>
+            <w:r>
+              <w:rPr>
+                <w:rFonts w:ascii="Times New Roman" w:hAnsi="Times New Roman" w:cs="Times New Roman"/>
+                <w:sz w:val="24"/>
+                <w:lang w:val="fr-TG"/>
+              </w:rPr>
+              <w:t xml:space="preserve"> 3</w:t>
+            </w:r>
+            <w:r>
+              <w:rPr>
+                <w:rFonts w:ascii="Times New Roman" w:hAnsi="Times New Roman" w:cs="Times New Roman"/>
+                <w:sz w:val="24"/>
+                <w:lang w:val="fr-TG"/>
+              </w:rPr>
+              <w:t xml:space="preserve"> du scénario nominal</w:t>
             </w:r>
           </w:p>
           <w:p>
             <w:pPr>
               <w:pStyle w:val="TableParagraph"/>
               <w:spacing w:line="278" w:lineRule="exact"/>
-              <w:ind w:left="1091"/>
+              <w:ind w:left="825"/>
               <w:rPr>
                 <w:rFonts w:ascii="Times New Roman" w:hAnsi="Times New Roman" w:cs="Times New Roman"/>
                 <w:sz w:val="24"/>
@@ -16492,7 +16644,7 @@
               <w:pStyle w:val="TableParagraph"/>
               <w:numPr>
                 <w:ilvl w:val="0"/>
-                <w:numId w:val="22"/>
+                <w:numId w:val="38"/>
               </w:numPr>
               <w:spacing w:line="278" w:lineRule="exact"/>
               <w:rPr>
@@ -16504,142 +16656,45 @@
             <w:r>
               <w:rPr>
                 <w:rFonts w:ascii="Times New Roman" w:hAnsi="Times New Roman" w:cs="Times New Roman"/>
+                <w:sz w:val="24"/>
+              </w:rPr>
+              <w:t>Un motif est obligatoire</w:t>
+            </w:r>
+            <w:r>
+              <w:rPr>
+                <w:rFonts w:ascii="Times New Roman" w:hAnsi="Times New Roman" w:cs="Times New Roman"/>
+                <w:sz w:val="24"/>
+              </w:rPr>
+              <w:t xml:space="preserve"> pour la réaffectation</w:t>
+            </w:r>
+            <w:r>
+              <w:rPr>
+                <w:rFonts w:ascii="Times New Roman" w:hAnsi="Times New Roman" w:cs="Times New Roman"/>
+                <w:sz w:val="24"/>
+              </w:rPr>
+              <w:t xml:space="preserve"> Le système enregistre le motif et le nouveau technicien, le ticket reste Affecté</w:t>
+            </w:r>
+            <w:r>
+              <w:rPr>
+                <w:rFonts w:ascii="Times New Roman" w:hAnsi="Times New Roman" w:cs="Times New Roman"/>
                 <w:b/>
                 <w:bCs/>
                 <w:sz w:val="24"/>
-                <w:lang w:val="fr-TG"/>
-              </w:rPr>
-              <w:t xml:space="preserve">SA2 </w:t>
-            </w:r>
-            <w:r>
-              <w:rPr>
-                <w:rFonts w:ascii="Times New Roman" w:hAnsi="Times New Roman" w:cs="Times New Roman"/>
-                <w:b/>
-                <w:bCs/>
-                <w:sz w:val="24"/>
-                <w:lang w:val="fr-TG"/>
-              </w:rPr>
-              <w:t>-</w:t>
-            </w:r>
-            <w:r>
-              <w:rPr>
-                <w:rFonts w:ascii="Times New Roman" w:hAnsi="Times New Roman" w:cs="Times New Roman"/>
-                <w:sz w:val="24"/>
-                <w:lang w:val="fr-TG"/>
-              </w:rPr>
-              <w:t xml:space="preserve"> </w:t>
-            </w:r>
-            <w:r>
-              <w:rPr>
-                <w:rFonts w:ascii="Times New Roman" w:hAnsi="Times New Roman" w:cs="Times New Roman"/>
-                <w:b/>
-                <w:bCs/>
-                <w:sz w:val="24"/>
-                <w:lang w:val="fr-TG"/>
-              </w:rPr>
-              <w:t>Jeton expiré en cours d'usage</w:t>
-            </w:r>
-            <w:r>
-              <w:rPr>
-                <w:rFonts w:ascii="Times New Roman" w:hAnsi="Times New Roman" w:cs="Times New Roman"/>
-                <w:b/>
-                <w:bCs/>
-                <w:sz w:val="24"/>
-                <w:lang w:val="fr-TG"/>
-              </w:rPr>
-              <w:t xml:space="preserve"> </w:t>
-            </w:r>
-            <w:r>
-              <w:rPr>
-                <w:rFonts w:ascii="Times New Roman" w:hAnsi="Times New Roman" w:cs="Times New Roman"/>
-                <w:b/>
-                <w:bCs/>
-                <w:sz w:val="24"/>
-                <w:lang w:val="fr-TG"/>
-              </w:rPr>
-              <w:t>:</w:t>
-            </w:r>
-            <w:r>
-              <w:rPr>
-                <w:rFonts w:ascii="Times New Roman" w:hAnsi="Times New Roman" w:cs="Times New Roman"/>
-                <w:b/>
-                <w:bCs/>
-                <w:sz w:val="24"/>
-                <w:lang w:val="fr-TG"/>
-              </w:rPr>
-              <w:t xml:space="preserve"> </w:t>
-            </w:r>
-            <w:r>
-              <w:rPr>
-                <w:rFonts w:ascii="Times New Roman" w:hAnsi="Times New Roman" w:cs="Times New Roman"/>
-                <w:sz w:val="24"/>
-                <w:lang w:val="fr-TG"/>
-              </w:rPr>
-              <w:t xml:space="preserve">Ce scénario se déclenche au point </w:t>
-            </w:r>
-            <w:r>
-              <w:rPr>
-                <w:rFonts w:ascii="Times New Roman" w:hAnsi="Times New Roman" w:cs="Times New Roman"/>
-                <w:sz w:val="24"/>
-                <w:lang w:val="fr-TG"/>
-              </w:rPr>
-              <w:t>4</w:t>
-            </w:r>
-            <w:r>
-              <w:rPr>
-                <w:rFonts w:ascii="Times New Roman" w:hAnsi="Times New Roman" w:cs="Times New Roman"/>
-                <w:sz w:val="24"/>
-                <w:lang w:val="fr-TG"/>
-              </w:rPr>
-              <w:t xml:space="preserve"> du scénario nominal</w:t>
+              </w:rPr>
+              <w:t>.</w:t>
             </w:r>
           </w:p>
           <w:p>
             <w:pPr>
               <w:pStyle w:val="TableParagraph"/>
-              <w:numPr>
-                <w:ilvl w:val="0"/>
-                <w:numId w:val="23"/>
-              </w:numPr>
               <w:spacing w:line="278" w:lineRule="exact"/>
+              <w:ind w:left="1091"/>
               <w:rPr>
                 <w:rFonts w:ascii="Times New Roman" w:hAnsi="Times New Roman" w:cs="Times New Roman"/>
                 <w:sz w:val="24"/>
                 <w:lang w:val="fr-TG"/>
               </w:rPr>
             </w:pPr>
-            <w:r>
-              <w:rPr>
-                <w:rFonts w:ascii="Times New Roman" w:hAnsi="Times New Roman" w:cs="Times New Roman"/>
-                <w:sz w:val="24"/>
-                <w:lang w:val="fr-TG"/>
-              </w:rPr>
-              <w:t>A</w:t>
-            </w:r>
-            <w:r>
-              <w:rPr>
-                <w:rFonts w:ascii="Times New Roman" w:hAnsi="Times New Roman" w:cs="Times New Roman"/>
-                <w:sz w:val="24"/>
-                <w:lang w:val="fr-TG"/>
-              </w:rPr>
-              <w:t xml:space="preserve"> la première réponse d'accès expiré, le système tente une rotation du jeton de </w:t>
-            </w:r>
-            <w:r>
-              <w:rPr>
-                <w:rFonts w:ascii="Times New Roman" w:hAnsi="Times New Roman" w:cs="Times New Roman"/>
-                <w:sz w:val="24"/>
-                <w:lang w:val="fr-TG"/>
-              </w:rPr>
-              <w:t xml:space="preserve">     </w:t>
-            </w:r>
-            <w:r>
-              <w:rPr>
-                <w:rFonts w:ascii="Times New Roman" w:hAnsi="Times New Roman" w:cs="Times New Roman"/>
-                <w:sz w:val="24"/>
-                <w:lang w:val="fr-TG"/>
-              </w:rPr>
-              <w:t>rafraîchissement puis rejoue la requête</w:t>
-            </w:r>
             <w:r>
               <w:rPr>
                 <w:rFonts w:ascii="Times New Roman" w:hAnsi="Times New Roman" w:cs="Times New Roman"/>
@@ -16719,7 +16774,7 @@
       </w:tr>
       <w:tr>
         <w:trPr>
-          <w:trHeight w:val="2211"/>
+          <w:trHeight w:val="3358"/>
           <w:jc w:val="center"/>
         </w:trPr>
         <w:tc>
@@ -16731,12 +16786,13 @@
               <w:pStyle w:val="TableParagraph"/>
               <w:numPr>
                 <w:ilvl w:val="0"/>
-                <w:numId w:val="24"/>
+                <w:numId w:val="40"/>
               </w:numPr>
-              <w:spacing w:before="161"/>
-              <w:rPr>
-                <w:rFonts w:ascii="Times New Roman" w:hAnsi="Times New Roman" w:cs="Times New Roman"/>
-                <w:sz w:val="24"/>
+              <w:spacing w:line="278" w:lineRule="exact"/>
+              <w:rPr>
+                <w:rFonts w:ascii="Times New Roman" w:hAnsi="Times New Roman" w:cs="Times New Roman"/>
+                <w:sz w:val="24"/>
+                <w:lang w:val="fr-TG"/>
               </w:rPr>
             </w:pPr>
             <w:r>
@@ -16748,77 +16804,31 @@
                 <w:w w:val="90"/>
                 <w:sz w:val="24"/>
               </w:rPr>
-              <w:lastRenderedPageBreak/>
-              <w:t xml:space="preserve">SE1 </w:t>
-            </w:r>
-            <w:r>
-              <w:rPr>
-                <w:rFonts w:ascii="Times New Roman" w:hAnsi="Times New Roman" w:cs="Times New Roman"/>
-                <w:b/>
-                <w:bCs/>
-                <w:iCs/>
-                <w:w w:val="90"/>
-                <w:sz w:val="24"/>
-              </w:rPr>
-              <w:t>-</w:t>
-            </w:r>
-            <w:r>
-              <w:rPr>
-                <w:rFonts w:ascii="Times New Roman" w:hAnsi="Times New Roman" w:cs="Times New Roman"/>
-                <w:b/>
-                <w:bCs/>
-                <w:iCs/>
-                <w:w w:val="90"/>
-                <w:sz w:val="24"/>
-              </w:rPr>
-              <w:t xml:space="preserve"> Identifiants invalides</w:t>
-            </w:r>
-            <w:r>
-              <w:rPr>
-                <w:rFonts w:ascii="Times New Roman" w:hAnsi="Times New Roman" w:cs="Times New Roman"/>
-                <w:b/>
-                <w:iCs/>
-                <w:w w:val="90"/>
-                <w:sz w:val="24"/>
-              </w:rPr>
-              <w:t xml:space="preserve"> :</w:t>
-            </w:r>
-            <w:r>
-              <w:rPr>
-                <w:rFonts w:ascii="Times New Roman" w:hAnsi="Times New Roman" w:cs="Times New Roman"/>
-                <w:sz w:val="24"/>
+              <w:t xml:space="preserve">SE1 – Technicien indisponible : </w:t>
+            </w:r>
+            <w:r>
+              <w:rPr>
+                <w:rFonts w:ascii="Times New Roman" w:hAnsi="Times New Roman" w:cs="Times New Roman"/>
+                <w:sz w:val="24"/>
+                <w:lang w:val="fr-TG"/>
+              </w:rPr>
+              <w:t>Ce scénario se déclenche au point</w:t>
+            </w:r>
+            <w:r>
+              <w:rPr>
+                <w:rFonts w:ascii="Times New Roman" w:hAnsi="Times New Roman" w:cs="Times New Roman"/>
+                <w:sz w:val="24"/>
+                <w:lang w:val="fr-TG"/>
               </w:rPr>
               <w:t xml:space="preserve"> </w:t>
             </w:r>
             <w:r>
               <w:rPr>
                 <w:rFonts w:ascii="Times New Roman" w:hAnsi="Times New Roman" w:cs="Times New Roman"/>
-                <w:bCs/>
-                <w:iCs/>
-                <w:w w:val="90"/>
-                <w:sz w:val="24"/>
-              </w:rPr>
-              <w:t xml:space="preserve">Ce scénario se déclenche au point </w:t>
-            </w:r>
-            <w:r>
-              <w:rPr>
-                <w:rFonts w:ascii="Times New Roman" w:hAnsi="Times New Roman" w:cs="Times New Roman"/>
-                <w:bCs/>
-                <w:iCs/>
-                <w:w w:val="90"/>
-                <w:sz w:val="24"/>
-              </w:rPr>
-              <w:t>3 du scénario nominal</w:t>
-            </w:r>
-            <w:r>
-              <w:rPr>
-                <w:rFonts w:ascii="Times New Roman" w:hAnsi="Times New Roman" w:cs="Times New Roman"/>
-                <w:bCs/>
-                <w:iCs/>
-                <w:w w:val="90"/>
-                <w:sz w:val="24"/>
-              </w:rPr>
-              <w:t xml:space="preserve">. </w:t>
+                <w:sz w:val="24"/>
+                <w:lang w:val="fr-TG"/>
+              </w:rPr>
+              <w:t>4 du scénario nominal</w:t>
             </w:r>
           </w:p>
           <w:p>
@@ -16826,34 +16836,35 @@
               <w:pStyle w:val="TableParagraph"/>
               <w:numPr>
                 <w:ilvl w:val="0"/>
-                <w:numId w:val="23"/>
+                <w:numId w:val="38"/>
               </w:numPr>
               <w:spacing w:before="161"/>
               <w:rPr>
                 <w:rFonts w:ascii="Times New Roman" w:hAnsi="Times New Roman" w:cs="Times New Roman"/>
-                <w:spacing w:val="-2"/>
-                <w:sz w:val="24"/>
-              </w:rPr>
-            </w:pPr>
-            <w:r>
-              <w:rPr>
-                <w:rFonts w:ascii="Times New Roman" w:hAnsi="Times New Roman" w:cs="Times New Roman"/>
+                <w:b/>
                 <w:bCs/>
                 <w:iCs/>
                 <w:w w:val="90"/>
                 <w:sz w:val="24"/>
               </w:rPr>
-              <w:t>L</w:t>
-            </w:r>
-            <w:r>
-              <w:rPr>
-                <w:rFonts w:ascii="Times New Roman" w:hAnsi="Times New Roman" w:cs="Times New Roman"/>
-                <w:bCs/>
+            </w:pPr>
+            <w:r>
+              <w:rPr>
+                <w:rFonts w:ascii="Times New Roman" w:hAnsi="Times New Roman" w:cs="Times New Roman"/>
                 <w:iCs/>
                 <w:w w:val="90"/>
                 <w:sz w:val="24"/>
               </w:rPr>
-              <w:t>e système indique que la connexion a échoué et reste sur la page de connexion.</w:t>
+              <w:t>L</w:t>
+            </w:r>
+            <w:r>
+              <w:rPr>
+                <w:rFonts w:ascii="Times New Roman" w:hAnsi="Times New Roman" w:cs="Times New Roman"/>
+                <w:iCs/>
+                <w:w w:val="90"/>
+                <w:sz w:val="24"/>
+              </w:rPr>
+              <w:t>e système refuse l'affectation.</w:t>
             </w:r>
           </w:p>
           <w:p>
@@ -16861,65 +16872,66 @@
               <w:pStyle w:val="TableParagraph"/>
               <w:numPr>
                 <w:ilvl w:val="0"/>
-                <w:numId w:val="24"/>
+                <w:numId w:val="40"/>
               </w:numPr>
               <w:spacing w:before="161"/>
               <w:rPr>
                 <w:rFonts w:ascii="Times New Roman" w:hAnsi="Times New Roman" w:cs="Times New Roman"/>
                 <w:b/>
-                <w:spacing w:val="-2"/>
-                <w:sz w:val="24"/>
-              </w:rPr>
-            </w:pPr>
-            <w:r>
-              <w:rPr>
-                <w:rFonts w:ascii="Times New Roman" w:hAnsi="Times New Roman" w:cs="Times New Roman"/>
-                <w:b/>
-                <w:iCs/>
-                <w:w w:val="90"/>
-                <w:sz w:val="24"/>
-              </w:rPr>
-              <w:t>SE2 – Compte désactivé</w:t>
-            </w:r>
-            <w:r>
-              <w:rPr>
-                <w:rFonts w:ascii="Times New Roman" w:hAnsi="Times New Roman" w:cs="Times New Roman"/>
-                <w:b/>
-                <w:iCs/>
-                <w:w w:val="90"/>
-                <w:sz w:val="24"/>
-              </w:rPr>
-              <w:t xml:space="preserve"> : </w:t>
-            </w:r>
-            <w:r>
-              <w:rPr>
-                <w:rFonts w:ascii="Times New Roman" w:hAnsi="Times New Roman" w:cs="Times New Roman"/>
                 <w:bCs/>
                 <w:iCs/>
                 <w:w w:val="90"/>
                 <w:sz w:val="24"/>
               </w:rPr>
-              <w:t xml:space="preserve">Ce scénario se déclenche au point </w:t>
-            </w:r>
-            <w:r>
-              <w:rPr>
-                <w:rFonts w:ascii="Times New Roman" w:hAnsi="Times New Roman" w:cs="Times New Roman"/>
+            </w:pPr>
+            <w:r>
+              <w:rPr>
+                <w:rFonts w:ascii="Times New Roman" w:hAnsi="Times New Roman" w:cs="Times New Roman"/>
+                <w:b/>
                 <w:bCs/>
                 <w:iCs/>
                 <w:w w:val="90"/>
                 <w:sz w:val="24"/>
               </w:rPr>
-              <w:t>3 du scénario nominal</w:t>
-            </w:r>
-            <w:r>
-              <w:rPr>
-                <w:rFonts w:ascii="Times New Roman" w:hAnsi="Times New Roman" w:cs="Times New Roman"/>
+              <w:t>SE2 – Statut incompatible (</w:t>
+            </w:r>
+            <w:r>
+              <w:rPr>
+                <w:rFonts w:ascii="Times New Roman" w:hAnsi="Times New Roman" w:cs="Times New Roman"/>
+                <w:b/>
                 <w:bCs/>
                 <w:iCs/>
                 <w:w w:val="90"/>
                 <w:sz w:val="24"/>
               </w:rPr>
-              <w:t>.</w:t>
+              <w:t>Le ticket est en cours ou déjà résolu</w:t>
+            </w:r>
+            <w:r>
+              <w:rPr>
+                <w:rFonts w:ascii="Times New Roman" w:hAnsi="Times New Roman" w:cs="Times New Roman"/>
+                <w:b/>
+                <w:bCs/>
+                <w:iCs/>
+                <w:w w:val="90"/>
+                <w:sz w:val="24"/>
+              </w:rPr>
+              <w:t xml:space="preserve">) : </w:t>
+            </w:r>
+            <w:r>
+              <w:rPr>
+                <w:rFonts w:ascii="Times New Roman" w:hAnsi="Times New Roman" w:cs="Times New Roman"/>
+                <w:sz w:val="24"/>
+                <w:lang w:val="fr-TG"/>
+              </w:rPr>
+              <w:t>Ce scénario se déclenche au point</w:t>
+            </w:r>
+            <w:r>
+              <w:rPr>
+                <w:rFonts w:ascii="Times New Roman" w:hAnsi="Times New Roman" w:cs="Times New Roman"/>
+                <w:sz w:val="24"/>
+                <w:lang w:val="fr-TG"/>
+              </w:rPr>
+              <w:t xml:space="preserve"> 3 du scénario nominal</w:t>
             </w:r>
           </w:p>
           <w:p>
@@ -16927,45 +16939,53 @@
               <w:pStyle w:val="TableParagraph"/>
               <w:numPr>
                 <w:ilvl w:val="0"/>
-                <w:numId w:val="23"/>
+                <w:numId w:val="38"/>
               </w:numPr>
               <w:spacing w:before="161"/>
               <w:rPr>
                 <w:rFonts w:ascii="Times New Roman" w:hAnsi="Times New Roman" w:cs="Times New Roman"/>
                 <w:b/>
-                <w:spacing w:val="-2"/>
-                <w:sz w:val="24"/>
-              </w:rPr>
-            </w:pPr>
-            <w:r>
-              <w:rPr>
-                <w:rFonts w:ascii="Times New Roman" w:hAnsi="Times New Roman" w:cs="Times New Roman"/>
                 <w:bCs/>
                 <w:iCs/>
                 <w:w w:val="90"/>
                 <w:sz w:val="24"/>
               </w:rPr>
-              <w:t>Le</w:t>
-            </w:r>
-            <w:r>
-              <w:rPr>
-                <w:rFonts w:ascii="Times New Roman" w:hAnsi="Times New Roman" w:cs="Times New Roman"/>
-                <w:b/>
+            </w:pPr>
+            <w:r>
+              <w:rPr>
+                <w:rFonts w:ascii="Times New Roman" w:hAnsi="Times New Roman" w:cs="Times New Roman"/>
                 <w:iCs/>
                 <w:w w:val="90"/>
                 <w:sz w:val="24"/>
               </w:rPr>
-              <w:t xml:space="preserve"> </w:t>
-            </w:r>
-            <w:r>
-              <w:rPr>
-                <w:rFonts w:ascii="Times New Roman" w:hAnsi="Times New Roman" w:cs="Times New Roman"/>
-                <w:bCs/>
+              <w:t>T</w:t>
+            </w:r>
+            <w:r>
+              <w:rPr>
+                <w:rFonts w:ascii="Times New Roman" w:hAnsi="Times New Roman" w:cs="Times New Roman"/>
                 <w:iCs/>
                 <w:w w:val="90"/>
                 <w:sz w:val="24"/>
               </w:rPr>
-              <w:t>système refuse la connexion et signale que le compte est inactif.</w:t>
+              <w:t xml:space="preserve">ransition refusée </w:t>
+            </w:r>
+            <w:r>
+              <w:rPr>
+                <w:rFonts w:ascii="Times New Roman" w:hAnsi="Times New Roman" w:cs="Times New Roman"/>
+                <w:iCs/>
+                <w:w w:val="90"/>
+                <w:sz w:val="24"/>
+              </w:rPr>
+              <w:t>(Message d’erreur)</w:t>
+            </w:r>
+            <w:r>
+              <w:rPr>
+                <w:rFonts w:ascii="Times New Roman" w:hAnsi="Times New Roman" w:cs="Times New Roman"/>
+                <w:iCs/>
+                <w:w w:val="90"/>
+                <w:sz w:val="24"/>
+              </w:rPr>
+              <w:t>.</w:t>
             </w:r>
           </w:p>
           <w:p>
@@ -16973,7 +16993,7 @@
               <w:pStyle w:val="TableParagraph"/>
               <w:numPr>
                 <w:ilvl w:val="0"/>
-                <w:numId w:val="24"/>
+                <w:numId w:val="40"/>
               </w:numPr>
               <w:spacing w:before="161"/>
               <w:rPr>
@@ -16987,88 +17007,12 @@
               <w:rPr>
                 <w:rFonts w:ascii="Times New Roman" w:hAnsi="Times New Roman" w:cs="Times New Roman"/>
                 <w:b/>
-                <w:bCs/>
-                <w:spacing w:val="-2"/>
-                <w:sz w:val="24"/>
-              </w:rPr>
-              <w:t xml:space="preserve">SE3 </w:t>
-            </w:r>
-            <w:r>
-              <w:rPr>
-                <w:rFonts w:ascii="Times New Roman" w:hAnsi="Times New Roman" w:cs="Times New Roman"/>
-                <w:b/>
-                <w:bCs/>
-                <w:spacing w:val="-2"/>
-                <w:sz w:val="24"/>
-              </w:rPr>
-              <w:t>-</w:t>
-            </w:r>
-            <w:r>
-              <w:rPr>
-                <w:rFonts w:ascii="Times New Roman" w:hAnsi="Times New Roman" w:cs="Times New Roman"/>
-                <w:b/>
-                <w:bCs/>
-                <w:spacing w:val="-2"/>
-                <w:sz w:val="24"/>
-              </w:rPr>
-              <w:t xml:space="preserve"> Rafraîchissement impossible</w:t>
-            </w:r>
-            <w:r>
-              <w:rPr>
-                <w:rFonts w:ascii="Times New Roman" w:hAnsi="Times New Roman" w:cs="Times New Roman"/>
-                <w:b/>
-                <w:spacing w:val="-2"/>
-                <w:sz w:val="24"/>
-              </w:rPr>
-              <w:t xml:space="preserve"> </w:t>
-            </w:r>
-            <w:r>
-              <w:rPr>
-                <w:rFonts w:ascii="Times New Roman" w:hAnsi="Times New Roman" w:cs="Times New Roman"/>
-                <w:b/>
-                <w:spacing w:val="-2"/>
-                <w:sz w:val="24"/>
-              </w:rPr>
-              <w:t>:</w:t>
-            </w:r>
-            <w:r>
-              <w:rPr>
-                <w:rFonts w:ascii="Times New Roman" w:hAnsi="Times New Roman" w:cs="Times New Roman"/>
-                <w:b/>
-                <w:spacing w:val="-2"/>
-                <w:sz w:val="24"/>
-              </w:rPr>
-              <w:t xml:space="preserve"> </w:t>
-            </w:r>
-            <w:r>
-              <w:rPr>
-                <w:rFonts w:ascii="Times New Roman" w:hAnsi="Times New Roman" w:cs="Times New Roman"/>
                 <w:bCs/>
                 <w:iCs/>
                 <w:w w:val="90"/>
                 <w:sz w:val="24"/>
               </w:rPr>
-              <w:t xml:space="preserve">Ce scénario se déclenche au point </w:t>
-            </w:r>
-            <w:r>
-              <w:rPr>
-                <w:rFonts w:ascii="Times New Roman" w:hAnsi="Times New Roman" w:cs="Times New Roman"/>
-                <w:bCs/>
-                <w:iCs/>
-                <w:w w:val="90"/>
-                <w:sz w:val="24"/>
-              </w:rPr>
-              <w:t>4 du scénario nominal</w:t>
-            </w:r>
-            <w:r>
-              <w:rPr>
-                <w:rFonts w:ascii="Times New Roman" w:hAnsi="Times New Roman" w:cs="Times New Roman"/>
-                <w:bCs/>
-                <w:iCs/>
-                <w:w w:val="90"/>
-                <w:sz w:val="24"/>
-              </w:rPr>
-              <w:t>.</w:t>
+              <w:t xml:space="preserve">SE3 – Réaffectation sans motif (SA1) : </w:t>
             </w:r>
           </w:p>
           <w:p>
@@ -17076,12 +17020,12 @@
               <w:pStyle w:val="TableParagraph"/>
               <w:numPr>
                 <w:ilvl w:val="0"/>
-                <w:numId w:val="23"/>
+                <w:numId w:val="38"/>
               </w:numPr>
               <w:spacing w:before="161"/>
               <w:rPr>
                 <w:rFonts w:ascii="Times New Roman" w:hAnsi="Times New Roman" w:cs="Times New Roman"/>
-                <w:bCs/>
+                <w:b/>
                 <w:spacing w:val="-2"/>
                 <w:sz w:val="24"/>
               </w:rPr>
@@ -17089,8 +17033,8 @@
             <w:r>
               <w:rPr>
                 <w:rFonts w:ascii="Times New Roman" w:hAnsi="Times New Roman" w:cs="Times New Roman"/>
-                <w:bCs/>
-                <w:spacing w:val="-2"/>
+                <w:iCs/>
+                <w:w w:val="90"/>
                 <w:sz w:val="24"/>
               </w:rPr>
               <w:t>L</w:t>
@@ -17098,286 +17042,24 @@
             <w:r>
               <w:rPr>
                 <w:rFonts w:ascii="Times New Roman" w:hAnsi="Times New Roman" w:cs="Times New Roman"/>
-                <w:bCs/>
-                <w:spacing w:val="-2"/>
-                <w:sz w:val="24"/>
-              </w:rPr>
-              <w:t>e système déconnecte l'utilisateur et le renvoie vers la connexion.</w:t>
-            </w:r>
-          </w:p>
-          <w:p>
-            <w:pPr>
-              <w:pStyle w:val="TableParagraph"/>
-              <w:spacing w:before="161"/>
-              <w:ind w:left="890"/>
-              <w:rPr>
-                <w:rFonts w:ascii="Times New Roman" w:hAnsi="Times New Roman" w:cs="Times New Roman"/>
-                <w:b/>
-                <w:spacing w:val="-2"/>
-                <w:sz w:val="24"/>
-              </w:rPr>
-            </w:pPr>
-          </w:p>
-        </w:tc>
-      </w:tr>
-      <w:tr>
-        <w:trPr>
-          <w:trHeight w:val="616"/>
-          <w:jc w:val="center"/>
-        </w:trPr>
-        <w:tc>
-          <w:tcPr>
-            <w:tcW w:w="9065" w:type="dxa"/>
-          </w:tcPr>
-          <w:p>
-            <w:pPr>
-              <w:pStyle w:val="TableParagraph"/>
-              <w:spacing w:before="161"/>
-              <w:ind w:left="0"/>
+                <w:iCs/>
+                <w:w w:val="90"/>
+                <w:sz w:val="24"/>
+              </w:rPr>
+              <w:t>e système refuse tant que le motif n'est pas fourni.</w:t>
+            </w:r>
+            <w:r>
               <w:rPr>
                 <w:rFonts w:ascii="Times New Roman" w:hAnsi="Times New Roman" w:cs="Times New Roman"/>
                 <w:b/>
                 <w:bCs/>
                 <w:iCs/>
+                <w:spacing w:val="-2"/>
                 <w:w w:val="90"/>
                 <w:sz w:val="24"/>
               </w:rPr>
-            </w:pPr>
-            <w:r>
-              <w:rPr>
-                <w:rFonts w:ascii="Times New Roman" w:hAnsi="Times New Roman" w:cs="Times New Roman"/>
-                <w:b/>
-                <w:bCs/>
-                <w:iCs/>
-                <w:w w:val="90"/>
-                <w:sz w:val="24"/>
-              </w:rPr>
-              <w:t xml:space="preserve">  POST-CONDITIONS</w:t>
-            </w:r>
-          </w:p>
-        </w:tc>
-      </w:tr>
-      <w:tr>
-        <w:trPr>
-          <w:trHeight w:val="616"/>
-          <w:jc w:val="center"/>
-        </w:trPr>
-        <w:tc>
-          <w:tcPr>
-            <w:tcW w:w="9065" w:type="dxa"/>
-          </w:tcPr>
-          <w:p>
-            <w:pPr>
-              <w:pStyle w:val="TableParagraph"/>
-              <w:numPr>
-                <w:ilvl w:val="0"/>
-                <w:numId w:val="25"/>
-              </w:numPr>
-              <w:spacing w:before="161"/>
-              <w:rPr>
-                <w:rFonts w:ascii="Times New Roman" w:hAnsi="Times New Roman" w:cs="Times New Roman"/>
-                <w:b/>
-                <w:bCs/>
-                <w:iCs/>
-                <w:w w:val="90"/>
-                <w:sz w:val="24"/>
-              </w:rPr>
-            </w:pPr>
-            <w:r>
-              <w:rPr>
-                <w:rFonts w:ascii="Times New Roman" w:hAnsi="Times New Roman" w:cs="Times New Roman"/>
-                <w:b/>
-                <w:bCs/>
-                <w:iCs/>
-                <w:w w:val="90"/>
-                <w:sz w:val="24"/>
-              </w:rPr>
-              <w:t>Le cas d’utilisation se termine en succès si :</w:t>
-            </w:r>
-          </w:p>
-          <w:p>
-            <w:pPr>
-              <w:pStyle w:val="TableParagraph"/>
-              <w:numPr>
-                <w:ilvl w:val="0"/>
-                <w:numId w:val="23"/>
-              </w:numPr>
-              <w:spacing w:before="161"/>
-              <w:rPr>
-                <w:rFonts w:ascii="Times New Roman" w:hAnsi="Times New Roman" w:cs="Times New Roman"/>
-                <w:iCs/>
-                <w:w w:val="90"/>
-                <w:sz w:val="24"/>
-              </w:rPr>
-            </w:pPr>
-            <w:r>
-              <w:rPr>
-                <w:rFonts w:ascii="Times New Roman" w:hAnsi="Times New Roman" w:cs="Times New Roman"/>
-                <w:iCs/>
-                <w:w w:val="90"/>
-                <w:sz w:val="24"/>
-              </w:rPr>
-              <w:t>Les informations de la candidature sont enregistrées dans la base de données.</w:t>
-            </w:r>
-          </w:p>
-          <w:p>
-            <w:pPr>
-              <w:pStyle w:val="TableParagraph"/>
-              <w:numPr>
-                <w:ilvl w:val="0"/>
-                <w:numId w:val="23"/>
-              </w:numPr>
-              <w:spacing w:before="161"/>
-              <w:rPr>
-                <w:rFonts w:ascii="Times New Roman" w:hAnsi="Times New Roman" w:cs="Times New Roman"/>
-                <w:iCs/>
-                <w:w w:val="90"/>
-                <w:sz w:val="24"/>
-              </w:rPr>
-            </w:pPr>
-            <w:r>
-              <w:rPr>
-                <w:rFonts w:ascii="Times New Roman" w:hAnsi="Times New Roman" w:cs="Times New Roman"/>
-                <w:iCs/>
-                <w:w w:val="90"/>
-                <w:sz w:val="24"/>
-              </w:rPr>
-              <w:t>L</w:t>
-            </w:r>
-            <w:r>
-              <w:rPr>
-                <w:rFonts w:ascii="Times New Roman" w:hAnsi="Times New Roman" w:cs="Times New Roman"/>
-                <w:iCs/>
-                <w:w w:val="90"/>
-                <w:sz w:val="24"/>
-              </w:rPr>
-              <w:t>a</w:t>
-            </w:r>
-            <w:r>
-              <w:rPr>
-                <w:rFonts w:ascii="Times New Roman" w:hAnsi="Times New Roman" w:cs="Times New Roman"/>
-                <w:iCs/>
-                <w:w w:val="90"/>
-                <w:sz w:val="24"/>
-              </w:rPr>
-              <w:t xml:space="preserve"> session</w:t>
-            </w:r>
-            <w:r>
-              <w:rPr>
-                <w:rFonts w:ascii="Times New Roman" w:hAnsi="Times New Roman" w:cs="Times New Roman"/>
-                <w:iCs/>
-                <w:w w:val="90"/>
-                <w:sz w:val="24"/>
-              </w:rPr>
-              <w:t xml:space="preserve"> est</w:t>
-            </w:r>
-            <w:r>
-              <w:rPr>
-                <w:rFonts w:ascii="Times New Roman" w:hAnsi="Times New Roman" w:cs="Times New Roman"/>
-                <w:iCs/>
-                <w:w w:val="90"/>
-                <w:sz w:val="24"/>
-              </w:rPr>
-              <w:t xml:space="preserve"> ouverte</w:t>
-            </w:r>
-            <w:r>
-              <w:rPr>
-                <w:rFonts w:ascii="Times New Roman" w:hAnsi="Times New Roman" w:cs="Times New Roman"/>
-                <w:iCs/>
-                <w:w w:val="90"/>
-                <w:sz w:val="24"/>
-              </w:rPr>
-              <w:t xml:space="preserve"> et</w:t>
-            </w:r>
-            <w:r>
-              <w:rPr>
-                <w:rFonts w:ascii="Times New Roman" w:hAnsi="Times New Roman" w:cs="Times New Roman"/>
-                <w:iCs/>
-                <w:w w:val="90"/>
-                <w:sz w:val="24"/>
-              </w:rPr>
-              <w:t xml:space="preserve"> rôle appliqué</w:t>
-            </w:r>
-          </w:p>
-          <w:p>
-            <w:pPr>
-              <w:pStyle w:val="TableParagraph"/>
-              <w:numPr>
-                <w:ilvl w:val="0"/>
-                <w:numId w:val="25"/>
-              </w:numPr>
-              <w:spacing w:before="161"/>
-              <w:rPr>
-                <w:rFonts w:ascii="Times New Roman" w:hAnsi="Times New Roman" w:cs="Times New Roman"/>
-                <w:b/>
-                <w:bCs/>
-                <w:iCs/>
-                <w:w w:val="90"/>
-                <w:sz w:val="24"/>
-              </w:rPr>
-            </w:pPr>
-            <w:r>
-              <w:rPr>
-                <w:rFonts w:ascii="Times New Roman" w:hAnsi="Times New Roman" w:cs="Times New Roman"/>
-                <w:b/>
-                <w:bCs/>
-                <w:iCs/>
-                <w:w w:val="90"/>
-                <w:sz w:val="24"/>
-              </w:rPr>
-              <w:t>Le cas d’utilisation se termine en échec si :</w:t>
-            </w:r>
-          </w:p>
-          <w:p>
-            <w:pPr>
-              <w:pStyle w:val="TableParagraph"/>
-              <w:numPr>
-                <w:ilvl w:val="0"/>
-                <w:numId w:val="26"/>
-              </w:numPr>
-              <w:spacing w:before="161"/>
-              <w:rPr>
-                <w:rFonts w:ascii="Times New Roman" w:hAnsi="Times New Roman" w:cs="Times New Roman"/>
-                <w:b/>
-                <w:bCs/>
-                <w:iCs/>
-                <w:w w:val="90"/>
-                <w:sz w:val="24"/>
-              </w:rPr>
-            </w:pPr>
-            <w:r>
-              <w:rPr>
-                <w:rFonts w:ascii="Times New Roman" w:hAnsi="Times New Roman" w:cs="Times New Roman"/>
-                <w:iCs/>
-                <w:w w:val="90"/>
-                <w:sz w:val="24"/>
-              </w:rPr>
-              <w:t xml:space="preserve">L’enregistrement de la candidature échoue pour une raison technique ou </w:t>
-            </w:r>
-            <w:r>
-              <w:rPr>
-                <w:rFonts w:ascii="Times New Roman" w:hAnsi="Times New Roman" w:cs="Times New Roman"/>
-                <w:iCs/>
-                <w:w w:val="90"/>
-                <w:sz w:val="24"/>
-              </w:rPr>
-              <w:t>lorsqu’aucune session n’a été créée.</w:t>
-            </w:r>
-          </w:p>
-          <w:p>
-            <w:pPr>
-              <w:pStyle w:val="TableParagraph"/>
-              <w:spacing w:before="161"/>
-              <w:ind w:left="1360"/>
-              <w:rPr>
-                <w:rFonts w:ascii="Times New Roman" w:hAnsi="Times New Roman" w:cs="Times New Roman"/>
-                <w:b/>
-                <w:bCs/>
-                <w:iCs/>
-                <w:w w:val="90"/>
-                <w:sz w:val="24"/>
-              </w:rPr>
-            </w:pPr>
+              <w:t xml:space="preserve"> </w:t>
+            </w:r>
           </w:p>
         </w:tc>
       </w:tr>
@@ -17389,8 +17071,8 @@
     </w:p>
     <w:p/>
     <w:sectPr>
-      <w:headerReference w:type="default" r:id="rId22"/>
-      <w:footerReference w:type="default" r:id="rId23"/>
+      <w:headerReference w:type="default" r:id="rId20"/>
+      <w:footerReference w:type="default" r:id="rId21"/>
       <w:pgSz w:w="11906" w:h="16838" w:code="9"/>
       <w:pgMar w:top="1418" w:right="1418" w:bottom="1418" w:left="1418" w:header="720" w:footer="720" w:gutter="0"/>
       <w:cols w:space="720"/>
@@ -17520,6 +17202,119 @@
 <file path=word/numbering.xml><?xml version="1.0" encoding="utf-8"?>
 <w:numbering xmlns:wpc="http://schemas.microsoft.com/office/word/2010/wordprocessingCanvas" xmlns:cx="http://schemas.microsoft.com/office/drawing/2014/chartex" xmlns:cx1="http://schemas.microsoft.com/office/drawing/2015/9/8/chartex" xmlns:cx2="http://schemas.microsoft.com/office/drawing/2015/10/21/chartex" xmlns:cx3="http://schemas.microsoft.com/office/drawing/2016/5/9/chartex" xmlns:cx4="http://schemas.microsoft.com/office/drawing/2016/5/10/chartex" xmlns:cx5="http://schemas.microsoft.com/office/drawing/2016/5/11/chartex" xmlns:cx6="http://schemas.microsoft.com/office/drawing/2016/5/12/chartex" xmlns:cx7="http://schemas.microsoft.com/office/drawing/2016/5/13/chartex" xmlns:cx8="http://schemas.microsoft.com/office/drawing/2016/5/14/chartex" xmlns:mc="http://schemas.openxmlformats.org/markup-compatibility/2006" xmlns:aink="http://schemas.microsoft.com/office/drawing/2016/ink" xmlns:am3d="http://schemas.microsoft.com/office/drawing/2017/model3d" xmlns:o="urn:schemas-microsoft-com:office:office" xmlns:oel="http://schemas.microsoft.com/office/2019/extlst" xmlns:r="http://schemas.openxmlformats.org/officeDocument/2006/relationships" xmlns:m="http://schemas.openxmlformats.org/officeDocument/2006/math" xmlns:v="urn:schemas-microsoft-com:vml" xmlns:wp14="http://schemas.microsoft.com/office/word/2010/wordprocessingDrawing" xmlns:wp="http://schemas.openxmlformats.org/drawingml/2006/wordprocessingDrawing" xmlns:w10="urn:schemas-microsoft-com:office:word" xmlns:w="http://schemas.openxmlformats.org/wordprocessingml/2006/main" xmlns:w14="http://schemas.microsoft.com/office/word/2010/wordml" xmlns:w15="http://schemas.microsoft.com/office/word/2012/wordml" xmlns:w16cei="http://schemas.microsoft.com/office/word/2026/wordml/cei" xmlns:w16cex="http://schemas.microsoft.com/office/word/2018/wordml/cex" xmlns:w16cid="http://schemas.microsoft.com/office/word/2016/wordml/cid" xmlns:w16="http://schemas.microsoft.com/office/word/2018/wordml" xmlns:w16du="http://schemas.microsoft.com/office/word/2023/wordml/word16du" xmlns:w16sdtdh="http://schemas.microsoft.com/office/word/2020/wordml/sdtdatahash" xmlns:w16sdtfl="http://schemas.microsoft.com/office/word/2024/wordml/sdtformatlock" xmlns:w16se="http://schemas.microsoft.com/office/word/2015/wordml/symex" xmlns:wpg="http://schemas.microsoft.com/office/word/2010/wordprocessingGroup" xmlns:wpi="http://schemas.microsoft.com/office/word/2010/wordprocessingInk" xmlns:wne="http://schemas.microsoft.com/office/word/2006/wordml" xmlns:wps="http://schemas.microsoft.com/office/word/2010/wordprocessingShape" mc:Ignorable="w14 w15 w16se w16cid w16 w16cex w16sdtdh w16sdtfl w16du wp14">
   <w:abstractNum w:abstractNumId="0" w15:restartNumberingAfterBreak="0">
+    <w:nsid w:val="018B6E14"/>
+    <w:multiLevelType w:val="hybridMultilevel"/>
+    <w:tmpl w:val="97E6E77A"/>
+    <w:lvl w:ilvl="0" w:tplc="20000001">
+      <w:start w:val="1"/>
+      <w:numFmt w:val="bullet"/>
+      <w:lvlText w:val=""/>
+      <w:lvlJc w:val="left"/>
+      <w:pPr>
+        <w:ind w:left="1241" w:hanging="360"/>
+      </w:pPr>
+      <w:rPr>
+        <w:rFonts w:ascii="Symbol" w:hAnsi="Symbol" w:hint="default"/>
+      </w:rPr>
+    </w:lvl>
+    <w:lvl w:ilvl="1" w:tplc="20000003" w:tentative="1">
+      <w:start w:val="1"/>
+      <w:numFmt w:val="bullet"/>
+      <w:lvlText w:val="o"/>
+      <w:lvlJc w:val="left"/>
+      <w:pPr>
+        <w:ind w:left="1961" w:hanging="360"/>
+      </w:pPr>
+      <w:rPr>
+        <w:rFonts w:ascii="Courier New" w:hAnsi="Courier New" w:cs="Courier New" w:hint="default"/>
+      </w:rPr>
+    </w:lvl>
+    <w:lvl w:ilvl="2" w:tplc="20000005" w:tentative="1">
+      <w:start w:val="1"/>
+      <w:numFmt w:val="bullet"/>
+      <w:lvlText w:val=""/>
+      <w:lvlJc w:val="left"/>
+      <w:pPr>
+        <w:ind w:left="2681" w:hanging="360"/>
+      </w:pPr>
+      <w:rPr>
+        <w:rFonts w:ascii="Wingdings" w:hAnsi="Wingdings" w:hint="default"/>
+      </w:rPr>
+    </w:lvl>
+    <w:lvl w:ilvl="3" w:tplc="20000001" w:tentative="1">
+      <w:start w:val="1"/>
+      <w:numFmt w:val="bullet"/>
+      <w:lvlText w:val=""/>
+      <w:lvlJc w:val="left"/>
+      <w:pPr>
+        <w:ind w:left="3401" w:hanging="360"/>
+      </w:pPr>
+      <w:rPr>
+        <w:rFonts w:ascii="Symbol" w:hAnsi="Symbol" w:hint="default"/>
+      </w:rPr>
+    </w:lvl>
+    <w:lvl w:ilvl="4" w:tplc="20000003" w:tentative="1">
+      <w:start w:val="1"/>
+      <w:numFmt w:val="bullet"/>
+      <w:lvlText w:val="o"/>
+      <w:lvlJc w:val="left"/>
+      <w:pPr>
+        <w:ind w:left="4121" w:hanging="360"/>
+      </w:pPr>
+      <w:rPr>
+        <w:rFonts w:ascii="Courier New" w:hAnsi="Courier New" w:cs="Courier New" w:hint="default"/>
+      </w:rPr>
+    </w:lvl>
+    <w:lvl w:ilvl="5" w:tplc="20000005" w:tentative="1">
+      <w:start w:val="1"/>
+      <w:numFmt w:val="bullet"/>
+      <w:lvlText w:val=""/>
+      <w:lvlJc w:val="left"/>
+      <w:pPr>
+        <w:ind w:left="4841" w:hanging="360"/>
+      </w:pPr>
+      <w:rPr>
+        <w:rFonts w:ascii="Wingdings" w:hAnsi="Wingdings" w:hint="default"/>
+      </w:rPr>
+    </w:lvl>
+    <w:lvl w:ilvl="6" w:tplc="20000001" w:tentative="1">
+      <w:start w:val="1"/>
+      <w:numFmt w:val="bullet"/>
+      <w:lvlText w:val=""/>
+      <w:lvlJc w:val="left"/>
+      <w:pPr>
+        <w:ind w:left="5561" w:hanging="360"/>
+      </w:pPr>
+      <w:rPr>
+        <w:rFonts w:ascii="Symbol" w:hAnsi="Symbol" w:hint="default"/>
+      </w:rPr>
+    </w:lvl>
+    <w:lvl w:ilvl="7" w:tplc="20000003" w:tentative="1">
+      <w:start w:val="1"/>
+      <w:numFmt w:val="bullet"/>
+      <w:lvlText w:val="o"/>
+      <w:lvlJc w:val="left"/>
+      <w:pPr>
+        <w:ind w:left="6281" w:hanging="360"/>
+      </w:pPr>
+      <w:rPr>
+        <w:rFonts w:ascii="Courier New" w:hAnsi="Courier New" w:cs="Courier New" w:hint="default"/>
+      </w:rPr>
+    </w:lvl>
+    <w:lvl w:ilvl="8" w:tplc="20000005" w:tentative="1">
+      <w:start w:val="1"/>
+      <w:numFmt w:val="bullet"/>
+      <w:lvlText w:val=""/>
+      <w:lvlJc w:val="left"/>
+      <w:pPr>
+        <w:ind w:left="7001" w:hanging="360"/>
+      </w:pPr>
+      <w:rPr>
+        <w:rFonts w:ascii="Wingdings" w:hAnsi="Wingdings" w:hint="default"/>
+      </w:rPr>
+    </w:lvl>
+  </w:abstractNum>
+  <w:abstractNum w:abstractNumId="1" w15:restartNumberingAfterBreak="0">
     <w:nsid w:val="04CA58A0"/>
     <w:multiLevelType w:val="hybridMultilevel"/>
     <w:tmpl w:val="5622EE42"/>
@@ -17609,7 +17404,7 @@
       </w:pPr>
     </w:lvl>
   </w:abstractNum>
-  <w:abstractNum w:abstractNumId="1" w15:restartNumberingAfterBreak="0">
+  <w:abstractNum w:abstractNumId="2" w15:restartNumberingAfterBreak="0">
     <w:nsid w:val="05D97D4B"/>
     <w:multiLevelType w:val="hybridMultilevel"/>
     <w:tmpl w:val="FC82BA9C"/>
@@ -17722,7 +17517,7 @@
       </w:rPr>
     </w:lvl>
   </w:abstractNum>
-  <w:abstractNum w:abstractNumId="2" w15:restartNumberingAfterBreak="0">
+  <w:abstractNum w:abstractNumId="3" w15:restartNumberingAfterBreak="0">
     <w:nsid w:val="06702521"/>
     <w:multiLevelType w:val="hybridMultilevel"/>
     <w:tmpl w:val="59407E82"/>
@@ -17835,7 +17630,7 @@
       </w:rPr>
     </w:lvl>
   </w:abstractNum>
-  <w:abstractNum w:abstractNumId="3" w15:restartNumberingAfterBreak="0">
+  <w:abstractNum w:abstractNumId="4" w15:restartNumberingAfterBreak="0">
     <w:nsid w:val="08984D78"/>
     <w:multiLevelType w:val="multilevel"/>
     <w:tmpl w:val="58CCE4F4"/>
@@ -17948,7 +17743,7 @@
       </w:rPr>
     </w:lvl>
   </w:abstractNum>
-  <w:abstractNum w:abstractNumId="4" w15:restartNumberingAfterBreak="0">
+  <w:abstractNum w:abstractNumId="5" w15:restartNumberingAfterBreak="0">
     <w:nsid w:val="0B433ABF"/>
     <w:multiLevelType w:val="hybridMultilevel"/>
     <w:tmpl w:val="BE3698E4"/>
@@ -18069,7 +17864,7 @@
       </w:rPr>
     </w:lvl>
   </w:abstractNum>
-  <w:abstractNum w:abstractNumId="5" w15:restartNumberingAfterBreak="0">
+  <w:abstractNum w:abstractNumId="6" w15:restartNumberingAfterBreak="0">
     <w:nsid w:val="0BEC1CF0"/>
     <w:multiLevelType w:val="hybridMultilevel"/>
     <w:tmpl w:val="69044A18"/>
@@ -18182,7 +17977,7 @@
       </w:rPr>
     </w:lvl>
   </w:abstractNum>
-  <w:abstractNum w:abstractNumId="6" w15:restartNumberingAfterBreak="0">
+  <w:abstractNum w:abstractNumId="7" w15:restartNumberingAfterBreak="0">
     <w:nsid w:val="0C8C120A"/>
     <w:multiLevelType w:val="hybridMultilevel"/>
     <w:tmpl w:val="7292DC40"/>
@@ -18279,7 +18074,7 @@
       </w:pPr>
     </w:lvl>
   </w:abstractNum>
-  <w:abstractNum w:abstractNumId="7" w15:restartNumberingAfterBreak="0">
+  <w:abstractNum w:abstractNumId="8" w15:restartNumberingAfterBreak="0">
     <w:nsid w:val="0E417BB3"/>
     <w:multiLevelType w:val="hybridMultilevel"/>
     <w:tmpl w:val="BBFAFF58"/>
@@ -18392,7 +18187,129 @@
       </w:rPr>
     </w:lvl>
   </w:abstractNum>
-  <w:abstractNum w:abstractNumId="8" w15:restartNumberingAfterBreak="0">
+  <w:abstractNum w:abstractNumId="9" w15:restartNumberingAfterBreak="0">
+    <w:nsid w:val="0EC976C0"/>
+    <w:multiLevelType w:val="hybridMultilevel"/>
+    <w:tmpl w:val="A7329950"/>
+    <w:lvl w:ilvl="0" w:tplc="20000001">
+      <w:start w:val="1"/>
+      <w:numFmt w:val="bullet"/>
+      <w:lvlText w:val=""/>
+      <w:lvlJc w:val="left"/>
+      <w:pPr>
+        <w:ind w:left="825" w:hanging="360"/>
+      </w:pPr>
+      <w:rPr>
+        <w:rFonts w:ascii="Symbol" w:hAnsi="Symbol" w:hint="default"/>
+        <w:b w:val="0"/>
+        <w:bCs/>
+        <w:i w:val="0"/>
+        <w:iCs w:val="0"/>
+        <w:spacing w:val="0"/>
+        <w:w w:val="100"/>
+        <w:sz w:val="24"/>
+        <w:szCs w:val="24"/>
+        <w:lang w:val="fr-FR" w:eastAsia="en-US" w:bidi="ar-SA"/>
+      </w:rPr>
+    </w:lvl>
+    <w:lvl w:ilvl="1" w:tplc="FFFFFFFF" w:tentative="1">
+      <w:start w:val="1"/>
+      <w:numFmt w:val="bullet"/>
+      <w:lvlText w:val="o"/>
+      <w:lvlJc w:val="left"/>
+      <w:pPr>
+        <w:ind w:left="1545" w:hanging="360"/>
+      </w:pPr>
+      <w:rPr>
+        <w:rFonts w:ascii="Courier New" w:hAnsi="Courier New" w:cs="Courier New" w:hint="default"/>
+      </w:rPr>
+    </w:lvl>
+    <w:lvl w:ilvl="2" w:tplc="FFFFFFFF" w:tentative="1">
+      <w:start w:val="1"/>
+      <w:numFmt w:val="bullet"/>
+      <w:lvlText w:val=""/>
+      <w:lvlJc w:val="left"/>
+      <w:pPr>
+        <w:ind w:left="2265" w:hanging="360"/>
+      </w:pPr>
+      <w:rPr>
+        <w:rFonts w:ascii="Wingdings" w:hAnsi="Wingdings" w:hint="default"/>
+      </w:rPr>
+    </w:lvl>
+    <w:lvl w:ilvl="3" w:tplc="FFFFFFFF" w:tentative="1">
+      <w:start w:val="1"/>
+      <w:numFmt w:val="bullet"/>
+      <w:lvlText w:val=""/>
+      <w:lvlJc w:val="left"/>
+      <w:pPr>
+        <w:ind w:left="2985" w:hanging="360"/>
+      </w:pPr>
+      <w:rPr>
+        <w:rFonts w:ascii="Symbol" w:hAnsi="Symbol" w:hint="default"/>
+      </w:rPr>
+    </w:lvl>
+    <w:lvl w:ilvl="4" w:tplc="FFFFFFFF" w:tentative="1">
+      <w:start w:val="1"/>
+      <w:numFmt w:val="bullet"/>
+      <w:lvlText w:val="o"/>
+      <w:lvlJc w:val="left"/>
+      <w:pPr>
+        <w:ind w:left="3705" w:hanging="360"/>
+      </w:pPr>
+      <w:rPr>
+        <w:rFonts w:ascii="Courier New" w:hAnsi="Courier New" w:cs="Courier New" w:hint="default"/>
+      </w:rPr>
+    </w:lvl>
+    <w:lvl w:ilvl="5" w:tplc="FFFFFFFF" w:tentative="1">
+      <w:start w:val="1"/>
+      <w:numFmt w:val="bullet"/>
+      <w:lvlText w:val=""/>
+      <w:lvlJc w:val="left"/>
+      <w:pPr>
+        <w:ind w:left="4425" w:hanging="360"/>
+      </w:pPr>
+      <w:rPr>
+        <w:rFonts w:ascii="Wingdings" w:hAnsi="Wingdings" w:hint="default"/>
+      </w:rPr>
+    </w:lvl>
+    <w:lvl w:ilvl="6" w:tplc="FFFFFFFF" w:tentative="1">
+      <w:start w:val="1"/>
+      <w:numFmt w:val="bullet"/>
+      <w:lvlText w:val=""/>
+      <w:lvlJc w:val="left"/>
+      <w:pPr>
+        <w:ind w:left="5145" w:hanging="360"/>
+      </w:pPr>
+      <w:rPr>
+        <w:rFonts w:ascii="Symbol" w:hAnsi="Symbol" w:hint="default"/>
+      </w:rPr>
+    </w:lvl>
+    <w:lvl w:ilvl="7" w:tplc="FFFFFFFF" w:tentative="1">
+      <w:start w:val="1"/>
+      <w:numFmt w:val="bullet"/>
+      <w:lvlText w:val="o"/>
+      <w:lvlJc w:val="left"/>
+      <w:pPr>
+        <w:ind w:left="5865" w:hanging="360"/>
+      </w:pPr>
+      <w:rPr>
+        <w:rFonts w:ascii="Courier New" w:hAnsi="Courier New" w:cs="Courier New" w:hint="default"/>
+      </w:rPr>
+    </w:lvl>
+    <w:lvl w:ilvl="8" w:tplc="FFFFFFFF" w:tentative="1">
+      <w:start w:val="1"/>
+      <w:numFmt w:val="bullet"/>
+      <w:lvlText w:val=""/>
+      <w:lvlJc w:val="left"/>
+      <w:pPr>
+        <w:ind w:left="6585" w:hanging="360"/>
+      </w:pPr>
+      <w:rPr>
+        <w:rFonts w:ascii="Wingdings" w:hAnsi="Wingdings" w:hint="default"/>
+      </w:rPr>
+    </w:lvl>
+  </w:abstractNum>
+  <w:abstractNum w:abstractNumId="10" w15:restartNumberingAfterBreak="0">
     <w:nsid w:val="10AE208F"/>
     <w:multiLevelType w:val="hybridMultilevel"/>
     <w:tmpl w:val="81DC518C"/>
@@ -18490,7 +18407,7 @@
       </w:pPr>
     </w:lvl>
   </w:abstractNum>
-  <w:abstractNum w:abstractNumId="9" w15:restartNumberingAfterBreak="0">
+  <w:abstractNum w:abstractNumId="11" w15:restartNumberingAfterBreak="0">
     <w:nsid w:val="10FB2CB9"/>
     <w:multiLevelType w:val="hybridMultilevel"/>
     <w:tmpl w:val="F518514E"/>
@@ -18603,7 +18520,7 @@
       </w:rPr>
     </w:lvl>
   </w:abstractNum>
-  <w:abstractNum w:abstractNumId="10" w15:restartNumberingAfterBreak="0">
+  <w:abstractNum w:abstractNumId="12" w15:restartNumberingAfterBreak="0">
     <w:nsid w:val="11866DA3"/>
     <w:multiLevelType w:val="hybridMultilevel"/>
     <w:tmpl w:val="75F0DC74"/>
@@ -18725,7 +18642,129 @@
       </w:rPr>
     </w:lvl>
   </w:abstractNum>
-  <w:abstractNum w:abstractNumId="11" w15:restartNumberingAfterBreak="0">
+  <w:abstractNum w:abstractNumId="13" w15:restartNumberingAfterBreak="0">
+    <w:nsid w:val="11AB7695"/>
+    <w:multiLevelType w:val="hybridMultilevel"/>
+    <w:tmpl w:val="01D6AEFC"/>
+    <w:lvl w:ilvl="0" w:tplc="FFFFFFFF">
+      <w:start w:val="1"/>
+      <w:numFmt w:val="decimal"/>
+      <w:lvlText w:val="%1."/>
+      <w:lvlJc w:val="left"/>
+      <w:pPr>
+        <w:ind w:left="825" w:hanging="360"/>
+      </w:pPr>
+      <w:rPr>
+        <w:rFonts w:hint="default"/>
+        <w:b w:val="0"/>
+        <w:bCs/>
+        <w:i w:val="0"/>
+        <w:iCs w:val="0"/>
+        <w:spacing w:val="0"/>
+        <w:w w:val="100"/>
+        <w:sz w:val="24"/>
+        <w:szCs w:val="24"/>
+        <w:lang w:val="fr-FR" w:eastAsia="en-US" w:bidi="ar-SA"/>
+      </w:rPr>
+    </w:lvl>
+    <w:lvl w:ilvl="1" w:tplc="FFFFFFFF" w:tentative="1">
+      <w:start w:val="1"/>
+      <w:numFmt w:val="bullet"/>
+      <w:lvlText w:val="o"/>
+      <w:lvlJc w:val="left"/>
+      <w:pPr>
+        <w:ind w:left="1545" w:hanging="360"/>
+      </w:pPr>
+      <w:rPr>
+        <w:rFonts w:ascii="Courier New" w:hAnsi="Courier New" w:cs="Courier New" w:hint="default"/>
+      </w:rPr>
+    </w:lvl>
+    <w:lvl w:ilvl="2" w:tplc="FFFFFFFF" w:tentative="1">
+      <w:start w:val="1"/>
+      <w:numFmt w:val="bullet"/>
+      <w:lvlText w:val=""/>
+      <w:lvlJc w:val="left"/>
+      <w:pPr>
+        <w:ind w:left="2265" w:hanging="360"/>
+      </w:pPr>
+      <w:rPr>
+        <w:rFonts w:ascii="Wingdings" w:hAnsi="Wingdings" w:hint="default"/>
+      </w:rPr>
+    </w:lvl>
+    <w:lvl w:ilvl="3" w:tplc="FFFFFFFF" w:tentative="1">
+      <w:start w:val="1"/>
+      <w:numFmt w:val="bullet"/>
+      <w:lvlText w:val=""/>
+      <w:lvlJc w:val="left"/>
+      <w:pPr>
+        <w:ind w:left="2985" w:hanging="360"/>
+      </w:pPr>
+      <w:rPr>
+        <w:rFonts w:ascii="Symbol" w:hAnsi="Symbol" w:hint="default"/>
+      </w:rPr>
+    </w:lvl>
+    <w:lvl w:ilvl="4" w:tplc="FFFFFFFF" w:tentative="1">
+      <w:start w:val="1"/>
+      <w:numFmt w:val="bullet"/>
+      <w:lvlText w:val="o"/>
+      <w:lvlJc w:val="left"/>
+      <w:pPr>
+        <w:ind w:left="3705" w:hanging="360"/>
+      </w:pPr>
+      <w:rPr>
+        <w:rFonts w:ascii="Courier New" w:hAnsi="Courier New" w:cs="Courier New" w:hint="default"/>
+      </w:rPr>
+    </w:lvl>
+    <w:lvl w:ilvl="5" w:tplc="FFFFFFFF" w:tentative="1">
+      <w:start w:val="1"/>
+      <w:numFmt w:val="bullet"/>
+      <w:lvlText w:val=""/>
+      <w:lvlJc w:val="left"/>
+      <w:pPr>
+        <w:ind w:left="4425" w:hanging="360"/>
+      </w:pPr>
+      <w:rPr>
+        <w:rFonts w:ascii="Wingdings" w:hAnsi="Wingdings" w:hint="default"/>
+      </w:rPr>
+    </w:lvl>
+    <w:lvl w:ilvl="6" w:tplc="FFFFFFFF" w:tentative="1">
+      <w:start w:val="1"/>
+      <w:numFmt w:val="bullet"/>
+      <w:lvlText w:val=""/>
+      <w:lvlJc w:val="left"/>
+      <w:pPr>
+        <w:ind w:left="5145" w:hanging="360"/>
+      </w:pPr>
+      <w:rPr>
+        <w:rFonts w:ascii="Symbol" w:hAnsi="Symbol" w:hint="default"/>
+      </w:rPr>
+    </w:lvl>
+    <w:lvl w:ilvl="7" w:tplc="FFFFFFFF" w:tentative="1">
+      <w:start w:val="1"/>
+      <w:numFmt w:val="bullet"/>
+      <w:lvlText w:val="o"/>
+      <w:lvlJc w:val="left"/>
+      <w:pPr>
+        <w:ind w:left="5865" w:hanging="360"/>
+      </w:pPr>
+      <w:rPr>
+        <w:rFonts w:ascii="Courier New" w:hAnsi="Courier New" w:cs="Courier New" w:hint="default"/>
+      </w:rPr>
+    </w:lvl>
+    <w:lvl w:ilvl="8" w:tplc="FFFFFFFF" w:tentative="1">
+      <w:start w:val="1"/>
+      <w:numFmt w:val="bullet"/>
+      <w:lvlText w:val=""/>
+      <w:lvlJc w:val="left"/>
+      <w:pPr>
+        <w:ind w:left="6585" w:hanging="360"/>
+      </w:pPr>
+      <w:rPr>
+        <w:rFonts w:ascii="Wingdings" w:hAnsi="Wingdings" w:hint="default"/>
+      </w:rPr>
+    </w:lvl>
+  </w:abstractNum>
+  <w:abstractNum w:abstractNumId="14" w15:restartNumberingAfterBreak="0">
     <w:nsid w:val="12E75ED0"/>
     <w:multiLevelType w:val="hybridMultilevel"/>
     <w:tmpl w:val="6D5039A2"/>
@@ -18814,7 +18853,7 @@
       </w:pPr>
     </w:lvl>
   </w:abstractNum>
-  <w:abstractNum w:abstractNumId="12" w15:restartNumberingAfterBreak="0">
+  <w:abstractNum w:abstractNumId="15" w15:restartNumberingAfterBreak="0">
     <w:nsid w:val="170E2761"/>
     <w:multiLevelType w:val="hybridMultilevel"/>
     <w:tmpl w:val="8BA26E38"/>
@@ -18935,7 +18974,7 @@
       </w:rPr>
     </w:lvl>
   </w:abstractNum>
-  <w:abstractNum w:abstractNumId="13" w15:restartNumberingAfterBreak="0">
+  <w:abstractNum w:abstractNumId="16" w15:restartNumberingAfterBreak="0">
     <w:nsid w:val="1F466839"/>
     <w:multiLevelType w:val="hybridMultilevel"/>
     <w:tmpl w:val="2B26CA02"/>
@@ -19056,7 +19095,7 @@
       </w:rPr>
     </w:lvl>
   </w:abstractNum>
-  <w:abstractNum w:abstractNumId="14" w15:restartNumberingAfterBreak="0">
+  <w:abstractNum w:abstractNumId="17" w15:restartNumberingAfterBreak="0">
     <w:nsid w:val="2AF37704"/>
     <w:multiLevelType w:val="hybridMultilevel"/>
     <w:tmpl w:val="B980D33A"/>
@@ -19178,7 +19217,7 @@
       </w:rPr>
     </w:lvl>
   </w:abstractNum>
-  <w:abstractNum w:abstractNumId="15" w15:restartNumberingAfterBreak="0">
+  <w:abstractNum w:abstractNumId="18" w15:restartNumberingAfterBreak="0">
     <w:nsid w:val="2B3B27A6"/>
     <w:multiLevelType w:val="hybridMultilevel"/>
     <w:tmpl w:val="609CDB2C"/>
@@ -19264,16 +19303,260 @@
       </w:pPr>
     </w:lvl>
   </w:abstractNum>
-  <w:abstractNum w:abstractNumId="16" w15:restartNumberingAfterBreak="0">
-    <w:nsid w:val="46FF79DC"/>
+  <w:abstractNum w:abstractNumId="19" w15:restartNumberingAfterBreak="0">
+    <w:nsid w:val="2C2A7FEC"/>
     <w:multiLevelType w:val="hybridMultilevel"/>
-    <w:tmpl w:val="538A26EA"/>
-    <w:lvl w:ilvl="0" w:tplc="2A7E7E14">
+    <w:tmpl w:val="22545D4A"/>
+    <w:lvl w:ilvl="0" w:tplc="FFFFFFFF">
+      <w:start w:val="1"/>
+      <w:numFmt w:val="decimal"/>
+      <w:lvlText w:val="%1."/>
+      <w:lvlJc w:val="left"/>
+      <w:pPr>
+        <w:ind w:left="825" w:hanging="360"/>
+      </w:pPr>
+      <w:rPr>
+        <w:rFonts w:hint="default"/>
+        <w:b w:val="0"/>
+        <w:bCs/>
+        <w:i w:val="0"/>
+        <w:iCs w:val="0"/>
+        <w:spacing w:val="0"/>
+        <w:w w:val="100"/>
+        <w:sz w:val="24"/>
+        <w:szCs w:val="24"/>
+        <w:lang w:val="fr-FR" w:eastAsia="en-US" w:bidi="ar-SA"/>
+      </w:rPr>
+    </w:lvl>
+    <w:lvl w:ilvl="1" w:tplc="FFFFFFFF" w:tentative="1">
+      <w:start w:val="1"/>
+      <w:numFmt w:val="bullet"/>
+      <w:lvlText w:val="o"/>
+      <w:lvlJc w:val="left"/>
+      <w:pPr>
+        <w:ind w:left="1545" w:hanging="360"/>
+      </w:pPr>
+      <w:rPr>
+        <w:rFonts w:ascii="Courier New" w:hAnsi="Courier New" w:cs="Courier New" w:hint="default"/>
+      </w:rPr>
+    </w:lvl>
+    <w:lvl w:ilvl="2" w:tplc="FFFFFFFF" w:tentative="1">
+      <w:start w:val="1"/>
       <w:numFmt w:val="bullet"/>
       <w:lvlText w:val=""/>
       <w:lvlJc w:val="left"/>
       <w:pPr>
-        <w:ind w:left="1811" w:hanging="360"/>
+        <w:ind w:left="2265" w:hanging="360"/>
+      </w:pPr>
+      <w:rPr>
+        <w:rFonts w:ascii="Wingdings" w:hAnsi="Wingdings" w:hint="default"/>
+      </w:rPr>
+    </w:lvl>
+    <w:lvl w:ilvl="3" w:tplc="FFFFFFFF" w:tentative="1">
+      <w:start w:val="1"/>
+      <w:numFmt w:val="bullet"/>
+      <w:lvlText w:val=""/>
+      <w:lvlJc w:val="left"/>
+      <w:pPr>
+        <w:ind w:left="2985" w:hanging="360"/>
+      </w:pPr>
+      <w:rPr>
+        <w:rFonts w:ascii="Symbol" w:hAnsi="Symbol" w:hint="default"/>
+      </w:rPr>
+    </w:lvl>
+    <w:lvl w:ilvl="4" w:tplc="FFFFFFFF" w:tentative="1">
+      <w:start w:val="1"/>
+      <w:numFmt w:val="bullet"/>
+      <w:lvlText w:val="o"/>
+      <w:lvlJc w:val="left"/>
+      <w:pPr>
+        <w:ind w:left="3705" w:hanging="360"/>
+      </w:pPr>
+      <w:rPr>
+        <w:rFonts w:ascii="Courier New" w:hAnsi="Courier New" w:cs="Courier New" w:hint="default"/>
+      </w:rPr>
+    </w:lvl>
+    <w:lvl w:ilvl="5" w:tplc="FFFFFFFF" w:tentative="1">
+      <w:start w:val="1"/>
+      <w:numFmt w:val="bullet"/>
+      <w:lvlText w:val=""/>
+      <w:lvlJc w:val="left"/>
+      <w:pPr>
+        <w:ind w:left="4425" w:hanging="360"/>
+      </w:pPr>
+      <w:rPr>
+        <w:rFonts w:ascii="Wingdings" w:hAnsi="Wingdings" w:hint="default"/>
+      </w:rPr>
+    </w:lvl>
+    <w:lvl w:ilvl="6" w:tplc="FFFFFFFF" w:tentative="1">
+      <w:start w:val="1"/>
+      <w:numFmt w:val="bullet"/>
+      <w:lvlText w:val=""/>
+      <w:lvlJc w:val="left"/>
+      <w:pPr>
+        <w:ind w:left="5145" w:hanging="360"/>
+      </w:pPr>
+      <w:rPr>
+        <w:rFonts w:ascii="Symbol" w:hAnsi="Symbol" w:hint="default"/>
+      </w:rPr>
+    </w:lvl>
+    <w:lvl w:ilvl="7" w:tplc="FFFFFFFF" w:tentative="1">
+      <w:start w:val="1"/>
+      <w:numFmt w:val="bullet"/>
+      <w:lvlText w:val="o"/>
+      <w:lvlJc w:val="left"/>
+      <w:pPr>
+        <w:ind w:left="5865" w:hanging="360"/>
+      </w:pPr>
+      <w:rPr>
+        <w:rFonts w:ascii="Courier New" w:hAnsi="Courier New" w:cs="Courier New" w:hint="default"/>
+      </w:rPr>
+    </w:lvl>
+    <w:lvl w:ilvl="8" w:tplc="FFFFFFFF" w:tentative="1">
+      <w:start w:val="1"/>
+      <w:numFmt w:val="bullet"/>
+      <w:lvlText w:val=""/>
+      <w:lvlJc w:val="left"/>
+      <w:pPr>
+        <w:ind w:left="6585" w:hanging="360"/>
+      </w:pPr>
+      <w:rPr>
+        <w:rFonts w:ascii="Wingdings" w:hAnsi="Wingdings" w:hint="default"/>
+      </w:rPr>
+    </w:lvl>
+  </w:abstractNum>
+  <w:abstractNum w:abstractNumId="20" w15:restartNumberingAfterBreak="0">
+    <w:nsid w:val="2E565151"/>
+    <w:multiLevelType w:val="hybridMultilevel"/>
+    <w:tmpl w:val="5A38925C"/>
+    <w:lvl w:ilvl="0" w:tplc="FFFFFFFF">
+      <w:start w:val="1"/>
+      <w:numFmt w:val="decimal"/>
+      <w:lvlText w:val="%1."/>
+      <w:lvlJc w:val="left"/>
+      <w:pPr>
+        <w:ind w:left="825" w:hanging="360"/>
+      </w:pPr>
+      <w:rPr>
+        <w:rFonts w:hint="default"/>
+        <w:b w:val="0"/>
+        <w:bCs/>
+        <w:i w:val="0"/>
+        <w:iCs w:val="0"/>
+        <w:spacing w:val="0"/>
+        <w:w w:val="100"/>
+        <w:sz w:val="24"/>
+        <w:szCs w:val="24"/>
+        <w:lang w:val="fr-FR" w:eastAsia="en-US" w:bidi="ar-SA"/>
+      </w:rPr>
+    </w:lvl>
+    <w:lvl w:ilvl="1" w:tplc="FFFFFFFF" w:tentative="1">
+      <w:start w:val="1"/>
+      <w:numFmt w:val="bullet"/>
+      <w:lvlText w:val="o"/>
+      <w:lvlJc w:val="left"/>
+      <w:pPr>
+        <w:ind w:left="1545" w:hanging="360"/>
+      </w:pPr>
+      <w:rPr>
+        <w:rFonts w:ascii="Courier New" w:hAnsi="Courier New" w:cs="Courier New" w:hint="default"/>
+      </w:rPr>
+    </w:lvl>
+    <w:lvl w:ilvl="2" w:tplc="FFFFFFFF" w:tentative="1">
+      <w:start w:val="1"/>
+      <w:numFmt w:val="bullet"/>
+      <w:lvlText w:val=""/>
+      <w:lvlJc w:val="left"/>
+      <w:pPr>
+        <w:ind w:left="2265" w:hanging="360"/>
+      </w:pPr>
+      <w:rPr>
+        <w:rFonts w:ascii="Wingdings" w:hAnsi="Wingdings" w:hint="default"/>
+      </w:rPr>
+    </w:lvl>
+    <w:lvl w:ilvl="3" w:tplc="FFFFFFFF" w:tentative="1">
+      <w:start w:val="1"/>
+      <w:numFmt w:val="bullet"/>
+      <w:lvlText w:val=""/>
+      <w:lvlJc w:val="left"/>
+      <w:pPr>
+        <w:ind w:left="2985" w:hanging="360"/>
+      </w:pPr>
+      <w:rPr>
+        <w:rFonts w:ascii="Symbol" w:hAnsi="Symbol" w:hint="default"/>
+      </w:rPr>
+    </w:lvl>
+    <w:lvl w:ilvl="4" w:tplc="FFFFFFFF" w:tentative="1">
+      <w:start w:val="1"/>
+      <w:numFmt w:val="bullet"/>
+      <w:lvlText w:val="o"/>
+      <w:lvlJc w:val="left"/>
+      <w:pPr>
+        <w:ind w:left="3705" w:hanging="360"/>
+      </w:pPr>
+      <w:rPr>
+        <w:rFonts w:ascii="Courier New" w:hAnsi="Courier New" w:cs="Courier New" w:hint="default"/>
+      </w:rPr>
+    </w:lvl>
+    <w:lvl w:ilvl="5" w:tplc="FFFFFFFF" w:tentative="1">
+      <w:start w:val="1"/>
+      <w:numFmt w:val="bullet"/>
+      <w:lvlText w:val=""/>
+      <w:lvlJc w:val="left"/>
+      <w:pPr>
+        <w:ind w:left="4425" w:hanging="360"/>
+      </w:pPr>
+      <w:rPr>
+        <w:rFonts w:ascii="Wingdings" w:hAnsi="Wingdings" w:hint="default"/>
+      </w:rPr>
+    </w:lvl>
+    <w:lvl w:ilvl="6" w:tplc="FFFFFFFF" w:tentative="1">
+      <w:start w:val="1"/>
+      <w:numFmt w:val="bullet"/>
+      <w:lvlText w:val=""/>
+      <w:lvlJc w:val="left"/>
+      <w:pPr>
+        <w:ind w:left="5145" w:hanging="360"/>
+      </w:pPr>
+      <w:rPr>
+        <w:rFonts w:ascii="Symbol" w:hAnsi="Symbol" w:hint="default"/>
+      </w:rPr>
+    </w:lvl>
+    <w:lvl w:ilvl="7" w:tplc="FFFFFFFF" w:tentative="1">
+      <w:start w:val="1"/>
+      <w:numFmt w:val="bullet"/>
+      <w:lvlText w:val="o"/>
+      <w:lvlJc w:val="left"/>
+      <w:pPr>
+        <w:ind w:left="5865" w:hanging="360"/>
+      </w:pPr>
+      <w:rPr>
+        <w:rFonts w:ascii="Courier New" w:hAnsi="Courier New" w:cs="Courier New" w:hint="default"/>
+      </w:rPr>
+    </w:lvl>
+    <w:lvl w:ilvl="8" w:tplc="FFFFFFFF" w:tentative="1">
+      <w:start w:val="1"/>
+      <w:numFmt w:val="bullet"/>
+      <w:lvlText w:val=""/>
+      <w:lvlJc w:val="left"/>
+      <w:pPr>
+        <w:ind w:left="6585" w:hanging="360"/>
+      </w:pPr>
+      <w:rPr>
+        <w:rFonts w:ascii="Wingdings" w:hAnsi="Wingdings" w:hint="default"/>
+      </w:rPr>
+    </w:lvl>
+  </w:abstractNum>
+  <w:abstractNum w:abstractNumId="21" w15:restartNumberingAfterBreak="0">
+    <w:nsid w:val="358A1E35"/>
+    <w:multiLevelType w:val="hybridMultilevel"/>
+    <w:tmpl w:val="C7164D4E"/>
+    <w:lvl w:ilvl="0" w:tplc="3482D23E">
+      <w:numFmt w:val="bullet"/>
+      <w:lvlText w:val=""/>
+      <w:lvlJc w:val="left"/>
+      <w:pPr>
+        <w:ind w:left="1241" w:hanging="360"/>
       </w:pPr>
       <w:rPr>
         <w:rFonts w:ascii="Wingdings" w:eastAsia="Wingdings" w:hAnsi="Wingdings" w:cs="Wingdings" w:hint="default"/>
@@ -19290,6 +19573,127 @@
     </w:lvl>
     <w:lvl w:ilvl="1" w:tplc="FFFFFFFF" w:tentative="1">
       <w:start w:val="1"/>
+      <w:numFmt w:val="bullet"/>
+      <w:lvlText w:val="o"/>
+      <w:lvlJc w:val="left"/>
+      <w:pPr>
+        <w:ind w:left="1961" w:hanging="360"/>
+      </w:pPr>
+      <w:rPr>
+        <w:rFonts w:ascii="Courier New" w:hAnsi="Courier New" w:cs="Courier New" w:hint="default"/>
+      </w:rPr>
+    </w:lvl>
+    <w:lvl w:ilvl="2" w:tplc="FFFFFFFF" w:tentative="1">
+      <w:start w:val="1"/>
+      <w:numFmt w:val="bullet"/>
+      <w:lvlText w:val=""/>
+      <w:lvlJc w:val="left"/>
+      <w:pPr>
+        <w:ind w:left="2681" w:hanging="360"/>
+      </w:pPr>
+      <w:rPr>
+        <w:rFonts w:ascii="Wingdings" w:hAnsi="Wingdings" w:hint="default"/>
+      </w:rPr>
+    </w:lvl>
+    <w:lvl w:ilvl="3" w:tplc="FFFFFFFF" w:tentative="1">
+      <w:start w:val="1"/>
+      <w:numFmt w:val="bullet"/>
+      <w:lvlText w:val=""/>
+      <w:lvlJc w:val="left"/>
+      <w:pPr>
+        <w:ind w:left="3401" w:hanging="360"/>
+      </w:pPr>
+      <w:rPr>
+        <w:rFonts w:ascii="Symbol" w:hAnsi="Symbol" w:hint="default"/>
+      </w:rPr>
+    </w:lvl>
+    <w:lvl w:ilvl="4" w:tplc="FFFFFFFF" w:tentative="1">
+      <w:start w:val="1"/>
+      <w:numFmt w:val="bullet"/>
+      <w:lvlText w:val="o"/>
+      <w:lvlJc w:val="left"/>
+      <w:pPr>
+        <w:ind w:left="4121" w:hanging="360"/>
+      </w:pPr>
+      <w:rPr>
+        <w:rFonts w:ascii="Courier New" w:hAnsi="Courier New" w:cs="Courier New" w:hint="default"/>
+      </w:rPr>
+    </w:lvl>
+    <w:lvl w:ilvl="5" w:tplc="FFFFFFFF" w:tentative="1">
+      <w:start w:val="1"/>
+      <w:numFmt w:val="bullet"/>
+      <w:lvlText w:val=""/>
+      <w:lvlJc w:val="left"/>
+      <w:pPr>
+        <w:ind w:left="4841" w:hanging="360"/>
+      </w:pPr>
+      <w:rPr>
+        <w:rFonts w:ascii="Wingdings" w:hAnsi="Wingdings" w:hint="default"/>
+      </w:rPr>
+    </w:lvl>
+    <w:lvl w:ilvl="6" w:tplc="FFFFFFFF" w:tentative="1">
+      <w:start w:val="1"/>
+      <w:numFmt w:val="bullet"/>
+      <w:lvlText w:val=""/>
+      <w:lvlJc w:val="left"/>
+      <w:pPr>
+        <w:ind w:left="5561" w:hanging="360"/>
+      </w:pPr>
+      <w:rPr>
+        <w:rFonts w:ascii="Symbol" w:hAnsi="Symbol" w:hint="default"/>
+      </w:rPr>
+    </w:lvl>
+    <w:lvl w:ilvl="7" w:tplc="FFFFFFFF" w:tentative="1">
+      <w:start w:val="1"/>
+      <w:numFmt w:val="bullet"/>
+      <w:lvlText w:val="o"/>
+      <w:lvlJc w:val="left"/>
+      <w:pPr>
+        <w:ind w:left="6281" w:hanging="360"/>
+      </w:pPr>
+      <w:rPr>
+        <w:rFonts w:ascii="Courier New" w:hAnsi="Courier New" w:cs="Courier New" w:hint="default"/>
+      </w:rPr>
+    </w:lvl>
+    <w:lvl w:ilvl="8" w:tplc="FFFFFFFF" w:tentative="1">
+      <w:start w:val="1"/>
+      <w:numFmt w:val="bullet"/>
+      <w:lvlText w:val=""/>
+      <w:lvlJc w:val="left"/>
+      <w:pPr>
+        <w:ind w:left="7001" w:hanging="360"/>
+      </w:pPr>
+      <w:rPr>
+        <w:rFonts w:ascii="Wingdings" w:hAnsi="Wingdings" w:hint="default"/>
+      </w:rPr>
+    </w:lvl>
+  </w:abstractNum>
+  <w:abstractNum w:abstractNumId="22" w15:restartNumberingAfterBreak="0">
+    <w:nsid w:val="46FF79DC"/>
+    <w:multiLevelType w:val="hybridMultilevel"/>
+    <w:tmpl w:val="538A26EA"/>
+    <w:lvl w:ilvl="0" w:tplc="2A7E7E14">
+      <w:numFmt w:val="bullet"/>
+      <w:lvlText w:val=""/>
+      <w:lvlJc w:val="left"/>
+      <w:pPr>
+        <w:ind w:left="1811" w:hanging="360"/>
+      </w:pPr>
+      <w:rPr>
+        <w:rFonts w:ascii="Wingdings" w:eastAsia="Wingdings" w:hAnsi="Wingdings" w:cs="Wingdings" w:hint="default"/>
+        <w:b w:val="0"/>
+        <w:bCs w:val="0"/>
+        <w:i w:val="0"/>
+        <w:iCs w:val="0"/>
+        <w:spacing w:val="0"/>
+        <w:w w:val="100"/>
+        <w:sz w:val="24"/>
+        <w:szCs w:val="24"/>
+        <w:lang w:val="fr-FR" w:eastAsia="en-US" w:bidi="ar-SA"/>
+      </w:rPr>
+    </w:lvl>
+    <w:lvl w:ilvl="1" w:tplc="FFFFFFFF" w:tentative="1">
+      <w:start w:val="1"/>
       <w:numFmt w:val="lowerLetter"/>
       <w:lvlText w:val="%2."/>
       <w:lvlJc w:val="left"/>
@@ -19361,7 +19765,7 @@
       </w:pPr>
     </w:lvl>
   </w:abstractNum>
-  <w:abstractNum w:abstractNumId="17" w15:restartNumberingAfterBreak="0">
+  <w:abstractNum w:abstractNumId="23" w15:restartNumberingAfterBreak="0">
     <w:nsid w:val="484822ED"/>
     <w:multiLevelType w:val="multilevel"/>
     <w:tmpl w:val="AD007626"/>
@@ -19474,7 +19878,7 @@
       </w:rPr>
     </w:lvl>
   </w:abstractNum>
-  <w:abstractNum w:abstractNumId="18" w15:restartNumberingAfterBreak="0">
+  <w:abstractNum w:abstractNumId="24" w15:restartNumberingAfterBreak="0">
     <w:nsid w:val="517C4A61"/>
     <w:multiLevelType w:val="hybridMultilevel"/>
     <w:tmpl w:val="3862727E"/>
@@ -19596,7 +20000,7 @@
       </w:rPr>
     </w:lvl>
   </w:abstractNum>
-  <w:abstractNum w:abstractNumId="19" w15:restartNumberingAfterBreak="0">
+  <w:abstractNum w:abstractNumId="25" w15:restartNumberingAfterBreak="0">
     <w:nsid w:val="519059C8"/>
     <w:multiLevelType w:val="multilevel"/>
     <w:tmpl w:val="58CCE4F4"/>
@@ -19709,7 +20113,93 @@
       </w:rPr>
     </w:lvl>
   </w:abstractNum>
-  <w:abstractNum w:abstractNumId="20" w15:restartNumberingAfterBreak="0">
+  <w:abstractNum w:abstractNumId="26" w15:restartNumberingAfterBreak="0">
+    <w:nsid w:val="5509013A"/>
+    <w:multiLevelType w:val="hybridMultilevel"/>
+    <w:tmpl w:val="1D62B69C"/>
+    <w:lvl w:ilvl="0" w:tplc="2000000F">
+      <w:start w:val="1"/>
+      <w:numFmt w:val="decimal"/>
+      <w:lvlText w:val="%1."/>
+      <w:lvlJc w:val="left"/>
+      <w:pPr>
+        <w:ind w:left="1550" w:hanging="360"/>
+      </w:pPr>
+    </w:lvl>
+    <w:lvl w:ilvl="1" w:tplc="20000019" w:tentative="1">
+      <w:start w:val="1"/>
+      <w:numFmt w:val="lowerLetter"/>
+      <w:lvlText w:val="%2."/>
+      <w:lvlJc w:val="left"/>
+      <w:pPr>
+        <w:ind w:left="2270" w:hanging="360"/>
+      </w:pPr>
+    </w:lvl>
+    <w:lvl w:ilvl="2" w:tplc="2000001B" w:tentative="1">
+      <w:start w:val="1"/>
+      <w:numFmt w:val="lowerRoman"/>
+      <w:lvlText w:val="%3."/>
+      <w:lvlJc w:val="right"/>
+      <w:pPr>
+        <w:ind w:left="2990" w:hanging="180"/>
+      </w:pPr>
+    </w:lvl>
+    <w:lvl w:ilvl="3" w:tplc="2000000F" w:tentative="1">
+      <w:start w:val="1"/>
+      <w:numFmt w:val="decimal"/>
+      <w:lvlText w:val="%4."/>
+      <w:lvlJc w:val="left"/>
+      <w:pPr>
+        <w:ind w:left="3710" w:hanging="360"/>
+      </w:pPr>
+    </w:lvl>
+    <w:lvl w:ilvl="4" w:tplc="20000019" w:tentative="1">
+      <w:start w:val="1"/>
+      <w:numFmt w:val="lowerLetter"/>
+      <w:lvlText w:val="%5."/>
+      <w:lvlJc w:val="left"/>
+      <w:pPr>
+        <w:ind w:left="4430" w:hanging="360"/>
+      </w:pPr>
+    </w:lvl>
+    <w:lvl w:ilvl="5" w:tplc="2000001B" w:tentative="1">
+      <w:start w:val="1"/>
+      <w:numFmt w:val="lowerRoman"/>
+      <w:lvlText w:val="%6."/>
+      <w:lvlJc w:val="right"/>
+      <w:pPr>
+        <w:ind w:left="5150" w:hanging="180"/>
+      </w:pPr>
+    </w:lvl>
+    <w:lvl w:ilvl="6" w:tplc="2000000F" w:tentative="1">
+      <w:start w:val="1"/>
+      <w:numFmt w:val="decimal"/>
+      <w:lvlText w:val="%7."/>
+      <w:lvlJc w:val="left"/>
+      <w:pPr>
+        <w:ind w:left="5870" w:hanging="360"/>
+      </w:pPr>
+    </w:lvl>
+    <w:lvl w:ilvl="7" w:tplc="20000019" w:tentative="1">
+      <w:start w:val="1"/>
+      <w:numFmt w:val="lowerLetter"/>
+      <w:lvlText w:val="%8."/>
+      <w:lvlJc w:val="left"/>
+      <w:pPr>
+        <w:ind w:left="6590" w:hanging="360"/>
+      </w:pPr>
+    </w:lvl>
+    <w:lvl w:ilvl="8" w:tplc="2000001B" w:tentative="1">
+      <w:start w:val="1"/>
+      <w:numFmt w:val="lowerRoman"/>
+      <w:lvlText w:val="%9."/>
+      <w:lvlJc w:val="right"/>
+      <w:pPr>
+        <w:ind w:left="7310" w:hanging="180"/>
+      </w:pPr>
+    </w:lvl>
+  </w:abstractNum>
+  <w:abstractNum w:abstractNumId="27" w15:restartNumberingAfterBreak="0">
     <w:nsid w:val="581D0D4B"/>
     <w:multiLevelType w:val="hybridMultilevel"/>
     <w:tmpl w:val="DF2AEB4C"/>
@@ -19830,7 +20320,7 @@
       </w:rPr>
     </w:lvl>
   </w:abstractNum>
-  <w:abstractNum w:abstractNumId="21" w15:restartNumberingAfterBreak="0">
+  <w:abstractNum w:abstractNumId="28" w15:restartNumberingAfterBreak="0">
     <w:nsid w:val="5AAE052A"/>
     <w:multiLevelType w:val="hybridMultilevel"/>
     <w:tmpl w:val="B2BA011A"/>
@@ -19920,7 +20410,7 @@
       </w:pPr>
     </w:lvl>
   </w:abstractNum>
-  <w:abstractNum w:abstractNumId="22" w15:restartNumberingAfterBreak="0">
+  <w:abstractNum w:abstractNumId="29" w15:restartNumberingAfterBreak="0">
     <w:nsid w:val="5BDE2776"/>
     <w:multiLevelType w:val="hybridMultilevel"/>
     <w:tmpl w:val="596AA54E"/>
@@ -20033,7 +20523,7 @@
       </w:rPr>
     </w:lvl>
   </w:abstractNum>
-  <w:abstractNum w:abstractNumId="23" w15:restartNumberingAfterBreak="0">
+  <w:abstractNum w:abstractNumId="30" w15:restartNumberingAfterBreak="0">
     <w:nsid w:val="5C9A526E"/>
     <w:multiLevelType w:val="multilevel"/>
     <w:tmpl w:val="62B4F4F2"/>
@@ -20182,7 +20672,7 @@
       </w:rPr>
     </w:lvl>
   </w:abstractNum>
-  <w:abstractNum w:abstractNumId="24" w15:restartNumberingAfterBreak="0">
+  <w:abstractNum w:abstractNumId="31" w15:restartNumberingAfterBreak="0">
     <w:nsid w:val="67310C0D"/>
     <w:multiLevelType w:val="hybridMultilevel"/>
     <w:tmpl w:val="54163FB0"/>
@@ -20279,7 +20769,7 @@
       </w:pPr>
     </w:lvl>
   </w:abstractNum>
-  <w:abstractNum w:abstractNumId="25" w15:restartNumberingAfterBreak="0">
+  <w:abstractNum w:abstractNumId="32" w15:restartNumberingAfterBreak="0">
     <w:nsid w:val="67556E02"/>
     <w:multiLevelType w:val="hybridMultilevel"/>
     <w:tmpl w:val="0C28B358"/>
@@ -20401,7 +20891,7 @@
       </w:rPr>
     </w:lvl>
   </w:abstractNum>
-  <w:abstractNum w:abstractNumId="26" w15:restartNumberingAfterBreak="0">
+  <w:abstractNum w:abstractNumId="33" w15:restartNumberingAfterBreak="0">
     <w:nsid w:val="68943583"/>
     <w:multiLevelType w:val="multilevel"/>
     <w:tmpl w:val="4858D2F6"/>
@@ -20546,7 +21036,7 @@
       </w:rPr>
     </w:lvl>
   </w:abstractNum>
-  <w:abstractNum w:abstractNumId="27" w15:restartNumberingAfterBreak="0">
+  <w:abstractNum w:abstractNumId="34" w15:restartNumberingAfterBreak="0">
     <w:nsid w:val="6A133080"/>
     <w:multiLevelType w:val="hybridMultilevel"/>
     <w:tmpl w:val="9E84C746"/>
@@ -20632,10 +21122,10 @@
       </w:pPr>
     </w:lvl>
   </w:abstractNum>
-  <w:abstractNum w:abstractNumId="28" w15:restartNumberingAfterBreak="0">
+  <w:abstractNum w:abstractNumId="35" w15:restartNumberingAfterBreak="0">
     <w:nsid w:val="6C640687"/>
     <w:multiLevelType w:val="hybridMultilevel"/>
-    <w:tmpl w:val="392CDAEE"/>
+    <w:tmpl w:val="01D6AEFC"/>
     <w:lvl w:ilvl="0" w:tplc="8F2610BC">
       <w:start w:val="1"/>
       <w:numFmt w:val="decimal"/>
@@ -20754,7 +21244,7 @@
       </w:rPr>
     </w:lvl>
   </w:abstractNum>
-  <w:abstractNum w:abstractNumId="29" w15:restartNumberingAfterBreak="0">
+  <w:abstractNum w:abstractNumId="36" w15:restartNumberingAfterBreak="0">
     <w:nsid w:val="6EF903BF"/>
     <w:multiLevelType w:val="multilevel"/>
     <w:tmpl w:val="297847B0"/>
@@ -20903,7 +21393,7 @@
       </w:rPr>
     </w:lvl>
   </w:abstractNum>
-  <w:abstractNum w:abstractNumId="30" w15:restartNumberingAfterBreak="0">
+  <w:abstractNum w:abstractNumId="37" w15:restartNumberingAfterBreak="0">
     <w:nsid w:val="77DE558F"/>
     <w:multiLevelType w:val="hybridMultilevel"/>
     <w:tmpl w:val="88CEC7B0"/>
@@ -21025,7 +21515,7 @@
       </w:rPr>
     </w:lvl>
   </w:abstractNum>
-  <w:abstractNum w:abstractNumId="31" w15:restartNumberingAfterBreak="0">
+  <w:abstractNum w:abstractNumId="38" w15:restartNumberingAfterBreak="0">
     <w:nsid w:val="78DB4CEF"/>
     <w:multiLevelType w:val="hybridMultilevel"/>
     <w:tmpl w:val="0F4AFAF2"/>
@@ -21122,7 +21612,7 @@
       </w:pPr>
     </w:lvl>
   </w:abstractNum>
-  <w:abstractNum w:abstractNumId="32" w15:restartNumberingAfterBreak="0">
+  <w:abstractNum w:abstractNumId="39" w15:restartNumberingAfterBreak="0">
     <w:nsid w:val="7D016007"/>
     <w:multiLevelType w:val="hybridMultilevel"/>
     <w:tmpl w:val="3DD452A2"/>
@@ -21236,103 +21726,124 @@
     </w:lvl>
   </w:abstractNum>
   <w:num w:numId="1" w16cid:durableId="2012179846">
+    <w:abstractNumId w:val="4"/>
+  </w:num>
+  <w:num w:numId="2" w16cid:durableId="1365207183">
+    <w:abstractNumId w:val="14"/>
+  </w:num>
+  <w:num w:numId="3" w16cid:durableId="318316185">
+    <w:abstractNumId w:val="2"/>
+  </w:num>
+  <w:num w:numId="4" w16cid:durableId="1770009563">
+    <w:abstractNumId w:val="36"/>
+  </w:num>
+  <w:num w:numId="5" w16cid:durableId="2058579802">
+    <w:abstractNumId w:val="30"/>
+  </w:num>
+  <w:num w:numId="6" w16cid:durableId="737165875">
+    <w:abstractNumId w:val="39"/>
+  </w:num>
+  <w:num w:numId="7" w16cid:durableId="163209347">
+    <w:abstractNumId w:val="25"/>
+  </w:num>
+  <w:num w:numId="8" w16cid:durableId="1528644575">
+    <w:abstractNumId w:val="8"/>
+  </w:num>
+  <w:num w:numId="9" w16cid:durableId="833376966">
+    <w:abstractNumId w:val="23"/>
+  </w:num>
+  <w:num w:numId="10" w16cid:durableId="1261793150">
+    <w:abstractNumId w:val="1"/>
+  </w:num>
+  <w:num w:numId="11" w16cid:durableId="1646734366">
+    <w:abstractNumId w:val="6"/>
+  </w:num>
+  <w:num w:numId="12" w16cid:durableId="290282183">
+    <w:abstractNumId w:val="33"/>
+  </w:num>
+  <w:num w:numId="13" w16cid:durableId="508524748">
     <w:abstractNumId w:val="3"/>
   </w:num>
-  <w:num w:numId="2" w16cid:durableId="1365207183">
+  <w:num w:numId="14" w16cid:durableId="1998417116">
     <w:abstractNumId w:val="11"/>
   </w:num>
-  <w:num w:numId="3" w16cid:durableId="318316185">
-    <w:abstractNumId w:val="1"/>
+  <w:num w:numId="15" w16cid:durableId="1707877043">
+    <w:abstractNumId w:val="28"/>
   </w:num>
-  <w:num w:numId="4" w16cid:durableId="1770009563">
+  <w:num w:numId="16" w16cid:durableId="602804732">
     <w:abstractNumId w:val="29"/>
   </w:num>
-  <w:num w:numId="5" w16cid:durableId="2058579802">
-    <w:abstractNumId w:val="23"/>
+  <w:num w:numId="17" w16cid:durableId="1667323583">
+    <w:abstractNumId w:val="18"/>
   </w:num>
-  <w:num w:numId="6" w16cid:durableId="737165875">
+  <w:num w:numId="18" w16cid:durableId="1339581994">
+    <w:abstractNumId w:val="15"/>
+  </w:num>
+  <w:num w:numId="19" w16cid:durableId="796945160">
+    <w:abstractNumId w:val="16"/>
+  </w:num>
+  <w:num w:numId="20" w16cid:durableId="1704986089">
+    <w:abstractNumId w:val="34"/>
+  </w:num>
+  <w:num w:numId="21" w16cid:durableId="737825128">
+    <w:abstractNumId w:val="7"/>
+  </w:num>
+  <w:num w:numId="22" w16cid:durableId="478307426">
     <w:abstractNumId w:val="32"/>
   </w:num>
-  <w:num w:numId="7" w16cid:durableId="163209347">
+  <w:num w:numId="23" w16cid:durableId="1075933549">
+    <w:abstractNumId w:val="38"/>
+  </w:num>
+  <w:num w:numId="24" w16cid:durableId="154339193">
+    <w:abstractNumId w:val="35"/>
+  </w:num>
+  <w:num w:numId="25" w16cid:durableId="1265847982">
+    <w:abstractNumId w:val="12"/>
+  </w:num>
+  <w:num w:numId="26" w16cid:durableId="55662880">
+    <w:abstractNumId w:val="27"/>
+  </w:num>
+  <w:num w:numId="27" w16cid:durableId="1258907346">
+    <w:abstractNumId w:val="10"/>
+  </w:num>
+  <w:num w:numId="28" w16cid:durableId="263659101">
+    <w:abstractNumId w:val="31"/>
+  </w:num>
+  <w:num w:numId="29" w16cid:durableId="353267007">
+    <w:abstractNumId w:val="37"/>
+  </w:num>
+  <w:num w:numId="30" w16cid:durableId="338392961">
+    <w:abstractNumId w:val="17"/>
+  </w:num>
+  <w:num w:numId="31" w16cid:durableId="1079987799">
+    <w:abstractNumId w:val="22"/>
+  </w:num>
+  <w:num w:numId="32" w16cid:durableId="765077720">
+    <w:abstractNumId w:val="24"/>
+  </w:num>
+  <w:num w:numId="33" w16cid:durableId="174809297">
+    <w:abstractNumId w:val="5"/>
+  </w:num>
+  <w:num w:numId="34" w16cid:durableId="834420448">
+    <w:abstractNumId w:val="26"/>
+  </w:num>
+  <w:num w:numId="35" w16cid:durableId="1348368854">
     <w:abstractNumId w:val="19"/>
   </w:num>
-  <w:num w:numId="8" w16cid:durableId="1528644575">
-    <w:abstractNumId w:val="7"/>
+  <w:num w:numId="36" w16cid:durableId="1799756596">
+    <w:abstractNumId w:val="9"/>
   </w:num>
-  <w:num w:numId="9" w16cid:durableId="833376966">
-    <w:abstractNumId w:val="17"/>
-  </w:num>
-  <w:num w:numId="10" w16cid:durableId="1261793150">
+  <w:num w:numId="37" w16cid:durableId="1062486456">
     <w:abstractNumId w:val="0"/>
   </w:num>
-  <w:num w:numId="11" w16cid:durableId="1646734366">
-    <w:abstractNumId w:val="5"/>
-  </w:num>
-  <w:num w:numId="12" w16cid:durableId="290282183">
-    <w:abstractNumId w:val="26"/>
-  </w:num>
-  <w:num w:numId="13" w16cid:durableId="508524748">
-    <w:abstractNumId w:val="2"/>
-  </w:num>
-  <w:num w:numId="14" w16cid:durableId="1998417116">
-    <w:abstractNumId w:val="9"/>
-  </w:num>
-  <w:num w:numId="15" w16cid:durableId="1707877043">
+  <w:num w:numId="38" w16cid:durableId="402262101">
     <w:abstractNumId w:val="21"/>
   </w:num>
-  <w:num w:numId="16" w16cid:durableId="602804732">
-    <w:abstractNumId w:val="22"/>
-  </w:num>
-  <w:num w:numId="17" w16cid:durableId="1667323583">
-    <w:abstractNumId w:val="15"/>
-  </w:num>
-  <w:num w:numId="18" w16cid:durableId="1339581994">
-    <w:abstractNumId w:val="12"/>
-  </w:num>
-  <w:num w:numId="19" w16cid:durableId="796945160">
+  <w:num w:numId="39" w16cid:durableId="2018538060">
     <w:abstractNumId w:val="13"/>
   </w:num>
-  <w:num w:numId="20" w16cid:durableId="1704986089">
-    <w:abstractNumId w:val="27"/>
-  </w:num>
-  <w:num w:numId="21" w16cid:durableId="737825128">
-    <w:abstractNumId w:val="6"/>
-  </w:num>
-  <w:num w:numId="22" w16cid:durableId="478307426">
-    <w:abstractNumId w:val="25"/>
-  </w:num>
-  <w:num w:numId="23" w16cid:durableId="1075933549">
-    <w:abstractNumId w:val="31"/>
-  </w:num>
-  <w:num w:numId="24" w16cid:durableId="154339193">
-    <w:abstractNumId w:val="28"/>
-  </w:num>
-  <w:num w:numId="25" w16cid:durableId="1265847982">
-    <w:abstractNumId w:val="10"/>
-  </w:num>
-  <w:num w:numId="26" w16cid:durableId="55662880">
+  <w:num w:numId="40" w16cid:durableId="1161508273">
     <w:abstractNumId w:val="20"/>
-  </w:num>
-  <w:num w:numId="27" w16cid:durableId="1258907346">
-    <w:abstractNumId w:val="8"/>
-  </w:num>
-  <w:num w:numId="28" w16cid:durableId="263659101">
-    <w:abstractNumId w:val="24"/>
-  </w:num>
-  <w:num w:numId="29" w16cid:durableId="353267007">
-    <w:abstractNumId w:val="30"/>
-  </w:num>
-  <w:num w:numId="30" w16cid:durableId="338392961">
-    <w:abstractNumId w:val="14"/>
-  </w:num>
-  <w:num w:numId="31" w16cid:durableId="1079987799">
-    <w:abstractNumId w:val="16"/>
-  </w:num>
-  <w:num w:numId="32" w16cid:durableId="765077720">
-    <w:abstractNumId w:val="18"/>
-  </w:num>
-  <w:num w:numId="33" w16cid:durableId="174809297">
-    <w:abstractNumId w:val="4"/>
   </w:num>
   <w:numIdMacAtCleanup w:val="33"/>
 </w:numbering>

--- a/RAPPORT DE STAGE.docx
+++ b/RAPPORT DE STAGE.docx
@@ -844,45 +844,32 @@
                               </w:rPr>
                               <w:t xml:space="preserve">: </w:t>
                             </w:r>
-                            <w:r>
-                              <w:fldChar w:fldCharType="begin"/>
-                            </w:r>
-                            <w:r>
-                              <w:rPr>
-                                <w:lang w:val="en-US"/>
-                              </w:rPr>
-                              <w:instrText>HYPERLINK "https://www.new.iai-togo.tg/"</w:instrText>
-                            </w:r>
-                            <w:r>
-                              <w:fldChar w:fldCharType="separate"/>
-                            </w:r>
-                            <w:r>
-                              <w:rPr>
-                                <w:rStyle w:val="Lienhypertexte"/>
-                                <w:szCs w:val="24"/>
-                                <w:lang w:val="en-US"/>
-                              </w:rPr>
-                              <w:t>www</w:t>
-                            </w:r>
-                            <w:r>
-                              <w:rPr>
-                                <w:rStyle w:val="Lienhypertexte"/>
-                                <w:szCs w:val="24"/>
-                                <w:lang w:val="en-US"/>
-                              </w:rPr>
-                              <w:t>.new</w:t>
-                            </w:r>
-                            <w:r>
-                              <w:rPr>
-                                <w:rStyle w:val="Lienhypertexte"/>
-                                <w:szCs w:val="24"/>
-                                <w:lang w:val="en-US"/>
-                              </w:rPr>
-                              <w:t>.iai-togo.com</w:t>
-                            </w:r>
-                            <w:r>
-                              <w:fldChar w:fldCharType="end"/>
-                            </w:r>
+                            <w:hyperlink r:id="rId10" w:history="1">
+                              <w:r>
+                                <w:rPr>
+                                  <w:rStyle w:val="Lienhypertexte"/>
+                                  <w:szCs w:val="24"/>
+                                  <w:lang w:val="en-US"/>
+                                </w:rPr>
+                                <w:t>www</w:t>
+                              </w:r>
+                              <w:r>
+                                <w:rPr>
+                                  <w:rStyle w:val="Lienhypertexte"/>
+                                  <w:szCs w:val="24"/>
+                                  <w:lang w:val="en-US"/>
+                                </w:rPr>
+                                <w:t>.new</w:t>
+                              </w:r>
+                              <w:r>
+                                <w:rPr>
+                                  <w:rStyle w:val="Lienhypertexte"/>
+                                  <w:szCs w:val="24"/>
+                                  <w:lang w:val="en-US"/>
+                                </w:rPr>
+                                <w:t>.iai-togo.com</w:t>
+                              </w:r>
+                            </w:hyperlink>
                           </w:p>
                         </w:txbxContent>
                       </wps:txbx>
@@ -1070,7 +1057,7 @@
                         </w:rPr>
                         <w:t xml:space="preserve"> : </w:t>
                       </w:r>
-                      <w:hyperlink r:id="rId10" w:history="1">
+                      <w:hyperlink r:id="rId11" w:history="1">
                         <w:r>
                           <w:rPr>
                             <w:rStyle w:val="Lienhypertexte"/>
@@ -1105,45 +1092,32 @@
                         </w:rPr>
                         <w:t xml:space="preserve">: </w:t>
                       </w:r>
-                      <w:r>
-                        <w:fldChar w:fldCharType="begin"/>
-                      </w:r>
-                      <w:r>
-                        <w:rPr>
-                          <w:lang w:val="en-US"/>
-                        </w:rPr>
-                        <w:instrText>HYPERLINK "https://www.new.iai-togo.tg/"</w:instrText>
-                      </w:r>
-                      <w:r>
-                        <w:fldChar w:fldCharType="separate"/>
-                      </w:r>
-                      <w:r>
-                        <w:rPr>
-                          <w:rStyle w:val="Lienhypertexte"/>
-                          <w:szCs w:val="24"/>
-                          <w:lang w:val="en-US"/>
-                        </w:rPr>
-                        <w:t>www</w:t>
-                      </w:r>
-                      <w:r>
-                        <w:rPr>
-                          <w:rStyle w:val="Lienhypertexte"/>
-                          <w:szCs w:val="24"/>
-                          <w:lang w:val="en-US"/>
-                        </w:rPr>
-                        <w:t>.new</w:t>
-                      </w:r>
-                      <w:r>
-                        <w:rPr>
-                          <w:rStyle w:val="Lienhypertexte"/>
-                          <w:szCs w:val="24"/>
-                          <w:lang w:val="en-US"/>
-                        </w:rPr>
-                        <w:t>.iai-togo.com</w:t>
-                      </w:r>
-                      <w:r>
-                        <w:fldChar w:fldCharType="end"/>
-                      </w:r>
+                      <w:hyperlink r:id="rId12" w:history="1">
+                        <w:r>
+                          <w:rPr>
+                            <w:rStyle w:val="Lienhypertexte"/>
+                            <w:szCs w:val="24"/>
+                            <w:lang w:val="en-US"/>
+                          </w:rPr>
+                          <w:t>www</w:t>
+                        </w:r>
+                        <w:r>
+                          <w:rPr>
+                            <w:rStyle w:val="Lienhypertexte"/>
+                            <w:szCs w:val="24"/>
+                            <w:lang w:val="en-US"/>
+                          </w:rPr>
+                          <w:t>.new</w:t>
+                        </w:r>
+                        <w:r>
+                          <w:rPr>
+                            <w:rStyle w:val="Lienhypertexte"/>
+                            <w:szCs w:val="24"/>
+                            <w:lang w:val="en-US"/>
+                          </w:rPr>
+                          <w:t>.iai-togo.com</w:t>
+                        </w:r>
+                      </w:hyperlink>
                     </w:p>
                   </w:txbxContent>
                 </v:textbox>
@@ -1223,7 +1197,7 @@
                                           <pic:cNvPicPr/>
                                         </pic:nvPicPr>
                                         <pic:blipFill>
-                                          <a:blip r:embed="rId11">
+                                          <a:blip r:embed="rId13">
                                             <a:extLst>
                                               <a:ext uri="{28A0092B-C50C-407E-A947-70E740481C1C}">
                                                 <a14:useLocalDpi xmlns:a14="http://schemas.microsoft.com/office/drawing/2010/main" val="0"/>
@@ -1405,7 +1379,7 @@
                               </w:rPr>
                               <w:t xml:space="preserve"> </w:t>
                             </w:r>
-                            <w:hyperlink r:id="rId12" w:history="1">
+                            <w:hyperlink r:id="rId14" w:history="1">
                               <w:r>
                                 <w:rPr>
                                   <w:rStyle w:val="Lienhypertexte"/>
@@ -1448,7 +1422,7 @@
                               </w:rPr>
                               <w:t xml:space="preserve"> </w:t>
                             </w:r>
-                            <w:hyperlink r:id="rId13" w:history="1">
+                            <w:hyperlink r:id="rId15" w:history="1">
                               <w:r>
                                 <w:rPr>
                                   <w:rStyle w:val="Lienhypertexte"/>
@@ -1524,7 +1498,7 @@
                                     <pic:cNvPicPr/>
                                   </pic:nvPicPr>
                                   <pic:blipFill>
-                                    <a:blip r:embed="rId11">
+                                    <a:blip r:embed="rId13">
                                       <a:extLst>
                                         <a:ext uri="{28A0092B-C50C-407E-A947-70E740481C1C}">
                                           <a14:useLocalDpi xmlns:a14="http://schemas.microsoft.com/office/drawing/2010/main" val="0"/>
@@ -1706,7 +1680,7 @@
                         </w:rPr>
                         <w:t xml:space="preserve"> </w:t>
                       </w:r>
-                      <w:hyperlink r:id="rId14" w:history="1">
+                      <w:hyperlink r:id="rId16" w:history="1">
                         <w:r>
                           <w:rPr>
                             <w:rStyle w:val="Lienhypertexte"/>
@@ -1749,7 +1723,7 @@
                         </w:rPr>
                         <w:t xml:space="preserve"> </w:t>
                       </w:r>
-                      <w:hyperlink r:id="rId15" w:history="1">
+                      <w:hyperlink r:id="rId17" w:history="1">
                         <w:r>
                           <w:rPr>
                             <w:rStyle w:val="Lienhypertexte"/>
@@ -3468,7 +3442,7 @@
         <w:spacing w:before="0"/>
         <w:ind w:left="360"/>
         <w:sectPr>
-          <w:footerReference w:type="default" r:id="rId16"/>
+          <w:footerReference w:type="default" r:id="rId18"/>
           <w:pgSz w:w="11906" w:h="16838" w:code="9"/>
           <w:pgMar w:top="1418" w:right="1418" w:bottom="1418" w:left="1418" w:header="720" w:footer="720" w:gutter="0"/>
           <w:pgNumType w:fmt="upperRoman" w:start="1"/>
@@ -4521,7 +4495,7 @@
                     <pic:cNvPicPr/>
                   </pic:nvPicPr>
                   <pic:blipFill>
-                    <a:blip r:embed="rId17" cstate="print">
+                    <a:blip r:embed="rId19" cstate="print">
                       <a:extLst>
                         <a:ext uri="{28A0092B-C50C-407E-A947-70E740481C1C}">
                           <a14:useLocalDpi xmlns:a14="http://schemas.microsoft.com/office/drawing/2010/main" val="0"/>
@@ -5161,7 +5135,7 @@
                     <pic:cNvPicPr/>
                   </pic:nvPicPr>
                   <pic:blipFill>
-                    <a:blip r:embed="rId18"/>
+                    <a:blip r:embed="rId20"/>
                     <a:stretch>
                       <a:fillRect/>
                     </a:stretch>
@@ -10906,7 +10880,7 @@
                     <pic:cNvPicPr/>
                   </pic:nvPicPr>
                   <pic:blipFill>
-                    <a:blip r:embed="rId19">
+                    <a:blip r:embed="rId21">
                       <a:extLst>
                         <a:ext uri="{28A0092B-C50C-407E-A947-70E740481C1C}">
                           <a14:useLocalDpi xmlns:a14="http://schemas.microsoft.com/office/drawing/2010/main" val="0"/>
@@ -16241,21 +16215,30 @@
                 <w:szCs w:val="24"/>
                 <w:lang w:val="fr-TG"/>
               </w:rPr>
-              <w:t>o</w:t>
-            </w:r>
-            <w:r>
-              <w:rPr>
-                <w:rFonts w:ascii="Times New Roman" w:hAnsi="Times New Roman" w:cs="Times New Roman"/>
-                <w:b/>
-                <w:bCs/>
+              <w:t>ouvert</w:t>
+            </w:r>
+            <w:r>
+              <w:rPr>
+                <w:rFonts w:ascii="Times New Roman" w:hAnsi="Times New Roman" w:cs="Times New Roman"/>
                 <w:spacing w:val="-6"/>
                 <w:sz w:val="24"/>
                 <w:szCs w:val="24"/>
                 <w:lang w:val="fr-TG"/>
               </w:rPr>
-              <w:t>uvert</w:t>
-            </w:r>
-            <w:r>
+              <w:t xml:space="preserve">. </w:t>
+            </w:r>
+          </w:p>
+          <w:p>
+            <w:pPr>
+              <w:pStyle w:val="TableParagraph"/>
+              <w:numPr>
+                <w:ilvl w:val="0"/>
+                <w:numId w:val="34"/>
+              </w:numPr>
+              <w:tabs>
+                <w:tab w:val="left" w:pos="829"/>
+              </w:tabs>
+              <w:spacing w:line="278" w:lineRule="exact"/>
               <w:rPr>
                 <w:rFonts w:ascii="Times New Roman" w:hAnsi="Times New Roman" w:cs="Times New Roman"/>
                 <w:spacing w:val="-6"/>
@@ -16263,7 +16246,24 @@
                 <w:szCs w:val="24"/>
                 <w:lang w:val="fr-TG"/>
               </w:rPr>
-              <w:t xml:space="preserve">. </w:t>
+            </w:pPr>
+            <w:r>
+              <w:rPr>
+                <w:rFonts w:ascii="Times New Roman" w:hAnsi="Times New Roman" w:cs="Times New Roman"/>
+                <w:spacing w:val="-6"/>
+                <w:sz w:val="24"/>
+                <w:szCs w:val="24"/>
+              </w:rPr>
+              <w:t>I</w:t>
+            </w:r>
+            <w:r>
+              <w:rPr>
+                <w:rFonts w:ascii="Times New Roman" w:hAnsi="Times New Roman" w:cs="Times New Roman"/>
+                <w:spacing w:val="-6"/>
+                <w:sz w:val="24"/>
+                <w:szCs w:val="24"/>
+              </w:rPr>
+              <w:t>l consulte les suggestions d'affectation.</w:t>
             </w:r>
           </w:p>
           <w:p>
@@ -16820,15 +16820,7 @@
                 <w:sz w:val="24"/>
                 <w:lang w:val="fr-TG"/>
               </w:rPr>
-              <w:t xml:space="preserve"> </w:t>
-            </w:r>
-            <w:r>
-              <w:rPr>
-                <w:rFonts w:ascii="Times New Roman" w:hAnsi="Times New Roman" w:cs="Times New Roman"/>
-                <w:sz w:val="24"/>
-                <w:lang w:val="fr-TG"/>
-              </w:rPr>
-              <w:t>4 du scénario nominal</w:t>
+              <w:t xml:space="preserve"> 4 du scénario nominal</w:t>
             </w:r>
           </w:p>
           <w:p>
@@ -17071,8 +17063,8 @@
     </w:p>
     <w:p/>
     <w:sectPr>
-      <w:headerReference w:type="default" r:id="rId20"/>
-      <w:footerReference w:type="default" r:id="rId21"/>
+      <w:headerReference w:type="default" r:id="rId22"/>
+      <w:footerReference w:type="default" r:id="rId23"/>
       <w:pgSz w:w="11906" w:h="16838" w:code="9"/>
       <w:pgMar w:top="1418" w:right="1418" w:bottom="1418" w:left="1418" w:header="720" w:footer="720" w:gutter="0"/>
       <w:cols w:space="720"/>

--- a/RAPPORT DE STAGE.docx
+++ b/RAPPORT DE STAGE.docx
@@ -844,32 +844,45 @@
                               </w:rPr>
                               <w:t xml:space="preserve">: </w:t>
                             </w:r>
-                            <w:hyperlink r:id="rId10" w:history="1">
-                              <w:r>
-                                <w:rPr>
-                                  <w:rStyle w:val="Lienhypertexte"/>
-                                  <w:szCs w:val="24"/>
-                                  <w:lang w:val="en-US"/>
-                                </w:rPr>
-                                <w:t>www</w:t>
-                              </w:r>
-                              <w:r>
-                                <w:rPr>
-                                  <w:rStyle w:val="Lienhypertexte"/>
-                                  <w:szCs w:val="24"/>
-                                  <w:lang w:val="en-US"/>
-                                </w:rPr>
-                                <w:t>.new</w:t>
-                              </w:r>
-                              <w:r>
-                                <w:rPr>
-                                  <w:rStyle w:val="Lienhypertexte"/>
-                                  <w:szCs w:val="24"/>
-                                  <w:lang w:val="en-US"/>
-                                </w:rPr>
-                                <w:t>.iai-togo.com</w:t>
-                              </w:r>
-                            </w:hyperlink>
+                            <w:r>
+                              <w:fldChar w:fldCharType="begin"/>
+                            </w:r>
+                            <w:r>
+                              <w:rPr>
+                                <w:lang w:val="en-US"/>
+                              </w:rPr>
+                              <w:instrText>HYPERLINK "https://www.new.iai-togo.tg/"</w:instrText>
+                            </w:r>
+                            <w:r>
+                              <w:fldChar w:fldCharType="separate"/>
+                            </w:r>
+                            <w:r>
+                              <w:rPr>
+                                <w:rStyle w:val="Lienhypertexte"/>
+                                <w:szCs w:val="24"/>
+                                <w:lang w:val="en-US"/>
+                              </w:rPr>
+                              <w:t>www</w:t>
+                            </w:r>
+                            <w:r>
+                              <w:rPr>
+                                <w:rStyle w:val="Lienhypertexte"/>
+                                <w:szCs w:val="24"/>
+                                <w:lang w:val="en-US"/>
+                              </w:rPr>
+                              <w:t>.new</w:t>
+                            </w:r>
+                            <w:r>
+                              <w:rPr>
+                                <w:rStyle w:val="Lienhypertexte"/>
+                                <w:szCs w:val="24"/>
+                                <w:lang w:val="en-US"/>
+                              </w:rPr>
+                              <w:t>.iai-togo.com</w:t>
+                            </w:r>
+                            <w:r>
+                              <w:fldChar w:fldCharType="end"/>
+                            </w:r>
                           </w:p>
                         </w:txbxContent>
                       </wps:txbx>
@@ -1057,7 +1070,7 @@
                         </w:rPr>
                         <w:t xml:space="preserve"> : </w:t>
                       </w:r>
-                      <w:hyperlink r:id="rId11" w:history="1">
+                      <w:hyperlink r:id="rId10" w:history="1">
                         <w:r>
                           <w:rPr>
                             <w:rStyle w:val="Lienhypertexte"/>
@@ -1092,32 +1105,45 @@
                         </w:rPr>
                         <w:t xml:space="preserve">: </w:t>
                       </w:r>
-                      <w:hyperlink r:id="rId12" w:history="1">
-                        <w:r>
-                          <w:rPr>
-                            <w:rStyle w:val="Lienhypertexte"/>
-                            <w:szCs w:val="24"/>
-                            <w:lang w:val="en-US"/>
-                          </w:rPr>
-                          <w:t>www</w:t>
-                        </w:r>
-                        <w:r>
-                          <w:rPr>
-                            <w:rStyle w:val="Lienhypertexte"/>
-                            <w:szCs w:val="24"/>
-                            <w:lang w:val="en-US"/>
-                          </w:rPr>
-                          <w:t>.new</w:t>
-                        </w:r>
-                        <w:r>
-                          <w:rPr>
-                            <w:rStyle w:val="Lienhypertexte"/>
-                            <w:szCs w:val="24"/>
-                            <w:lang w:val="en-US"/>
-                          </w:rPr>
-                          <w:t>.iai-togo.com</w:t>
-                        </w:r>
-                      </w:hyperlink>
+                      <w:r>
+                        <w:fldChar w:fldCharType="begin"/>
+                      </w:r>
+                      <w:r>
+                        <w:rPr>
+                          <w:lang w:val="en-US"/>
+                        </w:rPr>
+                        <w:instrText>HYPERLINK "https://www.new.iai-togo.tg/"</w:instrText>
+                      </w:r>
+                      <w:r>
+                        <w:fldChar w:fldCharType="separate"/>
+                      </w:r>
+                      <w:r>
+                        <w:rPr>
+                          <w:rStyle w:val="Lienhypertexte"/>
+                          <w:szCs w:val="24"/>
+                          <w:lang w:val="en-US"/>
+                        </w:rPr>
+                        <w:t>www</w:t>
+                      </w:r>
+                      <w:r>
+                        <w:rPr>
+                          <w:rStyle w:val="Lienhypertexte"/>
+                          <w:szCs w:val="24"/>
+                          <w:lang w:val="en-US"/>
+                        </w:rPr>
+                        <w:t>.new</w:t>
+                      </w:r>
+                      <w:r>
+                        <w:rPr>
+                          <w:rStyle w:val="Lienhypertexte"/>
+                          <w:szCs w:val="24"/>
+                          <w:lang w:val="en-US"/>
+                        </w:rPr>
+                        <w:t>.iai-togo.com</w:t>
+                      </w:r>
+                      <w:r>
+                        <w:fldChar w:fldCharType="end"/>
+                      </w:r>
                     </w:p>
                   </w:txbxContent>
                 </v:textbox>
@@ -1197,7 +1223,7 @@
                                           <pic:cNvPicPr/>
                                         </pic:nvPicPr>
                                         <pic:blipFill>
-                                          <a:blip r:embed="rId13">
+                                          <a:blip r:embed="rId11">
                                             <a:extLst>
                                               <a:ext uri="{28A0092B-C50C-407E-A947-70E740481C1C}">
                                                 <a14:useLocalDpi xmlns:a14="http://schemas.microsoft.com/office/drawing/2010/main" val="0"/>
@@ -1255,8 +1281,16 @@
                               <w:rPr>
                                 <w:szCs w:val="24"/>
                               </w:rPr>
-                              <w:t>Quartier Djidjolé</w:t>
+                              <w:t xml:space="preserve">Quartier </w:t>
                             </w:r>
+                            <w:proofErr w:type="spellStart"/>
+                            <w:r>
+                              <w:rPr>
+                                <w:szCs w:val="24"/>
+                              </w:rPr>
+                              <w:t>Djidjolé</w:t>
+                            </w:r>
+                            <w:proofErr w:type="spellEnd"/>
                             <w:r>
                               <w:rPr>
                                 <w:szCs w:val="24"/>
@@ -1379,7 +1413,7 @@
                               </w:rPr>
                               <w:t xml:space="preserve"> </w:t>
                             </w:r>
-                            <w:hyperlink r:id="rId14" w:history="1">
+                            <w:hyperlink r:id="rId12" w:history="1">
                               <w:r>
                                 <w:rPr>
                                   <w:rStyle w:val="Lienhypertexte"/>
@@ -1422,7 +1456,7 @@
                               </w:rPr>
                               <w:t xml:space="preserve"> </w:t>
                             </w:r>
-                            <w:hyperlink r:id="rId15" w:history="1">
+                            <w:hyperlink r:id="rId13" w:history="1">
                               <w:r>
                                 <w:rPr>
                                   <w:rStyle w:val="Lienhypertexte"/>
@@ -1498,7 +1532,7 @@
                                     <pic:cNvPicPr/>
                                   </pic:nvPicPr>
                                   <pic:blipFill>
-                                    <a:blip r:embed="rId13">
+                                    <a:blip r:embed="rId11">
                                       <a:extLst>
                                         <a:ext uri="{28A0092B-C50C-407E-A947-70E740481C1C}">
                                           <a14:useLocalDpi xmlns:a14="http://schemas.microsoft.com/office/drawing/2010/main" val="0"/>
@@ -1556,8 +1590,16 @@
                         <w:rPr>
                           <w:szCs w:val="24"/>
                         </w:rPr>
-                        <w:t>Quartier Djidjolé</w:t>
+                        <w:t xml:space="preserve">Quartier </w:t>
                       </w:r>
+                      <w:proofErr w:type="spellStart"/>
+                      <w:r>
+                        <w:rPr>
+                          <w:szCs w:val="24"/>
+                        </w:rPr>
+                        <w:t>Djidjolé</w:t>
+                      </w:r>
+                      <w:proofErr w:type="spellEnd"/>
                       <w:r>
                         <w:rPr>
                           <w:szCs w:val="24"/>
@@ -1680,7 +1722,7 @@
                         </w:rPr>
                         <w:t xml:space="preserve"> </w:t>
                       </w:r>
-                      <w:hyperlink r:id="rId16" w:history="1">
+                      <w:hyperlink r:id="rId14" w:history="1">
                         <w:r>
                           <w:rPr>
                             <w:rStyle w:val="Lienhypertexte"/>
@@ -1723,7 +1765,7 @@
                         </w:rPr>
                         <w:t xml:space="preserve"> </w:t>
                       </w:r>
-                      <w:hyperlink r:id="rId17" w:history="1">
+                      <w:hyperlink r:id="rId15" w:history="1">
                         <w:r>
                           <w:rPr>
                             <w:rStyle w:val="Lienhypertexte"/>
@@ -1862,12 +1904,14 @@
                               </w:rPr>
                               <w:t xml:space="preserve">: </w:t>
                             </w:r>
+                            <w:proofErr w:type="spellStart"/>
                             <w:r>
                               <w:rPr>
                                 <w:lang w:val="en-US"/>
                               </w:rPr>
                               <w:t>Programmation</w:t>
                             </w:r>
+                            <w:proofErr w:type="spellEnd"/>
                           </w:p>
                           <w:p>
                             <w:pPr>
@@ -2013,12 +2057,14 @@
                         </w:rPr>
                         <w:t xml:space="preserve">: </w:t>
                       </w:r>
+                      <w:proofErr w:type="spellStart"/>
                       <w:r>
                         <w:rPr>
                           <w:lang w:val="en-US"/>
                         </w:rPr>
                         <w:t>Programmation</w:t>
                       </w:r>
+                      <w:proofErr w:type="spellEnd"/>
                     </w:p>
                     <w:p>
                       <w:pPr>
@@ -3442,7 +3488,7 @@
         <w:spacing w:before="0"/>
         <w:ind w:left="360"/>
         <w:sectPr>
-          <w:footerReference w:type="default" r:id="rId18"/>
+          <w:footerReference w:type="default" r:id="rId16"/>
           <w:pgSz w:w="11906" w:h="16838" w:code="9"/>
           <w:pgMar w:top="1418" w:right="1418" w:bottom="1418" w:left="1418" w:header="720" w:footer="720" w:gutter="0"/>
           <w:pgNumType w:fmt="upperRoman" w:start="1"/>
@@ -4495,7 +4541,7 @@
                     <pic:cNvPicPr/>
                   </pic:nvPicPr>
                   <pic:blipFill>
-                    <a:blip r:embed="rId19" cstate="print">
+                    <a:blip r:embed="rId17" cstate="print">
                       <a:extLst>
                         <a:ext uri="{28A0092B-C50C-407E-A947-70E740481C1C}">
                           <a14:useLocalDpi xmlns:a14="http://schemas.microsoft.com/office/drawing/2010/main" val="0"/>
@@ -5076,11 +5122,16 @@
       <w:r>
         <w:t xml:space="preserve">, </w:t>
       </w:r>
+      <w:proofErr w:type="spellStart"/>
       <w:r>
         <w:t>d</w:t>
       </w:r>
       <w:r>
-        <w:t xml:space="preserve">evOps et infrastructure, </w:t>
+        <w:t>evOps</w:t>
+      </w:r>
+      <w:proofErr w:type="spellEnd"/>
+      <w:r>
+        <w:t xml:space="preserve"> et infrastructure, </w:t>
       </w:r>
       <w:r>
         <w:t>i</w:t>
@@ -5135,7 +5186,7 @@
                     <pic:cNvPicPr/>
                   </pic:nvPicPr>
                   <pic:blipFill>
-                    <a:blip r:embed="rId20"/>
+                    <a:blip r:embed="rId18"/>
                     <a:stretch>
                       <a:fillRect/>
                     </a:stretch>
@@ -6805,13 +6856,41 @@
           <w:lang w:val="fr-TG"/>
         </w:rPr>
       </w:pPr>
+      <w:proofErr w:type="spellStart"/>
       <w:r>
         <w:rPr>
           <w:b/>
           <w:bCs/>
           <w:lang w:val="fr-TG"/>
         </w:rPr>
-        <w:t>Zendesk et Freshdesk :</w:t>
+        <w:t>Zendesk</w:t>
+      </w:r>
+      <w:proofErr w:type="spellEnd"/>
+      <w:r>
+        <w:rPr>
+          <w:b/>
+          <w:bCs/>
+          <w:lang w:val="fr-TG"/>
+        </w:rPr>
+        <w:t xml:space="preserve"> et </w:t>
+      </w:r>
+      <w:proofErr w:type="spellStart"/>
+      <w:r>
+        <w:rPr>
+          <w:b/>
+          <w:bCs/>
+          <w:lang w:val="fr-TG"/>
+        </w:rPr>
+        <w:t>Freshdesk</w:t>
+      </w:r>
+      <w:proofErr w:type="spellEnd"/>
+      <w:r>
+        <w:rPr>
+          <w:b/>
+          <w:bCs/>
+          <w:lang w:val="fr-TG"/>
+        </w:rPr>
+        <w:t xml:space="preserve"> :</w:t>
       </w:r>
       <w:r>
         <w:rPr>
@@ -10880,7 +10959,7 @@
                     <pic:cNvPicPr/>
                   </pic:nvPicPr>
                   <pic:blipFill>
-                    <a:blip r:embed="rId21">
+                    <a:blip r:embed="rId19">
                       <a:extLst>
                         <a:ext uri="{28A0092B-C50C-407E-A947-70E740481C1C}">
                           <a14:useLocalDpi xmlns:a14="http://schemas.microsoft.com/office/drawing/2010/main" val="0"/>
@@ -15315,6 +15394,54 @@
         <w:pStyle w:val="Paragraphedeliste"/>
       </w:pPr>
     </w:p>
+    <w:p>
+      <w:pPr>
+        <w:pStyle w:val="Lgende"/>
+        <w:keepNext/>
+        <w:jc w:val="center"/>
+      </w:pPr>
+      <w:r>
+        <w:t xml:space="preserve">Tableau </w:t>
+      </w:r>
+      <w:r>
+        <w:fldChar w:fldCharType="begin"/>
+      </w:r>
+      <w:r>
+        <w:instrText xml:space="preserve"> SEQ Tableau \* ARABIC </w:instrText>
+      </w:r>
+      <w:r>
+        <w:fldChar w:fldCharType="separate"/>
+      </w:r>
+      <w:r>
+        <w:rPr>
+          <w:noProof/>
+        </w:rPr>
+        <w:t>5</w:t>
+      </w:r>
+      <w:r>
+        <w:fldChar w:fldCharType="end"/>
+      </w:r>
+      <w:r>
+        <w:t xml:space="preserve">: </w:t>
+      </w:r>
+      <w:r>
+        <w:t>Description du cas d'utilisation</w:t>
+      </w:r>
+      <w:proofErr w:type="gramStart"/>
+      <w:r>
+        <w:t xml:space="preserve"> «</w:t>
+      </w:r>
+      <w:r>
+        <w:t>Affecter</w:t>
+      </w:r>
+      <w:proofErr w:type="gramEnd"/>
+      <w:r>
+        <w:t xml:space="preserve"> un technicien </w:t>
+      </w:r>
+      <w:r>
+        <w:t>»</w:t>
+      </w:r>
+    </w:p>
     <w:tbl>
       <w:tblPr>
         <w:tblStyle w:val="TableNormal"/>
@@ -17061,7 +17188,219 @@
         <w:pStyle w:val="Paragraphedeliste"/>
       </w:pPr>
     </w:p>
-    <w:p/>
+    <w:p>
+      <w:pPr>
+        <w:pStyle w:val="Titre6"/>
+      </w:pPr>
+      <w:r>
+        <w:lastRenderedPageBreak/>
+        <w:t xml:space="preserve">Diagramme d’activité </w:t>
+      </w:r>
+    </w:p>
+    <w:p>
+      <w:pPr>
+        <w:pStyle w:val="Paragraphedeliste"/>
+        <w:numPr>
+          <w:ilvl w:val="0"/>
+          <w:numId w:val="42"/>
+        </w:numPr>
+      </w:pPr>
+      <w:r>
+        <w:t xml:space="preserve">Description du cas </w:t>
+      </w:r>
+      <w:r>
+        <w:t>«</w:t>
+      </w:r>
+      <w:r>
+        <w:t xml:space="preserve"> S’authentifier </w:t>
+      </w:r>
+      <w:r>
+        <w:t>»</w:t>
+      </w:r>
+    </w:p>
+    <w:p>
+      <w:pPr>
+        <w:keepNext/>
+      </w:pPr>
+      <w:r>
+        <w:rPr>
+          <w:noProof/>
+          <w14:ligatures w14:val="standardContextual"/>
+        </w:rPr>
+        <w:drawing>
+          <wp:inline distT="0" distB="0" distL="0" distR="0" wp14:anchorId="0107EF99" wp14:editId="4B15D800">
+            <wp:extent cx="5759450" cy="6600190"/>
+            <wp:effectExtent l="19050" t="19050" r="12700" b="10160"/>
+            <wp:docPr id="334233149" name="Image 17"/>
+            <wp:cNvGraphicFramePr>
+              <a:graphicFrameLocks xmlns:a="http://schemas.openxmlformats.org/drawingml/2006/main" noChangeAspect="1"/>
+            </wp:cNvGraphicFramePr>
+            <a:graphic xmlns:a="http://schemas.openxmlformats.org/drawingml/2006/main">
+              <a:graphicData uri="http://schemas.openxmlformats.org/drawingml/2006/picture">
+                <pic:pic xmlns:pic="http://schemas.openxmlformats.org/drawingml/2006/picture">
+                  <pic:nvPicPr>
+                    <pic:cNvPr id="334233149" name="Image 334233149"/>
+                    <pic:cNvPicPr/>
+                  </pic:nvPicPr>
+                  <pic:blipFill>
+                    <a:blip r:embed="rId20">
+                      <a:extLst>
+                        <a:ext uri="{28A0092B-C50C-407E-A947-70E740481C1C}">
+                          <a14:useLocalDpi xmlns:a14="http://schemas.microsoft.com/office/drawing/2010/main" val="0"/>
+                        </a:ext>
+                      </a:extLst>
+                    </a:blip>
+                    <a:stretch>
+                      <a:fillRect/>
+                    </a:stretch>
+                  </pic:blipFill>
+                  <pic:spPr>
+                    <a:xfrm>
+                      <a:off x="0" y="0"/>
+                      <a:ext cx="5759450" cy="6600190"/>
+                    </a:xfrm>
+                    <a:prstGeom prst="rect">
+                      <a:avLst/>
+                    </a:prstGeom>
+                    <a:ln>
+                      <a:solidFill>
+                        <a:schemeClr val="accent5">
+                          <a:lumMod val="40000"/>
+                          <a:lumOff val="60000"/>
+                        </a:schemeClr>
+                      </a:solidFill>
+                    </a:ln>
+                  </pic:spPr>
+                </pic:pic>
+              </a:graphicData>
+            </a:graphic>
+          </wp:inline>
+        </w:drawing>
+      </w:r>
+    </w:p>
+    <w:p>
+      <w:pPr>
+        <w:pStyle w:val="Lgende"/>
+        <w:jc w:val="center"/>
+      </w:pPr>
+      <w:r>
+        <w:t xml:space="preserve">Figure </w:t>
+      </w:r>
+      <w:r>
+        <w:fldChar w:fldCharType="begin"/>
+      </w:r>
+      <w:r>
+        <w:instrText xml:space="preserve"> SEQ Figure \* ARABIC </w:instrText>
+      </w:r>
+      <w:r>
+        <w:fldChar w:fldCharType="separate"/>
+      </w:r>
+      <w:r>
+        <w:rPr>
+          <w:noProof/>
+        </w:rPr>
+        <w:t>4</w:t>
+      </w:r>
+      <w:r>
+        <w:fldChar w:fldCharType="end"/>
+      </w:r>
+      <w:r>
+        <w:t xml:space="preserve">: </w:t>
+      </w:r>
+      <w:r>
+        <w:t xml:space="preserve">Diagramme d'activité du cas </w:t>
+      </w:r>
+      <w:r>
+        <w:t xml:space="preserve">d'utilisation </w:t>
+      </w:r>
+      <w:r>
+        <w:t>« S'authentifier »</w:t>
+      </w:r>
+    </w:p>
+    <w:p>
+      <w:r>
+        <w:t xml:space="preserve">     </w:t>
+      </w:r>
+    </w:p>
+    <w:p>
+      <w:pPr>
+        <w:pStyle w:val="Paragraphedeliste"/>
+        <w:numPr>
+          <w:ilvl w:val="0"/>
+          <w:numId w:val="42"/>
+        </w:numPr>
+      </w:pPr>
+      <w:r>
+        <w:t xml:space="preserve">Description du cas </w:t>
+      </w:r>
+      <w:r>
+        <w:t>«</w:t>
+      </w:r>
+      <w:r>
+        <w:t xml:space="preserve"> Créer un ticket </w:t>
+      </w:r>
+      <w:r>
+        <w:t>»</w:t>
+      </w:r>
+    </w:p>
+    <w:p>
+      <w:r>
+        <w:rPr>
+          <w:noProof/>
+          <w14:ligatures w14:val="standardContextual"/>
+        </w:rPr>
+        <w:lastRenderedPageBreak/>
+        <w:drawing>
+          <wp:inline distT="0" distB="0" distL="0" distR="0" wp14:anchorId="3E900D98" wp14:editId="797CBBE2">
+            <wp:extent cx="5759450" cy="7504430"/>
+            <wp:effectExtent l="19050" t="19050" r="12700" b="20320"/>
+            <wp:docPr id="1492476383" name="Image 18"/>
+            <wp:cNvGraphicFramePr>
+              <a:graphicFrameLocks xmlns:a="http://schemas.openxmlformats.org/drawingml/2006/main" noChangeAspect="1"/>
+            </wp:cNvGraphicFramePr>
+            <a:graphic xmlns:a="http://schemas.openxmlformats.org/drawingml/2006/main">
+              <a:graphicData uri="http://schemas.openxmlformats.org/drawingml/2006/picture">
+                <pic:pic xmlns:pic="http://schemas.openxmlformats.org/drawingml/2006/picture">
+                  <pic:nvPicPr>
+                    <pic:cNvPr id="1492476383" name="Image 1492476383"/>
+                    <pic:cNvPicPr/>
+                  </pic:nvPicPr>
+                  <pic:blipFill>
+                    <a:blip r:embed="rId21">
+                      <a:extLst>
+                        <a:ext uri="{28A0092B-C50C-407E-A947-70E740481C1C}">
+                          <a14:useLocalDpi xmlns:a14="http://schemas.microsoft.com/office/drawing/2010/main" val="0"/>
+                        </a:ext>
+                      </a:extLst>
+                    </a:blip>
+                    <a:stretch>
+                      <a:fillRect/>
+                    </a:stretch>
+                  </pic:blipFill>
+                  <pic:spPr>
+                    <a:xfrm>
+                      <a:off x="0" y="0"/>
+                      <a:ext cx="5759450" cy="7504430"/>
+                    </a:xfrm>
+                    <a:prstGeom prst="rect">
+                      <a:avLst/>
+                    </a:prstGeom>
+                    <a:ln>
+                      <a:solidFill>
+                        <a:schemeClr val="accent1">
+                          <a:lumMod val="40000"/>
+                          <a:lumOff val="60000"/>
+                        </a:schemeClr>
+                      </a:solidFill>
+                    </a:ln>
+                  </pic:spPr>
+                </pic:pic>
+              </a:graphicData>
+            </a:graphic>
+          </wp:inline>
+        </w:drawing>
+      </w:r>
+    </w:p>
     <w:sectPr>
       <w:headerReference w:type="default" r:id="rId22"/>
       <w:footerReference w:type="default" r:id="rId23"/>
@@ -17307,6 +17646,92 @@
     </w:lvl>
   </w:abstractNum>
   <w:abstractNum w:abstractNumId="1" w15:restartNumberingAfterBreak="0">
+    <w:nsid w:val="04915F96"/>
+    <w:multiLevelType w:val="hybridMultilevel"/>
+    <w:tmpl w:val="6DE08CA0"/>
+    <w:lvl w:ilvl="0" w:tplc="20000017">
+      <w:start w:val="1"/>
+      <w:numFmt w:val="lowerLetter"/>
+      <w:lvlText w:val="%1)"/>
+      <w:lvlJc w:val="left"/>
+      <w:pPr>
+        <w:ind w:left="1490" w:hanging="360"/>
+      </w:pPr>
+    </w:lvl>
+    <w:lvl w:ilvl="1" w:tplc="20000019" w:tentative="1">
+      <w:start w:val="1"/>
+      <w:numFmt w:val="lowerLetter"/>
+      <w:lvlText w:val="%2."/>
+      <w:lvlJc w:val="left"/>
+      <w:pPr>
+        <w:ind w:left="2210" w:hanging="360"/>
+      </w:pPr>
+    </w:lvl>
+    <w:lvl w:ilvl="2" w:tplc="2000001B" w:tentative="1">
+      <w:start w:val="1"/>
+      <w:numFmt w:val="lowerRoman"/>
+      <w:lvlText w:val="%3."/>
+      <w:lvlJc w:val="right"/>
+      <w:pPr>
+        <w:ind w:left="2930" w:hanging="180"/>
+      </w:pPr>
+    </w:lvl>
+    <w:lvl w:ilvl="3" w:tplc="2000000F" w:tentative="1">
+      <w:start w:val="1"/>
+      <w:numFmt w:val="decimal"/>
+      <w:lvlText w:val="%4."/>
+      <w:lvlJc w:val="left"/>
+      <w:pPr>
+        <w:ind w:left="3650" w:hanging="360"/>
+      </w:pPr>
+    </w:lvl>
+    <w:lvl w:ilvl="4" w:tplc="20000019" w:tentative="1">
+      <w:start w:val="1"/>
+      <w:numFmt w:val="lowerLetter"/>
+      <w:lvlText w:val="%5."/>
+      <w:lvlJc w:val="left"/>
+      <w:pPr>
+        <w:ind w:left="4370" w:hanging="360"/>
+      </w:pPr>
+    </w:lvl>
+    <w:lvl w:ilvl="5" w:tplc="2000001B" w:tentative="1">
+      <w:start w:val="1"/>
+      <w:numFmt w:val="lowerRoman"/>
+      <w:lvlText w:val="%6."/>
+      <w:lvlJc w:val="right"/>
+      <w:pPr>
+        <w:ind w:left="5090" w:hanging="180"/>
+      </w:pPr>
+    </w:lvl>
+    <w:lvl w:ilvl="6" w:tplc="2000000F" w:tentative="1">
+      <w:start w:val="1"/>
+      <w:numFmt w:val="decimal"/>
+      <w:lvlText w:val="%7."/>
+      <w:lvlJc w:val="left"/>
+      <w:pPr>
+        <w:ind w:left="5810" w:hanging="360"/>
+      </w:pPr>
+    </w:lvl>
+    <w:lvl w:ilvl="7" w:tplc="20000019" w:tentative="1">
+      <w:start w:val="1"/>
+      <w:numFmt w:val="lowerLetter"/>
+      <w:lvlText w:val="%8."/>
+      <w:lvlJc w:val="left"/>
+      <w:pPr>
+        <w:ind w:left="6530" w:hanging="360"/>
+      </w:pPr>
+    </w:lvl>
+    <w:lvl w:ilvl="8" w:tplc="2000001B" w:tentative="1">
+      <w:start w:val="1"/>
+      <w:numFmt w:val="lowerRoman"/>
+      <w:lvlText w:val="%9."/>
+      <w:lvlJc w:val="right"/>
+      <w:pPr>
+        <w:ind w:left="7250" w:hanging="180"/>
+      </w:pPr>
+    </w:lvl>
+  </w:abstractNum>
+  <w:abstractNum w:abstractNumId="2" w15:restartNumberingAfterBreak="0">
     <w:nsid w:val="04CA58A0"/>
     <w:multiLevelType w:val="hybridMultilevel"/>
     <w:tmpl w:val="5622EE42"/>
@@ -17396,7 +17821,7 @@
       </w:pPr>
     </w:lvl>
   </w:abstractNum>
-  <w:abstractNum w:abstractNumId="2" w15:restartNumberingAfterBreak="0">
+  <w:abstractNum w:abstractNumId="3" w15:restartNumberingAfterBreak="0">
     <w:nsid w:val="05D97D4B"/>
     <w:multiLevelType w:val="hybridMultilevel"/>
     <w:tmpl w:val="FC82BA9C"/>
@@ -17509,7 +17934,7 @@
       </w:rPr>
     </w:lvl>
   </w:abstractNum>
-  <w:abstractNum w:abstractNumId="3" w15:restartNumberingAfterBreak="0">
+  <w:abstractNum w:abstractNumId="4" w15:restartNumberingAfterBreak="0">
     <w:nsid w:val="06702521"/>
     <w:multiLevelType w:val="hybridMultilevel"/>
     <w:tmpl w:val="59407E82"/>
@@ -17622,7 +18047,7 @@
       </w:rPr>
     </w:lvl>
   </w:abstractNum>
-  <w:abstractNum w:abstractNumId="4" w15:restartNumberingAfterBreak="0">
+  <w:abstractNum w:abstractNumId="5" w15:restartNumberingAfterBreak="0">
     <w:nsid w:val="08984D78"/>
     <w:multiLevelType w:val="multilevel"/>
     <w:tmpl w:val="58CCE4F4"/>
@@ -17735,7 +18160,7 @@
       </w:rPr>
     </w:lvl>
   </w:abstractNum>
-  <w:abstractNum w:abstractNumId="5" w15:restartNumberingAfterBreak="0">
+  <w:abstractNum w:abstractNumId="6" w15:restartNumberingAfterBreak="0">
     <w:nsid w:val="0B433ABF"/>
     <w:multiLevelType w:val="hybridMultilevel"/>
     <w:tmpl w:val="BE3698E4"/>
@@ -17856,7 +18281,7 @@
       </w:rPr>
     </w:lvl>
   </w:abstractNum>
-  <w:abstractNum w:abstractNumId="6" w15:restartNumberingAfterBreak="0">
+  <w:abstractNum w:abstractNumId="7" w15:restartNumberingAfterBreak="0">
     <w:nsid w:val="0BEC1CF0"/>
     <w:multiLevelType w:val="hybridMultilevel"/>
     <w:tmpl w:val="69044A18"/>
@@ -17969,7 +18394,7 @@
       </w:rPr>
     </w:lvl>
   </w:abstractNum>
-  <w:abstractNum w:abstractNumId="7" w15:restartNumberingAfterBreak="0">
+  <w:abstractNum w:abstractNumId="8" w15:restartNumberingAfterBreak="0">
     <w:nsid w:val="0C8C120A"/>
     <w:multiLevelType w:val="hybridMultilevel"/>
     <w:tmpl w:val="7292DC40"/>
@@ -18066,7 +18491,7 @@
       </w:pPr>
     </w:lvl>
   </w:abstractNum>
-  <w:abstractNum w:abstractNumId="8" w15:restartNumberingAfterBreak="0">
+  <w:abstractNum w:abstractNumId="9" w15:restartNumberingAfterBreak="0">
     <w:nsid w:val="0E417BB3"/>
     <w:multiLevelType w:val="hybridMultilevel"/>
     <w:tmpl w:val="BBFAFF58"/>
@@ -18179,7 +18604,7 @@
       </w:rPr>
     </w:lvl>
   </w:abstractNum>
-  <w:abstractNum w:abstractNumId="9" w15:restartNumberingAfterBreak="0">
+  <w:abstractNum w:abstractNumId="10" w15:restartNumberingAfterBreak="0">
     <w:nsid w:val="0EC976C0"/>
     <w:multiLevelType w:val="hybridMultilevel"/>
     <w:tmpl w:val="A7329950"/>
@@ -18301,7 +18726,7 @@
       </w:rPr>
     </w:lvl>
   </w:abstractNum>
-  <w:abstractNum w:abstractNumId="10" w15:restartNumberingAfterBreak="0">
+  <w:abstractNum w:abstractNumId="11" w15:restartNumberingAfterBreak="0">
     <w:nsid w:val="10AE208F"/>
     <w:multiLevelType w:val="hybridMultilevel"/>
     <w:tmpl w:val="81DC518C"/>
@@ -18399,7 +18824,7 @@
       </w:pPr>
     </w:lvl>
   </w:abstractNum>
-  <w:abstractNum w:abstractNumId="11" w15:restartNumberingAfterBreak="0">
+  <w:abstractNum w:abstractNumId="12" w15:restartNumberingAfterBreak="0">
     <w:nsid w:val="10FB2CB9"/>
     <w:multiLevelType w:val="hybridMultilevel"/>
     <w:tmpl w:val="F518514E"/>
@@ -18512,7 +18937,7 @@
       </w:rPr>
     </w:lvl>
   </w:abstractNum>
-  <w:abstractNum w:abstractNumId="12" w15:restartNumberingAfterBreak="0">
+  <w:abstractNum w:abstractNumId="13" w15:restartNumberingAfterBreak="0">
     <w:nsid w:val="11866DA3"/>
     <w:multiLevelType w:val="hybridMultilevel"/>
     <w:tmpl w:val="75F0DC74"/>
@@ -18634,7 +19059,7 @@
       </w:rPr>
     </w:lvl>
   </w:abstractNum>
-  <w:abstractNum w:abstractNumId="13" w15:restartNumberingAfterBreak="0">
+  <w:abstractNum w:abstractNumId="14" w15:restartNumberingAfterBreak="0">
     <w:nsid w:val="11AB7695"/>
     <w:multiLevelType w:val="hybridMultilevel"/>
     <w:tmpl w:val="01D6AEFC"/>
@@ -18756,7 +19181,7 @@
       </w:rPr>
     </w:lvl>
   </w:abstractNum>
-  <w:abstractNum w:abstractNumId="14" w15:restartNumberingAfterBreak="0">
+  <w:abstractNum w:abstractNumId="15" w15:restartNumberingAfterBreak="0">
     <w:nsid w:val="12E75ED0"/>
     <w:multiLevelType w:val="hybridMultilevel"/>
     <w:tmpl w:val="6D5039A2"/>
@@ -18845,7 +19270,7 @@
       </w:pPr>
     </w:lvl>
   </w:abstractNum>
-  <w:abstractNum w:abstractNumId="15" w15:restartNumberingAfterBreak="0">
+  <w:abstractNum w:abstractNumId="16" w15:restartNumberingAfterBreak="0">
     <w:nsid w:val="170E2761"/>
     <w:multiLevelType w:val="hybridMultilevel"/>
     <w:tmpl w:val="8BA26E38"/>
@@ -18966,7 +19391,7 @@
       </w:rPr>
     </w:lvl>
   </w:abstractNum>
-  <w:abstractNum w:abstractNumId="16" w15:restartNumberingAfterBreak="0">
+  <w:abstractNum w:abstractNumId="17" w15:restartNumberingAfterBreak="0">
     <w:nsid w:val="1F466839"/>
     <w:multiLevelType w:val="hybridMultilevel"/>
     <w:tmpl w:val="2B26CA02"/>
@@ -19087,7 +19512,93 @@
       </w:rPr>
     </w:lvl>
   </w:abstractNum>
-  <w:abstractNum w:abstractNumId="17" w15:restartNumberingAfterBreak="0">
+  <w:abstractNum w:abstractNumId="18" w15:restartNumberingAfterBreak="0">
+    <w:nsid w:val="250F7A67"/>
+    <w:multiLevelType w:val="hybridMultilevel"/>
+    <w:tmpl w:val="200CCB14"/>
+    <w:lvl w:ilvl="0" w:tplc="20000017">
+      <w:start w:val="1"/>
+      <w:numFmt w:val="lowerLetter"/>
+      <w:lvlText w:val="%1)"/>
+      <w:lvlJc w:val="left"/>
+      <w:pPr>
+        <w:ind w:left="1739" w:hanging="360"/>
+      </w:pPr>
+    </w:lvl>
+    <w:lvl w:ilvl="1" w:tplc="20000019" w:tentative="1">
+      <w:start w:val="1"/>
+      <w:numFmt w:val="lowerLetter"/>
+      <w:lvlText w:val="%2."/>
+      <w:lvlJc w:val="left"/>
+      <w:pPr>
+        <w:ind w:left="2459" w:hanging="360"/>
+      </w:pPr>
+    </w:lvl>
+    <w:lvl w:ilvl="2" w:tplc="2000001B" w:tentative="1">
+      <w:start w:val="1"/>
+      <w:numFmt w:val="lowerRoman"/>
+      <w:lvlText w:val="%3."/>
+      <w:lvlJc w:val="right"/>
+      <w:pPr>
+        <w:ind w:left="3179" w:hanging="180"/>
+      </w:pPr>
+    </w:lvl>
+    <w:lvl w:ilvl="3" w:tplc="2000000F" w:tentative="1">
+      <w:start w:val="1"/>
+      <w:numFmt w:val="decimal"/>
+      <w:lvlText w:val="%4."/>
+      <w:lvlJc w:val="left"/>
+      <w:pPr>
+        <w:ind w:left="3899" w:hanging="360"/>
+      </w:pPr>
+    </w:lvl>
+    <w:lvl w:ilvl="4" w:tplc="20000019" w:tentative="1">
+      <w:start w:val="1"/>
+      <w:numFmt w:val="lowerLetter"/>
+      <w:lvlText w:val="%5."/>
+      <w:lvlJc w:val="left"/>
+      <w:pPr>
+        <w:ind w:left="4619" w:hanging="360"/>
+      </w:pPr>
+    </w:lvl>
+    <w:lvl w:ilvl="5" w:tplc="2000001B" w:tentative="1">
+      <w:start w:val="1"/>
+      <w:numFmt w:val="lowerRoman"/>
+      <w:lvlText w:val="%6."/>
+      <w:lvlJc w:val="right"/>
+      <w:pPr>
+        <w:ind w:left="5339" w:hanging="180"/>
+      </w:pPr>
+    </w:lvl>
+    <w:lvl w:ilvl="6" w:tplc="2000000F" w:tentative="1">
+      <w:start w:val="1"/>
+      <w:numFmt w:val="decimal"/>
+      <w:lvlText w:val="%7."/>
+      <w:lvlJc w:val="left"/>
+      <w:pPr>
+        <w:ind w:left="6059" w:hanging="360"/>
+      </w:pPr>
+    </w:lvl>
+    <w:lvl w:ilvl="7" w:tplc="20000019" w:tentative="1">
+      <w:start w:val="1"/>
+      <w:numFmt w:val="lowerLetter"/>
+      <w:lvlText w:val="%8."/>
+      <w:lvlJc w:val="left"/>
+      <w:pPr>
+        <w:ind w:left="6779" w:hanging="360"/>
+      </w:pPr>
+    </w:lvl>
+    <w:lvl w:ilvl="8" w:tplc="2000001B" w:tentative="1">
+      <w:start w:val="1"/>
+      <w:numFmt w:val="lowerRoman"/>
+      <w:lvlText w:val="%9."/>
+      <w:lvlJc w:val="right"/>
+      <w:pPr>
+        <w:ind w:left="7499" w:hanging="180"/>
+      </w:pPr>
+    </w:lvl>
+  </w:abstractNum>
+  <w:abstractNum w:abstractNumId="19" w15:restartNumberingAfterBreak="0">
     <w:nsid w:val="2AF37704"/>
     <w:multiLevelType w:val="hybridMultilevel"/>
     <w:tmpl w:val="B980D33A"/>
@@ -19209,7 +19720,7 @@
       </w:rPr>
     </w:lvl>
   </w:abstractNum>
-  <w:abstractNum w:abstractNumId="18" w15:restartNumberingAfterBreak="0">
+  <w:abstractNum w:abstractNumId="20" w15:restartNumberingAfterBreak="0">
     <w:nsid w:val="2B3B27A6"/>
     <w:multiLevelType w:val="hybridMultilevel"/>
     <w:tmpl w:val="609CDB2C"/>
@@ -19295,7 +19806,7 @@
       </w:pPr>
     </w:lvl>
   </w:abstractNum>
-  <w:abstractNum w:abstractNumId="19" w15:restartNumberingAfterBreak="0">
+  <w:abstractNum w:abstractNumId="21" w15:restartNumberingAfterBreak="0">
     <w:nsid w:val="2C2A7FEC"/>
     <w:multiLevelType w:val="hybridMultilevel"/>
     <w:tmpl w:val="22545D4A"/>
@@ -19417,7 +19928,7 @@
       </w:rPr>
     </w:lvl>
   </w:abstractNum>
-  <w:abstractNum w:abstractNumId="20" w15:restartNumberingAfterBreak="0">
+  <w:abstractNum w:abstractNumId="22" w15:restartNumberingAfterBreak="0">
     <w:nsid w:val="2E565151"/>
     <w:multiLevelType w:val="hybridMultilevel"/>
     <w:tmpl w:val="5A38925C"/>
@@ -19539,7 +20050,7 @@
       </w:rPr>
     </w:lvl>
   </w:abstractNum>
-  <w:abstractNum w:abstractNumId="21" w15:restartNumberingAfterBreak="0">
+  <w:abstractNum w:abstractNumId="23" w15:restartNumberingAfterBreak="0">
     <w:nsid w:val="358A1E35"/>
     <w:multiLevelType w:val="hybridMultilevel"/>
     <w:tmpl w:val="C7164D4E"/>
@@ -19660,7 +20171,7 @@
       </w:rPr>
     </w:lvl>
   </w:abstractNum>
-  <w:abstractNum w:abstractNumId="22" w15:restartNumberingAfterBreak="0">
+  <w:abstractNum w:abstractNumId="24" w15:restartNumberingAfterBreak="0">
     <w:nsid w:val="46FF79DC"/>
     <w:multiLevelType w:val="hybridMultilevel"/>
     <w:tmpl w:val="538A26EA"/>
@@ -19757,7 +20268,7 @@
       </w:pPr>
     </w:lvl>
   </w:abstractNum>
-  <w:abstractNum w:abstractNumId="23" w15:restartNumberingAfterBreak="0">
+  <w:abstractNum w:abstractNumId="25" w15:restartNumberingAfterBreak="0">
     <w:nsid w:val="484822ED"/>
     <w:multiLevelType w:val="multilevel"/>
     <w:tmpl w:val="AD007626"/>
@@ -19870,7 +20381,7 @@
       </w:rPr>
     </w:lvl>
   </w:abstractNum>
-  <w:abstractNum w:abstractNumId="24" w15:restartNumberingAfterBreak="0">
+  <w:abstractNum w:abstractNumId="26" w15:restartNumberingAfterBreak="0">
     <w:nsid w:val="517C4A61"/>
     <w:multiLevelType w:val="hybridMultilevel"/>
     <w:tmpl w:val="3862727E"/>
@@ -19992,7 +20503,7 @@
       </w:rPr>
     </w:lvl>
   </w:abstractNum>
-  <w:abstractNum w:abstractNumId="25" w15:restartNumberingAfterBreak="0">
+  <w:abstractNum w:abstractNumId="27" w15:restartNumberingAfterBreak="0">
     <w:nsid w:val="519059C8"/>
     <w:multiLevelType w:val="multilevel"/>
     <w:tmpl w:val="58CCE4F4"/>
@@ -20105,7 +20616,7 @@
       </w:rPr>
     </w:lvl>
   </w:abstractNum>
-  <w:abstractNum w:abstractNumId="26" w15:restartNumberingAfterBreak="0">
+  <w:abstractNum w:abstractNumId="28" w15:restartNumberingAfterBreak="0">
     <w:nsid w:val="5509013A"/>
     <w:multiLevelType w:val="hybridMultilevel"/>
     <w:tmpl w:val="1D62B69C"/>
@@ -20191,7 +20702,7 @@
       </w:pPr>
     </w:lvl>
   </w:abstractNum>
-  <w:abstractNum w:abstractNumId="27" w15:restartNumberingAfterBreak="0">
+  <w:abstractNum w:abstractNumId="29" w15:restartNumberingAfterBreak="0">
     <w:nsid w:val="581D0D4B"/>
     <w:multiLevelType w:val="hybridMultilevel"/>
     <w:tmpl w:val="DF2AEB4C"/>
@@ -20312,7 +20823,7 @@
       </w:rPr>
     </w:lvl>
   </w:abstractNum>
-  <w:abstractNum w:abstractNumId="28" w15:restartNumberingAfterBreak="0">
+  <w:abstractNum w:abstractNumId="30" w15:restartNumberingAfterBreak="0">
     <w:nsid w:val="5AAE052A"/>
     <w:multiLevelType w:val="hybridMultilevel"/>
     <w:tmpl w:val="B2BA011A"/>
@@ -20402,7 +20913,7 @@
       </w:pPr>
     </w:lvl>
   </w:abstractNum>
-  <w:abstractNum w:abstractNumId="29" w15:restartNumberingAfterBreak="0">
+  <w:abstractNum w:abstractNumId="31" w15:restartNumberingAfterBreak="0">
     <w:nsid w:val="5BDE2776"/>
     <w:multiLevelType w:val="hybridMultilevel"/>
     <w:tmpl w:val="596AA54E"/>
@@ -20515,7 +21026,7 @@
       </w:rPr>
     </w:lvl>
   </w:abstractNum>
-  <w:abstractNum w:abstractNumId="30" w15:restartNumberingAfterBreak="0">
+  <w:abstractNum w:abstractNumId="32" w15:restartNumberingAfterBreak="0">
     <w:nsid w:val="5C9A526E"/>
     <w:multiLevelType w:val="multilevel"/>
     <w:tmpl w:val="62B4F4F2"/>
@@ -20664,7 +21175,7 @@
       </w:rPr>
     </w:lvl>
   </w:abstractNum>
-  <w:abstractNum w:abstractNumId="31" w15:restartNumberingAfterBreak="0">
+  <w:abstractNum w:abstractNumId="33" w15:restartNumberingAfterBreak="0">
     <w:nsid w:val="67310C0D"/>
     <w:multiLevelType w:val="hybridMultilevel"/>
     <w:tmpl w:val="54163FB0"/>
@@ -20761,7 +21272,7 @@
       </w:pPr>
     </w:lvl>
   </w:abstractNum>
-  <w:abstractNum w:abstractNumId="32" w15:restartNumberingAfterBreak="0">
+  <w:abstractNum w:abstractNumId="34" w15:restartNumberingAfterBreak="0">
     <w:nsid w:val="67556E02"/>
     <w:multiLevelType w:val="hybridMultilevel"/>
     <w:tmpl w:val="0C28B358"/>
@@ -20883,7 +21394,7 @@
       </w:rPr>
     </w:lvl>
   </w:abstractNum>
-  <w:abstractNum w:abstractNumId="33" w15:restartNumberingAfterBreak="0">
+  <w:abstractNum w:abstractNumId="35" w15:restartNumberingAfterBreak="0">
     <w:nsid w:val="68943583"/>
     <w:multiLevelType w:val="multilevel"/>
     <w:tmpl w:val="4858D2F6"/>
@@ -21028,7 +21539,7 @@
       </w:rPr>
     </w:lvl>
   </w:abstractNum>
-  <w:abstractNum w:abstractNumId="34" w15:restartNumberingAfterBreak="0">
+  <w:abstractNum w:abstractNumId="36" w15:restartNumberingAfterBreak="0">
     <w:nsid w:val="6A133080"/>
     <w:multiLevelType w:val="hybridMultilevel"/>
     <w:tmpl w:val="9E84C746"/>
@@ -21114,7 +21625,7 @@
       </w:pPr>
     </w:lvl>
   </w:abstractNum>
-  <w:abstractNum w:abstractNumId="35" w15:restartNumberingAfterBreak="0">
+  <w:abstractNum w:abstractNumId="37" w15:restartNumberingAfterBreak="0">
     <w:nsid w:val="6C640687"/>
     <w:multiLevelType w:val="hybridMultilevel"/>
     <w:tmpl w:val="01D6AEFC"/>
@@ -21236,7 +21747,93 @@
       </w:rPr>
     </w:lvl>
   </w:abstractNum>
-  <w:abstractNum w:abstractNumId="36" w15:restartNumberingAfterBreak="0">
+  <w:abstractNum w:abstractNumId="38" w15:restartNumberingAfterBreak="0">
+    <w:nsid w:val="6DD2507A"/>
+    <w:multiLevelType w:val="hybridMultilevel"/>
+    <w:tmpl w:val="46BC1EBA"/>
+    <w:lvl w:ilvl="0" w:tplc="20000017">
+      <w:start w:val="1"/>
+      <w:numFmt w:val="lowerLetter"/>
+      <w:lvlText w:val="%1)"/>
+      <w:lvlJc w:val="left"/>
+      <w:pPr>
+        <w:ind w:left="720" w:hanging="360"/>
+      </w:pPr>
+    </w:lvl>
+    <w:lvl w:ilvl="1" w:tplc="20000019" w:tentative="1">
+      <w:start w:val="1"/>
+      <w:numFmt w:val="lowerLetter"/>
+      <w:lvlText w:val="%2."/>
+      <w:lvlJc w:val="left"/>
+      <w:pPr>
+        <w:ind w:left="1440" w:hanging="360"/>
+      </w:pPr>
+    </w:lvl>
+    <w:lvl w:ilvl="2" w:tplc="2000001B" w:tentative="1">
+      <w:start w:val="1"/>
+      <w:numFmt w:val="lowerRoman"/>
+      <w:lvlText w:val="%3."/>
+      <w:lvlJc w:val="right"/>
+      <w:pPr>
+        <w:ind w:left="2160" w:hanging="180"/>
+      </w:pPr>
+    </w:lvl>
+    <w:lvl w:ilvl="3" w:tplc="2000000F" w:tentative="1">
+      <w:start w:val="1"/>
+      <w:numFmt w:val="decimal"/>
+      <w:lvlText w:val="%4."/>
+      <w:lvlJc w:val="left"/>
+      <w:pPr>
+        <w:ind w:left="2880" w:hanging="360"/>
+      </w:pPr>
+    </w:lvl>
+    <w:lvl w:ilvl="4" w:tplc="20000019" w:tentative="1">
+      <w:start w:val="1"/>
+      <w:numFmt w:val="lowerLetter"/>
+      <w:lvlText w:val="%5."/>
+      <w:lvlJc w:val="left"/>
+      <w:pPr>
+        <w:ind w:left="3600" w:hanging="360"/>
+      </w:pPr>
+    </w:lvl>
+    <w:lvl w:ilvl="5" w:tplc="2000001B" w:tentative="1">
+      <w:start w:val="1"/>
+      <w:numFmt w:val="lowerRoman"/>
+      <w:lvlText w:val="%6."/>
+      <w:lvlJc w:val="right"/>
+      <w:pPr>
+        <w:ind w:left="4320" w:hanging="180"/>
+      </w:pPr>
+    </w:lvl>
+    <w:lvl w:ilvl="6" w:tplc="2000000F" w:tentative="1">
+      <w:start w:val="1"/>
+      <w:numFmt w:val="decimal"/>
+      <w:lvlText w:val="%7."/>
+      <w:lvlJc w:val="left"/>
+      <w:pPr>
+        <w:ind w:left="5040" w:hanging="360"/>
+      </w:pPr>
+    </w:lvl>
+    <w:lvl w:ilvl="7" w:tplc="20000019" w:tentative="1">
+      <w:start w:val="1"/>
+      <w:numFmt w:val="lowerLetter"/>
+      <w:lvlText w:val="%8."/>
+      <w:lvlJc w:val="left"/>
+      <w:pPr>
+        <w:ind w:left="5760" w:hanging="360"/>
+      </w:pPr>
+    </w:lvl>
+    <w:lvl w:ilvl="8" w:tplc="2000001B" w:tentative="1">
+      <w:start w:val="1"/>
+      <w:numFmt w:val="lowerRoman"/>
+      <w:lvlText w:val="%9."/>
+      <w:lvlJc w:val="right"/>
+      <w:pPr>
+        <w:ind w:left="6480" w:hanging="180"/>
+      </w:pPr>
+    </w:lvl>
+  </w:abstractNum>
+  <w:abstractNum w:abstractNumId="39" w15:restartNumberingAfterBreak="0">
     <w:nsid w:val="6EF903BF"/>
     <w:multiLevelType w:val="multilevel"/>
     <w:tmpl w:val="297847B0"/>
@@ -21385,7 +21982,7 @@
       </w:rPr>
     </w:lvl>
   </w:abstractNum>
-  <w:abstractNum w:abstractNumId="37" w15:restartNumberingAfterBreak="0">
+  <w:abstractNum w:abstractNumId="40" w15:restartNumberingAfterBreak="0">
     <w:nsid w:val="77DE558F"/>
     <w:multiLevelType w:val="hybridMultilevel"/>
     <w:tmpl w:val="88CEC7B0"/>
@@ -21507,7 +22104,7 @@
       </w:rPr>
     </w:lvl>
   </w:abstractNum>
-  <w:abstractNum w:abstractNumId="38" w15:restartNumberingAfterBreak="0">
+  <w:abstractNum w:abstractNumId="41" w15:restartNumberingAfterBreak="0">
     <w:nsid w:val="78DB4CEF"/>
     <w:multiLevelType w:val="hybridMultilevel"/>
     <w:tmpl w:val="0F4AFAF2"/>
@@ -21604,7 +22201,7 @@
       </w:pPr>
     </w:lvl>
   </w:abstractNum>
-  <w:abstractNum w:abstractNumId="39" w15:restartNumberingAfterBreak="0">
+  <w:abstractNum w:abstractNumId="42" w15:restartNumberingAfterBreak="0">
     <w:nsid w:val="7D016007"/>
     <w:multiLevelType w:val="hybridMultilevel"/>
     <w:tmpl w:val="3DD452A2"/>
@@ -21718,124 +22315,133 @@
     </w:lvl>
   </w:abstractNum>
   <w:num w:numId="1" w16cid:durableId="2012179846">
+    <w:abstractNumId w:val="5"/>
+  </w:num>
+  <w:num w:numId="2" w16cid:durableId="1365207183">
+    <w:abstractNumId w:val="15"/>
+  </w:num>
+  <w:num w:numId="3" w16cid:durableId="318316185">
+    <w:abstractNumId w:val="3"/>
+  </w:num>
+  <w:num w:numId="4" w16cid:durableId="1770009563">
+    <w:abstractNumId w:val="39"/>
+  </w:num>
+  <w:num w:numId="5" w16cid:durableId="2058579802">
+    <w:abstractNumId w:val="32"/>
+  </w:num>
+  <w:num w:numId="6" w16cid:durableId="737165875">
+    <w:abstractNumId w:val="42"/>
+  </w:num>
+  <w:num w:numId="7" w16cid:durableId="163209347">
+    <w:abstractNumId w:val="27"/>
+  </w:num>
+  <w:num w:numId="8" w16cid:durableId="1528644575">
+    <w:abstractNumId w:val="9"/>
+  </w:num>
+  <w:num w:numId="9" w16cid:durableId="833376966">
+    <w:abstractNumId w:val="25"/>
+  </w:num>
+  <w:num w:numId="10" w16cid:durableId="1261793150">
+    <w:abstractNumId w:val="2"/>
+  </w:num>
+  <w:num w:numId="11" w16cid:durableId="1646734366">
+    <w:abstractNumId w:val="7"/>
+  </w:num>
+  <w:num w:numId="12" w16cid:durableId="290282183">
+    <w:abstractNumId w:val="35"/>
+  </w:num>
+  <w:num w:numId="13" w16cid:durableId="508524748">
     <w:abstractNumId w:val="4"/>
   </w:num>
-  <w:num w:numId="2" w16cid:durableId="1365207183">
-    <w:abstractNumId w:val="14"/>
+  <w:num w:numId="14" w16cid:durableId="1998417116">
+    <w:abstractNumId w:val="12"/>
   </w:num>
-  <w:num w:numId="3" w16cid:durableId="318316185">
-    <w:abstractNumId w:val="2"/>
+  <w:num w:numId="15" w16cid:durableId="1707877043">
+    <w:abstractNumId w:val="30"/>
   </w:num>
-  <w:num w:numId="4" w16cid:durableId="1770009563">
+  <w:num w:numId="16" w16cid:durableId="602804732">
+    <w:abstractNumId w:val="31"/>
+  </w:num>
+  <w:num w:numId="17" w16cid:durableId="1667323583">
+    <w:abstractNumId w:val="20"/>
+  </w:num>
+  <w:num w:numId="18" w16cid:durableId="1339581994">
+    <w:abstractNumId w:val="16"/>
+  </w:num>
+  <w:num w:numId="19" w16cid:durableId="796945160">
+    <w:abstractNumId w:val="17"/>
+  </w:num>
+  <w:num w:numId="20" w16cid:durableId="1704986089">
     <w:abstractNumId w:val="36"/>
   </w:num>
-  <w:num w:numId="5" w16cid:durableId="2058579802">
-    <w:abstractNumId w:val="30"/>
-  </w:num>
-  <w:num w:numId="6" w16cid:durableId="737165875">
-    <w:abstractNumId w:val="39"/>
-  </w:num>
-  <w:num w:numId="7" w16cid:durableId="163209347">
-    <w:abstractNumId w:val="25"/>
-  </w:num>
-  <w:num w:numId="8" w16cid:durableId="1528644575">
+  <w:num w:numId="21" w16cid:durableId="737825128">
     <w:abstractNumId w:val="8"/>
   </w:num>
-  <w:num w:numId="9" w16cid:durableId="833376966">
-    <w:abstractNumId w:val="23"/>
+  <w:num w:numId="22" w16cid:durableId="478307426">
+    <w:abstractNumId w:val="34"/>
   </w:num>
-  <w:num w:numId="10" w16cid:durableId="1261793150">
-    <w:abstractNumId w:val="1"/>
+  <w:num w:numId="23" w16cid:durableId="1075933549">
+    <w:abstractNumId w:val="41"/>
   </w:num>
-  <w:num w:numId="11" w16cid:durableId="1646734366">
+  <w:num w:numId="24" w16cid:durableId="154339193">
+    <w:abstractNumId w:val="37"/>
+  </w:num>
+  <w:num w:numId="25" w16cid:durableId="1265847982">
+    <w:abstractNumId w:val="13"/>
+  </w:num>
+  <w:num w:numId="26" w16cid:durableId="55662880">
+    <w:abstractNumId w:val="29"/>
+  </w:num>
+  <w:num w:numId="27" w16cid:durableId="1258907346">
+    <w:abstractNumId w:val="11"/>
+  </w:num>
+  <w:num w:numId="28" w16cid:durableId="263659101">
+    <w:abstractNumId w:val="33"/>
+  </w:num>
+  <w:num w:numId="29" w16cid:durableId="353267007">
+    <w:abstractNumId w:val="40"/>
+  </w:num>
+  <w:num w:numId="30" w16cid:durableId="338392961">
+    <w:abstractNumId w:val="19"/>
+  </w:num>
+  <w:num w:numId="31" w16cid:durableId="1079987799">
+    <w:abstractNumId w:val="24"/>
+  </w:num>
+  <w:num w:numId="32" w16cid:durableId="765077720">
+    <w:abstractNumId w:val="26"/>
+  </w:num>
+  <w:num w:numId="33" w16cid:durableId="174809297">
     <w:abstractNumId w:val="6"/>
   </w:num>
-  <w:num w:numId="12" w16cid:durableId="290282183">
-    <w:abstractNumId w:val="33"/>
-  </w:num>
-  <w:num w:numId="13" w16cid:durableId="508524748">
-    <w:abstractNumId w:val="3"/>
-  </w:num>
-  <w:num w:numId="14" w16cid:durableId="1998417116">
-    <w:abstractNumId w:val="11"/>
-  </w:num>
-  <w:num w:numId="15" w16cid:durableId="1707877043">
+  <w:num w:numId="34" w16cid:durableId="834420448">
     <w:abstractNumId w:val="28"/>
   </w:num>
-  <w:num w:numId="16" w16cid:durableId="602804732">
-    <w:abstractNumId w:val="29"/>
-  </w:num>
-  <w:num w:numId="17" w16cid:durableId="1667323583">
-    <w:abstractNumId w:val="18"/>
-  </w:num>
-  <w:num w:numId="18" w16cid:durableId="1339581994">
-    <w:abstractNumId w:val="15"/>
-  </w:num>
-  <w:num w:numId="19" w16cid:durableId="796945160">
-    <w:abstractNumId w:val="16"/>
-  </w:num>
-  <w:num w:numId="20" w16cid:durableId="1704986089">
-    <w:abstractNumId w:val="34"/>
-  </w:num>
-  <w:num w:numId="21" w16cid:durableId="737825128">
-    <w:abstractNumId w:val="7"/>
-  </w:num>
-  <w:num w:numId="22" w16cid:durableId="478307426">
-    <w:abstractNumId w:val="32"/>
-  </w:num>
-  <w:num w:numId="23" w16cid:durableId="1075933549">
-    <w:abstractNumId w:val="38"/>
-  </w:num>
-  <w:num w:numId="24" w16cid:durableId="154339193">
-    <w:abstractNumId w:val="35"/>
-  </w:num>
-  <w:num w:numId="25" w16cid:durableId="1265847982">
-    <w:abstractNumId w:val="12"/>
-  </w:num>
-  <w:num w:numId="26" w16cid:durableId="55662880">
-    <w:abstractNumId w:val="27"/>
-  </w:num>
-  <w:num w:numId="27" w16cid:durableId="1258907346">
-    <w:abstractNumId w:val="10"/>
-  </w:num>
-  <w:num w:numId="28" w16cid:durableId="263659101">
-    <w:abstractNumId w:val="31"/>
-  </w:num>
-  <w:num w:numId="29" w16cid:durableId="353267007">
-    <w:abstractNumId w:val="37"/>
-  </w:num>
-  <w:num w:numId="30" w16cid:durableId="338392961">
-    <w:abstractNumId w:val="17"/>
-  </w:num>
-  <w:num w:numId="31" w16cid:durableId="1079987799">
-    <w:abstractNumId w:val="22"/>
-  </w:num>
-  <w:num w:numId="32" w16cid:durableId="765077720">
-    <w:abstractNumId w:val="24"/>
-  </w:num>
-  <w:num w:numId="33" w16cid:durableId="174809297">
-    <w:abstractNumId w:val="5"/>
-  </w:num>
-  <w:num w:numId="34" w16cid:durableId="834420448">
-    <w:abstractNumId w:val="26"/>
-  </w:num>
   <w:num w:numId="35" w16cid:durableId="1348368854">
-    <w:abstractNumId w:val="19"/>
+    <w:abstractNumId w:val="21"/>
   </w:num>
   <w:num w:numId="36" w16cid:durableId="1799756596">
-    <w:abstractNumId w:val="9"/>
+    <w:abstractNumId w:val="10"/>
   </w:num>
   <w:num w:numId="37" w16cid:durableId="1062486456">
     <w:abstractNumId w:val="0"/>
   </w:num>
   <w:num w:numId="38" w16cid:durableId="402262101">
-    <w:abstractNumId w:val="21"/>
+    <w:abstractNumId w:val="23"/>
   </w:num>
   <w:num w:numId="39" w16cid:durableId="2018538060">
-    <w:abstractNumId w:val="13"/>
+    <w:abstractNumId w:val="14"/>
   </w:num>
   <w:num w:numId="40" w16cid:durableId="1161508273">
-    <w:abstractNumId w:val="20"/>
+    <w:abstractNumId w:val="22"/>
+  </w:num>
+  <w:num w:numId="41" w16cid:durableId="663900281">
+    <w:abstractNumId w:val="38"/>
+  </w:num>
+  <w:num w:numId="42" w16cid:durableId="1851917979">
+    <w:abstractNumId w:val="18"/>
+  </w:num>
+  <w:num w:numId="43" w16cid:durableId="1028532539">
+    <w:abstractNumId w:val="1"/>
   </w:num>
   <w:numIdMacAtCleanup w:val="33"/>
 </w:numbering>
